--- a/Proyecto Final (Version Final).docx
+++ b/Proyecto Final (Version Final).docx
@@ -4,7 +4,7 @@
   <w:body>
     <w:p>
       <w:pPr>
-        <w:spacing w:line="360" w:lineRule="auto"/>
+        <w:spacing w:line="276" w:lineRule="auto"/>
         <w:jc w:val="both"/>
       </w:pPr>
       <w:r>
@@ -14,7 +14,7 @@
         <mc:AlternateContent>
           <mc:Choice Requires="wps">
             <w:drawing>
-              <wp:anchor distT="0" distB="0" distL="114300" distR="114300" simplePos="0" relativeHeight="251658244" behindDoc="0" locked="0" layoutInCell="1" allowOverlap="1" wp14:anchorId="2DF421AF" wp14:editId="293DAA2E">
+              <wp:anchor distT="0" distB="0" distL="114300" distR="114300" simplePos="0" relativeHeight="251657220" behindDoc="0" locked="0" layoutInCell="1" allowOverlap="1" wp14:anchorId="2DF421AF" wp14:editId="3E4D1363">
                 <wp:simplePos x="0" y="0"/>
                 <wp:positionH relativeFrom="column">
                   <wp:posOffset>-501015</wp:posOffset>
@@ -150,7 +150,7 @@
           </mc:Choice>
           <mc:Fallback>
             <w:pict>
-              <v:rect w14:anchorId="2DF421AF" id="Cuadro de texto 7" o:spid="_x0000_s1026" style="position:absolute;left:0;text-align:left;margin-left:-39.45pt;margin-top:56.75pt;width:540.65pt;height:83.5pt;z-index:251658244;visibility:visible;mso-wrap-style:square;mso-width-percent:0;mso-height-percent:0;mso-wrap-distance-left:9pt;mso-wrap-distance-top:0;mso-wrap-distance-right:9pt;mso-wrap-distance-bottom:0;mso-position-horizontal:absolute;mso-position-horizontal-relative:text;mso-position-vertical:absolute;mso-position-vertical-relative:text;mso-width-percent:0;mso-height-percent:0;mso-width-relative:margin;mso-height-relative:margin;v-text-anchor:top" o:gfxdata="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" filled="f" stroked="f">
+              <v:rect w14:anchorId="2DF421AF" id="Cuadro de texto 7" o:spid="_x0000_s1026" style="position:absolute;left:0;text-align:left;margin-left:-39.45pt;margin-top:56.75pt;width:540.65pt;height:83.5pt;z-index:251657220;visibility:visible;mso-wrap-style:square;mso-width-percent:0;mso-height-percent:0;mso-wrap-distance-left:9pt;mso-wrap-distance-top:0;mso-wrap-distance-right:9pt;mso-wrap-distance-bottom:0;mso-position-horizontal:absolute;mso-position-horizontal-relative:text;mso-position-vertical:absolute;mso-position-vertical-relative:text;mso-width-percent:0;mso-height-percent:0;mso-width-relative:margin;mso-height-relative:margin;v-text-anchor:top" o:gfxdata="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" filled="f" stroked="f">
                 <v:textbox>
                   <w:txbxContent>
                     <w:p>
@@ -238,7 +238,7 @@
         <mc:AlternateContent>
           <mc:Choice Requires="wps">
             <w:drawing>
-              <wp:anchor distT="0" distB="0" distL="114300" distR="114300" simplePos="0" relativeHeight="251658243" behindDoc="0" locked="0" layoutInCell="1" allowOverlap="1" wp14:anchorId="24FBF7B0" wp14:editId="3A214415">
+              <wp:anchor distT="0" distB="0" distL="114300" distR="114300" simplePos="0" relativeHeight="251657219" behindDoc="0" locked="0" layoutInCell="1" allowOverlap="1" wp14:anchorId="24FBF7B0" wp14:editId="5774FE4F">
                 <wp:simplePos x="0" y="0"/>
                 <wp:positionH relativeFrom="margin">
                   <wp:posOffset>-535940</wp:posOffset>
@@ -343,7 +343,7 @@
           </mc:Choice>
           <mc:Fallback>
             <w:pict>
-              <v:rect w14:anchorId="24FBF7B0" id="Cuadro de texto 6" o:spid="_x0000_s1027" style="position:absolute;left:0;text-align:left;margin-left:-42.2pt;margin-top:-32.5pt;width:559.65pt;height:55.7pt;z-index:251658243;visibility:visible;mso-wrap-style:square;mso-width-percent:0;mso-height-percent:0;mso-wrap-distance-left:9pt;mso-wrap-distance-top:0;mso-wrap-distance-right:9pt;mso-wrap-distance-bottom:0;mso-position-horizontal:absolute;mso-position-horizontal-relative:margin;mso-position-vertical:absolute;mso-position-vertical-relative:text;mso-width-percent:0;mso-height-percent:0;mso-width-relative:margin;mso-height-relative:margin;v-text-anchor:top" o:gfxdata="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" filled="f" stroked="f">
+              <v:rect w14:anchorId="24FBF7B0" id="Cuadro de texto 6" o:spid="_x0000_s1027" style="position:absolute;left:0;text-align:left;margin-left:-42.2pt;margin-top:-32.5pt;width:559.65pt;height:55.7pt;z-index:251657219;visibility:visible;mso-wrap-style:square;mso-width-percent:0;mso-height-percent:0;mso-wrap-distance-left:9pt;mso-wrap-distance-top:0;mso-wrap-distance-right:9pt;mso-wrap-distance-bottom:0;mso-position-horizontal:absolute;mso-position-horizontal-relative:margin;mso-position-vertical:absolute;mso-position-vertical-relative:text;mso-width-percent:0;mso-height-percent:0;mso-width-relative:margin;mso-height-relative:margin;v-text-anchor:top" o:gfxdata="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" filled="f" stroked="f">
                 <v:textbox>
                   <w:txbxContent>
                     <w:p>
@@ -401,7 +401,7 @@
         <mc:AlternateContent>
           <mc:Choice Requires="wps">
             <w:drawing>
-              <wp:anchor distT="0" distB="0" distL="114300" distR="114300" simplePos="0" relativeHeight="251660293" behindDoc="0" locked="0" layoutInCell="1" allowOverlap="1" wp14:anchorId="77227A6C" wp14:editId="494A1555">
+              <wp:anchor distT="0" distB="0" distL="114300" distR="114300" simplePos="0" relativeHeight="251659269" behindDoc="0" locked="0" layoutInCell="1" allowOverlap="1" wp14:anchorId="77227A6C" wp14:editId="0D214122">
                 <wp:simplePos x="0" y="0"/>
                 <wp:positionH relativeFrom="column">
                   <wp:posOffset>-539115</wp:posOffset>
@@ -641,7 +641,7 @@
           </mc:Choice>
           <mc:Fallback>
             <w:pict>
-              <v:rect w14:anchorId="77227A6C" id="_x0000_s1028" style="position:absolute;left:0;text-align:left;margin-left:-42.45pt;margin-top:181.2pt;width:290pt;height:158.6pt;z-index:251660293;visibility:visible;mso-wrap-style:square;mso-width-percent:0;mso-height-percent:0;mso-wrap-distance-left:9pt;mso-wrap-distance-top:0;mso-wrap-distance-right:9pt;mso-wrap-distance-bottom:0;mso-position-horizontal:absolute;mso-position-horizontal-relative:text;mso-position-vertical:absolute;mso-position-vertical-relative:text;mso-width-percent:0;mso-height-percent:0;mso-width-relative:margin;mso-height-relative:margin;v-text-anchor:top" o:gfxdata="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" filled="f" stroked="f">
+              <v:rect w14:anchorId="77227A6C" id="_x0000_s1028" style="position:absolute;left:0;text-align:left;margin-left:-42.45pt;margin-top:181.2pt;width:290pt;height:158.6pt;z-index:251659269;visibility:visible;mso-wrap-style:square;mso-width-percent:0;mso-height-percent:0;mso-wrap-distance-left:9pt;mso-wrap-distance-top:0;mso-wrap-distance-right:9pt;mso-wrap-distance-bottom:0;mso-position-horizontal:absolute;mso-position-horizontal-relative:text;mso-position-vertical:absolute;mso-position-vertical-relative:text;mso-width-percent:0;mso-height-percent:0;mso-width-relative:margin;mso-height-relative:margin;v-text-anchor:top" o:gfxdata="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" filled="f" stroked="f">
                 <v:textbox>
                   <w:txbxContent>
                     <w:p>
@@ -829,93 +829,111 @@
     </w:p>
     <w:p>
       <w:pPr>
-        <w:spacing w:line="360" w:lineRule="auto"/>
+        <w:spacing w:line="276" w:lineRule="auto"/>
         <w:jc w:val="both"/>
       </w:pPr>
     </w:p>
     <w:p>
       <w:pPr>
-        <w:spacing w:line="360" w:lineRule="auto"/>
+        <w:spacing w:line="276" w:lineRule="auto"/>
         <w:jc w:val="both"/>
       </w:pPr>
     </w:p>
     <w:p>
       <w:pPr>
-        <w:spacing w:line="360" w:lineRule="auto"/>
+        <w:spacing w:line="276" w:lineRule="auto"/>
         <w:jc w:val="both"/>
       </w:pPr>
     </w:p>
     <w:p>
       <w:pPr>
-        <w:spacing w:line="360" w:lineRule="auto"/>
+        <w:spacing w:line="276" w:lineRule="auto"/>
         <w:jc w:val="both"/>
       </w:pPr>
     </w:p>
     <w:p>
       <w:pPr>
-        <w:spacing w:line="360" w:lineRule="auto"/>
+        <w:spacing w:line="276" w:lineRule="auto"/>
         <w:jc w:val="both"/>
       </w:pPr>
     </w:p>
     <w:p>
       <w:pPr>
-        <w:spacing w:line="360" w:lineRule="auto"/>
+        <w:spacing w:line="276" w:lineRule="auto"/>
         <w:jc w:val="both"/>
       </w:pPr>
     </w:p>
     <w:p>
       <w:pPr>
-        <w:spacing w:line="360" w:lineRule="auto"/>
+        <w:spacing w:line="276" w:lineRule="auto"/>
         <w:jc w:val="both"/>
       </w:pPr>
     </w:p>
     <w:p>
       <w:pPr>
-        <w:spacing w:line="360" w:lineRule="auto"/>
+        <w:spacing w:line="276" w:lineRule="auto"/>
         <w:jc w:val="both"/>
       </w:pPr>
     </w:p>
     <w:p>
       <w:pPr>
-        <w:spacing w:line="360" w:lineRule="auto"/>
+        <w:spacing w:line="276" w:lineRule="auto"/>
         <w:jc w:val="both"/>
       </w:pPr>
     </w:p>
     <w:p>
       <w:pPr>
-        <w:spacing w:line="360" w:lineRule="auto"/>
+        <w:spacing w:line="276" w:lineRule="auto"/>
         <w:jc w:val="both"/>
       </w:pPr>
     </w:p>
     <w:p>
       <w:pPr>
-        <w:spacing w:line="360" w:lineRule="auto"/>
+        <w:spacing w:line="276" w:lineRule="auto"/>
         <w:jc w:val="both"/>
       </w:pPr>
     </w:p>
     <w:p>
       <w:pPr>
-        <w:spacing w:line="360" w:lineRule="auto"/>
+        <w:spacing w:line="276" w:lineRule="auto"/>
         <w:jc w:val="both"/>
       </w:pPr>
     </w:p>
     <w:p>
       <w:pPr>
-        <w:spacing w:line="360" w:lineRule="auto"/>
+        <w:spacing w:line="276" w:lineRule="auto"/>
         <w:jc w:val="both"/>
       </w:pPr>
+    </w:p>
+    <w:p>
+      <w:pPr>
+        <w:spacing w:line="276" w:lineRule="auto"/>
+        <w:jc w:val="both"/>
+      </w:pPr>
+    </w:p>
+    <w:p>
+      <w:pPr>
+        <w:spacing w:line="276" w:lineRule="auto"/>
+        <w:jc w:val="both"/>
+      </w:pPr>
+    </w:p>
+    <w:p>
+      <w:pPr>
+        <w:spacing w:line="276" w:lineRule="auto"/>
+        <w:jc w:val="both"/>
+      </w:pPr>
       <w:r>
         <w:rPr>
           <w:noProof/>
         </w:rPr>
         <w:drawing>
-          <wp:anchor distT="0" distB="0" distL="114300" distR="114300" simplePos="0" relativeHeight="251658245" behindDoc="0" locked="0" layoutInCell="1" allowOverlap="1" wp14:anchorId="0D0FD776" wp14:editId="1BF32DD5">
+          <wp:anchor distT="0" distB="0" distL="114300" distR="114300" simplePos="0" relativeHeight="251657221" behindDoc="0" locked="0" layoutInCell="1" allowOverlap="1" wp14:anchorId="0D0FD776" wp14:editId="46116510">
             <wp:simplePos x="0" y="0"/>
             <wp:positionH relativeFrom="column">
-              <wp:posOffset>1438263</wp:posOffset>
+              <wp:posOffset>1149542</wp:posOffset>
             </wp:positionH>
             <wp:positionV relativeFrom="paragraph">
-              <wp:posOffset>182245</wp:posOffset>
+              <wp:posOffset>203835</wp:posOffset>
             </wp:positionV>
             <wp:extent cx="3060700" cy="2597679"/>
             <wp:effectExtent l="0" t="0" r="0" b="6350"/>
@@ -974,95 +992,103 @@
     </w:p>
     <w:p>
       <w:pPr>
-        <w:spacing w:line="360" w:lineRule="auto"/>
+        <w:spacing w:line="276" w:lineRule="auto"/>
         <w:jc w:val="both"/>
       </w:pPr>
     </w:p>
     <w:p>
       <w:pPr>
-        <w:spacing w:line="360" w:lineRule="auto"/>
+        <w:spacing w:line="276" w:lineRule="auto"/>
         <w:jc w:val="both"/>
       </w:pPr>
     </w:p>
     <w:p>
       <w:pPr>
-        <w:spacing w:line="360" w:lineRule="auto"/>
+        <w:spacing w:line="276" w:lineRule="auto"/>
         <w:jc w:val="both"/>
       </w:pPr>
     </w:p>
     <w:p>
       <w:pPr>
-        <w:spacing w:line="360" w:lineRule="auto"/>
+        <w:spacing w:line="276" w:lineRule="auto"/>
         <w:jc w:val="both"/>
       </w:pPr>
     </w:p>
     <w:p>
       <w:pPr>
-        <w:spacing w:line="360" w:lineRule="auto"/>
+        <w:spacing w:line="276" w:lineRule="auto"/>
         <w:jc w:val="both"/>
       </w:pPr>
     </w:p>
     <w:p>
       <w:pPr>
-        <w:spacing w:line="360" w:lineRule="auto"/>
-        <w:jc w:val="both"/>
-      </w:pPr>
+        <w:spacing w:line="276" w:lineRule="auto"/>
+      </w:pPr>
+      <w:r>
+        <w:br w:type="page"/>
+      </w:r>
     </w:p>
     <w:p>
       <w:pPr>
-        <w:spacing w:line="360" w:lineRule="auto"/>
+        <w:spacing w:line="276" w:lineRule="auto"/>
         <w:jc w:val="both"/>
       </w:pPr>
+      <w:r>
+        <w:lastRenderedPageBreak/>
+        <w:t>Índice</w:t>
+      </w:r>
     </w:p>
     <w:p>
       <w:pPr>
-        <w:spacing w:line="360" w:lineRule="auto"/>
+        <w:spacing w:line="276" w:lineRule="auto"/>
         <w:jc w:val="both"/>
       </w:pPr>
     </w:p>
     <w:p>
-      <w:r>
-        <w:br w:type="page"/>
-      </w:r>
+      <w:pPr>
+        <w:spacing w:line="276" w:lineRule="auto"/>
+        <w:jc w:val="both"/>
+      </w:pPr>
     </w:p>
     <w:p>
       <w:pPr>
-        <w:spacing w:line="360" w:lineRule="auto"/>
-        <w:jc w:val="both"/>
-      </w:pPr>
-      <w:r>
-        <w:lastRenderedPageBreak/>
-        <w:t>Índice</w:t>
+        <w:spacing w:line="276" w:lineRule="auto"/>
+      </w:pPr>
+      <w:r>
+        <w:br w:type="page"/>
       </w:r>
     </w:p>
     <w:p>
       <w:pPr>
-        <w:spacing w:line="360" w:lineRule="auto"/>
-        <w:jc w:val="both"/>
-      </w:pPr>
+        <w:pStyle w:val="Subtitle"/>
+        <w:spacing w:line="276" w:lineRule="auto"/>
+        <w:rPr>
+          <w:sz w:val="36"/>
+          <w:szCs w:val="32"/>
+        </w:rPr>
+      </w:pPr>
+      <w:r>
+        <w:rPr>
+          <w:sz w:val="36"/>
+          <w:szCs w:val="32"/>
+        </w:rPr>
+        <w:lastRenderedPageBreak/>
+        <w:t xml:space="preserve">1. </w:t>
+      </w:r>
+      <w:r>
+        <w:rPr>
+          <w:sz w:val="36"/>
+          <w:szCs w:val="32"/>
+        </w:rPr>
+        <w:t>Resumen Ejecutivo</w:t>
+      </w:r>
     </w:p>
     <w:p>
-      <w:r>
-        <w:br w:type="page"/>
-      </w:r>
-    </w:p>
-    <w:p>
-      <w:pPr>
-        <w:pStyle w:val="Title"/>
+      <w:pPr>
         <w:spacing w:line="276" w:lineRule="auto"/>
-        <w:jc w:val="both"/>
-      </w:pPr>
-      <w:r>
-        <w:lastRenderedPageBreak/>
-        <w:t xml:space="preserve">1. </w:t>
-      </w:r>
-      <w:r>
-        <w:t>Resumen Ejecutivo</w:t>
-      </w:r>
-    </w:p>
-    <w:p>
-      <w:pPr>
-        <w:jc w:val="both"/>
+        <w:rPr>
+          <w:rFonts w:ascii="Baskerville" w:hAnsi="Baskerville"/>
+        </w:rPr>
       </w:pPr>
     </w:p>
     <w:p>
@@ -1518,6 +1544,14 @@
     </w:p>
     <w:p>
       <w:pPr>
+        <w:spacing w:line="276" w:lineRule="auto"/>
+        <w:rPr>
+          <w:rFonts w:ascii="Baskerville" w:hAnsi="Baskerville"/>
+        </w:rPr>
+      </w:pPr>
+    </w:p>
+    <w:p>
+      <w:pPr>
         <w:pStyle w:val="Subtitle"/>
         <w:spacing w:line="276" w:lineRule="auto"/>
         <w:jc w:val="both"/>
@@ -1717,19 +1751,3887 @@
     </w:p>
     <w:p>
       <w:pPr>
+        <w:pStyle w:val="Subtitle"/>
+        <w:spacing w:line="276" w:lineRule="auto"/>
+        <w:rPr>
+          <w:sz w:val="36"/>
+          <w:szCs w:val="32"/>
+        </w:rPr>
+      </w:pPr>
+      <w:r>
+        <w:rPr>
+          <w:sz w:val="36"/>
+          <w:szCs w:val="32"/>
+        </w:rPr>
+        <w:t>2</w:t>
+      </w:r>
+      <w:r>
+        <w:rPr>
+          <w:sz w:val="36"/>
+          <w:szCs w:val="32"/>
+        </w:rPr>
+        <w:t xml:space="preserve">. </w:t>
+      </w:r>
+      <w:r>
+        <w:rPr>
+          <w:sz w:val="36"/>
+          <w:szCs w:val="32"/>
+        </w:rPr>
+        <w:t>Descripción del Proyecto</w:t>
+      </w:r>
+    </w:p>
+    <w:p>
+      <w:pPr>
+        <w:pStyle w:val="Subtitle"/>
         <w:spacing w:line="276" w:lineRule="auto"/>
         <w:jc w:val="both"/>
       </w:pPr>
+      <w:r>
+        <w:t>2</w:t>
+      </w:r>
+      <w:r>
+        <w:t xml:space="preserve">.1 </w:t>
+      </w:r>
+      <w:r>
+        <w:t>Problema</w:t>
+      </w:r>
     </w:p>
     <w:p>
       <w:pPr>
+        <w:spacing w:after="0" w:line="276" w:lineRule="auto"/>
+        <w:jc w:val="both"/>
+        <w:rPr>
+          <w:rFonts w:ascii="Baskerville" w:eastAsia="Times New Roman" w:hAnsi="Baskerville" w:cs="Times New Roman"/>
+          <w:color w:val="000000"/>
+          <w:lang w:val="en-MX"/>
+          <w14:ligatures w14:val="none"/>
+        </w:rPr>
+      </w:pPr>
+      <w:r>
+        <w:rPr>
+          <w:rFonts w:ascii="Baskerville" w:eastAsia="Times New Roman" w:hAnsi="Baskerville" w:cs="Times New Roman"/>
+          <w:color w:val="000000"/>
+          <w:lang w:val="en-MX"/>
+          <w14:ligatures w14:val="none"/>
+        </w:rPr>
+        <w:t>La gestión actual, ejemplificada en el Anexo B, si bien ha sido funcional, presenta limitaciones</w:t>
+      </w:r>
+      <w:r>
+        <w:rPr>
+          <w:rFonts w:ascii="Baskerville" w:eastAsia="Times New Roman" w:hAnsi="Baskerville" w:cs="Times New Roman"/>
+          <w:color w:val="000000"/>
+          <w:lang w:val="en-MX"/>
+          <w14:ligatures w14:val="none"/>
+        </w:rPr>
+        <w:t xml:space="preserve"> </w:t>
+      </w:r>
+      <w:r>
+        <w:rPr>
+          <w:rFonts w:ascii="Baskerville" w:eastAsia="Times New Roman" w:hAnsi="Baskerville" w:cs="Times New Roman"/>
+          <w:color w:val="000000"/>
+          <w:lang w:val="en-MX"/>
+          <w14:ligatures w14:val="none"/>
+        </w:rPr>
+        <w:t>significativas</w:t>
+      </w:r>
+      <w:r>
+        <w:rPr>
+          <w:rFonts w:ascii="Baskerville" w:eastAsia="Times New Roman" w:hAnsi="Baskerville" w:cs="Times New Roman"/>
+          <w:color w:val="000000"/>
+          <w:lang w:val="en-MX"/>
+          <w14:ligatures w14:val="none"/>
+        </w:rPr>
+        <w:t xml:space="preserve"> </w:t>
+      </w:r>
+      <w:r>
+        <w:rPr>
+          <w:rFonts w:ascii="Baskerville" w:eastAsia="Times New Roman" w:hAnsi="Baskerville" w:cs="Times New Roman"/>
+          <w:color w:val="000000"/>
+          <w:lang w:val="en-MX"/>
+          <w14:ligatures w14:val="none"/>
+        </w:rPr>
+        <w:t>que impactan directamente la cadena de valor de la empresa. La dependencia de órdenes impresas genera</w:t>
+      </w:r>
+      <w:r>
+        <w:rPr>
+          <w:rFonts w:ascii="Baskerville" w:eastAsia="Times New Roman" w:hAnsi="Baskerville" w:cs="Times New Roman"/>
+          <w:color w:val="000000"/>
+          <w:lang w:val="en-MX"/>
+          <w14:ligatures w14:val="none"/>
+        </w:rPr>
+        <w:t xml:space="preserve"> </w:t>
+      </w:r>
+      <w:r>
+        <w:rPr>
+          <w:rFonts w:ascii="Baskerville" w:eastAsia="Times New Roman" w:hAnsi="Baskerville" w:cs="Times New Roman"/>
+          <w:color w:val="000000"/>
+          <w:lang w:val="en-MX"/>
+          <w14:ligatures w14:val="none"/>
+        </w:rPr>
+        <w:t>inestabilidad operativa, pues los documentos físicos son susceptibles a pérdidas, daños y errores de</w:t>
+      </w:r>
+      <w:r>
+        <w:rPr>
+          <w:rFonts w:ascii="Baskerville" w:eastAsia="Times New Roman" w:hAnsi="Baskerville" w:cs="Times New Roman"/>
+          <w:color w:val="000000"/>
+          <w:lang w:val="en-MX"/>
+          <w14:ligatures w14:val="none"/>
+        </w:rPr>
+        <w:t xml:space="preserve"> </w:t>
+      </w:r>
+      <w:r>
+        <w:rPr>
+          <w:rFonts w:ascii="Baskerville" w:eastAsia="Times New Roman" w:hAnsi="Baskerville" w:cs="Times New Roman"/>
+          <w:color w:val="000000"/>
+          <w:lang w:val="en-MX"/>
+          <w14:ligatures w14:val="none"/>
+        </w:rPr>
+        <w:t>interpretación. Asimismo, esta carencia de digitalización impide la actualización en tiempo real de la</w:t>
+      </w:r>
+      <w:r>
+        <w:rPr>
+          <w:rFonts w:ascii="Baskerville" w:eastAsia="Times New Roman" w:hAnsi="Baskerville" w:cs="Times New Roman"/>
+          <w:color w:val="000000"/>
+          <w:lang w:val="en-MX"/>
+          <w14:ligatures w14:val="none"/>
+        </w:rPr>
+        <w:t xml:space="preserve"> </w:t>
+      </w:r>
+      <w:r>
+        <w:rPr>
+          <w:rFonts w:ascii="Baskerville" w:eastAsia="Times New Roman" w:hAnsi="Baskerville" w:cs="Times New Roman"/>
+          <w:color w:val="000000"/>
+          <w:lang w:val="en-MX"/>
+          <w14:ligatures w14:val="none"/>
+        </w:rPr>
+        <w:t>información; cualquier modificación de último momento en una orden no se comunica de manera inmediata al</w:t>
+      </w:r>
+      <w:r>
+        <w:rPr>
+          <w:rFonts w:ascii="Baskerville" w:eastAsia="Times New Roman" w:hAnsi="Baskerville" w:cs="Times New Roman"/>
+          <w:color w:val="000000"/>
+          <w:lang w:val="en-MX"/>
+          <w14:ligatures w14:val="none"/>
+        </w:rPr>
+        <w:t xml:space="preserve"> </w:t>
+      </w:r>
+      <w:r>
+        <w:rPr>
+          <w:rFonts w:ascii="Baskerville" w:eastAsia="Times New Roman" w:hAnsi="Baskerville" w:cs="Times New Roman"/>
+          <w:color w:val="000000"/>
+          <w:lang w:val="en-MX"/>
+          <w14:ligatures w14:val="none"/>
+        </w:rPr>
+        <w:t>personal en campo, lo que deriva en retrabajos, demoras y una comunicación deficiente entre la oficina y los</w:t>
+      </w:r>
+      <w:r>
+        <w:rPr>
+          <w:rFonts w:ascii="Baskerville" w:eastAsia="Times New Roman" w:hAnsi="Baskerville" w:cs="Times New Roman"/>
+          <w:color w:val="000000"/>
+          <w:lang w:val="en-MX"/>
+          <w14:ligatures w14:val="none"/>
+        </w:rPr>
+        <w:t xml:space="preserve"> </w:t>
+      </w:r>
+      <w:r>
+        <w:rPr>
+          <w:rFonts w:ascii="Baskerville" w:eastAsia="Times New Roman" w:hAnsi="Baskerville" w:cs="Times New Roman"/>
+          <w:color w:val="000000"/>
+          <w:lang w:val="en-MX"/>
+          <w14:ligatures w14:val="none"/>
+        </w:rPr>
+        <w:t>repartidores (drivers). A esto se suma la</w:t>
+      </w:r>
+      <w:r>
+        <w:rPr>
+          <w:rFonts w:ascii="Baskerville" w:eastAsia="Times New Roman" w:hAnsi="Baskerville" w:cs="Times New Roman"/>
+          <w:color w:val="000000"/>
+          <w:lang w:val="en-MX"/>
+          <w14:ligatures w14:val="none"/>
+        </w:rPr>
+        <w:t xml:space="preserve"> </w:t>
+      </w:r>
+      <w:r>
+        <w:rPr>
+          <w:rFonts w:ascii="Baskerville" w:eastAsia="Times New Roman" w:hAnsi="Baskerville" w:cs="Times New Roman"/>
+          <w:color w:val="000000"/>
+          <w:lang w:val="en-MX"/>
+          <w14:ligatures w14:val="none"/>
+        </w:rPr>
+        <w:t>complejidad inherente de dar seguimiento a un ciclo de servicio de</w:t>
+      </w:r>
+      <w:r>
+        <w:rPr>
+          <w:rFonts w:ascii="Baskerville" w:eastAsia="Times New Roman" w:hAnsi="Baskerville" w:cs="Times New Roman"/>
+          <w:color w:val="000000"/>
+          <w:lang w:val="en-MX"/>
+          <w14:ligatures w14:val="none"/>
+        </w:rPr>
+        <w:t xml:space="preserve"> </w:t>
+      </w:r>
+      <w:r>
+        <w:rPr>
+          <w:rFonts w:ascii="Baskerville" w:eastAsia="Times New Roman" w:hAnsi="Baskerville" w:cs="Times New Roman"/>
+          <w:color w:val="000000"/>
+          <w:lang w:val="en-MX"/>
+          <w14:ligatures w14:val="none"/>
+        </w:rPr>
+        <w:t>doble etapa (entrega y recolección) y a dos divisiones operativas distintas: "Events" (carpas y estructuras) y</w:t>
+      </w:r>
+      <w:r>
+        <w:rPr>
+          <w:rFonts w:ascii="Baskerville" w:eastAsia="Times New Roman" w:hAnsi="Baskerville" w:cs="Times New Roman"/>
+          <w:color w:val="000000"/>
+          <w:lang w:val="en-MX"/>
+          <w14:ligatures w14:val="none"/>
+        </w:rPr>
+        <w:t xml:space="preserve"> </w:t>
+      </w:r>
+      <w:r>
+        <w:rPr>
+          <w:rFonts w:ascii="Baskerville" w:eastAsia="Times New Roman" w:hAnsi="Baskerville" w:cs="Times New Roman"/>
+          <w:color w:val="000000"/>
+          <w:lang w:val="en-MX"/>
+          <w14:ligatures w14:val="none"/>
+        </w:rPr>
+        <w:t>"Party" (mobiliario y</w:t>
+      </w:r>
+      <w:r>
+        <w:rPr>
+          <w:rFonts w:ascii="Baskerville" w:eastAsia="Times New Roman" w:hAnsi="Baskerville" w:cs="Times New Roman"/>
+          <w:color w:val="000000"/>
+          <w:lang w:val="en-MX"/>
+          <w14:ligatures w14:val="none"/>
+        </w:rPr>
+        <w:t xml:space="preserve"> </w:t>
+      </w:r>
+      <w:r>
+        <w:rPr>
+          <w:rFonts w:ascii="Baskerville" w:eastAsia="Times New Roman" w:hAnsi="Baskerville" w:cs="Times New Roman"/>
+          <w:color w:val="000000"/>
+          <w:lang w:val="en-MX"/>
+          <w14:ligatures w14:val="none"/>
+        </w:rPr>
+        <w:t>mantelería). Este escenario no solo genera cuellos de botella administrativos, sino que</w:t>
+      </w:r>
+      <w:r>
+        <w:rPr>
+          <w:rFonts w:ascii="Baskerville" w:eastAsia="Times New Roman" w:hAnsi="Baskerville" w:cs="Times New Roman"/>
+          <w:color w:val="000000"/>
+          <w:lang w:val="en-MX"/>
+          <w14:ligatures w14:val="none"/>
+        </w:rPr>
+        <w:t xml:space="preserve"> </w:t>
+      </w:r>
+      <w:r>
+        <w:rPr>
+          <w:rFonts w:ascii="Baskerville" w:eastAsia="Times New Roman" w:hAnsi="Baskerville" w:cs="Times New Roman"/>
+          <w:color w:val="000000"/>
+          <w:lang w:val="en-MX"/>
+          <w14:ligatures w14:val="none"/>
+        </w:rPr>
+        <w:t>también conlleva un impacto ambiental y económico evitable por el consumo de insumos de impresión.</w:t>
+      </w:r>
+    </w:p>
+    <w:p>
+      <w:pPr>
+        <w:spacing w:line="276" w:lineRule="auto"/>
+        <w:rPr>
+          <w:rFonts w:ascii="Baskerville" w:hAnsi="Baskerville"/>
+        </w:rPr>
+      </w:pPr>
+    </w:p>
+    <w:p>
+      <w:pPr>
+        <w:pStyle w:val="Subtitle"/>
         <w:spacing w:line="276" w:lineRule="auto"/>
         <w:jc w:val="both"/>
       </w:pPr>
+      <w:r>
+        <w:t>2.</w:t>
+      </w:r>
+      <w:r>
+        <w:t>2</w:t>
+      </w:r>
+      <w:r>
+        <w:t xml:space="preserve"> </w:t>
+      </w:r>
+      <w:r>
+        <w:t>Objetivo General</w:t>
+      </w:r>
+    </w:p>
+    <w:p>
+      <w:pPr>
+        <w:spacing w:after="0" w:line="276" w:lineRule="auto"/>
+        <w:rPr>
+          <w:rFonts w:ascii="Baskerville" w:eastAsia="Times New Roman" w:hAnsi="Baskerville" w:cs="Times New Roman"/>
+          <w:color w:val="000000"/>
+          <w:lang w:val="en-MX"/>
+          <w14:ligatures w14:val="none"/>
+        </w:rPr>
+      </w:pPr>
+      <w:r>
+        <w:rPr>
+          <w:rFonts w:ascii="Baskerville" w:eastAsia="Times New Roman" w:hAnsi="Baskerville" w:cs="Times New Roman"/>
+          <w:b/>
+          <w:bCs/>
+          <w:color w:val="000000"/>
+          <w:sz w:val="21"/>
+          <w:szCs w:val="21"/>
+          <w:lang w:val="en-MX"/>
+          <w14:ligatures w14:val="none"/>
+        </w:rPr>
+        <w:t>Meta Principal:</w:t>
+      </w:r>
+      <w:r>
+        <w:rPr>
+          <w:rFonts w:ascii="Baskerville" w:eastAsia="Times New Roman" w:hAnsi="Baskerville" w:cs="Times New Roman"/>
+          <w:color w:val="000000"/>
+          <w:lang w:val="en-MX"/>
+          <w14:ligatures w14:val="none"/>
+        </w:rPr>
+        <w:t xml:space="preserve"> Sustituir el 100% del uso de papel en la gestión de órdenes para el final de la implementación.</w:t>
+      </w:r>
+    </w:p>
+    <w:p>
+      <w:pPr>
+        <w:spacing w:after="0" w:line="276" w:lineRule="auto"/>
+        <w:rPr>
+          <w:rFonts w:ascii="Baskerville" w:eastAsia="Times New Roman" w:hAnsi="Baskerville" w:cs="Times New Roman"/>
+          <w:color w:val="000000"/>
+          <w:lang w:val="en-MX"/>
+          <w14:ligatures w14:val="none"/>
+        </w:rPr>
+      </w:pPr>
+    </w:p>
+    <w:p>
+      <w:pPr>
+        <w:spacing w:after="0" w:line="276" w:lineRule="auto"/>
+        <w:rPr>
+          <w:rFonts w:ascii="Baskerville" w:eastAsia="Times New Roman" w:hAnsi="Baskerville" w:cs="Times New Roman"/>
+          <w:b/>
+          <w:bCs/>
+          <w:color w:val="000000"/>
+          <w:sz w:val="21"/>
+          <w:szCs w:val="21"/>
+          <w:lang w:val="en-MX"/>
+          <w14:ligatures w14:val="none"/>
+        </w:rPr>
+      </w:pPr>
+      <w:r>
+        <w:rPr>
+          <w:rFonts w:ascii="Baskerville" w:eastAsia="Times New Roman" w:hAnsi="Baskerville" w:cs="Times New Roman"/>
+          <w:b/>
+          <w:bCs/>
+          <w:color w:val="000000"/>
+          <w:sz w:val="21"/>
+          <w:szCs w:val="21"/>
+          <w:lang w:val="en-MX"/>
+          <w14:ligatures w14:val="none"/>
+        </w:rPr>
+        <w:t>Objetivos Específicos:</w:t>
+      </w:r>
+    </w:p>
+    <w:p>
+      <w:pPr>
+        <w:spacing w:after="0" w:line="276" w:lineRule="auto"/>
+        <w:rPr>
+          <w:rFonts w:ascii="Baskerville" w:eastAsia="Times New Roman" w:hAnsi="Baskerville" w:cs="Times New Roman"/>
+          <w:b/>
+          <w:bCs/>
+          <w:color w:val="000000"/>
+          <w:sz w:val="21"/>
+          <w:szCs w:val="21"/>
+          <w:lang w:val="en-MX"/>
+          <w14:ligatures w14:val="none"/>
+        </w:rPr>
+      </w:pPr>
+    </w:p>
+    <w:p>
+      <w:pPr>
+        <w:pStyle w:val="ListParagraph"/>
+        <w:numPr>
+          <w:ilvl w:val="0"/>
+          <w:numId w:val="28"/>
+        </w:numPr>
+        <w:spacing w:after="0" w:line="276" w:lineRule="auto"/>
+        <w:jc w:val="both"/>
+        <w:rPr>
+          <w:rFonts w:ascii="Baskerville" w:eastAsia="Times New Roman" w:hAnsi="Baskerville" w:cs="Times New Roman"/>
+          <w:color w:val="000000"/>
+          <w:lang w:val="en-MX"/>
+          <w14:ligatures w14:val="none"/>
+        </w:rPr>
+      </w:pPr>
+      <w:r>
+        <w:rPr>
+          <w:rFonts w:ascii="Baskerville" w:eastAsia="Times New Roman" w:hAnsi="Baskerville" w:cs="Times New Roman"/>
+          <w:color w:val="000000"/>
+          <w:lang w:val="en-MX"/>
+          <w14:ligatures w14:val="none"/>
+        </w:rPr>
+        <w:t>Desarrollar un módulo de acceso robusto que garantice que solo el personal autorizado</w:t>
+      </w:r>
+      <w:r>
+        <w:rPr>
+          <w:rFonts w:ascii="Baskerville" w:eastAsia="Times New Roman" w:hAnsi="Baskerville" w:cs="Times New Roman"/>
+          <w:color w:val="000000"/>
+          <w:lang w:val="en-MX"/>
+          <w14:ligatures w14:val="none"/>
+        </w:rPr>
+        <w:t xml:space="preserve"> </w:t>
+      </w:r>
+      <w:r>
+        <w:rPr>
+          <w:rFonts w:ascii="Baskerville" w:eastAsia="Times New Roman" w:hAnsi="Baskerville" w:cs="Times New Roman"/>
+          <w:color w:val="000000"/>
+          <w:lang w:val="en-MX"/>
+          <w14:ligatures w14:val="none"/>
+        </w:rPr>
+        <w:t>(Office Members y Drivers) pueda visualizar o modificar la información sensible de las</w:t>
+      </w:r>
+      <w:r>
+        <w:rPr>
+          <w:rFonts w:ascii="Baskerville" w:eastAsia="Times New Roman" w:hAnsi="Baskerville" w:cs="Times New Roman"/>
+          <w:color w:val="000000"/>
+          <w:lang w:val="en-MX"/>
+          <w14:ligatures w14:val="none"/>
+        </w:rPr>
+        <w:t xml:space="preserve"> </w:t>
+      </w:r>
+      <w:r>
+        <w:rPr>
+          <w:rFonts w:ascii="Baskerville" w:eastAsia="Times New Roman" w:hAnsi="Baskerville" w:cs="Times New Roman"/>
+          <w:color w:val="000000"/>
+          <w:lang w:val="en-MX"/>
+          <w14:ligatures w14:val="none"/>
+        </w:rPr>
+        <w:t>órdenes.</w:t>
+      </w:r>
+    </w:p>
+    <w:p>
+      <w:pPr>
+        <w:pStyle w:val="ListParagraph"/>
+        <w:numPr>
+          <w:ilvl w:val="0"/>
+          <w:numId w:val="28"/>
+        </w:numPr>
+        <w:spacing w:after="0" w:line="276" w:lineRule="auto"/>
+        <w:jc w:val="both"/>
+        <w:rPr>
+          <w:rFonts w:ascii="Baskerville" w:eastAsia="Times New Roman" w:hAnsi="Baskerville" w:cs="Times New Roman"/>
+          <w:color w:val="000000"/>
+          <w:lang w:val="en-MX"/>
+          <w14:ligatures w14:val="none"/>
+        </w:rPr>
+      </w:pPr>
+      <w:r>
+        <w:rPr>
+          <w:rFonts w:ascii="Baskerville" w:eastAsia="Times New Roman" w:hAnsi="Baskerville" w:cs="Times New Roman"/>
+          <w:color w:val="000000"/>
+          <w:lang w:val="en-MX"/>
+          <w14:ligatures w14:val="none"/>
+        </w:rPr>
+        <w:t>Reducir en un 40% el tiempo que los Office Members dedican actualmente a la asignación</w:t>
+      </w:r>
+      <w:r>
+        <w:rPr>
+          <w:rFonts w:ascii="Baskerville" w:eastAsia="Times New Roman" w:hAnsi="Baskerville" w:cs="Times New Roman"/>
+          <w:color w:val="000000"/>
+          <w:lang w:val="en-MX"/>
+          <w14:ligatures w14:val="none"/>
+        </w:rPr>
+        <w:t xml:space="preserve"> </w:t>
+      </w:r>
+      <w:r>
+        <w:rPr>
+          <w:rFonts w:ascii="Baskerville" w:eastAsia="Times New Roman" w:hAnsi="Baskerville" w:cs="Times New Roman"/>
+          <w:color w:val="000000"/>
+          <w:lang w:val="en-MX"/>
+          <w14:ligatures w14:val="none"/>
+        </w:rPr>
+        <w:t>manual y distribución física de órdenes de trabajo.</w:t>
+      </w:r>
+    </w:p>
+    <w:p>
+      <w:pPr>
+        <w:pStyle w:val="ListParagraph"/>
+        <w:numPr>
+          <w:ilvl w:val="0"/>
+          <w:numId w:val="28"/>
+        </w:numPr>
+        <w:spacing w:after="0" w:line="276" w:lineRule="auto"/>
+        <w:jc w:val="both"/>
+        <w:rPr>
+          <w:rFonts w:ascii="Baskerville" w:eastAsia="Times New Roman" w:hAnsi="Baskerville" w:cs="Times New Roman"/>
+          <w:color w:val="000000"/>
+          <w:lang w:val="en-MX"/>
+          <w14:ligatures w14:val="none"/>
+        </w:rPr>
+      </w:pPr>
+      <w:r>
+        <w:rPr>
+          <w:rFonts w:ascii="Baskerville" w:eastAsia="Times New Roman" w:hAnsi="Baskerville" w:cs="Times New Roman"/>
+          <w:color w:val="000000"/>
+          <w:lang w:val="en-MX"/>
+          <w14:ligatures w14:val="none"/>
+        </w:rPr>
+        <w:t>Garantizar la visibilidad total y en tiempo real de las fechas de Pick-up, eliminando los</w:t>
+      </w:r>
+      <w:r>
+        <w:rPr>
+          <w:rFonts w:ascii="Baskerville" w:eastAsia="Times New Roman" w:hAnsi="Baskerville" w:cs="Times New Roman"/>
+          <w:color w:val="000000"/>
+          <w:lang w:val="en-MX"/>
+          <w14:ligatures w14:val="none"/>
+        </w:rPr>
+        <w:t xml:space="preserve"> </w:t>
+      </w:r>
+      <w:r>
+        <w:rPr>
+          <w:rFonts w:ascii="Baskerville" w:eastAsia="Times New Roman" w:hAnsi="Baskerville" w:cs="Times New Roman"/>
+          <w:color w:val="000000"/>
+          <w:lang w:val="en-MX"/>
+          <w14:ligatures w14:val="none"/>
+        </w:rPr>
+        <w:t>retrasos en la recuperación de material y mejorando la rotación del inventario.</w:t>
+      </w:r>
+    </w:p>
+    <w:p>
+      <w:pPr>
+        <w:pStyle w:val="ListParagraph"/>
+        <w:numPr>
+          <w:ilvl w:val="0"/>
+          <w:numId w:val="28"/>
+        </w:numPr>
+        <w:spacing w:after="0" w:line="276" w:lineRule="auto"/>
+        <w:jc w:val="both"/>
+        <w:rPr>
+          <w:rFonts w:ascii="Baskerville" w:eastAsia="Times New Roman" w:hAnsi="Baskerville" w:cs="Times New Roman"/>
+          <w:color w:val="000000"/>
+          <w:lang w:val="en-MX"/>
+          <w14:ligatures w14:val="none"/>
+        </w:rPr>
+      </w:pPr>
+      <w:r>
+        <w:rPr>
+          <w:rFonts w:ascii="Baskerville" w:eastAsia="Times New Roman" w:hAnsi="Baskerville" w:cs="Times New Roman"/>
+          <w:color w:val="000000"/>
+          <w:lang w:val="en-MX"/>
+          <w14:ligatures w14:val="none"/>
+        </w:rPr>
+        <w:lastRenderedPageBreak/>
+        <w:t>Eliminar el uso de papel en el flujo de trabajo diario, logrando que el 100% de las órdenes sean</w:t>
+      </w:r>
+      <w:r>
+        <w:rPr>
+          <w:rFonts w:ascii="Baskerville" w:eastAsia="Times New Roman" w:hAnsi="Baskerville" w:cs="Times New Roman"/>
+          <w:color w:val="000000"/>
+          <w:lang w:val="en-MX"/>
+          <w14:ligatures w14:val="none"/>
+        </w:rPr>
+        <w:t xml:space="preserve"> </w:t>
+      </w:r>
+      <w:r>
+        <w:rPr>
+          <w:rFonts w:ascii="Baskerville" w:eastAsia="Times New Roman" w:hAnsi="Baskerville" w:cs="Times New Roman"/>
+          <w:color w:val="000000"/>
+          <w:lang w:val="en-MX"/>
+          <w14:ligatures w14:val="none"/>
+        </w:rPr>
+        <w:t>generadas, consultadas y finalizadas a través de la plataforma web.</w:t>
+      </w:r>
+    </w:p>
+    <w:p>
+      <w:pPr>
+        <w:pStyle w:val="ListParagraph"/>
+        <w:numPr>
+          <w:ilvl w:val="0"/>
+          <w:numId w:val="28"/>
+        </w:numPr>
+        <w:spacing w:after="0" w:line="276" w:lineRule="auto"/>
+        <w:jc w:val="both"/>
+        <w:rPr>
+          <w:rFonts w:ascii="Baskerville" w:eastAsia="Times New Roman" w:hAnsi="Baskerville" w:cs="Times New Roman"/>
+          <w:color w:val="000000"/>
+          <w:lang w:val="en-MX"/>
+          <w14:ligatures w14:val="none"/>
+        </w:rPr>
+      </w:pPr>
+      <w:r>
+        <w:rPr>
+          <w:rFonts w:ascii="Baskerville" w:eastAsia="Times New Roman" w:hAnsi="Baskerville" w:cs="Times New Roman"/>
+          <w:color w:val="000000"/>
+          <w:lang w:val="en-MX"/>
+          <w14:ligatures w14:val="none"/>
+        </w:rPr>
+        <w:t>Asegurar que los cambios realizados en la oficina se reflejen instantáneamente en los</w:t>
+      </w:r>
+      <w:r>
+        <w:rPr>
+          <w:rFonts w:ascii="Baskerville" w:eastAsia="Times New Roman" w:hAnsi="Baskerville" w:cs="Times New Roman"/>
+          <w:color w:val="000000"/>
+          <w:lang w:val="en-MX"/>
+          <w14:ligatures w14:val="none"/>
+        </w:rPr>
+        <w:t xml:space="preserve"> </w:t>
+      </w:r>
+      <w:r>
+        <w:rPr>
+          <w:rFonts w:ascii="Baskerville" w:eastAsia="Times New Roman" w:hAnsi="Baskerville" w:cs="Times New Roman"/>
+          <w:color w:val="000000"/>
+          <w:lang w:val="en-MX"/>
+          <w14:ligatures w14:val="none"/>
+        </w:rPr>
+        <w:t>dispositivos móviles de los repartidores, facilitando una comunicación bidireccional sin</w:t>
+      </w:r>
+      <w:r>
+        <w:rPr>
+          <w:rFonts w:ascii="Baskerville" w:eastAsia="Times New Roman" w:hAnsi="Baskerville" w:cs="Times New Roman"/>
+          <w:color w:val="000000"/>
+          <w:lang w:val="en-MX"/>
+          <w14:ligatures w14:val="none"/>
+        </w:rPr>
+        <w:t xml:space="preserve"> </w:t>
+      </w:r>
+      <w:r>
+        <w:rPr>
+          <w:rFonts w:ascii="Baskerville" w:eastAsia="Times New Roman" w:hAnsi="Baskerville" w:cs="Times New Roman"/>
+          <w:color w:val="000000"/>
+          <w:lang w:val="en-MX"/>
+          <w14:ligatures w14:val="none"/>
+        </w:rPr>
+        <w:t>fricciones.</w:t>
+      </w:r>
+    </w:p>
+    <w:p>
+      <w:pPr>
+        <w:spacing w:after="0" w:line="276" w:lineRule="auto"/>
+        <w:jc w:val="both"/>
+        <w:rPr>
+          <w:rFonts w:ascii="Baskerville" w:eastAsia="Times New Roman" w:hAnsi="Baskerville" w:cs="Times New Roman"/>
+          <w:color w:val="000000"/>
+          <w:lang w:val="en-MX"/>
+          <w14:ligatures w14:val="none"/>
+        </w:rPr>
+      </w:pPr>
+    </w:p>
+    <w:p>
+      <w:pPr>
+        <w:spacing w:after="0" w:line="276" w:lineRule="auto"/>
+        <w:jc w:val="both"/>
+        <w:rPr>
+          <w:rFonts w:ascii="Baskerville" w:eastAsia="Times New Roman" w:hAnsi="Baskerville" w:cs="Times New Roman"/>
+          <w:color w:val="000000"/>
+          <w:lang w:val="en-MX"/>
+          <w14:ligatures w14:val="none"/>
+        </w:rPr>
+      </w:pPr>
+    </w:p>
+    <w:p>
+      <w:pPr>
+        <w:pStyle w:val="Subtitle"/>
+        <w:spacing w:line="276" w:lineRule="auto"/>
+        <w:jc w:val="both"/>
+      </w:pPr>
+      <w:r>
+        <w:t>2.</w:t>
+      </w:r>
+      <w:r>
+        <w:t>3</w:t>
+      </w:r>
+      <w:r>
+        <w:t xml:space="preserve"> </w:t>
+      </w:r>
+      <w:r>
+        <w:t>Alcance</w:t>
+      </w:r>
+    </w:p>
+    <w:p>
+      <w:pPr>
+        <w:spacing w:line="276" w:lineRule="auto"/>
+        <w:rPr>
+          <w:rFonts w:ascii="Baskerville" w:hAnsi="Baskerville"/>
+          <w:lang w:val="en-MX"/>
+        </w:rPr>
+      </w:pPr>
+      <w:r>
+        <w:rPr>
+          <w:rFonts w:ascii="Baskerville" w:hAnsi="Baskerville"/>
+          <w:lang w:val="en-MX"/>
+        </w:rPr>
+        <w:t>El sistema propuesto servirá como una funcionalidad disponible solo para el personal de la empresa y se</w:t>
+      </w:r>
+      <w:r>
+        <w:rPr>
+          <w:rFonts w:ascii="Baskerville" w:hAnsi="Baskerville"/>
+          <w:lang w:val="en-MX"/>
+        </w:rPr>
+        <w:t xml:space="preserve"> </w:t>
+      </w:r>
+      <w:r>
+        <w:rPr>
+          <w:rFonts w:ascii="Baskerville" w:hAnsi="Baskerville"/>
+          <w:lang w:val="en-MX"/>
+        </w:rPr>
+        <w:t>tomaran en cuenta los procesos actuales para la obtención de los datos necesarios tal y como se muestra en</w:t>
+      </w:r>
+      <w:r>
+        <w:rPr>
+          <w:rFonts w:ascii="Baskerville" w:hAnsi="Baskerville"/>
+          <w:lang w:val="en-MX"/>
+        </w:rPr>
+        <w:t xml:space="preserve"> </w:t>
+      </w:r>
+      <w:r>
+        <w:rPr>
+          <w:rFonts w:ascii="Baskerville" w:hAnsi="Baskerville"/>
+          <w:lang w:val="en-MX"/>
+        </w:rPr>
+        <w:t>el Anexo C.</w:t>
+      </w:r>
+    </w:p>
+    <w:p>
+      <w:pPr>
+        <w:pStyle w:val="ListParagraph"/>
+        <w:numPr>
+          <w:ilvl w:val="0"/>
+          <w:numId w:val="29"/>
+        </w:numPr>
+        <w:spacing w:line="276" w:lineRule="auto"/>
+        <w:rPr>
+          <w:rFonts w:ascii="Baskerville" w:hAnsi="Baskerville"/>
+          <w:lang w:val="en-MX"/>
+        </w:rPr>
+      </w:pPr>
+      <w:r>
+        <w:rPr>
+          <w:rFonts w:ascii="Baskerville" w:hAnsi="Baskerville"/>
+          <w:b/>
+          <w:bCs/>
+          <w:lang w:val="en-MX"/>
+        </w:rPr>
+        <w:t>Incluye</w:t>
+      </w:r>
+      <w:r>
+        <w:rPr>
+          <w:rFonts w:ascii="Baskerville" w:hAnsi="Baskerville"/>
+          <w:lang w:val="en-MX"/>
+        </w:rPr>
+        <w:t>: Módulo de login, base de datos de clientes (tomar en cuenta rol) y órdenes, panel de</w:t>
+      </w:r>
+      <w:r>
+        <w:rPr>
+          <w:rFonts w:ascii="Baskerville" w:hAnsi="Baskerville"/>
+          <w:lang w:val="en-MX"/>
+        </w:rPr>
+        <w:t xml:space="preserve"> </w:t>
+      </w:r>
+      <w:r>
+        <w:rPr>
+          <w:rFonts w:ascii="Baskerville" w:hAnsi="Baskerville"/>
+          <w:lang w:val="en-MX"/>
+        </w:rPr>
+        <w:t>asignación para oficina, vista de ruta para conductores y sistema de filtrado por división</w:t>
+      </w:r>
+      <w:r>
+        <w:rPr>
+          <w:rFonts w:ascii="Baskerville" w:hAnsi="Baskerville"/>
+          <w:lang w:val="en-MX"/>
+        </w:rPr>
+        <w:t xml:space="preserve"> </w:t>
+      </w:r>
+      <w:r>
+        <w:rPr>
+          <w:rFonts w:ascii="Baskerville" w:hAnsi="Baskerville"/>
+          <w:lang w:val="en-MX"/>
+        </w:rPr>
+        <w:t>(Events/Party).</w:t>
+      </w:r>
+    </w:p>
+    <w:p>
+      <w:pPr>
+        <w:pStyle w:val="ListParagraph"/>
+        <w:numPr>
+          <w:ilvl w:val="0"/>
+          <w:numId w:val="29"/>
+        </w:numPr>
+        <w:spacing w:line="276" w:lineRule="auto"/>
+        <w:rPr>
+          <w:rFonts w:ascii="Baskerville" w:hAnsi="Baskerville"/>
+          <w:lang w:val="en-MX"/>
+        </w:rPr>
+      </w:pPr>
+      <w:r>
+        <w:rPr>
+          <w:rFonts w:ascii="Baskerville" w:hAnsi="Baskerville"/>
+          <w:b/>
+          <w:bCs/>
+          <w:lang w:val="en-MX"/>
+        </w:rPr>
+        <w:t>No incluye</w:t>
+      </w:r>
+      <w:r>
+        <w:rPr>
+          <w:rFonts w:ascii="Baskerville" w:hAnsi="Baskerville"/>
+          <w:lang w:val="en-MX"/>
+        </w:rPr>
+        <w:t>: Facturación electrónica, pasarelas de pago para clientes finales o gestión de nómina de</w:t>
+      </w:r>
+      <w:r>
+        <w:rPr>
+          <w:rFonts w:ascii="Baskerville" w:hAnsi="Baskerville"/>
+          <w:lang w:val="en-MX"/>
+        </w:rPr>
+        <w:t xml:space="preserve"> </w:t>
+      </w:r>
+      <w:r>
+        <w:rPr>
+          <w:rFonts w:ascii="Baskerville" w:hAnsi="Baskerville"/>
+          <w:lang w:val="en-MX"/>
+        </w:rPr>
+        <w:t>empleados en esta primera fase.</w:t>
+      </w:r>
+    </w:p>
+    <w:p>
+      <w:pPr>
+        <w:spacing w:line="276" w:lineRule="auto"/>
+        <w:rPr>
+          <w:rFonts w:ascii="Baskerville" w:hAnsi="Baskerville"/>
+          <w:lang w:val="en-MX"/>
+        </w:rPr>
+      </w:pPr>
+    </w:p>
+    <w:p>
+      <w:pPr>
+        <w:pStyle w:val="Subtitle"/>
+        <w:spacing w:line="276" w:lineRule="auto"/>
+        <w:jc w:val="both"/>
+      </w:pPr>
+      <w:r>
+        <w:t>2.</w:t>
+      </w:r>
+      <w:r>
+        <w:t>4</w:t>
+      </w:r>
+      <w:r>
+        <w:t xml:space="preserve"> </w:t>
+      </w:r>
+      <w:proofErr w:type="spellStart"/>
+      <w:r>
+        <w:t>Stake</w:t>
+      </w:r>
+      <w:r>
+        <w:t>h</w:t>
+      </w:r>
+      <w:r>
+        <w:t>olders</w:t>
+      </w:r>
+      <w:proofErr w:type="spellEnd"/>
+    </w:p>
+    <w:p>
+      <w:pPr>
+        <w:spacing w:line="276" w:lineRule="auto"/>
+        <w:rPr>
+          <w:rFonts w:ascii="Baskerville" w:hAnsi="Baskerville"/>
+        </w:rPr>
+      </w:pPr>
+      <w:proofErr w:type="spellStart"/>
+      <w:r>
+        <w:rPr>
+          <w:rFonts w:ascii="Baskerville" w:hAnsi="Baskerville"/>
+        </w:rPr>
+        <w:t>Diamond</w:t>
+      </w:r>
+      <w:proofErr w:type="spellEnd"/>
+      <w:r>
+        <w:rPr>
+          <w:rFonts w:ascii="Baskerville" w:hAnsi="Baskerville"/>
+        </w:rPr>
+        <w:t xml:space="preserve"> </w:t>
+      </w:r>
+      <w:proofErr w:type="spellStart"/>
+      <w:r>
+        <w:rPr>
+          <w:rFonts w:ascii="Baskerville" w:hAnsi="Baskerville"/>
+        </w:rPr>
+        <w:t>Event</w:t>
+      </w:r>
+      <w:proofErr w:type="spellEnd"/>
+      <w:r>
+        <w:rPr>
+          <w:rFonts w:ascii="Baskerville" w:hAnsi="Baskerville"/>
+        </w:rPr>
+        <w:t xml:space="preserve"> &amp; </w:t>
+      </w:r>
+      <w:proofErr w:type="spellStart"/>
+      <w:r>
+        <w:rPr>
+          <w:rFonts w:ascii="Baskerville" w:hAnsi="Baskerville"/>
+        </w:rPr>
+        <w:t>Tent</w:t>
+      </w:r>
+      <w:proofErr w:type="spellEnd"/>
+      <w:r>
+        <w:rPr>
+          <w:rFonts w:ascii="Baskerville" w:hAnsi="Baskerville"/>
+        </w:rPr>
+        <w:t xml:space="preserve"> es una empresa logística con sede en Salt Lake City que enfrenta una alta demanda en sus divisiones de eventos y mobiliario. Su operación actual depende de procesos manuales y sistemas basados en papel, lo que ha generado cuellos de botella y riesgos en la precisión de los datos, impulsando la necesidad de una transformación hacia una infraestructura digital centralizada.</w:t>
+      </w:r>
+    </w:p>
+    <w:p>
+      <w:pPr>
+        <w:spacing w:line="276" w:lineRule="auto"/>
+        <w:rPr>
+          <w:rFonts w:ascii="Baskerville" w:hAnsi="Baskerville"/>
+          <w:lang w:val="en-MX"/>
+        </w:rPr>
+      </w:pPr>
+      <w:r>
+        <w:rPr>
+          <w:rFonts w:ascii="Baskerville" w:hAnsi="Baskerville"/>
+          <w:lang w:val="en-MX"/>
+        </w:rPr>
+        <w:t>El personal de oficina representa el núcleo administrativo y estratégico de la empresa. Su rol principal es la coordinación de servicios y la gestión de inventarios, pero actualmente se ven limitados por la carga operativa y la falta de visibilidad en tiempo real. Para este grupo, el proyecto es una herramienta de inteligencia operativa que busca eliminar los errores de transcripción y optimizar la comunicación interna.</w:t>
+      </w:r>
+    </w:p>
+    <w:p>
+      <w:pPr>
+        <w:spacing w:line="276" w:lineRule="auto"/>
+        <w:rPr>
+          <w:rFonts w:ascii="Baskerville" w:hAnsi="Baskerville"/>
+          <w:lang w:val="en-MX"/>
+        </w:rPr>
+      </w:pPr>
+      <w:r>
+        <w:rPr>
+          <w:rFonts w:ascii="Baskerville" w:hAnsi="Baskerville"/>
+          <w:lang w:val="en-MX"/>
+        </w:rPr>
+        <w:t>Por su parte, los drivers constituyen el brazo ejecutor en ruta, encargándose de la entrega y recolección física de los activos. Su interacción con el proyecto es crítica, ya que la transición del papel a la plataforma web busca proporcionarles rutas optimizadas y una sincronización inmediata con la oficina. Su adopción tecnológica es el factor determinante para lograr la agilidad logística y mantener el estándar de excelencia de la compañía.</w:t>
+      </w:r>
+    </w:p>
+    <w:p>
+      <w:pPr>
+        <w:spacing w:line="276" w:lineRule="auto"/>
+        <w:rPr>
+          <w:rFonts w:ascii="Baskerville" w:hAnsi="Baskerville"/>
+        </w:rPr>
+      </w:pPr>
+    </w:p>
+    <w:p>
+      <w:pPr>
+        <w:spacing w:line="276" w:lineRule="auto"/>
+      </w:pPr>
+    </w:p>
+    <w:p>
+      <w:pPr>
+        <w:spacing w:line="276" w:lineRule="auto"/>
+        <w:rPr>
+          <w:rFonts w:ascii="Baskerville" w:hAnsi="Baskerville"/>
+          <w:lang w:val="en-MX"/>
+        </w:rPr>
+      </w:pPr>
+    </w:p>
+    <w:p>
+      <w:pPr>
+        <w:rPr>
+          <w:rFonts w:ascii="Baskerville" w:hAnsi="Baskerville"/>
+          <w:lang w:val="en-MX"/>
+        </w:rPr>
+      </w:pPr>
+      <w:r>
+        <w:rPr>
+          <w:rFonts w:ascii="Baskerville" w:hAnsi="Baskerville"/>
+          <w:lang w:val="en-MX"/>
+        </w:rPr>
+        <w:br w:type="page"/>
+      </w:r>
+    </w:p>
+    <w:p>
+      <w:pPr>
+        <w:pStyle w:val="Subtitle"/>
+        <w:spacing w:line="276" w:lineRule="auto"/>
+        <w:jc w:val="both"/>
+        <w:rPr>
+          <w:sz w:val="36"/>
+          <w:szCs w:val="32"/>
+        </w:rPr>
+      </w:pPr>
+      <w:r>
+        <w:rPr>
+          <w:sz w:val="36"/>
+          <w:szCs w:val="32"/>
+        </w:rPr>
+        <w:lastRenderedPageBreak/>
+        <w:t>Anexo</w:t>
+      </w:r>
+    </w:p>
+    <w:p>
+      <w:pPr>
+        <w:rPr>
+          <w:rFonts w:ascii="Baskerville" w:hAnsi="Baskerville"/>
+          <w:b/>
+          <w:bCs/>
+        </w:rPr>
+      </w:pPr>
+      <w:r>
+        <w:rPr>
+          <w:rFonts w:ascii="Baskerville" w:hAnsi="Baskerville"/>
+          <w:b/>
+          <w:bCs/>
+        </w:rPr>
+        <w:t xml:space="preserve">Anexo A. </w:t>
+      </w:r>
+      <w:r>
+        <w:rPr>
+          <w:rFonts w:ascii="Baskerville" w:hAnsi="Baskerville"/>
+        </w:rPr>
+        <w:t xml:space="preserve"> Imagen y localización de la empresa </w:t>
+      </w:r>
+      <w:proofErr w:type="spellStart"/>
+      <w:r>
+        <w:rPr>
+          <w:rFonts w:ascii="Baskerville" w:hAnsi="Baskerville"/>
+          <w:i/>
+          <w:iCs/>
+        </w:rPr>
+        <w:t>Diamond</w:t>
+      </w:r>
+      <w:proofErr w:type="spellEnd"/>
+      <w:r>
+        <w:rPr>
+          <w:rFonts w:ascii="Baskerville" w:hAnsi="Baskerville"/>
+          <w:b/>
+          <w:bCs/>
+          <w:i/>
+          <w:iCs/>
+        </w:rPr>
+        <w:t xml:space="preserve"> </w:t>
+      </w:r>
+      <w:proofErr w:type="spellStart"/>
+      <w:r>
+        <w:rPr>
+          <w:rFonts w:ascii="Baskerville" w:hAnsi="Baskerville"/>
+          <w:i/>
+          <w:iCs/>
+        </w:rPr>
+        <w:t>Event</w:t>
+      </w:r>
+      <w:proofErr w:type="spellEnd"/>
+      <w:r>
+        <w:rPr>
+          <w:rFonts w:ascii="Baskerville" w:hAnsi="Baskerville"/>
+          <w:i/>
+          <w:iCs/>
+        </w:rPr>
+        <w:t xml:space="preserve"> and </w:t>
+      </w:r>
+      <w:proofErr w:type="spellStart"/>
+      <w:r>
+        <w:rPr>
+          <w:rFonts w:ascii="Baskerville" w:hAnsi="Baskerville"/>
+          <w:i/>
+          <w:iCs/>
+        </w:rPr>
+        <w:t>Tent</w:t>
+      </w:r>
+      <w:proofErr w:type="spellEnd"/>
+      <w:r>
+        <w:rPr>
+          <w:rFonts w:ascii="Baskerville" w:hAnsi="Baskerville"/>
+          <w:i/>
+          <w:iCs/>
+        </w:rPr>
+        <w:t>.</w:t>
+      </w:r>
+    </w:p>
+    <w:p>
+      <w:pPr>
+        <w:rPr>
+          <w:rFonts w:ascii="Aptos Display" w:hAnsi="Aptos Display"/>
+          <w:b/>
+          <w:bCs/>
+        </w:rPr>
+      </w:pPr>
+      <w:r>
+        <w:rPr>
+          <w:rFonts w:ascii="Aptos Display" w:hAnsi="Aptos Display"/>
+          <w:b/>
+          <w:bCs/>
+          <w:noProof/>
+        </w:rPr>
+        <w:drawing>
+          <wp:anchor distT="0" distB="0" distL="114300" distR="114300" simplePos="0" relativeHeight="251661317" behindDoc="1" locked="0" layoutInCell="1" allowOverlap="1" wp14:anchorId="0D8211E3" wp14:editId="4FCC7A5C">
+            <wp:simplePos x="0" y="0"/>
+            <wp:positionH relativeFrom="margin">
+              <wp:posOffset>-386952</wp:posOffset>
+            </wp:positionH>
+            <wp:positionV relativeFrom="paragraph">
+              <wp:posOffset>389729</wp:posOffset>
+            </wp:positionV>
+            <wp:extent cx="3286760" cy="1830070"/>
+            <wp:effectExtent l="133350" t="133350" r="123190" b="170180"/>
+            <wp:wrapSquare wrapText="bothSides"/>
+            <wp:docPr id="716286351" name="Imagen 5"/>
+            <wp:cNvGraphicFramePr>
+              <a:graphicFrameLocks xmlns:a="http://schemas.openxmlformats.org/drawingml/2006/main" noChangeAspect="1"/>
+            </wp:cNvGraphicFramePr>
+            <a:graphic xmlns:a="http://schemas.openxmlformats.org/drawingml/2006/main">
+              <a:graphicData uri="http://schemas.openxmlformats.org/drawingml/2006/picture">
+                <pic:pic xmlns:pic="http://schemas.openxmlformats.org/drawingml/2006/picture">
+                  <pic:nvPicPr>
+                    <pic:cNvPr id="0" name="Picture 3"/>
+                    <pic:cNvPicPr>
+                      <a:picLocks noChangeAspect="1" noChangeArrowheads="1"/>
+                    </pic:cNvPicPr>
+                  </pic:nvPicPr>
+                  <pic:blipFill>
+                    <a:blip r:embed="rId9" cstate="print">
+                      <a:extLst>
+                        <a:ext uri="{28A0092B-C50C-407E-A947-70E740481C1C}">
+                          <a14:useLocalDpi xmlns:a14="http://schemas.microsoft.com/office/drawing/2010/main" val="0"/>
+                        </a:ext>
+                      </a:extLst>
+                    </a:blip>
+                    <a:srcRect/>
+                    <a:stretch>
+                      <a:fillRect/>
+                    </a:stretch>
+                  </pic:blipFill>
+                  <pic:spPr bwMode="auto">
+                    <a:xfrm>
+                      <a:off x="0" y="0"/>
+                      <a:ext cx="3286760" cy="1830070"/>
+                    </a:xfrm>
+                    <a:prstGeom prst="rect">
+                      <a:avLst/>
+                    </a:prstGeom>
+                    <a:solidFill>
+                      <a:srgbClr val="FFFFFF">
+                        <a:shade val="85000"/>
+                      </a:srgbClr>
+                    </a:solidFill>
+                    <a:ln w="88900" cap="sq">
+                      <a:solidFill>
+                        <a:srgbClr val="FFFFFF"/>
+                      </a:solidFill>
+                      <a:miter lim="800000"/>
+                    </a:ln>
+                    <a:effectLst>
+                      <a:outerShdw blurRad="55000" dist="18000" dir="5400000" algn="tl" rotWithShape="0">
+                        <a:srgbClr val="000000">
+                          <a:alpha val="40000"/>
+                        </a:srgbClr>
+                      </a:outerShdw>
+                    </a:effectLst>
+                    <a:scene3d>
+                      <a:camera prst="orthographicFront"/>
+                      <a:lightRig rig="twoPt" dir="t">
+                        <a:rot lat="0" lon="0" rev="7200000"/>
+                      </a:lightRig>
+                    </a:scene3d>
+                    <a:sp3d>
+                      <a:bevelT w="25400" h="19050"/>
+                      <a:contourClr>
+                        <a:srgbClr val="FFFFFF"/>
+                      </a:contourClr>
+                    </a:sp3d>
+                  </pic:spPr>
+                </pic:pic>
+              </a:graphicData>
+            </a:graphic>
+            <wp14:sizeRelH relativeFrom="page">
+              <wp14:pctWidth>0</wp14:pctWidth>
+            </wp14:sizeRelH>
+            <wp14:sizeRelV relativeFrom="page">
+              <wp14:pctHeight>0</wp14:pctHeight>
+            </wp14:sizeRelV>
+          </wp:anchor>
+        </w:drawing>
+      </w:r>
+      <w:r>
+        <w:rPr>
+          <w:rFonts w:ascii="Aptos Display" w:hAnsi="Aptos Display"/>
+          <w:b/>
+          <w:bCs/>
+          <w:noProof/>
+        </w:rPr>
+        <w:drawing>
+          <wp:anchor distT="0" distB="0" distL="114300" distR="114300" simplePos="0" relativeHeight="251662341" behindDoc="0" locked="0" layoutInCell="1" allowOverlap="1" wp14:anchorId="3DBA43CC" wp14:editId="5588C2D5">
+            <wp:simplePos x="0" y="0"/>
+            <wp:positionH relativeFrom="margin">
+              <wp:posOffset>3205433</wp:posOffset>
+            </wp:positionH>
+            <wp:positionV relativeFrom="paragraph">
+              <wp:posOffset>261127</wp:posOffset>
+            </wp:positionV>
+            <wp:extent cx="2976880" cy="2061845"/>
+            <wp:effectExtent l="114300" t="114300" r="109220" b="147955"/>
+            <wp:wrapSquare wrapText="bothSides"/>
+            <wp:docPr id="1082282644" name="Imagen 1" descr="Mapa&#10;&#10;El contenido generado por IA puede ser incorrecto."/>
+            <wp:cNvGraphicFramePr>
+              <a:graphicFrameLocks xmlns:a="http://schemas.openxmlformats.org/drawingml/2006/main" noChangeAspect="1"/>
+            </wp:cNvGraphicFramePr>
+            <a:graphic xmlns:a="http://schemas.openxmlformats.org/drawingml/2006/main">
+              <a:graphicData uri="http://schemas.openxmlformats.org/drawingml/2006/picture">
+                <pic:pic xmlns:pic="http://schemas.openxmlformats.org/drawingml/2006/picture">
+                  <pic:nvPicPr>
+                    <pic:cNvPr id="1082282644" name="Imagen 1" descr="Mapa&#10;&#10;El contenido generado por IA puede ser incorrecto."/>
+                    <pic:cNvPicPr/>
+                  </pic:nvPicPr>
+                  <pic:blipFill>
+                    <a:blip r:embed="rId10" cstate="print">
+                      <a:extLst>
+                        <a:ext uri="{28A0092B-C50C-407E-A947-70E740481C1C}">
+                          <a14:useLocalDpi xmlns:a14="http://schemas.microsoft.com/office/drawing/2010/main" val="0"/>
+                        </a:ext>
+                      </a:extLst>
+                    </a:blip>
+                    <a:stretch>
+                      <a:fillRect/>
+                    </a:stretch>
+                  </pic:blipFill>
+                  <pic:spPr>
+                    <a:xfrm>
+                      <a:off x="0" y="0"/>
+                      <a:ext cx="2976880" cy="2061845"/>
+                    </a:xfrm>
+                    <a:prstGeom prst="rect">
+                      <a:avLst/>
+                    </a:prstGeom>
+                    <a:solidFill>
+                      <a:srgbClr val="FFFFFF">
+                        <a:shade val="85000"/>
+                      </a:srgbClr>
+                    </a:solidFill>
+                    <a:ln w="88900" cap="sq">
+                      <a:solidFill>
+                        <a:srgbClr val="FFFFFF"/>
+                      </a:solidFill>
+                      <a:miter lim="800000"/>
+                    </a:ln>
+                    <a:effectLst>
+                      <a:outerShdw blurRad="55000" dist="18000" dir="5400000" algn="tl" rotWithShape="0">
+                        <a:srgbClr val="000000">
+                          <a:alpha val="40000"/>
+                        </a:srgbClr>
+                      </a:outerShdw>
+                    </a:effectLst>
+                    <a:scene3d>
+                      <a:camera prst="orthographicFront"/>
+                      <a:lightRig rig="twoPt" dir="t">
+                        <a:rot lat="0" lon="0" rev="7200000"/>
+                      </a:lightRig>
+                    </a:scene3d>
+                    <a:sp3d>
+                      <a:bevelT w="25400" h="19050"/>
+                      <a:contourClr>
+                        <a:srgbClr val="FFFFFF"/>
+                      </a:contourClr>
+                    </a:sp3d>
+                  </pic:spPr>
+                </pic:pic>
+              </a:graphicData>
+            </a:graphic>
+            <wp14:sizeRelH relativeFrom="margin">
+              <wp14:pctWidth>0</wp14:pctWidth>
+            </wp14:sizeRelH>
+            <wp14:sizeRelV relativeFrom="margin">
+              <wp14:pctHeight>0</wp14:pctHeight>
+            </wp14:sizeRelV>
+          </wp:anchor>
+        </w:drawing>
+      </w:r>
+    </w:p>
+    <w:p>
+      <w:pPr>
+        <w:rPr>
+          <w:rFonts w:ascii="Aptos Display" w:hAnsi="Aptos Display"/>
+          <w:b/>
+          <w:bCs/>
+        </w:rPr>
+      </w:pPr>
+    </w:p>
+    <w:p>
+      <w:pPr>
+        <w:rPr>
+          <w:rFonts w:ascii="Baskerville" w:hAnsi="Baskerville"/>
+        </w:rPr>
+      </w:pPr>
+      <w:r>
+        <w:rPr>
+          <w:rFonts w:ascii="Baskerville" w:hAnsi="Baskerville"/>
+          <w:b/>
+          <w:bCs/>
+        </w:rPr>
+        <w:t xml:space="preserve">Anexo B. </w:t>
+      </w:r>
+      <w:r>
+        <w:rPr>
+          <w:rFonts w:ascii="Baskerville" w:hAnsi="Baskerville"/>
+        </w:rPr>
+        <w:t xml:space="preserve"> Contrato creado para el evento </w:t>
+      </w:r>
+      <w:r>
+        <w:rPr>
+          <w:rFonts w:ascii="Baskerville" w:hAnsi="Baskerville"/>
+          <w:b/>
+          <w:bCs/>
+        </w:rPr>
+        <w:t xml:space="preserve">International Agri-Center </w:t>
+      </w:r>
+      <w:r>
+        <w:rPr>
+          <w:rFonts w:ascii="Baskerville" w:hAnsi="Baskerville"/>
+        </w:rPr>
+        <w:t xml:space="preserve">llevado a cabo en </w:t>
+      </w:r>
+      <w:r>
+        <w:rPr>
+          <w:rFonts w:ascii="Baskerville" w:hAnsi="Baskerville"/>
+          <w:noProof/>
+        </w:rPr>
+        <mc:AlternateContent>
+          <mc:Choice Requires="wps">
+            <w:drawing>
+              <wp:anchor distT="0" distB="0" distL="114300" distR="114300" simplePos="0" relativeHeight="251666437" behindDoc="0" locked="0" layoutInCell="1" allowOverlap="1" wp14:anchorId="62E51D94" wp14:editId="0A6C4346">
+                <wp:simplePos x="0" y="0"/>
+                <wp:positionH relativeFrom="column">
+                  <wp:posOffset>3364568</wp:posOffset>
+                </wp:positionH>
+                <wp:positionV relativeFrom="paragraph">
+                  <wp:posOffset>1451037</wp:posOffset>
+                </wp:positionV>
+                <wp:extent cx="474314" cy="61123"/>
+                <wp:effectExtent l="0" t="0" r="2540" b="0"/>
+                <wp:wrapNone/>
+                <wp:docPr id="1938761451" name="Rectángulo 8"/>
+                <wp:cNvGraphicFramePr/>
+                <a:graphic xmlns:a="http://schemas.openxmlformats.org/drawingml/2006/main">
+                  <a:graphicData uri="http://schemas.microsoft.com/office/word/2010/wordprocessingShape">
+                    <wps:wsp>
+                      <wps:cNvSpPr/>
+                      <wps:spPr>
+                        <a:xfrm>
+                          <a:off x="0" y="0"/>
+                          <a:ext cx="474314" cy="61123"/>
+                        </a:xfrm>
+                        <a:prstGeom prst="rect">
+                          <a:avLst/>
+                        </a:prstGeom>
+                        <a:solidFill>
+                          <a:schemeClr val="tx1">
+                            <a:lumMod val="95000"/>
+                            <a:lumOff val="5000"/>
+                            <a:alpha val="95000"/>
+                          </a:schemeClr>
+                        </a:solidFill>
+                        <a:ln>
+                          <a:noFill/>
+                        </a:ln>
+                      </wps:spPr>
+                      <wps:style>
+                        <a:lnRef idx="2">
+                          <a:schemeClr val="dk1">
+                            <a:shade val="15000"/>
+                          </a:schemeClr>
+                        </a:lnRef>
+                        <a:fillRef idx="1">
+                          <a:schemeClr val="dk1"/>
+                        </a:fillRef>
+                        <a:effectRef idx="0">
+                          <a:schemeClr val="dk1"/>
+                        </a:effectRef>
+                        <a:fontRef idx="minor">
+                          <a:schemeClr val="lt1"/>
+                        </a:fontRef>
+                      </wps:style>
+                      <wps:bodyPr rot="0" spcFirstLastPara="0" vertOverflow="overflow" horzOverflow="overflow" vert="horz" wrap="square" lIns="91440" tIns="45720" rIns="91440" bIns="45720" numCol="1" spcCol="0" rtlCol="0" fromWordArt="0" anchor="ctr" anchorCtr="0" forceAA="0" compatLnSpc="1">
+                        <a:prstTxWarp prst="textNoShape">
+                          <a:avLst/>
+                        </a:prstTxWarp>
+                        <a:noAutofit/>
+                      </wps:bodyPr>
+                    </wps:wsp>
+                  </a:graphicData>
+                </a:graphic>
+              </wp:anchor>
+            </w:drawing>
+          </mc:Choice>
+          <mc:Fallback>
+            <w:pict>
+              <v:rect w14:anchorId="66F1AEC4" id="Rectángulo 8" o:spid="_x0000_s1026" style="position:absolute;margin-left:264.95pt;margin-top:114.25pt;width:37.35pt;height:4.8pt;z-index:251666437;visibility:visible;mso-wrap-style:square;mso-wrap-distance-left:9pt;mso-wrap-distance-top:0;mso-wrap-distance-right:9pt;mso-wrap-distance-bottom:0;mso-position-horizontal:absolute;mso-position-horizontal-relative:text;mso-position-vertical:absolute;mso-position-vertical-relative:text;v-text-anchor:middle" o:gfxdata="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" fillcolor="#0d0d0d [3069]" stroked="f" strokeweight="1pt">
+                <v:fill opacity="62194f"/>
+              </v:rect>
+            </w:pict>
+          </mc:Fallback>
+        </mc:AlternateContent>
+      </w:r>
+      <w:r>
+        <w:rPr>
+          <w:rFonts w:ascii="Baskerville" w:hAnsi="Baskerville"/>
+          <w:noProof/>
+        </w:rPr>
+        <mc:AlternateContent>
+          <mc:Choice Requires="wps">
+            <w:drawing>
+              <wp:anchor distT="0" distB="0" distL="114300" distR="114300" simplePos="0" relativeHeight="251665413" behindDoc="0" locked="0" layoutInCell="1" allowOverlap="1" wp14:anchorId="1B146663" wp14:editId="77EAEBFD">
+                <wp:simplePos x="0" y="0"/>
+                <wp:positionH relativeFrom="column">
+                  <wp:posOffset>17526</wp:posOffset>
+                </wp:positionH>
+                <wp:positionV relativeFrom="paragraph">
+                  <wp:posOffset>1437609</wp:posOffset>
+                </wp:positionV>
+                <wp:extent cx="474314" cy="61123"/>
+                <wp:effectExtent l="0" t="0" r="2540" b="0"/>
+                <wp:wrapNone/>
+                <wp:docPr id="1500680690" name="Rectángulo 8"/>
+                <wp:cNvGraphicFramePr/>
+                <a:graphic xmlns:a="http://schemas.openxmlformats.org/drawingml/2006/main">
+                  <a:graphicData uri="http://schemas.microsoft.com/office/word/2010/wordprocessingShape">
+                    <wps:wsp>
+                      <wps:cNvSpPr/>
+                      <wps:spPr>
+                        <a:xfrm>
+                          <a:off x="0" y="0"/>
+                          <a:ext cx="474314" cy="61123"/>
+                        </a:xfrm>
+                        <a:prstGeom prst="rect">
+                          <a:avLst/>
+                        </a:prstGeom>
+                        <a:solidFill>
+                          <a:schemeClr val="tx1">
+                            <a:lumMod val="95000"/>
+                            <a:lumOff val="5000"/>
+                            <a:alpha val="95000"/>
+                          </a:schemeClr>
+                        </a:solidFill>
+                        <a:ln>
+                          <a:noFill/>
+                        </a:ln>
+                      </wps:spPr>
+                      <wps:style>
+                        <a:lnRef idx="2">
+                          <a:schemeClr val="dk1">
+                            <a:shade val="15000"/>
+                          </a:schemeClr>
+                        </a:lnRef>
+                        <a:fillRef idx="1">
+                          <a:schemeClr val="dk1"/>
+                        </a:fillRef>
+                        <a:effectRef idx="0">
+                          <a:schemeClr val="dk1"/>
+                        </a:effectRef>
+                        <a:fontRef idx="minor">
+                          <a:schemeClr val="lt1"/>
+                        </a:fontRef>
+                      </wps:style>
+                      <wps:bodyPr rot="0" spcFirstLastPara="0" vertOverflow="overflow" horzOverflow="overflow" vert="horz" wrap="square" lIns="91440" tIns="45720" rIns="91440" bIns="45720" numCol="1" spcCol="0" rtlCol="0" fromWordArt="0" anchor="ctr" anchorCtr="0" forceAA="0" compatLnSpc="1">
+                        <a:prstTxWarp prst="textNoShape">
+                          <a:avLst/>
+                        </a:prstTxWarp>
+                        <a:noAutofit/>
+                      </wps:bodyPr>
+                    </wps:wsp>
+                  </a:graphicData>
+                </a:graphic>
+              </wp:anchor>
+            </w:drawing>
+          </mc:Choice>
+          <mc:Fallback>
+            <w:pict>
+              <v:rect w14:anchorId="7917640C" id="Rectángulo 8" o:spid="_x0000_s1026" style="position:absolute;margin-left:1.4pt;margin-top:113.2pt;width:37.35pt;height:4.8pt;z-index:251665413;visibility:visible;mso-wrap-style:square;mso-wrap-distance-left:9pt;mso-wrap-distance-top:0;mso-wrap-distance-right:9pt;mso-wrap-distance-bottom:0;mso-position-horizontal:absolute;mso-position-horizontal-relative:text;mso-position-vertical:absolute;mso-position-vertical-relative:text;v-text-anchor:middle" o:gfxdata="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" fillcolor="#0d0d0d [3069]" stroked="f" strokeweight="1pt">
+                <v:fill opacity="62194f"/>
+              </v:rect>
+            </w:pict>
+          </mc:Fallback>
+        </mc:AlternateContent>
+      </w:r>
+      <w:r>
+        <w:rPr>
+          <w:rFonts w:ascii="Baskerville" w:hAnsi="Baskerville"/>
+          <w:noProof/>
+          <w:highlight w:val="black"/>
+        </w:rPr>
+        <w:drawing>
+          <wp:anchor distT="0" distB="0" distL="114300" distR="114300" simplePos="0" relativeHeight="251664389" behindDoc="0" locked="0" layoutInCell="1" allowOverlap="1" wp14:anchorId="770E787D" wp14:editId="31DF1080">
+            <wp:simplePos x="0" y="0"/>
+            <wp:positionH relativeFrom="margin">
+              <wp:posOffset>-407488</wp:posOffset>
+            </wp:positionH>
+            <wp:positionV relativeFrom="paragraph">
+              <wp:posOffset>329565</wp:posOffset>
+            </wp:positionV>
+            <wp:extent cx="3208002" cy="4279392"/>
+            <wp:effectExtent l="133350" t="114300" r="126365" b="159385"/>
+            <wp:wrapSquare wrapText="bothSides"/>
+            <wp:docPr id="970137256" name="Imagen 7"/>
+            <wp:cNvGraphicFramePr>
+              <a:graphicFrameLocks xmlns:a="http://schemas.openxmlformats.org/drawingml/2006/main" noChangeAspect="1"/>
+            </wp:cNvGraphicFramePr>
+            <a:graphic xmlns:a="http://schemas.openxmlformats.org/drawingml/2006/main">
+              <a:graphicData uri="http://schemas.openxmlformats.org/drawingml/2006/picture">
+                <pic:pic xmlns:pic="http://schemas.openxmlformats.org/drawingml/2006/picture">
+                  <pic:nvPicPr>
+                    <pic:cNvPr id="0" name="Picture 21"/>
+                    <pic:cNvPicPr>
+                      <a:picLocks noChangeAspect="1" noChangeArrowheads="1"/>
+                    </pic:cNvPicPr>
+                  </pic:nvPicPr>
+                  <pic:blipFill>
+                    <a:blip r:embed="rId11" cstate="print">
+                      <a:extLst>
+                        <a:ext uri="{28A0092B-C50C-407E-A947-70E740481C1C}">
+                          <a14:useLocalDpi xmlns:a14="http://schemas.microsoft.com/office/drawing/2010/main" val="0"/>
+                        </a:ext>
+                      </a:extLst>
+                    </a:blip>
+                    <a:srcRect/>
+                    <a:stretch>
+                      <a:fillRect/>
+                    </a:stretch>
+                  </pic:blipFill>
+                  <pic:spPr bwMode="auto">
+                    <a:xfrm>
+                      <a:off x="0" y="0"/>
+                      <a:ext cx="3208002" cy="4279392"/>
+                    </a:xfrm>
+                    <a:prstGeom prst="rect">
+                      <a:avLst/>
+                    </a:prstGeom>
+                    <a:solidFill>
+                      <a:srgbClr val="FFFFFF">
+                        <a:shade val="85000"/>
+                      </a:srgbClr>
+                    </a:solidFill>
+                    <a:ln w="88900" cap="sq">
+                      <a:solidFill>
+                        <a:srgbClr val="FFFFFF"/>
+                      </a:solidFill>
+                      <a:miter lim="800000"/>
+                    </a:ln>
+                    <a:effectLst>
+                      <a:outerShdw blurRad="55000" dist="18000" dir="5400000" algn="tl" rotWithShape="0">
+                        <a:srgbClr val="000000">
+                          <a:alpha val="40000"/>
+                        </a:srgbClr>
+                      </a:outerShdw>
+                    </a:effectLst>
+                    <a:scene3d>
+                      <a:camera prst="orthographicFront"/>
+                      <a:lightRig rig="twoPt" dir="t">
+                        <a:rot lat="0" lon="0" rev="7200000"/>
+                      </a:lightRig>
+                    </a:scene3d>
+                    <a:sp3d>
+                      <a:bevelT w="25400" h="19050"/>
+                      <a:contourClr>
+                        <a:srgbClr val="FFFFFF"/>
+                      </a:contourClr>
+                    </a:sp3d>
+                  </pic:spPr>
+                </pic:pic>
+              </a:graphicData>
+            </a:graphic>
+            <wp14:sizeRelH relativeFrom="margin">
+              <wp14:pctWidth>0</wp14:pctWidth>
+            </wp14:sizeRelH>
+            <wp14:sizeRelV relativeFrom="margin">
+              <wp14:pctHeight>0</wp14:pctHeight>
+            </wp14:sizeRelV>
+          </wp:anchor>
+        </w:drawing>
+      </w:r>
+      <w:r>
+        <w:rPr>
+          <w:rFonts w:ascii="Baskerville" w:hAnsi="Baskerville"/>
+          <w:noProof/>
+          <w:highlight w:val="black"/>
+        </w:rPr>
+        <w:drawing>
+          <wp:anchor distT="0" distB="0" distL="114300" distR="114300" simplePos="0" relativeHeight="251663365" behindDoc="0" locked="0" layoutInCell="1" allowOverlap="1" wp14:anchorId="58622DD2" wp14:editId="0D4029BF">
+            <wp:simplePos x="0" y="0"/>
+            <wp:positionH relativeFrom="page">
+              <wp:posOffset>4024427</wp:posOffset>
+            </wp:positionH>
+            <wp:positionV relativeFrom="paragraph">
+              <wp:posOffset>331139</wp:posOffset>
+            </wp:positionV>
+            <wp:extent cx="3313430" cy="4278630"/>
+            <wp:effectExtent l="133350" t="114300" r="134620" b="160020"/>
+            <wp:wrapSquare wrapText="bothSides"/>
+            <wp:docPr id="261952444" name="Imagen 6"/>
+            <wp:cNvGraphicFramePr>
+              <a:graphicFrameLocks xmlns:a="http://schemas.openxmlformats.org/drawingml/2006/main" noChangeAspect="1"/>
+            </wp:cNvGraphicFramePr>
+            <a:graphic xmlns:a="http://schemas.openxmlformats.org/drawingml/2006/main">
+              <a:graphicData uri="http://schemas.openxmlformats.org/drawingml/2006/picture">
+                <pic:pic xmlns:pic="http://schemas.openxmlformats.org/drawingml/2006/picture">
+                  <pic:nvPicPr>
+                    <pic:cNvPr id="0" name="Picture 20"/>
+                    <pic:cNvPicPr>
+                      <a:picLocks noChangeAspect="1" noChangeArrowheads="1"/>
+                    </pic:cNvPicPr>
+                  </pic:nvPicPr>
+                  <pic:blipFill rotWithShape="1">
+                    <a:blip r:embed="rId12" cstate="print">
+                      <a:extLst>
+                        <a:ext uri="{28A0092B-C50C-407E-A947-70E740481C1C}">
+                          <a14:useLocalDpi xmlns:a14="http://schemas.microsoft.com/office/drawing/2010/main" val="0"/>
+                        </a:ext>
+                      </a:extLst>
+                    </a:blip>
+                    <a:srcRect t="3757" r="5427" b="4691"/>
+                    <a:stretch>
+                      <a:fillRect/>
+                    </a:stretch>
+                  </pic:blipFill>
+                  <pic:spPr bwMode="auto">
+                    <a:xfrm>
+                      <a:off x="0" y="0"/>
+                      <a:ext cx="3313430" cy="4278630"/>
+                    </a:xfrm>
+                    <a:prstGeom prst="rect">
+                      <a:avLst/>
+                    </a:prstGeom>
+                    <a:solidFill>
+                      <a:srgbClr val="FFFFFF">
+                        <a:shade val="85000"/>
+                      </a:srgbClr>
+                    </a:solidFill>
+                    <a:ln w="88900" cap="sq">
+                      <a:solidFill>
+                        <a:srgbClr val="FFFFFF"/>
+                      </a:solidFill>
+                      <a:miter lim="800000"/>
+                    </a:ln>
+                    <a:effectLst>
+                      <a:outerShdw blurRad="55000" dist="18000" dir="5400000" algn="tl" rotWithShape="0">
+                        <a:srgbClr val="000000">
+                          <a:alpha val="40000"/>
+                        </a:srgbClr>
+                      </a:outerShdw>
+                    </a:effectLst>
+                    <a:scene3d>
+                      <a:camera prst="orthographicFront"/>
+                      <a:lightRig rig="twoPt" dir="t">
+                        <a:rot lat="0" lon="0" rev="7200000"/>
+                      </a:lightRig>
+                    </a:scene3d>
+                    <a:sp3d>
+                      <a:bevelT w="25400" h="19050"/>
+                      <a:contourClr>
+                        <a:srgbClr val="FFFFFF"/>
+                      </a:contourClr>
+                    </a:sp3d>
+                    <a:extLst>
+                      <a:ext uri="{53640926-AAD7-44D8-BBD7-CCE9431645EC}">
+                        <a14:shadowObscured xmlns:a14="http://schemas.microsoft.com/office/drawing/2010/main"/>
+                      </a:ext>
+                    </a:extLst>
+                  </pic:spPr>
+                </pic:pic>
+              </a:graphicData>
+            </a:graphic>
+            <wp14:sizeRelH relativeFrom="margin">
+              <wp14:pctWidth>0</wp14:pctWidth>
+            </wp14:sizeRelH>
+            <wp14:sizeRelV relativeFrom="margin">
+              <wp14:pctHeight>0</wp14:pctHeight>
+            </wp14:sizeRelV>
+          </wp:anchor>
+        </w:drawing>
+      </w:r>
+    </w:p>
+    <w:p>
+      <w:pPr>
+        <w:rPr>
+          <w:rFonts w:ascii="Baskerville" w:hAnsi="Baskerville"/>
+        </w:rPr>
+      </w:pPr>
+      <w:r>
+        <w:rPr>
+          <w:rFonts w:ascii="Baskerville" w:hAnsi="Baskerville"/>
+          <w:b/>
+          <w:bCs/>
+        </w:rPr>
+        <w:lastRenderedPageBreak/>
+        <w:t xml:space="preserve">Anexo C. </w:t>
+      </w:r>
+      <w:r>
+        <w:rPr>
+          <w:rFonts w:ascii="Baskerville" w:hAnsi="Baskerville"/>
+        </w:rPr>
+        <w:t>Esquema general del sistema que muestra como interactúa nuestro proyecto con la infraestructura de la empresa.</w:t>
+      </w:r>
+    </w:p>
+    <w:p>
+      <w:pPr>
+        <w:rPr>
+          <w:rFonts w:ascii="Aptos Display" w:hAnsi="Aptos Display"/>
+        </w:rPr>
+      </w:pPr>
+      <w:r>
+        <w:rPr>
+          <w:rFonts w:ascii="Aptos Display" w:hAnsi="Aptos Display"/>
+          <w:noProof/>
+        </w:rPr>
+        <mc:AlternateContent>
+          <mc:Choice Requires="wpg">
+            <w:drawing>
+              <wp:anchor distT="0" distB="0" distL="114300" distR="114300" simplePos="0" relativeHeight="251670533" behindDoc="0" locked="0" layoutInCell="1" allowOverlap="1" wp14:anchorId="4842BF2B" wp14:editId="7A38DCD3">
+                <wp:simplePos x="0" y="0"/>
+                <wp:positionH relativeFrom="column">
+                  <wp:posOffset>-640864</wp:posOffset>
+                </wp:positionH>
+                <wp:positionV relativeFrom="paragraph">
+                  <wp:posOffset>20955</wp:posOffset>
+                </wp:positionV>
+                <wp:extent cx="7006963" cy="3474777"/>
+                <wp:effectExtent l="12700" t="12700" r="16510" b="17780"/>
+                <wp:wrapNone/>
+                <wp:docPr id="1931657639" name="Group 4"/>
+                <wp:cNvGraphicFramePr/>
+                <a:graphic xmlns:a="http://schemas.openxmlformats.org/drawingml/2006/main">
+                  <a:graphicData uri="http://schemas.microsoft.com/office/word/2010/wordprocessingGroup">
+                    <wpg:wgp>
+                      <wpg:cNvGrpSpPr/>
+                      <wpg:grpSpPr>
+                        <a:xfrm>
+                          <a:off x="0" y="0"/>
+                          <a:ext cx="7006963" cy="3474777"/>
+                          <a:chOff x="0" y="0"/>
+                          <a:chExt cx="7006963" cy="3474777"/>
+                        </a:xfrm>
+                      </wpg:grpSpPr>
+                      <wpg:grpSp>
+                        <wpg:cNvPr id="487806161" name="Grupo 24"/>
+                        <wpg:cNvGrpSpPr/>
+                        <wpg:grpSpPr>
+                          <a:xfrm>
+                            <a:off x="0" y="663388"/>
+                            <a:ext cx="2695433" cy="2335189"/>
+                            <a:chOff x="0" y="0"/>
+                            <a:chExt cx="2695433" cy="2335189"/>
+                          </a:xfrm>
+                        </wpg:grpSpPr>
+                        <wps:wsp>
+                          <wps:cNvPr id="2109340681" name="Rectángulo: esquinas redondeadas 18"/>
+                          <wps:cNvSpPr/>
+                          <wps:spPr>
+                            <a:xfrm>
+                              <a:off x="0" y="247081"/>
+                              <a:ext cx="2695433" cy="2088108"/>
+                            </a:xfrm>
+                            <a:prstGeom prst="roundRect">
+                              <a:avLst/>
+                            </a:prstGeom>
+                            <a:noFill/>
+                            <a:ln w="19050"/>
+                          </wps:spPr>
+                          <wps:style>
+                            <a:lnRef idx="2">
+                              <a:schemeClr val="accent1">
+                                <a:shade val="15000"/>
+                              </a:schemeClr>
+                            </a:lnRef>
+                            <a:fillRef idx="1">
+                              <a:schemeClr val="accent1"/>
+                            </a:fillRef>
+                            <a:effectRef idx="0">
+                              <a:schemeClr val="accent1"/>
+                            </a:effectRef>
+                            <a:fontRef idx="minor">
+                              <a:schemeClr val="lt1"/>
+                            </a:fontRef>
+                          </wps:style>
+                          <wps:txbx>
+                            <w:txbxContent>
+                              <w:p>
+                                <w:pPr>
+                                  <w:jc w:val="center"/>
+                                  <w:rPr>
+                                    <w:b/>
+                                    <w:bCs/>
+                                    <w:color w:val="000000" w:themeColor="text1"/>
+                                    <w:lang w:val="en-US"/>
+                                  </w:rPr>
+                                </w:pPr>
+                              </w:p>
+                            </w:txbxContent>
+                          </wps:txbx>
+                          <wps:bodyPr rot="0" spcFirstLastPara="0" vertOverflow="overflow" horzOverflow="overflow" vert="horz" wrap="square" lIns="91440" tIns="45720" rIns="91440" bIns="45720" numCol="1" spcCol="0" rtlCol="0" fromWordArt="0" anchor="ctr" anchorCtr="0" forceAA="0" compatLnSpc="1">
+                            <a:prstTxWarp prst="textNoShape">
+                              <a:avLst/>
+                            </a:prstTxWarp>
+                            <a:noAutofit/>
+                          </wps:bodyPr>
+                        </wps:wsp>
+                        <pic:pic xmlns:pic="http://schemas.openxmlformats.org/drawingml/2006/picture">
+                          <pic:nvPicPr>
+                            <pic:cNvPr id="935636903" name="Gráfico 11" descr="Base de datos con relleno sólido"/>
+                            <pic:cNvPicPr>
+                              <a:picLocks noChangeAspect="1"/>
+                            </pic:cNvPicPr>
+                          </pic:nvPicPr>
+                          <pic:blipFill>
+                            <a:blip r:embed="rId13">
+                              <a:extLst>
+                                <a:ext uri="{96DAC541-7B7A-43D3-8B79-37D633B846F1}">
+                                  <asvg:svgBlip xmlns:asvg="http://schemas.microsoft.com/office/drawing/2016/SVG/main" r:embed="rId14"/>
+                                </a:ext>
+                              </a:extLst>
+                            </a:blip>
+                            <a:stretch>
+                              <a:fillRect/>
+                            </a:stretch>
+                          </pic:blipFill>
+                          <pic:spPr>
+                            <a:xfrm>
+                              <a:off x="1050878" y="1495851"/>
+                              <a:ext cx="586740" cy="586740"/>
+                            </a:xfrm>
+                            <a:prstGeom prst="rect">
+                              <a:avLst/>
+                            </a:prstGeom>
+                          </pic:spPr>
+                        </pic:pic>
+                        <wps:wsp>
+                          <wps:cNvPr id="643737039" name="Rectángulo: esquinas redondeadas 18"/>
+                          <wps:cNvSpPr/>
+                          <wps:spPr>
+                            <a:xfrm>
+                              <a:off x="109182" y="492741"/>
+                              <a:ext cx="975815" cy="450377"/>
+                            </a:xfrm>
+                            <a:prstGeom prst="roundRect">
+                              <a:avLst/>
+                            </a:prstGeom>
+                            <a:noFill/>
+                            <a:ln w="19050"/>
+                          </wps:spPr>
+                          <wps:style>
+                            <a:lnRef idx="2">
+                              <a:schemeClr val="accent1">
+                                <a:shade val="15000"/>
+                              </a:schemeClr>
+                            </a:lnRef>
+                            <a:fillRef idx="1">
+                              <a:schemeClr val="accent1"/>
+                            </a:fillRef>
+                            <a:effectRef idx="0">
+                              <a:schemeClr val="accent1"/>
+                            </a:effectRef>
+                            <a:fontRef idx="minor">
+                              <a:schemeClr val="lt1"/>
+                            </a:fontRef>
+                          </wps:style>
+                          <wps:txbx>
+                            <w:txbxContent>
+                              <w:p>
+                                <w:pPr>
+                                  <w:jc w:val="center"/>
+                                  <w:rPr>
+                                    <w:color w:val="000000" w:themeColor="text1"/>
+                                    <w:sz w:val="16"/>
+                                    <w:szCs w:val="16"/>
+                                    <w:lang w:val="en-US"/>
+                                  </w:rPr>
+                                </w:pPr>
+                                <w:proofErr w:type="spellStart"/>
+                                <w:r>
+                                  <w:rPr>
+                                    <w:color w:val="000000" w:themeColor="text1"/>
+                                    <w:sz w:val="16"/>
+                                    <w:szCs w:val="16"/>
+                                    <w:lang w:val="en-US"/>
+                                  </w:rPr>
+                                  <w:t>Pagina</w:t>
+                                </w:r>
+                                <w:proofErr w:type="spellEnd"/>
+                                <w:r>
+                                  <w:rPr>
+                                    <w:color w:val="000000" w:themeColor="text1"/>
+                                    <w:sz w:val="16"/>
+                                    <w:szCs w:val="16"/>
+                                    <w:lang w:val="en-US"/>
+                                  </w:rPr>
+                                  <w:t xml:space="preserve"> Web</w:t>
+                                </w:r>
+                              </w:p>
+                            </w:txbxContent>
+                          </wps:txbx>
+                          <wps:bodyPr rot="0" spcFirstLastPara="0" vertOverflow="overflow" horzOverflow="overflow" vert="horz" wrap="square" lIns="91440" tIns="45720" rIns="91440" bIns="45720" numCol="1" spcCol="0" rtlCol="0" fromWordArt="0" anchor="ctr" anchorCtr="0" forceAA="0" compatLnSpc="1">
+                            <a:prstTxWarp prst="textNoShape">
+                              <a:avLst/>
+                            </a:prstTxWarp>
+                            <a:noAutofit/>
+                          </wps:bodyPr>
+                        </wps:wsp>
+                        <wps:wsp>
+                          <wps:cNvPr id="1981856498" name="Rectángulo: esquinas redondeadas 18"/>
+                          <wps:cNvSpPr/>
+                          <wps:spPr>
+                            <a:xfrm>
+                              <a:off x="1508078" y="506389"/>
+                              <a:ext cx="1016758" cy="416257"/>
+                            </a:xfrm>
+                            <a:prstGeom prst="roundRect">
+                              <a:avLst/>
+                            </a:prstGeom>
+                            <a:noFill/>
+                            <a:ln w="19050"/>
+                          </wps:spPr>
+                          <wps:style>
+                            <a:lnRef idx="2">
+                              <a:schemeClr val="accent1">
+                                <a:shade val="15000"/>
+                              </a:schemeClr>
+                            </a:lnRef>
+                            <a:fillRef idx="1">
+                              <a:schemeClr val="accent1"/>
+                            </a:fillRef>
+                            <a:effectRef idx="0">
+                              <a:schemeClr val="accent1"/>
+                            </a:effectRef>
+                            <a:fontRef idx="minor">
+                              <a:schemeClr val="lt1"/>
+                            </a:fontRef>
+                          </wps:style>
+                          <wps:txbx>
+                            <w:txbxContent>
+                              <w:p>
+                                <w:pPr>
+                                  <w:jc w:val="center"/>
+                                  <w:rPr>
+                                    <w:color w:val="000000" w:themeColor="text1"/>
+                                    <w:sz w:val="16"/>
+                                    <w:szCs w:val="16"/>
+                                    <w:lang w:val="en-US"/>
+                                  </w:rPr>
+                                </w:pPr>
+                                <w:proofErr w:type="spellStart"/>
+                                <w:r>
+                                  <w:rPr>
+                                    <w:color w:val="000000" w:themeColor="text1"/>
+                                    <w:sz w:val="16"/>
+                                    <w:szCs w:val="16"/>
+                                    <w:lang w:val="en-US"/>
+                                  </w:rPr>
+                                  <w:t>Visualizador</w:t>
+                                </w:r>
+                                <w:proofErr w:type="spellEnd"/>
+                                <w:r>
+                                  <w:rPr>
+                                    <w:color w:val="000000" w:themeColor="text1"/>
+                                    <w:sz w:val="16"/>
+                                    <w:szCs w:val="16"/>
+                                    <w:lang w:val="en-US"/>
+                                  </w:rPr>
+                                  <w:t xml:space="preserve"> de </w:t>
+                                </w:r>
+                                <w:proofErr w:type="spellStart"/>
+                                <w:r>
+                                  <w:rPr>
+                                    <w:color w:val="000000" w:themeColor="text1"/>
+                                    <w:sz w:val="16"/>
+                                    <w:szCs w:val="16"/>
+                                    <w:lang w:val="en-US"/>
+                                  </w:rPr>
+                                  <w:t>Contratos</w:t>
+                                </w:r>
+                                <w:proofErr w:type="spellEnd"/>
+                                <w:r>
+                                  <w:rPr>
+                                    <w:color w:val="000000" w:themeColor="text1"/>
+                                    <w:sz w:val="16"/>
+                                    <w:szCs w:val="16"/>
+                                    <w:lang w:val="en-US"/>
+                                  </w:rPr>
+                                  <w:t xml:space="preserve"> </w:t>
+                                </w:r>
+                              </w:p>
+                            </w:txbxContent>
+                          </wps:txbx>
+                          <wps:bodyPr rot="0" spcFirstLastPara="0" vertOverflow="overflow" horzOverflow="overflow" vert="horz" wrap="square" lIns="91440" tIns="45720" rIns="91440" bIns="45720" numCol="1" spcCol="0" rtlCol="0" fromWordArt="0" anchor="ctr" anchorCtr="0" forceAA="0" compatLnSpc="1">
+                            <a:prstTxWarp prst="textNoShape">
+                              <a:avLst/>
+                            </a:prstTxWarp>
+                            <a:noAutofit/>
+                          </wps:bodyPr>
+                        </wps:wsp>
+                        <wps:wsp>
+                          <wps:cNvPr id="1410790140" name="Conector recto de flecha 19"/>
+                          <wps:cNvCnPr/>
+                          <wps:spPr>
+                            <a:xfrm>
+                              <a:off x="566382" y="1018180"/>
+                              <a:ext cx="409215" cy="408930"/>
+                            </a:xfrm>
+                            <a:prstGeom prst="straightConnector1">
+                              <a:avLst/>
+                            </a:prstGeom>
+                            <a:ln>
+                              <a:tailEnd type="triangle"/>
+                            </a:ln>
+                          </wps:spPr>
+                          <wps:style>
+                            <a:lnRef idx="3">
+                              <a:schemeClr val="dk1"/>
+                            </a:lnRef>
+                            <a:fillRef idx="0">
+                              <a:schemeClr val="dk1"/>
+                            </a:fillRef>
+                            <a:effectRef idx="2">
+                              <a:schemeClr val="dk1"/>
+                            </a:effectRef>
+                            <a:fontRef idx="minor">
+                              <a:schemeClr val="tx1"/>
+                            </a:fontRef>
+                          </wps:style>
+                          <wps:bodyPr/>
+                        </wps:wsp>
+                        <wps:wsp>
+                          <wps:cNvPr id="802517928" name="Conector recto de flecha 19"/>
+                          <wps:cNvCnPr/>
+                          <wps:spPr>
+                            <a:xfrm flipH="1">
+                              <a:off x="1634888" y="997708"/>
+                              <a:ext cx="365418" cy="428777"/>
+                            </a:xfrm>
+                            <a:prstGeom prst="straightConnector1">
+                              <a:avLst/>
+                            </a:prstGeom>
+                            <a:ln>
+                              <a:tailEnd type="triangle"/>
+                            </a:ln>
+                          </wps:spPr>
+                          <wps:style>
+                            <a:lnRef idx="3">
+                              <a:schemeClr val="dk1"/>
+                            </a:lnRef>
+                            <a:fillRef idx="0">
+                              <a:schemeClr val="dk1"/>
+                            </a:fillRef>
+                            <a:effectRef idx="2">
+                              <a:schemeClr val="dk1"/>
+                            </a:effectRef>
+                            <a:fontRef idx="minor">
+                              <a:schemeClr val="tx1"/>
+                            </a:fontRef>
+                          </wps:style>
+                          <wps:bodyPr/>
+                        </wps:wsp>
+                        <wps:wsp>
+                          <wps:cNvPr id="1888775576" name="Cuadro de texto 20"/>
+                          <wps:cNvSpPr txBox="1"/>
+                          <wps:spPr>
+                            <a:xfrm>
+                              <a:off x="578608" y="0"/>
+                              <a:ext cx="1603612" cy="423081"/>
+                            </a:xfrm>
+                            <a:custGeom>
+                              <a:avLst/>
+                              <a:gdLst>
+                                <a:gd name="csX0" fmla="*/ 0 w 1603612"/>
+                                <a:gd name="csY0" fmla="*/ 0 h 423081"/>
+                                <a:gd name="csX1" fmla="*/ 518501 w 1603612"/>
+                                <a:gd name="csY1" fmla="*/ 0 h 423081"/>
+                                <a:gd name="csX2" fmla="*/ 1037002 w 1603612"/>
+                                <a:gd name="csY2" fmla="*/ 0 h 423081"/>
+                                <a:gd name="csX3" fmla="*/ 1603612 w 1603612"/>
+                                <a:gd name="csY3" fmla="*/ 0 h 423081"/>
+                                <a:gd name="csX4" fmla="*/ 1603612 w 1603612"/>
+                                <a:gd name="csY4" fmla="*/ 423081 h 423081"/>
+                                <a:gd name="csX5" fmla="*/ 1053039 w 1603612"/>
+                                <a:gd name="csY5" fmla="*/ 423081 h 423081"/>
+                                <a:gd name="csX6" fmla="*/ 502465 w 1603612"/>
+                                <a:gd name="csY6" fmla="*/ 423081 h 423081"/>
+                                <a:gd name="csX7" fmla="*/ 0 w 1603612"/>
+                                <a:gd name="csY7" fmla="*/ 423081 h 423081"/>
+                                <a:gd name="csX8" fmla="*/ 0 w 1603612"/>
+                                <a:gd name="csY8" fmla="*/ 0 h 423081"/>
+                              </a:gdLst>
+                              <a:ahLst/>
+                              <a:cxnLst>
+                                <a:cxn ang="0">
+                                  <a:pos x="csX0" y="csY0"/>
+                                </a:cxn>
+                                <a:cxn ang="0">
+                                  <a:pos x="csX1" y="csY1"/>
+                                </a:cxn>
+                                <a:cxn ang="0">
+                                  <a:pos x="csX2" y="csY2"/>
+                                </a:cxn>
+                                <a:cxn ang="0">
+                                  <a:pos x="csX3" y="csY3"/>
+                                </a:cxn>
+                                <a:cxn ang="0">
+                                  <a:pos x="csX4" y="csY4"/>
+                                </a:cxn>
+                                <a:cxn ang="0">
+                                  <a:pos x="csX5" y="csY5"/>
+                                </a:cxn>
+                                <a:cxn ang="0">
+                                  <a:pos x="csX6" y="csY6"/>
+                                </a:cxn>
+                                <a:cxn ang="0">
+                                  <a:pos x="csX7" y="csY7"/>
+                                </a:cxn>
+                                <a:cxn ang="0">
+                                  <a:pos x="csX8" y="csY8"/>
+                                </a:cxn>
+                              </a:cxnLst>
+                              <a:rect l="l" t="t" r="r" b="b"/>
+                              <a:pathLst>
+                                <a:path w="1603612" h="423081" fill="none" extrusionOk="0">
+                                  <a:moveTo>
+                                    <a:pt x="0" y="0"/>
+                                  </a:moveTo>
+                                  <a:cubicBezTo>
+                                    <a:pt x="151577" y="-24011"/>
+                                    <a:pt x="361119" y="8779"/>
+                                    <a:pt x="518501" y="0"/>
+                                  </a:cubicBezTo>
+                                  <a:cubicBezTo>
+                                    <a:pt x="675883" y="-8779"/>
+                                    <a:pt x="928912" y="-2455"/>
+                                    <a:pt x="1037002" y="0"/>
+                                  </a:cubicBezTo>
+                                  <a:cubicBezTo>
+                                    <a:pt x="1145092" y="2455"/>
+                                    <a:pt x="1384673" y="-14016"/>
+                                    <a:pt x="1603612" y="0"/>
+                                  </a:cubicBezTo>
+                                  <a:cubicBezTo>
+                                    <a:pt x="1584866" y="167418"/>
+                                    <a:pt x="1620802" y="318903"/>
+                                    <a:pt x="1603612" y="423081"/>
+                                  </a:cubicBezTo>
+                                  <a:cubicBezTo>
+                                    <a:pt x="1445675" y="450515"/>
+                                    <a:pt x="1324696" y="428923"/>
+                                    <a:pt x="1053039" y="423081"/>
+                                  </a:cubicBezTo>
+                                  <a:cubicBezTo>
+                                    <a:pt x="781382" y="417239"/>
+                                    <a:pt x="731882" y="414217"/>
+                                    <a:pt x="502465" y="423081"/>
+                                  </a:cubicBezTo>
+                                  <a:cubicBezTo>
+                                    <a:pt x="273048" y="431945"/>
+                                    <a:pt x="160121" y="445150"/>
+                                    <a:pt x="0" y="423081"/>
+                                  </a:cubicBezTo>
+                                  <a:cubicBezTo>
+                                    <a:pt x="-11249" y="313297"/>
+                                    <a:pt x="-11360" y="135515"/>
+                                    <a:pt x="0" y="0"/>
+                                  </a:cubicBezTo>
+                                  <a:close/>
+                                </a:path>
+                                <a:path w="1603612" h="423081" stroke="0" extrusionOk="0">
+                                  <a:moveTo>
+                                    <a:pt x="0" y="0"/>
+                                  </a:moveTo>
+                                  <a:cubicBezTo>
+                                    <a:pt x="227012" y="-10758"/>
+                                    <a:pt x="306149" y="1660"/>
+                                    <a:pt x="518501" y="0"/>
+                                  </a:cubicBezTo>
+                                  <a:cubicBezTo>
+                                    <a:pt x="730853" y="-1660"/>
+                                    <a:pt x="894207" y="-6805"/>
+                                    <a:pt x="1037002" y="0"/>
+                                  </a:cubicBezTo>
+                                  <a:cubicBezTo>
+                                    <a:pt x="1179797" y="6805"/>
+                                    <a:pt x="1429234" y="-28016"/>
+                                    <a:pt x="1603612" y="0"/>
+                                  </a:cubicBezTo>
+                                  <a:cubicBezTo>
+                                    <a:pt x="1597950" y="85187"/>
+                                    <a:pt x="1605608" y="283767"/>
+                                    <a:pt x="1603612" y="423081"/>
+                                  </a:cubicBezTo>
+                                  <a:cubicBezTo>
+                                    <a:pt x="1452736" y="403394"/>
+                                    <a:pt x="1209893" y="419216"/>
+                                    <a:pt x="1053039" y="423081"/>
+                                  </a:cubicBezTo>
+                                  <a:cubicBezTo>
+                                    <a:pt x="896185" y="426946"/>
+                                    <a:pt x="747961" y="410679"/>
+                                    <a:pt x="550573" y="423081"/>
+                                  </a:cubicBezTo>
+                                  <a:cubicBezTo>
+                                    <a:pt x="353185" y="435483"/>
+                                    <a:pt x="111993" y="422747"/>
+                                    <a:pt x="0" y="423081"/>
+                                  </a:cubicBezTo>
+                                  <a:cubicBezTo>
+                                    <a:pt x="-14100" y="290017"/>
+                                    <a:pt x="12257" y="157800"/>
+                                    <a:pt x="0" y="0"/>
+                                  </a:cubicBezTo>
+                                  <a:close/>
+                                </a:path>
+                              </a:pathLst>
+                            </a:custGeom>
+                            <a:solidFill>
+                              <a:schemeClr val="bg1"/>
+                            </a:solidFill>
+                            <a:ln w="12700">
+                              <a:solidFill>
+                                <a:prstClr val="black"/>
+                              </a:solidFill>
+                              <a:extLst>
+                                <a:ext uri="{C807C97D-BFC1-408E-A445-0C87EB9F89A2}">
+                                  <ask:lineSketchStyleProps xmlns:ask="http://schemas.microsoft.com/office/drawing/2018/sketchyshapes" sd="198946862">
+                                    <a:prstGeom prst="rect">
+                                      <a:avLst/>
+                                    </a:prstGeom>
+                                    <ask:type>
+                                      <ask:lineSketchFreehand/>
+                                    </ask:type>
+                                  </ask:lineSketchStyleProps>
+                                </a:ext>
+                              </a:extLst>
+                            </a:ln>
+                          </wps:spPr>
+                          <wps:txbx>
+                            <w:txbxContent>
+                              <w:p>
+                                <w:pPr>
+                                  <w:jc w:val="center"/>
+                                  <w:rPr>
+                                    <w:rFonts w:ascii="Aptos" w:hAnsi="Aptos"/>
+                                    <w:lang w:val="en-US"/>
+                                  </w:rPr>
+                                </w:pPr>
+                                <w:proofErr w:type="spellStart"/>
+                                <w:r>
+                                  <w:rPr>
+                                    <w:rFonts w:ascii="Aptos" w:hAnsi="Aptos"/>
+                                    <w:lang w:val="en-US"/>
+                                  </w:rPr>
+                                  <w:t>Infraestructura</w:t>
+                                </w:r>
+                                <w:proofErr w:type="spellEnd"/>
+                                <w:r>
+                                  <w:rPr>
+                                    <w:rFonts w:ascii="Aptos" w:hAnsi="Aptos"/>
+                                    <w:lang w:val="en-US"/>
+                                  </w:rPr>
+                                  <w:t xml:space="preserve"> de la Compa</w:t>
+                                </w:r>
+                                <w:proofErr w:type="spellStart"/>
+                                <w:r>
+                                  <w:rPr>
+                                    <w:rFonts w:ascii="Aptos" w:hAnsi="Aptos"/>
+                                  </w:rPr>
+                                  <w:t>ñia</w:t>
+                                </w:r>
+                                <w:proofErr w:type="spellEnd"/>
+                              </w:p>
+                            </w:txbxContent>
+                          </wps:txbx>
+                          <wps:bodyPr rot="0" spcFirstLastPara="0" vertOverflow="overflow" horzOverflow="overflow" vert="horz" wrap="square" lIns="91440" tIns="45720" rIns="91440" bIns="45720" numCol="1" spcCol="0" rtlCol="0" fromWordArt="0" anchor="t" anchorCtr="0" forceAA="0" compatLnSpc="1">
+                            <a:prstTxWarp prst="textNoShape">
+                              <a:avLst/>
+                            </a:prstTxWarp>
+                            <a:noAutofit/>
+                          </wps:bodyPr>
+                        </wps:wsp>
+                      </wpg:grpSp>
+                      <wpg:grpSp>
+                        <wpg:cNvPr id="617220686" name="Grupo 22"/>
+                        <wpg:cNvGrpSpPr/>
+                        <wpg:grpSpPr>
+                          <a:xfrm>
+                            <a:off x="4312023" y="0"/>
+                            <a:ext cx="2694940" cy="3474777"/>
+                            <a:chOff x="0" y="0"/>
+                            <a:chExt cx="2694940" cy="3474777"/>
+                          </a:xfrm>
+                        </wpg:grpSpPr>
+                        <wps:wsp>
+                          <wps:cNvPr id="1166768828" name="Rectángulo: esquinas redondeadas 18"/>
+                          <wps:cNvSpPr/>
+                          <wps:spPr>
+                            <a:xfrm>
+                              <a:off x="0" y="274377"/>
+                              <a:ext cx="2694940" cy="3200400"/>
+                            </a:xfrm>
+                            <a:prstGeom prst="roundRect">
+                              <a:avLst/>
+                            </a:prstGeom>
+                            <a:noFill/>
+                            <a:ln w="19050"/>
+                          </wps:spPr>
+                          <wps:style>
+                            <a:lnRef idx="2">
+                              <a:schemeClr val="accent1">
+                                <a:shade val="15000"/>
+                              </a:schemeClr>
+                            </a:lnRef>
+                            <a:fillRef idx="1">
+                              <a:schemeClr val="accent1"/>
+                            </a:fillRef>
+                            <a:effectRef idx="0">
+                              <a:schemeClr val="accent1"/>
+                            </a:effectRef>
+                            <a:fontRef idx="minor">
+                              <a:schemeClr val="lt1"/>
+                            </a:fontRef>
+                          </wps:style>
+                          <wps:txbx>
+                            <w:txbxContent>
+                              <w:p>
+                                <w:pPr>
+                                  <w:jc w:val="center"/>
+                                  <w:rPr>
+                                    <w:b/>
+                                    <w:bCs/>
+                                    <w:color w:val="000000" w:themeColor="text1"/>
+                                    <w:lang w:val="en-US"/>
+                                  </w:rPr>
+                                </w:pPr>
+                              </w:p>
+                            </w:txbxContent>
+                          </wps:txbx>
+                          <wps:bodyPr rot="0" spcFirstLastPara="0" vertOverflow="overflow" horzOverflow="overflow" vert="horz" wrap="square" lIns="91440" tIns="45720" rIns="91440" bIns="45720" numCol="1" spcCol="0" rtlCol="0" fromWordArt="0" anchor="ctr" anchorCtr="0" forceAA="0" compatLnSpc="1">
+                            <a:prstTxWarp prst="textNoShape">
+                              <a:avLst/>
+                            </a:prstTxWarp>
+                            <a:noAutofit/>
+                          </wps:bodyPr>
+                        </wps:wsp>
+                        <wps:wsp>
+                          <wps:cNvPr id="1721979750" name="Cuadro de texto 20"/>
+                          <wps:cNvSpPr txBox="1"/>
+                          <wps:spPr>
+                            <a:xfrm>
+                              <a:off x="599080" y="0"/>
+                              <a:ext cx="1603612" cy="423081"/>
+                            </a:xfrm>
+                            <a:custGeom>
+                              <a:avLst/>
+                              <a:gdLst>
+                                <a:gd name="csX0" fmla="*/ 0 w 1603612"/>
+                                <a:gd name="csY0" fmla="*/ 0 h 423081"/>
+                                <a:gd name="csX1" fmla="*/ 518501 w 1603612"/>
+                                <a:gd name="csY1" fmla="*/ 0 h 423081"/>
+                                <a:gd name="csX2" fmla="*/ 1037002 w 1603612"/>
+                                <a:gd name="csY2" fmla="*/ 0 h 423081"/>
+                                <a:gd name="csX3" fmla="*/ 1603612 w 1603612"/>
+                                <a:gd name="csY3" fmla="*/ 0 h 423081"/>
+                                <a:gd name="csX4" fmla="*/ 1603612 w 1603612"/>
+                                <a:gd name="csY4" fmla="*/ 423081 h 423081"/>
+                                <a:gd name="csX5" fmla="*/ 1053039 w 1603612"/>
+                                <a:gd name="csY5" fmla="*/ 423081 h 423081"/>
+                                <a:gd name="csX6" fmla="*/ 502465 w 1603612"/>
+                                <a:gd name="csY6" fmla="*/ 423081 h 423081"/>
+                                <a:gd name="csX7" fmla="*/ 0 w 1603612"/>
+                                <a:gd name="csY7" fmla="*/ 423081 h 423081"/>
+                                <a:gd name="csX8" fmla="*/ 0 w 1603612"/>
+                                <a:gd name="csY8" fmla="*/ 0 h 423081"/>
+                              </a:gdLst>
+                              <a:ahLst/>
+                              <a:cxnLst>
+                                <a:cxn ang="0">
+                                  <a:pos x="csX0" y="csY0"/>
+                                </a:cxn>
+                                <a:cxn ang="0">
+                                  <a:pos x="csX1" y="csY1"/>
+                                </a:cxn>
+                                <a:cxn ang="0">
+                                  <a:pos x="csX2" y="csY2"/>
+                                </a:cxn>
+                                <a:cxn ang="0">
+                                  <a:pos x="csX3" y="csY3"/>
+                                </a:cxn>
+                                <a:cxn ang="0">
+                                  <a:pos x="csX4" y="csY4"/>
+                                </a:cxn>
+                                <a:cxn ang="0">
+                                  <a:pos x="csX5" y="csY5"/>
+                                </a:cxn>
+                                <a:cxn ang="0">
+                                  <a:pos x="csX6" y="csY6"/>
+                                </a:cxn>
+                                <a:cxn ang="0">
+                                  <a:pos x="csX7" y="csY7"/>
+                                </a:cxn>
+                                <a:cxn ang="0">
+                                  <a:pos x="csX8" y="csY8"/>
+                                </a:cxn>
+                              </a:cxnLst>
+                              <a:rect l="l" t="t" r="r" b="b"/>
+                              <a:pathLst>
+                                <a:path w="1603612" h="423081" fill="none" extrusionOk="0">
+                                  <a:moveTo>
+                                    <a:pt x="0" y="0"/>
+                                  </a:moveTo>
+                                  <a:cubicBezTo>
+                                    <a:pt x="151577" y="-24011"/>
+                                    <a:pt x="361119" y="8779"/>
+                                    <a:pt x="518501" y="0"/>
+                                  </a:cubicBezTo>
+                                  <a:cubicBezTo>
+                                    <a:pt x="675883" y="-8779"/>
+                                    <a:pt x="928912" y="-2455"/>
+                                    <a:pt x="1037002" y="0"/>
+                                  </a:cubicBezTo>
+                                  <a:cubicBezTo>
+                                    <a:pt x="1145092" y="2455"/>
+                                    <a:pt x="1384673" y="-14016"/>
+                                    <a:pt x="1603612" y="0"/>
+                                  </a:cubicBezTo>
+                                  <a:cubicBezTo>
+                                    <a:pt x="1584866" y="167418"/>
+                                    <a:pt x="1620802" y="318903"/>
+                                    <a:pt x="1603612" y="423081"/>
+                                  </a:cubicBezTo>
+                                  <a:cubicBezTo>
+                                    <a:pt x="1445675" y="450515"/>
+                                    <a:pt x="1324696" y="428923"/>
+                                    <a:pt x="1053039" y="423081"/>
+                                  </a:cubicBezTo>
+                                  <a:cubicBezTo>
+                                    <a:pt x="781382" y="417239"/>
+                                    <a:pt x="731882" y="414217"/>
+                                    <a:pt x="502465" y="423081"/>
+                                  </a:cubicBezTo>
+                                  <a:cubicBezTo>
+                                    <a:pt x="273048" y="431945"/>
+                                    <a:pt x="160121" y="445150"/>
+                                    <a:pt x="0" y="423081"/>
+                                  </a:cubicBezTo>
+                                  <a:cubicBezTo>
+                                    <a:pt x="-11249" y="313297"/>
+                                    <a:pt x="-11360" y="135515"/>
+                                    <a:pt x="0" y="0"/>
+                                  </a:cubicBezTo>
+                                  <a:close/>
+                                </a:path>
+                                <a:path w="1603612" h="423081" stroke="0" extrusionOk="0">
+                                  <a:moveTo>
+                                    <a:pt x="0" y="0"/>
+                                  </a:moveTo>
+                                  <a:cubicBezTo>
+                                    <a:pt x="227012" y="-10758"/>
+                                    <a:pt x="306149" y="1660"/>
+                                    <a:pt x="518501" y="0"/>
+                                  </a:cubicBezTo>
+                                  <a:cubicBezTo>
+                                    <a:pt x="730853" y="-1660"/>
+                                    <a:pt x="894207" y="-6805"/>
+                                    <a:pt x="1037002" y="0"/>
+                                  </a:cubicBezTo>
+                                  <a:cubicBezTo>
+                                    <a:pt x="1179797" y="6805"/>
+                                    <a:pt x="1429234" y="-28016"/>
+                                    <a:pt x="1603612" y="0"/>
+                                  </a:cubicBezTo>
+                                  <a:cubicBezTo>
+                                    <a:pt x="1597950" y="85187"/>
+                                    <a:pt x="1605608" y="283767"/>
+                                    <a:pt x="1603612" y="423081"/>
+                                  </a:cubicBezTo>
+                                  <a:cubicBezTo>
+                                    <a:pt x="1452736" y="403394"/>
+                                    <a:pt x="1209893" y="419216"/>
+                                    <a:pt x="1053039" y="423081"/>
+                                  </a:cubicBezTo>
+                                  <a:cubicBezTo>
+                                    <a:pt x="896185" y="426946"/>
+                                    <a:pt x="747961" y="410679"/>
+                                    <a:pt x="550573" y="423081"/>
+                                  </a:cubicBezTo>
+                                  <a:cubicBezTo>
+                                    <a:pt x="353185" y="435483"/>
+                                    <a:pt x="111993" y="422747"/>
+                                    <a:pt x="0" y="423081"/>
+                                  </a:cubicBezTo>
+                                  <a:cubicBezTo>
+                                    <a:pt x="-14100" y="290017"/>
+                                    <a:pt x="12257" y="157800"/>
+                                    <a:pt x="0" y="0"/>
+                                  </a:cubicBezTo>
+                                  <a:close/>
+                                </a:path>
+                              </a:pathLst>
+                            </a:custGeom>
+                            <a:solidFill>
+                              <a:schemeClr val="bg1"/>
+                            </a:solidFill>
+                            <a:ln w="12700">
+                              <a:solidFill>
+                                <a:prstClr val="black"/>
+                              </a:solidFill>
+                              <a:extLst>
+                                <a:ext uri="{C807C97D-BFC1-408E-A445-0C87EB9F89A2}">
+                                  <ask:lineSketchStyleProps xmlns:ask="http://schemas.microsoft.com/office/drawing/2018/sketchyshapes" sd="198946862">
+                                    <a:prstGeom prst="rect">
+                                      <a:avLst/>
+                                    </a:prstGeom>
+                                    <ask:type>
+                                      <ask:lineSketchFreehand/>
+                                    </ask:type>
+                                  </ask:lineSketchStyleProps>
+                                </a:ext>
+                              </a:extLst>
+                            </a:ln>
+                          </wps:spPr>
+                          <wps:txbx>
+                            <w:txbxContent>
+                              <w:p>
+                                <w:pPr>
+                                  <w:jc w:val="center"/>
+                                  <w:rPr>
+                                    <w:rFonts w:ascii="Aptos" w:hAnsi="Aptos"/>
+                                    <w:lang w:val="en-US"/>
+                                  </w:rPr>
+                                </w:pPr>
+                                <w:r>
+                                  <w:rPr>
+                                    <w:rFonts w:ascii="Aptos" w:hAnsi="Aptos"/>
+                                    <w:lang w:val="en-US"/>
+                                  </w:rPr>
+                                  <w:t>Proyecto</w:t>
+                                </w:r>
+                              </w:p>
+                            </w:txbxContent>
+                          </wps:txbx>
+                          <wps:bodyPr rot="0" spcFirstLastPara="0" vertOverflow="overflow" horzOverflow="overflow" vert="horz" wrap="square" lIns="91440" tIns="45720" rIns="91440" bIns="45720" numCol="1" spcCol="0" rtlCol="0" fromWordArt="0" anchor="t" anchorCtr="0" forceAA="0" compatLnSpc="1">
+                            <a:prstTxWarp prst="textNoShape">
+                              <a:avLst/>
+                            </a:prstTxWarp>
+                            <a:noAutofit/>
+                          </wps:bodyPr>
+                        </wps:wsp>
+                        <wps:wsp>
+                          <wps:cNvPr id="1950272495" name="Rectángulo: esquinas redondeadas 18"/>
+                          <wps:cNvSpPr/>
+                          <wps:spPr>
+                            <a:xfrm>
+                              <a:off x="116006" y="847582"/>
+                              <a:ext cx="1310185" cy="450215"/>
+                            </a:xfrm>
+                            <a:prstGeom prst="roundRect">
+                              <a:avLst/>
+                            </a:prstGeom>
+                            <a:noFill/>
+                            <a:ln w="19050"/>
+                          </wps:spPr>
+                          <wps:style>
+                            <a:lnRef idx="2">
+                              <a:schemeClr val="accent1">
+                                <a:shade val="15000"/>
+                              </a:schemeClr>
+                            </a:lnRef>
+                            <a:fillRef idx="1">
+                              <a:schemeClr val="accent1"/>
+                            </a:fillRef>
+                            <a:effectRef idx="0">
+                              <a:schemeClr val="accent1"/>
+                            </a:effectRef>
+                            <a:fontRef idx="minor">
+                              <a:schemeClr val="lt1"/>
+                            </a:fontRef>
+                          </wps:style>
+                          <wps:txbx>
+                            <w:txbxContent>
+                              <w:p>
+                                <w:pPr>
+                                  <w:jc w:val="center"/>
+                                  <w:rPr>
+                                    <w:color w:val="000000" w:themeColor="text1"/>
+                                    <w:sz w:val="16"/>
+                                    <w:szCs w:val="16"/>
+                                    <w:lang w:val="en-US"/>
+                                  </w:rPr>
+                                </w:pPr>
+                                <w:proofErr w:type="spellStart"/>
+                                <w:r>
+                                  <w:rPr>
+                                    <w:color w:val="000000" w:themeColor="text1"/>
+                                    <w:sz w:val="16"/>
+                                    <w:szCs w:val="16"/>
+                                    <w:lang w:val="en-US"/>
+                                  </w:rPr>
+                                  <w:t>Visualizador</w:t>
+                                </w:r>
+                                <w:proofErr w:type="spellEnd"/>
+                                <w:r>
+                                  <w:rPr>
+                                    <w:color w:val="000000" w:themeColor="text1"/>
+                                    <w:sz w:val="16"/>
+                                    <w:szCs w:val="16"/>
+                                    <w:lang w:val="en-US"/>
+                                  </w:rPr>
+                                  <w:t xml:space="preserve"> de </w:t>
+                                </w:r>
+                                <w:proofErr w:type="spellStart"/>
+                                <w:r>
+                                  <w:rPr>
+                                    <w:color w:val="000000" w:themeColor="text1"/>
+                                    <w:sz w:val="16"/>
+                                    <w:szCs w:val="16"/>
+                                    <w:lang w:val="en-US"/>
+                                  </w:rPr>
+                                  <w:t>Contratos</w:t>
+                                </w:r>
+                                <w:proofErr w:type="spellEnd"/>
+                                <w:r>
+                                  <w:rPr>
+                                    <w:color w:val="000000" w:themeColor="text1"/>
+                                    <w:sz w:val="16"/>
+                                    <w:szCs w:val="16"/>
+                                    <w:lang w:val="en-US"/>
+                                  </w:rPr>
+                                  <w:t xml:space="preserve"> </w:t>
+                                </w:r>
+                                <w:proofErr w:type="spellStart"/>
+                                <w:r>
+                                  <w:rPr>
+                                    <w:color w:val="000000" w:themeColor="text1"/>
+                                    <w:sz w:val="16"/>
+                                    <w:szCs w:val="16"/>
+                                    <w:lang w:val="en-US"/>
+                                  </w:rPr>
+                                  <w:t>por</w:t>
+                                </w:r>
+                                <w:proofErr w:type="spellEnd"/>
+                                <w:r>
+                                  <w:rPr>
+                                    <w:color w:val="000000" w:themeColor="text1"/>
+                                    <w:sz w:val="16"/>
+                                    <w:szCs w:val="16"/>
+                                    <w:lang w:val="en-US"/>
+                                  </w:rPr>
+                                  <w:t xml:space="preserve"> </w:t>
+                                </w:r>
+                                <w:proofErr w:type="spellStart"/>
+                                <w:r>
+                                  <w:rPr>
+                                    <w:color w:val="000000" w:themeColor="text1"/>
+                                    <w:sz w:val="16"/>
+                                    <w:szCs w:val="16"/>
+                                    <w:lang w:val="en-US"/>
+                                  </w:rPr>
+                                  <w:t>Seccion</w:t>
+                                </w:r>
+                                <w:proofErr w:type="spellEnd"/>
+                              </w:p>
+                            </w:txbxContent>
+                          </wps:txbx>
+                          <wps:bodyPr rot="0" spcFirstLastPara="0" vertOverflow="overflow" horzOverflow="overflow" vert="horz" wrap="square" lIns="91440" tIns="45720" rIns="91440" bIns="45720" numCol="1" spcCol="0" rtlCol="0" fromWordArt="0" anchor="ctr" anchorCtr="0" forceAA="0" compatLnSpc="1">
+                            <a:prstTxWarp prst="textNoShape">
+                              <a:avLst/>
+                            </a:prstTxWarp>
+                            <a:noAutofit/>
+                          </wps:bodyPr>
+                        </wps:wsp>
+                        <pic:pic xmlns:pic="http://schemas.openxmlformats.org/drawingml/2006/picture">
+                          <pic:nvPicPr>
+                            <pic:cNvPr id="1291190811" name="Gráfico 11" descr="Base de datos con relleno sólido"/>
+                            <pic:cNvPicPr>
+                              <a:picLocks noChangeAspect="1"/>
+                            </pic:cNvPicPr>
+                          </pic:nvPicPr>
+                          <pic:blipFill>
+                            <a:blip r:embed="rId13">
+                              <a:extLst>
+                                <a:ext uri="{96DAC541-7B7A-43D3-8B79-37D633B846F1}">
+                                  <asvg:svgBlip xmlns:asvg="http://schemas.microsoft.com/office/drawing/2016/SVG/main" r:embed="rId14"/>
+                                </a:ext>
+                              </a:extLst>
+                            </a:blip>
+                            <a:stretch>
+                              <a:fillRect/>
+                            </a:stretch>
+                          </pic:blipFill>
+                          <pic:spPr>
+                            <a:xfrm>
+                              <a:off x="1064525" y="2833332"/>
+                              <a:ext cx="586740" cy="586740"/>
+                            </a:xfrm>
+                            <a:prstGeom prst="rect">
+                              <a:avLst/>
+                            </a:prstGeom>
+                          </pic:spPr>
+                        </pic:pic>
+                        <wps:wsp>
+                          <wps:cNvPr id="968943497" name="Rectángulo: esquinas redondeadas 18"/>
+                          <wps:cNvSpPr/>
+                          <wps:spPr>
+                            <a:xfrm>
+                              <a:off x="1583140" y="868054"/>
+                              <a:ext cx="1016635" cy="415925"/>
+                            </a:xfrm>
+                            <a:prstGeom prst="roundRect">
+                              <a:avLst/>
+                            </a:prstGeom>
+                            <a:noFill/>
+                            <a:ln w="19050"/>
+                          </wps:spPr>
+                          <wps:style>
+                            <a:lnRef idx="2">
+                              <a:schemeClr val="accent1">
+                                <a:shade val="15000"/>
+                              </a:schemeClr>
+                            </a:lnRef>
+                            <a:fillRef idx="1">
+                              <a:schemeClr val="accent1"/>
+                            </a:fillRef>
+                            <a:effectRef idx="0">
+                              <a:schemeClr val="accent1"/>
+                            </a:effectRef>
+                            <a:fontRef idx="minor">
+                              <a:schemeClr val="lt1"/>
+                            </a:fontRef>
+                          </wps:style>
+                          <wps:txbx>
+                            <w:txbxContent>
+                              <w:p>
+                                <w:pPr>
+                                  <w:jc w:val="center"/>
+                                  <w:rPr>
+                                    <w:color w:val="000000" w:themeColor="text1"/>
+                                    <w:sz w:val="16"/>
+                                    <w:szCs w:val="16"/>
+                                    <w:lang w:val="en-US"/>
+                                  </w:rPr>
+                                </w:pPr>
+                                <w:r>
+                                  <w:rPr>
+                                    <w:color w:val="000000" w:themeColor="text1"/>
+                                    <w:sz w:val="16"/>
+                                    <w:szCs w:val="16"/>
+                                    <w:lang w:val="en-US"/>
+                                  </w:rPr>
+                                  <w:t xml:space="preserve">Panel de </w:t>
+                                </w:r>
+                                <w:proofErr w:type="spellStart"/>
+                                <w:r>
+                                  <w:rPr>
+                                    <w:color w:val="000000" w:themeColor="text1"/>
+                                    <w:sz w:val="16"/>
+                                    <w:szCs w:val="16"/>
+                                    <w:lang w:val="en-US"/>
+                                  </w:rPr>
+                                  <w:t>Asignacion</w:t>
+                                </w:r>
+                                <w:proofErr w:type="spellEnd"/>
+                                <w:r>
+                                  <w:rPr>
+                                    <w:color w:val="000000" w:themeColor="text1"/>
+                                    <w:sz w:val="16"/>
+                                    <w:szCs w:val="16"/>
+                                    <w:lang w:val="en-US"/>
+                                  </w:rPr>
+                                  <w:t xml:space="preserve"> </w:t>
+                                </w:r>
+                              </w:p>
+                            </w:txbxContent>
+                          </wps:txbx>
+                          <wps:bodyPr rot="0" spcFirstLastPara="0" vertOverflow="overflow" horzOverflow="overflow" vert="horz" wrap="square" lIns="91440" tIns="45720" rIns="91440" bIns="45720" numCol="1" spcCol="0" rtlCol="0" fromWordArt="0" anchor="ctr" anchorCtr="0" forceAA="0" compatLnSpc="1">
+                            <a:prstTxWarp prst="textNoShape">
+                              <a:avLst/>
+                            </a:prstTxWarp>
+                            <a:noAutofit/>
+                          </wps:bodyPr>
+                        </wps:wsp>
+                        <wps:wsp>
+                          <wps:cNvPr id="636349003" name="Conector recto 21"/>
+                          <wps:cNvCnPr/>
+                          <wps:spPr>
+                            <a:xfrm>
+                              <a:off x="150125" y="1489027"/>
+                              <a:ext cx="2423160" cy="6824"/>
+                            </a:xfrm>
+                            <a:prstGeom prst="line">
+                              <a:avLst/>
+                            </a:prstGeom>
+                          </wps:spPr>
+                          <wps:style>
+                            <a:lnRef idx="3">
+                              <a:schemeClr val="dk1"/>
+                            </a:lnRef>
+                            <a:fillRef idx="0">
+                              <a:schemeClr val="dk1"/>
+                            </a:fillRef>
+                            <a:effectRef idx="2">
+                              <a:schemeClr val="dk1"/>
+                            </a:effectRef>
+                            <a:fontRef idx="minor">
+                              <a:schemeClr val="tx1"/>
+                            </a:fontRef>
+                          </wps:style>
+                          <wps:bodyPr/>
+                        </wps:wsp>
+                        <wps:wsp>
+                          <wps:cNvPr id="1329470240" name="Cuadro de texto 20"/>
+                          <wps:cNvSpPr txBox="1"/>
+                          <wps:spPr>
+                            <a:xfrm>
+                              <a:off x="148704" y="511791"/>
+                              <a:ext cx="1345726" cy="199314"/>
+                            </a:xfrm>
+                            <a:custGeom>
+                              <a:avLst/>
+                              <a:gdLst>
+                                <a:gd name="csX0" fmla="*/ 0 w 1345726"/>
+                                <a:gd name="csY0" fmla="*/ 0 h 199314"/>
+                                <a:gd name="csX1" fmla="*/ 435118 w 1345726"/>
+                                <a:gd name="csY1" fmla="*/ 0 h 199314"/>
+                                <a:gd name="csX2" fmla="*/ 870236 w 1345726"/>
+                                <a:gd name="csY2" fmla="*/ 0 h 199314"/>
+                                <a:gd name="csX3" fmla="*/ 1345726 w 1345726"/>
+                                <a:gd name="csY3" fmla="*/ 0 h 199314"/>
+                                <a:gd name="csX4" fmla="*/ 1345726 w 1345726"/>
+                                <a:gd name="csY4" fmla="*/ 199314 h 199314"/>
+                                <a:gd name="csX5" fmla="*/ 883693 w 1345726"/>
+                                <a:gd name="csY5" fmla="*/ 199314 h 199314"/>
+                                <a:gd name="csX6" fmla="*/ 421661 w 1345726"/>
+                                <a:gd name="csY6" fmla="*/ 199314 h 199314"/>
+                                <a:gd name="csX7" fmla="*/ 0 w 1345726"/>
+                                <a:gd name="csY7" fmla="*/ 199314 h 199314"/>
+                                <a:gd name="csX8" fmla="*/ 0 w 1345726"/>
+                                <a:gd name="csY8" fmla="*/ 0 h 199314"/>
+                              </a:gdLst>
+                              <a:ahLst/>
+                              <a:cxnLst>
+                                <a:cxn ang="0">
+                                  <a:pos x="csX0" y="csY0"/>
+                                </a:cxn>
+                                <a:cxn ang="0">
+                                  <a:pos x="csX1" y="csY1"/>
+                                </a:cxn>
+                                <a:cxn ang="0">
+                                  <a:pos x="csX2" y="csY2"/>
+                                </a:cxn>
+                                <a:cxn ang="0">
+                                  <a:pos x="csX3" y="csY3"/>
+                                </a:cxn>
+                                <a:cxn ang="0">
+                                  <a:pos x="csX4" y="csY4"/>
+                                </a:cxn>
+                                <a:cxn ang="0">
+                                  <a:pos x="csX5" y="csY5"/>
+                                </a:cxn>
+                                <a:cxn ang="0">
+                                  <a:pos x="csX6" y="csY6"/>
+                                </a:cxn>
+                                <a:cxn ang="0">
+                                  <a:pos x="csX7" y="csY7"/>
+                                </a:cxn>
+                                <a:cxn ang="0">
+                                  <a:pos x="csX8" y="csY8"/>
+                                </a:cxn>
+                              </a:cxnLst>
+                              <a:rect l="l" t="t" r="r" b="b"/>
+                              <a:pathLst>
+                                <a:path w="1345726" h="199314" fill="none" extrusionOk="0">
+                                  <a:moveTo>
+                                    <a:pt x="0" y="0"/>
+                                  </a:moveTo>
+                                  <a:cubicBezTo>
+                                    <a:pt x="100323" y="-47901"/>
+                                    <a:pt x="237897" y="19412"/>
+                                    <a:pt x="435118" y="0"/>
+                                  </a:cubicBezTo>
+                                  <a:cubicBezTo>
+                                    <a:pt x="632339" y="-19412"/>
+                                    <a:pt x="762866" y="18174"/>
+                                    <a:pt x="870236" y="0"/>
+                                  </a:cubicBezTo>
+                                  <a:cubicBezTo>
+                                    <a:pt x="977606" y="-18174"/>
+                                    <a:pt x="1139971" y="10408"/>
+                                    <a:pt x="1345726" y="0"/>
+                                  </a:cubicBezTo>
+                                  <a:cubicBezTo>
+                                    <a:pt x="1354784" y="98217"/>
+                                    <a:pt x="1324946" y="101613"/>
+                                    <a:pt x="1345726" y="199314"/>
+                                  </a:cubicBezTo>
+                                  <a:cubicBezTo>
+                                    <a:pt x="1115434" y="240440"/>
+                                    <a:pt x="982546" y="175668"/>
+                                    <a:pt x="883693" y="199314"/>
+                                  </a:cubicBezTo>
+                                  <a:cubicBezTo>
+                                    <a:pt x="784840" y="222960"/>
+                                    <a:pt x="625010" y="194328"/>
+                                    <a:pt x="421661" y="199314"/>
+                                  </a:cubicBezTo>
+                                  <a:cubicBezTo>
+                                    <a:pt x="218312" y="204300"/>
+                                    <a:pt x="156132" y="191880"/>
+                                    <a:pt x="0" y="199314"/>
+                                  </a:cubicBezTo>
+                                  <a:cubicBezTo>
+                                    <a:pt x="-23621" y="158487"/>
+                                    <a:pt x="10355" y="69852"/>
+                                    <a:pt x="0" y="0"/>
+                                  </a:cubicBezTo>
+                                  <a:close/>
+                                </a:path>
+                                <a:path w="1345726" h="199314" stroke="0" extrusionOk="0">
+                                  <a:moveTo>
+                                    <a:pt x="0" y="0"/>
+                                  </a:moveTo>
+                                  <a:cubicBezTo>
+                                    <a:pt x="189917" y="-49934"/>
+                                    <a:pt x="285771" y="2040"/>
+                                    <a:pt x="435118" y="0"/>
+                                  </a:cubicBezTo>
+                                  <a:cubicBezTo>
+                                    <a:pt x="584465" y="-2040"/>
+                                    <a:pt x="716613" y="7952"/>
+                                    <a:pt x="870236" y="0"/>
+                                  </a:cubicBezTo>
+                                  <a:cubicBezTo>
+                                    <a:pt x="1023859" y="-7952"/>
+                                    <a:pt x="1139620" y="28610"/>
+                                    <a:pt x="1345726" y="0"/>
+                                  </a:cubicBezTo>
+                                  <a:cubicBezTo>
+                                    <a:pt x="1359079" y="42172"/>
+                                    <a:pt x="1341716" y="123962"/>
+                                    <a:pt x="1345726" y="199314"/>
+                                  </a:cubicBezTo>
+                                  <a:cubicBezTo>
+                                    <a:pt x="1247974" y="254476"/>
+                                    <a:pt x="1017659" y="145275"/>
+                                    <a:pt x="883693" y="199314"/>
+                                  </a:cubicBezTo>
+                                  <a:cubicBezTo>
+                                    <a:pt x="749727" y="253353"/>
+                                    <a:pt x="640662" y="165968"/>
+                                    <a:pt x="462033" y="199314"/>
+                                  </a:cubicBezTo>
+                                  <a:cubicBezTo>
+                                    <a:pt x="283404" y="232660"/>
+                                    <a:pt x="187718" y="154579"/>
+                                    <a:pt x="0" y="199314"/>
+                                  </a:cubicBezTo>
+                                  <a:cubicBezTo>
+                                    <a:pt x="-15589" y="137567"/>
+                                    <a:pt x="14629" y="89909"/>
+                                    <a:pt x="0" y="0"/>
+                                  </a:cubicBezTo>
+                                  <a:close/>
+                                </a:path>
+                              </a:pathLst>
+                            </a:custGeom>
+                            <a:solidFill>
+                              <a:schemeClr val="bg1"/>
+                            </a:solidFill>
+                            <a:ln w="12700">
+                              <a:solidFill>
+                                <a:prstClr val="black"/>
+                              </a:solidFill>
+                              <a:extLst>
+                                <a:ext uri="{C807C97D-BFC1-408E-A445-0C87EB9F89A2}">
+                                  <ask:lineSketchStyleProps xmlns:ask="http://schemas.microsoft.com/office/drawing/2018/sketchyshapes" sd="198946862">
+                                    <a:prstGeom prst="rect">
+                                      <a:avLst/>
+                                    </a:prstGeom>
+                                    <ask:type>
+                                      <ask:lineSketchScribble/>
+                                    </ask:type>
+                                  </ask:lineSketchStyleProps>
+                                </a:ext>
+                              </a:extLst>
+                            </a:ln>
+                          </wps:spPr>
+                          <wps:txbx>
+                            <w:txbxContent>
+                              <w:p>
+                                <w:pPr>
+                                  <w:jc w:val="center"/>
+                                  <w:rPr>
+                                    <w:rFonts w:ascii="Aptos" w:hAnsi="Aptos"/>
+                                    <w:b/>
+                                    <w:bCs/>
+                                    <w:sz w:val="16"/>
+                                    <w:szCs w:val="16"/>
+                                    <w:lang w:val="en-US"/>
+                                  </w:rPr>
+                                </w:pPr>
+                                <w:r>
+                                  <w:rPr>
+                                    <w:rFonts w:ascii="Aptos" w:hAnsi="Aptos"/>
+                                    <w:b/>
+                                    <w:bCs/>
+                                    <w:sz w:val="16"/>
+                                    <w:szCs w:val="16"/>
+                                    <w:lang w:val="en-US"/>
+                                  </w:rPr>
+                                  <w:t>Office Members</w:t>
+                                </w:r>
+                              </w:p>
+                            </w:txbxContent>
+                          </wps:txbx>
+                          <wps:bodyPr rot="0" spcFirstLastPara="0" vertOverflow="overflow" horzOverflow="overflow" vert="horz" wrap="square" lIns="91440" tIns="45720" rIns="91440" bIns="45720" numCol="1" spcCol="0" rtlCol="0" fromWordArt="0" anchor="t" anchorCtr="0" forceAA="0" compatLnSpc="1">
+                            <a:prstTxWarp prst="textNoShape">
+                              <a:avLst/>
+                            </a:prstTxWarp>
+                            <a:noAutofit/>
+                          </wps:bodyPr>
+                        </wps:wsp>
+                        <wps:wsp>
+                          <wps:cNvPr id="550410991" name="Cuadro de texto 20"/>
+                          <wps:cNvSpPr txBox="1"/>
+                          <wps:spPr>
+                            <a:xfrm>
+                              <a:off x="169175" y="1651379"/>
+                              <a:ext cx="1345726" cy="199314"/>
+                            </a:xfrm>
+                            <a:custGeom>
+                              <a:avLst/>
+                              <a:gdLst>
+                                <a:gd name="csX0" fmla="*/ 0 w 1345726"/>
+                                <a:gd name="csY0" fmla="*/ 0 h 199314"/>
+                                <a:gd name="csX1" fmla="*/ 435118 w 1345726"/>
+                                <a:gd name="csY1" fmla="*/ 0 h 199314"/>
+                                <a:gd name="csX2" fmla="*/ 870236 w 1345726"/>
+                                <a:gd name="csY2" fmla="*/ 0 h 199314"/>
+                                <a:gd name="csX3" fmla="*/ 1345726 w 1345726"/>
+                                <a:gd name="csY3" fmla="*/ 0 h 199314"/>
+                                <a:gd name="csX4" fmla="*/ 1345726 w 1345726"/>
+                                <a:gd name="csY4" fmla="*/ 199314 h 199314"/>
+                                <a:gd name="csX5" fmla="*/ 883693 w 1345726"/>
+                                <a:gd name="csY5" fmla="*/ 199314 h 199314"/>
+                                <a:gd name="csX6" fmla="*/ 421661 w 1345726"/>
+                                <a:gd name="csY6" fmla="*/ 199314 h 199314"/>
+                                <a:gd name="csX7" fmla="*/ 0 w 1345726"/>
+                                <a:gd name="csY7" fmla="*/ 199314 h 199314"/>
+                                <a:gd name="csX8" fmla="*/ 0 w 1345726"/>
+                                <a:gd name="csY8" fmla="*/ 0 h 199314"/>
+                              </a:gdLst>
+                              <a:ahLst/>
+                              <a:cxnLst>
+                                <a:cxn ang="0">
+                                  <a:pos x="csX0" y="csY0"/>
+                                </a:cxn>
+                                <a:cxn ang="0">
+                                  <a:pos x="csX1" y="csY1"/>
+                                </a:cxn>
+                                <a:cxn ang="0">
+                                  <a:pos x="csX2" y="csY2"/>
+                                </a:cxn>
+                                <a:cxn ang="0">
+                                  <a:pos x="csX3" y="csY3"/>
+                                </a:cxn>
+                                <a:cxn ang="0">
+                                  <a:pos x="csX4" y="csY4"/>
+                                </a:cxn>
+                                <a:cxn ang="0">
+                                  <a:pos x="csX5" y="csY5"/>
+                                </a:cxn>
+                                <a:cxn ang="0">
+                                  <a:pos x="csX6" y="csY6"/>
+                                </a:cxn>
+                                <a:cxn ang="0">
+                                  <a:pos x="csX7" y="csY7"/>
+                                </a:cxn>
+                                <a:cxn ang="0">
+                                  <a:pos x="csX8" y="csY8"/>
+                                </a:cxn>
+                              </a:cxnLst>
+                              <a:rect l="l" t="t" r="r" b="b"/>
+                              <a:pathLst>
+                                <a:path w="1345726" h="199314" fill="none" extrusionOk="0">
+                                  <a:moveTo>
+                                    <a:pt x="0" y="0"/>
+                                  </a:moveTo>
+                                  <a:cubicBezTo>
+                                    <a:pt x="100323" y="-47901"/>
+                                    <a:pt x="237897" y="19412"/>
+                                    <a:pt x="435118" y="0"/>
+                                  </a:cubicBezTo>
+                                  <a:cubicBezTo>
+                                    <a:pt x="632339" y="-19412"/>
+                                    <a:pt x="762866" y="18174"/>
+                                    <a:pt x="870236" y="0"/>
+                                  </a:cubicBezTo>
+                                  <a:cubicBezTo>
+                                    <a:pt x="977606" y="-18174"/>
+                                    <a:pt x="1139971" y="10408"/>
+                                    <a:pt x="1345726" y="0"/>
+                                  </a:cubicBezTo>
+                                  <a:cubicBezTo>
+                                    <a:pt x="1354784" y="98217"/>
+                                    <a:pt x="1324946" y="101613"/>
+                                    <a:pt x="1345726" y="199314"/>
+                                  </a:cubicBezTo>
+                                  <a:cubicBezTo>
+                                    <a:pt x="1115434" y="240440"/>
+                                    <a:pt x="982546" y="175668"/>
+                                    <a:pt x="883693" y="199314"/>
+                                  </a:cubicBezTo>
+                                  <a:cubicBezTo>
+                                    <a:pt x="784840" y="222960"/>
+                                    <a:pt x="625010" y="194328"/>
+                                    <a:pt x="421661" y="199314"/>
+                                  </a:cubicBezTo>
+                                  <a:cubicBezTo>
+                                    <a:pt x="218312" y="204300"/>
+                                    <a:pt x="156132" y="191880"/>
+                                    <a:pt x="0" y="199314"/>
+                                  </a:cubicBezTo>
+                                  <a:cubicBezTo>
+                                    <a:pt x="-23621" y="158487"/>
+                                    <a:pt x="10355" y="69852"/>
+                                    <a:pt x="0" y="0"/>
+                                  </a:cubicBezTo>
+                                  <a:close/>
+                                </a:path>
+                                <a:path w="1345726" h="199314" stroke="0" extrusionOk="0">
+                                  <a:moveTo>
+                                    <a:pt x="0" y="0"/>
+                                  </a:moveTo>
+                                  <a:cubicBezTo>
+                                    <a:pt x="189917" y="-49934"/>
+                                    <a:pt x="285771" y="2040"/>
+                                    <a:pt x="435118" y="0"/>
+                                  </a:cubicBezTo>
+                                  <a:cubicBezTo>
+                                    <a:pt x="584465" y="-2040"/>
+                                    <a:pt x="716613" y="7952"/>
+                                    <a:pt x="870236" y="0"/>
+                                  </a:cubicBezTo>
+                                  <a:cubicBezTo>
+                                    <a:pt x="1023859" y="-7952"/>
+                                    <a:pt x="1139620" y="28610"/>
+                                    <a:pt x="1345726" y="0"/>
+                                  </a:cubicBezTo>
+                                  <a:cubicBezTo>
+                                    <a:pt x="1359079" y="42172"/>
+                                    <a:pt x="1341716" y="123962"/>
+                                    <a:pt x="1345726" y="199314"/>
+                                  </a:cubicBezTo>
+                                  <a:cubicBezTo>
+                                    <a:pt x="1247974" y="254476"/>
+                                    <a:pt x="1017659" y="145275"/>
+                                    <a:pt x="883693" y="199314"/>
+                                  </a:cubicBezTo>
+                                  <a:cubicBezTo>
+                                    <a:pt x="749727" y="253353"/>
+                                    <a:pt x="640662" y="165968"/>
+                                    <a:pt x="462033" y="199314"/>
+                                  </a:cubicBezTo>
+                                  <a:cubicBezTo>
+                                    <a:pt x="283404" y="232660"/>
+                                    <a:pt x="187718" y="154579"/>
+                                    <a:pt x="0" y="199314"/>
+                                  </a:cubicBezTo>
+                                  <a:cubicBezTo>
+                                    <a:pt x="-15589" y="137567"/>
+                                    <a:pt x="14629" y="89909"/>
+                                    <a:pt x="0" y="0"/>
+                                  </a:cubicBezTo>
+                                  <a:close/>
+                                </a:path>
+                              </a:pathLst>
+                            </a:custGeom>
+                            <a:solidFill>
+                              <a:schemeClr val="bg1"/>
+                            </a:solidFill>
+                            <a:ln w="12700">
+                              <a:solidFill>
+                                <a:prstClr val="black"/>
+                              </a:solidFill>
+                              <a:extLst>
+                                <a:ext uri="{C807C97D-BFC1-408E-A445-0C87EB9F89A2}">
+                                  <ask:lineSketchStyleProps xmlns:ask="http://schemas.microsoft.com/office/drawing/2018/sketchyshapes" sd="198946862">
+                                    <a:prstGeom prst="rect">
+                                      <a:avLst/>
+                                    </a:prstGeom>
+                                    <ask:type>
+                                      <ask:lineSketchScribble/>
+                                    </ask:type>
+                                  </ask:lineSketchStyleProps>
+                                </a:ext>
+                              </a:extLst>
+                            </a:ln>
+                          </wps:spPr>
+                          <wps:txbx>
+                            <w:txbxContent>
+                              <w:p>
+                                <w:pPr>
+                                  <w:jc w:val="center"/>
+                                  <w:rPr>
+                                    <w:rFonts w:ascii="Aptos" w:hAnsi="Aptos"/>
+                                    <w:b/>
+                                    <w:bCs/>
+                                    <w:sz w:val="16"/>
+                                    <w:szCs w:val="16"/>
+                                    <w:lang w:val="en-US"/>
+                                  </w:rPr>
+                                </w:pPr>
+                                <w:r>
+                                  <w:rPr>
+                                    <w:rFonts w:ascii="Aptos" w:hAnsi="Aptos"/>
+                                    <w:b/>
+                                    <w:bCs/>
+                                    <w:sz w:val="16"/>
+                                    <w:szCs w:val="16"/>
+                                    <w:lang w:val="en-US"/>
+                                  </w:rPr>
+                                  <w:t>Drivers</w:t>
+                                </w:r>
+                              </w:p>
+                            </w:txbxContent>
+                          </wps:txbx>
+                          <wps:bodyPr rot="0" spcFirstLastPara="0" vertOverflow="overflow" horzOverflow="overflow" vert="horz" wrap="square" lIns="91440" tIns="45720" rIns="91440" bIns="45720" numCol="1" spcCol="0" rtlCol="0" fromWordArt="0" anchor="t" anchorCtr="0" forceAA="0" compatLnSpc="1">
+                            <a:prstTxWarp prst="textNoShape">
+                              <a:avLst/>
+                            </a:prstTxWarp>
+                            <a:noAutofit/>
+                          </wps:bodyPr>
+                        </wps:wsp>
+                        <wps:wsp>
+                          <wps:cNvPr id="1327354925" name="Rectángulo: esquinas redondeadas 18"/>
+                          <wps:cNvSpPr/>
+                          <wps:spPr>
+                            <a:xfrm>
+                              <a:off x="852985" y="2048585"/>
+                              <a:ext cx="1310185" cy="450215"/>
+                            </a:xfrm>
+                            <a:prstGeom prst="roundRect">
+                              <a:avLst/>
+                            </a:prstGeom>
+                            <a:noFill/>
+                            <a:ln w="19050"/>
+                          </wps:spPr>
+                          <wps:style>
+                            <a:lnRef idx="2">
+                              <a:schemeClr val="accent1">
+                                <a:shade val="15000"/>
+                              </a:schemeClr>
+                            </a:lnRef>
+                            <a:fillRef idx="1">
+                              <a:schemeClr val="accent1"/>
+                            </a:fillRef>
+                            <a:effectRef idx="0">
+                              <a:schemeClr val="accent1"/>
+                            </a:effectRef>
+                            <a:fontRef idx="minor">
+                              <a:schemeClr val="lt1"/>
+                            </a:fontRef>
+                          </wps:style>
+                          <wps:txbx>
+                            <w:txbxContent>
+                              <w:p>
+                                <w:pPr>
+                                  <w:jc w:val="center"/>
+                                  <w:rPr>
+                                    <w:color w:val="000000" w:themeColor="text1"/>
+                                    <w:sz w:val="16"/>
+                                    <w:szCs w:val="16"/>
+                                    <w:lang w:val="en-US"/>
+                                  </w:rPr>
+                                </w:pPr>
+                                <w:r>
+                                  <w:rPr>
+                                    <w:color w:val="000000" w:themeColor="text1"/>
+                                    <w:sz w:val="16"/>
+                                    <w:szCs w:val="16"/>
+                                    <w:lang w:val="en-US"/>
+                                  </w:rPr>
+                                  <w:t xml:space="preserve">Ordenes Activas </w:t>
+                                </w:r>
+                                <w:proofErr w:type="spellStart"/>
+                                <w:r>
+                                  <w:rPr>
+                                    <w:color w:val="000000" w:themeColor="text1"/>
+                                    <w:sz w:val="16"/>
+                                    <w:szCs w:val="16"/>
+                                    <w:lang w:val="en-US"/>
+                                  </w:rPr>
+                                  <w:t>Asignadas</w:t>
+                                </w:r>
+                                <w:proofErr w:type="spellEnd"/>
+                              </w:p>
+                            </w:txbxContent>
+                          </wps:txbx>
+                          <wps:bodyPr rot="0" spcFirstLastPara="0" vertOverflow="overflow" horzOverflow="overflow" vert="horz" wrap="square" lIns="91440" tIns="45720" rIns="91440" bIns="45720" numCol="1" spcCol="0" rtlCol="0" fromWordArt="0" anchor="ctr" anchorCtr="0" forceAA="0" compatLnSpc="1">
+                            <a:prstTxWarp prst="textNoShape">
+                              <a:avLst/>
+                            </a:prstTxWarp>
+                            <a:noAutofit/>
+                          </wps:bodyPr>
+                        </wps:wsp>
+                      </wpg:grpSp>
+                      <wps:wsp>
+                        <wps:cNvPr id="1929212122" name="Diagrama de flujo: ordenar 25"/>
+                        <wps:cNvSpPr/>
+                        <wps:spPr>
+                          <a:xfrm rot="5400000">
+                            <a:off x="3285303" y="1398793"/>
+                            <a:ext cx="414370" cy="977161"/>
+                          </a:xfrm>
+                          <a:prstGeom prst="flowChartSort">
+                            <a:avLst/>
+                          </a:prstGeom>
+                          <a:solidFill>
+                            <a:schemeClr val="tx1"/>
+                          </a:solidFill>
+                          <a:ln>
+                            <a:solidFill>
+                              <a:schemeClr val="bg1"/>
+                            </a:solidFill>
+                          </a:ln>
+                        </wps:spPr>
+                        <wps:style>
+                          <a:lnRef idx="2">
+                            <a:schemeClr val="accent1">
+                              <a:shade val="15000"/>
+                            </a:schemeClr>
+                          </a:lnRef>
+                          <a:fillRef idx="1">
+                            <a:schemeClr val="accent1"/>
+                          </a:fillRef>
+                          <a:effectRef idx="0">
+                            <a:schemeClr val="accent1"/>
+                          </a:effectRef>
+                          <a:fontRef idx="minor">
+                            <a:schemeClr val="lt1"/>
+                          </a:fontRef>
+                        </wps:style>
+                        <wps:bodyPr rot="0" spcFirstLastPara="0" vertOverflow="overflow" horzOverflow="overflow" vert="horz" wrap="square" lIns="91440" tIns="45720" rIns="91440" bIns="45720" numCol="1" spcCol="0" rtlCol="0" fromWordArt="0" anchor="ctr" anchorCtr="0" forceAA="0" compatLnSpc="1">
+                          <a:prstTxWarp prst="textNoShape">
+                            <a:avLst/>
+                          </a:prstTxWarp>
+                          <a:noAutofit/>
+                        </wps:bodyPr>
+                      </wps:wsp>
+                    </wpg:wgp>
+                  </a:graphicData>
+                </a:graphic>
+              </wp:anchor>
+            </w:drawing>
+          </mc:Choice>
+          <mc:Fallback>
+            <w:pict>
+              <v:group w14:anchorId="4842BF2B" id="Group 4" o:spid="_x0000_s1029" style="position:absolute;margin-left:-50.45pt;margin-top:1.65pt;width:551.75pt;height:273.6pt;z-index:251670533" coordsize="70069,34747" o:gfxdata="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">
+                <v:group id="Grupo 24" o:spid="_x0000_s1030" style="position:absolute;top:6633;width:26954;height:23352" coordsize="26954,23351" o:gfxdata="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">
+                  <v:roundrect id="Rectángulo: esquinas redondeadas 18" o:spid="_x0000_s1031" style="position:absolute;top:2470;width:26954;height:20881;visibility:visible;mso-wrap-style:square;v-text-anchor:middle" arcsize="10923f" o:gfxdata="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" filled="f" strokecolor="#091723 [484]" strokeweight="1.5pt">
+                    <v:stroke joinstyle="miter"/>
+                    <v:textbox>
+                      <w:txbxContent>
+                        <w:p>
+                          <w:pPr>
+                            <w:jc w:val="center"/>
+                            <w:rPr>
+                              <w:b/>
+                              <w:bCs/>
+                              <w:color w:val="000000" w:themeColor="text1"/>
+                              <w:lang w:val="en-US"/>
+                            </w:rPr>
+                          </w:pPr>
+                        </w:p>
+                      </w:txbxContent>
+                    </v:textbox>
+                  </v:roundrect>
+                  <v:shapetype id="_x0000_t75" coordsize="21600,21600" o:spt="75" o:preferrelative="t" path="m@4@5l@4@11@9@11@9@5xe" filled="f" stroked="f">
+                    <v:stroke joinstyle="miter"/>
+                    <v:formulas>
+                      <v:f eqn="if lineDrawn pixelLineWidth 0"/>
+                      <v:f eqn="sum @0 1 0"/>
+                      <v:f eqn="sum 0 0 @1"/>
+                      <v:f eqn="prod @2 1 2"/>
+                      <v:f eqn="prod @3 21600 pixelWidth"/>
+                      <v:f eqn="prod @3 21600 pixelHeight"/>
+                      <v:f eqn="sum @0 0 1"/>
+                      <v:f eqn="prod @6 1 2"/>
+                      <v:f eqn="prod @7 21600 pixelWidth"/>
+                      <v:f eqn="sum @8 21600 0"/>
+                      <v:f eqn="prod @7 21600 pixelHeight"/>
+                      <v:f eqn="sum @10 21600 0"/>
+                    </v:formulas>
+                    <v:path o:extrusionok="f" gradientshapeok="t" o:connecttype="rect"/>
+                    <o:lock v:ext="edit" aspectratio="t"/>
+                  </v:shapetype>
+                  <v:shape id="Gráfico 11" o:spid="_x0000_s1032" type="#_x0000_t75" alt="Base de datos con relleno sólido" style="position:absolute;left:10508;top:14958;width:5868;height:5867;visibility:visible;mso-wrap-style:square" o:gfxdata="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">
+                    <v:imagedata r:id="rId15" o:title="Base de datos con relleno sólido"/>
+                  </v:shape>
+                  <v:roundrect id="Rectángulo: esquinas redondeadas 18" o:spid="_x0000_s1033" style="position:absolute;left:1091;top:4927;width:9758;height:4504;visibility:visible;mso-wrap-style:square;v-text-anchor:middle" arcsize="10923f" o:gfxdata="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" filled="f" strokecolor="#091723 [484]" strokeweight="1.5pt">
+                    <v:stroke joinstyle="miter"/>
+                    <v:textbox>
+                      <w:txbxContent>
+                        <w:p>
+                          <w:pPr>
+                            <w:jc w:val="center"/>
+                            <w:rPr>
+                              <w:color w:val="000000" w:themeColor="text1"/>
+                              <w:sz w:val="16"/>
+                              <w:szCs w:val="16"/>
+                              <w:lang w:val="en-US"/>
+                            </w:rPr>
+                          </w:pPr>
+                          <w:proofErr w:type="spellStart"/>
+                          <w:r>
+                            <w:rPr>
+                              <w:color w:val="000000" w:themeColor="text1"/>
+                              <w:sz w:val="16"/>
+                              <w:szCs w:val="16"/>
+                              <w:lang w:val="en-US"/>
+                            </w:rPr>
+                            <w:t>Pagina</w:t>
+                          </w:r>
+                          <w:proofErr w:type="spellEnd"/>
+                          <w:r>
+                            <w:rPr>
+                              <w:color w:val="000000" w:themeColor="text1"/>
+                              <w:sz w:val="16"/>
+                              <w:szCs w:val="16"/>
+                              <w:lang w:val="en-US"/>
+                            </w:rPr>
+                            <w:t xml:space="preserve"> Web</w:t>
+                          </w:r>
+                        </w:p>
+                      </w:txbxContent>
+                    </v:textbox>
+                  </v:roundrect>
+                  <v:roundrect id="Rectángulo: esquinas redondeadas 18" o:spid="_x0000_s1034" style="position:absolute;left:15080;top:5063;width:10168;height:4163;visibility:visible;mso-wrap-style:square;v-text-anchor:middle" arcsize="10923f" o:gfxdata="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" filled="f" strokecolor="#091723 [484]" strokeweight="1.5pt">
+                    <v:stroke joinstyle="miter"/>
+                    <v:textbox>
+                      <w:txbxContent>
+                        <w:p>
+                          <w:pPr>
+                            <w:jc w:val="center"/>
+                            <w:rPr>
+                              <w:color w:val="000000" w:themeColor="text1"/>
+                              <w:sz w:val="16"/>
+                              <w:szCs w:val="16"/>
+                              <w:lang w:val="en-US"/>
+                            </w:rPr>
+                          </w:pPr>
+                          <w:proofErr w:type="spellStart"/>
+                          <w:r>
+                            <w:rPr>
+                              <w:color w:val="000000" w:themeColor="text1"/>
+                              <w:sz w:val="16"/>
+                              <w:szCs w:val="16"/>
+                              <w:lang w:val="en-US"/>
+                            </w:rPr>
+                            <w:t>Visualizador</w:t>
+                          </w:r>
+                          <w:proofErr w:type="spellEnd"/>
+                          <w:r>
+                            <w:rPr>
+                              <w:color w:val="000000" w:themeColor="text1"/>
+                              <w:sz w:val="16"/>
+                              <w:szCs w:val="16"/>
+                              <w:lang w:val="en-US"/>
+                            </w:rPr>
+                            <w:t xml:space="preserve"> de </w:t>
+                          </w:r>
+                          <w:proofErr w:type="spellStart"/>
+                          <w:r>
+                            <w:rPr>
+                              <w:color w:val="000000" w:themeColor="text1"/>
+                              <w:sz w:val="16"/>
+                              <w:szCs w:val="16"/>
+                              <w:lang w:val="en-US"/>
+                            </w:rPr>
+                            <w:t>Contratos</w:t>
+                          </w:r>
+                          <w:proofErr w:type="spellEnd"/>
+                          <w:r>
+                            <w:rPr>
+                              <w:color w:val="000000" w:themeColor="text1"/>
+                              <w:sz w:val="16"/>
+                              <w:szCs w:val="16"/>
+                              <w:lang w:val="en-US"/>
+                            </w:rPr>
+                            <w:t xml:space="preserve"> </w:t>
+                          </w:r>
+                        </w:p>
+                      </w:txbxContent>
+                    </v:textbox>
+                  </v:roundrect>
+                  <v:shapetype id="_x0000_t32" coordsize="21600,21600" o:spt="32" o:oned="t" path="m,l21600,21600e" filled="f">
+                    <v:path arrowok="t" fillok="f" o:connecttype="none"/>
+                    <o:lock v:ext="edit" shapetype="t"/>
+                  </v:shapetype>
+                  <v:shape id="Conector recto de flecha 19" o:spid="_x0000_s1035" type="#_x0000_t32" style="position:absolute;left:5663;top:10181;width:4092;height:4090;visibility:visible;mso-wrap-style:square" o:connectortype="straight" o:gfxdata="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" strokecolor="black [3200]" strokeweight="1.5pt">
+                    <v:stroke endarrow="block" joinstyle="miter"/>
+                  </v:shape>
+                  <v:shape id="Conector recto de flecha 19" o:spid="_x0000_s1036" type="#_x0000_t32" style="position:absolute;left:16348;top:9977;width:3655;height:4287;flip:x;visibility:visible;mso-wrap-style:square" o:connectortype="straight" o:gfxdata="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" strokecolor="black [3200]" strokeweight="1.5pt">
+                    <v:stroke endarrow="block" joinstyle="miter"/>
+                  </v:shape>
+                  <v:shapetype id="_x0000_t202" coordsize="21600,21600" o:spt="202" path="m,l,21600r21600,l21600,xe">
+                    <v:stroke joinstyle="miter"/>
+                    <v:path gradientshapeok="t" o:connecttype="rect"/>
+                  </v:shapetype>
+                  <v:shape id="Cuadro de texto 20" o:spid="_x0000_s1037" type="#_x0000_t202" style="position:absolute;left:5786;width:16036;height:4230;visibility:visible;mso-wrap-style:square;v-text-anchor:top" o:gfxdata="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" fillcolor="white [3212]" strokeweight="1pt">
+                    <v:textbox>
+                      <w:txbxContent>
+                        <w:p>
+                          <w:pPr>
+                            <w:jc w:val="center"/>
+                            <w:rPr>
+                              <w:rFonts w:ascii="Aptos" w:hAnsi="Aptos"/>
+                              <w:lang w:val="en-US"/>
+                            </w:rPr>
+                          </w:pPr>
+                          <w:proofErr w:type="spellStart"/>
+                          <w:r>
+                            <w:rPr>
+                              <w:rFonts w:ascii="Aptos" w:hAnsi="Aptos"/>
+                              <w:lang w:val="en-US"/>
+                            </w:rPr>
+                            <w:t>Infraestructura</w:t>
+                          </w:r>
+                          <w:proofErr w:type="spellEnd"/>
+                          <w:r>
+                            <w:rPr>
+                              <w:rFonts w:ascii="Aptos" w:hAnsi="Aptos"/>
+                              <w:lang w:val="en-US"/>
+                            </w:rPr>
+                            <w:t xml:space="preserve"> de la Compa</w:t>
+                          </w:r>
+                          <w:proofErr w:type="spellStart"/>
+                          <w:r>
+                            <w:rPr>
+                              <w:rFonts w:ascii="Aptos" w:hAnsi="Aptos"/>
+                            </w:rPr>
+                            <w:t>ñia</w:t>
+                          </w:r>
+                          <w:proofErr w:type="spellEnd"/>
+                        </w:p>
+                      </w:txbxContent>
+                    </v:textbox>
+                  </v:shape>
+                </v:group>
+                <v:group id="Grupo 22" o:spid="_x0000_s1038" style="position:absolute;left:43120;width:26949;height:34747" coordsize="26949,34747" o:gfxdata="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">
+                  <v:roundrect id="Rectángulo: esquinas redondeadas 18" o:spid="_x0000_s1039" style="position:absolute;top:2743;width:26949;height:32004;visibility:visible;mso-wrap-style:square;v-text-anchor:middle" arcsize="10923f" o:gfxdata="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" filled="f" strokecolor="#091723 [484]" strokeweight="1.5pt">
+                    <v:stroke joinstyle="miter"/>
+                    <v:textbox>
+                      <w:txbxContent>
+                        <w:p>
+                          <w:pPr>
+                            <w:jc w:val="center"/>
+                            <w:rPr>
+                              <w:b/>
+                              <w:bCs/>
+                              <w:color w:val="000000" w:themeColor="text1"/>
+                              <w:lang w:val="en-US"/>
+                            </w:rPr>
+                          </w:pPr>
+                        </w:p>
+                      </w:txbxContent>
+                    </v:textbox>
+                  </v:roundrect>
+                  <v:shape id="Cuadro de texto 20" o:spid="_x0000_s1040" type="#_x0000_t202" style="position:absolute;left:5990;width:16036;height:4230;visibility:visible;mso-wrap-style:square;v-text-anchor:top" o:gfxdata="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" fillcolor="white [3212]" strokeweight="1pt">
+                    <v:textbox>
+                      <w:txbxContent>
+                        <w:p>
+                          <w:pPr>
+                            <w:jc w:val="center"/>
+                            <w:rPr>
+                              <w:rFonts w:ascii="Aptos" w:hAnsi="Aptos"/>
+                              <w:lang w:val="en-US"/>
+                            </w:rPr>
+                          </w:pPr>
+                          <w:r>
+                            <w:rPr>
+                              <w:rFonts w:ascii="Aptos" w:hAnsi="Aptos"/>
+                              <w:lang w:val="en-US"/>
+                            </w:rPr>
+                            <w:t>Proyecto</w:t>
+                          </w:r>
+                        </w:p>
+                      </w:txbxContent>
+                    </v:textbox>
+                  </v:shape>
+                  <v:roundrect id="Rectángulo: esquinas redondeadas 18" o:spid="_x0000_s1041" style="position:absolute;left:1160;top:8475;width:13101;height:4502;visibility:visible;mso-wrap-style:square;v-text-anchor:middle" arcsize="10923f" o:gfxdata="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" filled="f" strokecolor="#091723 [484]" strokeweight="1.5pt">
+                    <v:stroke joinstyle="miter"/>
+                    <v:textbox>
+                      <w:txbxContent>
+                        <w:p>
+                          <w:pPr>
+                            <w:jc w:val="center"/>
+                            <w:rPr>
+                              <w:color w:val="000000" w:themeColor="text1"/>
+                              <w:sz w:val="16"/>
+                              <w:szCs w:val="16"/>
+                              <w:lang w:val="en-US"/>
+                            </w:rPr>
+                          </w:pPr>
+                          <w:proofErr w:type="spellStart"/>
+                          <w:r>
+                            <w:rPr>
+                              <w:color w:val="000000" w:themeColor="text1"/>
+                              <w:sz w:val="16"/>
+                              <w:szCs w:val="16"/>
+                              <w:lang w:val="en-US"/>
+                            </w:rPr>
+                            <w:t>Visualizador</w:t>
+                          </w:r>
+                          <w:proofErr w:type="spellEnd"/>
+                          <w:r>
+                            <w:rPr>
+                              <w:color w:val="000000" w:themeColor="text1"/>
+                              <w:sz w:val="16"/>
+                              <w:szCs w:val="16"/>
+                              <w:lang w:val="en-US"/>
+                            </w:rPr>
+                            <w:t xml:space="preserve"> de </w:t>
+                          </w:r>
+                          <w:proofErr w:type="spellStart"/>
+                          <w:r>
+                            <w:rPr>
+                              <w:color w:val="000000" w:themeColor="text1"/>
+                              <w:sz w:val="16"/>
+                              <w:szCs w:val="16"/>
+                              <w:lang w:val="en-US"/>
+                            </w:rPr>
+                            <w:t>Contratos</w:t>
+                          </w:r>
+                          <w:proofErr w:type="spellEnd"/>
+                          <w:r>
+                            <w:rPr>
+                              <w:color w:val="000000" w:themeColor="text1"/>
+                              <w:sz w:val="16"/>
+                              <w:szCs w:val="16"/>
+                              <w:lang w:val="en-US"/>
+                            </w:rPr>
+                            <w:t xml:space="preserve"> </w:t>
+                          </w:r>
+                          <w:proofErr w:type="spellStart"/>
+                          <w:r>
+                            <w:rPr>
+                              <w:color w:val="000000" w:themeColor="text1"/>
+                              <w:sz w:val="16"/>
+                              <w:szCs w:val="16"/>
+                              <w:lang w:val="en-US"/>
+                            </w:rPr>
+                            <w:t>por</w:t>
+                          </w:r>
+                          <w:proofErr w:type="spellEnd"/>
+                          <w:r>
+                            <w:rPr>
+                              <w:color w:val="000000" w:themeColor="text1"/>
+                              <w:sz w:val="16"/>
+                              <w:szCs w:val="16"/>
+                              <w:lang w:val="en-US"/>
+                            </w:rPr>
+                            <w:t xml:space="preserve"> </w:t>
+                          </w:r>
+                          <w:proofErr w:type="spellStart"/>
+                          <w:r>
+                            <w:rPr>
+                              <w:color w:val="000000" w:themeColor="text1"/>
+                              <w:sz w:val="16"/>
+                              <w:szCs w:val="16"/>
+                              <w:lang w:val="en-US"/>
+                            </w:rPr>
+                            <w:t>Seccion</w:t>
+                          </w:r>
+                          <w:proofErr w:type="spellEnd"/>
+                        </w:p>
+                      </w:txbxContent>
+                    </v:textbox>
+                  </v:roundrect>
+                  <v:shape id="Gráfico 11" o:spid="_x0000_s1042" type="#_x0000_t75" alt="Base de datos con relleno sólido" style="position:absolute;left:10645;top:28333;width:5867;height:5867;visibility:visible;mso-wrap-style:square" o:gfxdata="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">
+                    <v:imagedata r:id="rId15" o:title="Base de datos con relleno sólido"/>
+                  </v:shape>
+                  <v:roundrect id="Rectángulo: esquinas redondeadas 18" o:spid="_x0000_s1043" style="position:absolute;left:15831;top:8680;width:10166;height:4159;visibility:visible;mso-wrap-style:square;v-text-anchor:middle" arcsize="10923f" o:gfxdata="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" filled="f" strokecolor="#091723 [484]" strokeweight="1.5pt">
+                    <v:stroke joinstyle="miter"/>
+                    <v:textbox>
+                      <w:txbxContent>
+                        <w:p>
+                          <w:pPr>
+                            <w:jc w:val="center"/>
+                            <w:rPr>
+                              <w:color w:val="000000" w:themeColor="text1"/>
+                              <w:sz w:val="16"/>
+                              <w:szCs w:val="16"/>
+                              <w:lang w:val="en-US"/>
+                            </w:rPr>
+                          </w:pPr>
+                          <w:r>
+                            <w:rPr>
+                              <w:color w:val="000000" w:themeColor="text1"/>
+                              <w:sz w:val="16"/>
+                              <w:szCs w:val="16"/>
+                              <w:lang w:val="en-US"/>
+                            </w:rPr>
+                            <w:t xml:space="preserve">Panel de </w:t>
+                          </w:r>
+                          <w:proofErr w:type="spellStart"/>
+                          <w:r>
+                            <w:rPr>
+                              <w:color w:val="000000" w:themeColor="text1"/>
+                              <w:sz w:val="16"/>
+                              <w:szCs w:val="16"/>
+                              <w:lang w:val="en-US"/>
+                            </w:rPr>
+                            <w:t>Asignacion</w:t>
+                          </w:r>
+                          <w:proofErr w:type="spellEnd"/>
+                          <w:r>
+                            <w:rPr>
+                              <w:color w:val="000000" w:themeColor="text1"/>
+                              <w:sz w:val="16"/>
+                              <w:szCs w:val="16"/>
+                              <w:lang w:val="en-US"/>
+                            </w:rPr>
+                            <w:t xml:space="preserve"> </w:t>
+                          </w:r>
+                        </w:p>
+                      </w:txbxContent>
+                    </v:textbox>
+                  </v:roundrect>
+                  <v:line id="Conector recto 21" o:spid="_x0000_s1044" style="position:absolute;visibility:visible;mso-wrap-style:square" from="1501,14890" to="25732,14958" o:connectortype="straight" o:gfxdata="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" strokecolor="black [3200]" strokeweight="1.5pt">
+                    <v:stroke joinstyle="miter"/>
+                  </v:line>
+                  <v:shape id="Cuadro de texto 20" o:spid="_x0000_s1045" type="#_x0000_t202" style="position:absolute;left:1487;top:5117;width:13457;height:1994;visibility:visible;mso-wrap-style:square;v-text-anchor:top" o:gfxdata="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" fillcolor="white [3212]" strokeweight="1pt">
+                    <v:textbox>
+                      <w:txbxContent>
+                        <w:p>
+                          <w:pPr>
+                            <w:jc w:val="center"/>
+                            <w:rPr>
+                              <w:rFonts w:ascii="Aptos" w:hAnsi="Aptos"/>
+                              <w:b/>
+                              <w:bCs/>
+                              <w:sz w:val="16"/>
+                              <w:szCs w:val="16"/>
+                              <w:lang w:val="en-US"/>
+                            </w:rPr>
+                          </w:pPr>
+                          <w:r>
+                            <w:rPr>
+                              <w:rFonts w:ascii="Aptos" w:hAnsi="Aptos"/>
+                              <w:b/>
+                              <w:bCs/>
+                              <w:sz w:val="16"/>
+                              <w:szCs w:val="16"/>
+                              <w:lang w:val="en-US"/>
+                            </w:rPr>
+                            <w:t>Office Members</w:t>
+                          </w:r>
+                        </w:p>
+                      </w:txbxContent>
+                    </v:textbox>
+                  </v:shape>
+                  <v:shape id="Cuadro de texto 20" o:spid="_x0000_s1046" type="#_x0000_t202" style="position:absolute;left:1691;top:16513;width:13458;height:1993;visibility:visible;mso-wrap-style:square;v-text-anchor:top" o:gfxdata="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" fillcolor="white [3212]" strokeweight="1pt">
+                    <v:textbox>
+                      <w:txbxContent>
+                        <w:p>
+                          <w:pPr>
+                            <w:jc w:val="center"/>
+                            <w:rPr>
+                              <w:rFonts w:ascii="Aptos" w:hAnsi="Aptos"/>
+                              <w:b/>
+                              <w:bCs/>
+                              <w:sz w:val="16"/>
+                              <w:szCs w:val="16"/>
+                              <w:lang w:val="en-US"/>
+                            </w:rPr>
+                          </w:pPr>
+                          <w:r>
+                            <w:rPr>
+                              <w:rFonts w:ascii="Aptos" w:hAnsi="Aptos"/>
+                              <w:b/>
+                              <w:bCs/>
+                              <w:sz w:val="16"/>
+                              <w:szCs w:val="16"/>
+                              <w:lang w:val="en-US"/>
+                            </w:rPr>
+                            <w:t>Drivers</w:t>
+                          </w:r>
+                        </w:p>
+                      </w:txbxContent>
+                    </v:textbox>
+                  </v:shape>
+                  <v:roundrect id="Rectángulo: esquinas redondeadas 18" o:spid="_x0000_s1047" style="position:absolute;left:8529;top:20485;width:13102;height:4503;visibility:visible;mso-wrap-style:square;v-text-anchor:middle" arcsize="10923f" o:gfxdata="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" filled="f" strokecolor="#091723 [484]" strokeweight="1.5pt">
+                    <v:stroke joinstyle="miter"/>
+                    <v:textbox>
+                      <w:txbxContent>
+                        <w:p>
+                          <w:pPr>
+                            <w:jc w:val="center"/>
+                            <w:rPr>
+                              <w:color w:val="000000" w:themeColor="text1"/>
+                              <w:sz w:val="16"/>
+                              <w:szCs w:val="16"/>
+                              <w:lang w:val="en-US"/>
+                            </w:rPr>
+                          </w:pPr>
+                          <w:r>
+                            <w:rPr>
+                              <w:color w:val="000000" w:themeColor="text1"/>
+                              <w:sz w:val="16"/>
+                              <w:szCs w:val="16"/>
+                              <w:lang w:val="en-US"/>
+                            </w:rPr>
+                            <w:t xml:space="preserve">Ordenes Activas </w:t>
+                          </w:r>
+                          <w:proofErr w:type="spellStart"/>
+                          <w:r>
+                            <w:rPr>
+                              <w:color w:val="000000" w:themeColor="text1"/>
+                              <w:sz w:val="16"/>
+                              <w:szCs w:val="16"/>
+                              <w:lang w:val="en-US"/>
+                            </w:rPr>
+                            <w:t>Asignadas</w:t>
+                          </w:r>
+                          <w:proofErr w:type="spellEnd"/>
+                        </w:p>
+                      </w:txbxContent>
+                    </v:textbox>
+                  </v:roundrect>
+                </v:group>
+                <v:shapetype id="_x0000_t126" coordsize="21600,21600" o:spt="126" path="m10800,l,10800,10800,21600,21600,10800xem,10800nfl21600,10800e">
+                  <v:stroke joinstyle="miter"/>
+                  <v:path o:extrusionok="f" gradientshapeok="t" o:connecttype="rect" textboxrect="5400,5400,16200,16200"/>
+                </v:shapetype>
+                <v:shape id="Diagrama de flujo: ordenar 25" o:spid="_x0000_s1048" type="#_x0000_t126" style="position:absolute;left:32853;top:13987;width:4144;height:9771;rotation:90;visibility:visible;mso-wrap-style:square;v-text-anchor:middle" o:gfxdata="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" fillcolor="black [3213]" strokecolor="white [3212]" strokeweight="1pt"/>
+              </v:group>
+            </w:pict>
+          </mc:Fallback>
+        </mc:AlternateContent>
+      </w:r>
+    </w:p>
+    <w:p>
+      <w:pPr>
+        <w:rPr>
+          <w:rFonts w:ascii="Aptos Display" w:hAnsi="Aptos Display"/>
+        </w:rPr>
+      </w:pPr>
+      <w:r>
+        <w:rPr>
+          <w:rFonts w:ascii="Aptos Display" w:hAnsi="Aptos Display"/>
+        </w:rPr>
+        <w:t xml:space="preserve"> </w:t>
+      </w:r>
+    </w:p>
+    <w:p/>
+    <w:p>
+      <w:pPr>
+        <w:rPr>
+          <w:rFonts w:ascii="Baskerville" w:hAnsi="Baskerville"/>
+          <w:lang w:val="en-MX"/>
+        </w:rPr>
+      </w:pPr>
     </w:p>
     <w:sectPr>
-      <w:headerReference w:type="default" r:id="rId9"/>
-      <w:footerReference w:type="default" r:id="rId10"/>
+      <w:headerReference w:type="default" r:id="rId16"/>
+      <w:footerReference w:type="default" r:id="rId17"/>
       <w:pgSz w:w="12240" w:h="15840"/>
       <w:pgMar w:top="1417" w:right="1701" w:bottom="1417" w:left="1701" w:header="708" w:footer="708" w:gutter="0"/>
       <w:cols w:space="708"/>
@@ -2225,6 +6127,119 @@
     </w:lvl>
   </w:abstractNum>
   <w:abstractNum w:abstractNumId="3" w15:restartNumberingAfterBreak="0">
+    <w:nsid w:val="07847AD3"/>
+    <w:multiLevelType w:val="multilevel"/>
+    <w:tmpl w:val="04090021"/>
+    <w:lvl w:ilvl="0">
+      <w:start w:val="1"/>
+      <w:numFmt w:val="bullet"/>
+      <w:lvlText w:val=""/>
+      <w:lvlJc w:val="left"/>
+      <w:pPr>
+        <w:ind w:left="720" w:hanging="360"/>
+      </w:pPr>
+      <w:rPr>
+        <w:rFonts w:ascii="Wingdings" w:hAnsi="Wingdings" w:hint="default"/>
+      </w:rPr>
+    </w:lvl>
+    <w:lvl w:ilvl="1">
+      <w:start w:val="1"/>
+      <w:numFmt w:val="bullet"/>
+      <w:lvlText w:val=""/>
+      <w:lvlJc w:val="left"/>
+      <w:pPr>
+        <w:ind w:left="1080" w:hanging="360"/>
+      </w:pPr>
+      <w:rPr>
+        <w:rFonts w:ascii="Wingdings" w:hAnsi="Wingdings" w:hint="default"/>
+      </w:rPr>
+    </w:lvl>
+    <w:lvl w:ilvl="2">
+      <w:start w:val="1"/>
+      <w:numFmt w:val="bullet"/>
+      <w:lvlText w:val=""/>
+      <w:lvlJc w:val="left"/>
+      <w:pPr>
+        <w:ind w:left="1440" w:hanging="360"/>
+      </w:pPr>
+      <w:rPr>
+        <w:rFonts w:ascii="Wingdings" w:hAnsi="Wingdings" w:hint="default"/>
+      </w:rPr>
+    </w:lvl>
+    <w:lvl w:ilvl="3">
+      <w:start w:val="1"/>
+      <w:numFmt w:val="bullet"/>
+      <w:lvlText w:val=""/>
+      <w:lvlJc w:val="left"/>
+      <w:pPr>
+        <w:ind w:left="1800" w:hanging="360"/>
+      </w:pPr>
+      <w:rPr>
+        <w:rFonts w:ascii="Symbol" w:hAnsi="Symbol" w:hint="default"/>
+      </w:rPr>
+    </w:lvl>
+    <w:lvl w:ilvl="4">
+      <w:start w:val="1"/>
+      <w:numFmt w:val="bullet"/>
+      <w:lvlText w:val=""/>
+      <w:lvlJc w:val="left"/>
+      <w:pPr>
+        <w:ind w:left="2160" w:hanging="360"/>
+      </w:pPr>
+      <w:rPr>
+        <w:rFonts w:ascii="Symbol" w:hAnsi="Symbol" w:hint="default"/>
+      </w:rPr>
+    </w:lvl>
+    <w:lvl w:ilvl="5">
+      <w:start w:val="1"/>
+      <w:numFmt w:val="bullet"/>
+      <w:lvlText w:val=""/>
+      <w:lvlJc w:val="left"/>
+      <w:pPr>
+        <w:ind w:left="2520" w:hanging="360"/>
+      </w:pPr>
+      <w:rPr>
+        <w:rFonts w:ascii="Wingdings" w:hAnsi="Wingdings" w:hint="default"/>
+      </w:rPr>
+    </w:lvl>
+    <w:lvl w:ilvl="6">
+      <w:start w:val="1"/>
+      <w:numFmt w:val="bullet"/>
+      <w:lvlText w:val=""/>
+      <w:lvlJc w:val="left"/>
+      <w:pPr>
+        <w:ind w:left="2880" w:hanging="360"/>
+      </w:pPr>
+      <w:rPr>
+        <w:rFonts w:ascii="Wingdings" w:hAnsi="Wingdings" w:hint="default"/>
+      </w:rPr>
+    </w:lvl>
+    <w:lvl w:ilvl="7">
+      <w:start w:val="1"/>
+      <w:numFmt w:val="bullet"/>
+      <w:lvlText w:val=""/>
+      <w:lvlJc w:val="left"/>
+      <w:pPr>
+        <w:ind w:left="3240" w:hanging="360"/>
+      </w:pPr>
+      <w:rPr>
+        <w:rFonts w:ascii="Symbol" w:hAnsi="Symbol" w:hint="default"/>
+      </w:rPr>
+    </w:lvl>
+    <w:lvl w:ilvl="8">
+      <w:start w:val="1"/>
+      <w:numFmt w:val="bullet"/>
+      <w:lvlText w:val=""/>
+      <w:lvlJc w:val="left"/>
+      <w:pPr>
+        <w:ind w:left="3600" w:hanging="360"/>
+      </w:pPr>
+      <w:rPr>
+        <w:rFonts w:ascii="Symbol" w:hAnsi="Symbol" w:hint="default"/>
+      </w:rPr>
+    </w:lvl>
+  </w:abstractNum>
+  <w:abstractNum w:abstractNumId="4" w15:restartNumberingAfterBreak="0">
     <w:nsid w:val="0A0D3C46"/>
     <w:multiLevelType w:val="multilevel"/>
     <w:tmpl w:val="0D385E5C"/>
@@ -2373,7 +6388,7 @@
       </w:rPr>
     </w:lvl>
   </w:abstractNum>
-  <w:abstractNum w:abstractNumId="4" w15:restartNumberingAfterBreak="0">
+  <w:abstractNum w:abstractNumId="5" w15:restartNumberingAfterBreak="0">
     <w:nsid w:val="117911D5"/>
     <w:multiLevelType w:val="hybridMultilevel"/>
     <w:tmpl w:val="81F659A4"/>
@@ -2486,7 +6501,120 @@
       </w:rPr>
     </w:lvl>
   </w:abstractNum>
-  <w:abstractNum w:abstractNumId="5" w15:restartNumberingAfterBreak="0">
+  <w:abstractNum w:abstractNumId="6" w15:restartNumberingAfterBreak="0">
+    <w:nsid w:val="11E946DF"/>
+    <w:multiLevelType w:val="multilevel"/>
+    <w:tmpl w:val="04090021"/>
+    <w:lvl w:ilvl="0">
+      <w:start w:val="1"/>
+      <w:numFmt w:val="bullet"/>
+      <w:lvlText w:val=""/>
+      <w:lvlJc w:val="left"/>
+      <w:pPr>
+        <w:ind w:left="720" w:hanging="360"/>
+      </w:pPr>
+      <w:rPr>
+        <w:rFonts w:ascii="Wingdings" w:hAnsi="Wingdings" w:hint="default"/>
+      </w:rPr>
+    </w:lvl>
+    <w:lvl w:ilvl="1">
+      <w:start w:val="1"/>
+      <w:numFmt w:val="bullet"/>
+      <w:lvlText w:val=""/>
+      <w:lvlJc w:val="left"/>
+      <w:pPr>
+        <w:ind w:left="1080" w:hanging="360"/>
+      </w:pPr>
+      <w:rPr>
+        <w:rFonts w:ascii="Wingdings" w:hAnsi="Wingdings" w:hint="default"/>
+      </w:rPr>
+    </w:lvl>
+    <w:lvl w:ilvl="2">
+      <w:start w:val="1"/>
+      <w:numFmt w:val="bullet"/>
+      <w:lvlText w:val=""/>
+      <w:lvlJc w:val="left"/>
+      <w:pPr>
+        <w:ind w:left="1440" w:hanging="360"/>
+      </w:pPr>
+      <w:rPr>
+        <w:rFonts w:ascii="Wingdings" w:hAnsi="Wingdings" w:hint="default"/>
+      </w:rPr>
+    </w:lvl>
+    <w:lvl w:ilvl="3">
+      <w:start w:val="1"/>
+      <w:numFmt w:val="bullet"/>
+      <w:lvlText w:val=""/>
+      <w:lvlJc w:val="left"/>
+      <w:pPr>
+        <w:ind w:left="1800" w:hanging="360"/>
+      </w:pPr>
+      <w:rPr>
+        <w:rFonts w:ascii="Symbol" w:hAnsi="Symbol" w:hint="default"/>
+      </w:rPr>
+    </w:lvl>
+    <w:lvl w:ilvl="4">
+      <w:start w:val="1"/>
+      <w:numFmt w:val="bullet"/>
+      <w:lvlText w:val=""/>
+      <w:lvlJc w:val="left"/>
+      <w:pPr>
+        <w:ind w:left="2160" w:hanging="360"/>
+      </w:pPr>
+      <w:rPr>
+        <w:rFonts w:ascii="Symbol" w:hAnsi="Symbol" w:hint="default"/>
+      </w:rPr>
+    </w:lvl>
+    <w:lvl w:ilvl="5">
+      <w:start w:val="1"/>
+      <w:numFmt w:val="bullet"/>
+      <w:lvlText w:val=""/>
+      <w:lvlJc w:val="left"/>
+      <w:pPr>
+        <w:ind w:left="2520" w:hanging="360"/>
+      </w:pPr>
+      <w:rPr>
+        <w:rFonts w:ascii="Wingdings" w:hAnsi="Wingdings" w:hint="default"/>
+      </w:rPr>
+    </w:lvl>
+    <w:lvl w:ilvl="6">
+      <w:start w:val="1"/>
+      <w:numFmt w:val="bullet"/>
+      <w:lvlText w:val=""/>
+      <w:lvlJc w:val="left"/>
+      <w:pPr>
+        <w:ind w:left="2880" w:hanging="360"/>
+      </w:pPr>
+      <w:rPr>
+        <w:rFonts w:ascii="Wingdings" w:hAnsi="Wingdings" w:hint="default"/>
+      </w:rPr>
+    </w:lvl>
+    <w:lvl w:ilvl="7">
+      <w:start w:val="1"/>
+      <w:numFmt w:val="bullet"/>
+      <w:lvlText w:val=""/>
+      <w:lvlJc w:val="left"/>
+      <w:pPr>
+        <w:ind w:left="3240" w:hanging="360"/>
+      </w:pPr>
+      <w:rPr>
+        <w:rFonts w:ascii="Symbol" w:hAnsi="Symbol" w:hint="default"/>
+      </w:rPr>
+    </w:lvl>
+    <w:lvl w:ilvl="8">
+      <w:start w:val="1"/>
+      <w:numFmt w:val="bullet"/>
+      <w:lvlText w:val=""/>
+      <w:lvlJc w:val="left"/>
+      <w:pPr>
+        <w:ind w:left="3600" w:hanging="360"/>
+      </w:pPr>
+      <w:rPr>
+        <w:rFonts w:ascii="Symbol" w:hAnsi="Symbol" w:hint="default"/>
+      </w:rPr>
+    </w:lvl>
+  </w:abstractNum>
+  <w:abstractNum w:abstractNumId="7" w15:restartNumberingAfterBreak="0">
     <w:nsid w:val="19342217"/>
     <w:multiLevelType w:val="multilevel"/>
     <w:tmpl w:val="04090021"/>
@@ -2599,7 +6727,7 @@
       </w:rPr>
     </w:lvl>
   </w:abstractNum>
-  <w:abstractNum w:abstractNumId="6" w15:restartNumberingAfterBreak="0">
+  <w:abstractNum w:abstractNumId="8" w15:restartNumberingAfterBreak="0">
     <w:nsid w:val="1A590529"/>
     <w:multiLevelType w:val="hybridMultilevel"/>
     <w:tmpl w:val="5866AD40"/>
@@ -2712,7 +6840,7 @@
       </w:rPr>
     </w:lvl>
   </w:abstractNum>
-  <w:abstractNum w:abstractNumId="7" w15:restartNumberingAfterBreak="0">
+  <w:abstractNum w:abstractNumId="9" w15:restartNumberingAfterBreak="0">
     <w:nsid w:val="26D61E17"/>
     <w:multiLevelType w:val="multilevel"/>
     <w:tmpl w:val="452CFD7E"/>
@@ -2861,7 +6989,7 @@
       </w:rPr>
     </w:lvl>
   </w:abstractNum>
-  <w:abstractNum w:abstractNumId="8" w15:restartNumberingAfterBreak="0">
+  <w:abstractNum w:abstractNumId="10" w15:restartNumberingAfterBreak="0">
     <w:nsid w:val="2C7C491C"/>
     <w:multiLevelType w:val="hybridMultilevel"/>
     <w:tmpl w:val="D7C435E0"/>
@@ -2974,7 +7102,7 @@
       </w:rPr>
     </w:lvl>
   </w:abstractNum>
-  <w:abstractNum w:abstractNumId="9" w15:restartNumberingAfterBreak="0">
+  <w:abstractNum w:abstractNumId="11" w15:restartNumberingAfterBreak="0">
     <w:nsid w:val="2F382651"/>
     <w:multiLevelType w:val="multilevel"/>
     <w:tmpl w:val="04090021"/>
@@ -3087,7 +7215,7 @@
       </w:rPr>
     </w:lvl>
   </w:abstractNum>
-  <w:abstractNum w:abstractNumId="10" w15:restartNumberingAfterBreak="0">
+  <w:abstractNum w:abstractNumId="12" w15:restartNumberingAfterBreak="0">
     <w:nsid w:val="36CC7AE0"/>
     <w:multiLevelType w:val="multilevel"/>
     <w:tmpl w:val="04090021"/>
@@ -3200,7 +7328,7 @@
       </w:rPr>
     </w:lvl>
   </w:abstractNum>
-  <w:abstractNum w:abstractNumId="11" w15:restartNumberingAfterBreak="0">
+  <w:abstractNum w:abstractNumId="13" w15:restartNumberingAfterBreak="0">
     <w:nsid w:val="3D41378E"/>
     <w:multiLevelType w:val="multilevel"/>
     <w:tmpl w:val="04090021"/>
@@ -3313,7 +7441,7 @@
       </w:rPr>
     </w:lvl>
   </w:abstractNum>
-  <w:abstractNum w:abstractNumId="12" w15:restartNumberingAfterBreak="0">
+  <w:abstractNum w:abstractNumId="14" w15:restartNumberingAfterBreak="0">
     <w:nsid w:val="414122AD"/>
     <w:multiLevelType w:val="multilevel"/>
     <w:tmpl w:val="F3A46854"/>
@@ -3462,7 +7590,7 @@
       </w:rPr>
     </w:lvl>
   </w:abstractNum>
-  <w:abstractNum w:abstractNumId="13" w15:restartNumberingAfterBreak="0">
+  <w:abstractNum w:abstractNumId="15" w15:restartNumberingAfterBreak="0">
     <w:nsid w:val="4F083608"/>
     <w:multiLevelType w:val="hybridMultilevel"/>
     <w:tmpl w:val="8780A326"/>
@@ -3575,7 +7703,7 @@
       </w:rPr>
     </w:lvl>
   </w:abstractNum>
-  <w:abstractNum w:abstractNumId="14" w15:restartNumberingAfterBreak="0">
+  <w:abstractNum w:abstractNumId="16" w15:restartNumberingAfterBreak="0">
     <w:nsid w:val="5755282E"/>
     <w:multiLevelType w:val="hybridMultilevel"/>
     <w:tmpl w:val="2D50BFE8"/>
@@ -3688,7 +7816,7 @@
       </w:rPr>
     </w:lvl>
   </w:abstractNum>
-  <w:abstractNum w:abstractNumId="15" w15:restartNumberingAfterBreak="0">
+  <w:abstractNum w:abstractNumId="17" w15:restartNumberingAfterBreak="0">
     <w:nsid w:val="5B366339"/>
     <w:multiLevelType w:val="multilevel"/>
     <w:tmpl w:val="95543090"/>
@@ -3801,7 +7929,7 @@
       </w:pPr>
     </w:lvl>
   </w:abstractNum>
-  <w:abstractNum w:abstractNumId="16" w15:restartNumberingAfterBreak="0">
+  <w:abstractNum w:abstractNumId="18" w15:restartNumberingAfterBreak="0">
     <w:nsid w:val="5CED2DD6"/>
     <w:multiLevelType w:val="multilevel"/>
     <w:tmpl w:val="4F586CB0"/>
@@ -3950,7 +8078,7 @@
       </w:rPr>
     </w:lvl>
   </w:abstractNum>
-  <w:abstractNum w:abstractNumId="17" w15:restartNumberingAfterBreak="0">
+  <w:abstractNum w:abstractNumId="19" w15:restartNumberingAfterBreak="0">
     <w:nsid w:val="5EFB7D57"/>
     <w:multiLevelType w:val="hybridMultilevel"/>
     <w:tmpl w:val="FB18651A"/>
@@ -4062,7 +8190,7 @@
       </w:rPr>
     </w:lvl>
   </w:abstractNum>
-  <w:abstractNum w:abstractNumId="18" w15:restartNumberingAfterBreak="0">
+  <w:abstractNum w:abstractNumId="20" w15:restartNumberingAfterBreak="0">
     <w:nsid w:val="63741FFB"/>
     <w:multiLevelType w:val="multilevel"/>
     <w:tmpl w:val="4BBA9114"/>
@@ -4179,7 +8307,7 @@
       </w:pPr>
     </w:lvl>
   </w:abstractNum>
-  <w:abstractNum w:abstractNumId="19" w15:restartNumberingAfterBreak="0">
+  <w:abstractNum w:abstractNumId="21" w15:restartNumberingAfterBreak="0">
     <w:nsid w:val="64486590"/>
     <w:multiLevelType w:val="hybridMultilevel"/>
     <w:tmpl w:val="0A54AA7A"/>
@@ -4292,7 +8420,7 @@
       </w:rPr>
     </w:lvl>
   </w:abstractNum>
-  <w:abstractNum w:abstractNumId="20" w15:restartNumberingAfterBreak="0">
+  <w:abstractNum w:abstractNumId="22" w15:restartNumberingAfterBreak="0">
     <w:nsid w:val="6ADC4369"/>
     <w:multiLevelType w:val="multilevel"/>
     <w:tmpl w:val="9F7A9F24"/>
@@ -4441,7 +8569,7 @@
       </w:rPr>
     </w:lvl>
   </w:abstractNum>
-  <w:abstractNum w:abstractNumId="21" w15:restartNumberingAfterBreak="0">
+  <w:abstractNum w:abstractNumId="23" w15:restartNumberingAfterBreak="0">
     <w:nsid w:val="6EEB7336"/>
     <w:multiLevelType w:val="hybridMultilevel"/>
     <w:tmpl w:val="96D25B28"/>
@@ -4553,7 +8681,7 @@
       </w:rPr>
     </w:lvl>
   </w:abstractNum>
-  <w:abstractNum w:abstractNumId="22" w15:restartNumberingAfterBreak="0">
+  <w:abstractNum w:abstractNumId="24" w15:restartNumberingAfterBreak="0">
     <w:nsid w:val="6F334233"/>
     <w:multiLevelType w:val="hybridMultilevel"/>
     <w:tmpl w:val="A98E4E7C"/>
@@ -4666,7 +8794,7 @@
       </w:rPr>
     </w:lvl>
   </w:abstractNum>
-  <w:abstractNum w:abstractNumId="23" w15:restartNumberingAfterBreak="0">
+  <w:abstractNum w:abstractNumId="25" w15:restartNumberingAfterBreak="0">
     <w:nsid w:val="70872EDB"/>
     <w:multiLevelType w:val="multilevel"/>
     <w:tmpl w:val="04090021"/>
@@ -4779,7 +8907,7 @@
       </w:rPr>
     </w:lvl>
   </w:abstractNum>
-  <w:abstractNum w:abstractNumId="24" w15:restartNumberingAfterBreak="0">
+  <w:abstractNum w:abstractNumId="26" w15:restartNumberingAfterBreak="0">
     <w:nsid w:val="7A113126"/>
     <w:multiLevelType w:val="hybridMultilevel"/>
     <w:tmpl w:val="72B88714"/>
@@ -4892,7 +9020,7 @@
       </w:rPr>
     </w:lvl>
   </w:abstractNum>
-  <w:abstractNum w:abstractNumId="25" w15:restartNumberingAfterBreak="0">
+  <w:abstractNum w:abstractNumId="27" w15:restartNumberingAfterBreak="0">
     <w:nsid w:val="7D601840"/>
     <w:multiLevelType w:val="hybridMultilevel"/>
     <w:tmpl w:val="8586F85C"/>
@@ -5004,7 +9132,7 @@
       </w:rPr>
     </w:lvl>
   </w:abstractNum>
-  <w:abstractNum w:abstractNumId="26" w15:restartNumberingAfterBreak="0">
+  <w:abstractNum w:abstractNumId="28" w15:restartNumberingAfterBreak="0">
     <w:nsid w:val="7DFE5904"/>
     <w:multiLevelType w:val="hybridMultilevel"/>
     <w:tmpl w:val="54F8310A"/>
@@ -5118,85 +9246,91 @@
     </w:lvl>
   </w:abstractNum>
   <w:num w:numId="1" w16cid:durableId="1100643705">
-    <w:abstractNumId w:val="3"/>
+    <w:abstractNumId w:val="4"/>
   </w:num>
   <w:num w:numId="2" w16cid:durableId="132450386">
-    <w:abstractNumId w:val="18"/>
+    <w:abstractNumId w:val="20"/>
   </w:num>
   <w:num w:numId="3" w16cid:durableId="1197237116">
-    <w:abstractNumId w:val="20"/>
+    <w:abstractNumId w:val="22"/>
   </w:num>
   <w:num w:numId="4" w16cid:durableId="1352613027">
     <w:abstractNumId w:val="0"/>
   </w:num>
   <w:num w:numId="5" w16cid:durableId="1107700796">
-    <w:abstractNumId w:val="15"/>
+    <w:abstractNumId w:val="17"/>
   </w:num>
   <w:num w:numId="6" w16cid:durableId="370231067">
+    <w:abstractNumId w:val="18"/>
+  </w:num>
+  <w:num w:numId="7" w16cid:durableId="1283001725">
+    <w:abstractNumId w:val="9"/>
+  </w:num>
+  <w:num w:numId="8" w16cid:durableId="1397583678">
+    <w:abstractNumId w:val="28"/>
+  </w:num>
+  <w:num w:numId="9" w16cid:durableId="1229001159">
+    <w:abstractNumId w:val="5"/>
+  </w:num>
+  <w:num w:numId="10" w16cid:durableId="990408594">
+    <w:abstractNumId w:val="26"/>
+  </w:num>
+  <w:num w:numId="11" w16cid:durableId="65762497">
     <w:abstractNumId w:val="16"/>
   </w:num>
-  <w:num w:numId="7" w16cid:durableId="1283001725">
-    <w:abstractNumId w:val="7"/>
-  </w:num>
-  <w:num w:numId="8" w16cid:durableId="1397583678">
-    <w:abstractNumId w:val="26"/>
-  </w:num>
-  <w:num w:numId="9" w16cid:durableId="1229001159">
-    <w:abstractNumId w:val="4"/>
-  </w:num>
-  <w:num w:numId="10" w16cid:durableId="990408594">
+  <w:num w:numId="12" w16cid:durableId="1455099250">
     <w:abstractNumId w:val="24"/>
   </w:num>
-  <w:num w:numId="11" w16cid:durableId="65762497">
-    <w:abstractNumId w:val="14"/>
-  </w:num>
-  <w:num w:numId="12" w16cid:durableId="1455099250">
-    <w:abstractNumId w:val="22"/>
-  </w:num>
   <w:num w:numId="13" w16cid:durableId="2116441201">
-    <w:abstractNumId w:val="11"/>
+    <w:abstractNumId w:val="13"/>
   </w:num>
   <w:num w:numId="14" w16cid:durableId="1134567047">
     <w:abstractNumId w:val="2"/>
   </w:num>
   <w:num w:numId="15" w16cid:durableId="1944730430">
+    <w:abstractNumId w:val="25"/>
+  </w:num>
+  <w:num w:numId="16" w16cid:durableId="1357385791">
+    <w:abstractNumId w:val="15"/>
+  </w:num>
+  <w:num w:numId="17" w16cid:durableId="1445423851">
+    <w:abstractNumId w:val="7"/>
+  </w:num>
+  <w:num w:numId="18" w16cid:durableId="1258321798">
+    <w:abstractNumId w:val="8"/>
+  </w:num>
+  <w:num w:numId="19" w16cid:durableId="979844795">
+    <w:abstractNumId w:val="19"/>
+  </w:num>
+  <w:num w:numId="20" w16cid:durableId="1279289431">
+    <w:abstractNumId w:val="10"/>
+  </w:num>
+  <w:num w:numId="21" w16cid:durableId="508830401">
     <w:abstractNumId w:val="23"/>
   </w:num>
-  <w:num w:numId="16" w16cid:durableId="1357385791">
-    <w:abstractNumId w:val="13"/>
-  </w:num>
-  <w:num w:numId="17" w16cid:durableId="1445423851">
-    <w:abstractNumId w:val="5"/>
-  </w:num>
-  <w:num w:numId="18" w16cid:durableId="1258321798">
-    <w:abstractNumId w:val="6"/>
-  </w:num>
-  <w:num w:numId="19" w16cid:durableId="979844795">
-    <w:abstractNumId w:val="17"/>
-  </w:num>
-  <w:num w:numId="20" w16cid:durableId="1279289431">
-    <w:abstractNumId w:val="8"/>
-  </w:num>
-  <w:num w:numId="21" w16cid:durableId="508830401">
+  <w:num w:numId="22" w16cid:durableId="411204391">
     <w:abstractNumId w:val="21"/>
   </w:num>
-  <w:num w:numId="22" w16cid:durableId="411204391">
-    <w:abstractNumId w:val="19"/>
-  </w:num>
   <w:num w:numId="23" w16cid:durableId="1858421332">
-    <w:abstractNumId w:val="25"/>
+    <w:abstractNumId w:val="27"/>
   </w:num>
   <w:num w:numId="24" w16cid:durableId="1019962748">
     <w:abstractNumId w:val="1"/>
   </w:num>
   <w:num w:numId="25" w16cid:durableId="768542884">
-    <w:abstractNumId w:val="10"/>
+    <w:abstractNumId w:val="12"/>
   </w:num>
   <w:num w:numId="26" w16cid:durableId="1581862711">
-    <w:abstractNumId w:val="12"/>
+    <w:abstractNumId w:val="14"/>
   </w:num>
   <w:num w:numId="27" w16cid:durableId="1918979204">
-    <w:abstractNumId w:val="9"/>
+    <w:abstractNumId w:val="11"/>
+  </w:num>
+  <w:num w:numId="28" w16cid:durableId="1548880586">
+    <w:abstractNumId w:val="6"/>
+  </w:num>
+  <w:num w:numId="29" w16cid:durableId="453598507">
+    <w:abstractNumId w:val="3"/>
   </w:num>
 </w:numbering>
 </file>
@@ -5600,6 +9734,7 @@
   <w:style w:type="paragraph" w:default="1" w:styleId="Normal">
     <w:name w:val="Normal"/>
     <w:qFormat/>
+    <w:rsid w:val="00A93AF5"/>
     <w:rPr>
       <w:lang w:val="es-ES"/>
     </w:rPr>
@@ -5805,7 +9940,6 @@
   <w:style w:type="character" w:default="1" w:styleId="DefaultParagraphFont">
     <w:name w:val="Default Paragraph Font"/>
     <w:uiPriority w:val="1"/>
-    <w:semiHidden/>
     <w:unhideWhenUsed/>
   </w:style>
   <w:style w:type="table" w:default="1" w:styleId="TableNormal">

--- a/Proyecto Final (Version Final).docx
+++ b/Proyecto Final (Version Final).docx
@@ -1008,7 +1008,7 @@
         <mc:AlternateContent>
           <mc:Choice Requires="wps">
             <w:drawing>
-              <wp:anchor distT="0" distB="0" distL="114300" distR="114300" simplePos="0" relativeHeight="251658261" behindDoc="1" locked="0" layoutInCell="1" allowOverlap="1" wp14:anchorId="3EC9A2B3" wp14:editId="34E6F85A">
+              <wp:anchor distT="0" distB="0" distL="114300" distR="114300" simplePos="0" relativeHeight="251658260" behindDoc="1" locked="0" layoutInCell="1" allowOverlap="1" wp14:anchorId="3EC9A2B3" wp14:editId="34E6F85A">
                 <wp:simplePos x="0" y="0"/>
                 <wp:positionH relativeFrom="column">
                   <wp:posOffset>-238887</wp:posOffset>
@@ -1135,14 +1135,12 @@
             <w:rPr>
               <w:rFonts w:eastAsiaTheme="minorEastAsia"/>
               <w:b w:val="0"/>
-              <w:bCs w:val="0"/>
               <w:caps w:val="0"/>
-              <w:noProof/>
               <w:kern w:val="2"/>
               <w:sz w:val="24"/>
               <w:szCs w:val="24"/>
               <w:u w:val="none"/>
-              <w:lang w:val="en-MX"/>
+              <w:lang/>
             </w:rPr>
           </w:pPr>
           <w:r>
@@ -1230,13 +1228,11 @@
             <w:rPr>
               <w:rFonts w:eastAsiaTheme="minorEastAsia"/>
               <w:b w:val="0"/>
-              <w:bCs w:val="0"/>
               <w:smallCaps w:val="0"/>
-              <w:noProof/>
               <w:kern w:val="2"/>
               <w:sz w:val="24"/>
               <w:szCs w:val="24"/>
-              <w:lang w:val="en-MX"/>
+              <w:lang/>
             </w:rPr>
           </w:pPr>
           <w:hyperlink w:anchor="_Toc229638652" w:history="1">
@@ -1306,13 +1302,11 @@
             <w:rPr>
               <w:rFonts w:eastAsiaTheme="minorEastAsia"/>
               <w:b w:val="0"/>
-              <w:bCs w:val="0"/>
               <w:smallCaps w:val="0"/>
-              <w:noProof/>
               <w:kern w:val="2"/>
               <w:sz w:val="24"/>
               <w:szCs w:val="24"/>
-              <w:lang w:val="en-MX"/>
+              <w:lang/>
             </w:rPr>
           </w:pPr>
           <w:hyperlink w:anchor="_Toc229638653" w:history="1">
@@ -1382,13 +1376,11 @@
             <w:rPr>
               <w:rFonts w:eastAsiaTheme="minorEastAsia"/>
               <w:b w:val="0"/>
-              <w:bCs w:val="0"/>
               <w:smallCaps w:val="0"/>
-              <w:noProof/>
               <w:kern w:val="2"/>
               <w:sz w:val="24"/>
               <w:szCs w:val="24"/>
-              <w:lang w:val="en-MX"/>
+              <w:lang/>
             </w:rPr>
           </w:pPr>
           <w:hyperlink w:anchor="_Toc229638654" w:history="1">
@@ -1458,13 +1450,11 @@
             <w:rPr>
               <w:rFonts w:eastAsiaTheme="minorEastAsia"/>
               <w:b w:val="0"/>
-              <w:bCs w:val="0"/>
               <w:smallCaps w:val="0"/>
-              <w:noProof/>
               <w:kern w:val="2"/>
               <w:sz w:val="24"/>
               <w:szCs w:val="24"/>
-              <w:lang w:val="en-MX"/>
+              <w:lang/>
             </w:rPr>
           </w:pPr>
           <w:hyperlink w:anchor="_Toc229638655" w:history="1">
@@ -1534,14 +1524,12 @@
             <w:rPr>
               <w:rFonts w:eastAsiaTheme="minorEastAsia"/>
               <w:b w:val="0"/>
-              <w:bCs w:val="0"/>
               <w:caps w:val="0"/>
-              <w:noProof/>
               <w:kern w:val="2"/>
               <w:sz w:val="24"/>
               <w:szCs w:val="24"/>
               <w:u w:val="none"/>
-              <w:lang w:val="en-MX"/>
+              <w:lang/>
             </w:rPr>
           </w:pPr>
           <w:hyperlink w:anchor="_Toc229638656" w:history="1">
@@ -1611,13 +1599,11 @@
             <w:rPr>
               <w:rFonts w:eastAsiaTheme="minorEastAsia"/>
               <w:b w:val="0"/>
-              <w:bCs w:val="0"/>
               <w:smallCaps w:val="0"/>
-              <w:noProof/>
               <w:kern w:val="2"/>
               <w:sz w:val="24"/>
               <w:szCs w:val="24"/>
-              <w:lang w:val="en-MX"/>
+              <w:lang/>
             </w:rPr>
           </w:pPr>
           <w:hyperlink w:anchor="_Toc229638657" w:history="1">
@@ -1687,13 +1673,11 @@
             <w:rPr>
               <w:rFonts w:eastAsiaTheme="minorEastAsia"/>
               <w:b w:val="0"/>
-              <w:bCs w:val="0"/>
               <w:smallCaps w:val="0"/>
-              <w:noProof/>
               <w:kern w:val="2"/>
               <w:sz w:val="24"/>
               <w:szCs w:val="24"/>
-              <w:lang w:val="en-MX"/>
+              <w:lang/>
             </w:rPr>
           </w:pPr>
           <w:hyperlink w:anchor="_Toc229638658" w:history="1">
@@ -1763,13 +1747,11 @@
             <w:rPr>
               <w:rFonts w:eastAsiaTheme="minorEastAsia"/>
               <w:b w:val="0"/>
-              <w:bCs w:val="0"/>
               <w:smallCaps w:val="0"/>
-              <w:noProof/>
               <w:kern w:val="2"/>
               <w:sz w:val="24"/>
               <w:szCs w:val="24"/>
-              <w:lang w:val="en-MX"/>
+              <w:lang/>
             </w:rPr>
           </w:pPr>
           <w:hyperlink w:anchor="_Toc229638659" w:history="1">
@@ -1839,13 +1821,11 @@
             <w:rPr>
               <w:rFonts w:eastAsiaTheme="minorEastAsia"/>
               <w:b w:val="0"/>
-              <w:bCs w:val="0"/>
               <w:smallCaps w:val="0"/>
-              <w:noProof/>
               <w:kern w:val="2"/>
               <w:sz w:val="24"/>
               <w:szCs w:val="24"/>
-              <w:lang w:val="en-MX"/>
+              <w:lang/>
             </w:rPr>
           </w:pPr>
           <w:hyperlink w:anchor="_Toc229638660" w:history="1">
@@ -1915,14 +1895,12 @@
             <w:rPr>
               <w:rFonts w:eastAsiaTheme="minorEastAsia"/>
               <w:b w:val="0"/>
-              <w:bCs w:val="0"/>
               <w:caps w:val="0"/>
-              <w:noProof/>
               <w:kern w:val="2"/>
               <w:sz w:val="24"/>
               <w:szCs w:val="24"/>
               <w:u w:val="none"/>
-              <w:lang w:val="en-MX"/>
+              <w:lang/>
             </w:rPr>
           </w:pPr>
           <w:hyperlink w:anchor="_Toc229638661" w:history="1">
@@ -1992,13 +1970,11 @@
             <w:rPr>
               <w:rFonts w:eastAsiaTheme="minorEastAsia"/>
               <w:b w:val="0"/>
-              <w:bCs w:val="0"/>
               <w:smallCaps w:val="0"/>
-              <w:noProof/>
               <w:kern w:val="2"/>
               <w:sz w:val="24"/>
               <w:szCs w:val="24"/>
-              <w:lang w:val="en-MX"/>
+              <w:lang/>
             </w:rPr>
           </w:pPr>
           <w:hyperlink w:anchor="_Toc229638662" w:history="1">
@@ -2068,13 +2044,11 @@
             <w:rPr>
               <w:rFonts w:eastAsiaTheme="minorEastAsia"/>
               <w:b w:val="0"/>
-              <w:bCs w:val="0"/>
               <w:smallCaps w:val="0"/>
-              <w:noProof/>
               <w:kern w:val="2"/>
               <w:sz w:val="24"/>
               <w:szCs w:val="24"/>
-              <w:lang w:val="en-MX"/>
+              <w:lang/>
             </w:rPr>
           </w:pPr>
           <w:hyperlink w:anchor="_Toc229638663" w:history="1">
@@ -2144,13 +2118,11 @@
             <w:rPr>
               <w:rFonts w:eastAsiaTheme="minorEastAsia"/>
               <w:b w:val="0"/>
-              <w:bCs w:val="0"/>
               <w:smallCaps w:val="0"/>
-              <w:noProof/>
               <w:kern w:val="2"/>
               <w:sz w:val="24"/>
               <w:szCs w:val="24"/>
-              <w:lang w:val="en-MX"/>
+              <w:lang/>
             </w:rPr>
           </w:pPr>
           <w:hyperlink w:anchor="_Toc229638664" w:history="1">
@@ -2220,14 +2192,12 @@
             <w:rPr>
               <w:rFonts w:eastAsiaTheme="minorEastAsia"/>
               <w:b w:val="0"/>
-              <w:bCs w:val="0"/>
               <w:caps w:val="0"/>
-              <w:noProof/>
               <w:kern w:val="2"/>
               <w:sz w:val="24"/>
               <w:szCs w:val="24"/>
               <w:u w:val="none"/>
-              <w:lang w:val="en-MX"/>
+              <w:lang/>
             </w:rPr>
           </w:pPr>
           <w:hyperlink w:anchor="_Toc229638665" w:history="1">
@@ -2297,13 +2267,11 @@
             <w:rPr>
               <w:rFonts w:eastAsiaTheme="minorEastAsia"/>
               <w:b w:val="0"/>
-              <w:bCs w:val="0"/>
               <w:smallCaps w:val="0"/>
-              <w:noProof/>
               <w:kern w:val="2"/>
               <w:sz w:val="24"/>
               <w:szCs w:val="24"/>
-              <w:lang w:val="en-MX"/>
+              <w:lang/>
             </w:rPr>
           </w:pPr>
           <w:hyperlink w:anchor="_Toc229638666" w:history="1">
@@ -2373,13 +2341,11 @@
             <w:rPr>
               <w:rFonts w:eastAsiaTheme="minorEastAsia"/>
               <w:b w:val="0"/>
-              <w:bCs w:val="0"/>
               <w:smallCaps w:val="0"/>
-              <w:noProof/>
               <w:kern w:val="2"/>
               <w:sz w:val="24"/>
               <w:szCs w:val="24"/>
-              <w:lang w:val="en-MX"/>
+              <w:lang/>
             </w:rPr>
           </w:pPr>
           <w:hyperlink w:anchor="_Toc229638667" w:history="1">
@@ -2449,13 +2415,11 @@
             <w:rPr>
               <w:rFonts w:eastAsiaTheme="minorEastAsia"/>
               <w:b w:val="0"/>
-              <w:bCs w:val="0"/>
               <w:smallCaps w:val="0"/>
-              <w:noProof/>
               <w:kern w:val="2"/>
               <w:sz w:val="24"/>
               <w:szCs w:val="24"/>
-              <w:lang w:val="en-MX"/>
+              <w:lang/>
             </w:rPr>
           </w:pPr>
           <w:hyperlink w:anchor="_Toc229638668" w:history="1">
@@ -2525,14 +2489,12 @@
             <w:rPr>
               <w:rFonts w:eastAsiaTheme="minorEastAsia"/>
               <w:b w:val="0"/>
-              <w:bCs w:val="0"/>
               <w:caps w:val="0"/>
-              <w:noProof/>
               <w:kern w:val="2"/>
               <w:sz w:val="24"/>
               <w:szCs w:val="24"/>
               <w:u w:val="none"/>
-              <w:lang w:val="en-MX"/>
+              <w:lang/>
             </w:rPr>
           </w:pPr>
           <w:hyperlink w:anchor="_Toc229638669" w:history="1">
@@ -2602,13 +2564,11 @@
             <w:rPr>
               <w:rFonts w:eastAsiaTheme="minorEastAsia"/>
               <w:b w:val="0"/>
-              <w:bCs w:val="0"/>
               <w:smallCaps w:val="0"/>
-              <w:noProof/>
               <w:kern w:val="2"/>
               <w:sz w:val="24"/>
               <w:szCs w:val="24"/>
-              <w:lang w:val="en-MX"/>
+              <w:lang/>
             </w:rPr>
           </w:pPr>
           <w:hyperlink w:anchor="_Toc229638670" w:history="1">
@@ -2678,14 +2638,12 @@
             <w:rPr>
               <w:rFonts w:eastAsiaTheme="minorEastAsia"/>
               <w:b w:val="0"/>
-              <w:bCs w:val="0"/>
               <w:caps w:val="0"/>
-              <w:noProof/>
               <w:kern w:val="2"/>
               <w:sz w:val="24"/>
               <w:szCs w:val="24"/>
               <w:u w:val="none"/>
-              <w:lang w:val="en-MX"/>
+              <w:lang/>
             </w:rPr>
           </w:pPr>
           <w:hyperlink w:anchor="_Toc229638671" w:history="1">
@@ -2755,13 +2713,11 @@
             <w:rPr>
               <w:rFonts w:eastAsiaTheme="minorEastAsia"/>
               <w:b w:val="0"/>
-              <w:bCs w:val="0"/>
               <w:smallCaps w:val="0"/>
-              <w:noProof/>
               <w:kern w:val="2"/>
               <w:sz w:val="24"/>
               <w:szCs w:val="24"/>
-              <w:lang w:val="en-MX"/>
+              <w:lang/>
             </w:rPr>
           </w:pPr>
           <w:hyperlink w:anchor="_Toc229638672" w:history="1">
@@ -2831,13 +2787,11 @@
             <w:rPr>
               <w:rFonts w:eastAsiaTheme="minorEastAsia"/>
               <w:b w:val="0"/>
-              <w:bCs w:val="0"/>
               <w:smallCaps w:val="0"/>
-              <w:noProof/>
               <w:kern w:val="2"/>
               <w:sz w:val="24"/>
               <w:szCs w:val="24"/>
-              <w:lang w:val="en-MX"/>
+              <w:lang/>
             </w:rPr>
           </w:pPr>
           <w:hyperlink w:anchor="_Toc229638673" w:history="1">
@@ -2907,13 +2861,11 @@
             <w:rPr>
               <w:rFonts w:eastAsiaTheme="minorEastAsia"/>
               <w:b w:val="0"/>
-              <w:bCs w:val="0"/>
               <w:smallCaps w:val="0"/>
-              <w:noProof/>
               <w:kern w:val="2"/>
               <w:sz w:val="24"/>
               <w:szCs w:val="24"/>
-              <w:lang w:val="en-MX"/>
+              <w:lang/>
             </w:rPr>
           </w:pPr>
           <w:hyperlink w:anchor="_Toc229638674" w:history="1">
@@ -2983,14 +2935,12 @@
             <w:rPr>
               <w:rFonts w:eastAsiaTheme="minorEastAsia"/>
               <w:b w:val="0"/>
-              <w:bCs w:val="0"/>
               <w:caps w:val="0"/>
-              <w:noProof/>
               <w:kern w:val="2"/>
               <w:sz w:val="24"/>
               <w:szCs w:val="24"/>
               <w:u w:val="none"/>
-              <w:lang w:val="en-MX"/>
+              <w:lang/>
             </w:rPr>
           </w:pPr>
           <w:hyperlink w:anchor="_Toc229638675" w:history="1">
@@ -3099,7 +3049,7 @@
         <mc:AlternateContent>
           <mc:Choice Requires="wps">
             <w:drawing>
-              <wp:anchor distT="0" distB="0" distL="114300" distR="114300" simplePos="0" relativeHeight="251658249" behindDoc="0" locked="0" layoutInCell="1" allowOverlap="1" wp14:anchorId="10882B87" wp14:editId="62A4553F">
+              <wp:anchor distT="0" distB="0" distL="114300" distR="114300" simplePos="0" relativeHeight="251658248" behindDoc="0" locked="0" layoutInCell="1" allowOverlap="1" wp14:anchorId="10882B87" wp14:editId="62A4553F">
                 <wp:simplePos x="0" y="0"/>
                 <wp:positionH relativeFrom="column">
                   <wp:posOffset>-1066800</wp:posOffset>
@@ -3187,7 +3137,7 @@
         <mc:AlternateContent>
           <mc:Choice Requires="wps">
             <w:drawing>
-              <wp:anchor distT="0" distB="0" distL="114300" distR="114300" simplePos="0" relativeHeight="251658250" behindDoc="0" locked="0" layoutInCell="1" allowOverlap="1" wp14:anchorId="21261F5C" wp14:editId="567038D5">
+              <wp:anchor distT="0" distB="0" distL="114300" distR="114300" simplePos="0" relativeHeight="251658249" behindDoc="0" locked="0" layoutInCell="1" allowOverlap="1" wp14:anchorId="21261F5C" wp14:editId="567038D5">
                 <wp:simplePos x="0" y="0"/>
                 <wp:positionH relativeFrom="column">
                   <wp:posOffset>-1070610</wp:posOffset>
@@ -3292,7 +3242,7 @@
         <mc:AlternateContent>
           <mc:Choice Requires="wps">
             <w:drawing>
-              <wp:anchor distT="0" distB="0" distL="114300" distR="114300" simplePos="0" relativeHeight="251658258" behindDoc="0" locked="0" layoutInCell="1" allowOverlap="1" wp14:anchorId="7AFF7B6F" wp14:editId="27C89F2F">
+              <wp:anchor distT="0" distB="0" distL="114300" distR="114300" simplePos="0" relativeHeight="251658257" behindDoc="0" locked="0" layoutInCell="1" allowOverlap="1" wp14:anchorId="7AFF7B6F" wp14:editId="27C89F2F">
                 <wp:simplePos x="0" y="0"/>
                 <wp:positionH relativeFrom="column">
                   <wp:posOffset>-849630</wp:posOffset>
@@ -3633,7 +3583,7 @@
         <mc:AlternateContent>
           <mc:Choice Requires="wps">
             <w:drawing>
-              <wp:anchor distT="0" distB="0" distL="114300" distR="114300" simplePos="0" relativeHeight="251658257" behindDoc="0" locked="0" layoutInCell="1" allowOverlap="1" wp14:anchorId="0A3D5C2E" wp14:editId="0B3C3546">
+              <wp:anchor distT="0" distB="0" distL="114300" distR="114300" simplePos="0" relativeHeight="251658256" behindDoc="0" locked="0" layoutInCell="1" allowOverlap="1" wp14:anchorId="0A3D5C2E" wp14:editId="0B3C3546">
                 <wp:simplePos x="0" y="0"/>
                 <wp:positionH relativeFrom="column">
                   <wp:posOffset>-849746</wp:posOffset>
@@ -3943,7 +3893,7 @@
         <mc:AlternateContent>
           <mc:Choice Requires="wps">
             <w:drawing>
-              <wp:anchor distT="0" distB="0" distL="114300" distR="114300" simplePos="0" relativeHeight="251658256" behindDoc="0" locked="0" layoutInCell="1" allowOverlap="1" wp14:anchorId="212F2398" wp14:editId="658A3B40">
+              <wp:anchor distT="0" distB="0" distL="114300" distR="114300" simplePos="0" relativeHeight="251658255" behindDoc="0" locked="0" layoutInCell="1" allowOverlap="1" wp14:anchorId="212F2398" wp14:editId="658A3B40">
                 <wp:simplePos x="0" y="0"/>
                 <wp:positionH relativeFrom="column">
                   <wp:posOffset>-839932</wp:posOffset>
@@ -4097,7 +4047,7 @@
         <mc:AlternateContent>
           <mc:Choice Requires="wps">
             <w:drawing>
-              <wp:anchor distT="0" distB="0" distL="114300" distR="114300" simplePos="0" relativeHeight="251658255" behindDoc="0" locked="0" layoutInCell="1" allowOverlap="1" wp14:anchorId="71CF1FAF" wp14:editId="2CA034C1">
+              <wp:anchor distT="0" distB="0" distL="114300" distR="114300" simplePos="0" relativeHeight="251658254" behindDoc="0" locked="0" layoutInCell="1" allowOverlap="1" wp14:anchorId="71CF1FAF" wp14:editId="2CA034C1">
                 <wp:simplePos x="0" y="0"/>
                 <wp:positionH relativeFrom="column">
                   <wp:posOffset>-840510</wp:posOffset>
@@ -4296,7 +4246,7 @@
         <mc:AlternateContent>
           <mc:Choice Requires="wps">
             <w:drawing>
-              <wp:anchor distT="0" distB="0" distL="114300" distR="114300" simplePos="0" relativeHeight="251658252" behindDoc="0" locked="0" layoutInCell="1" allowOverlap="1" wp14:anchorId="5BF98184" wp14:editId="5C2D86E8">
+              <wp:anchor distT="0" distB="0" distL="114300" distR="114300" simplePos="0" relativeHeight="251658251" behindDoc="0" locked="0" layoutInCell="1" allowOverlap="1" wp14:anchorId="5BF98184" wp14:editId="5C2D86E8">
                 <wp:simplePos x="0" y="0"/>
                 <wp:positionH relativeFrom="column">
                   <wp:posOffset>-1094740</wp:posOffset>
@@ -4395,7 +4345,7 @@
         <mc:AlternateContent>
           <mc:Choice Requires="wps">
             <w:drawing>
-              <wp:anchor distT="0" distB="0" distL="114300" distR="114300" simplePos="0" relativeHeight="251658251" behindDoc="0" locked="0" layoutInCell="1" allowOverlap="1" wp14:anchorId="3DA5F688" wp14:editId="37C22CDD">
+              <wp:anchor distT="0" distB="0" distL="114300" distR="114300" simplePos="0" relativeHeight="251658250" behindDoc="0" locked="0" layoutInCell="1" allowOverlap="1" wp14:anchorId="3DA5F688" wp14:editId="37C22CDD">
                 <wp:simplePos x="0" y="0"/>
                 <wp:positionH relativeFrom="column">
                   <wp:posOffset>-1090930</wp:posOffset>
@@ -4510,7 +4460,7 @@
         <mc:AlternateContent>
           <mc:Choice Requires="wps">
             <w:drawing>
-              <wp:anchor distT="0" distB="0" distL="114300" distR="114300" simplePos="0" relativeHeight="251658253" behindDoc="0" locked="0" layoutInCell="1" allowOverlap="1" wp14:anchorId="74367544" wp14:editId="5BFD54D9">
+              <wp:anchor distT="0" distB="0" distL="114300" distR="114300" simplePos="0" relativeHeight="251658252" behindDoc="0" locked="0" layoutInCell="1" allowOverlap="1" wp14:anchorId="74367544" wp14:editId="5BFD54D9">
                 <wp:simplePos x="0" y="0"/>
                 <wp:positionH relativeFrom="column">
                   <wp:posOffset>-838373</wp:posOffset>
@@ -4641,7 +4591,7 @@
         <mc:AlternateContent>
           <mc:Choice Requires="wps">
             <w:drawing>
-              <wp:anchor distT="0" distB="0" distL="114300" distR="114300" simplePos="0" relativeHeight="251658254" behindDoc="0" locked="0" layoutInCell="1" allowOverlap="1" wp14:anchorId="4907C116" wp14:editId="1594FD72">
+              <wp:anchor distT="0" distB="0" distL="114300" distR="114300" simplePos="0" relativeHeight="251658253" behindDoc="0" locked="0" layoutInCell="1" allowOverlap="1" wp14:anchorId="4907C116" wp14:editId="1594FD72">
                 <wp:simplePos x="0" y="0"/>
                 <wp:positionH relativeFrom="column">
                   <wp:posOffset>-840510</wp:posOffset>
@@ -5062,7 +5012,7 @@
         <mc:AlternateContent>
           <mc:Choice Requires="wps">
             <w:drawing>
-              <wp:anchor distT="0" distB="0" distL="114300" distR="114300" simplePos="0" relativeHeight="251658259" behindDoc="0" locked="0" layoutInCell="1" allowOverlap="1" wp14:anchorId="24DD8B3C" wp14:editId="4E563FEE">
+              <wp:anchor distT="0" distB="0" distL="114300" distR="114300" simplePos="0" relativeHeight="251658258" behindDoc="0" locked="0" layoutInCell="1" allowOverlap="1" wp14:anchorId="24DD8B3C" wp14:editId="4E563FEE">
                 <wp:simplePos x="0" y="0"/>
                 <wp:positionH relativeFrom="column">
                   <wp:posOffset>-867679</wp:posOffset>
@@ -5250,7 +5200,7 @@
         <mc:AlternateContent>
           <mc:Choice Requires="wps">
             <w:drawing>
-              <wp:anchor distT="0" distB="0" distL="114300" distR="114300" simplePos="0" relativeHeight="251658260" behindDoc="0" locked="0" layoutInCell="1" allowOverlap="1" wp14:anchorId="7A2D47E7" wp14:editId="1050982A">
+              <wp:anchor distT="0" distB="0" distL="114300" distR="114300" simplePos="0" relativeHeight="251658259" behindDoc="0" locked="0" layoutInCell="1" allowOverlap="1" wp14:anchorId="7A2D47E7" wp14:editId="1050982A">
                 <wp:simplePos x="0" y="0"/>
                 <wp:positionH relativeFrom="column">
                   <wp:posOffset>-820957</wp:posOffset>
@@ -5482,7 +5432,7 @@
         <mc:AlternateContent>
           <mc:Choice Requires="wps">
             <w:drawing>
-              <wp:anchor distT="0" distB="0" distL="114300" distR="114300" simplePos="0" relativeHeight="251658263" behindDoc="0" locked="0" layoutInCell="1" allowOverlap="1" wp14:anchorId="506657D6" wp14:editId="014487DC">
+              <wp:anchor distT="0" distB="0" distL="114300" distR="114300" simplePos="0" relativeHeight="251658262" behindDoc="0" locked="0" layoutInCell="1" allowOverlap="1" wp14:anchorId="506657D6" wp14:editId="014487DC">
                 <wp:simplePos x="0" y="0"/>
                 <wp:positionH relativeFrom="column">
                   <wp:posOffset>-1094740</wp:posOffset>
@@ -5581,7 +5531,7 @@
         <mc:AlternateContent>
           <mc:Choice Requires="wps">
             <w:drawing>
-              <wp:anchor distT="0" distB="0" distL="114300" distR="114300" simplePos="0" relativeHeight="251658262" behindDoc="0" locked="0" layoutInCell="1" allowOverlap="1" wp14:anchorId="3D1CB19A" wp14:editId="10D64102">
+              <wp:anchor distT="0" distB="0" distL="114300" distR="114300" simplePos="0" relativeHeight="251658261" behindDoc="0" locked="0" layoutInCell="1" allowOverlap="1" wp14:anchorId="3D1CB19A" wp14:editId="10D64102">
                 <wp:simplePos x="0" y="0"/>
                 <wp:positionH relativeFrom="column">
                   <wp:posOffset>-1090930</wp:posOffset>
@@ -5699,7 +5649,7 @@
         <mc:AlternateContent>
           <mc:Choice Requires="wps">
             <w:drawing>
-              <wp:anchor distT="0" distB="0" distL="114300" distR="114300" simplePos="0" relativeHeight="251658264" behindDoc="0" locked="0" layoutInCell="1" allowOverlap="1" wp14:anchorId="6E3B3E82" wp14:editId="71D9E33B">
+              <wp:anchor distT="0" distB="0" distL="114300" distR="114300" simplePos="0" relativeHeight="251658263" behindDoc="0" locked="0" layoutInCell="1" allowOverlap="1" wp14:anchorId="6E3B3E82" wp14:editId="71D9E33B">
                 <wp:simplePos x="0" y="0"/>
                 <wp:positionH relativeFrom="column">
                   <wp:posOffset>-840510</wp:posOffset>
@@ -5804,15 +5754,15 @@
           <w:rFonts w:ascii="Baskerville" w:hAnsi="Baskerville"/>
           <w:sz w:val="24"/>
           <w:szCs w:val="24"/>
-          <w:lang w:val="en-MX"/>
-        </w:rPr>
-      </w:pPr>
-      <w:r>
-        <w:rPr>
-          <w:rFonts w:ascii="Baskerville" w:hAnsi="Baskerville"/>
-          <w:sz w:val="24"/>
-          <w:szCs w:val="24"/>
-          <w:lang w:val="en-MX"/>
+          <w:lang/>
+        </w:rPr>
+      </w:pPr>
+      <w:r>
+        <w:rPr>
+          <w:rFonts w:ascii="Baskerville" w:hAnsi="Baskerville"/>
+          <w:sz w:val="24"/>
+          <w:szCs w:val="24"/>
+          <w:lang/>
         </w:rPr>
         <w:t>El mercado de la logística de eventos en Norteamérica, y específicamente en el corredor tecnológico de Utah (Silicon Slopes), está experimentando una transformación acelerada hacia la digitalización. Se estima que el mercado global de software para gestión de eventos alcanzará los 34.7 billones de USD para el año 2029, con una tasa de crecimiento anual compuesta (CAGR) del 17.4%.</w:t>
       </w:r>
@@ -5824,15 +5774,15 @@
           <w:rFonts w:ascii="Baskerville" w:hAnsi="Baskerville"/>
           <w:sz w:val="24"/>
           <w:szCs w:val="24"/>
-          <w:lang w:val="en-MX"/>
-        </w:rPr>
-      </w:pPr>
-      <w:r>
-        <w:rPr>
-          <w:rFonts w:ascii="Baskerville" w:hAnsi="Baskerville"/>
-          <w:sz w:val="24"/>
-          <w:szCs w:val="24"/>
-          <w:lang w:val="en-MX"/>
+          <w:lang/>
+        </w:rPr>
+      </w:pPr>
+      <w:r>
+        <w:rPr>
+          <w:rFonts w:ascii="Baskerville" w:hAnsi="Baskerville"/>
+          <w:sz w:val="24"/>
+          <w:szCs w:val="24"/>
+          <w:lang/>
         </w:rPr>
         <w:t>Tendencias Clave:</w:t>
       </w:r>
@@ -5848,17 +5798,16 @@
           <w:rFonts w:ascii="Baskerville" w:hAnsi="Baskerville"/>
           <w:sz w:val="24"/>
           <w:szCs w:val="24"/>
-          <w:lang w:val="en-MX"/>
+          <w:lang/>
         </w:rPr>
       </w:pPr>
       <w:r>
         <w:rPr>
           <w:rFonts w:ascii="Baskerville" w:hAnsi="Baskerville"/>
           <w:i/>
-          <w:iCs/>
-          <w:sz w:val="24"/>
-          <w:szCs w:val="24"/>
-          <w:lang w:val="en-MX"/>
+          <w:sz w:val="24"/>
+          <w:szCs w:val="24"/>
+          <w:lang/>
         </w:rPr>
         <w:t>Sostenibilidad Operativa</w:t>
       </w:r>
@@ -5867,7 +5816,7 @@
           <w:rFonts w:ascii="Baskerville" w:hAnsi="Baskerville"/>
           <w:sz w:val="24"/>
           <w:szCs w:val="24"/>
-          <w:lang w:val="en-MX"/>
+          <w:lang/>
         </w:rPr>
         <w:t>: Existe una presión creciente por reducir la huella de carbono. La eliminación del papel no solo ahorra costos directos, sino que alinea a Diamond Event &amp; Tent con las políticas de "Logística Verde" que demandan los grandes clientes corporativos en Salt Lake City y Park City.</w:t>
       </w:r>
@@ -5883,17 +5832,16 @@
           <w:rFonts w:ascii="Baskerville" w:hAnsi="Baskerville"/>
           <w:sz w:val="24"/>
           <w:szCs w:val="24"/>
-          <w:lang w:val="en-MX"/>
+          <w:lang/>
         </w:rPr>
       </w:pPr>
       <w:r>
         <w:rPr>
           <w:rFonts w:ascii="Baskerville" w:hAnsi="Baskerville"/>
           <w:i/>
-          <w:iCs/>
-          <w:sz w:val="24"/>
-          <w:szCs w:val="24"/>
-          <w:lang w:val="en-MX"/>
+          <w:sz w:val="24"/>
+          <w:szCs w:val="24"/>
+          <w:lang/>
         </w:rPr>
         <w:t>Visibilidad en Tiempo Real</w:t>
       </w:r>
@@ -5902,7 +5850,7 @@
           <w:rFonts w:ascii="Baskerville" w:hAnsi="Baskerville"/>
           <w:sz w:val="24"/>
           <w:szCs w:val="24"/>
-          <w:lang w:val="en-MX"/>
+          <w:lang/>
         </w:rPr>
         <w:t>: La demanda de los clientes ya no se limita a la entrega; ahora exigen confirmaciones instantáneas y trazabilidad. En Utah, el volumen de eventos corporativos y bodas de destino ha crecido un 1</w:t>
       </w:r>
@@ -5911,7 +5859,7 @@
           <w:rFonts w:ascii="Baskerville" w:hAnsi="Baskerville"/>
           <w:sz w:val="24"/>
           <w:szCs w:val="24"/>
-          <w:lang w:val="en-MX"/>
+          <w:lang/>
         </w:rPr>
         <w:t>5</w:t>
       </w:r>
@@ -5920,7 +5868,7 @@
           <w:rFonts w:ascii="Baskerville" w:hAnsi="Baskerville"/>
           <w:sz w:val="24"/>
           <w:szCs w:val="24"/>
-          <w:lang w:val="en-MX"/>
+          <w:lang/>
         </w:rPr>
         <w:t>% post-pandemia, saturando las capacidades de las empresas que aún operan manualmente.</w:t>
       </w:r>
@@ -5936,17 +5884,16 @@
           <w:rFonts w:ascii="Baskerville" w:hAnsi="Baskerville"/>
           <w:sz w:val="24"/>
           <w:szCs w:val="24"/>
-          <w:lang w:val="en-MX"/>
+          <w:lang/>
         </w:rPr>
       </w:pPr>
       <w:r>
         <w:rPr>
           <w:rFonts w:ascii="Baskerville" w:hAnsi="Baskerville"/>
           <w:i/>
-          <w:iCs/>
-          <w:sz w:val="24"/>
-          <w:szCs w:val="24"/>
-          <w:lang w:val="en-MX"/>
+          <w:sz w:val="24"/>
+          <w:szCs w:val="24"/>
+          <w:lang/>
         </w:rPr>
         <w:t xml:space="preserve">Reducción de la Brecha Digital: </w:t>
       </w:r>
@@ -5955,7 +5902,7 @@
           <w:rFonts w:ascii="Baskerville" w:hAnsi="Baskerville"/>
           <w:sz w:val="24"/>
           <w:szCs w:val="24"/>
-          <w:lang w:val="en-MX"/>
+          <w:lang/>
         </w:rPr>
         <w:t>Actualmente, el 45.5% de las empresas logísticas siguen dependiendo del papel para procesos críticos. Aquellas que adoptan soluciones móviles logran reducir los errores de entrada de datos en un 80% y los tiempos de procesamiento en un $50%.</w:t>
       </w:r>
@@ -5967,20 +5914,19 @@
           <w:rFonts w:ascii="Baskerville" w:hAnsi="Baskerville"/>
           <w:sz w:val="24"/>
           <w:szCs w:val="24"/>
-          <w:lang w:val="en-MX"/>
-        </w:rPr>
-      </w:pPr>
-      <w:r>
-        <w:rPr>
-          <w:rFonts w:ascii="Baskerville" w:hAnsi="Baskerville"/>
-          <w:noProof/>
-          <w:sz w:val="24"/>
-          <w:szCs w:val="24"/>
-          <w:lang w:val="en-MX"/>
+          <w:lang/>
+        </w:rPr>
+      </w:pPr>
+      <w:r>
+        <w:rPr>
+          <w:rFonts w:ascii="Baskerville" w:hAnsi="Baskerville"/>
+          <w:sz w:val="24"/>
+          <w:szCs w:val="24"/>
+          <w:lang/>
         </w:rPr>
         <w:lastRenderedPageBreak/>
         <w:drawing>
-          <wp:anchor distT="0" distB="0" distL="114300" distR="114300" simplePos="0" relativeHeight="251659308" behindDoc="0" locked="0" layoutInCell="1" allowOverlap="1" wp14:anchorId="71FAF70C" wp14:editId="027DB5E4">
+          <wp:anchor distT="0" distB="0" distL="114300" distR="114300" simplePos="0" relativeHeight="251658283" behindDoc="0" locked="0" layoutInCell="1" allowOverlap="1" wp14:anchorId="71FAF70C" wp14:editId="027DB5E4">
             <wp:simplePos x="0" y="0"/>
             <wp:positionH relativeFrom="column">
               <wp:posOffset>515853</wp:posOffset>
@@ -6057,7 +6003,7 @@
         <mc:AlternateContent>
           <mc:Choice Requires="wps">
             <w:drawing>
-              <wp:anchor distT="0" distB="0" distL="114300" distR="114300" simplePos="0" relativeHeight="251658265" behindDoc="0" locked="0" layoutInCell="1" allowOverlap="1" wp14:anchorId="4D095D01" wp14:editId="7B41D962">
+              <wp:anchor distT="0" distB="0" distL="114300" distR="114300" simplePos="0" relativeHeight="251658264" behindDoc="0" locked="0" layoutInCell="1" allowOverlap="1" wp14:anchorId="4D095D01" wp14:editId="7B41D962">
                 <wp:simplePos x="0" y="0"/>
                 <wp:positionH relativeFrom="column">
                   <wp:posOffset>-840510</wp:posOffset>
@@ -6162,15 +6108,15 @@
           <w:rFonts w:ascii="Baskerville" w:hAnsi="Baskerville"/>
           <w:sz w:val="24"/>
           <w:szCs w:val="24"/>
-          <w:lang w:val="en-MX"/>
-        </w:rPr>
-      </w:pPr>
-      <w:r>
-        <w:rPr>
-          <w:rFonts w:ascii="Baskerville" w:hAnsi="Baskerville"/>
-          <w:sz w:val="24"/>
-          <w:szCs w:val="24"/>
-          <w:lang w:val="en-MX"/>
+          <w:lang/>
+        </w:rPr>
+      </w:pPr>
+      <w:r>
+        <w:rPr>
+          <w:rFonts w:ascii="Baskerville" w:hAnsi="Baskerville"/>
+          <w:sz w:val="24"/>
+          <w:szCs w:val="24"/>
+          <w:lang/>
         </w:rPr>
         <w:t>La competencia de Diamond Event &amp; Tent en el estado de Utah se puede clasificar en tres categorías principales, frente a las cuales nuestra solución personalizada presenta ventajas competitivas claras:</w:t>
       </w:r>
@@ -6185,20 +6131,18 @@
         <w:rPr>
           <w:rFonts w:ascii="Baskerville" w:hAnsi="Baskerville"/>
           <w:i/>
-          <w:iCs/>
-          <w:sz w:val="24"/>
-          <w:szCs w:val="24"/>
-          <w:lang w:val="en-MX"/>
+          <w:sz w:val="24"/>
+          <w:szCs w:val="24"/>
+          <w:lang/>
         </w:rPr>
       </w:pPr>
       <w:r>
         <w:rPr>
           <w:rFonts w:ascii="Baskerville" w:hAnsi="Baskerville"/>
           <w:i/>
-          <w:iCs/>
-          <w:sz w:val="24"/>
-          <w:szCs w:val="24"/>
-          <w:lang w:val="en-MX"/>
+          <w:sz w:val="24"/>
+          <w:szCs w:val="24"/>
+          <w:lang/>
         </w:rPr>
         <w:t>Sistemas TMS Genéricos (Transport Management Systems):</w:t>
       </w:r>
@@ -6214,15 +6158,15 @@
           <w:rFonts w:ascii="Baskerville" w:hAnsi="Baskerville"/>
           <w:sz w:val="24"/>
           <w:szCs w:val="24"/>
-          <w:lang w:val="en-MX"/>
-        </w:rPr>
-      </w:pPr>
-      <w:r>
-        <w:rPr>
-          <w:rFonts w:ascii="Baskerville" w:hAnsi="Baskerville"/>
-          <w:sz w:val="24"/>
-          <w:szCs w:val="24"/>
-          <w:lang w:val="en-MX"/>
+          <w:lang/>
+        </w:rPr>
+      </w:pPr>
+      <w:r>
+        <w:rPr>
+          <w:rFonts w:ascii="Baskerville" w:hAnsi="Baskerville"/>
+          <w:sz w:val="24"/>
+          <w:szCs w:val="24"/>
+          <w:lang/>
         </w:rPr>
         <w:t>Ejemplos: Soluciones como Samsara o Fleetio.</w:t>
       </w:r>
@@ -6238,15 +6182,15 @@
           <w:rFonts w:ascii="Baskerville" w:hAnsi="Baskerville"/>
           <w:sz w:val="24"/>
           <w:szCs w:val="24"/>
-          <w:lang w:val="en-MX"/>
-        </w:rPr>
-      </w:pPr>
-      <w:r>
-        <w:rPr>
-          <w:rFonts w:ascii="Baskerville" w:hAnsi="Baskerville"/>
-          <w:sz w:val="24"/>
-          <w:szCs w:val="24"/>
-          <w:lang w:val="en-MX"/>
+          <w:lang/>
+        </w:rPr>
+      </w:pPr>
+      <w:r>
+        <w:rPr>
+          <w:rFonts w:ascii="Baskerville" w:hAnsi="Baskerville"/>
+          <w:sz w:val="24"/>
+          <w:szCs w:val="24"/>
+          <w:lang/>
         </w:rPr>
         <w:t>Limitaciones: Están diseñados para logística de "punto A a punto B". Carecen de la lógica de "retorno de activos" (Pick-up) que es vital para el inventario de Diamond. No permiten segmentar fácilmente entre materiales de "Events" (estructuras pesadas) y "Party" (detalles delicados).</w:t>
       </w:r>
@@ -6262,15 +6206,15 @@
           <w:rFonts w:ascii="Baskerville" w:hAnsi="Baskerville"/>
           <w:sz w:val="24"/>
           <w:szCs w:val="24"/>
-          <w:lang w:val="en-MX"/>
-        </w:rPr>
-      </w:pPr>
-      <w:r>
-        <w:rPr>
-          <w:rFonts w:ascii="Baskerville" w:hAnsi="Baskerville"/>
-          <w:sz w:val="24"/>
-          <w:szCs w:val="24"/>
-          <w:lang w:val="en-MX"/>
+          <w:lang/>
+        </w:rPr>
+      </w:pPr>
+      <w:r>
+        <w:rPr>
+          <w:rFonts w:ascii="Baskerville" w:hAnsi="Baskerville"/>
+          <w:sz w:val="24"/>
+          <w:szCs w:val="24"/>
+          <w:lang/>
         </w:rPr>
         <w:t>Nuestra Ventaja: Flujo de trabajo bidireccional específico (Delivery + Pick-up) integrado en una sola orden.</w:t>
       </w:r>
@@ -6285,20 +6229,18 @@
         <w:rPr>
           <w:rFonts w:ascii="Baskerville" w:hAnsi="Baskerville"/>
           <w:i/>
-          <w:iCs/>
-          <w:sz w:val="24"/>
-          <w:szCs w:val="24"/>
-          <w:lang w:val="en-MX"/>
+          <w:sz w:val="24"/>
+          <w:szCs w:val="24"/>
+          <w:lang/>
         </w:rPr>
       </w:pPr>
       <w:r>
         <w:rPr>
           <w:rFonts w:ascii="Baskerville" w:hAnsi="Baskerville"/>
           <w:i/>
-          <w:iCs/>
-          <w:sz w:val="24"/>
-          <w:szCs w:val="24"/>
-          <w:lang w:val="en-MX"/>
+          <w:sz w:val="24"/>
+          <w:szCs w:val="24"/>
+          <w:lang/>
         </w:rPr>
         <w:t>Software Comercial de Alquiler (SaaS):</w:t>
       </w:r>
@@ -6314,15 +6256,15 @@
           <w:rFonts w:ascii="Baskerville" w:hAnsi="Baskerville"/>
           <w:sz w:val="24"/>
           <w:szCs w:val="24"/>
-          <w:lang w:val="en-MX"/>
-        </w:rPr>
-      </w:pPr>
-      <w:r>
-        <w:rPr>
-          <w:rFonts w:ascii="Baskerville" w:hAnsi="Baskerville"/>
-          <w:sz w:val="24"/>
-          <w:szCs w:val="24"/>
-          <w:lang w:val="en-MX"/>
+          <w:lang/>
+        </w:rPr>
+      </w:pPr>
+      <w:r>
+        <w:rPr>
+          <w:rFonts w:ascii="Baskerville" w:hAnsi="Baskerville"/>
+          <w:sz w:val="24"/>
+          <w:szCs w:val="24"/>
+          <w:lang/>
         </w:rPr>
         <w:t>Ejemplos: Point of Rental, Goodshuffle Pro.</w:t>
       </w:r>
@@ -6338,15 +6280,15 @@
           <w:rFonts w:ascii="Baskerville" w:hAnsi="Baskerville"/>
           <w:sz w:val="24"/>
           <w:szCs w:val="24"/>
-          <w:lang w:val="en-MX"/>
-        </w:rPr>
-      </w:pPr>
-      <w:r>
-        <w:rPr>
-          <w:rFonts w:ascii="Baskerville" w:hAnsi="Baskerville"/>
-          <w:sz w:val="24"/>
-          <w:szCs w:val="24"/>
-          <w:lang w:val="en-MX"/>
+          <w:lang/>
+        </w:rPr>
+      </w:pPr>
+      <w:r>
+        <w:rPr>
+          <w:rFonts w:ascii="Baskerville" w:hAnsi="Baskerville"/>
+          <w:sz w:val="24"/>
+          <w:szCs w:val="24"/>
+          <w:lang/>
         </w:rPr>
         <w:t>Limitaciones: Aunque son potentes, suelen ser costosos ($US$ 200-500 mensuales por usuario) y presentan una "rigidez de proceso". Obligan a la empresa a adaptar su forma de trabajar al software, y no al revés. Además, la curva de aprendizaje para los repartidores (drivers) suele ser elevada debido a interfaces sobrecargadas de funciones innecesarias.</w:t>
       </w:r>
@@ -6362,15 +6304,15 @@
           <w:rFonts w:ascii="Baskerville" w:hAnsi="Baskerville"/>
           <w:sz w:val="24"/>
           <w:szCs w:val="24"/>
-          <w:lang w:val="en-MX"/>
-        </w:rPr>
-      </w:pPr>
-      <w:r>
-        <w:rPr>
-          <w:rFonts w:ascii="Baskerville" w:hAnsi="Baskerville"/>
-          <w:sz w:val="24"/>
-          <w:szCs w:val="24"/>
-          <w:lang w:val="en-MX"/>
+          <w:lang/>
+        </w:rPr>
+      </w:pPr>
+      <w:r>
+        <w:rPr>
+          <w:rFonts w:ascii="Baskerville" w:hAnsi="Baskerville"/>
+          <w:sz w:val="24"/>
+          <w:szCs w:val="24"/>
+          <w:lang/>
         </w:rPr>
         <w:t>Nuestra Ventaja: Interfaz simplificada y optimizada para móviles ("Mobile-First") que atiende únicamente los requerimientos detectados en Diamond, eliminando el ruido visual y mejorando la adopción tecnológica.</w:t>
       </w:r>
@@ -6385,20 +6327,18 @@
         <w:rPr>
           <w:rFonts w:ascii="Baskerville" w:hAnsi="Baskerville"/>
           <w:i/>
-          <w:iCs/>
-          <w:sz w:val="24"/>
-          <w:szCs w:val="24"/>
-          <w:lang w:val="en-MX"/>
+          <w:sz w:val="24"/>
+          <w:szCs w:val="24"/>
+          <w:lang/>
         </w:rPr>
       </w:pPr>
       <w:r>
         <w:rPr>
           <w:rFonts w:ascii="Baskerville" w:hAnsi="Baskerville"/>
           <w:i/>
-          <w:iCs/>
-          <w:sz w:val="24"/>
-          <w:szCs w:val="24"/>
-          <w:lang w:val="en-MX"/>
+          <w:sz w:val="24"/>
+          <w:szCs w:val="24"/>
+          <w:lang/>
         </w:rPr>
         <w:lastRenderedPageBreak/>
         <w:t>Competidores Locales con Procesos Manuales:</w:t>
@@ -6415,15 +6355,15 @@
           <w:rFonts w:ascii="Baskerville" w:hAnsi="Baskerville"/>
           <w:sz w:val="24"/>
           <w:szCs w:val="24"/>
-          <w:lang w:val="en-MX"/>
-        </w:rPr>
-      </w:pPr>
-      <w:r>
-        <w:rPr>
-          <w:rFonts w:ascii="Baskerville" w:hAnsi="Baskerville"/>
-          <w:sz w:val="24"/>
-          <w:szCs w:val="24"/>
-          <w:lang w:val="en-MX"/>
+          <w:lang/>
+        </w:rPr>
+      </w:pPr>
+      <w:r>
+        <w:rPr>
+          <w:rFonts w:ascii="Baskerville" w:hAnsi="Baskerville"/>
+          <w:sz w:val="24"/>
+          <w:szCs w:val="24"/>
+          <w:lang/>
         </w:rPr>
         <w:t>Contexto</w:t>
       </w:r>
@@ -6431,10 +6371,9 @@
         <w:rPr>
           <w:rFonts w:ascii="Baskerville" w:hAnsi="Baskerville"/>
           <w:b/>
-          <w:bCs/>
-          <w:sz w:val="24"/>
-          <w:szCs w:val="24"/>
-          <w:lang w:val="en-MX"/>
+          <w:sz w:val="24"/>
+          <w:szCs w:val="24"/>
+          <w:lang/>
         </w:rPr>
         <w:t>:</w:t>
       </w:r>
@@ -6443,7 +6382,7 @@
           <w:rFonts w:ascii="Baskerville" w:hAnsi="Baskerville"/>
           <w:sz w:val="24"/>
           <w:szCs w:val="24"/>
-          <w:lang w:val="en-MX"/>
+          <w:lang/>
         </w:rPr>
         <w:t xml:space="preserve"> Pequeñas casas de renta en la zona metropolitana de SLC.</w:t>
       </w:r>
@@ -6459,15 +6398,15 @@
           <w:rFonts w:ascii="Baskerville" w:hAnsi="Baskerville"/>
           <w:sz w:val="24"/>
           <w:szCs w:val="24"/>
-          <w:lang w:val="en-MX"/>
-        </w:rPr>
-      </w:pPr>
-      <w:r>
-        <w:rPr>
-          <w:rFonts w:ascii="Baskerville" w:hAnsi="Baskerville"/>
-          <w:sz w:val="24"/>
-          <w:szCs w:val="24"/>
-          <w:lang w:val="en-MX"/>
+          <w:lang/>
+        </w:rPr>
+      </w:pPr>
+      <w:r>
+        <w:rPr>
+          <w:rFonts w:ascii="Baskerville" w:hAnsi="Baskerville"/>
+          <w:sz w:val="24"/>
+          <w:szCs w:val="24"/>
+          <w:lang/>
         </w:rPr>
         <w:t>Riesgos: Su incapacidad de respuesta rápida ante cambios de último minuto les hace perder contratos grandes.</w:t>
       </w:r>
@@ -6483,15 +6422,15 @@
           <w:rFonts w:ascii="Baskerville" w:hAnsi="Baskerville"/>
           <w:sz w:val="24"/>
           <w:szCs w:val="24"/>
-          <w:lang w:val="en-MX"/>
-        </w:rPr>
-      </w:pPr>
-      <w:r>
-        <w:rPr>
-          <w:rFonts w:ascii="Baskerville" w:hAnsi="Baskerville"/>
-          <w:sz w:val="24"/>
-          <w:szCs w:val="24"/>
-          <w:lang w:val="en-MX"/>
+          <w:lang/>
+        </w:rPr>
+      </w:pPr>
+      <w:r>
+        <w:rPr>
+          <w:rFonts w:ascii="Baskerville" w:hAnsi="Baskerville"/>
+          <w:sz w:val="24"/>
+          <w:szCs w:val="24"/>
+          <w:lang/>
         </w:rPr>
         <w:t>Nuestra Ventaja: Agilidad operativa extrema. Mientras un competidor manual debe llamar por teléfono al driver para avisar de un cambio, nuestro sistema sincroniza la orden instantáneamente.</w:t>
       </w:r>
@@ -6518,7 +6457,7 @@
         <mc:AlternateContent>
           <mc:Choice Requires="wps">
             <w:drawing>
-              <wp:anchor distT="0" distB="0" distL="114300" distR="114300" simplePos="0" relativeHeight="251658266" behindDoc="0" locked="0" layoutInCell="1" allowOverlap="1" wp14:anchorId="60822DEC" wp14:editId="7D2892F8">
+              <wp:anchor distT="0" distB="0" distL="114300" distR="114300" simplePos="0" relativeHeight="251658265" behindDoc="0" locked="0" layoutInCell="1" allowOverlap="1" wp14:anchorId="60822DEC" wp14:editId="7D2892F8">
                 <wp:simplePos x="0" y="0"/>
                 <wp:positionH relativeFrom="column">
                   <wp:posOffset>-840510</wp:posOffset>
@@ -6904,7 +6843,7 @@
         <mc:AlternateContent>
           <mc:Choice Requires="wps">
             <w:drawing>
-              <wp:anchor distT="0" distB="0" distL="114300" distR="114300" simplePos="0" relativeHeight="251658268" behindDoc="0" locked="0" layoutInCell="1" allowOverlap="1" wp14:anchorId="2E979611" wp14:editId="0864CFCA">
+              <wp:anchor distT="0" distB="0" distL="114300" distR="114300" simplePos="0" relativeHeight="251658267" behindDoc="0" locked="0" layoutInCell="1" allowOverlap="1" wp14:anchorId="2E979611" wp14:editId="0864CFCA">
                 <wp:simplePos x="0" y="0"/>
                 <wp:positionH relativeFrom="column">
                   <wp:posOffset>-1094740</wp:posOffset>
@@ -7003,7 +6942,7 @@
         <mc:AlternateContent>
           <mc:Choice Requires="wps">
             <w:drawing>
-              <wp:anchor distT="0" distB="0" distL="114300" distR="114300" simplePos="0" relativeHeight="251658267" behindDoc="0" locked="0" layoutInCell="1" allowOverlap="1" wp14:anchorId="1E84220C" wp14:editId="4E1AD989">
+              <wp:anchor distT="0" distB="0" distL="114300" distR="114300" simplePos="0" relativeHeight="251658266" behindDoc="0" locked="0" layoutInCell="1" allowOverlap="1" wp14:anchorId="1E84220C" wp14:editId="4E1AD989">
                 <wp:simplePos x="0" y="0"/>
                 <wp:positionH relativeFrom="column">
                   <wp:posOffset>-1090930</wp:posOffset>
@@ -7114,7 +7053,7 @@
         <mc:AlternateContent>
           <mc:Choice Requires="wps">
             <w:drawing>
-              <wp:anchor distT="0" distB="0" distL="114300" distR="114300" simplePos="0" relativeHeight="251658269" behindDoc="0" locked="0" layoutInCell="1" allowOverlap="1" wp14:anchorId="63626F3F" wp14:editId="5252B45A">
+              <wp:anchor distT="0" distB="0" distL="114300" distR="114300" simplePos="0" relativeHeight="251658268" behindDoc="0" locked="0" layoutInCell="1" allowOverlap="1" wp14:anchorId="63626F3F" wp14:editId="5252B45A">
                 <wp:simplePos x="0" y="0"/>
                 <wp:positionH relativeFrom="column">
                   <wp:posOffset>-840510</wp:posOffset>
@@ -7250,7 +7189,7 @@
         <mc:AlternateContent>
           <mc:Choice Requires="wps">
             <w:drawing>
-              <wp:anchor distT="0" distB="0" distL="114300" distR="114300" simplePos="0" relativeHeight="251658270" behindDoc="0" locked="0" layoutInCell="1" allowOverlap="1" wp14:anchorId="3D7FA70E" wp14:editId="6538A38B">
+              <wp:anchor distT="0" distB="0" distL="114300" distR="114300" simplePos="0" relativeHeight="251658269" behindDoc="0" locked="0" layoutInCell="1" allowOverlap="1" wp14:anchorId="3D7FA70E" wp14:editId="6538A38B">
                 <wp:simplePos x="0" y="0"/>
                 <wp:positionH relativeFrom="column">
                   <wp:posOffset>-840510</wp:posOffset>
@@ -7390,7 +7329,7 @@
         <mc:AlternateContent>
           <mc:Choice Requires="wps">
             <w:drawing>
-              <wp:anchor distT="0" distB="0" distL="114300" distR="114300" simplePos="0" relativeHeight="251658271" behindDoc="0" locked="0" layoutInCell="1" allowOverlap="1" wp14:anchorId="0EE0AE0E" wp14:editId="5C81FCCA">
+              <wp:anchor distT="0" distB="0" distL="114300" distR="114300" simplePos="0" relativeHeight="251658270" behindDoc="0" locked="0" layoutInCell="1" allowOverlap="1" wp14:anchorId="0EE0AE0E" wp14:editId="5C81FCCA">
                 <wp:simplePos x="0" y="0"/>
                 <wp:positionH relativeFrom="column">
                   <wp:posOffset>-840510</wp:posOffset>
@@ -7611,7 +7550,7 @@
         <mc:AlternateContent>
           <mc:Choice Requires="wps">
             <w:drawing>
-              <wp:anchor distT="0" distB="0" distL="114300" distR="114300" simplePos="0" relativeHeight="251658273" behindDoc="0" locked="0" layoutInCell="1" allowOverlap="1" wp14:anchorId="0F95361E" wp14:editId="6A49D6F7">
+              <wp:anchor distT="0" distB="0" distL="114300" distR="114300" simplePos="0" relativeHeight="251658272" behindDoc="0" locked="0" layoutInCell="1" allowOverlap="1" wp14:anchorId="0F95361E" wp14:editId="6A49D6F7">
                 <wp:simplePos x="0" y="0"/>
                 <wp:positionH relativeFrom="column">
                   <wp:posOffset>-1094740</wp:posOffset>
@@ -7710,7 +7649,7 @@
         <mc:AlternateContent>
           <mc:Choice Requires="wps">
             <w:drawing>
-              <wp:anchor distT="0" distB="0" distL="114300" distR="114300" simplePos="0" relativeHeight="251658272" behindDoc="0" locked="0" layoutInCell="1" allowOverlap="1" wp14:anchorId="2DC8B92B" wp14:editId="08746EA2">
+              <wp:anchor distT="0" distB="0" distL="114300" distR="114300" simplePos="0" relativeHeight="251658271" behindDoc="0" locked="0" layoutInCell="1" allowOverlap="1" wp14:anchorId="2DC8B92B" wp14:editId="08746EA2">
                 <wp:simplePos x="0" y="0"/>
                 <wp:positionH relativeFrom="column">
                   <wp:posOffset>-1090930</wp:posOffset>
@@ -7807,11 +7746,11 @@
         </w:rPr>
       </w:pPr>
     </w:p>
+    <w:bookmarkStart w:id="19" w:name="_Toc229638670"/>
     <w:p>
       <w:pPr>
         <w:pStyle w:val="Heading2"/>
       </w:pPr>
-      <w:bookmarkStart w:id="19" w:name="_Toc229638670"/>
       <w:r>
         <w:rPr>
           <w:noProof/>
@@ -7821,7 +7760,7 @@
         <mc:AlternateContent>
           <mc:Choice Requires="wps">
             <w:drawing>
-              <wp:anchor distT="0" distB="0" distL="114300" distR="114300" simplePos="0" relativeHeight="251658274" behindDoc="0" locked="0" layoutInCell="1" allowOverlap="1" wp14:anchorId="5DFF6370" wp14:editId="11C4AC6A">
+              <wp:anchor distT="0" distB="0" distL="114300" distR="114300" simplePos="0" relativeHeight="251658273" behindDoc="0" locked="0" layoutInCell="1" allowOverlap="1" wp14:anchorId="5DFF6370" wp14:editId="11C4AC6A">
                 <wp:simplePos x="0" y="0"/>
                 <wp:positionH relativeFrom="column">
                   <wp:posOffset>-840510</wp:posOffset>
@@ -7894,7 +7833,7 @@
           </mc:Choice>
           <mc:Fallback>
             <w:pict>
-              <v:shape w14:anchorId="763B5601" id="Equal 21" o:spid="_x0000_s1026" style="position:absolute;margin-left:-66.2pt;margin-top:16.7pt;width:492.75pt;height:10.05pt;z-index:251658274;visibility:visible;mso-wrap-style:square;mso-width-percent:0;mso-height-percent:0;mso-wrap-distance-left:9pt;mso-wrap-distance-top:0;mso-wrap-distance-right:9pt;mso-wrap-distance-bottom:0;mso-position-horizontal:absolute;mso-position-horizontal-relative:text;mso-position-vertical:absolute;mso-position-vertical-relative:text;mso-width-percent:0;mso-height-percent:0;mso-width-relative:margin;mso-height-relative:margin;v-text-anchor:middle" coordsize="6257925,127635" o:gfxdata="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" path="m829488,42448r4598949,l5428437,51745r-4598949,l829488,42448xm829488,75890r4598949,l5428437,85187r-4598949,l829488,75890xe" fillcolor="#d8d8d8 [2732]" stroked="f" strokeweight="1pt">
+              <v:shape w14:anchorId="6B977E59" id="Equal 21" o:spid="_x0000_s1026" style="position:absolute;margin-left:-66.2pt;margin-top:16.7pt;width:492.75pt;height:10.05pt;z-index:251658274;visibility:visible;mso-wrap-style:square;mso-width-percent:0;mso-height-percent:0;mso-wrap-distance-left:9pt;mso-wrap-distance-top:0;mso-wrap-distance-right:9pt;mso-wrap-distance-bottom:0;mso-position-horizontal:absolute;mso-position-horizontal-relative:text;mso-position-vertical:absolute;mso-position-vertical-relative:text;mso-width-percent:0;mso-height-percent:0;mso-width-relative:margin;mso-height-relative:margin;v-text-anchor:middle" coordsize="6257925,127635" o:gfxdata="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" path="m829488,42448r4598949,l5428437,51745r-4598949,l829488,42448xm829488,75890r4598949,l5428437,85187r-4598949,l829488,75890xe" fillcolor="#d8d8d8 [2732]" stroked="f" strokeweight="1pt">
                 <v:stroke joinstyle="miter"/>
                 <v:path arrowok="t" o:connecttype="custom" o:connectlocs="829488,42448;5428437,42448;5428437,51745;829488,51745;829488,42448;829488,75890;5428437,75890;5428437,85187;829488,85187;829488,75890" o:connectangles="0,0,0,0,0,0,0,0,0,0"/>
               </v:shape>
@@ -7936,7 +7875,7 @@
           <w:noProof/>
         </w:rPr>
         <w:drawing>
-          <wp:anchor distT="0" distB="0" distL="114300" distR="114300" simplePos="0" relativeHeight="251660332" behindDoc="0" locked="0" layoutInCell="1" allowOverlap="1" wp14:anchorId="5965AF9F" wp14:editId="64DC41CE">
+          <wp:anchor distT="0" distB="0" distL="114300" distR="114300" simplePos="0" relativeHeight="251658284" behindDoc="0" locked="0" layoutInCell="1" allowOverlap="1" wp14:anchorId="5965AF9F" wp14:editId="64DC41CE">
             <wp:simplePos x="0" y="0"/>
             <wp:positionH relativeFrom="column">
               <wp:posOffset>66040</wp:posOffset>
@@ -8038,7 +7977,7 @@
         <mc:AlternateContent>
           <mc:Choice Requires="wps">
             <w:drawing>
-              <wp:anchor distT="0" distB="0" distL="114300" distR="114300" simplePos="0" relativeHeight="251658276" behindDoc="0" locked="0" layoutInCell="1" allowOverlap="1" wp14:anchorId="5D4DA1EC" wp14:editId="0649BC38">
+              <wp:anchor distT="0" distB="0" distL="114300" distR="114300" simplePos="0" relativeHeight="251658275" behindDoc="0" locked="0" layoutInCell="1" allowOverlap="1" wp14:anchorId="5D4DA1EC" wp14:editId="0649BC38">
                 <wp:simplePos x="0" y="0"/>
                 <wp:positionH relativeFrom="column">
                   <wp:posOffset>-1094740</wp:posOffset>
@@ -8137,7 +8076,7 @@
         <mc:AlternateContent>
           <mc:Choice Requires="wps">
             <w:drawing>
-              <wp:anchor distT="0" distB="0" distL="114300" distR="114300" simplePos="0" relativeHeight="251658275" behindDoc="0" locked="0" layoutInCell="1" allowOverlap="1" wp14:anchorId="55C66FE2" wp14:editId="38BF0C24">
+              <wp:anchor distT="0" distB="0" distL="114300" distR="114300" simplePos="0" relativeHeight="251658274" behindDoc="0" locked="0" layoutInCell="1" allowOverlap="1" wp14:anchorId="55C66FE2" wp14:editId="38BF0C24">
                 <wp:simplePos x="0" y="0"/>
                 <wp:positionH relativeFrom="column">
                   <wp:posOffset>-1090930</wp:posOffset>
@@ -8255,7 +8194,7 @@
         <mc:AlternateContent>
           <mc:Choice Requires="wps">
             <w:drawing>
-              <wp:anchor distT="0" distB="0" distL="114300" distR="114300" simplePos="0" relativeHeight="251658277" behindDoc="0" locked="0" layoutInCell="1" allowOverlap="1" wp14:anchorId="215A77A2" wp14:editId="26AC4EF4">
+              <wp:anchor distT="0" distB="0" distL="114300" distR="114300" simplePos="0" relativeHeight="251658276" behindDoc="0" locked="0" layoutInCell="1" allowOverlap="1" wp14:anchorId="215A77A2" wp14:editId="26AC4EF4">
                 <wp:simplePos x="0" y="0"/>
                 <wp:positionH relativeFrom="column">
                   <wp:posOffset>-840510</wp:posOffset>
@@ -8552,7 +8491,7 @@
         <mc:AlternateContent>
           <mc:Choice Requires="wps">
             <w:drawing>
-              <wp:anchor distT="0" distB="0" distL="114300" distR="114300" simplePos="0" relativeHeight="251658278" behindDoc="0" locked="0" layoutInCell="1" allowOverlap="1" wp14:anchorId="55FF92FA" wp14:editId="48B66F6A">
+              <wp:anchor distT="0" distB="0" distL="114300" distR="114300" simplePos="0" relativeHeight="251658277" behindDoc="0" locked="0" layoutInCell="1" allowOverlap="1" wp14:anchorId="55FF92FA" wp14:editId="48B66F6A">
                 <wp:simplePos x="0" y="0"/>
                 <wp:positionH relativeFrom="column">
                   <wp:posOffset>-840510</wp:posOffset>
@@ -9112,7 +9051,7 @@
         <mc:AlternateContent>
           <mc:Choice Requires="wps">
             <w:drawing>
-              <wp:anchor distT="0" distB="0" distL="114300" distR="114300" simplePos="0" relativeHeight="251658279" behindDoc="0" locked="0" layoutInCell="1" allowOverlap="1" wp14:anchorId="4FD87BB1" wp14:editId="3F0E1AFB">
+              <wp:anchor distT="0" distB="0" distL="114300" distR="114300" simplePos="0" relativeHeight="251658278" behindDoc="0" locked="0" layoutInCell="1" allowOverlap="1" wp14:anchorId="4FD87BB1" wp14:editId="3F0E1AFB">
                 <wp:simplePos x="0" y="0"/>
                 <wp:positionH relativeFrom="column">
                   <wp:posOffset>-840510</wp:posOffset>
@@ -11049,6 +10988,246 @@
     <w:p>
       <w:pPr>
         <w:rPr>
+          <w:sz w:val="36"/>
+          <w:szCs w:val="32"/>
+        </w:rPr>
+      </w:pPr>
+      <w:r>
+        <w:rPr>
+          <w:sz w:val="36"/>
+          <w:szCs w:val="32"/>
+        </w:rPr>
+        <w:br w:type="page"/>
+      </w:r>
+    </w:p>
+    <w:p>
+      <w:pPr>
+        <w:rPr>
+          <w:rFonts w:ascii="Baskerville" w:hAnsi="Baskerville"/>
+        </w:rPr>
+      </w:pPr>
+    </w:p>
+    <w:p>
+      <w:pPr>
+        <w:spacing w:line="276" w:lineRule="auto"/>
+        <w:jc w:val="both"/>
+        <w:rPr>
+          <w:rFonts w:ascii="Baskerville" w:hAnsi="Baskerville"/>
+        </w:rPr>
+      </w:pPr>
+      <w:r>
+        <w:rPr>
+          <w:noProof/>
+          <w:sz w:val="36"/>
+          <w:szCs w:val="32"/>
+        </w:rPr>
+        <mc:AlternateContent>
+          <mc:Choice Requires="wps">
+            <w:drawing>
+              <wp:anchor distT="0" distB="0" distL="114300" distR="114300" simplePos="0" relativeHeight="251658286" behindDoc="0" locked="0" layoutInCell="1" allowOverlap="1" wp14:anchorId="3DF728A8" wp14:editId="4DDF78FE">
+                <wp:simplePos x="0" y="0"/>
+                <wp:positionH relativeFrom="column">
+                  <wp:posOffset>-1094740</wp:posOffset>
+                </wp:positionH>
+                <wp:positionV relativeFrom="paragraph">
+                  <wp:posOffset>157480</wp:posOffset>
+                </wp:positionV>
+                <wp:extent cx="7745656" cy="128239"/>
+                <wp:effectExtent l="0" t="0" r="0" b="0"/>
+                <wp:wrapNone/>
+                <wp:docPr id="1952462055" name="Equal 21"/>
+                <wp:cNvGraphicFramePr/>
+                <a:graphic xmlns:a="http://schemas.openxmlformats.org/drawingml/2006/main">
+                  <a:graphicData uri="http://schemas.microsoft.com/office/word/2010/wordprocessingShape">
+                    <wps:wsp>
+                      <wps:cNvSpPr/>
+                      <wps:spPr>
+                        <a:xfrm>
+                          <a:off x="0" y="0"/>
+                          <a:ext cx="7745656" cy="128239"/>
+                        </a:xfrm>
+                        <a:prstGeom prst="mathEqual">
+                          <a:avLst>
+                            <a:gd name="adj1" fmla="val 23520"/>
+                            <a:gd name="adj2" fmla="val 18918"/>
+                          </a:avLst>
+                        </a:prstGeom>
+                        <a:solidFill>
+                          <a:schemeClr val="bg1">
+                            <a:lumMod val="85000"/>
+                          </a:schemeClr>
+                        </a:solidFill>
+                        <a:ln>
+                          <a:noFill/>
+                        </a:ln>
+                      </wps:spPr>
+                      <wps:style>
+                        <a:lnRef idx="2">
+                          <a:schemeClr val="dk1">
+                            <a:shade val="15000"/>
+                          </a:schemeClr>
+                        </a:lnRef>
+                        <a:fillRef idx="1">
+                          <a:schemeClr val="dk1"/>
+                        </a:fillRef>
+                        <a:effectRef idx="0">
+                          <a:schemeClr val="dk1"/>
+                        </a:effectRef>
+                        <a:fontRef idx="minor">
+                          <a:schemeClr val="lt1"/>
+                        </a:fontRef>
+                      </wps:style>
+                      <wps:bodyPr rot="0" spcFirstLastPara="0" vertOverflow="overflow" horzOverflow="overflow" vert="horz" wrap="square" lIns="91440" tIns="45720" rIns="91440" bIns="45720" numCol="1" spcCol="0" rtlCol="0" fromWordArt="0" anchor="ctr" anchorCtr="0" forceAA="0" compatLnSpc="1">
+                        <a:prstTxWarp prst="textNoShape">
+                          <a:avLst/>
+                        </a:prstTxWarp>
+                        <a:noAutofit/>
+                      </wps:bodyPr>
+                    </wps:wsp>
+                  </a:graphicData>
+                </a:graphic>
+                <wp14:sizeRelH relativeFrom="margin">
+                  <wp14:pctWidth>0</wp14:pctWidth>
+                </wp14:sizeRelH>
+                <wp14:sizeRelV relativeFrom="margin">
+                  <wp14:pctHeight>0</wp14:pctHeight>
+                </wp14:sizeRelV>
+              </wp:anchor>
+            </w:drawing>
+          </mc:Choice>
+          <mc:Fallback>
+            <w:pict>
+              <v:shape w14:anchorId="569C1859" id="Equal 21" o:spid="_x0000_s1026" style="position:absolute;margin-left:-86.2pt;margin-top:12.4pt;width:609.9pt;height:10.1pt;z-index:251658286;visibility:visible;mso-wrap-style:square;mso-width-percent:0;mso-height-percent:0;mso-wrap-distance-left:9pt;mso-wrap-distance-top:0;mso-wrap-distance-right:9pt;mso-wrap-distance-bottom:0;mso-position-horizontal:absolute;mso-position-horizontal-relative:text;mso-position-vertical:absolute;mso-position-vertical-relative:text;mso-width-percent:0;mso-height-percent:0;mso-width-relative:margin;mso-height-relative:margin;v-text-anchor:middle" coordsize="7745656,128239" o:gfxdata="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" path="m1026687,21828r5692282,l6718969,51989r-5692282,l1026687,21828xm1026687,76250r5692282,l6718969,106411r-5692282,l1026687,76250xe" fillcolor="#d8d8d8 [2732]" stroked="f" strokeweight="1pt">
+                <v:stroke joinstyle="miter"/>
+                <v:path arrowok="t" o:connecttype="custom" o:connectlocs="1026687,21828;6718969,21828;6718969,51989;1026687,51989;1026687,21828;1026687,76250;6718969,76250;6718969,106411;1026687,106411;1026687,76250" o:connectangles="0,0,0,0,0,0,0,0,0,0"/>
+              </v:shape>
+            </w:pict>
+          </mc:Fallback>
+        </mc:AlternateContent>
+      </w:r>
+    </w:p>
+    <w:p>
+      <w:pPr>
+        <w:pStyle w:val="Heading1"/>
+        <w:rPr>
+          <w:rStyle w:val="TitleChar"/>
+        </w:rPr>
+      </w:pPr>
+      <w:r>
+        <w:rPr>
+          <w:noProof/>
+          <w:sz w:val="44"/>
+          <w:szCs w:val="40"/>
+        </w:rPr>
+        <mc:AlternateContent>
+          <mc:Choice Requires="wps">
+            <w:drawing>
+              <wp:anchor distT="0" distB="0" distL="114300" distR="114300" simplePos="0" relativeHeight="251658285" behindDoc="0" locked="0" layoutInCell="1" allowOverlap="1" wp14:anchorId="11317873" wp14:editId="31E694E4">
+                <wp:simplePos x="0" y="0"/>
+                <wp:positionH relativeFrom="column">
+                  <wp:posOffset>-1090930</wp:posOffset>
+                </wp:positionH>
+                <wp:positionV relativeFrom="paragraph">
+                  <wp:posOffset>302260</wp:posOffset>
+                </wp:positionV>
+                <wp:extent cx="7745656" cy="128239"/>
+                <wp:effectExtent l="0" t="0" r="0" b="0"/>
+                <wp:wrapNone/>
+                <wp:docPr id="1698794379" name="Equal 21"/>
+                <wp:cNvGraphicFramePr/>
+                <a:graphic xmlns:a="http://schemas.openxmlformats.org/drawingml/2006/main">
+                  <a:graphicData uri="http://schemas.microsoft.com/office/word/2010/wordprocessingShape">
+                    <wps:wsp>
+                      <wps:cNvSpPr/>
+                      <wps:spPr>
+                        <a:xfrm>
+                          <a:off x="0" y="0"/>
+                          <a:ext cx="7745656" cy="128239"/>
+                        </a:xfrm>
+                        <a:prstGeom prst="mathEqual">
+                          <a:avLst>
+                            <a:gd name="adj1" fmla="val 23520"/>
+                            <a:gd name="adj2" fmla="val 18918"/>
+                          </a:avLst>
+                        </a:prstGeom>
+                        <a:solidFill>
+                          <a:schemeClr val="bg1">
+                            <a:lumMod val="85000"/>
+                          </a:schemeClr>
+                        </a:solidFill>
+                        <a:ln>
+                          <a:noFill/>
+                        </a:ln>
+                      </wps:spPr>
+                      <wps:style>
+                        <a:lnRef idx="2">
+                          <a:schemeClr val="dk1">
+                            <a:shade val="15000"/>
+                          </a:schemeClr>
+                        </a:lnRef>
+                        <a:fillRef idx="1">
+                          <a:schemeClr val="dk1"/>
+                        </a:fillRef>
+                        <a:effectRef idx="0">
+                          <a:schemeClr val="dk1"/>
+                        </a:effectRef>
+                        <a:fontRef idx="minor">
+                          <a:schemeClr val="lt1"/>
+                        </a:fontRef>
+                      </wps:style>
+                      <wps:bodyPr rot="0" spcFirstLastPara="0" vertOverflow="overflow" horzOverflow="overflow" vert="horz" wrap="square" lIns="91440" tIns="45720" rIns="91440" bIns="45720" numCol="1" spcCol="0" rtlCol="0" fromWordArt="0" anchor="ctr" anchorCtr="0" forceAA="0" compatLnSpc="1">
+                        <a:prstTxWarp prst="textNoShape">
+                          <a:avLst/>
+                        </a:prstTxWarp>
+                        <a:noAutofit/>
+                      </wps:bodyPr>
+                    </wps:wsp>
+                  </a:graphicData>
+                </a:graphic>
+                <wp14:sizeRelH relativeFrom="margin">
+                  <wp14:pctWidth>0</wp14:pctWidth>
+                </wp14:sizeRelH>
+                <wp14:sizeRelV relativeFrom="margin">
+                  <wp14:pctHeight>0</wp14:pctHeight>
+                </wp14:sizeRelV>
+              </wp:anchor>
+            </w:drawing>
+          </mc:Choice>
+          <mc:Fallback>
+            <w:pict>
+              <v:shape w14:anchorId="208B49F7" id="Equal 21" o:spid="_x0000_s1026" style="position:absolute;margin-left:-85.9pt;margin-top:23.8pt;width:609.9pt;height:10.1pt;z-index:251658285;visibility:visible;mso-wrap-style:square;mso-width-percent:0;mso-height-percent:0;mso-wrap-distance-left:9pt;mso-wrap-distance-top:0;mso-wrap-distance-right:9pt;mso-wrap-distance-bottom:0;mso-position-horizontal:absolute;mso-position-horizontal-relative:text;mso-position-vertical:absolute;mso-position-vertical-relative:text;mso-width-percent:0;mso-height-percent:0;mso-width-relative:margin;mso-height-relative:margin;v-text-anchor:middle" coordsize="7745656,128239" o:gfxdata="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" path="m1026687,21828r5692282,l6718969,51989r-5692282,l1026687,21828xm1026687,76250r5692282,l6718969,106411r-5692282,l1026687,76250xe" fillcolor="#d8d8d8 [2732]" stroked="f" strokeweight="1pt">
+                <v:stroke joinstyle="miter"/>
+                <v:path arrowok="t" o:connecttype="custom" o:connectlocs="1026687,21828;6718969,21828;6718969,51989;1026687,51989;1026687,21828;1026687,76250;6718969,76250;6718969,106411;1026687,106411;1026687,76250" o:connectangles="0,0,0,0,0,0,0,0,0,0"/>
+              </v:shape>
+            </w:pict>
+          </mc:Fallback>
+        </mc:AlternateContent>
+      </w:r>
+      <w:r>
+        <w:rPr>
+          <w:sz w:val="44"/>
+          <w:szCs w:val="40"/>
+        </w:rPr>
+        <w:t>7.</w:t>
+      </w:r>
+      <w:r>
+        <w:rPr>
+          <w:sz w:val="44"/>
+          <w:szCs w:val="40"/>
+        </w:rPr>
+        <w:t xml:space="preserve"> </w:t>
+      </w:r>
+      <w:r>
+        <w:rPr>
+          <w:sz w:val="44"/>
+          <w:szCs w:val="40"/>
+        </w:rPr>
+        <w:t>Puntos de Función</w:t>
+      </w:r>
+    </w:p>
+    <w:p>
+      <w:pPr>
+        <w:rPr>
           <w:rFonts w:ascii="Baskerville" w:eastAsiaTheme="majorEastAsia" w:hAnsi="Baskerville" w:cstheme="majorBidi"/>
           <w:color w:val="595959" w:themeColor="text1" w:themeTint="A6"/>
           <w:spacing w:val="15"/>
@@ -11056,33 +11235,3092 @@
           <w:szCs w:val="32"/>
         </w:rPr>
       </w:pPr>
-      <w:r>
-        <w:rPr>
-          <w:sz w:val="36"/>
-          <w:szCs w:val="32"/>
-        </w:rPr>
-        <w:br w:type="page"/>
-      </w:r>
-    </w:p>
-    <w:p>
-      <w:pPr>
-        <w:spacing w:line="276" w:lineRule="auto"/>
-        <w:jc w:val="both"/>
-        <w:rPr>
-          <w:rFonts w:ascii="Baskerville" w:hAnsi="Baskerville"/>
-        </w:rPr>
+    </w:p>
+    <w:p>
+      <w:pPr>
+        <w:pStyle w:val="Heading2"/>
       </w:pPr>
       <w:r>
         <w:rPr>
           <w:noProof/>
           <w:sz w:val="36"/>
           <w:szCs w:val="32"/>
+        </w:rPr>
+        <w:drawing>
+          <wp:anchor distT="0" distB="0" distL="114300" distR="114300" simplePos="0" relativeHeight="251658288" behindDoc="0" locked="0" layoutInCell="1" allowOverlap="1" wp14:anchorId="6C837166" wp14:editId="1D013690">
+            <wp:simplePos x="0" y="0"/>
+            <wp:positionH relativeFrom="column">
+              <wp:posOffset>-616585</wp:posOffset>
+            </wp:positionH>
+            <wp:positionV relativeFrom="paragraph">
+              <wp:posOffset>551313</wp:posOffset>
+            </wp:positionV>
+            <wp:extent cx="6823710" cy="2471420"/>
+            <wp:effectExtent l="0" t="0" r="0" b="5080"/>
+            <wp:wrapTopAndBottom/>
+            <wp:docPr id="1318150330" name="Picture 54"/>
+            <wp:cNvGraphicFramePr>
+              <a:graphicFrameLocks xmlns:a="http://schemas.openxmlformats.org/drawingml/2006/main" noChangeAspect="1"/>
+            </wp:cNvGraphicFramePr>
+            <a:graphic xmlns:a="http://schemas.openxmlformats.org/drawingml/2006/main">
+              <a:graphicData uri="http://schemas.openxmlformats.org/drawingml/2006/picture">
+                <pic:pic xmlns:pic="http://schemas.openxmlformats.org/drawingml/2006/picture">
+                  <pic:nvPicPr>
+                    <pic:cNvPr id="1318150330" name="Picture 1318150330"/>
+                    <pic:cNvPicPr/>
+                  </pic:nvPicPr>
+                  <pic:blipFill>
+                    <a:blip r:embed="rId15" cstate="print">
+                      <a:extLst>
+                        <a:ext uri="{28A0092B-C50C-407E-A947-70E740481C1C}">
+                          <a14:useLocalDpi xmlns:a14="http://schemas.microsoft.com/office/drawing/2010/main" val="0"/>
+                        </a:ext>
+                      </a:extLst>
+                    </a:blip>
+                    <a:stretch>
+                      <a:fillRect/>
+                    </a:stretch>
+                  </pic:blipFill>
+                  <pic:spPr>
+                    <a:xfrm>
+                      <a:off x="0" y="0"/>
+                      <a:ext cx="6823710" cy="2471420"/>
+                    </a:xfrm>
+                    <a:prstGeom prst="rect">
+                      <a:avLst/>
+                    </a:prstGeom>
+                  </pic:spPr>
+                </pic:pic>
+              </a:graphicData>
+            </a:graphic>
+            <wp14:sizeRelH relativeFrom="page">
+              <wp14:pctWidth>0</wp14:pctWidth>
+            </wp14:sizeRelH>
+            <wp14:sizeRelV relativeFrom="page">
+              <wp14:pctHeight>0</wp14:pctHeight>
+            </wp14:sizeRelV>
+          </wp:anchor>
+        </w:drawing>
+      </w:r>
+      <w:r>
+        <w:rPr>
+          <w:noProof/>
+          <w:sz w:val="36"/>
+          <w:szCs w:val="32"/>
+        </w:rPr>
+        <mc:AlternateContent>
+          <mc:Choice Requires="wps">
+            <w:drawing>
+              <wp:anchor distT="0" distB="0" distL="114300" distR="114300" simplePos="0" relativeHeight="251658287" behindDoc="0" locked="0" layoutInCell="1" allowOverlap="1" wp14:anchorId="46CDC45F" wp14:editId="27642EFB">
+                <wp:simplePos x="0" y="0"/>
+                <wp:positionH relativeFrom="column">
+                  <wp:posOffset>-840510</wp:posOffset>
+                </wp:positionH>
+                <wp:positionV relativeFrom="paragraph">
+                  <wp:posOffset>211802</wp:posOffset>
+                </wp:positionV>
+                <wp:extent cx="6257925" cy="127635"/>
+                <wp:effectExtent l="0" t="0" r="0" b="0"/>
+                <wp:wrapNone/>
+                <wp:docPr id="1728193337" name="Equal 21"/>
+                <wp:cNvGraphicFramePr/>
+                <a:graphic xmlns:a="http://schemas.openxmlformats.org/drawingml/2006/main">
+                  <a:graphicData uri="http://schemas.microsoft.com/office/word/2010/wordprocessingShape">
+                    <wps:wsp>
+                      <wps:cNvSpPr/>
+                      <wps:spPr>
+                        <a:xfrm>
+                          <a:off x="0" y="0"/>
+                          <a:ext cx="6257925" cy="127635"/>
+                        </a:xfrm>
+                        <a:prstGeom prst="mathEqual">
+                          <a:avLst>
+                            <a:gd name="adj1" fmla="val 7284"/>
+                            <a:gd name="adj2" fmla="val 18918"/>
+                          </a:avLst>
+                        </a:prstGeom>
+                        <a:solidFill>
+                          <a:schemeClr val="bg1">
+                            <a:lumMod val="85000"/>
+                          </a:schemeClr>
+                        </a:solidFill>
+                        <a:ln>
+                          <a:noFill/>
+                        </a:ln>
+                      </wps:spPr>
+                      <wps:style>
+                        <a:lnRef idx="2">
+                          <a:schemeClr val="dk1">
+                            <a:shade val="15000"/>
+                          </a:schemeClr>
+                        </a:lnRef>
+                        <a:fillRef idx="1">
+                          <a:schemeClr val="dk1"/>
+                        </a:fillRef>
+                        <a:effectRef idx="0">
+                          <a:schemeClr val="dk1"/>
+                        </a:effectRef>
+                        <a:fontRef idx="minor">
+                          <a:schemeClr val="lt1"/>
+                        </a:fontRef>
+                      </wps:style>
+                      <wps:bodyPr rot="0" spcFirstLastPara="0" vertOverflow="overflow" horzOverflow="overflow" vert="horz" wrap="square" lIns="91440" tIns="45720" rIns="91440" bIns="45720" numCol="1" spcCol="0" rtlCol="0" fromWordArt="0" anchor="ctr" anchorCtr="0" forceAA="0" compatLnSpc="1">
+                        <a:prstTxWarp prst="textNoShape">
+                          <a:avLst/>
+                        </a:prstTxWarp>
+                        <a:noAutofit/>
+                      </wps:bodyPr>
+                    </wps:wsp>
+                  </a:graphicData>
+                </a:graphic>
+                <wp14:sizeRelH relativeFrom="margin">
+                  <wp14:pctWidth>0</wp14:pctWidth>
+                </wp14:sizeRelH>
+                <wp14:sizeRelV relativeFrom="margin">
+                  <wp14:pctHeight>0</wp14:pctHeight>
+                </wp14:sizeRelV>
+              </wp:anchor>
+            </w:drawing>
+          </mc:Choice>
+          <mc:Fallback>
+            <w:pict>
+              <v:shape w14:anchorId="3502B85F" id="Equal 21" o:spid="_x0000_s1026" style="position:absolute;margin-left:-66.2pt;margin-top:16.7pt;width:492.75pt;height:10.05pt;z-index:251658287;visibility:visible;mso-wrap-style:square;mso-width-percent:0;mso-height-percent:0;mso-wrap-distance-left:9pt;mso-wrap-distance-top:0;mso-wrap-distance-right:9pt;mso-wrap-distance-bottom:0;mso-position-horizontal:absolute;mso-position-horizontal-relative:text;mso-position-vertical:absolute;mso-position-vertical-relative:text;mso-width-percent:0;mso-height-percent:0;mso-width-relative:margin;mso-height-relative:margin;v-text-anchor:middle" coordsize="6257925,127635" o:gfxdata="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" path="m829488,42448r4598949,l5428437,51745r-4598949,l829488,42448xm829488,75890r4598949,l5428437,85187r-4598949,l829488,75890xe" fillcolor="#d8d8d8 [2732]" stroked="f" strokeweight="1pt">
+                <v:stroke joinstyle="miter"/>
+                <v:path arrowok="t" o:connecttype="custom" o:connectlocs="829488,42448;5428437,42448;5428437,51745;829488,51745;829488,42448;829488,75890;5428437,75890;5428437,85187;829488,85187;829488,75890" o:connectangles="0,0,0,0,0,0,0,0,0,0"/>
+              </v:shape>
+            </w:pict>
+          </mc:Fallback>
+        </mc:AlternateContent>
+      </w:r>
+      <w:r>
+        <w:t>7</w:t>
+      </w:r>
+      <w:r>
+        <w:t>.</w:t>
+      </w:r>
+      <w:r>
+        <w:t>1</w:t>
+      </w:r>
+      <w:r>
+        <w:t xml:space="preserve"> </w:t>
+      </w:r>
+      <w:r>
+        <w:t>Detalle de Componentes del Sistema</w:t>
+      </w:r>
+    </w:p>
+    <w:p>
+      <w:pPr>
+        <w:rPr>
+          <w:rFonts w:ascii="Baskerville" w:eastAsiaTheme="majorEastAsia" w:hAnsi="Baskerville" w:cstheme="majorBidi"/>
+          <w:color w:val="595959" w:themeColor="text1" w:themeTint="A6"/>
+          <w:spacing w:val="15"/>
+          <w:sz w:val="36"/>
+          <w:szCs w:val="32"/>
+        </w:rPr>
+      </w:pPr>
+    </w:p>
+    <w:p>
+      <w:pPr>
+        <w:rPr>
+          <w:rFonts w:ascii="Baskerville" w:eastAsiaTheme="majorEastAsia" w:hAnsi="Baskerville" w:cstheme="majorBidi"/>
+          <w:color w:val="595959" w:themeColor="text1" w:themeTint="A6"/>
+          <w:spacing w:val="15"/>
+          <w:sz w:val="36"/>
+          <w:szCs w:val="32"/>
+        </w:rPr>
+      </w:pPr>
+    </w:p>
+    <w:p>
+      <w:pPr>
+        <w:pStyle w:val="Heading2"/>
+      </w:pPr>
+      <w:r>
+        <w:rPr>
+          <w:noProof/>
+          <w:sz w:val="36"/>
+          <w:szCs w:val="32"/>
+        </w:rPr>
+        <w:drawing>
+          <wp:anchor distT="0" distB="0" distL="114300" distR="114300" simplePos="0" relativeHeight="251658293" behindDoc="0" locked="0" layoutInCell="1" allowOverlap="1" wp14:anchorId="559DD7F5" wp14:editId="00681A00">
+            <wp:simplePos x="0" y="0"/>
+            <wp:positionH relativeFrom="column">
+              <wp:posOffset>-248861</wp:posOffset>
+            </wp:positionH>
+            <wp:positionV relativeFrom="paragraph">
+              <wp:posOffset>501280</wp:posOffset>
+            </wp:positionV>
+            <wp:extent cx="5588000" cy="1473200"/>
+            <wp:effectExtent l="0" t="0" r="0" b="0"/>
+            <wp:wrapTopAndBottom/>
+            <wp:docPr id="1022494454" name="Picture 55"/>
+            <wp:cNvGraphicFramePr>
+              <a:graphicFrameLocks xmlns:a="http://schemas.openxmlformats.org/drawingml/2006/main" noChangeAspect="1"/>
+            </wp:cNvGraphicFramePr>
+            <a:graphic xmlns:a="http://schemas.openxmlformats.org/drawingml/2006/main">
+              <a:graphicData uri="http://schemas.openxmlformats.org/drawingml/2006/picture">
+                <pic:pic xmlns:pic="http://schemas.openxmlformats.org/drawingml/2006/picture">
+                  <pic:nvPicPr>
+                    <pic:cNvPr id="1022494454" name="Picture 1022494454"/>
+                    <pic:cNvPicPr/>
+                  </pic:nvPicPr>
+                  <pic:blipFill>
+                    <a:blip r:embed="rId16">
+                      <a:extLst>
+                        <a:ext uri="{28A0092B-C50C-407E-A947-70E740481C1C}">
+                          <a14:useLocalDpi xmlns:a14="http://schemas.microsoft.com/office/drawing/2010/main" val="0"/>
+                        </a:ext>
+                      </a:extLst>
+                    </a:blip>
+                    <a:stretch>
+                      <a:fillRect/>
+                    </a:stretch>
+                  </pic:blipFill>
+                  <pic:spPr>
+                    <a:xfrm>
+                      <a:off x="0" y="0"/>
+                      <a:ext cx="5588000" cy="1473200"/>
+                    </a:xfrm>
+                    <a:prstGeom prst="rect">
+                      <a:avLst/>
+                    </a:prstGeom>
+                  </pic:spPr>
+                </pic:pic>
+              </a:graphicData>
+            </a:graphic>
+            <wp14:sizeRelH relativeFrom="page">
+              <wp14:pctWidth>0</wp14:pctWidth>
+            </wp14:sizeRelH>
+            <wp14:sizeRelV relativeFrom="page">
+              <wp14:pctHeight>0</wp14:pctHeight>
+            </wp14:sizeRelV>
+          </wp:anchor>
+        </w:drawing>
+      </w:r>
+      <w:r>
+        <w:rPr>
+          <w:noProof/>
+          <w:sz w:val="36"/>
+          <w:szCs w:val="32"/>
+        </w:rPr>
+        <mc:AlternateContent>
+          <mc:Choice Requires="wps">
+            <w:drawing>
+              <wp:anchor distT="0" distB="0" distL="114300" distR="114300" simplePos="0" relativeHeight="251658289" behindDoc="0" locked="0" layoutInCell="1" allowOverlap="1" wp14:anchorId="0DB37543" wp14:editId="38A63D65">
+                <wp:simplePos x="0" y="0"/>
+                <wp:positionH relativeFrom="column">
+                  <wp:posOffset>-840510</wp:posOffset>
+                </wp:positionH>
+                <wp:positionV relativeFrom="paragraph">
+                  <wp:posOffset>211802</wp:posOffset>
+                </wp:positionV>
+                <wp:extent cx="6257925" cy="127635"/>
+                <wp:effectExtent l="0" t="0" r="0" b="0"/>
+                <wp:wrapNone/>
+                <wp:docPr id="434007149" name="Equal 21"/>
+                <wp:cNvGraphicFramePr/>
+                <a:graphic xmlns:a="http://schemas.openxmlformats.org/drawingml/2006/main">
+                  <a:graphicData uri="http://schemas.microsoft.com/office/word/2010/wordprocessingShape">
+                    <wps:wsp>
+                      <wps:cNvSpPr/>
+                      <wps:spPr>
+                        <a:xfrm>
+                          <a:off x="0" y="0"/>
+                          <a:ext cx="6257925" cy="127635"/>
+                        </a:xfrm>
+                        <a:prstGeom prst="mathEqual">
+                          <a:avLst>
+                            <a:gd name="adj1" fmla="val 7284"/>
+                            <a:gd name="adj2" fmla="val 18918"/>
+                          </a:avLst>
+                        </a:prstGeom>
+                        <a:solidFill>
+                          <a:schemeClr val="bg1">
+                            <a:lumMod val="85000"/>
+                          </a:schemeClr>
+                        </a:solidFill>
+                        <a:ln>
+                          <a:noFill/>
+                        </a:ln>
+                      </wps:spPr>
+                      <wps:style>
+                        <a:lnRef idx="2">
+                          <a:schemeClr val="dk1">
+                            <a:shade val="15000"/>
+                          </a:schemeClr>
+                        </a:lnRef>
+                        <a:fillRef idx="1">
+                          <a:schemeClr val="dk1"/>
+                        </a:fillRef>
+                        <a:effectRef idx="0">
+                          <a:schemeClr val="dk1"/>
+                        </a:effectRef>
+                        <a:fontRef idx="minor">
+                          <a:schemeClr val="lt1"/>
+                        </a:fontRef>
+                      </wps:style>
+                      <wps:bodyPr rot="0" spcFirstLastPara="0" vertOverflow="overflow" horzOverflow="overflow" vert="horz" wrap="square" lIns="91440" tIns="45720" rIns="91440" bIns="45720" numCol="1" spcCol="0" rtlCol="0" fromWordArt="0" anchor="ctr" anchorCtr="0" forceAA="0" compatLnSpc="1">
+                        <a:prstTxWarp prst="textNoShape">
+                          <a:avLst/>
+                        </a:prstTxWarp>
+                        <a:noAutofit/>
+                      </wps:bodyPr>
+                    </wps:wsp>
+                  </a:graphicData>
+                </a:graphic>
+                <wp14:sizeRelH relativeFrom="margin">
+                  <wp14:pctWidth>0</wp14:pctWidth>
+                </wp14:sizeRelH>
+                <wp14:sizeRelV relativeFrom="margin">
+                  <wp14:pctHeight>0</wp14:pctHeight>
+                </wp14:sizeRelV>
+              </wp:anchor>
+            </w:drawing>
+          </mc:Choice>
+          <mc:Fallback>
+            <w:pict>
+              <v:shape w14:anchorId="566BAF27" id="Equal 21" o:spid="_x0000_s1026" style="position:absolute;margin-left:-66.2pt;margin-top:16.7pt;width:492.75pt;height:10.05pt;z-index:251658289;visibility:visible;mso-wrap-style:square;mso-width-percent:0;mso-height-percent:0;mso-wrap-distance-left:9pt;mso-wrap-distance-top:0;mso-wrap-distance-right:9pt;mso-wrap-distance-bottom:0;mso-position-horizontal:absolute;mso-position-horizontal-relative:text;mso-position-vertical:absolute;mso-position-vertical-relative:text;mso-width-percent:0;mso-height-percent:0;mso-width-relative:margin;mso-height-relative:margin;v-text-anchor:middle" coordsize="6257925,127635" o:gfxdata="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" path="m829488,42448r4598949,l5428437,51745r-4598949,l829488,42448xm829488,75890r4598949,l5428437,85187r-4598949,l829488,75890xe" fillcolor="#d8d8d8 [2732]" stroked="f" strokeweight="1pt">
+                <v:stroke joinstyle="miter"/>
+                <v:path arrowok="t" o:connecttype="custom" o:connectlocs="829488,42448;5428437,42448;5428437,51745;829488,51745;829488,42448;829488,75890;5428437,75890;5428437,85187;829488,85187;829488,75890" o:connectangles="0,0,0,0,0,0,0,0,0,0"/>
+              </v:shape>
+            </w:pict>
+          </mc:Fallback>
+        </mc:AlternateContent>
+      </w:r>
+      <w:r>
+        <w:t>7</w:t>
+      </w:r>
+      <w:r>
+        <w:t>.2</w:t>
+      </w:r>
+      <w:r>
+        <w:t xml:space="preserve"> </w:t>
+      </w:r>
+      <w:r>
+        <w:t>Puntos de Función sin Ajustar</w:t>
+      </w:r>
+    </w:p>
+    <w:p>
+      <w:pPr>
+        <w:rPr>
+          <w:rFonts w:ascii="Baskerville" w:eastAsiaTheme="majorEastAsia" w:hAnsi="Baskerville" w:cstheme="majorBidi"/>
+          <w:color w:val="595959" w:themeColor="text1" w:themeTint="A6"/>
+          <w:spacing w:val="15"/>
+          <w:sz w:val="36"/>
+          <w:szCs w:val="32"/>
+        </w:rPr>
+      </w:pPr>
+    </w:p>
+    <w:p>
+      <w:pPr>
+        <w:pStyle w:val="Heading2"/>
+      </w:pPr>
+    </w:p>
+    <w:p/>
+    <w:p>
+      <w:pPr>
+        <w:pStyle w:val="Heading2"/>
+      </w:pPr>
+      <w:r>
+        <w:rPr>
+          <w:noProof/>
+          <w:sz w:val="36"/>
+          <w:szCs w:val="32"/>
+        </w:rPr>
+        <w:lastRenderedPageBreak/>
+        <w:drawing>
+          <wp:anchor distT="0" distB="0" distL="114300" distR="114300" simplePos="0" relativeHeight="251658294" behindDoc="0" locked="0" layoutInCell="1" allowOverlap="1" wp14:anchorId="39B7E406" wp14:editId="15459A07">
+            <wp:simplePos x="0" y="0"/>
+            <wp:positionH relativeFrom="column">
+              <wp:posOffset>3810</wp:posOffset>
+            </wp:positionH>
+            <wp:positionV relativeFrom="paragraph">
+              <wp:posOffset>513819</wp:posOffset>
+            </wp:positionV>
+            <wp:extent cx="5612130" cy="3408680"/>
+            <wp:effectExtent l="0" t="0" r="1270" b="0"/>
+            <wp:wrapTopAndBottom/>
+            <wp:docPr id="1621226466" name="Picture 56"/>
+            <wp:cNvGraphicFramePr>
+              <a:graphicFrameLocks xmlns:a="http://schemas.openxmlformats.org/drawingml/2006/main" noChangeAspect="1"/>
+            </wp:cNvGraphicFramePr>
+            <a:graphic xmlns:a="http://schemas.openxmlformats.org/drawingml/2006/main">
+              <a:graphicData uri="http://schemas.openxmlformats.org/drawingml/2006/picture">
+                <pic:pic xmlns:pic="http://schemas.openxmlformats.org/drawingml/2006/picture">
+                  <pic:nvPicPr>
+                    <pic:cNvPr id="1621226466" name="Picture 1621226466"/>
+                    <pic:cNvPicPr/>
+                  </pic:nvPicPr>
+                  <pic:blipFill>
+                    <a:blip r:embed="rId17" cstate="print">
+                      <a:extLst>
+                        <a:ext uri="{28A0092B-C50C-407E-A947-70E740481C1C}">
+                          <a14:useLocalDpi xmlns:a14="http://schemas.microsoft.com/office/drawing/2010/main" val="0"/>
+                        </a:ext>
+                      </a:extLst>
+                    </a:blip>
+                    <a:stretch>
+                      <a:fillRect/>
+                    </a:stretch>
+                  </pic:blipFill>
+                  <pic:spPr>
+                    <a:xfrm>
+                      <a:off x="0" y="0"/>
+                      <a:ext cx="5612130" cy="3408680"/>
+                    </a:xfrm>
+                    <a:prstGeom prst="rect">
+                      <a:avLst/>
+                    </a:prstGeom>
+                  </pic:spPr>
+                </pic:pic>
+              </a:graphicData>
+            </a:graphic>
+            <wp14:sizeRelH relativeFrom="page">
+              <wp14:pctWidth>0</wp14:pctWidth>
+            </wp14:sizeRelH>
+            <wp14:sizeRelV relativeFrom="page">
+              <wp14:pctHeight>0</wp14:pctHeight>
+            </wp14:sizeRelV>
+          </wp:anchor>
+        </w:drawing>
+      </w:r>
+      <w:r>
+        <w:rPr>
+          <w:noProof/>
+          <w:sz w:val="36"/>
+          <w:szCs w:val="32"/>
+        </w:rPr>
+        <mc:AlternateContent>
+          <mc:Choice Requires="wps">
+            <w:drawing>
+              <wp:anchor distT="0" distB="0" distL="114300" distR="114300" simplePos="0" relativeHeight="251658290" behindDoc="0" locked="0" layoutInCell="1" allowOverlap="1" wp14:anchorId="21E157BB" wp14:editId="5CEF6019">
+                <wp:simplePos x="0" y="0"/>
+                <wp:positionH relativeFrom="column">
+                  <wp:posOffset>-840510</wp:posOffset>
+                </wp:positionH>
+                <wp:positionV relativeFrom="paragraph">
+                  <wp:posOffset>211802</wp:posOffset>
+                </wp:positionV>
+                <wp:extent cx="6257925" cy="127635"/>
+                <wp:effectExtent l="0" t="0" r="0" b="0"/>
+                <wp:wrapNone/>
+                <wp:docPr id="1342347819" name="Equal 21"/>
+                <wp:cNvGraphicFramePr/>
+                <a:graphic xmlns:a="http://schemas.openxmlformats.org/drawingml/2006/main">
+                  <a:graphicData uri="http://schemas.microsoft.com/office/word/2010/wordprocessingShape">
+                    <wps:wsp>
+                      <wps:cNvSpPr/>
+                      <wps:spPr>
+                        <a:xfrm>
+                          <a:off x="0" y="0"/>
+                          <a:ext cx="6257925" cy="127635"/>
+                        </a:xfrm>
+                        <a:prstGeom prst="mathEqual">
+                          <a:avLst>
+                            <a:gd name="adj1" fmla="val 7284"/>
+                            <a:gd name="adj2" fmla="val 18918"/>
+                          </a:avLst>
+                        </a:prstGeom>
+                        <a:solidFill>
+                          <a:schemeClr val="bg1">
+                            <a:lumMod val="85000"/>
+                          </a:schemeClr>
+                        </a:solidFill>
+                        <a:ln>
+                          <a:noFill/>
+                        </a:ln>
+                      </wps:spPr>
+                      <wps:style>
+                        <a:lnRef idx="2">
+                          <a:schemeClr val="dk1">
+                            <a:shade val="15000"/>
+                          </a:schemeClr>
+                        </a:lnRef>
+                        <a:fillRef idx="1">
+                          <a:schemeClr val="dk1"/>
+                        </a:fillRef>
+                        <a:effectRef idx="0">
+                          <a:schemeClr val="dk1"/>
+                        </a:effectRef>
+                        <a:fontRef idx="minor">
+                          <a:schemeClr val="lt1"/>
+                        </a:fontRef>
+                      </wps:style>
+                      <wps:bodyPr rot="0" spcFirstLastPara="0" vertOverflow="overflow" horzOverflow="overflow" vert="horz" wrap="square" lIns="91440" tIns="45720" rIns="91440" bIns="45720" numCol="1" spcCol="0" rtlCol="0" fromWordArt="0" anchor="ctr" anchorCtr="0" forceAA="0" compatLnSpc="1">
+                        <a:prstTxWarp prst="textNoShape">
+                          <a:avLst/>
+                        </a:prstTxWarp>
+                        <a:noAutofit/>
+                      </wps:bodyPr>
+                    </wps:wsp>
+                  </a:graphicData>
+                </a:graphic>
+                <wp14:sizeRelH relativeFrom="margin">
+                  <wp14:pctWidth>0</wp14:pctWidth>
+                </wp14:sizeRelH>
+                <wp14:sizeRelV relativeFrom="margin">
+                  <wp14:pctHeight>0</wp14:pctHeight>
+                </wp14:sizeRelV>
+              </wp:anchor>
+            </w:drawing>
+          </mc:Choice>
+          <mc:Fallback>
+            <w:pict>
+              <v:shape w14:anchorId="471DE975" id="Equal 21" o:spid="_x0000_s1026" style="position:absolute;margin-left:-66.2pt;margin-top:16.7pt;width:492.75pt;height:10.05pt;z-index:251658290;visibility:visible;mso-wrap-style:square;mso-width-percent:0;mso-height-percent:0;mso-wrap-distance-left:9pt;mso-wrap-distance-top:0;mso-wrap-distance-right:9pt;mso-wrap-distance-bottom:0;mso-position-horizontal:absolute;mso-position-horizontal-relative:text;mso-position-vertical:absolute;mso-position-vertical-relative:text;mso-width-percent:0;mso-height-percent:0;mso-width-relative:margin;mso-height-relative:margin;v-text-anchor:middle" coordsize="6257925,127635" o:gfxdata="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" path="m829488,42448r4598949,l5428437,51745r-4598949,l829488,42448xm829488,75890r4598949,l5428437,85187r-4598949,l829488,75890xe" fillcolor="#d8d8d8 [2732]" stroked="f" strokeweight="1pt">
+                <v:stroke joinstyle="miter"/>
+                <v:path arrowok="t" o:connecttype="custom" o:connectlocs="829488,42448;5428437,42448;5428437,51745;829488,51745;829488,42448;829488,75890;5428437,75890;5428437,85187;829488,85187;829488,75890" o:connectangles="0,0,0,0,0,0,0,0,0,0"/>
+              </v:shape>
+            </w:pict>
+          </mc:Fallback>
+        </mc:AlternateContent>
+      </w:r>
+      <w:r>
+        <w:t>7.</w:t>
+      </w:r>
+      <w:r>
+        <w:t>3</w:t>
+      </w:r>
+      <w:r>
+        <w:t xml:space="preserve"> </w:t>
+      </w:r>
+      <w:r>
+        <w:t>Evaluación del Grado de Influencia</w:t>
+      </w:r>
+    </w:p>
+    <w:p>
+      <w:pPr>
+        <w:rPr>
+          <w:rFonts w:ascii="Baskerville" w:eastAsiaTheme="majorEastAsia" w:hAnsi="Baskerville" w:cstheme="majorBidi"/>
+          <w:color w:val="595959" w:themeColor="text1" w:themeTint="A6"/>
+          <w:spacing w:val="15"/>
+          <w:sz w:val="36"/>
+          <w:szCs w:val="32"/>
+        </w:rPr>
+      </w:pPr>
+    </w:p>
+    <w:p>
+      <w:pPr>
+        <w:rPr>
+          <w:rFonts w:ascii="Baskerville" w:eastAsiaTheme="majorEastAsia" w:hAnsi="Baskerville" w:cstheme="majorBidi"/>
+          <w:color w:val="595959" w:themeColor="text1" w:themeTint="A6"/>
+          <w:spacing w:val="15"/>
+          <w:sz w:val="36"/>
+          <w:szCs w:val="32"/>
+        </w:rPr>
+      </w:pPr>
+    </w:p>
+    <w:p>
+      <w:pPr>
+        <w:pStyle w:val="Heading2"/>
+      </w:pPr>
+      <w:r>
+        <w:rPr>
+          <w:noProof/>
+          <w:sz w:val="36"/>
+          <w:szCs w:val="32"/>
+        </w:rPr>
+        <w:drawing>
+          <wp:anchor distT="0" distB="0" distL="114300" distR="114300" simplePos="0" relativeHeight="251658295" behindDoc="0" locked="0" layoutInCell="1" allowOverlap="1" wp14:anchorId="506AF235" wp14:editId="24D92581">
+            <wp:simplePos x="0" y="0"/>
+            <wp:positionH relativeFrom="column">
+              <wp:posOffset>3810</wp:posOffset>
+            </wp:positionH>
+            <wp:positionV relativeFrom="paragraph">
+              <wp:posOffset>502551</wp:posOffset>
+            </wp:positionV>
+            <wp:extent cx="5612130" cy="1334770"/>
+            <wp:effectExtent l="0" t="0" r="1270" b="0"/>
+            <wp:wrapTopAndBottom/>
+            <wp:docPr id="2044277782" name="Picture 57"/>
+            <wp:cNvGraphicFramePr>
+              <a:graphicFrameLocks xmlns:a="http://schemas.openxmlformats.org/drawingml/2006/main" noChangeAspect="1"/>
+            </wp:cNvGraphicFramePr>
+            <a:graphic xmlns:a="http://schemas.openxmlformats.org/drawingml/2006/main">
+              <a:graphicData uri="http://schemas.openxmlformats.org/drawingml/2006/picture">
+                <pic:pic xmlns:pic="http://schemas.openxmlformats.org/drawingml/2006/picture">
+                  <pic:nvPicPr>
+                    <pic:cNvPr id="2044277782" name="Picture 2044277782"/>
+                    <pic:cNvPicPr/>
+                  </pic:nvPicPr>
+                  <pic:blipFill>
+                    <a:blip r:embed="rId18">
+                      <a:extLst>
+                        <a:ext uri="{28A0092B-C50C-407E-A947-70E740481C1C}">
+                          <a14:useLocalDpi xmlns:a14="http://schemas.microsoft.com/office/drawing/2010/main" val="0"/>
+                        </a:ext>
+                      </a:extLst>
+                    </a:blip>
+                    <a:stretch>
+                      <a:fillRect/>
+                    </a:stretch>
+                  </pic:blipFill>
+                  <pic:spPr>
+                    <a:xfrm>
+                      <a:off x="0" y="0"/>
+                      <a:ext cx="5612130" cy="1334770"/>
+                    </a:xfrm>
+                    <a:prstGeom prst="rect">
+                      <a:avLst/>
+                    </a:prstGeom>
+                  </pic:spPr>
+                </pic:pic>
+              </a:graphicData>
+            </a:graphic>
+            <wp14:sizeRelH relativeFrom="page">
+              <wp14:pctWidth>0</wp14:pctWidth>
+            </wp14:sizeRelH>
+            <wp14:sizeRelV relativeFrom="page">
+              <wp14:pctHeight>0</wp14:pctHeight>
+            </wp14:sizeRelV>
+          </wp:anchor>
+        </w:drawing>
+      </w:r>
+      <w:r>
+        <w:rPr>
+          <w:noProof/>
+          <w:sz w:val="36"/>
+          <w:szCs w:val="32"/>
+        </w:rPr>
+        <mc:AlternateContent>
+          <mc:Choice Requires="wps">
+            <w:drawing>
+              <wp:anchor distT="0" distB="0" distL="114300" distR="114300" simplePos="0" relativeHeight="251658291" behindDoc="0" locked="0" layoutInCell="1" allowOverlap="1" wp14:anchorId="2FE0A1BB" wp14:editId="57A95474">
+                <wp:simplePos x="0" y="0"/>
+                <wp:positionH relativeFrom="column">
+                  <wp:posOffset>-840510</wp:posOffset>
+                </wp:positionH>
+                <wp:positionV relativeFrom="paragraph">
+                  <wp:posOffset>211802</wp:posOffset>
+                </wp:positionV>
+                <wp:extent cx="6257925" cy="127635"/>
+                <wp:effectExtent l="0" t="0" r="0" b="0"/>
+                <wp:wrapNone/>
+                <wp:docPr id="1381629436" name="Equal 21"/>
+                <wp:cNvGraphicFramePr/>
+                <a:graphic xmlns:a="http://schemas.openxmlformats.org/drawingml/2006/main">
+                  <a:graphicData uri="http://schemas.microsoft.com/office/word/2010/wordprocessingShape">
+                    <wps:wsp>
+                      <wps:cNvSpPr/>
+                      <wps:spPr>
+                        <a:xfrm>
+                          <a:off x="0" y="0"/>
+                          <a:ext cx="6257925" cy="127635"/>
+                        </a:xfrm>
+                        <a:prstGeom prst="mathEqual">
+                          <a:avLst>
+                            <a:gd name="adj1" fmla="val 7284"/>
+                            <a:gd name="adj2" fmla="val 18918"/>
+                          </a:avLst>
+                        </a:prstGeom>
+                        <a:solidFill>
+                          <a:schemeClr val="bg1">
+                            <a:lumMod val="85000"/>
+                          </a:schemeClr>
+                        </a:solidFill>
+                        <a:ln>
+                          <a:noFill/>
+                        </a:ln>
+                      </wps:spPr>
+                      <wps:style>
+                        <a:lnRef idx="2">
+                          <a:schemeClr val="dk1">
+                            <a:shade val="15000"/>
+                          </a:schemeClr>
+                        </a:lnRef>
+                        <a:fillRef idx="1">
+                          <a:schemeClr val="dk1"/>
+                        </a:fillRef>
+                        <a:effectRef idx="0">
+                          <a:schemeClr val="dk1"/>
+                        </a:effectRef>
+                        <a:fontRef idx="minor">
+                          <a:schemeClr val="lt1"/>
+                        </a:fontRef>
+                      </wps:style>
+                      <wps:bodyPr rot="0" spcFirstLastPara="0" vertOverflow="overflow" horzOverflow="overflow" vert="horz" wrap="square" lIns="91440" tIns="45720" rIns="91440" bIns="45720" numCol="1" spcCol="0" rtlCol="0" fromWordArt="0" anchor="ctr" anchorCtr="0" forceAA="0" compatLnSpc="1">
+                        <a:prstTxWarp prst="textNoShape">
+                          <a:avLst/>
+                        </a:prstTxWarp>
+                        <a:noAutofit/>
+                      </wps:bodyPr>
+                    </wps:wsp>
+                  </a:graphicData>
+                </a:graphic>
+                <wp14:sizeRelH relativeFrom="margin">
+                  <wp14:pctWidth>0</wp14:pctWidth>
+                </wp14:sizeRelH>
+                <wp14:sizeRelV relativeFrom="margin">
+                  <wp14:pctHeight>0</wp14:pctHeight>
+                </wp14:sizeRelV>
+              </wp:anchor>
+            </w:drawing>
+          </mc:Choice>
+          <mc:Fallback>
+            <w:pict>
+              <v:shape w14:anchorId="60674E09" id="Equal 21" o:spid="_x0000_s1026" style="position:absolute;margin-left:-66.2pt;margin-top:16.7pt;width:492.75pt;height:10.05pt;z-index:251658291;visibility:visible;mso-wrap-style:square;mso-width-percent:0;mso-height-percent:0;mso-wrap-distance-left:9pt;mso-wrap-distance-top:0;mso-wrap-distance-right:9pt;mso-wrap-distance-bottom:0;mso-position-horizontal:absolute;mso-position-horizontal-relative:text;mso-position-vertical:absolute;mso-position-vertical-relative:text;mso-width-percent:0;mso-height-percent:0;mso-width-relative:margin;mso-height-relative:margin;v-text-anchor:middle" coordsize="6257925,127635" o:gfxdata="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" path="m829488,42448r4598949,l5428437,51745r-4598949,l829488,42448xm829488,75890r4598949,l5428437,85187r-4598949,l829488,75890xe" fillcolor="#d8d8d8 [2732]" stroked="f" strokeweight="1pt">
+                <v:stroke joinstyle="miter"/>
+                <v:path arrowok="t" o:connecttype="custom" o:connectlocs="829488,42448;5428437,42448;5428437,51745;829488,51745;829488,42448;829488,75890;5428437,75890;5428437,85187;829488,85187;829488,75890" o:connectangles="0,0,0,0,0,0,0,0,0,0"/>
+              </v:shape>
+            </w:pict>
+          </mc:Fallback>
+        </mc:AlternateContent>
+      </w:r>
+      <w:r>
+        <w:t>7.</w:t>
+      </w:r>
+      <w:r>
+        <w:t>4</w:t>
+      </w:r>
+      <w:r>
+        <w:t xml:space="preserve"> </w:t>
+      </w:r>
+      <w:r>
+        <w:t>Puntos de Función Ajustados</w:t>
+      </w:r>
+    </w:p>
+    <w:p>
+      <w:pPr>
+        <w:rPr>
+          <w:rFonts w:ascii="Baskerville" w:eastAsiaTheme="majorEastAsia" w:hAnsi="Baskerville" w:cstheme="majorBidi"/>
+          <w:color w:val="595959" w:themeColor="text1" w:themeTint="A6"/>
+          <w:spacing w:val="15"/>
+          <w:sz w:val="36"/>
+          <w:szCs w:val="32"/>
+        </w:rPr>
+      </w:pPr>
+    </w:p>
+    <w:p>
+      <w:pPr>
+        <w:rPr>
+          <w:rFonts w:ascii="Baskerville" w:eastAsiaTheme="majorEastAsia" w:hAnsi="Baskerville" w:cstheme="majorBidi"/>
+          <w:color w:val="595959" w:themeColor="text1" w:themeTint="A6"/>
+          <w:spacing w:val="15"/>
+          <w:sz w:val="36"/>
+          <w:szCs w:val="32"/>
+        </w:rPr>
+      </w:pPr>
+    </w:p>
+    <w:p>
+      <w:pPr>
+        <w:pStyle w:val="Heading2"/>
+      </w:pPr>
+      <w:r>
+        <w:rPr>
+          <w:noProof/>
+          <w:sz w:val="36"/>
+          <w:szCs w:val="32"/>
+        </w:rPr>
+        <mc:AlternateContent>
+          <mc:Choice Requires="wps">
+            <w:drawing>
+              <wp:anchor distT="0" distB="0" distL="114300" distR="114300" simplePos="0" relativeHeight="251658292" behindDoc="0" locked="0" layoutInCell="1" allowOverlap="1" wp14:anchorId="2B2BB519" wp14:editId="46CF5C65">
+                <wp:simplePos x="0" y="0"/>
+                <wp:positionH relativeFrom="column">
+                  <wp:posOffset>-840510</wp:posOffset>
+                </wp:positionH>
+                <wp:positionV relativeFrom="paragraph">
+                  <wp:posOffset>211802</wp:posOffset>
+                </wp:positionV>
+                <wp:extent cx="6257925" cy="127635"/>
+                <wp:effectExtent l="0" t="0" r="0" b="0"/>
+                <wp:wrapNone/>
+                <wp:docPr id="1683914100" name="Equal 21"/>
+                <wp:cNvGraphicFramePr/>
+                <a:graphic xmlns:a="http://schemas.openxmlformats.org/drawingml/2006/main">
+                  <a:graphicData uri="http://schemas.microsoft.com/office/word/2010/wordprocessingShape">
+                    <wps:wsp>
+                      <wps:cNvSpPr/>
+                      <wps:spPr>
+                        <a:xfrm>
+                          <a:off x="0" y="0"/>
+                          <a:ext cx="6257925" cy="127635"/>
+                        </a:xfrm>
+                        <a:prstGeom prst="mathEqual">
+                          <a:avLst>
+                            <a:gd name="adj1" fmla="val 7284"/>
+                            <a:gd name="adj2" fmla="val 18918"/>
+                          </a:avLst>
+                        </a:prstGeom>
+                        <a:solidFill>
+                          <a:schemeClr val="bg1">
+                            <a:lumMod val="85000"/>
+                          </a:schemeClr>
+                        </a:solidFill>
+                        <a:ln>
+                          <a:noFill/>
+                        </a:ln>
+                      </wps:spPr>
+                      <wps:style>
+                        <a:lnRef idx="2">
+                          <a:schemeClr val="dk1">
+                            <a:shade val="15000"/>
+                          </a:schemeClr>
+                        </a:lnRef>
+                        <a:fillRef idx="1">
+                          <a:schemeClr val="dk1"/>
+                        </a:fillRef>
+                        <a:effectRef idx="0">
+                          <a:schemeClr val="dk1"/>
+                        </a:effectRef>
+                        <a:fontRef idx="minor">
+                          <a:schemeClr val="lt1"/>
+                        </a:fontRef>
+                      </wps:style>
+                      <wps:bodyPr rot="0" spcFirstLastPara="0" vertOverflow="overflow" horzOverflow="overflow" vert="horz" wrap="square" lIns="91440" tIns="45720" rIns="91440" bIns="45720" numCol="1" spcCol="0" rtlCol="0" fromWordArt="0" anchor="ctr" anchorCtr="0" forceAA="0" compatLnSpc="1">
+                        <a:prstTxWarp prst="textNoShape">
+                          <a:avLst/>
+                        </a:prstTxWarp>
+                        <a:noAutofit/>
+                      </wps:bodyPr>
+                    </wps:wsp>
+                  </a:graphicData>
+                </a:graphic>
+                <wp14:sizeRelH relativeFrom="margin">
+                  <wp14:pctWidth>0</wp14:pctWidth>
+                </wp14:sizeRelH>
+                <wp14:sizeRelV relativeFrom="margin">
+                  <wp14:pctHeight>0</wp14:pctHeight>
+                </wp14:sizeRelV>
+              </wp:anchor>
+            </w:drawing>
+          </mc:Choice>
+          <mc:Fallback>
+            <w:pict>
+              <v:shape w14:anchorId="0D7F0381" id="Equal 21" o:spid="_x0000_s1026" style="position:absolute;margin-left:-66.2pt;margin-top:16.7pt;width:492.75pt;height:10.05pt;z-index:251658292;visibility:visible;mso-wrap-style:square;mso-width-percent:0;mso-height-percent:0;mso-wrap-distance-left:9pt;mso-wrap-distance-top:0;mso-wrap-distance-right:9pt;mso-wrap-distance-bottom:0;mso-position-horizontal:absolute;mso-position-horizontal-relative:text;mso-position-vertical:absolute;mso-position-vertical-relative:text;mso-width-percent:0;mso-height-percent:0;mso-width-relative:margin;mso-height-relative:margin;v-text-anchor:middle" coordsize="6257925,127635" o:gfxdata="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" path="m829488,42448r4598949,l5428437,51745r-4598949,l829488,42448xm829488,75890r4598949,l5428437,85187r-4598949,l829488,75890xe" fillcolor="#d8d8d8 [2732]" stroked="f" strokeweight="1pt">
+                <v:stroke joinstyle="miter"/>
+                <v:path arrowok="t" o:connecttype="custom" o:connectlocs="829488,42448;5428437,42448;5428437,51745;829488,51745;829488,42448;829488,75890;5428437,75890;5428437,85187;829488,85187;829488,75890" o:connectangles="0,0,0,0,0,0,0,0,0,0"/>
+              </v:shape>
+            </w:pict>
+          </mc:Fallback>
+        </mc:AlternateContent>
+      </w:r>
+      <w:r>
+        <w:t>7.</w:t>
+      </w:r>
+      <w:r>
+        <w:t>5</w:t>
+      </w:r>
+      <w:r>
+        <w:t xml:space="preserve"> </w:t>
+      </w:r>
+      <w:r>
+        <w:t>Estimación de Tiempo</w:t>
+      </w:r>
+    </w:p>
+    <w:p>
+      <w:pPr>
+        <w:spacing w:line="276" w:lineRule="auto"/>
+        <w:jc w:val="both"/>
+        <w:rPr>
+          <w:rFonts w:ascii="Baskerville" w:hAnsi="Baskerville"/>
+          <w:sz w:val="24"/>
+          <w:szCs w:val="24"/>
+        </w:rPr>
+      </w:pPr>
+      <w:r>
+        <w:rPr>
+          <w:rFonts w:ascii="Baskerville" w:hAnsi="Baskerville"/>
+          <w:sz w:val="24"/>
+          <w:szCs w:val="24"/>
+        </w:rPr>
+        <w:t>Dado</w:t>
+      </w:r>
+      <w:r>
+        <w:rPr>
+          <w:rFonts w:ascii="Baskerville" w:hAnsi="Baskerville"/>
+          <w:sz w:val="24"/>
+          <w:szCs w:val="24"/>
+        </w:rPr>
+        <w:t xml:space="preserve">s los puntos de función ajustados </w:t>
+      </w:r>
+      <w:r>
+        <w:rPr>
+          <w:rFonts w:ascii="Baskerville" w:hAnsi="Baskerville"/>
+          <w:sz w:val="24"/>
+          <w:szCs w:val="24"/>
+        </w:rPr>
+        <w:t xml:space="preserve">calculados </w:t>
+      </w:r>
+      <w:r>
+        <w:rPr>
+          <w:rFonts w:ascii="Baskerville" w:hAnsi="Baskerville"/>
+          <w:sz w:val="24"/>
+          <w:szCs w:val="24"/>
+        </w:rPr>
+        <w:t>en la sección anterior</w:t>
+      </w:r>
+      <w:r>
+        <w:rPr>
+          <w:rFonts w:ascii="Baskerville" w:hAnsi="Baskerville"/>
+          <w:sz w:val="24"/>
+          <w:szCs w:val="24"/>
+        </w:rPr>
+        <w:t>, ahora estimaremos</w:t>
+      </w:r>
+      <w:r>
+        <w:rPr>
+          <w:rFonts w:ascii="Baskerville" w:hAnsi="Baskerville"/>
+          <w:sz w:val="24"/>
+          <w:szCs w:val="24"/>
+        </w:rPr>
+        <w:t xml:space="preserve"> </w:t>
+      </w:r>
+      <w:r>
+        <w:rPr>
+          <w:rFonts w:ascii="Baskerville" w:hAnsi="Baskerville"/>
+          <w:sz w:val="24"/>
+          <w:szCs w:val="24"/>
+        </w:rPr>
+        <w:t>el esfuerzo total requerido para el desarrollo de</w:t>
+      </w:r>
+      <w:r>
+        <w:rPr>
+          <w:rFonts w:ascii="Baskerville" w:hAnsi="Baskerville"/>
+          <w:sz w:val="24"/>
+          <w:szCs w:val="24"/>
+        </w:rPr>
+        <w:t xml:space="preserve">l </w:t>
+      </w:r>
+      <w:r>
+        <w:rPr>
+          <w:rFonts w:ascii="Baskerville" w:hAnsi="Baskerville"/>
+          <w:sz w:val="24"/>
+          <w:szCs w:val="24"/>
+        </w:rPr>
+        <w:t>proyect</w:t>
+      </w:r>
+      <w:r>
+        <w:rPr>
+          <w:rFonts w:ascii="Baskerville" w:hAnsi="Baskerville"/>
+          <w:sz w:val="24"/>
+          <w:szCs w:val="24"/>
+        </w:rPr>
+        <w:t xml:space="preserve">o, tomando en cuenta que los desarrolladores contaran con una jornada </w:t>
+      </w:r>
+      <w:r>
+        <w:rPr>
+          <w:rFonts w:ascii="Baskerville" w:hAnsi="Baskerville"/>
+          <w:sz w:val="24"/>
+          <w:szCs w:val="24"/>
+        </w:rPr>
+        <w:t xml:space="preserve">laboral </w:t>
+      </w:r>
+      <w:r>
+        <w:rPr>
+          <w:rFonts w:ascii="Baskerville" w:hAnsi="Baskerville"/>
+          <w:sz w:val="24"/>
+          <w:szCs w:val="24"/>
+        </w:rPr>
+        <w:t xml:space="preserve">de 8 horas </w:t>
+      </w:r>
+      <w:r>
+        <w:rPr>
+          <w:rFonts w:ascii="Baskerville" w:hAnsi="Baskerville"/>
+          <w:sz w:val="24"/>
+          <w:szCs w:val="24"/>
+        </w:rPr>
+        <w:t xml:space="preserve">y </w:t>
+      </w:r>
+      <w:r>
+        <w:rPr>
+          <w:rFonts w:ascii="Baskerville" w:hAnsi="Baskerville"/>
+          <w:sz w:val="24"/>
+          <w:szCs w:val="24"/>
+        </w:rPr>
+        <w:t>trabajaran</w:t>
+      </w:r>
+      <w:r>
+        <w:rPr>
+          <w:rFonts w:ascii="Baskerville" w:hAnsi="Baskerville"/>
+          <w:sz w:val="24"/>
+          <w:szCs w:val="24"/>
+        </w:rPr>
+        <w:t xml:space="preserve"> 5 días de la semana</w:t>
+      </w:r>
+      <w:r>
+        <w:rPr>
+          <w:rFonts w:ascii="Baskerville" w:hAnsi="Baskerville"/>
+          <w:sz w:val="24"/>
+          <w:szCs w:val="24"/>
+        </w:rPr>
+        <w:t>:</w:t>
+      </w:r>
+    </w:p>
+    <w:p>
+      <w:pPr>
+        <w:jc w:val="both"/>
+        <w:rPr>
+          <w:rFonts w:ascii="Baskerville" w:hAnsi="Baskerville"/>
+          <w:sz w:val="24"/>
+          <w:szCs w:val="24"/>
+        </w:rPr>
+      </w:pPr>
+      <m:oMathPara>
+        <m:oMath>
+          <m:r>
+            <w:rPr>
+              <w:rFonts w:ascii="Cambria Math" w:hAnsi="Cambria Math"/>
+              <w:sz w:val="24"/>
+              <w:szCs w:val="24"/>
+            </w:rPr>
+            <w:lastRenderedPageBreak/>
+            <m:t>Esfuerzo=FP*8</m:t>
+          </m:r>
+          <m:r>
+            <w:rPr>
+              <w:rFonts w:ascii="Cambria Math" w:eastAsiaTheme="minorEastAsia" w:hAnsi="Cambria Math"/>
+              <w:sz w:val="24"/>
+              <w:szCs w:val="24"/>
+            </w:rPr>
+            <m:t xml:space="preserve">=77*8=616 </m:t>
+          </m:r>
+          <m:r>
+            <w:rPr>
+              <w:rFonts w:ascii="Cambria Math" w:eastAsiaTheme="minorEastAsia" w:hAnsi="Cambria Math"/>
+              <w:sz w:val="24"/>
+              <w:szCs w:val="24"/>
+            </w:rPr>
+            <m:t>horas/persona</m:t>
+          </m:r>
+        </m:oMath>
+      </m:oMathPara>
+    </w:p>
+    <w:p>
+      <w:pPr>
+        <w:jc w:val="both"/>
+        <w:rPr>
+          <w:rFonts w:ascii="Baskerville" w:hAnsi="Baskerville"/>
+          <w:sz w:val="24"/>
+          <w:szCs w:val="24"/>
+        </w:rPr>
+      </w:pPr>
+    </w:p>
+    <w:p>
+      <w:pPr>
+        <w:jc w:val="both"/>
+        <w:rPr>
+          <w:rFonts w:ascii="Baskerville" w:hAnsi="Baskerville"/>
+          <w:sz w:val="24"/>
+          <w:szCs w:val="24"/>
+        </w:rPr>
+      </w:pPr>
+      <w:r>
+        <w:rPr>
+          <w:rFonts w:ascii="Baskerville" w:hAnsi="Baskerville"/>
+          <w:sz w:val="24"/>
+          <w:szCs w:val="24"/>
+        </w:rPr>
+        <w:t xml:space="preserve">Y después definiremos las horas </w:t>
+      </w:r>
+      <w:r>
+        <w:rPr>
+          <w:rFonts w:ascii="Baskerville" w:hAnsi="Baskerville"/>
+          <w:sz w:val="24"/>
+          <w:szCs w:val="24"/>
+        </w:rPr>
+        <w:t>por desarrollador:</w:t>
+      </w:r>
+    </w:p>
+    <w:p>
+      <w:pPr>
+        <w:jc w:val="both"/>
+        <w:rPr>
+          <w:rFonts w:ascii="Baskerville" w:hAnsi="Baskerville"/>
+          <w:sz w:val="24"/>
+          <w:szCs w:val="24"/>
+        </w:rPr>
+      </w:pPr>
+    </w:p>
+    <w:p>
+      <w:pPr>
+        <w:jc w:val="both"/>
+        <w:rPr>
+          <w:rFonts w:ascii="Baskerville" w:hAnsi="Baskerville"/>
+          <w:sz w:val="24"/>
+          <w:szCs w:val="24"/>
+        </w:rPr>
+      </w:pPr>
+      <m:oMathPara>
+        <m:oMath>
+          <m:r>
+            <w:rPr>
+              <w:rFonts w:ascii="Cambria Math" w:hAnsi="Cambria Math"/>
+              <w:sz w:val="24"/>
+              <w:szCs w:val="24"/>
+            </w:rPr>
+            <m:t>Horas</m:t>
+          </m:r>
+          <m:r>
+            <w:rPr>
+              <w:rFonts w:ascii="Cambria Math" w:hAnsi="Cambria Math"/>
+              <w:sz w:val="24"/>
+              <w:szCs w:val="24"/>
+            </w:rPr>
+            <m:t>=</m:t>
+          </m:r>
+          <m:f>
+            <m:fPr>
+              <m:ctrlPr>
+                <w:rPr>
+                  <w:rFonts w:ascii="Cambria Math" w:eastAsiaTheme="minorEastAsia" w:hAnsi="Cambria Math"/>
+                  <w:i/>
+                  <w:sz w:val="24"/>
+                  <w:szCs w:val="24"/>
+                </w:rPr>
+              </m:ctrlPr>
+            </m:fPr>
+            <m:num>
+              <m:r>
+                <w:rPr>
+                  <w:rFonts w:ascii="Cambria Math" w:eastAsiaTheme="minorEastAsia" w:hAnsi="Cambria Math"/>
+                  <w:sz w:val="24"/>
+                  <w:szCs w:val="24"/>
+                </w:rPr>
+                <m:t>616</m:t>
+              </m:r>
+            </m:num>
+            <m:den>
+              <m:r>
+                <w:rPr>
+                  <w:rFonts w:ascii="Cambria Math" w:eastAsiaTheme="minorEastAsia" w:hAnsi="Cambria Math"/>
+                  <w:sz w:val="24"/>
+                  <w:szCs w:val="24"/>
+                </w:rPr>
+                <m:t>2</m:t>
+              </m:r>
+            </m:den>
+          </m:f>
+          <m:r>
+            <w:rPr>
+              <w:rFonts w:ascii="Cambria Math" w:eastAsiaTheme="minorEastAsia" w:hAnsi="Cambria Math"/>
+              <w:sz w:val="24"/>
+              <w:szCs w:val="24"/>
+            </w:rPr>
+            <m:t>=</m:t>
+          </m:r>
+          <m:r>
+            <w:rPr>
+              <w:rFonts w:ascii="Cambria Math" w:eastAsiaTheme="minorEastAsia" w:hAnsi="Cambria Math"/>
+              <w:sz w:val="24"/>
+              <w:szCs w:val="24"/>
+            </w:rPr>
+            <m:t xml:space="preserve">308 </m:t>
+          </m:r>
+          <m:r>
+            <w:rPr>
+              <w:rFonts w:ascii="Cambria Math" w:eastAsiaTheme="minorEastAsia" w:hAnsi="Cambria Math"/>
+              <w:sz w:val="24"/>
+              <w:szCs w:val="24"/>
+            </w:rPr>
+            <m:t>hora</m:t>
+          </m:r>
+          <m:r>
+            <w:rPr>
+              <w:rFonts w:ascii="Cambria Math" w:eastAsiaTheme="minorEastAsia" w:hAnsi="Cambria Math"/>
+              <w:sz w:val="24"/>
+              <w:szCs w:val="24"/>
+            </w:rPr>
+            <m:t>s*</m:t>
+          </m:r>
+          <m:r>
+            <w:rPr>
+              <w:rFonts w:ascii="Cambria Math" w:eastAsiaTheme="minorEastAsia" w:hAnsi="Cambria Math"/>
+              <w:sz w:val="24"/>
+              <w:szCs w:val="24"/>
+            </w:rPr>
+            <m:t>persona</m:t>
+          </m:r>
+        </m:oMath>
+      </m:oMathPara>
+    </w:p>
+    <w:p>
+      <w:pPr>
+        <w:jc w:val="both"/>
+        <w:rPr>
+          <w:rFonts w:ascii="Baskerville" w:hAnsi="Baskerville"/>
+          <w:sz w:val="24"/>
+          <w:szCs w:val="24"/>
+        </w:rPr>
+      </w:pPr>
+    </w:p>
+    <w:p>
+      <w:pPr>
+        <w:jc w:val="both"/>
+        <w:rPr>
+          <w:rFonts w:ascii="Baskerville" w:hAnsi="Baskerville"/>
+          <w:sz w:val="24"/>
+          <w:szCs w:val="24"/>
+        </w:rPr>
+      </w:pPr>
+      <w:r>
+        <w:rPr>
+          <w:rFonts w:ascii="Baskerville" w:hAnsi="Baskerville"/>
+          <w:sz w:val="24"/>
+          <w:szCs w:val="24"/>
+        </w:rPr>
+        <w:t xml:space="preserve">Asumiremos que los desarrolladores </w:t>
+      </w:r>
+      <w:r>
+        <w:rPr>
+          <w:rFonts w:ascii="Baskerville" w:hAnsi="Baskerville"/>
+          <w:sz w:val="24"/>
+          <w:szCs w:val="24"/>
+        </w:rPr>
+        <w:t>solo cuentan con 5 horas efectivas de trabajo sin interrupción:</w:t>
+      </w:r>
+    </w:p>
+    <w:p>
+      <w:pPr>
+        <w:jc w:val="both"/>
+        <w:rPr>
+          <w:rFonts w:ascii="Baskerville" w:hAnsi="Baskerville"/>
+          <w:sz w:val="24"/>
+          <w:szCs w:val="24"/>
+        </w:rPr>
+      </w:pPr>
+    </w:p>
+    <w:p>
+      <w:pPr>
+        <w:jc w:val="both"/>
+        <w:rPr>
+          <w:rFonts w:ascii="Baskerville" w:eastAsiaTheme="majorEastAsia" w:hAnsi="Baskerville" w:cstheme="majorBidi"/>
+          <w:color w:val="595959" w:themeColor="text1" w:themeTint="A6"/>
+          <w:spacing w:val="15"/>
+          <w:sz w:val="36"/>
+          <w:szCs w:val="32"/>
+        </w:rPr>
+      </w:pPr>
+      <m:oMathPara>
+        <m:oMath>
+          <m:r>
+            <w:rPr>
+              <w:rFonts w:ascii="Cambria Math" w:hAnsi="Cambria Math"/>
+              <w:sz w:val="24"/>
+              <w:szCs w:val="24"/>
+            </w:rPr>
+            <m:t>Horas</m:t>
+          </m:r>
+          <m:r>
+            <w:rPr>
+              <w:rFonts w:ascii="Cambria Math" w:hAnsi="Cambria Math"/>
+              <w:sz w:val="24"/>
+              <w:szCs w:val="24"/>
+            </w:rPr>
+            <m:t>Semanales</m:t>
+          </m:r>
+          <m:r>
+            <w:rPr>
+              <w:rFonts w:ascii="Cambria Math" w:hAnsi="Cambria Math"/>
+              <w:sz w:val="24"/>
+              <w:szCs w:val="24"/>
+            </w:rPr>
+            <m:t>=</m:t>
+          </m:r>
+          <m:r>
+            <w:rPr>
+              <w:rFonts w:ascii="Cambria Math" w:hAnsi="Cambria Math"/>
+              <w:sz w:val="24"/>
+              <w:szCs w:val="24"/>
+            </w:rPr>
+            <m:t>5</m:t>
+          </m:r>
+          <m:r>
+            <w:rPr>
+              <w:rFonts w:ascii="Cambria Math" w:eastAsiaTheme="minorEastAsia" w:hAnsi="Cambria Math"/>
+              <w:sz w:val="24"/>
+              <w:szCs w:val="24"/>
+            </w:rPr>
+            <m:t xml:space="preserve"> ho</m:t>
+          </m:r>
+          <m:r>
+            <w:rPr>
+              <w:rFonts w:ascii="Cambria Math" w:eastAsiaTheme="minorEastAsia" w:hAnsi="Cambria Math"/>
+              <w:sz w:val="24"/>
+              <w:szCs w:val="24"/>
+            </w:rPr>
+            <m:t xml:space="preserve">ras*5 dias=25 </m:t>
+          </m:r>
+          <m:r>
+            <w:rPr>
+              <w:rFonts w:ascii="Cambria Math" w:eastAsiaTheme="minorEastAsia" w:hAnsi="Cambria Math"/>
+              <w:sz w:val="24"/>
+              <w:szCs w:val="24"/>
+            </w:rPr>
+            <m:t xml:space="preserve">hrs*semana </m:t>
+          </m:r>
+          <m:r>
+            <w:rPr>
+              <w:rFonts w:ascii="Cambria Math" w:eastAsiaTheme="minorEastAsia" w:hAnsi="Cambria Math"/>
+              <w:sz w:val="24"/>
+              <w:szCs w:val="24"/>
+            </w:rPr>
+            <m:t xml:space="preserve"> </m:t>
+          </m:r>
+        </m:oMath>
+      </m:oMathPara>
+    </w:p>
+    <w:p>
+      <w:pPr>
+        <w:rPr>
+          <w:rFonts w:ascii="Baskerville" w:eastAsiaTheme="majorEastAsia" w:hAnsi="Baskerville" w:cstheme="majorBidi"/>
+          <w:color w:val="595959" w:themeColor="text1" w:themeTint="A6"/>
+          <w:spacing w:val="15"/>
+          <w:sz w:val="36"/>
+          <w:szCs w:val="32"/>
+        </w:rPr>
+      </w:pPr>
+    </w:p>
+    <w:p>
+      <w:pPr>
+        <w:rPr>
+          <w:rFonts w:ascii="Baskerville" w:hAnsi="Baskerville"/>
+          <w:sz w:val="24"/>
+          <w:szCs w:val="24"/>
+        </w:rPr>
+      </w:pPr>
+      <w:r>
+        <w:rPr>
+          <w:rFonts w:ascii="Baskerville" w:hAnsi="Baskerville"/>
+          <w:sz w:val="24"/>
+          <w:szCs w:val="24"/>
+        </w:rPr>
+        <w:t>La duración ideal de nuestro proyecto será de:</w:t>
+      </w:r>
+    </w:p>
+    <w:p>
+      <w:pPr>
+        <w:rPr>
+          <w:rFonts w:ascii="Baskerville" w:hAnsi="Baskerville"/>
+          <w:sz w:val="24"/>
+          <w:szCs w:val="24"/>
+        </w:rPr>
+      </w:pPr>
+    </w:p>
+    <w:p>
+      <w:pPr>
+        <w:jc w:val="both"/>
+        <w:rPr>
+          <w:rFonts w:ascii="Baskerville" w:eastAsiaTheme="majorEastAsia" w:hAnsi="Baskerville" w:cstheme="majorBidi"/>
+          <w:sz w:val="24"/>
+          <w:szCs w:val="24"/>
+        </w:rPr>
+      </w:pPr>
+      <m:oMathPara>
+        <m:oMath>
+          <m:r>
+            <w:rPr>
+              <w:rFonts w:ascii="Cambria Math" w:hAnsi="Cambria Math"/>
+              <w:sz w:val="24"/>
+              <w:szCs w:val="24"/>
+            </w:rPr>
+            <m:t>duracionIdeal</m:t>
+          </m:r>
+          <m:r>
+            <w:rPr>
+              <w:rFonts w:ascii="Cambria Math" w:hAnsi="Cambria Math"/>
+              <w:sz w:val="24"/>
+              <w:szCs w:val="24"/>
+            </w:rPr>
+            <m:t>=</m:t>
+          </m:r>
+          <m:f>
+            <m:fPr>
+              <m:ctrlPr>
+                <w:rPr>
+                  <w:rFonts w:ascii="Cambria Math" w:hAnsi="Cambria Math"/>
+                  <w:i/>
+                  <w:sz w:val="24"/>
+                  <w:szCs w:val="24"/>
+                </w:rPr>
+              </m:ctrlPr>
+            </m:fPr>
+            <m:num>
+              <m:r>
+                <w:rPr>
+                  <w:rFonts w:ascii="Cambria Math" w:hAnsi="Cambria Math"/>
+                  <w:sz w:val="24"/>
+                  <w:szCs w:val="24"/>
+                </w:rPr>
+                <m:t>308</m:t>
+              </m:r>
+            </m:num>
+            <m:den>
+              <m:r>
+                <w:rPr>
+                  <w:rFonts w:ascii="Cambria Math" w:hAnsi="Cambria Math"/>
+                  <w:sz w:val="24"/>
+                  <w:szCs w:val="24"/>
+                </w:rPr>
+                <m:t>25</m:t>
+              </m:r>
+            </m:den>
+          </m:f>
+          <m:r>
+            <w:rPr>
+              <w:rFonts w:ascii="Cambria Math" w:hAnsi="Cambria Math"/>
+              <w:sz w:val="24"/>
+              <w:szCs w:val="24"/>
+            </w:rPr>
+            <m:t>=12.32 semanas</m:t>
+          </m:r>
+        </m:oMath>
+      </m:oMathPara>
+    </w:p>
+    <w:p>
+      <w:pPr>
+        <w:jc w:val="both"/>
+        <w:rPr>
+          <w:rFonts w:ascii="Baskerville" w:eastAsiaTheme="majorEastAsia" w:hAnsi="Baskerville" w:cstheme="majorBidi"/>
+          <w:color w:val="595959" w:themeColor="text1" w:themeTint="A6"/>
+          <w:spacing w:val="15"/>
+          <w:sz w:val="36"/>
+          <w:szCs w:val="32"/>
+        </w:rPr>
+      </w:pPr>
+    </w:p>
+    <w:p>
+      <w:pPr>
+        <w:rPr>
+          <w:rFonts w:ascii="Baskerville" w:hAnsi="Baskerville"/>
+          <w:sz w:val="24"/>
+          <w:szCs w:val="24"/>
+        </w:rPr>
+      </w:pPr>
+      <w:r>
+        <w:rPr>
+          <w:rFonts w:ascii="Baskerville" w:hAnsi="Baskerville"/>
+          <w:sz w:val="24"/>
+          <w:szCs w:val="24"/>
+        </w:rPr>
+        <w:t xml:space="preserve">Nuestro tiempo ideal de desarrollo será de </w:t>
+      </w:r>
+      <w:r>
+        <w:rPr>
+          <w:rFonts w:ascii="Baskerville" w:hAnsi="Baskerville"/>
+          <w:sz w:val="24"/>
+          <w:szCs w:val="24"/>
+        </w:rPr>
+        <w:t xml:space="preserve">aproximadamente </w:t>
+      </w:r>
+      <w:r>
+        <w:rPr>
+          <w:rFonts w:ascii="Baskerville" w:hAnsi="Baskerville"/>
+          <w:b/>
+          <w:bCs/>
+          <w:sz w:val="24"/>
+          <w:szCs w:val="24"/>
+        </w:rPr>
+        <w:t>3</w:t>
+      </w:r>
+      <w:r>
+        <w:rPr>
+          <w:rFonts w:ascii="Baskerville" w:hAnsi="Baskerville"/>
+          <w:b/>
+          <w:bCs/>
+          <w:sz w:val="24"/>
+          <w:szCs w:val="24"/>
+        </w:rPr>
+        <w:t xml:space="preserve"> meses</w:t>
+      </w:r>
+      <w:r>
+        <w:rPr>
+          <w:rFonts w:ascii="Baskerville" w:hAnsi="Baskerville"/>
+          <w:sz w:val="24"/>
+          <w:szCs w:val="24"/>
+        </w:rPr>
+        <w:t>, debido a que es probable que se presenten inconvenientes que retrasen el desarrollo del proyecto, agregaremos un margen del 30%</w:t>
+      </w:r>
+      <w:r>
+        <w:rPr>
+          <w:rFonts w:ascii="Baskerville" w:hAnsi="Baskerville"/>
+          <w:sz w:val="24"/>
+          <w:szCs w:val="24"/>
+        </w:rPr>
+        <w:t xml:space="preserve"> a nuestro tiempo de desarrollo:</w:t>
+      </w:r>
+    </w:p>
+    <w:p>
+      <w:pPr>
+        <w:rPr>
+          <w:rFonts w:ascii="Baskerville" w:hAnsi="Baskerville"/>
+          <w:sz w:val="24"/>
+          <w:szCs w:val="24"/>
+        </w:rPr>
+      </w:pPr>
+    </w:p>
+    <w:p>
+      <w:pPr>
+        <w:jc w:val="both"/>
+        <w:rPr>
+          <w:rFonts w:ascii="Baskerville" w:eastAsiaTheme="majorEastAsia" w:hAnsi="Baskerville" w:cstheme="majorBidi"/>
+          <w:sz w:val="24"/>
+          <w:szCs w:val="24"/>
+        </w:rPr>
+      </w:pPr>
+      <m:oMathPara>
+        <m:oMath>
+          <m:r>
+            <w:rPr>
+              <w:rFonts w:ascii="Cambria Math" w:hAnsi="Cambria Math"/>
+              <w:sz w:val="24"/>
+              <w:szCs w:val="24"/>
+            </w:rPr>
+            <m:t>duracion</m:t>
+          </m:r>
+          <m:r>
+            <w:rPr>
+              <w:rFonts w:ascii="Cambria Math" w:hAnsi="Cambria Math"/>
+              <w:sz w:val="24"/>
+              <w:szCs w:val="24"/>
+            </w:rPr>
+            <m:t>Real</m:t>
+          </m:r>
+          <m:r>
+            <w:rPr>
+              <w:rFonts w:ascii="Cambria Math" w:hAnsi="Cambria Math"/>
+              <w:sz w:val="24"/>
+              <w:szCs w:val="24"/>
+            </w:rPr>
+            <m:t>=12.32</m:t>
+          </m:r>
+          <m:r>
+            <w:rPr>
+              <w:rFonts w:ascii="Cambria Math" w:hAnsi="Cambria Math"/>
+              <w:sz w:val="24"/>
+              <w:szCs w:val="24"/>
+            </w:rPr>
+            <m:t>*1.3=16.01 semas</m:t>
+          </m:r>
+        </m:oMath>
+      </m:oMathPara>
+    </w:p>
+    <w:p>
+      <w:pPr>
+        <w:rPr>
+          <w:rFonts w:ascii="Baskerville" w:hAnsi="Baskerville"/>
+          <w:sz w:val="24"/>
+          <w:szCs w:val="24"/>
+        </w:rPr>
+      </w:pPr>
+    </w:p>
+    <w:p>
+      <w:pPr>
+        <w:rPr>
+          <w:rFonts w:ascii="Baskerville" w:eastAsiaTheme="majorEastAsia" w:hAnsi="Baskerville" w:cstheme="majorBidi"/>
+          <w:color w:val="595959" w:themeColor="text1" w:themeTint="A6"/>
+          <w:spacing w:val="15"/>
+          <w:sz w:val="36"/>
+          <w:szCs w:val="32"/>
+        </w:rPr>
+      </w:pPr>
+      <w:r>
+        <w:rPr>
+          <w:rFonts w:ascii="Baskerville" w:hAnsi="Baskerville"/>
+          <w:sz w:val="24"/>
+          <w:szCs w:val="24"/>
+        </w:rPr>
+        <w:t xml:space="preserve">El proyecto requerirá de </w:t>
+      </w:r>
+      <w:r>
+        <w:rPr>
+          <w:rFonts w:ascii="Baskerville" w:hAnsi="Baskerville"/>
+          <w:b/>
+          <w:bCs/>
+          <w:sz w:val="24"/>
+          <w:szCs w:val="24"/>
+        </w:rPr>
+        <w:t>4 meses</w:t>
+      </w:r>
+      <w:r>
+        <w:rPr>
+          <w:rFonts w:ascii="Baskerville" w:hAnsi="Baskerville"/>
+          <w:sz w:val="24"/>
+          <w:szCs w:val="24"/>
+        </w:rPr>
+        <w:t xml:space="preserve"> de desarrollo activo para llegar a terminarlo.</w:t>
+      </w:r>
+    </w:p>
+    <w:p>
+      <w:pPr>
+        <w:jc w:val="center"/>
+        <w:rPr>
+          <w:rFonts w:ascii="Baskerville" w:eastAsiaTheme="majorEastAsia" w:hAnsi="Baskerville" w:cstheme="majorBidi"/>
+          <w:color w:val="595959" w:themeColor="text1" w:themeTint="A6"/>
+          <w:spacing w:val="15"/>
+          <w:sz w:val="36"/>
+          <w:szCs w:val="32"/>
+        </w:rPr>
+      </w:pPr>
+    </w:p>
+    <w:p>
+      <w:pPr>
+        <w:jc w:val="center"/>
+        <w:rPr>
+          <w:rFonts w:ascii="Baskerville" w:eastAsiaTheme="majorEastAsia" w:hAnsi="Baskerville" w:cstheme="majorBidi"/>
+          <w:color w:val="595959" w:themeColor="text1" w:themeTint="A6"/>
+          <w:spacing w:val="15"/>
+          <w:sz w:val="36"/>
+          <w:szCs w:val="32"/>
+        </w:rPr>
+      </w:pPr>
+    </w:p>
+    <w:p>
+      <w:pPr>
+        <w:pStyle w:val="Heading2"/>
+      </w:pPr>
+      <w:r>
+        <w:rPr>
+          <w:noProof/>
+          <w:sz w:val="36"/>
+          <w:szCs w:val="32"/>
+        </w:rPr>
+        <mc:AlternateContent>
+          <mc:Choice Requires="wps">
+            <w:drawing>
+              <wp:anchor distT="0" distB="0" distL="114300" distR="114300" simplePos="0" relativeHeight="251658296" behindDoc="0" locked="0" layoutInCell="1" allowOverlap="1" wp14:anchorId="72376584" wp14:editId="523E67D9">
+                <wp:simplePos x="0" y="0"/>
+                <wp:positionH relativeFrom="column">
+                  <wp:posOffset>-840510</wp:posOffset>
+                </wp:positionH>
+                <wp:positionV relativeFrom="paragraph">
+                  <wp:posOffset>211802</wp:posOffset>
+                </wp:positionV>
+                <wp:extent cx="6257925" cy="127635"/>
+                <wp:effectExtent l="0" t="0" r="0" b="0"/>
+                <wp:wrapNone/>
+                <wp:docPr id="1701153761" name="Equal 21"/>
+                <wp:cNvGraphicFramePr/>
+                <a:graphic xmlns:a="http://schemas.openxmlformats.org/drawingml/2006/main">
+                  <a:graphicData uri="http://schemas.microsoft.com/office/word/2010/wordprocessingShape">
+                    <wps:wsp>
+                      <wps:cNvSpPr/>
+                      <wps:spPr>
+                        <a:xfrm>
+                          <a:off x="0" y="0"/>
+                          <a:ext cx="6257925" cy="127635"/>
+                        </a:xfrm>
+                        <a:prstGeom prst="mathEqual">
+                          <a:avLst>
+                            <a:gd name="adj1" fmla="val 7284"/>
+                            <a:gd name="adj2" fmla="val 18918"/>
+                          </a:avLst>
+                        </a:prstGeom>
+                        <a:solidFill>
+                          <a:schemeClr val="bg1">
+                            <a:lumMod val="85000"/>
+                          </a:schemeClr>
+                        </a:solidFill>
+                        <a:ln>
+                          <a:noFill/>
+                        </a:ln>
+                      </wps:spPr>
+                      <wps:style>
+                        <a:lnRef idx="2">
+                          <a:schemeClr val="dk1">
+                            <a:shade val="15000"/>
+                          </a:schemeClr>
+                        </a:lnRef>
+                        <a:fillRef idx="1">
+                          <a:schemeClr val="dk1"/>
+                        </a:fillRef>
+                        <a:effectRef idx="0">
+                          <a:schemeClr val="dk1"/>
+                        </a:effectRef>
+                        <a:fontRef idx="minor">
+                          <a:schemeClr val="lt1"/>
+                        </a:fontRef>
+                      </wps:style>
+                      <wps:bodyPr rot="0" spcFirstLastPara="0" vertOverflow="overflow" horzOverflow="overflow" vert="horz" wrap="square" lIns="91440" tIns="45720" rIns="91440" bIns="45720" numCol="1" spcCol="0" rtlCol="0" fromWordArt="0" anchor="ctr" anchorCtr="0" forceAA="0" compatLnSpc="1">
+                        <a:prstTxWarp prst="textNoShape">
+                          <a:avLst/>
+                        </a:prstTxWarp>
+                        <a:noAutofit/>
+                      </wps:bodyPr>
+                    </wps:wsp>
+                  </a:graphicData>
+                </a:graphic>
+                <wp14:sizeRelH relativeFrom="margin">
+                  <wp14:pctWidth>0</wp14:pctWidth>
+                </wp14:sizeRelH>
+                <wp14:sizeRelV relativeFrom="margin">
+                  <wp14:pctHeight>0</wp14:pctHeight>
+                </wp14:sizeRelV>
+              </wp:anchor>
+            </w:drawing>
+          </mc:Choice>
+          <mc:Fallback>
+            <w:pict>
+              <v:shape w14:anchorId="7F78E82C" id="Equal 21" o:spid="_x0000_s1026" style="position:absolute;margin-left:-66.2pt;margin-top:16.7pt;width:492.75pt;height:10.05pt;z-index:251658296;visibility:visible;mso-wrap-style:square;mso-width-percent:0;mso-height-percent:0;mso-wrap-distance-left:9pt;mso-wrap-distance-top:0;mso-wrap-distance-right:9pt;mso-wrap-distance-bottom:0;mso-position-horizontal:absolute;mso-position-horizontal-relative:text;mso-position-vertical:absolute;mso-position-vertical-relative:text;mso-width-percent:0;mso-height-percent:0;mso-width-relative:margin;mso-height-relative:margin;v-text-anchor:middle" coordsize="6257925,127635" o:gfxdata="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" path="m829488,42448r4598949,l5428437,51745r-4598949,l829488,42448xm829488,75890r4598949,l5428437,85187r-4598949,l829488,75890xe" fillcolor="#d8d8d8 [2732]" stroked="f" strokeweight="1pt">
+                <v:stroke joinstyle="miter"/>
+                <v:path arrowok="t" o:connecttype="custom" o:connectlocs="829488,42448;5428437,42448;5428437,51745;829488,51745;829488,42448;829488,75890;5428437,75890;5428437,85187;829488,85187;829488,75890" o:connectangles="0,0,0,0,0,0,0,0,0,0"/>
+              </v:shape>
+            </w:pict>
+          </mc:Fallback>
+        </mc:AlternateContent>
+      </w:r>
+      <w:r>
+        <w:t>7.</w:t>
+      </w:r>
+      <w:r>
+        <w:t>6</w:t>
+      </w:r>
+      <w:r>
+        <w:t xml:space="preserve"> </w:t>
+      </w:r>
+      <w:r>
+        <w:t xml:space="preserve">Estimación de </w:t>
+      </w:r>
+      <w:r>
+        <w:t>Costos</w:t>
+      </w:r>
+    </w:p>
+    <w:p>
+      <w:pPr>
+        <w:pStyle w:val="Subtitle"/>
+        <w:rPr>
+          <w:rStyle w:val="Emphasis"/>
+        </w:rPr>
+      </w:pPr>
+      <w:r>
+        <w:tab/>
+      </w:r>
+      <w:r>
+        <w:rPr>
+          <w:rStyle w:val="Emphasis"/>
+        </w:rPr>
+        <w:t>Sueldos</w:t>
+      </w:r>
+    </w:p>
+    <w:p>
+      <w:pPr>
+        <w:rPr>
+          <w:rFonts w:ascii="Baskerville" w:hAnsi="Baskerville"/>
+          <w:sz w:val="24"/>
+          <w:szCs w:val="24"/>
+        </w:rPr>
+      </w:pPr>
+      <w:r>
+        <w:rPr>
+          <w:rFonts w:ascii="Baskerville" w:hAnsi="Baskerville"/>
+          <w:noProof/>
+          <w:sz w:val="24"/>
+          <w:szCs w:val="24"/>
         </w:rPr>
         <w:lastRenderedPageBreak/>
         <mc:AlternateContent>
           <mc:Choice Requires="wps">
             <w:drawing>
-              <wp:anchor distT="0" distB="0" distL="114300" distR="114300" simplePos="0" relativeHeight="251658281" behindDoc="0" locked="0" layoutInCell="1" allowOverlap="1" wp14:anchorId="09E1FDD3" wp14:editId="3DD34013">
+              <wp:anchor distT="0" distB="0" distL="114300" distR="114300" simplePos="0" relativeHeight="251658298" behindDoc="0" locked="0" layoutInCell="1" allowOverlap="1" wp14:anchorId="673B1B89" wp14:editId="77D80198">
+                <wp:simplePos x="0" y="0"/>
+                <wp:positionH relativeFrom="column">
+                  <wp:posOffset>257175</wp:posOffset>
+                </wp:positionH>
+                <wp:positionV relativeFrom="paragraph">
+                  <wp:posOffset>604887</wp:posOffset>
+                </wp:positionV>
+                <wp:extent cx="5177790" cy="1405255"/>
+                <wp:effectExtent l="0" t="0" r="3810" b="4445"/>
+                <wp:wrapTopAndBottom/>
+                <wp:docPr id="1208752847" name="Text Box 58"/>
+                <wp:cNvGraphicFramePr/>
+                <a:graphic xmlns:a="http://schemas.openxmlformats.org/drawingml/2006/main">
+                  <a:graphicData uri="http://schemas.microsoft.com/office/word/2010/wordprocessingShape">
+                    <wps:wsp>
+                      <wps:cNvSpPr txBox="1"/>
+                      <wps:spPr>
+                        <a:xfrm>
+                          <a:off x="0" y="0"/>
+                          <a:ext cx="5177790" cy="1405255"/>
+                        </a:xfrm>
+                        <a:prstGeom prst="rect">
+                          <a:avLst/>
+                        </a:prstGeom>
+                        <a:solidFill>
+                          <a:schemeClr val="bg1">
+                            <a:lumMod val="95000"/>
+                          </a:schemeClr>
+                        </a:solidFill>
+                        <a:ln w="6350">
+                          <a:noFill/>
+                        </a:ln>
+                      </wps:spPr>
+                      <wps:txbx>
+                        <w:txbxContent>
+                          <w:p>
+                            <w:pPr>
+                              <w:rPr>
+                                <w:rFonts w:ascii="Baskerville" w:hAnsi="Baskerville"/>
+                                <w:sz w:val="28"/>
+                                <w:szCs w:val="28"/>
+                              </w:rPr>
+                            </w:pPr>
+                            <w:r>
+                              <w:rPr>
+                                <w:rFonts w:ascii="Baskerville" w:hAnsi="Baskerville"/>
+                                <w:sz w:val="28"/>
+                                <w:szCs w:val="28"/>
+                              </w:rPr>
+                              <w:t>Sueld</w:t>
+                            </w:r>
+                            <w:r>
+                              <w:rPr>
+                                <w:rFonts w:ascii="Baskerville" w:hAnsi="Baskerville"/>
+                                <w:sz w:val="28"/>
+                                <w:szCs w:val="28"/>
+                              </w:rPr>
+                              <w:t xml:space="preserve">o por </w:t>
+                            </w:r>
+                            <w:r>
+                              <w:rPr>
+                                <w:rFonts w:ascii="Baskerville" w:hAnsi="Baskerville"/>
+                                <w:sz w:val="28"/>
+                                <w:szCs w:val="28"/>
+                              </w:rPr>
+                              <w:t>D</w:t>
+                            </w:r>
+                            <w:r>
+                              <w:rPr>
+                                <w:rFonts w:ascii="Baskerville" w:hAnsi="Baskerville"/>
+                                <w:sz w:val="28"/>
+                                <w:szCs w:val="28"/>
+                              </w:rPr>
+                              <w:t>esarrollador</w:t>
+                            </w:r>
+                            <w:r>
+                              <w:rPr>
+                                <w:rFonts w:ascii="Baskerville" w:hAnsi="Baskerville"/>
+                                <w:sz w:val="28"/>
+                                <w:szCs w:val="28"/>
+                              </w:rPr>
+                              <w:t xml:space="preserve"> Mensual </w:t>
+                            </w:r>
+                            <w:r>
+                              <w:rPr>
+                                <w:rFonts w:ascii="Baskerville" w:hAnsi="Baskerville"/>
+                                <w:sz w:val="28"/>
+                                <w:szCs w:val="28"/>
+                              </w:rPr>
+                              <w:tab/>
+                              <w:t xml:space="preserve">$1,800 </w:t>
+                            </w:r>
+                            <w:r>
+                              <w:rPr>
+                                <w:rFonts w:ascii="Baskerville" w:hAnsi="Baskerville"/>
+                                <w:sz w:val="28"/>
+                                <w:szCs w:val="28"/>
+                              </w:rPr>
+                              <w:t>USD</w:t>
+                            </w:r>
+                          </w:p>
+                          <w:p>
+                            <w:pPr>
+                              <w:rPr>
+                                <w:rFonts w:ascii="Baskerville" w:hAnsi="Baskerville"/>
+                                <w:sz w:val="24"/>
+                                <w:szCs w:val="24"/>
+                              </w:rPr>
+                            </w:pPr>
+                          </w:p>
+                          <w:p>
+                            <w:pPr>
+                              <w:jc w:val="both"/>
+                              <w:rPr>
+                                <w:rFonts w:eastAsiaTheme="minorEastAsia"/>
+                                <w:sz w:val="24"/>
+                                <w:szCs w:val="24"/>
+                              </w:rPr>
+                            </w:pPr>
+                            <m:oMathPara>
+                              <m:oMath>
+                                <m:r>
+                                  <w:rPr>
+                                    <w:rFonts w:ascii="Cambria Math" w:hAnsi="Cambria Math"/>
+                                    <w:sz w:val="24"/>
+                                    <w:szCs w:val="24"/>
+                                  </w:rPr>
+                                  <m:t>sueldos</m:t>
+                                </m:r>
+                                <m:r>
+                                  <w:rPr>
+                                    <w:rFonts w:ascii="Cambria Math" w:hAnsi="Cambria Math"/>
+                                    <w:sz w:val="24"/>
+                                    <w:szCs w:val="24"/>
+                                  </w:rPr>
+                                  <m:t>=</m:t>
+                                </m:r>
+                                <m:r>
+                                  <w:rPr>
+                                    <w:rFonts w:ascii="Cambria Math" w:hAnsi="Cambria Math"/>
+                                    <w:sz w:val="24"/>
+                                    <w:szCs w:val="24"/>
+                                  </w:rPr>
+                                  <m:t>1,800 USD*2 desarrolladores*4 meses=</m:t>
+                                </m:r>
+                                <m:r>
+                                  <w:rPr>
+                                    <w:rFonts w:ascii="Cambria Math" w:hAnsi="Cambria Math"/>
+                                    <w:sz w:val="24"/>
+                                    <w:szCs w:val="24"/>
+                                  </w:rPr>
+                                  <m:t>$14,400 USD</m:t>
+                                </m:r>
+                                <m:r>
+                                  <w:rPr>
+                                    <w:rFonts w:ascii="Cambria Math" w:hAnsi="Cambria Math"/>
+                                    <w:sz w:val="24"/>
+                                    <w:szCs w:val="24"/>
+                                  </w:rPr>
+                                  <m:t xml:space="preserve"> </m:t>
+                                </m:r>
+                              </m:oMath>
+                            </m:oMathPara>
+                          </w:p>
+                          <w:p>
+                            <w:pPr>
+                              <w:jc w:val="both"/>
+                            </w:pPr>
+                          </w:p>
+                        </w:txbxContent>
+                      </wps:txbx>
+                      <wps:bodyPr rot="0" spcFirstLastPara="0" vertOverflow="overflow" horzOverflow="overflow" vert="horz" wrap="square" lIns="91440" tIns="45720" rIns="91440" bIns="45720" numCol="1" spcCol="0" rtlCol="0" fromWordArt="0" anchor="t" anchorCtr="0" forceAA="0" compatLnSpc="1">
+                        <a:prstTxWarp prst="textNoShape">
+                          <a:avLst/>
+                        </a:prstTxWarp>
+                        <a:noAutofit/>
+                      </wps:bodyPr>
+                    </wps:wsp>
+                  </a:graphicData>
+                </a:graphic>
+                <wp14:sizeRelH relativeFrom="margin">
+                  <wp14:pctWidth>0</wp14:pctWidth>
+                </wp14:sizeRelH>
+                <wp14:sizeRelV relativeFrom="margin">
+                  <wp14:pctHeight>0</wp14:pctHeight>
+                </wp14:sizeRelV>
+              </wp:anchor>
+            </w:drawing>
+          </mc:Choice>
+          <mc:Fallback>
+            <w:pict>
+              <v:shapetype w14:anchorId="673B1B89" id="_x0000_t202" coordsize="21600,21600" o:spt="202" path="m,l,21600r21600,l21600,xe">
+                <v:stroke joinstyle="miter"/>
+                <v:path gradientshapeok="t" o:connecttype="rect"/>
+              </v:shapetype>
+              <v:shape id="Text Box 58" o:spid="_x0000_s1029" type="#_x0000_t202" style="position:absolute;margin-left:20.25pt;margin-top:47.65pt;width:407.7pt;height:110.65pt;z-index:251658298;visibility:visible;mso-wrap-style:square;mso-width-percent:0;mso-height-percent:0;mso-wrap-distance-left:9pt;mso-wrap-distance-top:0;mso-wrap-distance-right:9pt;mso-wrap-distance-bottom:0;mso-position-horizontal:absolute;mso-position-horizontal-relative:text;mso-position-vertical:absolute;mso-position-vertical-relative:text;mso-width-percent:0;mso-height-percent:0;mso-width-relative:margin;mso-height-relative:margin;v-text-anchor:top" o:gfxdata="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" fillcolor="#f2f2f2 [3052]" stroked="f" strokeweight=".5pt">
+                <v:textbox>
+                  <w:txbxContent>
+                    <w:p>
+                      <w:pPr>
+                        <w:rPr>
+                          <w:rFonts w:ascii="Baskerville" w:hAnsi="Baskerville"/>
+                          <w:sz w:val="28"/>
+                          <w:szCs w:val="28"/>
+                        </w:rPr>
+                      </w:pPr>
+                      <w:r>
+                        <w:rPr>
+                          <w:rFonts w:ascii="Baskerville" w:hAnsi="Baskerville"/>
+                          <w:sz w:val="28"/>
+                          <w:szCs w:val="28"/>
+                        </w:rPr>
+                        <w:t>Sueld</w:t>
+                      </w:r>
+                      <w:r>
+                        <w:rPr>
+                          <w:rFonts w:ascii="Baskerville" w:hAnsi="Baskerville"/>
+                          <w:sz w:val="28"/>
+                          <w:szCs w:val="28"/>
+                        </w:rPr>
+                        <w:t xml:space="preserve">o por </w:t>
+                      </w:r>
+                      <w:r>
+                        <w:rPr>
+                          <w:rFonts w:ascii="Baskerville" w:hAnsi="Baskerville"/>
+                          <w:sz w:val="28"/>
+                          <w:szCs w:val="28"/>
+                        </w:rPr>
+                        <w:t>D</w:t>
+                      </w:r>
+                      <w:r>
+                        <w:rPr>
+                          <w:rFonts w:ascii="Baskerville" w:hAnsi="Baskerville"/>
+                          <w:sz w:val="28"/>
+                          <w:szCs w:val="28"/>
+                        </w:rPr>
+                        <w:t>esarrollador</w:t>
+                      </w:r>
+                      <w:r>
+                        <w:rPr>
+                          <w:rFonts w:ascii="Baskerville" w:hAnsi="Baskerville"/>
+                          <w:sz w:val="28"/>
+                          <w:szCs w:val="28"/>
+                        </w:rPr>
+                        <w:t xml:space="preserve"> Mensual </w:t>
+                      </w:r>
+                      <w:r>
+                        <w:rPr>
+                          <w:rFonts w:ascii="Baskerville" w:hAnsi="Baskerville"/>
+                          <w:sz w:val="28"/>
+                          <w:szCs w:val="28"/>
+                        </w:rPr>
+                        <w:tab/>
+                        <w:t xml:space="preserve">$1,800 </w:t>
+                      </w:r>
+                      <w:r>
+                        <w:rPr>
+                          <w:rFonts w:ascii="Baskerville" w:hAnsi="Baskerville"/>
+                          <w:sz w:val="28"/>
+                          <w:szCs w:val="28"/>
+                        </w:rPr>
+                        <w:t>USD</w:t>
+                      </w:r>
+                    </w:p>
+                    <w:p>
+                      <w:pPr>
+                        <w:rPr>
+                          <w:rFonts w:ascii="Baskerville" w:hAnsi="Baskerville"/>
+                          <w:sz w:val="24"/>
+                          <w:szCs w:val="24"/>
+                        </w:rPr>
+                      </w:pPr>
+                    </w:p>
+                    <w:p>
+                      <w:pPr>
+                        <w:jc w:val="both"/>
+                        <w:rPr>
+                          <w:rFonts w:eastAsiaTheme="minorEastAsia"/>
+                          <w:sz w:val="24"/>
+                          <w:szCs w:val="24"/>
+                        </w:rPr>
+                      </w:pPr>
+                      <m:oMathPara>
+                        <m:oMath>
+                          <m:r>
+                            <w:rPr>
+                              <w:rFonts w:ascii="Cambria Math" w:hAnsi="Cambria Math"/>
+                              <w:sz w:val="24"/>
+                              <w:szCs w:val="24"/>
+                            </w:rPr>
+                            <m:t>sueldos</m:t>
+                          </m:r>
+                          <m:r>
+                            <w:rPr>
+                              <w:rFonts w:ascii="Cambria Math" w:hAnsi="Cambria Math"/>
+                              <w:sz w:val="24"/>
+                              <w:szCs w:val="24"/>
+                            </w:rPr>
+                            <m:t>=</m:t>
+                          </m:r>
+                          <m:r>
+                            <w:rPr>
+                              <w:rFonts w:ascii="Cambria Math" w:hAnsi="Cambria Math"/>
+                              <w:sz w:val="24"/>
+                              <w:szCs w:val="24"/>
+                            </w:rPr>
+                            <m:t>1,800 USD*2 desarrolladores*4 meses=</m:t>
+                          </m:r>
+                          <m:r>
+                            <w:rPr>
+                              <w:rFonts w:ascii="Cambria Math" w:hAnsi="Cambria Math"/>
+                              <w:sz w:val="24"/>
+                              <w:szCs w:val="24"/>
+                            </w:rPr>
+                            <m:t>$14,400 USD</m:t>
+                          </m:r>
+                          <m:r>
+                            <w:rPr>
+                              <w:rFonts w:ascii="Cambria Math" w:hAnsi="Cambria Math"/>
+                              <w:sz w:val="24"/>
+                              <w:szCs w:val="24"/>
+                            </w:rPr>
+                            <m:t xml:space="preserve"> </m:t>
+                          </m:r>
+                        </m:oMath>
+                      </m:oMathPara>
+                    </w:p>
+                    <w:p>
+                      <w:pPr>
+                        <w:jc w:val="both"/>
+                      </w:pPr>
+                    </w:p>
+                  </w:txbxContent>
+                </v:textbox>
+                <w10:wrap type="topAndBottom"/>
+              </v:shape>
+            </w:pict>
+          </mc:Fallback>
+        </mc:AlternateContent>
+      </w:r>
+      <w:r>
+        <w:rPr>
+          <w:rFonts w:ascii="Baskerville" w:hAnsi="Baskerville"/>
+          <w:sz w:val="24"/>
+          <w:szCs w:val="24"/>
+        </w:rPr>
+        <w:t xml:space="preserve">Asignaremos un </w:t>
+      </w:r>
+      <w:r>
+        <w:rPr>
+          <w:rFonts w:ascii="Baskerville" w:hAnsi="Baskerville"/>
+          <w:sz w:val="24"/>
+          <w:szCs w:val="24"/>
+        </w:rPr>
+        <w:t>sueldo</w:t>
+      </w:r>
+      <w:r>
+        <w:rPr>
+          <w:rFonts w:ascii="Baskerville" w:hAnsi="Baskerville"/>
+          <w:sz w:val="24"/>
+          <w:szCs w:val="24"/>
+        </w:rPr>
+        <w:t xml:space="preserve"> mensual de $</w:t>
+      </w:r>
+      <w:r>
+        <w:rPr>
+          <w:rFonts w:ascii="Baskerville" w:hAnsi="Baskerville"/>
+          <w:sz w:val="24"/>
+          <w:szCs w:val="24"/>
+        </w:rPr>
+        <w:t>1,800 USD</w:t>
+      </w:r>
+      <w:r>
+        <w:rPr>
+          <w:rFonts w:ascii="Baskerville" w:hAnsi="Baskerville"/>
+          <w:sz w:val="24"/>
+          <w:szCs w:val="24"/>
+        </w:rPr>
+        <w:t>(</w:t>
+      </w:r>
+      <w:r>
+        <w:rPr>
+          <w:rFonts w:ascii="Baskerville" w:hAnsi="Baskerville"/>
+          <w:sz w:val="24"/>
+          <w:szCs w:val="24"/>
+        </w:rPr>
+        <w:t>$</w:t>
+      </w:r>
+      <w:r>
+        <w:rPr>
+          <w:rFonts w:ascii="Baskerville" w:hAnsi="Baskerville"/>
+          <w:sz w:val="24"/>
+          <w:szCs w:val="24"/>
+        </w:rPr>
+        <w:t>36,000MXN</w:t>
+      </w:r>
+      <w:r>
+        <w:rPr>
+          <w:rFonts w:ascii="Baskerville" w:hAnsi="Baskerville"/>
+          <w:sz w:val="24"/>
+          <w:szCs w:val="24"/>
+        </w:rPr>
+        <w:t>)</w:t>
+      </w:r>
+      <w:r>
+        <w:rPr>
+          <w:rFonts w:ascii="Baskerville" w:hAnsi="Baskerville"/>
+          <w:sz w:val="24"/>
+          <w:szCs w:val="24"/>
+        </w:rPr>
+        <w:t xml:space="preserve"> mensuales por desarrollador:</w:t>
+      </w:r>
+    </w:p>
+    <w:p>
+      <w:pPr>
+        <w:rPr>
+          <w:rFonts w:ascii="Baskerville" w:hAnsi="Baskerville"/>
+          <w:sz w:val="24"/>
+          <w:szCs w:val="24"/>
+        </w:rPr>
+      </w:pPr>
+    </w:p>
+    <w:p>
+      <w:pPr>
+        <w:pStyle w:val="Subtitle"/>
+        <w:rPr>
+          <w:rStyle w:val="Emphasis"/>
+        </w:rPr>
+      </w:pPr>
+      <w:r>
+        <w:rPr>
+          <w:rStyle w:val="Emphasis"/>
+        </w:rPr>
+        <w:t>Otros Gastos</w:t>
+      </w:r>
+    </w:p>
+    <w:p>
+      <w:pPr>
+        <w:rPr>
+          <w:rFonts w:ascii="Baskerville" w:hAnsi="Baskerville"/>
+          <w:sz w:val="24"/>
+          <w:szCs w:val="24"/>
+        </w:rPr>
+      </w:pPr>
+      <w:del w:id="24" w:author="Microsoft Word" w:date="2026-05-19T08:47:00Z" w16du:dateUtc="2026-05-19T14:47:00Z">
+        <w:r>
+          <w:rPr>
+            <w:rFonts w:ascii="Baskerville" w:hAnsi="Baskerville"/>
+            <w:noProof/>
+            <w:sz w:val="24"/>
+            <w:szCs w:val="24"/>
+          </w:rPr>
+          <mc:AlternateContent>
+            <mc:Choice Requires="wps">
+              <w:drawing>
+                <wp:anchor distT="0" distB="0" distL="114300" distR="114300" simplePos="0" relativeHeight="251658297" behindDoc="0" locked="0" layoutInCell="1" allowOverlap="1" wp14:anchorId="673B1B89" wp14:editId="6695F70F">
+                  <wp:simplePos x="0" y="0"/>
+                  <wp:positionH relativeFrom="column">
+                    <wp:posOffset>260985</wp:posOffset>
+                  </wp:positionH>
+                  <wp:positionV relativeFrom="paragraph">
+                    <wp:posOffset>2540</wp:posOffset>
+                  </wp:positionV>
+                  <wp:extent cx="5177790" cy="2956560"/>
+                  <wp:effectExtent l="0" t="0" r="22860" b="15240"/>
+                  <wp:wrapTopAndBottom/>
+                  <wp:docPr id="518043903" name="Text Box 58"/>
+                  <wp:cNvGraphicFramePr/>
+                  <a:graphic xmlns:a="http://schemas.openxmlformats.org/drawingml/2006/main">
+                    <a:graphicData uri="http://schemas.microsoft.com/office/word/2010/wordprocessingShape">
+                      <wps:wsp>
+                        <wps:cNvSpPr txBox="1"/>
+                        <wps:spPr>
+                          <a:xfrm>
+                            <a:off x="0" y="0"/>
+                            <a:ext cx="5177790" cy="2956560"/>
+                          </a:xfrm>
+                          <a:prstGeom prst="rect">
+                            <a:avLst/>
+                          </a:prstGeom>
+                          <a:solidFill>
+                            <a:schemeClr val="bg1">
+                              <a:lumMod val="95000"/>
+                            </a:schemeClr>
+                          </a:solidFill>
+                          <a:ln w="6350">
+                            <a:solidFill>
+                              <a:prstClr val="black"/>
+                            </a:solidFill>
+                          </a:ln>
+                        </wps:spPr>
+                        <wps:txbx>
+                          <w:txbxContent>
+                            <w:p>
+                              <w:pPr>
+                                <w:rPr>
+                                  <w:rFonts w:ascii="Baskerville" w:hAnsi="Baskerville"/>
+                                  <w:sz w:val="28"/>
+                                  <w:szCs w:val="28"/>
+                                </w:rPr>
+                              </w:pPr>
+                              <w:r>
+                                <w:rPr>
+                                  <w:rFonts w:ascii="Baskerville" w:hAnsi="Baskerville"/>
+                                  <w:sz w:val="28"/>
+                                  <w:szCs w:val="28"/>
+                                </w:rPr>
+                                <w:t>Sueld</w:t>
+                              </w:r>
+                              <w:r>
+                                <w:rPr>
+                                  <w:rFonts w:ascii="Baskerville" w:hAnsi="Baskerville"/>
+                                  <w:sz w:val="28"/>
+                                  <w:szCs w:val="28"/>
+                                </w:rPr>
+                                <w:t xml:space="preserve">o por </w:t>
+                              </w:r>
+                              <w:r>
+                                <w:rPr>
+                                  <w:rFonts w:ascii="Baskerville" w:hAnsi="Baskerville"/>
+                                  <w:sz w:val="28"/>
+                                  <w:szCs w:val="28"/>
+                                </w:rPr>
+                                <w:t>Desarrollador</w:t>
+                              </w:r>
+                              <w:r>
+                                <w:rPr>
+                                  <w:rFonts w:ascii="Baskerville" w:hAnsi="Baskerville"/>
+                                  <w:sz w:val="28"/>
+                                  <w:szCs w:val="28"/>
+                                </w:rPr>
+                                <w:t xml:space="preserve"> Mensual </w:t>
+                              </w:r>
+                              <w:r>
+                                <w:rPr>
+                                  <w:rFonts w:ascii="Baskerville" w:hAnsi="Baskerville"/>
+                                  <w:sz w:val="28"/>
+                                  <w:szCs w:val="28"/>
+                                </w:rPr>
+                                <w:tab/>
+                                <w:t xml:space="preserve">$1,800 </w:t>
+                              </w:r>
+                              <w:r>
+                                <w:rPr>
+                                  <w:rFonts w:ascii="Baskerville" w:hAnsi="Baskerville"/>
+                                  <w:sz w:val="28"/>
+                                  <w:szCs w:val="28"/>
+                                </w:rPr>
+                                <w:t>USD</w:t>
+                              </w:r>
+                            </w:p>
+                            <w:p>
+                              <w:pPr>
+                                <w:rPr>
+                                  <w:rFonts w:ascii="Baskerville" w:hAnsi="Baskerville"/>
+                                  <w:sz w:val="24"/>
+                                  <w:szCs w:val="24"/>
+                                </w:rPr>
+                              </w:pPr>
+                            </w:p>
+                            <w:p>
+                              <w:pPr>
+                                <w:jc w:val="both"/>
+                                <w:rPr>
+                                  <w:rFonts w:eastAsiaTheme="minorEastAsia"/>
+                                  <w:sz w:val="24"/>
+                                  <w:szCs w:val="24"/>
+                                </w:rPr>
+                              </w:pPr>
+                              <m:oMathPara>
+                                <m:oMath>
+                                  <m:r>
+                                    <w:rPr>
+                                      <w:rFonts w:ascii="Cambria Math" w:hAnsi="Cambria Math"/>
+                                      <w:sz w:val="24"/>
+                                      <w:szCs w:val="24"/>
+                                    </w:rPr>
+                                    <m:t xml:space="preserve">sueldos=1,800 USD*2 desarrolladores*4 meses=$14,400 USD </m:t>
+                                  </m:r>
+                                </m:oMath>
+                              </m:oMathPara>
+                            </w:p>
+                            <w:tbl>
+                              <w:tblPr>
+                                <w:tblStyle w:val="TableGrid"/>
+                                <w:tblW w:w="0" w:type="auto"/>
+                                <w:tblLook w:val="04A0" w:firstRow="1" w:lastRow="0" w:firstColumn="1" w:lastColumn="0" w:noHBand="0" w:noVBand="1"/>
+                              </w:tblPr>
+                              <w:tblGrid>
+                                <w:gridCol w:w="1965"/>
+                                <w:gridCol w:w="1965"/>
+                                <w:gridCol w:w="1965"/>
+                                <w:gridCol w:w="1966"/>
+                              </w:tblGrid>
+                              <w:tr>
+                                <w:tc>
+                                  <w:tcPr>
+                                    <w:tcW w:w="1965" w:type="dxa"/>
+                                  </w:tcPr>
+                                  <w:p>
+                                    <w:pPr>
+                                      <w:jc w:val="both"/>
+                                    </w:pPr>
+                                  </w:p>
+                                </w:tc>
+                                <w:tc>
+                                  <w:tcPr>
+                                    <w:tcW w:w="1965" w:type="dxa"/>
+                                  </w:tcPr>
+                                  <w:p>
+                                    <w:pPr>
+                                      <w:jc w:val="both"/>
+                                    </w:pPr>
+                                  </w:p>
+                                </w:tc>
+                                <w:tc>
+                                  <w:tcPr>
+                                    <w:tcW w:w="1965" w:type="dxa"/>
+                                  </w:tcPr>
+                                  <w:p>
+                                    <w:pPr>
+                                      <w:jc w:val="both"/>
+                                    </w:pPr>
+                                  </w:p>
+                                </w:tc>
+                                <w:tc>
+                                  <w:tcPr>
+                                    <w:tcW w:w="1966" w:type="dxa"/>
+                                  </w:tcPr>
+                                  <w:p>
+                                    <w:pPr>
+                                      <w:jc w:val="both"/>
+                                    </w:pPr>
+                                  </w:p>
+                                </w:tc>
+                              </w:tr>
+                              <w:tr>
+                                <w:tc>
+                                  <w:tcPr>
+                                    <w:tcW w:w="1965" w:type="dxa"/>
+                                  </w:tcPr>
+                                  <w:p>
+                                    <w:pPr>
+                                      <w:jc w:val="both"/>
+                                    </w:pPr>
+                                  </w:p>
+                                </w:tc>
+                                <w:tc>
+                                  <w:tcPr>
+                                    <w:tcW w:w="1965" w:type="dxa"/>
+                                  </w:tcPr>
+                                  <w:p>
+                                    <w:pPr>
+                                      <w:jc w:val="both"/>
+                                    </w:pPr>
+                                  </w:p>
+                                </w:tc>
+                                <w:tc>
+                                  <w:tcPr>
+                                    <w:tcW w:w="1965" w:type="dxa"/>
+                                  </w:tcPr>
+                                  <w:p>
+                                    <w:pPr>
+                                      <w:jc w:val="both"/>
+                                    </w:pPr>
+                                  </w:p>
+                                </w:tc>
+                                <w:tc>
+                                  <w:tcPr>
+                                    <w:tcW w:w="1966" w:type="dxa"/>
+                                  </w:tcPr>
+                                  <w:p>
+                                    <w:pPr>
+                                      <w:jc w:val="both"/>
+                                    </w:pPr>
+                                  </w:p>
+                                </w:tc>
+                              </w:tr>
+                              <w:tr>
+                                <w:tc>
+                                  <w:tcPr>
+                                    <w:tcW w:w="1965" w:type="dxa"/>
+                                  </w:tcPr>
+                                  <w:p>
+                                    <w:pPr>
+                                      <w:jc w:val="both"/>
+                                    </w:pPr>
+                                  </w:p>
+                                </w:tc>
+                                <w:tc>
+                                  <w:tcPr>
+                                    <w:tcW w:w="1965" w:type="dxa"/>
+                                  </w:tcPr>
+                                  <w:p>
+                                    <w:pPr>
+                                      <w:jc w:val="both"/>
+                                    </w:pPr>
+                                  </w:p>
+                                </w:tc>
+                                <w:tc>
+                                  <w:tcPr>
+                                    <w:tcW w:w="1965" w:type="dxa"/>
+                                  </w:tcPr>
+                                  <w:p>
+                                    <w:pPr>
+                                      <w:jc w:val="both"/>
+                                    </w:pPr>
+                                  </w:p>
+                                </w:tc>
+                                <w:tc>
+                                  <w:tcPr>
+                                    <w:tcW w:w="1966" w:type="dxa"/>
+                                  </w:tcPr>
+                                  <w:p>
+                                    <w:pPr>
+                                      <w:jc w:val="both"/>
+                                    </w:pPr>
+                                  </w:p>
+                                </w:tc>
+                              </w:tr>
+                              <w:tr>
+                                <w:tc>
+                                  <w:tcPr>
+                                    <w:tcW w:w="1965" w:type="dxa"/>
+                                  </w:tcPr>
+                                  <w:p>
+                                    <w:pPr>
+                                      <w:jc w:val="both"/>
+                                    </w:pPr>
+                                  </w:p>
+                                </w:tc>
+                                <w:tc>
+                                  <w:tcPr>
+                                    <w:tcW w:w="1965" w:type="dxa"/>
+                                  </w:tcPr>
+                                  <w:p>
+                                    <w:pPr>
+                                      <w:jc w:val="both"/>
+                                    </w:pPr>
+                                  </w:p>
+                                </w:tc>
+                                <w:tc>
+                                  <w:tcPr>
+                                    <w:tcW w:w="1965" w:type="dxa"/>
+                                  </w:tcPr>
+                                  <w:p>
+                                    <w:pPr>
+                                      <w:jc w:val="both"/>
+                                    </w:pPr>
+                                  </w:p>
+                                </w:tc>
+                                <w:tc>
+                                  <w:tcPr>
+                                    <w:tcW w:w="1966" w:type="dxa"/>
+                                  </w:tcPr>
+                                  <w:p>
+                                    <w:pPr>
+                                      <w:jc w:val="both"/>
+                                    </w:pPr>
+                                  </w:p>
+                                </w:tc>
+                              </w:tr>
+                              <w:tr>
+                                <w:tc>
+                                  <w:tcPr>
+                                    <w:tcW w:w="1965" w:type="dxa"/>
+                                  </w:tcPr>
+                                  <w:p>
+                                    <w:pPr>
+                                      <w:jc w:val="both"/>
+                                    </w:pPr>
+                                  </w:p>
+                                </w:tc>
+                                <w:tc>
+                                  <w:tcPr>
+                                    <w:tcW w:w="1965" w:type="dxa"/>
+                                  </w:tcPr>
+                                  <w:p>
+                                    <w:pPr>
+                                      <w:jc w:val="both"/>
+                                    </w:pPr>
+                                  </w:p>
+                                </w:tc>
+                                <w:tc>
+                                  <w:tcPr>
+                                    <w:tcW w:w="1965" w:type="dxa"/>
+                                  </w:tcPr>
+                                  <w:p>
+                                    <w:pPr>
+                                      <w:jc w:val="both"/>
+                                    </w:pPr>
+                                  </w:p>
+                                </w:tc>
+                                <w:tc>
+                                  <w:tcPr>
+                                    <w:tcW w:w="1966" w:type="dxa"/>
+                                  </w:tcPr>
+                                  <w:p>
+                                    <w:pPr>
+                                      <w:jc w:val="both"/>
+                                    </w:pPr>
+                                  </w:p>
+                                </w:tc>
+                              </w:tr>
+                              <w:tr>
+                                <w:tc>
+                                  <w:tcPr>
+                                    <w:tcW w:w="1965" w:type="dxa"/>
+                                  </w:tcPr>
+                                  <w:p>
+                                    <w:pPr>
+                                      <w:jc w:val="both"/>
+                                    </w:pPr>
+                                  </w:p>
+                                </w:tc>
+                                <w:tc>
+                                  <w:tcPr>
+                                    <w:tcW w:w="1965" w:type="dxa"/>
+                                  </w:tcPr>
+                                  <w:p>
+                                    <w:pPr>
+                                      <w:jc w:val="both"/>
+                                    </w:pPr>
+                                  </w:p>
+                                </w:tc>
+                                <w:tc>
+                                  <w:tcPr>
+                                    <w:tcW w:w="1965" w:type="dxa"/>
+                                  </w:tcPr>
+                                  <w:p>
+                                    <w:pPr>
+                                      <w:jc w:val="both"/>
+                                    </w:pPr>
+                                  </w:p>
+                                </w:tc>
+                                <w:tc>
+                                  <w:tcPr>
+                                    <w:tcW w:w="1966" w:type="dxa"/>
+                                  </w:tcPr>
+                                  <w:p>
+                                    <w:pPr>
+                                      <w:jc w:val="both"/>
+                                    </w:pPr>
+                                  </w:p>
+                                </w:tc>
+                              </w:tr>
+                            </w:tbl>
+                            <w:p>
+                              <w:pPr>
+                                <w:jc w:val="both"/>
+                              </w:pPr>
+                            </w:p>
+                          </w:txbxContent>
+                        </wps:txbx>
+                        <wps:bodyPr rot="0" spcFirstLastPara="0" vertOverflow="overflow" horzOverflow="overflow" vert="horz" wrap="square" lIns="91440" tIns="45720" rIns="91440" bIns="45720" numCol="1" spcCol="0" rtlCol="0" fromWordArt="0" anchor="t" anchorCtr="0" forceAA="0" compatLnSpc="1">
+                          <a:prstTxWarp prst="textNoShape">
+                            <a:avLst/>
+                          </a:prstTxWarp>
+                          <a:noAutofit/>
+                        </wps:bodyPr>
+                      </wps:wsp>
+                    </a:graphicData>
+                  </a:graphic>
+                  <wp14:sizeRelH relativeFrom="margin">
+                    <wp14:pctWidth>0</wp14:pctWidth>
+                  </wp14:sizeRelH>
+                  <wp14:sizeRelV relativeFrom="margin">
+                    <wp14:pctHeight>0</wp14:pctHeight>
+                  </wp14:sizeRelV>
+                </wp:anchor>
+              </w:drawing>
+            </mc:Choice>
+            <mc:Fallback>
+              <w:pict>
+                <v:shape w14:anchorId="673B1B89" id="_x0000_s1030" type="#_x0000_t202" style="position:absolute;margin-left:20.55pt;margin-top:.2pt;width:407.7pt;height:232.8pt;z-index:251658297;visibility:visible;mso-wrap-style:square;mso-width-percent:0;mso-height-percent:0;mso-wrap-distance-left:9pt;mso-wrap-distance-top:0;mso-wrap-distance-right:9pt;mso-wrap-distance-bottom:0;mso-position-horizontal:absolute;mso-position-horizontal-relative:text;mso-position-vertical:absolute;mso-position-vertical-relative:text;mso-width-percent:0;mso-height-percent:0;mso-width-relative:margin;mso-height-relative:margin;v-text-anchor:top" o:gfxdata="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" fillcolor="#f2f2f2 [3052]" strokeweight=".5pt">
+                  <v:textbox>
+                    <w:txbxContent>
+                      <w:p>
+                        <w:pPr>
+                          <w:rPr>
+                            <w:rFonts w:ascii="Baskerville" w:hAnsi="Baskerville"/>
+                            <w:sz w:val="28"/>
+                            <w:szCs w:val="28"/>
+                          </w:rPr>
+                        </w:pPr>
+                        <w:r>
+                          <w:rPr>
+                            <w:rFonts w:ascii="Baskerville" w:hAnsi="Baskerville"/>
+                            <w:sz w:val="28"/>
+                            <w:szCs w:val="28"/>
+                          </w:rPr>
+                          <w:t>Sueld</w:t>
+                        </w:r>
+                        <w:r>
+                          <w:rPr>
+                            <w:rFonts w:ascii="Baskerville" w:hAnsi="Baskerville"/>
+                            <w:sz w:val="28"/>
+                            <w:szCs w:val="28"/>
+                          </w:rPr>
+                          <w:t xml:space="preserve">o por </w:t>
+                        </w:r>
+                        <w:r>
+                          <w:rPr>
+                            <w:rFonts w:ascii="Baskerville" w:hAnsi="Baskerville"/>
+                            <w:sz w:val="28"/>
+                            <w:szCs w:val="28"/>
+                          </w:rPr>
+                          <w:t>Desarrollador</w:t>
+                        </w:r>
+                        <w:r>
+                          <w:rPr>
+                            <w:rFonts w:ascii="Baskerville" w:hAnsi="Baskerville"/>
+                            <w:sz w:val="28"/>
+                            <w:szCs w:val="28"/>
+                          </w:rPr>
+                          <w:t xml:space="preserve"> Mensual </w:t>
+                        </w:r>
+                        <w:r>
+                          <w:rPr>
+                            <w:rFonts w:ascii="Baskerville" w:hAnsi="Baskerville"/>
+                            <w:sz w:val="28"/>
+                            <w:szCs w:val="28"/>
+                          </w:rPr>
+                          <w:tab/>
+                          <w:t xml:space="preserve">$1,800 </w:t>
+                        </w:r>
+                        <w:r>
+                          <w:rPr>
+                            <w:rFonts w:ascii="Baskerville" w:hAnsi="Baskerville"/>
+                            <w:sz w:val="28"/>
+                            <w:szCs w:val="28"/>
+                          </w:rPr>
+                          <w:t>USD</w:t>
+                        </w:r>
+                      </w:p>
+                      <w:p>
+                        <w:pPr>
+                          <w:rPr>
+                            <w:rFonts w:ascii="Baskerville" w:hAnsi="Baskerville"/>
+                            <w:sz w:val="24"/>
+                            <w:szCs w:val="24"/>
+                          </w:rPr>
+                        </w:pPr>
+                      </w:p>
+                      <w:p>
+                        <w:pPr>
+                          <w:jc w:val="both"/>
+                          <w:rPr>
+                            <w:rFonts w:eastAsiaTheme="minorEastAsia"/>
+                            <w:sz w:val="24"/>
+                            <w:szCs w:val="24"/>
+                          </w:rPr>
+                        </w:pPr>
+                        <m:oMathPara>
+                          <m:oMath>
+                            <m:r>
+                              <w:rPr>
+                                <w:rFonts w:ascii="Cambria Math" w:hAnsi="Cambria Math"/>
+                                <w:sz w:val="24"/>
+                                <w:szCs w:val="24"/>
+                              </w:rPr>
+                              <m:t xml:space="preserve">sueldos=1,800 USD*2 desarrolladores*4 meses=$14,400 USD </m:t>
+                            </m:r>
+                          </m:oMath>
+                        </m:oMathPara>
+                      </w:p>
+                      <w:tbl>
+                        <w:tblPr>
+                          <w:tblStyle w:val="TableGrid"/>
+                          <w:tblW w:w="0" w:type="auto"/>
+                          <w:tblLook w:val="04A0" w:firstRow="1" w:lastRow="0" w:firstColumn="1" w:lastColumn="0" w:noHBand="0" w:noVBand="1"/>
+                        </w:tblPr>
+                        <w:tblGrid>
+                          <w:gridCol w:w="1965"/>
+                          <w:gridCol w:w="1965"/>
+                          <w:gridCol w:w="1965"/>
+                          <w:gridCol w:w="1966"/>
+                        </w:tblGrid>
+                        <w:tr>
+                          <w:tc>
+                            <w:tcPr>
+                              <w:tcW w:w="1965" w:type="dxa"/>
+                            </w:tcPr>
+                            <w:p>
+                              <w:pPr>
+                                <w:jc w:val="both"/>
+                              </w:pPr>
+                            </w:p>
+                          </w:tc>
+                          <w:tc>
+                            <w:tcPr>
+                              <w:tcW w:w="1965" w:type="dxa"/>
+                            </w:tcPr>
+                            <w:p>
+                              <w:pPr>
+                                <w:jc w:val="both"/>
+                              </w:pPr>
+                            </w:p>
+                          </w:tc>
+                          <w:tc>
+                            <w:tcPr>
+                              <w:tcW w:w="1965" w:type="dxa"/>
+                            </w:tcPr>
+                            <w:p>
+                              <w:pPr>
+                                <w:jc w:val="both"/>
+                              </w:pPr>
+                            </w:p>
+                          </w:tc>
+                          <w:tc>
+                            <w:tcPr>
+                              <w:tcW w:w="1966" w:type="dxa"/>
+                            </w:tcPr>
+                            <w:p>
+                              <w:pPr>
+                                <w:jc w:val="both"/>
+                              </w:pPr>
+                            </w:p>
+                          </w:tc>
+                        </w:tr>
+                        <w:tr>
+                          <w:tc>
+                            <w:tcPr>
+                              <w:tcW w:w="1965" w:type="dxa"/>
+                            </w:tcPr>
+                            <w:p>
+                              <w:pPr>
+                                <w:jc w:val="both"/>
+                              </w:pPr>
+                            </w:p>
+                          </w:tc>
+                          <w:tc>
+                            <w:tcPr>
+                              <w:tcW w:w="1965" w:type="dxa"/>
+                            </w:tcPr>
+                            <w:p>
+                              <w:pPr>
+                                <w:jc w:val="both"/>
+                              </w:pPr>
+                            </w:p>
+                          </w:tc>
+                          <w:tc>
+                            <w:tcPr>
+                              <w:tcW w:w="1965" w:type="dxa"/>
+                            </w:tcPr>
+                            <w:p>
+                              <w:pPr>
+                                <w:jc w:val="both"/>
+                              </w:pPr>
+                            </w:p>
+                          </w:tc>
+                          <w:tc>
+                            <w:tcPr>
+                              <w:tcW w:w="1966" w:type="dxa"/>
+                            </w:tcPr>
+                            <w:p>
+                              <w:pPr>
+                                <w:jc w:val="both"/>
+                              </w:pPr>
+                            </w:p>
+                          </w:tc>
+                        </w:tr>
+                        <w:tr>
+                          <w:tc>
+                            <w:tcPr>
+                              <w:tcW w:w="1965" w:type="dxa"/>
+                            </w:tcPr>
+                            <w:p>
+                              <w:pPr>
+                                <w:jc w:val="both"/>
+                              </w:pPr>
+                            </w:p>
+                          </w:tc>
+                          <w:tc>
+                            <w:tcPr>
+                              <w:tcW w:w="1965" w:type="dxa"/>
+                            </w:tcPr>
+                            <w:p>
+                              <w:pPr>
+                                <w:jc w:val="both"/>
+                              </w:pPr>
+                            </w:p>
+                          </w:tc>
+                          <w:tc>
+                            <w:tcPr>
+                              <w:tcW w:w="1965" w:type="dxa"/>
+                            </w:tcPr>
+                            <w:p>
+                              <w:pPr>
+                                <w:jc w:val="both"/>
+                              </w:pPr>
+                            </w:p>
+                          </w:tc>
+                          <w:tc>
+                            <w:tcPr>
+                              <w:tcW w:w="1966" w:type="dxa"/>
+                            </w:tcPr>
+                            <w:p>
+                              <w:pPr>
+                                <w:jc w:val="both"/>
+                              </w:pPr>
+                            </w:p>
+                          </w:tc>
+                        </w:tr>
+                        <w:tr>
+                          <w:tc>
+                            <w:tcPr>
+                              <w:tcW w:w="1965" w:type="dxa"/>
+                            </w:tcPr>
+                            <w:p>
+                              <w:pPr>
+                                <w:jc w:val="both"/>
+                              </w:pPr>
+                            </w:p>
+                          </w:tc>
+                          <w:tc>
+                            <w:tcPr>
+                              <w:tcW w:w="1965" w:type="dxa"/>
+                            </w:tcPr>
+                            <w:p>
+                              <w:pPr>
+                                <w:jc w:val="both"/>
+                              </w:pPr>
+                            </w:p>
+                          </w:tc>
+                          <w:tc>
+                            <w:tcPr>
+                              <w:tcW w:w="1965" w:type="dxa"/>
+                            </w:tcPr>
+                            <w:p>
+                              <w:pPr>
+                                <w:jc w:val="both"/>
+                              </w:pPr>
+                            </w:p>
+                          </w:tc>
+                          <w:tc>
+                            <w:tcPr>
+                              <w:tcW w:w="1966" w:type="dxa"/>
+                            </w:tcPr>
+                            <w:p>
+                              <w:pPr>
+                                <w:jc w:val="both"/>
+                              </w:pPr>
+                            </w:p>
+                          </w:tc>
+                        </w:tr>
+                        <w:tr>
+                          <w:tc>
+                            <w:tcPr>
+                              <w:tcW w:w="1965" w:type="dxa"/>
+                            </w:tcPr>
+                            <w:p>
+                              <w:pPr>
+                                <w:jc w:val="both"/>
+                              </w:pPr>
+                            </w:p>
+                          </w:tc>
+                          <w:tc>
+                            <w:tcPr>
+                              <w:tcW w:w="1965" w:type="dxa"/>
+                            </w:tcPr>
+                            <w:p>
+                              <w:pPr>
+                                <w:jc w:val="both"/>
+                              </w:pPr>
+                            </w:p>
+                          </w:tc>
+                          <w:tc>
+                            <w:tcPr>
+                              <w:tcW w:w="1965" w:type="dxa"/>
+                            </w:tcPr>
+                            <w:p>
+                              <w:pPr>
+                                <w:jc w:val="both"/>
+                              </w:pPr>
+                            </w:p>
+                          </w:tc>
+                          <w:tc>
+                            <w:tcPr>
+                              <w:tcW w:w="1966" w:type="dxa"/>
+                            </w:tcPr>
+                            <w:p>
+                              <w:pPr>
+                                <w:jc w:val="both"/>
+                              </w:pPr>
+                            </w:p>
+                          </w:tc>
+                        </w:tr>
+                        <w:tr>
+                          <w:tc>
+                            <w:tcPr>
+                              <w:tcW w:w="1965" w:type="dxa"/>
+                            </w:tcPr>
+                            <w:p>
+                              <w:pPr>
+                                <w:jc w:val="both"/>
+                              </w:pPr>
+                            </w:p>
+                          </w:tc>
+                          <w:tc>
+                            <w:tcPr>
+                              <w:tcW w:w="1965" w:type="dxa"/>
+                            </w:tcPr>
+                            <w:p>
+                              <w:pPr>
+                                <w:jc w:val="both"/>
+                              </w:pPr>
+                            </w:p>
+                          </w:tc>
+                          <w:tc>
+                            <w:tcPr>
+                              <w:tcW w:w="1965" w:type="dxa"/>
+                            </w:tcPr>
+                            <w:p>
+                              <w:pPr>
+                                <w:jc w:val="both"/>
+                              </w:pPr>
+                            </w:p>
+                          </w:tc>
+                          <w:tc>
+                            <w:tcPr>
+                              <w:tcW w:w="1966" w:type="dxa"/>
+                            </w:tcPr>
+                            <w:p>
+                              <w:pPr>
+                                <w:jc w:val="both"/>
+                              </w:pPr>
+                            </w:p>
+                          </w:tc>
+                        </w:tr>
+                      </w:tbl>
+                      <w:p>
+                        <w:pPr>
+                          <w:jc w:val="both"/>
+                        </w:pPr>
+                      </w:p>
+                    </w:txbxContent>
+                  </v:textbox>
+                  <w10:wrap type="topAndBottom"/>
+                </v:shape>
+              </w:pict>
+            </mc:Fallback>
+          </mc:AlternateContent>
+        </w:r>
+      </w:del>
+    </w:p>
+    <w:p>
+      <w:pPr>
+        <w:rPr>
+          <w:rFonts w:ascii="Baskerville" w:eastAsiaTheme="majorEastAsia" w:hAnsi="Baskerville" w:cstheme="majorBidi"/>
+          <w:color w:val="595959" w:themeColor="text1" w:themeTint="A6"/>
+          <w:spacing w:val="15"/>
+          <w:sz w:val="36"/>
+          <w:szCs w:val="32"/>
+        </w:rPr>
+      </w:pPr>
+    </w:p>
+    <w:p>
+      <w:pPr>
+        <w:jc w:val="center"/>
+        <w:rPr>
+          <w:rFonts w:ascii="Baskerville" w:eastAsiaTheme="majorEastAsia" w:hAnsi="Baskerville" w:cstheme="majorBidi"/>
+          <w:color w:val="595959" w:themeColor="text1" w:themeTint="A6"/>
+          <w:spacing w:val="15"/>
+          <w:sz w:val="36"/>
+          <w:szCs w:val="32"/>
+        </w:rPr>
+      </w:pPr>
+    </w:p>
+    <w:p>
+      <w:pPr>
+        <w:jc w:val="center"/>
+        <w:rPr>
+          <w:rFonts w:ascii="Baskerville" w:eastAsiaTheme="majorEastAsia" w:hAnsi="Baskerville" w:cstheme="majorBidi"/>
+          <w:color w:val="595959" w:themeColor="text1" w:themeTint="A6"/>
+          <w:spacing w:val="15"/>
+          <w:sz w:val="36"/>
+          <w:szCs w:val="32"/>
+        </w:rPr>
+      </w:pPr>
+    </w:p>
+    <w:p>
+      <w:pPr>
+        <w:jc w:val="center"/>
+        <w:rPr>
+          <w:rFonts w:ascii="Baskerville" w:eastAsiaTheme="majorEastAsia" w:hAnsi="Baskerville" w:cstheme="majorBidi"/>
+          <w:color w:val="595959" w:themeColor="text1" w:themeTint="A6"/>
+          <w:spacing w:val="15"/>
+          <w:sz w:val="36"/>
+          <w:szCs w:val="32"/>
+        </w:rPr>
+      </w:pPr>
+    </w:p>
+    <w:p>
+      <w:pPr>
+        <w:spacing w:line="276" w:lineRule="auto"/>
+        <w:jc w:val="both"/>
+        <w:rPr>
+          <w:rFonts w:ascii="Baskerville" w:hAnsi="Baskerville"/>
+        </w:rPr>
+      </w:pPr>
+      <w:r>
+        <w:rPr>
+          <w:noProof/>
+          <w:sz w:val="36"/>
+          <w:szCs w:val="32"/>
+        </w:rPr>
+        <mc:AlternateContent>
+          <mc:Choice Requires="wps">
+            <w:drawing>
+              <wp:anchor distT="0" distB="0" distL="114300" distR="114300" simplePos="0" relativeHeight="251658280" behindDoc="0" locked="0" layoutInCell="1" allowOverlap="1" wp14:anchorId="09E1FDD3" wp14:editId="3DD34013">
                 <wp:simplePos x="0" y="0"/>
                 <wp:positionH relativeFrom="column">
                   <wp:posOffset>-1094740</wp:posOffset>
@@ -11164,7 +14402,7 @@
         </mc:AlternateContent>
       </w:r>
     </w:p>
-    <w:bookmarkStart w:id="24" w:name="_Toc229638675"/>
+    <w:bookmarkStart w:id="25" w:name="_Toc229638675"/>
     <w:p>
       <w:pPr>
         <w:pStyle w:val="Heading1"/>
@@ -11181,7 +14419,7 @@
         <mc:AlternateContent>
           <mc:Choice Requires="wps">
             <w:drawing>
-              <wp:anchor distT="0" distB="0" distL="114300" distR="114300" simplePos="0" relativeHeight="251658280" behindDoc="0" locked="0" layoutInCell="1" allowOverlap="1" wp14:anchorId="6C4DEA1F" wp14:editId="7EE2B3C9">
+              <wp:anchor distT="0" distB="0" distL="114300" distR="114300" simplePos="0" relativeHeight="251658279" behindDoc="0" locked="0" layoutInCell="1" allowOverlap="1" wp14:anchorId="6C4DEA1F" wp14:editId="7EE2B3C9">
                 <wp:simplePos x="0" y="0"/>
                 <wp:positionH relativeFrom="column">
                   <wp:posOffset>-1090930</wp:posOffset>
@@ -11269,7 +14507,7 @@
         </w:rPr>
         <w:t>14. Anexos</w:t>
       </w:r>
-      <w:bookmarkEnd w:id="24"/>
+      <w:bookmarkEnd w:id="25"/>
     </w:p>
     <w:p>
       <w:pPr>
@@ -11321,7 +14559,7 @@
                     </pic:cNvPicPr>
                   </pic:nvPicPr>
                   <pic:blipFill>
-                    <a:blip r:embed="rId15" cstate="print">
+                    <a:blip r:embed="rId19" cstate="print">
                       <a:extLst>
                         <a:ext uri="{28A0092B-C50C-407E-A947-70E740481C1C}">
                           <a14:useLocalDpi xmlns:a14="http://schemas.microsoft.com/office/drawing/2010/main" val="0"/>
@@ -11392,7 +14630,7 @@
           <w:noProof/>
         </w:rPr>
         <w:drawing>
-          <wp:anchor distT="0" distB="0" distL="114300" distR="114300" simplePos="0" relativeHeight="251658245" behindDoc="0" locked="0" layoutInCell="1" allowOverlap="1" wp14:anchorId="3DBA43CC" wp14:editId="19907EFF">
+          <wp:anchor distT="0" distB="0" distL="114300" distR="114300" simplePos="0" relativeHeight="251658245" behindDoc="0" locked="0" layoutInCell="1" allowOverlap="1" wp14:anchorId="3DBA43CC" wp14:editId="16548D94">
             <wp:simplePos x="0" y="0"/>
             <wp:positionH relativeFrom="margin">
               <wp:posOffset>3204845</wp:posOffset>
@@ -11415,7 +14653,7 @@
                     <pic:cNvPicPr/>
                   </pic:nvPicPr>
                   <pic:blipFill>
-                    <a:blip r:embed="rId16" cstate="print">
+                    <a:blip r:embed="rId20" cstate="print">
                       <a:extLst>
                         <a:ext uri="{28A0092B-C50C-407E-A947-70E740481C1C}">
                           <a14:useLocalDpi xmlns:a14="http://schemas.microsoft.com/office/drawing/2010/main" val="0"/>
@@ -11569,6 +14807,7 @@
           <w:b/>
           <w:bCs/>
         </w:rPr>
+        <w:lastRenderedPageBreak/>
         <w:t xml:space="preserve">Anexo B. </w:t>
       </w:r>
       <w:r>
@@ -11773,7 +15012,7 @@
           <w:highlight w:val="black"/>
         </w:rPr>
         <w:drawing>
-          <wp:anchor distT="0" distB="0" distL="114300" distR="114300" simplePos="0" relativeHeight="251658283" behindDoc="0" locked="0" layoutInCell="1" allowOverlap="1" wp14:anchorId="7E843AAA" wp14:editId="0024A9BE">
+          <wp:anchor distT="0" distB="0" distL="114300" distR="114300" simplePos="0" relativeHeight="251658282" behindDoc="0" locked="0" layoutInCell="1" allowOverlap="1" wp14:anchorId="7E843AAA" wp14:editId="118AD686">
             <wp:simplePos x="0" y="0"/>
             <wp:positionH relativeFrom="margin">
               <wp:posOffset>-242570</wp:posOffset>
@@ -11798,7 +15037,7 @@
                     </pic:cNvPicPr>
                   </pic:nvPicPr>
                   <pic:blipFill>
-                    <a:blip r:embed="rId17" cstate="print">
+                    <a:blip r:embed="rId21" cstate="print">
                       <a:extLst>
                         <a:ext uri="{28A0092B-C50C-407E-A947-70E740481C1C}">
                           <a14:useLocalDpi xmlns:a14="http://schemas.microsoft.com/office/drawing/2010/main" val="0"/>
@@ -11868,7 +15107,7 @@
           <w:highlight w:val="black"/>
         </w:rPr>
         <w:drawing>
-          <wp:anchor distT="0" distB="0" distL="114300" distR="114300" simplePos="0" relativeHeight="251658282" behindDoc="0" locked="0" layoutInCell="1" allowOverlap="1" wp14:anchorId="746BA3CF" wp14:editId="20029116">
+          <wp:anchor distT="0" distB="0" distL="114300" distR="114300" simplePos="0" relativeHeight="251658281" behindDoc="0" locked="0" layoutInCell="1" allowOverlap="1" wp14:anchorId="746BA3CF" wp14:editId="20029116">
             <wp:simplePos x="0" y="0"/>
             <wp:positionH relativeFrom="page">
               <wp:posOffset>3675927</wp:posOffset>
@@ -11893,7 +15132,7 @@
                     </pic:cNvPicPr>
                   </pic:nvPicPr>
                   <pic:blipFill rotWithShape="1">
-                    <a:blip r:embed="rId18" cstate="print">
+                    <a:blip r:embed="rId22" cstate="print">
                       <a:extLst>
                         <a:ext uri="{28A0092B-C50C-407E-A947-70E740481C1C}">
                           <a14:useLocalDpi xmlns:a14="http://schemas.microsoft.com/office/drawing/2010/main" val="0"/>
@@ -12072,7 +15311,6 @@
           <w:b/>
           <w:bCs/>
         </w:rPr>
-        <w:lastRenderedPageBreak/>
         <w:t xml:space="preserve">Anexo C. </w:t>
       </w:r>
       <w:r>
@@ -12096,7 +15334,7 @@
         <mc:AlternateContent>
           <mc:Choice Requires="wpg">
             <w:drawing>
-              <wp:anchor distT="0" distB="0" distL="114300" distR="114300" simplePos="0" relativeHeight="251658248" behindDoc="0" locked="0" layoutInCell="1" allowOverlap="1" wp14:anchorId="4842BF2B" wp14:editId="7A38DCD3">
+              <wp:anchor distT="0" distB="0" distL="114300" distR="114300" simplePos="0" relativeHeight="251658299" behindDoc="0" locked="0" layoutInCell="1" allowOverlap="1" wp14:anchorId="4842BF2B" wp14:editId="7A38DCD3">
                 <wp:simplePos x="0" y="0"/>
                 <wp:positionH relativeFrom="column">
                   <wp:posOffset>-640864</wp:posOffset>
@@ -12192,10 +15430,10 @@
                             </pic:cNvPicPr>
                           </pic:nvPicPr>
                           <pic:blipFill>
-                            <a:blip r:embed="rId19">
+                            <a:blip r:embed="rId23">
                               <a:extLst>
                                 <a:ext uri="{96DAC541-7B7A-43D3-8B79-37D633B846F1}">
-                                  <asvg:svgBlip xmlns:asvg="http://schemas.microsoft.com/office/drawing/2016/SVG/main" r:embed="rId20"/>
+                                  <asvg:svgBlip xmlns:asvg="http://schemas.microsoft.com/office/drawing/2016/SVG/main" r:embed="rId24"/>
                                 </a:ext>
                               </a:extLst>
                             </a:blip>
@@ -13059,10 +16297,10 @@
                             </pic:cNvPicPr>
                           </pic:nvPicPr>
                           <pic:blipFill>
-                            <a:blip r:embed="rId19">
+                            <a:blip r:embed="rId23">
                               <a:extLst>
                                 <a:ext uri="{96DAC541-7B7A-43D3-8B79-37D633B846F1}">
-                                  <asvg:svgBlip xmlns:asvg="http://schemas.microsoft.com/office/drawing/2016/SVG/main" r:embed="rId20"/>
+                                  <asvg:svgBlip xmlns:asvg="http://schemas.microsoft.com/office/drawing/2016/SVG/main" r:embed="rId24"/>
                                 </a:ext>
                               </a:extLst>
                             </a:blip>
@@ -13737,9 +16975,9 @@
           </mc:Choice>
           <mc:Fallback>
             <w:pict>
-              <v:group w14:anchorId="4842BF2B" id="Group 4" o:spid="_x0000_s1029" style="position:absolute;margin-left:-50.45pt;margin-top:1.65pt;width:551.75pt;height:273.6pt;z-index:251658248" coordsize="70069,34747" o:gfxdata="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">
-                <v:group id="Grupo 24" o:spid="_x0000_s1030" style="position:absolute;top:6633;width:26954;height:23352" coordsize="26954,23351" o:gfxdata="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">
-                  <v:roundrect id="Rectángulo: esquinas redondeadas 18" o:spid="_x0000_s1031" style="position:absolute;top:2470;width:26954;height:20881;visibility:visible;mso-wrap-style:square;v-text-anchor:middle" arcsize="10923f" o:gfxdata="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" filled="f" strokecolor="#091723 [484]" strokeweight="1.5pt">
+              <v:group w14:anchorId="4842BF2B" id="Group 4" o:spid="_x0000_s1031" style="position:absolute;margin-left:-50.45pt;margin-top:1.65pt;width:551.75pt;height:273.6pt;z-index:251658299" coordsize="70069,34747" o:gfxdata="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">
+                <v:group id="Grupo 24" o:spid="_x0000_s1032" style="position:absolute;top:6633;width:26954;height:23352" coordsize="26954,23351" o:gfxdata="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">
+                  <v:roundrect id="Rectángulo: esquinas redondeadas 18" o:spid="_x0000_s1033" style="position:absolute;top:2470;width:26954;height:20881;visibility:visible;mso-wrap-style:square;v-text-anchor:middle" arcsize="10923f" o:gfxdata="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" filled="f" strokecolor="#091723 [484]" strokeweight="1.5pt">
                     <v:stroke joinstyle="miter"/>
                     <v:textbox>
                       <w:txbxContent>
@@ -13776,10 +17014,10 @@
                     <v:path o:extrusionok="f" gradientshapeok="t" o:connecttype="rect"/>
                     <o:lock v:ext="edit" aspectratio="t"/>
                   </v:shapetype>
-                  <v:shape id="Gráfico 11" o:spid="_x0000_s1032" type="#_x0000_t75" alt="Base de datos con relleno sólido" style="position:absolute;left:10508;top:14958;width:5868;height:5867;visibility:visible;mso-wrap-style:square" o:gfxdata="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">
-                    <v:imagedata r:id="rId21" o:title="Base de datos con relleno sólido"/>
+                  <v:shape id="Gráfico 11" o:spid="_x0000_s1034" type="#_x0000_t75" alt="Base de datos con relleno sólido" style="position:absolute;left:10508;top:14958;width:5868;height:5867;visibility:visible;mso-wrap-style:square" o:gfxdata="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">
+                    <v:imagedata r:id="rId25" o:title="Base de datos con relleno sólido"/>
                   </v:shape>
-                  <v:roundrect id="Rectángulo: esquinas redondeadas 18" o:spid="_x0000_s1033" style="position:absolute;left:1091;top:4927;width:9758;height:4504;visibility:visible;mso-wrap-style:square;v-text-anchor:middle" arcsize="10923f" o:gfxdata="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" filled="f" strokecolor="#091723 [484]" strokeweight="1.5pt">
+                  <v:roundrect id="Rectángulo: esquinas redondeadas 18" o:spid="_x0000_s1035" style="position:absolute;left:1091;top:4927;width:9758;height:4504;visibility:visible;mso-wrap-style:square;v-text-anchor:middle" arcsize="10923f" o:gfxdata="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" filled="f" strokecolor="#091723 [484]" strokeweight="1.5pt">
                     <v:stroke joinstyle="miter"/>
                     <v:textbox>
                       <w:txbxContent>
@@ -13817,7 +17055,7 @@
                       </w:txbxContent>
                     </v:textbox>
                   </v:roundrect>
-                  <v:roundrect id="Rectángulo: esquinas redondeadas 18" o:spid="_x0000_s1034" style="position:absolute;left:15080;top:5063;width:10168;height:4163;visibility:visible;mso-wrap-style:square;v-text-anchor:middle" arcsize="10923f" o:gfxdata="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" filled="f" strokecolor="#091723 [484]" strokeweight="1.5pt">
+                  <v:roundrect id="Rectángulo: esquinas redondeadas 18" o:spid="_x0000_s1036" style="position:absolute;left:15080;top:5063;width:10168;height:4163;visibility:visible;mso-wrap-style:square;v-text-anchor:middle" arcsize="10923f" o:gfxdata="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" filled="f" strokecolor="#091723 [484]" strokeweight="1.5pt">
                     <v:stroke joinstyle="miter"/>
                     <v:textbox>
                       <w:txbxContent>
@@ -13879,17 +17117,13 @@
                     <v:path arrowok="t" fillok="f" o:connecttype="none"/>
                     <o:lock v:ext="edit" shapetype="t"/>
                   </v:shapetype>
-                  <v:shape id="Conector recto de flecha 19" o:spid="_x0000_s1035" type="#_x0000_t32" style="position:absolute;left:5663;top:10181;width:4092;height:4090;visibility:visible;mso-wrap-style:square" o:connectortype="straight" o:gfxdata="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" strokecolor="black [3200]" strokeweight="1.5pt">
+                  <v:shape id="Conector recto de flecha 19" o:spid="_x0000_s1037" type="#_x0000_t32" style="position:absolute;left:5663;top:10181;width:4092;height:4090;visibility:visible;mso-wrap-style:square" o:connectortype="straight" o:gfxdata="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" strokecolor="black [3200]" strokeweight="1.5pt">
                     <v:stroke endarrow="block" joinstyle="miter"/>
                   </v:shape>
-                  <v:shape id="Conector recto de flecha 19" o:spid="_x0000_s1036" type="#_x0000_t32" style="position:absolute;left:16348;top:9977;width:3655;height:4287;flip:x;visibility:visible;mso-wrap-style:square" o:connectortype="straight" o:gfxdata="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" strokecolor="black [3200]" strokeweight="1.5pt">
+                  <v:shape id="Conector recto de flecha 19" o:spid="_x0000_s1038" type="#_x0000_t32" style="position:absolute;left:16348;top:9977;width:3655;height:4287;flip:x;visibility:visible;mso-wrap-style:square" o:connectortype="straight" o:gfxdata="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" strokecolor="black [3200]" strokeweight="1.5pt">
                     <v:stroke endarrow="block" joinstyle="miter"/>
                   </v:shape>
-                  <v:shapetype id="_x0000_t202" coordsize="21600,21600" o:spt="202" path="m,l,21600r21600,l21600,xe">
-                    <v:stroke joinstyle="miter"/>
-                    <v:path gradientshapeok="t" o:connecttype="rect"/>
-                  </v:shapetype>
-                  <v:shape id="Cuadro de texto 20" o:spid="_x0000_s1037" type="#_x0000_t202" style="position:absolute;left:5786;width:16036;height:4230;visibility:visible;mso-wrap-style:square;v-text-anchor:top" o:gfxdata="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" fillcolor="white [3212]" strokeweight="1pt">
+                  <v:shape id="Cuadro de texto 20" o:spid="_x0000_s1039" type="#_x0000_t202" style="position:absolute;left:5786;width:16036;height:4230;visibility:visible;mso-wrap-style:square;v-text-anchor:top" o:gfxdata="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" fillcolor="white [3212]" strokeweight="1pt">
                     <v:textbox>
                       <w:txbxContent>
                         <w:p>
@@ -13929,8 +17163,8 @@
                     </v:textbox>
                   </v:shape>
                 </v:group>
-                <v:group id="Grupo 22" o:spid="_x0000_s1038" style="position:absolute;left:43120;width:26949;height:34747" coordsize="26949,34747" o:gfxdata="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">
-                  <v:roundrect id="Rectángulo: esquinas redondeadas 18" o:spid="_x0000_s1039" style="position:absolute;top:2743;width:26949;height:32004;visibility:visible;mso-wrap-style:square;v-text-anchor:middle" arcsize="10923f" o:gfxdata="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" filled="f" strokecolor="#091723 [484]" strokeweight="1.5pt">
+                <v:group id="Grupo 22" o:spid="_x0000_s1040" style="position:absolute;left:43120;width:26949;height:34747" coordsize="26949,34747" o:gfxdata="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">
+                  <v:roundrect id="Rectángulo: esquinas redondeadas 18" o:spid="_x0000_s1041" style="position:absolute;top:2743;width:26949;height:32004;visibility:visible;mso-wrap-style:square;v-text-anchor:middle" arcsize="10923f" o:gfxdata="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" filled="f" strokecolor="#091723 [484]" strokeweight="1.5pt">
                     <v:stroke joinstyle="miter"/>
                     <v:textbox>
                       <w:txbxContent>
@@ -13948,7 +17182,7 @@
                       </w:txbxContent>
                     </v:textbox>
                   </v:roundrect>
-                  <v:shape id="Cuadro de texto 20" o:spid="_x0000_s1040" type="#_x0000_t202" style="position:absolute;left:5990;width:16036;height:4230;visibility:visible;mso-wrap-style:square;v-text-anchor:top" o:gfxdata="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" fillcolor="white [3212]" strokeweight="1pt">
+                  <v:shape id="Cuadro de texto 20" o:spid="_x0000_s1042" type="#_x0000_t202" style="position:absolute;left:5990;width:16036;height:4230;visibility:visible;mso-wrap-style:square;v-text-anchor:top" o:gfxdata="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" fillcolor="white [3212]" strokeweight="1pt">
                     <v:textbox>
                       <w:txbxContent>
                         <w:p>
@@ -13970,7 +17204,7 @@
                       </w:txbxContent>
                     </v:textbox>
                   </v:shape>
-                  <v:roundrect id="Rectángulo: esquinas redondeadas 18" o:spid="_x0000_s1041" style="position:absolute;left:1160;top:8475;width:13101;height:4502;visibility:visible;mso-wrap-style:square;v-text-anchor:middle" arcsize="10923f" o:gfxdata="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" filled="f" strokecolor="#091723 [484]" strokeweight="1.5pt">
+                  <v:roundrect id="Rectángulo: esquinas redondeadas 18" o:spid="_x0000_s1043" style="position:absolute;left:1160;top:8475;width:13101;height:4502;visibility:visible;mso-wrap-style:square;v-text-anchor:middle" arcsize="10923f" o:gfxdata="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" filled="f" strokecolor="#091723 [484]" strokeweight="1.5pt">
                     <v:stroke joinstyle="miter"/>
                     <v:textbox>
                       <w:txbxContent>
@@ -14059,10 +17293,10 @@
                       </w:txbxContent>
                     </v:textbox>
                   </v:roundrect>
-                  <v:shape id="Gráfico 11" o:spid="_x0000_s1042" type="#_x0000_t75" alt="Base de datos con relleno sólido" style="position:absolute;left:10645;top:28333;width:5867;height:5867;visibility:visible;mso-wrap-style:square" o:gfxdata="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">
-                    <v:imagedata r:id="rId21" o:title="Base de datos con relleno sólido"/>
+                  <v:shape id="Gráfico 11" o:spid="_x0000_s1044" type="#_x0000_t75" alt="Base de datos con relleno sólido" style="position:absolute;left:10645;top:28333;width:5867;height:5867;visibility:visible;mso-wrap-style:square" o:gfxdata="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">
+                    <v:imagedata r:id="rId25" o:title="Base de datos con relleno sólido"/>
                   </v:shape>
-                  <v:roundrect id="Rectángulo: esquinas redondeadas 18" o:spid="_x0000_s1043" style="position:absolute;left:15831;top:8680;width:10166;height:4159;visibility:visible;mso-wrap-style:square;v-text-anchor:middle" arcsize="10923f" o:gfxdata="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" filled="f" strokecolor="#091723 [484]" strokeweight="1.5pt">
+                  <v:roundrect id="Rectángulo: esquinas redondeadas 18" o:spid="_x0000_s1045" style="position:absolute;left:15831;top:8680;width:10166;height:4159;visibility:visible;mso-wrap-style:square;v-text-anchor:middle" arcsize="10923f" o:gfxdata="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" filled="f" strokecolor="#091723 [484]" strokeweight="1.5pt">
                     <v:stroke joinstyle="miter"/>
                     <v:textbox>
                       <w:txbxContent>
@@ -14109,10 +17343,10 @@
                       </w:txbxContent>
                     </v:textbox>
                   </v:roundrect>
-                  <v:line id="Conector recto 21" o:spid="_x0000_s1044" style="position:absolute;visibility:visible;mso-wrap-style:square" from="1501,14890" to="25732,14958" o:connectortype="straight" o:gfxdata="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" strokecolor="black [3200]" strokeweight="1.5pt">
+                  <v:line id="Conector recto 21" o:spid="_x0000_s1046" style="position:absolute;visibility:visible;mso-wrap-style:square" from="1501,14890" to="25732,14958" o:connectortype="straight" o:gfxdata="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" strokecolor="black [3200]" strokeweight="1.5pt">
                     <v:stroke joinstyle="miter"/>
                   </v:line>
-                  <v:shape id="Cuadro de texto 20" o:spid="_x0000_s1045" type="#_x0000_t202" style="position:absolute;left:1487;top:5117;width:13457;height:1994;visibility:visible;mso-wrap-style:square;v-text-anchor:top" o:gfxdata="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" fillcolor="white [3212]" strokeweight="1pt">
+                  <v:shape id="Cuadro de texto 20" o:spid="_x0000_s1047" type="#_x0000_t202" style="position:absolute;left:1487;top:5117;width:13457;height:1994;visibility:visible;mso-wrap-style:square;v-text-anchor:top" o:gfxdata="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" fillcolor="white [3212]" strokeweight="1pt">
                     <v:textbox>
                       <w:txbxContent>
                         <w:p>
@@ -14142,7 +17376,7 @@
                       </w:txbxContent>
                     </v:textbox>
                   </v:shape>
-                  <v:shape id="Cuadro de texto 20" o:spid="_x0000_s1046" type="#_x0000_t202" style="position:absolute;left:1691;top:16513;width:13458;height:1993;visibility:visible;mso-wrap-style:square;v-text-anchor:top" o:gfxdata="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" fillcolor="white [3212]" strokeweight="1pt">
+                  <v:shape id="Cuadro de texto 20" o:spid="_x0000_s1048" type="#_x0000_t202" style="position:absolute;left:1691;top:16513;width:13458;height:1993;visibility:visible;mso-wrap-style:square;v-text-anchor:top" o:gfxdata="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" fillcolor="white [3212]" strokeweight="1pt">
                     <v:textbox>
                       <w:txbxContent>
                         <w:p>
@@ -14172,7 +17406,7 @@
                       </w:txbxContent>
                     </v:textbox>
                   </v:shape>
-                  <v:roundrect id="Rectángulo: esquinas redondeadas 18" o:spid="_x0000_s1047" style="position:absolute;left:8529;top:20485;width:13102;height:4503;visibility:visible;mso-wrap-style:square;v-text-anchor:middle" arcsize="10923f" o:gfxdata="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" filled="f" strokecolor="#091723 [484]" strokeweight="1.5pt">
+                  <v:roundrect id="Rectángulo: esquinas redondeadas 18" o:spid="_x0000_s1049" style="position:absolute;left:8529;top:20485;width:13102;height:4503;visibility:visible;mso-wrap-style:square;v-text-anchor:middle" arcsize="10923f" o:gfxdata="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" filled="f" strokecolor="#091723 [484]" strokeweight="1.5pt">
                     <v:stroke joinstyle="miter"/>
                     <v:textbox>
                       <w:txbxContent>
@@ -14215,7 +17449,7 @@
                   <v:stroke joinstyle="miter"/>
                   <v:path o:extrusionok="f" gradientshapeok="t" o:connecttype="rect" textboxrect="5400,5400,16200,16200"/>
                 </v:shapetype>
-                <v:shape id="Diagrama de flujo: ordenar 25" o:spid="_x0000_s1048" type="#_x0000_t126" style="position:absolute;left:32853;top:13987;width:4144;height:9771;rotation:90;visibility:visible;mso-wrap-style:square;v-text-anchor:middle" o:gfxdata="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" fillcolor="black [3213]" strokecolor="white [3212]" strokeweight="1pt"/>
+                <v:shape id="Diagrama de flujo: ordenar 25" o:spid="_x0000_s1050" type="#_x0000_t126" style="position:absolute;left:32853;top:13987;width:4144;height:9771;rotation:90;visibility:visible;mso-wrap-style:square;v-text-anchor:middle" o:gfxdata="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" fillcolor="black [3213]" strokecolor="white [3212]" strokeweight="1pt"/>
               </v:group>
             </w:pict>
           </mc:Fallback>
@@ -14244,7 +17478,7 @@
       </w:pPr>
     </w:p>
     <w:sectPr>
-      <w:headerReference w:type="default" r:id="rId22"/>
+      <w:headerReference w:type="default" r:id="rId26"/>
       <w:pgSz w:w="12240" w:h="15840"/>
       <w:pgMar w:top="1417" w:right="1701" w:bottom="1417" w:left="1701" w:header="708" w:footer="708" w:gutter="0"/>
       <w:cols w:space="708"/>
@@ -14292,6 +17526,11 @@
         <w:docPartUnique/>
       </w:docPartObj>
     </w:sdtPr>
+    <w:sdtEndPr>
+      <w:rPr>
+        <w:rStyle w:val="PageNumber"/>
+      </w:rPr>
+    </w:sdtEndPr>
     <w:sdtContent>
       <w:p>
         <w:pPr>
@@ -14350,6 +17589,11 @@
         <w:docPartUnique/>
       </w:docPartObj>
     </w:sdtPr>
+    <w:sdtEndPr>
+      <w:rPr>
+        <w:rStyle w:val="PageNumber"/>
+      </w:rPr>
+    </w:sdtEndPr>
     <w:sdtContent>
       <w:p>
         <w:pPr>
@@ -14490,6 +17734,11 @@
         <w:docPartUnique/>
       </w:docPartObj>
     </w:sdtPr>
+    <w:sdtEndPr>
+      <w:rPr>
+        <w:rStyle w:val="PageNumber"/>
+      </w:rPr>
+    </w:sdtEndPr>
     <w:sdtContent>
       <w:p>
         <w:pPr>
@@ -14621,6 +17870,11 @@
         <w:docPartUnique/>
       </w:docPartObj>
     </w:sdtPr>
+    <w:sdtEndPr>
+      <w:rPr>
+        <w:rStyle w:val="PageNumber"/>
+      </w:rPr>
+    </w:sdtEndPr>
     <w:sdtContent>
       <w:p>
         <w:pPr>
@@ -14736,7 +17990,7 @@
         <w:noProof/>
       </w:rPr>
       <w:drawing>
-        <wp:anchor distT="0" distB="0" distL="114300" distR="114300" simplePos="0" relativeHeight="251661313" behindDoc="0" locked="0" layoutInCell="1" allowOverlap="1" wp14:anchorId="3383C856" wp14:editId="61A94CF4">
+        <wp:anchor distT="0" distB="0" distL="114300" distR="114300" simplePos="0" relativeHeight="251658241" behindDoc="0" locked="0" layoutInCell="1" allowOverlap="1" wp14:anchorId="3383C856" wp14:editId="61A94CF4">
           <wp:simplePos x="0" y="0"/>
           <wp:positionH relativeFrom="column">
             <wp:posOffset>5760581</wp:posOffset>
@@ -14804,7 +18058,7 @@
         <w:noProof/>
       </w:rPr>
       <w:drawing>
-        <wp:anchor distT="0" distB="0" distL="114300" distR="114300" simplePos="0" relativeHeight="251660289" behindDoc="0" locked="0" layoutInCell="1" allowOverlap="1" wp14:anchorId="36FA11F2" wp14:editId="328F3A92">
+        <wp:anchor distT="0" distB="0" distL="114300" distR="114300" simplePos="0" relativeHeight="251658240" behindDoc="0" locked="0" layoutInCell="1" allowOverlap="1" wp14:anchorId="36FA11F2" wp14:editId="328F3A92">
           <wp:simplePos x="0" y="0"/>
           <wp:positionH relativeFrom="column">
             <wp:posOffset>-619203</wp:posOffset>
@@ -18287,6 +21541,7 @@
   <w:style w:type="character" w:default="1" w:styleId="DefaultParagraphFont">
     <w:name w:val="Default Paragraph Font"/>
     <w:uiPriority w:val="1"/>
+    <w:semiHidden/>
     <w:unhideWhenUsed/>
   </w:style>
   <w:style w:type="table" w:default="1" w:styleId="TableNormal">
@@ -19186,6 +22441,17 @@
     <w:unhideWhenUsed/>
     <w:rsid w:val="00F26F27"/>
   </w:style>
+  <w:style w:type="character" w:styleId="Emphasis">
+    <w:name w:val="Emphasis"/>
+    <w:basedOn w:val="DefaultParagraphFont"/>
+    <w:uiPriority w:val="20"/>
+    <w:qFormat/>
+    <w:rsid w:val="00E446F2"/>
+    <w:rPr>
+      <w:i/>
+      <w:iCs/>
+    </w:rPr>
+  </w:style>
 </w:styles>
 </file>
 

--- a/Proyecto Final (Version Final).docx
+++ b/Proyecto Final (Version Final).docx
@@ -65,8 +65,8 @@
                               <w:spacing w:line="276" w:lineRule="auto"/>
                               <w:jc w:val="center"/>
                               <w:rPr>
-                                <w:rFonts w:ascii="Avenir Next LT Pro Light" w:hAnsi="Avenir Next LT Pro Light"/>
-                                <w:color w:val="7030A0"/>
+                                <w:rFonts w:ascii="Baskerville" w:hAnsi="Baskerville"/>
+                                <w:color w:val="0D0D0D" w:themeColor="text1" w:themeTint="F2"/>
                                 <w:sz w:val="52"/>
                                 <w:szCs w:val="52"/>
                                 <w14:ligatures w14:val="none"/>
@@ -74,8 +74,8 @@
                             </w:pPr>
                             <w:r>
                               <w:rPr>
-                                <w:rFonts w:ascii="Avenir Next LT Pro Light" w:hAnsi="Avenir Next LT Pro Light"/>
-                                <w:color w:val="7030A0"/>
+                                <w:rFonts w:ascii="Baskerville" w:hAnsi="Baskerville"/>
+                                <w:color w:val="0D0D0D" w:themeColor="text1" w:themeTint="F2"/>
                                 <w:sz w:val="52"/>
                                 <w:szCs w:val="52"/>
                               </w:rPr>
@@ -83,8 +83,8 @@
                             </w:r>
                             <w:r>
                               <w:rPr>
-                                <w:rFonts w:ascii="Avenir Next LT Pro Light" w:hAnsi="Avenir Next LT Pro Light"/>
-                                <w:color w:val="7030A0"/>
+                                <w:rFonts w:ascii="Baskerville" w:hAnsi="Baskerville"/>
+                                <w:color w:val="0D0D0D" w:themeColor="text1" w:themeTint="F2"/>
                                 <w:sz w:val="52"/>
                                 <w:szCs w:val="52"/>
                               </w:rPr>
@@ -92,8 +92,8 @@
                             </w:r>
                             <w:r>
                               <w:rPr>
-                                <w:rFonts w:ascii="Avenir Next LT Pro Light" w:hAnsi="Avenir Next LT Pro Light"/>
-                                <w:color w:val="7030A0"/>
+                                <w:rFonts w:ascii="Baskerville" w:hAnsi="Baskerville"/>
+                                <w:color w:val="0D0D0D" w:themeColor="text1" w:themeTint="F2"/>
                                 <w:sz w:val="52"/>
                                 <w:szCs w:val="52"/>
                               </w:rPr>
@@ -127,8 +127,8 @@
                         <w:spacing w:line="276" w:lineRule="auto"/>
                         <w:jc w:val="center"/>
                         <w:rPr>
-                          <w:rFonts w:ascii="Avenir Next LT Pro Light" w:hAnsi="Avenir Next LT Pro Light"/>
-                          <w:color w:val="7030A0"/>
+                          <w:rFonts w:ascii="Baskerville" w:hAnsi="Baskerville"/>
+                          <w:color w:val="0D0D0D" w:themeColor="text1" w:themeTint="F2"/>
                           <w:sz w:val="52"/>
                           <w:szCs w:val="52"/>
                           <w14:ligatures w14:val="none"/>
@@ -136,8 +136,8 @@
                       </w:pPr>
                       <w:r>
                         <w:rPr>
-                          <w:rFonts w:ascii="Avenir Next LT Pro Light" w:hAnsi="Avenir Next LT Pro Light"/>
-                          <w:color w:val="7030A0"/>
+                          <w:rFonts w:ascii="Baskerville" w:hAnsi="Baskerville"/>
+                          <w:color w:val="0D0D0D" w:themeColor="text1" w:themeTint="F2"/>
                           <w:sz w:val="52"/>
                           <w:szCs w:val="52"/>
                         </w:rPr>
@@ -145,8 +145,8 @@
                       </w:r>
                       <w:r>
                         <w:rPr>
-                          <w:rFonts w:ascii="Avenir Next LT Pro Light" w:hAnsi="Avenir Next LT Pro Light"/>
-                          <w:color w:val="7030A0"/>
+                          <w:rFonts w:ascii="Baskerville" w:hAnsi="Baskerville"/>
+                          <w:color w:val="0D0D0D" w:themeColor="text1" w:themeTint="F2"/>
                           <w:sz w:val="52"/>
                           <w:szCs w:val="52"/>
                         </w:rPr>
@@ -154,8 +154,8 @@
                       </w:r>
                       <w:r>
                         <w:rPr>
-                          <w:rFonts w:ascii="Avenir Next LT Pro Light" w:hAnsi="Avenir Next LT Pro Light"/>
-                          <w:color w:val="7030A0"/>
+                          <w:rFonts w:ascii="Baskerville" w:hAnsi="Baskerville"/>
+                          <w:color w:val="0D0D0D" w:themeColor="text1" w:themeTint="F2"/>
                           <w:sz w:val="52"/>
                           <w:szCs w:val="52"/>
                         </w:rPr>
@@ -240,23 +240,19 @@
                               <w:spacing w:line="276" w:lineRule="auto"/>
                               <w:jc w:val="center"/>
                               <w:rPr>
-                                <w:rFonts w:ascii="Avenir Next LT Pro Light" w:hAnsi="Avenir Next LT Pro Light"/>
-                                <w:b/>
-                                <w:bCs/>
+                                <w:rFonts w:ascii="Baskerville" w:hAnsi="Baskerville"/>
                                 <w:color w:val="000000" w:themeColor="text1"/>
-                                <w:sz w:val="40"/>
-                                <w:szCs w:val="40"/>
+                                <w:sz w:val="44"/>
+                                <w:szCs w:val="44"/>
                                 <w14:ligatures w14:val="none"/>
                               </w:rPr>
                             </w:pPr>
                             <w:r>
                               <w:rPr>
-                                <w:rFonts w:ascii="Avenir Next LT Pro Light" w:hAnsi="Avenir Next LT Pro Light"/>
-                                <w:b/>
-                                <w:bCs/>
+                                <w:rFonts w:ascii="Baskerville" w:hAnsi="Baskerville"/>
                                 <w:color w:val="000000" w:themeColor="text1"/>
-                                <w:sz w:val="40"/>
-                                <w:szCs w:val="40"/>
+                                <w:sz w:val="44"/>
+                                <w:szCs w:val="44"/>
                                 <w14:ligatures w14:val="none"/>
                               </w:rPr>
                               <w:t>Proyecto Final</w:t>
@@ -267,24 +263,20 @@
                               <w:spacing w:line="276" w:lineRule="auto"/>
                               <w:jc w:val="center"/>
                               <w:rPr>
-                                <w:rFonts w:ascii="Avenir Next LT Pro Light" w:hAnsi="Avenir Next LT Pro Light"/>
-                                <w:b/>
-                                <w:bCs/>
+                                <w:rFonts w:ascii="Baskerville" w:hAnsi="Baskerville"/>
                                 <w:color w:val="000000" w:themeColor="text1"/>
-                                <w:sz w:val="28"/>
-                                <w:szCs w:val="28"/>
+                                <w:sz w:val="36"/>
+                                <w:szCs w:val="36"/>
                                 <w:lang w:val="es-MX"/>
                                 <w14:ligatures w14:val="none"/>
                               </w:rPr>
                             </w:pPr>
                             <w:r>
                               <w:rPr>
-                                <w:rFonts w:ascii="Avenir Next LT Pro Light" w:hAnsi="Avenir Next LT Pro Light"/>
-                                <w:b/>
-                                <w:bCs/>
+                                <w:rFonts w:ascii="Baskerville" w:hAnsi="Baskerville"/>
                                 <w:color w:val="000000" w:themeColor="text1"/>
-                                <w:sz w:val="28"/>
-                                <w:szCs w:val="28"/>
+                                <w:sz w:val="36"/>
+                                <w:szCs w:val="36"/>
                                 <w:lang w:val="es-MX"/>
                                 <w14:ligatures w14:val="none"/>
                               </w:rPr>
@@ -296,9 +288,7 @@
                               <w:spacing w:line="276" w:lineRule="auto"/>
                               <w:jc w:val="center"/>
                               <w:rPr>
-                                <w:rFonts w:ascii="Avenir Next LT Pro Light" w:hAnsi="Avenir Next LT Pro Light"/>
-                                <w:b/>
-                                <w:bCs/>
+                                <w:rFonts w:ascii="Baskerville" w:hAnsi="Baskerville"/>
                                 <w:color w:val="000000" w:themeColor="text1"/>
                                 <w:sz w:val="28"/>
                                 <w:szCs w:val="28"/>
@@ -333,23 +323,19 @@
                         <w:spacing w:line="276" w:lineRule="auto"/>
                         <w:jc w:val="center"/>
                         <w:rPr>
-                          <w:rFonts w:ascii="Avenir Next LT Pro Light" w:hAnsi="Avenir Next LT Pro Light"/>
-                          <w:b/>
-                          <w:bCs/>
+                          <w:rFonts w:ascii="Baskerville" w:hAnsi="Baskerville"/>
                           <w:color w:val="000000" w:themeColor="text1"/>
-                          <w:sz w:val="40"/>
-                          <w:szCs w:val="40"/>
+                          <w:sz w:val="44"/>
+                          <w:szCs w:val="44"/>
                           <w14:ligatures w14:val="none"/>
                         </w:rPr>
                       </w:pPr>
                       <w:r>
                         <w:rPr>
-                          <w:rFonts w:ascii="Avenir Next LT Pro Light" w:hAnsi="Avenir Next LT Pro Light"/>
-                          <w:b/>
-                          <w:bCs/>
+                          <w:rFonts w:ascii="Baskerville" w:hAnsi="Baskerville"/>
                           <w:color w:val="000000" w:themeColor="text1"/>
-                          <w:sz w:val="40"/>
-                          <w:szCs w:val="40"/>
+                          <w:sz w:val="44"/>
+                          <w:szCs w:val="44"/>
                           <w14:ligatures w14:val="none"/>
                         </w:rPr>
                         <w:t>Proyecto Final</w:t>
@@ -360,24 +346,20 @@
                         <w:spacing w:line="276" w:lineRule="auto"/>
                         <w:jc w:val="center"/>
                         <w:rPr>
-                          <w:rFonts w:ascii="Avenir Next LT Pro Light" w:hAnsi="Avenir Next LT Pro Light"/>
-                          <w:b/>
-                          <w:bCs/>
+                          <w:rFonts w:ascii="Baskerville" w:hAnsi="Baskerville"/>
                           <w:color w:val="000000" w:themeColor="text1"/>
-                          <w:sz w:val="28"/>
-                          <w:szCs w:val="28"/>
+                          <w:sz w:val="36"/>
+                          <w:szCs w:val="36"/>
                           <w:lang w:val="es-MX"/>
                           <w14:ligatures w14:val="none"/>
                         </w:rPr>
                       </w:pPr>
                       <w:r>
                         <w:rPr>
-                          <w:rFonts w:ascii="Avenir Next LT Pro Light" w:hAnsi="Avenir Next LT Pro Light"/>
-                          <w:b/>
-                          <w:bCs/>
+                          <w:rFonts w:ascii="Baskerville" w:hAnsi="Baskerville"/>
                           <w:color w:val="000000" w:themeColor="text1"/>
-                          <w:sz w:val="28"/>
-                          <w:szCs w:val="28"/>
+                          <w:sz w:val="36"/>
+                          <w:szCs w:val="36"/>
                           <w:lang w:val="es-MX"/>
                           <w14:ligatures w14:val="none"/>
                         </w:rPr>
@@ -389,9 +371,7 @@
                         <w:spacing w:line="276" w:lineRule="auto"/>
                         <w:jc w:val="center"/>
                         <w:rPr>
-                          <w:rFonts w:ascii="Avenir Next LT Pro Light" w:hAnsi="Avenir Next LT Pro Light"/>
-                          <w:b/>
-                          <w:bCs/>
+                          <w:rFonts w:ascii="Baskerville" w:hAnsi="Baskerville"/>
                           <w:color w:val="000000" w:themeColor="text1"/>
                           <w:sz w:val="28"/>
                           <w:szCs w:val="28"/>
@@ -606,7 +586,27 @@
                                 <w:sz w:val="28"/>
                                 <w:szCs w:val="28"/>
                               </w:rPr>
-                              <w:t xml:space="preserve">Maestro. </w:t>
+                              <w:t>Maestr</w:t>
+                            </w:r>
+                            <w:r>
+                              <w:rPr>
+                                <w:rFonts w:ascii="Avenir Next LT Pro Light" w:hAnsi="Avenir Next LT Pro Light"/>
+                                <w:b/>
+                                <w:color w:val="000000" w:themeColor="text1"/>
+                                <w:sz w:val="28"/>
+                                <w:szCs w:val="28"/>
+                              </w:rPr>
+                              <w:t>a</w:t>
+                            </w:r>
+                            <w:r>
+                              <w:rPr>
+                                <w:rFonts w:ascii="Avenir Next LT Pro Light" w:hAnsi="Avenir Next LT Pro Light"/>
+                                <w:b/>
+                                <w:color w:val="000000" w:themeColor="text1"/>
+                                <w:sz w:val="28"/>
+                                <w:szCs w:val="28"/>
+                              </w:rPr>
+                              <w:t xml:space="preserve">. </w:t>
                             </w:r>
                           </w:p>
                           <w:p>
@@ -787,7 +787,27 @@
                           <w:sz w:val="28"/>
                           <w:szCs w:val="28"/>
                         </w:rPr>
-                        <w:t xml:space="preserve">Maestro. </w:t>
+                        <w:t>Maestr</w:t>
+                      </w:r>
+                      <w:r>
+                        <w:rPr>
+                          <w:rFonts w:ascii="Avenir Next LT Pro Light" w:hAnsi="Avenir Next LT Pro Light"/>
+                          <w:b/>
+                          <w:color w:val="000000" w:themeColor="text1"/>
+                          <w:sz w:val="28"/>
+                          <w:szCs w:val="28"/>
+                        </w:rPr>
+                        <w:t>a</w:t>
+                      </w:r>
+                      <w:r>
+                        <w:rPr>
+                          <w:rFonts w:ascii="Avenir Next LT Pro Light" w:hAnsi="Avenir Next LT Pro Light"/>
+                          <w:b/>
+                          <w:color w:val="000000" w:themeColor="text1"/>
+                          <w:sz w:val="28"/>
+                          <w:szCs w:val="28"/>
+                        </w:rPr>
+                        <w:t xml:space="preserve">. </w:t>
                       </w:r>
                     </w:p>
                     <w:p>
@@ -992,19 +1012,50 @@
       <w:pPr>
         <w:spacing w:line="276" w:lineRule="auto"/>
       </w:pPr>
-      <w:r>
-        <w:br w:type="page"/>
-      </w:r>
     </w:p>
     <w:p>
       <w:pPr>
         <w:spacing w:line="276" w:lineRule="auto"/>
       </w:pPr>
+    </w:p>
+    <w:p>
+      <w:pPr>
+        <w:spacing w:line="276" w:lineRule="auto"/>
+      </w:pPr>
+    </w:p>
+    <w:p>
+      <w:pPr>
+        <w:spacing w:line="276" w:lineRule="auto"/>
+      </w:pPr>
+    </w:p>
+    <w:p>
+      <w:pPr>
+        <w:spacing w:line="276" w:lineRule="auto"/>
+        <w:sectPr>
+          <w:headerReference w:type="even" r:id="rId9"/>
+          <w:headerReference w:type="default" r:id="rId10"/>
+          <w:footerReference w:type="even" r:id="rId11"/>
+          <w:footerReference w:type="default" r:id="rId12"/>
+          <w:pgSz w:w="12240" w:h="15840"/>
+          <w:pgMar w:top="1417" w:right="1701" w:bottom="1417" w:left="1701" w:header="708" w:footer="708" w:gutter="0"/>
+          <w:cols w:space="708"/>
+          <w:docGrid w:linePitch="360"/>
+        </w:sectPr>
+      </w:pPr>
+    </w:p>
+    <w:p>
+      <w:pPr>
+        <w:spacing w:line="276" w:lineRule="auto"/>
+      </w:pPr>
+    </w:p>
+    <w:p>
+      <w:pPr>
+        <w:spacing w:line="276" w:lineRule="auto"/>
+      </w:pPr>
       <w:r>
         <w:rPr>
           <w:noProof/>
         </w:rPr>
-        <w:lastRenderedPageBreak/>
         <mc:AlternateContent>
           <mc:Choice Requires="wps">
             <w:drawing>
@@ -1135,12 +1186,14 @@
             <w:rPr>
               <w:rFonts w:eastAsiaTheme="minorEastAsia"/>
               <w:b w:val="0"/>
+              <w:bCs w:val="0"/>
               <w:caps w:val="0"/>
+              <w:noProof/>
               <w:kern w:val="2"/>
               <w:sz w:val="24"/>
               <w:szCs w:val="24"/>
               <w:u w:val="none"/>
-              <w:lang/>
+              <w:lang w:val="en-MX"/>
             </w:rPr>
           </w:pPr>
           <w:r>
@@ -1161,13 +1214,27 @@
             </w:rPr>
             <w:fldChar w:fldCharType="separate"/>
           </w:r>
-          <w:hyperlink w:anchor="_Toc229638651" w:history="1">
+          <w:hyperlink w:anchor="_Toc230112832" w:history="1">
             <w:r>
               <w:rPr>
                 <w:rStyle w:val="Hyperlink"/>
                 <w:noProof/>
               </w:rPr>
-              <w:t>1. Resumen Ejecutivo</w:t>
+              <w:t>1. Resumen Eje</w:t>
+            </w:r>
+            <w:r>
+              <w:rPr>
+                <w:rStyle w:val="Hyperlink"/>
+                <w:noProof/>
+              </w:rPr>
+              <w:t>c</w:t>
+            </w:r>
+            <w:r>
+              <w:rPr>
+                <w:rStyle w:val="Hyperlink"/>
+                <w:noProof/>
+              </w:rPr>
+              <w:t>utivo</w:t>
             </w:r>
             <w:r>
               <w:rPr>
@@ -1188,7 +1255,7 @@
                 <w:noProof/>
                 <w:webHidden/>
               </w:rPr>
-              <w:instrText xml:space="preserve"> PAGEREF _Toc229638651 \h </w:instrText>
+              <w:instrText xml:space="preserve"> PAGEREF _Toc230112832 \h </w:instrText>
             </w:r>
             <w:r>
               <w:rPr>
@@ -1208,7 +1275,7 @@
                 <w:noProof/>
                 <w:webHidden/>
               </w:rPr>
-              <w:t>4</w:t>
+              <w:t>1</w:t>
             </w:r>
             <w:r>
               <w:rPr>
@@ -1228,14 +1295,16 @@
             <w:rPr>
               <w:rFonts w:eastAsiaTheme="minorEastAsia"/>
               <w:b w:val="0"/>
+              <w:bCs w:val="0"/>
               <w:smallCaps w:val="0"/>
+              <w:noProof/>
               <w:kern w:val="2"/>
               <w:sz w:val="24"/>
               <w:szCs w:val="24"/>
-              <w:lang/>
+              <w:lang w:val="en-MX"/>
             </w:rPr>
           </w:pPr>
-          <w:hyperlink w:anchor="_Toc229638652" w:history="1">
+          <w:hyperlink w:anchor="_Toc230112833" w:history="1">
             <w:r>
               <w:rPr>
                 <w:rStyle w:val="Hyperlink"/>
@@ -1262,7 +1331,7 @@
                 <w:noProof/>
                 <w:webHidden/>
               </w:rPr>
-              <w:instrText xml:space="preserve"> PAGEREF _Toc229638652 \h </w:instrText>
+              <w:instrText xml:space="preserve"> PAGEREF _Toc230112833 \h </w:instrText>
             </w:r>
             <w:r>
               <w:rPr>
@@ -1282,7 +1351,7 @@
                 <w:noProof/>
                 <w:webHidden/>
               </w:rPr>
-              <w:t>4</w:t>
+              <w:t>1</w:t>
             </w:r>
             <w:r>
               <w:rPr>
@@ -1302,14 +1371,16 @@
             <w:rPr>
               <w:rFonts w:eastAsiaTheme="minorEastAsia"/>
               <w:b w:val="0"/>
+              <w:bCs w:val="0"/>
               <w:smallCaps w:val="0"/>
+              <w:noProof/>
               <w:kern w:val="2"/>
               <w:sz w:val="24"/>
               <w:szCs w:val="24"/>
-              <w:lang/>
+              <w:lang w:val="en-MX"/>
             </w:rPr>
           </w:pPr>
-          <w:hyperlink w:anchor="_Toc229638653" w:history="1">
+          <w:hyperlink w:anchor="_Toc230112834" w:history="1">
             <w:r>
               <w:rPr>
                 <w:rStyle w:val="Hyperlink"/>
@@ -1336,7 +1407,7 @@
                 <w:noProof/>
                 <w:webHidden/>
               </w:rPr>
-              <w:instrText xml:space="preserve"> PAGEREF _Toc229638653 \h </w:instrText>
+              <w:instrText xml:space="preserve"> PAGEREF _Toc230112834 \h </w:instrText>
             </w:r>
             <w:r>
               <w:rPr>
@@ -1356,7 +1427,7 @@
                 <w:noProof/>
                 <w:webHidden/>
               </w:rPr>
-              <w:t>4</w:t>
+              <w:t>1</w:t>
             </w:r>
             <w:r>
               <w:rPr>
@@ -1376,14 +1447,16 @@
             <w:rPr>
               <w:rFonts w:eastAsiaTheme="minorEastAsia"/>
               <w:b w:val="0"/>
+              <w:bCs w:val="0"/>
               <w:smallCaps w:val="0"/>
+              <w:noProof/>
               <w:kern w:val="2"/>
               <w:sz w:val="24"/>
               <w:szCs w:val="24"/>
-              <w:lang/>
+              <w:lang w:val="en-MX"/>
             </w:rPr>
           </w:pPr>
-          <w:hyperlink w:anchor="_Toc229638654" w:history="1">
+          <w:hyperlink w:anchor="_Toc230112835" w:history="1">
             <w:r>
               <w:rPr>
                 <w:rStyle w:val="Hyperlink"/>
@@ -1410,7 +1483,7 @@
                 <w:noProof/>
                 <w:webHidden/>
               </w:rPr>
-              <w:instrText xml:space="preserve"> PAGEREF _Toc229638654 \h </w:instrText>
+              <w:instrText xml:space="preserve"> PAGEREF _Toc230112835 \h </w:instrText>
             </w:r>
             <w:r>
               <w:rPr>
@@ -1430,7 +1503,7 @@
                 <w:noProof/>
                 <w:webHidden/>
               </w:rPr>
-              <w:t>5</w:t>
+              <w:t>2</w:t>
             </w:r>
             <w:r>
               <w:rPr>
@@ -1450,14 +1523,16 @@
             <w:rPr>
               <w:rFonts w:eastAsiaTheme="minorEastAsia"/>
               <w:b w:val="0"/>
+              <w:bCs w:val="0"/>
               <w:smallCaps w:val="0"/>
+              <w:noProof/>
               <w:kern w:val="2"/>
               <w:sz w:val="24"/>
               <w:szCs w:val="24"/>
-              <w:lang/>
+              <w:lang w:val="en-MX"/>
             </w:rPr>
           </w:pPr>
-          <w:hyperlink w:anchor="_Toc229638655" w:history="1">
+          <w:hyperlink w:anchor="_Toc230112836" w:history="1">
             <w:r>
               <w:rPr>
                 <w:rStyle w:val="Hyperlink"/>
@@ -1484,7 +1559,7 @@
                 <w:noProof/>
                 <w:webHidden/>
               </w:rPr>
-              <w:instrText xml:space="preserve"> PAGEREF _Toc229638655 \h </w:instrText>
+              <w:instrText xml:space="preserve"> PAGEREF _Toc230112836 \h </w:instrText>
             </w:r>
             <w:r>
               <w:rPr>
@@ -1504,7 +1579,7 @@
                 <w:noProof/>
                 <w:webHidden/>
               </w:rPr>
-              <w:t>5</w:t>
+              <w:t>2</w:t>
             </w:r>
             <w:r>
               <w:rPr>
@@ -1524,15 +1599,17 @@
             <w:rPr>
               <w:rFonts w:eastAsiaTheme="minorEastAsia"/>
               <w:b w:val="0"/>
+              <w:bCs w:val="0"/>
               <w:caps w:val="0"/>
+              <w:noProof/>
               <w:kern w:val="2"/>
               <w:sz w:val="24"/>
               <w:szCs w:val="24"/>
               <w:u w:val="none"/>
-              <w:lang/>
+              <w:lang w:val="en-MX"/>
             </w:rPr>
           </w:pPr>
-          <w:hyperlink w:anchor="_Toc229638656" w:history="1">
+          <w:hyperlink w:anchor="_Toc230112837" w:history="1">
             <w:r>
               <w:rPr>
                 <w:rStyle w:val="Hyperlink"/>
@@ -1559,7 +1636,7 @@
                 <w:noProof/>
                 <w:webHidden/>
               </w:rPr>
-              <w:instrText xml:space="preserve"> PAGEREF _Toc229638656 \h </w:instrText>
+              <w:instrText xml:space="preserve"> PAGEREF _Toc230112837 \h </w:instrText>
             </w:r>
             <w:r>
               <w:rPr>
@@ -1579,7 +1656,7 @@
                 <w:noProof/>
                 <w:webHidden/>
               </w:rPr>
-              <w:t>5</w:t>
+              <w:t>2</w:t>
             </w:r>
             <w:r>
               <w:rPr>
@@ -1599,14 +1676,16 @@
             <w:rPr>
               <w:rFonts w:eastAsiaTheme="minorEastAsia"/>
               <w:b w:val="0"/>
+              <w:bCs w:val="0"/>
               <w:smallCaps w:val="0"/>
+              <w:noProof/>
               <w:kern w:val="2"/>
               <w:sz w:val="24"/>
               <w:szCs w:val="24"/>
-              <w:lang/>
+              <w:lang w:val="en-MX"/>
             </w:rPr>
           </w:pPr>
-          <w:hyperlink w:anchor="_Toc229638657" w:history="1">
+          <w:hyperlink w:anchor="_Toc230112838" w:history="1">
             <w:r>
               <w:rPr>
                 <w:rStyle w:val="Hyperlink"/>
@@ -1633,7 +1712,7 @@
                 <w:noProof/>
                 <w:webHidden/>
               </w:rPr>
-              <w:instrText xml:space="preserve"> PAGEREF _Toc229638657 \h </w:instrText>
+              <w:instrText xml:space="preserve"> PAGEREF _Toc230112838 \h </w:instrText>
             </w:r>
             <w:r>
               <w:rPr>
@@ -1653,7 +1732,7 @@
                 <w:noProof/>
                 <w:webHidden/>
               </w:rPr>
-              <w:t>5</w:t>
+              <w:t>2</w:t>
             </w:r>
             <w:r>
               <w:rPr>
@@ -1673,14 +1752,16 @@
             <w:rPr>
               <w:rFonts w:eastAsiaTheme="minorEastAsia"/>
               <w:b w:val="0"/>
+              <w:bCs w:val="0"/>
               <w:smallCaps w:val="0"/>
+              <w:noProof/>
               <w:kern w:val="2"/>
               <w:sz w:val="24"/>
               <w:szCs w:val="24"/>
-              <w:lang/>
+              <w:lang w:val="en-MX"/>
             </w:rPr>
           </w:pPr>
-          <w:hyperlink w:anchor="_Toc229638658" w:history="1">
+          <w:hyperlink w:anchor="_Toc230112839" w:history="1">
             <w:r>
               <w:rPr>
                 <w:rStyle w:val="Hyperlink"/>
@@ -1707,7 +1788,7 @@
                 <w:noProof/>
                 <w:webHidden/>
               </w:rPr>
-              <w:instrText xml:space="preserve"> PAGEREF _Toc229638658 \h </w:instrText>
+              <w:instrText xml:space="preserve"> PAGEREF _Toc230112839 \h </w:instrText>
             </w:r>
             <w:r>
               <w:rPr>
@@ -1727,7 +1808,7 @@
                 <w:noProof/>
                 <w:webHidden/>
               </w:rPr>
-              <w:t>5</w:t>
+              <w:t>2</w:t>
             </w:r>
             <w:r>
               <w:rPr>
@@ -1747,14 +1828,16 @@
             <w:rPr>
               <w:rFonts w:eastAsiaTheme="minorEastAsia"/>
               <w:b w:val="0"/>
+              <w:bCs w:val="0"/>
               <w:smallCaps w:val="0"/>
+              <w:noProof/>
               <w:kern w:val="2"/>
               <w:sz w:val="24"/>
               <w:szCs w:val="24"/>
-              <w:lang/>
+              <w:lang w:val="en-MX"/>
             </w:rPr>
           </w:pPr>
-          <w:hyperlink w:anchor="_Toc229638659" w:history="1">
+          <w:hyperlink w:anchor="_Toc230112840" w:history="1">
             <w:r>
               <w:rPr>
                 <w:rStyle w:val="Hyperlink"/>
@@ -1781,7 +1864,7 @@
                 <w:noProof/>
                 <w:webHidden/>
               </w:rPr>
-              <w:instrText xml:space="preserve"> PAGEREF _Toc229638659 \h </w:instrText>
+              <w:instrText xml:space="preserve"> PAGEREF _Toc230112840 \h </w:instrText>
             </w:r>
             <w:r>
               <w:rPr>
@@ -1801,7 +1884,7 @@
                 <w:noProof/>
                 <w:webHidden/>
               </w:rPr>
-              <w:t>6</w:t>
+              <w:t>3</w:t>
             </w:r>
             <w:r>
               <w:rPr>
@@ -1821,14 +1904,16 @@
             <w:rPr>
               <w:rFonts w:eastAsiaTheme="minorEastAsia"/>
               <w:b w:val="0"/>
+              <w:bCs w:val="0"/>
               <w:smallCaps w:val="0"/>
+              <w:noProof/>
               <w:kern w:val="2"/>
               <w:sz w:val="24"/>
               <w:szCs w:val="24"/>
-              <w:lang/>
+              <w:lang w:val="en-MX"/>
             </w:rPr>
           </w:pPr>
-          <w:hyperlink w:anchor="_Toc229638660" w:history="1">
+          <w:hyperlink w:anchor="_Toc230112841" w:history="1">
             <w:r>
               <w:rPr>
                 <w:rStyle w:val="Hyperlink"/>
@@ -1855,7 +1940,7 @@
                 <w:noProof/>
                 <w:webHidden/>
               </w:rPr>
-              <w:instrText xml:space="preserve"> PAGEREF _Toc229638660 \h </w:instrText>
+              <w:instrText xml:space="preserve"> PAGEREF _Toc230112841 \h </w:instrText>
             </w:r>
             <w:r>
               <w:rPr>
@@ -1875,7 +1960,7 @@
                 <w:noProof/>
                 <w:webHidden/>
               </w:rPr>
-              <w:t>6</w:t>
+              <w:t>3</w:t>
             </w:r>
             <w:r>
               <w:rPr>
@@ -1895,15 +1980,17 @@
             <w:rPr>
               <w:rFonts w:eastAsiaTheme="minorEastAsia"/>
               <w:b w:val="0"/>
+              <w:bCs w:val="0"/>
               <w:caps w:val="0"/>
+              <w:noProof/>
               <w:kern w:val="2"/>
               <w:sz w:val="24"/>
               <w:szCs w:val="24"/>
               <w:u w:val="none"/>
-              <w:lang/>
+              <w:lang w:val="en-MX"/>
             </w:rPr>
           </w:pPr>
-          <w:hyperlink w:anchor="_Toc229638661" w:history="1">
+          <w:hyperlink w:anchor="_Toc230112842" w:history="1">
             <w:r>
               <w:rPr>
                 <w:rStyle w:val="Hyperlink"/>
@@ -1930,7 +2017,7 @@
                 <w:noProof/>
                 <w:webHidden/>
               </w:rPr>
-              <w:instrText xml:space="preserve"> PAGEREF _Toc229638661 \h </w:instrText>
+              <w:instrText xml:space="preserve"> PAGEREF _Toc230112842 \h </w:instrText>
             </w:r>
             <w:r>
               <w:rPr>
@@ -1950,7 +2037,7 @@
                 <w:noProof/>
                 <w:webHidden/>
               </w:rPr>
-              <w:t>7</w:t>
+              <w:t>4</w:t>
             </w:r>
             <w:r>
               <w:rPr>
@@ -1970,14 +2057,16 @@
             <w:rPr>
               <w:rFonts w:eastAsiaTheme="minorEastAsia"/>
               <w:b w:val="0"/>
+              <w:bCs w:val="0"/>
               <w:smallCaps w:val="0"/>
+              <w:noProof/>
               <w:kern w:val="2"/>
               <w:sz w:val="24"/>
               <w:szCs w:val="24"/>
-              <w:lang/>
+              <w:lang w:val="en-MX"/>
             </w:rPr>
           </w:pPr>
-          <w:hyperlink w:anchor="_Toc229638662" w:history="1">
+          <w:hyperlink w:anchor="_Toc230112843" w:history="1">
             <w:r>
               <w:rPr>
                 <w:rStyle w:val="Hyperlink"/>
@@ -2004,7 +2093,7 @@
                 <w:noProof/>
                 <w:webHidden/>
               </w:rPr>
-              <w:instrText xml:space="preserve"> PAGEREF _Toc229638662 \h </w:instrText>
+              <w:instrText xml:space="preserve"> PAGEREF _Toc230112843 \h </w:instrText>
             </w:r>
             <w:r>
               <w:rPr>
@@ -2024,7 +2113,7 @@
                 <w:noProof/>
                 <w:webHidden/>
               </w:rPr>
-              <w:t>7</w:t>
+              <w:t>4</w:t>
             </w:r>
             <w:r>
               <w:rPr>
@@ -2044,14 +2133,16 @@
             <w:rPr>
               <w:rFonts w:eastAsiaTheme="minorEastAsia"/>
               <w:b w:val="0"/>
+              <w:bCs w:val="0"/>
               <w:smallCaps w:val="0"/>
+              <w:noProof/>
               <w:kern w:val="2"/>
               <w:sz w:val="24"/>
               <w:szCs w:val="24"/>
-              <w:lang/>
+              <w:lang w:val="en-MX"/>
             </w:rPr>
           </w:pPr>
-          <w:hyperlink w:anchor="_Toc229638663" w:history="1">
+          <w:hyperlink w:anchor="_Toc230112844" w:history="1">
             <w:r>
               <w:rPr>
                 <w:rStyle w:val="Hyperlink"/>
@@ -2078,7 +2169,7 @@
                 <w:noProof/>
                 <w:webHidden/>
               </w:rPr>
-              <w:instrText xml:space="preserve"> PAGEREF _Toc229638663 \h </w:instrText>
+              <w:instrText xml:space="preserve"> PAGEREF _Toc230112844 \h </w:instrText>
             </w:r>
             <w:r>
               <w:rPr>
@@ -2098,7 +2189,7 @@
                 <w:noProof/>
                 <w:webHidden/>
               </w:rPr>
-              <w:t>8</w:t>
+              <w:t>5</w:t>
             </w:r>
             <w:r>
               <w:rPr>
@@ -2118,14 +2209,16 @@
             <w:rPr>
               <w:rFonts w:eastAsiaTheme="minorEastAsia"/>
               <w:b w:val="0"/>
+              <w:bCs w:val="0"/>
               <w:smallCaps w:val="0"/>
+              <w:noProof/>
               <w:kern w:val="2"/>
               <w:sz w:val="24"/>
               <w:szCs w:val="24"/>
-              <w:lang/>
+              <w:lang w:val="en-MX"/>
             </w:rPr>
           </w:pPr>
-          <w:hyperlink w:anchor="_Toc229638664" w:history="1">
+          <w:hyperlink w:anchor="_Toc230112845" w:history="1">
             <w:r>
               <w:rPr>
                 <w:rStyle w:val="Hyperlink"/>
@@ -2152,7 +2245,7 @@
                 <w:noProof/>
                 <w:webHidden/>
               </w:rPr>
-              <w:instrText xml:space="preserve"> PAGEREF _Toc229638664 \h </w:instrText>
+              <w:instrText xml:space="preserve"> PAGEREF _Toc230112845 \h </w:instrText>
             </w:r>
             <w:r>
               <w:rPr>
@@ -2172,7 +2265,7 @@
                 <w:noProof/>
                 <w:webHidden/>
               </w:rPr>
-              <w:t>9</w:t>
+              <w:t>6</w:t>
             </w:r>
             <w:r>
               <w:rPr>
@@ -2192,15 +2285,17 @@
             <w:rPr>
               <w:rFonts w:eastAsiaTheme="minorEastAsia"/>
               <w:b w:val="0"/>
+              <w:bCs w:val="0"/>
               <w:caps w:val="0"/>
+              <w:noProof/>
               <w:kern w:val="2"/>
               <w:sz w:val="24"/>
               <w:szCs w:val="24"/>
               <w:u w:val="none"/>
-              <w:lang/>
+              <w:lang w:val="en-MX"/>
             </w:rPr>
           </w:pPr>
-          <w:hyperlink w:anchor="_Toc229638665" w:history="1">
+          <w:hyperlink w:anchor="_Toc230112846" w:history="1">
             <w:r>
               <w:rPr>
                 <w:rStyle w:val="Hyperlink"/>
@@ -2227,7 +2322,7 @@
                 <w:noProof/>
                 <w:webHidden/>
               </w:rPr>
-              <w:instrText xml:space="preserve"> PAGEREF _Toc229638665 \h </w:instrText>
+              <w:instrText xml:space="preserve"> PAGEREF _Toc230112846 \h </w:instrText>
             </w:r>
             <w:r>
               <w:rPr>
@@ -2247,7 +2342,7 @@
                 <w:noProof/>
                 <w:webHidden/>
               </w:rPr>
-              <w:t>9</w:t>
+              <w:t>6</w:t>
             </w:r>
             <w:r>
               <w:rPr>
@@ -2267,14 +2362,16 @@
             <w:rPr>
               <w:rFonts w:eastAsiaTheme="minorEastAsia"/>
               <w:b w:val="0"/>
+              <w:bCs w:val="0"/>
               <w:smallCaps w:val="0"/>
+              <w:noProof/>
               <w:kern w:val="2"/>
               <w:sz w:val="24"/>
               <w:szCs w:val="24"/>
-              <w:lang/>
+              <w:lang w:val="en-MX"/>
             </w:rPr>
           </w:pPr>
-          <w:hyperlink w:anchor="_Toc229638666" w:history="1">
+          <w:hyperlink w:anchor="_Toc230112847" w:history="1">
             <w:r>
               <w:rPr>
                 <w:rStyle w:val="Hyperlink"/>
@@ -2301,7 +2398,7 @@
                 <w:noProof/>
                 <w:webHidden/>
               </w:rPr>
-              <w:instrText xml:space="preserve"> PAGEREF _Toc229638666 \h </w:instrText>
+              <w:instrText xml:space="preserve"> PAGEREF _Toc230112847 \h </w:instrText>
             </w:r>
             <w:r>
               <w:rPr>
@@ -2321,7 +2418,7 @@
                 <w:noProof/>
                 <w:webHidden/>
               </w:rPr>
-              <w:t>9</w:t>
+              <w:t>6</w:t>
             </w:r>
             <w:r>
               <w:rPr>
@@ -2341,14 +2438,16 @@
             <w:rPr>
               <w:rFonts w:eastAsiaTheme="minorEastAsia"/>
               <w:b w:val="0"/>
+              <w:bCs w:val="0"/>
               <w:smallCaps w:val="0"/>
+              <w:noProof/>
               <w:kern w:val="2"/>
               <w:sz w:val="24"/>
               <w:szCs w:val="24"/>
-              <w:lang/>
+              <w:lang w:val="en-MX"/>
             </w:rPr>
           </w:pPr>
-          <w:hyperlink w:anchor="_Toc229638667" w:history="1">
+          <w:hyperlink w:anchor="_Toc230112848" w:history="1">
             <w:r>
               <w:rPr>
                 <w:rStyle w:val="Hyperlink"/>
@@ -2375,7 +2474,7 @@
                 <w:noProof/>
                 <w:webHidden/>
               </w:rPr>
-              <w:instrText xml:space="preserve"> PAGEREF _Toc229638667 \h </w:instrText>
+              <w:instrText xml:space="preserve"> PAGEREF _Toc230112848 \h </w:instrText>
             </w:r>
             <w:r>
               <w:rPr>
@@ -2395,7 +2494,7 @@
                 <w:noProof/>
                 <w:webHidden/>
               </w:rPr>
-              <w:t>10</w:t>
+              <w:t>7</w:t>
             </w:r>
             <w:r>
               <w:rPr>
@@ -2415,14 +2514,16 @@
             <w:rPr>
               <w:rFonts w:eastAsiaTheme="minorEastAsia"/>
               <w:b w:val="0"/>
+              <w:bCs w:val="0"/>
               <w:smallCaps w:val="0"/>
+              <w:noProof/>
               <w:kern w:val="2"/>
               <w:sz w:val="24"/>
               <w:szCs w:val="24"/>
-              <w:lang/>
+              <w:lang w:val="en-MX"/>
             </w:rPr>
           </w:pPr>
-          <w:hyperlink w:anchor="_Toc229638668" w:history="1">
+          <w:hyperlink w:anchor="_Toc230112849" w:history="1">
             <w:r>
               <w:rPr>
                 <w:rStyle w:val="Hyperlink"/>
@@ -2449,7 +2550,7 @@
                 <w:noProof/>
                 <w:webHidden/>
               </w:rPr>
-              <w:instrText xml:space="preserve"> PAGEREF _Toc229638668 \h </w:instrText>
+              <w:instrText xml:space="preserve"> PAGEREF _Toc230112849 \h </w:instrText>
             </w:r>
             <w:r>
               <w:rPr>
@@ -2469,7 +2570,7 @@
                 <w:noProof/>
                 <w:webHidden/>
               </w:rPr>
-              <w:t>10</w:t>
+              <w:t>7</w:t>
             </w:r>
             <w:r>
               <w:rPr>
@@ -2489,15 +2590,17 @@
             <w:rPr>
               <w:rFonts w:eastAsiaTheme="minorEastAsia"/>
               <w:b w:val="0"/>
+              <w:bCs w:val="0"/>
               <w:caps w:val="0"/>
+              <w:noProof/>
               <w:kern w:val="2"/>
               <w:sz w:val="24"/>
               <w:szCs w:val="24"/>
               <w:u w:val="none"/>
-              <w:lang/>
+              <w:lang w:val="en-MX"/>
             </w:rPr>
           </w:pPr>
-          <w:hyperlink w:anchor="_Toc229638669" w:history="1">
+          <w:hyperlink w:anchor="_Toc230112850" w:history="1">
             <w:r>
               <w:rPr>
                 <w:rStyle w:val="Hyperlink"/>
@@ -2524,7 +2627,7 @@
                 <w:noProof/>
                 <w:webHidden/>
               </w:rPr>
-              <w:instrText xml:space="preserve"> PAGEREF _Toc229638669 \h </w:instrText>
+              <w:instrText xml:space="preserve"> PAGEREF _Toc230112850 \h </w:instrText>
             </w:r>
             <w:r>
               <w:rPr>
@@ -2544,7 +2647,7 @@
                 <w:noProof/>
                 <w:webHidden/>
               </w:rPr>
-              <w:t>11</w:t>
+              <w:t>8</w:t>
             </w:r>
             <w:r>
               <w:rPr>
@@ -2564,14 +2667,16 @@
             <w:rPr>
               <w:rFonts w:eastAsiaTheme="minorEastAsia"/>
               <w:b w:val="0"/>
+              <w:bCs w:val="0"/>
               <w:smallCaps w:val="0"/>
+              <w:noProof/>
               <w:kern w:val="2"/>
               <w:sz w:val="24"/>
               <w:szCs w:val="24"/>
-              <w:lang/>
+              <w:lang w:val="en-MX"/>
             </w:rPr>
           </w:pPr>
-          <w:hyperlink w:anchor="_Toc229638670" w:history="1">
+          <w:hyperlink w:anchor="_Toc230112851" w:history="1">
             <w:r>
               <w:rPr>
                 <w:rStyle w:val="Hyperlink"/>
@@ -2598,7 +2703,7 @@
                 <w:noProof/>
                 <w:webHidden/>
               </w:rPr>
-              <w:instrText xml:space="preserve"> PAGEREF _Toc229638670 \h </w:instrText>
+              <w:instrText xml:space="preserve"> PAGEREF _Toc230112851 \h </w:instrText>
             </w:r>
             <w:r>
               <w:rPr>
@@ -2618,7 +2723,7 @@
                 <w:noProof/>
                 <w:webHidden/>
               </w:rPr>
-              <w:t>11</w:t>
+              <w:t>8</w:t>
             </w:r>
             <w:r>
               <w:rPr>
@@ -2638,15 +2743,17 @@
             <w:rPr>
               <w:rFonts w:eastAsiaTheme="minorEastAsia"/>
               <w:b w:val="0"/>
+              <w:bCs w:val="0"/>
               <w:caps w:val="0"/>
+              <w:noProof/>
               <w:kern w:val="2"/>
               <w:sz w:val="24"/>
               <w:szCs w:val="24"/>
               <w:u w:val="none"/>
-              <w:lang/>
+              <w:lang w:val="en-MX"/>
             </w:rPr>
           </w:pPr>
-          <w:hyperlink w:anchor="_Toc229638671" w:history="1">
+          <w:hyperlink w:anchor="_Toc230112852" w:history="1">
             <w:r>
               <w:rPr>
                 <w:rStyle w:val="Hyperlink"/>
@@ -2673,7 +2780,7 @@
                 <w:noProof/>
                 <w:webHidden/>
               </w:rPr>
-              <w:instrText xml:space="preserve"> PAGEREF _Toc229638671 \h </w:instrText>
+              <w:instrText xml:space="preserve"> PAGEREF _Toc230112852 \h </w:instrText>
             </w:r>
             <w:r>
               <w:rPr>
@@ -2693,7 +2800,7 @@
                 <w:noProof/>
                 <w:webHidden/>
               </w:rPr>
-              <w:t>12</w:t>
+              <w:t>9</w:t>
             </w:r>
             <w:r>
               <w:rPr>
@@ -2713,14 +2820,16 @@
             <w:rPr>
               <w:rFonts w:eastAsiaTheme="minorEastAsia"/>
               <w:b w:val="0"/>
+              <w:bCs w:val="0"/>
               <w:smallCaps w:val="0"/>
+              <w:noProof/>
               <w:kern w:val="2"/>
               <w:sz w:val="24"/>
               <w:szCs w:val="24"/>
-              <w:lang/>
+              <w:lang w:val="en-MX"/>
             </w:rPr>
           </w:pPr>
-          <w:hyperlink w:anchor="_Toc229638672" w:history="1">
+          <w:hyperlink w:anchor="_Toc230112853" w:history="1">
             <w:r>
               <w:rPr>
                 <w:rStyle w:val="Hyperlink"/>
@@ -2747,7 +2856,7 @@
                 <w:noProof/>
                 <w:webHidden/>
               </w:rPr>
-              <w:instrText xml:space="preserve"> PAGEREF _Toc229638672 \h </w:instrText>
+              <w:instrText xml:space="preserve"> PAGEREF _Toc230112853 \h </w:instrText>
             </w:r>
             <w:r>
               <w:rPr>
@@ -2767,7 +2876,7 @@
                 <w:noProof/>
                 <w:webHidden/>
               </w:rPr>
-              <w:t>12</w:t>
+              <w:t>9</w:t>
             </w:r>
             <w:r>
               <w:rPr>
@@ -2787,14 +2896,16 @@
             <w:rPr>
               <w:rFonts w:eastAsiaTheme="minorEastAsia"/>
               <w:b w:val="0"/>
+              <w:bCs w:val="0"/>
               <w:smallCaps w:val="0"/>
+              <w:noProof/>
               <w:kern w:val="2"/>
               <w:sz w:val="24"/>
               <w:szCs w:val="24"/>
-              <w:lang/>
+              <w:lang w:val="en-MX"/>
             </w:rPr>
           </w:pPr>
-          <w:hyperlink w:anchor="_Toc229638673" w:history="1">
+          <w:hyperlink w:anchor="_Toc230112854" w:history="1">
             <w:r>
               <w:rPr>
                 <w:rStyle w:val="Hyperlink"/>
@@ -2821,7 +2932,7 @@
                 <w:noProof/>
                 <w:webHidden/>
               </w:rPr>
-              <w:instrText xml:space="preserve"> PAGEREF _Toc229638673 \h </w:instrText>
+              <w:instrText xml:space="preserve"> PAGEREF _Toc230112854 \h </w:instrText>
             </w:r>
             <w:r>
               <w:rPr>
@@ -2841,7 +2952,7 @@
                 <w:noProof/>
                 <w:webHidden/>
               </w:rPr>
-              <w:t>12</w:t>
+              <w:t>9</w:t>
             </w:r>
             <w:r>
               <w:rPr>
@@ -2861,14 +2972,16 @@
             <w:rPr>
               <w:rFonts w:eastAsiaTheme="minorEastAsia"/>
               <w:b w:val="0"/>
+              <w:bCs w:val="0"/>
               <w:smallCaps w:val="0"/>
+              <w:noProof/>
               <w:kern w:val="2"/>
               <w:sz w:val="24"/>
               <w:szCs w:val="24"/>
-              <w:lang/>
+              <w:lang w:val="en-MX"/>
             </w:rPr>
           </w:pPr>
-          <w:hyperlink w:anchor="_Toc229638674" w:history="1">
+          <w:hyperlink w:anchor="_Toc230112855" w:history="1">
             <w:r>
               <w:rPr>
                 <w:rStyle w:val="Hyperlink"/>
@@ -2895,7 +3008,7 @@
                 <w:noProof/>
                 <w:webHidden/>
               </w:rPr>
-              <w:instrText xml:space="preserve"> PAGEREF _Toc229638674 \h </w:instrText>
+              <w:instrText xml:space="preserve"> PAGEREF _Toc230112855 \h </w:instrText>
             </w:r>
             <w:r>
               <w:rPr>
@@ -2915,7 +3028,7 @@
                 <w:noProof/>
                 <w:webHidden/>
               </w:rPr>
-              <w:t>13</w:t>
+              <w:t>10</w:t>
             </w:r>
             <w:r>
               <w:rPr>
@@ -2935,21 +3048,100 @@
             <w:rPr>
               <w:rFonts w:eastAsiaTheme="minorEastAsia"/>
               <w:b w:val="0"/>
+              <w:bCs w:val="0"/>
               <w:caps w:val="0"/>
+              <w:noProof/>
               <w:kern w:val="2"/>
               <w:sz w:val="24"/>
               <w:szCs w:val="24"/>
               <w:u w:val="none"/>
-              <w:lang/>
+              <w:lang w:val="en-MX"/>
             </w:rPr>
           </w:pPr>
-          <w:hyperlink w:anchor="_Toc229638675" w:history="1">
+          <w:r>
+            <w:rPr>
+              <w:noProof/>
+            </w:rPr>
+            <w:lastRenderedPageBreak/>
+            <mc:AlternateContent>
+              <mc:Choice Requires="wps">
+                <w:drawing>
+                  <wp:anchor distT="0" distB="0" distL="114300" distR="114300" simplePos="0" relativeHeight="251660352" behindDoc="1" locked="0" layoutInCell="1" allowOverlap="1" wp14:anchorId="334AAE3A" wp14:editId="74A65B86">
+                    <wp:simplePos x="0" y="0"/>
+                    <wp:positionH relativeFrom="column">
+                      <wp:posOffset>-271463</wp:posOffset>
+                    </wp:positionH>
+                    <wp:positionV relativeFrom="paragraph">
+                      <wp:posOffset>-356870</wp:posOffset>
+                    </wp:positionV>
+                    <wp:extent cx="6209030" cy="8071104"/>
+                    <wp:effectExtent l="0" t="0" r="1270" b="6350"/>
+                    <wp:wrapNone/>
+                    <wp:docPr id="1982804649" name="Rectangle 25"/>
+                    <wp:cNvGraphicFramePr/>
+                    <a:graphic xmlns:a="http://schemas.openxmlformats.org/drawingml/2006/main">
+                      <a:graphicData uri="http://schemas.microsoft.com/office/word/2010/wordprocessingShape">
+                        <wps:wsp>
+                          <wps:cNvSpPr/>
+                          <wps:spPr>
+                            <a:xfrm>
+                              <a:off x="0" y="0"/>
+                              <a:ext cx="6209030" cy="8071104"/>
+                            </a:xfrm>
+                            <a:prstGeom prst="rect">
+                              <a:avLst/>
+                            </a:prstGeom>
+                            <a:solidFill>
+                              <a:schemeClr val="bg1">
+                                <a:lumMod val="95000"/>
+                              </a:schemeClr>
+                            </a:solidFill>
+                            <a:ln>
+                              <a:noFill/>
+                            </a:ln>
+                          </wps:spPr>
+                          <wps:style>
+                            <a:lnRef idx="2">
+                              <a:schemeClr val="accent1">
+                                <a:shade val="15000"/>
+                              </a:schemeClr>
+                            </a:lnRef>
+                            <a:fillRef idx="1">
+                              <a:schemeClr val="accent1"/>
+                            </a:fillRef>
+                            <a:effectRef idx="0">
+                              <a:schemeClr val="accent1"/>
+                            </a:effectRef>
+                            <a:fontRef idx="minor">
+                              <a:schemeClr val="lt1"/>
+                            </a:fontRef>
+                          </wps:style>
+                          <wps:bodyPr rot="0" spcFirstLastPara="0" vertOverflow="overflow" horzOverflow="overflow" vert="horz" wrap="square" lIns="91440" tIns="45720" rIns="91440" bIns="45720" numCol="1" spcCol="0" rtlCol="0" fromWordArt="0" anchor="ctr" anchorCtr="0" forceAA="0" compatLnSpc="1">
+                            <a:prstTxWarp prst="textNoShape">
+                              <a:avLst/>
+                            </a:prstTxWarp>
+                            <a:noAutofit/>
+                          </wps:bodyPr>
+                        </wps:wsp>
+                      </a:graphicData>
+                    </a:graphic>
+                  </wp:anchor>
+                </w:drawing>
+              </mc:Choice>
+              <mc:Fallback>
+                <w:pict>
+                  <v:rect w14:anchorId="624FDE11" id="Rectangle 25" o:spid="_x0000_s1026" style="position:absolute;margin-left:-21.4pt;margin-top:-28.1pt;width:488.9pt;height:635.5pt;z-index:-251656128;visibility:visible;mso-wrap-style:square;mso-wrap-distance-left:9pt;mso-wrap-distance-top:0;mso-wrap-distance-right:9pt;mso-wrap-distance-bottom:0;mso-position-horizontal:absolute;mso-position-horizontal-relative:text;mso-position-vertical:absolute;mso-position-vertical-relative:text;v-text-anchor:middle" o:gfxdata="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" fillcolor="#f2f2f2 [3052]" stroked="f" strokeweight="1pt"/>
+                </w:pict>
+              </mc:Fallback>
+            </mc:AlternateContent>
+          </w:r>
+          <w:hyperlink w:anchor="_Toc230112856" w:history="1">
             <w:r>
               <w:rPr>
                 <w:rStyle w:val="Hyperlink"/>
                 <w:noProof/>
               </w:rPr>
-              <w:t>14. Anexos</w:t>
+              <w:t>7. Puntos de Función</w:t>
             </w:r>
             <w:r>
               <w:rPr>
@@ -2970,7 +3162,7 @@
                 <w:noProof/>
                 <w:webHidden/>
               </w:rPr>
-              <w:instrText xml:space="preserve"> PAGEREF _Toc229638675 \h </w:instrText>
+              <w:instrText xml:space="preserve"> PAGEREF _Toc230112856 \h </w:instrText>
             </w:r>
             <w:r>
               <w:rPr>
@@ -2990,7 +3182,540 @@
                 <w:noProof/>
                 <w:webHidden/>
               </w:rPr>
+              <w:t>13</w:t>
+            </w:r>
+            <w:r>
+              <w:rPr>
+                <w:noProof/>
+                <w:webHidden/>
+              </w:rPr>
+              <w:fldChar w:fldCharType="end"/>
+            </w:r>
+          </w:hyperlink>
+        </w:p>
+        <w:p>
+          <w:pPr>
+            <w:pStyle w:val="TOC2"/>
+            <w:tabs>
+              <w:tab w:val="right" w:pos="8828"/>
+            </w:tabs>
+            <w:rPr>
+              <w:rFonts w:eastAsiaTheme="minorEastAsia"/>
+              <w:b w:val="0"/>
+              <w:bCs w:val="0"/>
+              <w:smallCaps w:val="0"/>
+              <w:noProof/>
+              <w:kern w:val="2"/>
+              <w:sz w:val="24"/>
+              <w:szCs w:val="24"/>
+              <w:lang w:val="en-MX"/>
+            </w:rPr>
+          </w:pPr>
+          <w:hyperlink w:anchor="_Toc230112857" w:history="1">
+            <w:r>
+              <w:rPr>
+                <w:rStyle w:val="Hyperlink"/>
+                <w:noProof/>
+              </w:rPr>
+              <w:t>7.1 Detalle de Componentes del Sistema</w:t>
+            </w:r>
+            <w:r>
+              <w:rPr>
+                <w:noProof/>
+                <w:webHidden/>
+              </w:rPr>
+              <w:tab/>
+            </w:r>
+            <w:r>
+              <w:rPr>
+                <w:noProof/>
+                <w:webHidden/>
+              </w:rPr>
+              <w:fldChar w:fldCharType="begin"/>
+            </w:r>
+            <w:r>
+              <w:rPr>
+                <w:noProof/>
+                <w:webHidden/>
+              </w:rPr>
+              <w:instrText xml:space="preserve"> PAGEREF _Toc230112857 \h </w:instrText>
+            </w:r>
+            <w:r>
+              <w:rPr>
+                <w:noProof/>
+                <w:webHidden/>
+              </w:rPr>
+            </w:r>
+            <w:r>
+              <w:rPr>
+                <w:noProof/>
+                <w:webHidden/>
+              </w:rPr>
+              <w:fldChar w:fldCharType="separate"/>
+            </w:r>
+            <w:r>
+              <w:rPr>
+                <w:noProof/>
+                <w:webHidden/>
+              </w:rPr>
+              <w:t>13</w:t>
+            </w:r>
+            <w:r>
+              <w:rPr>
+                <w:noProof/>
+                <w:webHidden/>
+              </w:rPr>
+              <w:fldChar w:fldCharType="end"/>
+            </w:r>
+          </w:hyperlink>
+        </w:p>
+        <w:p>
+          <w:pPr>
+            <w:pStyle w:val="TOC2"/>
+            <w:tabs>
+              <w:tab w:val="right" w:pos="8828"/>
+            </w:tabs>
+            <w:rPr>
+              <w:rFonts w:eastAsiaTheme="minorEastAsia"/>
+              <w:b w:val="0"/>
+              <w:bCs w:val="0"/>
+              <w:smallCaps w:val="0"/>
+              <w:noProof/>
+              <w:kern w:val="2"/>
+              <w:sz w:val="24"/>
+              <w:szCs w:val="24"/>
+              <w:lang w:val="en-MX"/>
+            </w:rPr>
+          </w:pPr>
+          <w:hyperlink w:anchor="_Toc230112858" w:history="1">
+            <w:r>
+              <w:rPr>
+                <w:rStyle w:val="Hyperlink"/>
+                <w:noProof/>
+              </w:rPr>
+              <w:t>7.2 Puntos de Función sin Ajustar</w:t>
+            </w:r>
+            <w:r>
+              <w:rPr>
+                <w:noProof/>
+                <w:webHidden/>
+              </w:rPr>
+              <w:tab/>
+            </w:r>
+            <w:r>
+              <w:rPr>
+                <w:noProof/>
+                <w:webHidden/>
+              </w:rPr>
+              <w:fldChar w:fldCharType="begin"/>
+            </w:r>
+            <w:r>
+              <w:rPr>
+                <w:noProof/>
+                <w:webHidden/>
+              </w:rPr>
+              <w:instrText xml:space="preserve"> PAGEREF _Toc230112858 \h </w:instrText>
+            </w:r>
+            <w:r>
+              <w:rPr>
+                <w:noProof/>
+                <w:webHidden/>
+              </w:rPr>
+            </w:r>
+            <w:r>
+              <w:rPr>
+                <w:noProof/>
+                <w:webHidden/>
+              </w:rPr>
+              <w:fldChar w:fldCharType="separate"/>
+            </w:r>
+            <w:r>
+              <w:rPr>
+                <w:noProof/>
+                <w:webHidden/>
+              </w:rPr>
+              <w:t>13</w:t>
+            </w:r>
+            <w:r>
+              <w:rPr>
+                <w:noProof/>
+                <w:webHidden/>
+              </w:rPr>
+              <w:fldChar w:fldCharType="end"/>
+            </w:r>
+          </w:hyperlink>
+        </w:p>
+        <w:p>
+          <w:pPr>
+            <w:pStyle w:val="TOC2"/>
+            <w:tabs>
+              <w:tab w:val="right" w:pos="8828"/>
+            </w:tabs>
+            <w:rPr>
+              <w:rFonts w:eastAsiaTheme="minorEastAsia"/>
+              <w:b w:val="0"/>
+              <w:bCs w:val="0"/>
+              <w:smallCaps w:val="0"/>
+              <w:noProof/>
+              <w:kern w:val="2"/>
+              <w:sz w:val="24"/>
+              <w:szCs w:val="24"/>
+              <w:lang w:val="en-MX"/>
+            </w:rPr>
+          </w:pPr>
+          <w:hyperlink w:anchor="_Toc230112859" w:history="1">
+            <w:r>
+              <w:rPr>
+                <w:rStyle w:val="Hyperlink"/>
+                <w:noProof/>
+              </w:rPr>
+              <w:t>7.3 Evaluación del Grado de Influencia</w:t>
+            </w:r>
+            <w:r>
+              <w:rPr>
+                <w:noProof/>
+                <w:webHidden/>
+              </w:rPr>
+              <w:tab/>
+            </w:r>
+            <w:r>
+              <w:rPr>
+                <w:noProof/>
+                <w:webHidden/>
+              </w:rPr>
+              <w:fldChar w:fldCharType="begin"/>
+            </w:r>
+            <w:r>
+              <w:rPr>
+                <w:noProof/>
+                <w:webHidden/>
+              </w:rPr>
+              <w:instrText xml:space="preserve"> PAGEREF _Toc230112859 \h </w:instrText>
+            </w:r>
+            <w:r>
+              <w:rPr>
+                <w:noProof/>
+                <w:webHidden/>
+              </w:rPr>
+            </w:r>
+            <w:r>
+              <w:rPr>
+                <w:noProof/>
+                <w:webHidden/>
+              </w:rPr>
+              <w:fldChar w:fldCharType="separate"/>
+            </w:r>
+            <w:r>
+              <w:rPr>
+                <w:noProof/>
+                <w:webHidden/>
+              </w:rPr>
+              <w:t>14</w:t>
+            </w:r>
+            <w:r>
+              <w:rPr>
+                <w:noProof/>
+                <w:webHidden/>
+              </w:rPr>
+              <w:fldChar w:fldCharType="end"/>
+            </w:r>
+          </w:hyperlink>
+        </w:p>
+        <w:p>
+          <w:pPr>
+            <w:pStyle w:val="TOC2"/>
+            <w:tabs>
+              <w:tab w:val="right" w:pos="8828"/>
+            </w:tabs>
+            <w:rPr>
+              <w:rFonts w:eastAsiaTheme="minorEastAsia"/>
+              <w:b w:val="0"/>
+              <w:bCs w:val="0"/>
+              <w:smallCaps w:val="0"/>
+              <w:noProof/>
+              <w:kern w:val="2"/>
+              <w:sz w:val="24"/>
+              <w:szCs w:val="24"/>
+              <w:lang w:val="en-MX"/>
+            </w:rPr>
+          </w:pPr>
+          <w:hyperlink w:anchor="_Toc230112860" w:history="1">
+            <w:r>
+              <w:rPr>
+                <w:rStyle w:val="Hyperlink"/>
+                <w:noProof/>
+              </w:rPr>
+              <w:t>7.4 Puntos de Función Ajustados</w:t>
+            </w:r>
+            <w:r>
+              <w:rPr>
+                <w:noProof/>
+                <w:webHidden/>
+              </w:rPr>
+              <w:tab/>
+            </w:r>
+            <w:r>
+              <w:rPr>
+                <w:noProof/>
+                <w:webHidden/>
+              </w:rPr>
+              <w:fldChar w:fldCharType="begin"/>
+            </w:r>
+            <w:r>
+              <w:rPr>
+                <w:noProof/>
+                <w:webHidden/>
+              </w:rPr>
+              <w:instrText xml:space="preserve"> PAGEREF _Toc230112860 \h </w:instrText>
+            </w:r>
+            <w:r>
+              <w:rPr>
+                <w:noProof/>
+                <w:webHidden/>
+              </w:rPr>
+            </w:r>
+            <w:r>
+              <w:rPr>
+                <w:noProof/>
+                <w:webHidden/>
+              </w:rPr>
+              <w:fldChar w:fldCharType="separate"/>
+            </w:r>
+            <w:r>
+              <w:rPr>
+                <w:noProof/>
+                <w:webHidden/>
+              </w:rPr>
+              <w:t>14</w:t>
+            </w:r>
+            <w:r>
+              <w:rPr>
+                <w:noProof/>
+                <w:webHidden/>
+              </w:rPr>
+              <w:fldChar w:fldCharType="end"/>
+            </w:r>
+          </w:hyperlink>
+        </w:p>
+        <w:p>
+          <w:pPr>
+            <w:pStyle w:val="TOC2"/>
+            <w:tabs>
+              <w:tab w:val="right" w:pos="8828"/>
+            </w:tabs>
+            <w:rPr>
+              <w:rFonts w:eastAsiaTheme="minorEastAsia"/>
+              <w:b w:val="0"/>
+              <w:bCs w:val="0"/>
+              <w:smallCaps w:val="0"/>
+              <w:noProof/>
+              <w:kern w:val="2"/>
+              <w:sz w:val="24"/>
+              <w:szCs w:val="24"/>
+              <w:lang w:val="en-MX"/>
+            </w:rPr>
+          </w:pPr>
+          <w:hyperlink w:anchor="_Toc230112861" w:history="1">
+            <w:r>
+              <w:rPr>
+                <w:rStyle w:val="Hyperlink"/>
+                <w:noProof/>
+              </w:rPr>
+              <w:t>7.5 Estimación de Tiempo</w:t>
+            </w:r>
+            <w:r>
+              <w:rPr>
+                <w:noProof/>
+                <w:webHidden/>
+              </w:rPr>
+              <w:tab/>
+            </w:r>
+            <w:r>
+              <w:rPr>
+                <w:noProof/>
+                <w:webHidden/>
+              </w:rPr>
+              <w:fldChar w:fldCharType="begin"/>
+            </w:r>
+            <w:r>
+              <w:rPr>
+                <w:noProof/>
+                <w:webHidden/>
+              </w:rPr>
+              <w:instrText xml:space="preserve"> PAGEREF _Toc230112861 \h </w:instrText>
+            </w:r>
+            <w:r>
+              <w:rPr>
+                <w:noProof/>
+                <w:webHidden/>
+              </w:rPr>
+            </w:r>
+            <w:r>
+              <w:rPr>
+                <w:noProof/>
+                <w:webHidden/>
+              </w:rPr>
+              <w:fldChar w:fldCharType="separate"/>
+            </w:r>
+            <w:r>
+              <w:rPr>
+                <w:noProof/>
+                <w:webHidden/>
+              </w:rPr>
+              <w:t>14</w:t>
+            </w:r>
+            <w:r>
+              <w:rPr>
+                <w:noProof/>
+                <w:webHidden/>
+              </w:rPr>
+              <w:fldChar w:fldCharType="end"/>
+            </w:r>
+          </w:hyperlink>
+        </w:p>
+        <w:p>
+          <w:pPr>
+            <w:pStyle w:val="TOC2"/>
+            <w:tabs>
+              <w:tab w:val="right" w:pos="8828"/>
+            </w:tabs>
+            <w:rPr>
+              <w:rFonts w:eastAsiaTheme="minorEastAsia"/>
+              <w:b w:val="0"/>
+              <w:bCs w:val="0"/>
+              <w:smallCaps w:val="0"/>
+              <w:noProof/>
+              <w:kern w:val="2"/>
+              <w:sz w:val="24"/>
+              <w:szCs w:val="24"/>
+              <w:lang w:val="en-MX"/>
+            </w:rPr>
+          </w:pPr>
+          <w:hyperlink w:anchor="_Toc230112862" w:history="1">
+            <w:r>
+              <w:rPr>
+                <w:rStyle w:val="Hyperlink"/>
+                <w:noProof/>
+              </w:rPr>
+              <w:t>7.6 Estimación de Costos (Presupuesto)</w:t>
+            </w:r>
+            <w:r>
+              <w:rPr>
+                <w:noProof/>
+                <w:webHidden/>
+              </w:rPr>
+              <w:tab/>
+            </w:r>
+            <w:r>
+              <w:rPr>
+                <w:noProof/>
+                <w:webHidden/>
+              </w:rPr>
+              <w:fldChar w:fldCharType="begin"/>
+            </w:r>
+            <w:r>
+              <w:rPr>
+                <w:noProof/>
+                <w:webHidden/>
+              </w:rPr>
+              <w:instrText xml:space="preserve"> PAGEREF _Toc230112862 \h </w:instrText>
+            </w:r>
+            <w:r>
+              <w:rPr>
+                <w:noProof/>
+                <w:webHidden/>
+              </w:rPr>
+            </w:r>
+            <w:r>
+              <w:rPr>
+                <w:noProof/>
+                <w:webHidden/>
+              </w:rPr>
+              <w:fldChar w:fldCharType="separate"/>
+            </w:r>
+            <w:r>
+              <w:rPr>
+                <w:noProof/>
+                <w:webHidden/>
+              </w:rPr>
               <w:t>16</w:t>
+            </w:r>
+            <w:r>
+              <w:rPr>
+                <w:noProof/>
+                <w:webHidden/>
+              </w:rPr>
+              <w:fldChar w:fldCharType="end"/>
+            </w:r>
+          </w:hyperlink>
+        </w:p>
+        <w:p>
+          <w:pPr>
+            <w:pStyle w:val="TOC1"/>
+            <w:tabs>
+              <w:tab w:val="right" w:pos="8828"/>
+            </w:tabs>
+            <w:rPr>
+              <w:rFonts w:eastAsiaTheme="minorEastAsia"/>
+              <w:b w:val="0"/>
+              <w:bCs w:val="0"/>
+              <w:caps w:val="0"/>
+              <w:noProof/>
+              <w:kern w:val="2"/>
+              <w:sz w:val="24"/>
+              <w:szCs w:val="24"/>
+              <w:u w:val="none"/>
+              <w:lang w:val="en-MX"/>
+            </w:rPr>
+          </w:pPr>
+          <w:hyperlink w:anchor="_Toc230112863" w:history="1">
+            <w:r>
+              <w:rPr>
+                <w:rStyle w:val="Hyperlink"/>
+                <w:noProof/>
+              </w:rPr>
+              <w:t>14. Anexos</w:t>
+            </w:r>
+            <w:r>
+              <w:rPr>
+                <w:noProof/>
+                <w:webHidden/>
+              </w:rPr>
+              <w:tab/>
+            </w:r>
+            <w:r>
+              <w:rPr>
+                <w:noProof/>
+                <w:webHidden/>
+              </w:rPr>
+              <w:fldChar w:fldCharType="begin"/>
+            </w:r>
+            <w:r>
+              <w:rPr>
+                <w:noProof/>
+                <w:webHidden/>
+              </w:rPr>
+              <w:instrText xml:space="preserve"> PAGEREF _Toc230112863 \h </w:instrText>
+            </w:r>
+            <w:r>
+              <w:rPr>
+                <w:noProof/>
+                <w:webHidden/>
+              </w:rPr>
+            </w:r>
+            <w:r>
+              <w:rPr>
+                <w:noProof/>
+                <w:webHidden/>
+              </w:rPr>
+              <w:fldChar w:fldCharType="separate"/>
+            </w:r>
+            <w:r>
+              <w:rPr>
+                <w:noProof/>
+                <w:webHidden/>
+              </w:rPr>
+              <w:t>19</w:t>
             </w:r>
             <w:r>
               <w:rPr>
@@ -3021,10 +3746,8 @@
       <w:pPr>
         <w:spacing w:line="276" w:lineRule="auto"/>
         <w:sectPr>
-          <w:headerReference w:type="even" r:id="rId9"/>
-          <w:headerReference w:type="default" r:id="rId10"/>
-          <w:footerReference w:type="even" r:id="rId11"/>
-          <w:footerReference w:type="default" r:id="rId12"/>
+          <w:headerReference w:type="default" r:id="rId13"/>
+          <w:footerReference w:type="default" r:id="rId14"/>
           <w:pgSz w:w="12240" w:h="15840"/>
           <w:pgMar w:top="1417" w:right="1701" w:bottom="1417" w:left="1701" w:header="708" w:footer="708" w:gutter="0"/>
           <w:cols w:space="708"/>
@@ -3037,7 +3760,7 @@
         <w:spacing w:line="276" w:lineRule="auto"/>
       </w:pPr>
     </w:p>
-    <w:bookmarkStart w:id="0" w:name="_Toc229638651"/>
+    <w:bookmarkStart w:id="0" w:name="_Toc230112832"/>
     <w:p>
       <w:pPr>
         <w:pStyle w:val="Heading1"/>
@@ -3230,7 +3953,7 @@
       <w:bookmarkEnd w:id="0"/>
     </w:p>
     <w:p/>
-    <w:bookmarkStart w:id="1" w:name="_Toc229638652"/>
+    <w:bookmarkStart w:id="1" w:name="_Toc230112833"/>
     <w:p>
       <w:pPr>
         <w:pStyle w:val="Heading2"/>
@@ -3569,7 +4292,7 @@
         </w:rPr>
       </w:pPr>
     </w:p>
-    <w:bookmarkStart w:id="2" w:name="_Toc229638653"/>
+    <w:bookmarkStart w:id="2" w:name="_Toc230112834"/>
     <w:p>
       <w:pPr>
         <w:pStyle w:val="Heading2"/>
@@ -3824,6 +4547,25 @@
     </w:p>
     <w:p>
       <w:pPr>
+        <w:rPr>
+          <w:rFonts w:ascii="Baskerville" w:hAnsi="Baskerville"/>
+          <w:sz w:val="24"/>
+          <w:szCs w:val="24"/>
+        </w:rPr>
+      </w:pPr>
+    </w:p>
+    <w:p>
+      <w:pPr>
+        <w:jc w:val="right"/>
+        <w:rPr>
+          <w:rFonts w:ascii="Baskerville" w:hAnsi="Baskerville"/>
+          <w:sz w:val="24"/>
+          <w:szCs w:val="24"/>
+        </w:rPr>
+      </w:pPr>
+    </w:p>
+    <w:p>
+      <w:pPr>
         <w:numPr>
           <w:ilvl w:val="0"/>
           <w:numId w:val="3"/>
@@ -3843,6 +4585,7 @@
           <w:sz w:val="24"/>
           <w:szCs w:val="24"/>
         </w:rPr>
+        <w:lastRenderedPageBreak/>
         <w:t>Trazabilidad Especializada:</w:t>
       </w:r>
       <w:r>
@@ -3879,7 +4622,7 @@
         </w:rPr>
       </w:pPr>
     </w:p>
-    <w:bookmarkStart w:id="3" w:name="_Toc229638654"/>
+    <w:bookmarkStart w:id="3" w:name="_Toc230112835"/>
     <w:p>
       <w:pPr>
         <w:pStyle w:val="Heading2"/>
@@ -4033,7 +4776,7 @@
         </w:rPr>
       </w:pPr>
     </w:p>
-    <w:bookmarkStart w:id="4" w:name="_Toc229638655"/>
+    <w:bookmarkStart w:id="4" w:name="_Toc230112836"/>
     <w:p>
       <w:pPr>
         <w:pStyle w:val="Heading2"/>
@@ -4328,7 +5071,7 @@
         </mc:AlternateContent>
       </w:r>
     </w:p>
-    <w:bookmarkStart w:id="5" w:name="_Toc229638656"/>
+    <w:bookmarkStart w:id="5" w:name="_Toc230112837"/>
     <w:p>
       <w:pPr>
         <w:pStyle w:val="Heading1"/>
@@ -4442,7 +5185,7 @@
       <w:bookmarkEnd w:id="5"/>
     </w:p>
     <w:p/>
-    <w:bookmarkStart w:id="6" w:name="_Toc229638657"/>
+    <w:bookmarkStart w:id="6" w:name="_Toc230112838"/>
     <w:p>
       <w:pPr>
         <w:pStyle w:val="Heading2"/>
@@ -4577,7 +5320,7 @@
         </w:rPr>
       </w:pPr>
     </w:p>
-    <w:bookmarkStart w:id="7" w:name="_Toc229638658"/>
+    <w:bookmarkStart w:id="7" w:name="_Toc230112839"/>
     <w:p>
       <w:pPr>
         <w:pStyle w:val="Heading2"/>
@@ -4710,6 +5453,7 @@
           <w:szCs w:val="24"/>
           <w14:ligatures w14:val="none"/>
         </w:rPr>
+        <w:lastRenderedPageBreak/>
         <w:t>Meta Principal</w:t>
       </w:r>
     </w:p>
@@ -4769,7 +5513,6 @@
           <w:szCs w:val="24"/>
           <w14:ligatures w14:val="none"/>
         </w:rPr>
-        <w:lastRenderedPageBreak/>
         <w:t>Objetivos Específicos</w:t>
       </w:r>
     </w:p>
@@ -4998,7 +5741,7 @@
         </w:rPr>
       </w:pPr>
     </w:p>
-    <w:bookmarkStart w:id="8" w:name="_Toc229638659"/>
+    <w:bookmarkStart w:id="8" w:name="_Toc230112840"/>
     <w:p>
       <w:pPr>
         <w:pStyle w:val="Heading2"/>
@@ -5188,7 +5931,7 @@
         </w:rPr>
       </w:pPr>
     </w:p>
-    <w:bookmarkStart w:id="9" w:name="_Toc229638660"/>
+    <w:bookmarkStart w:id="9" w:name="_Toc230112841"/>
     <w:p>
       <w:pPr>
         <w:pStyle w:val="Heading2"/>
@@ -5378,7 +6121,16 @@
           <w:sz w:val="24"/>
           <w:szCs w:val="24"/>
         </w:rPr>
-        <w:t>El personal de oficina representa el núcleo administrativo y estratégico de la empresa. Su rol principal es la coordinación de servicios y la gestión de inventarios, pero actualmente se ven limitados por la carga operativa y la falta de visibilidad en tiempo real. Para este grupo, el proyecto es una herramienta de inteligencia operativa que busca eliminar los errores de transcripción y optimizar la comunicación interna.</w:t>
+        <w:t xml:space="preserve">El personal de oficina representa el núcleo administrativo y estratégico de la empresa. Su rol principal es la coordinación de servicios y la gestión de inventarios, pero actualmente se ven limitados por la carga operativa y la falta de visibilidad en tiempo real. Para este grupo, el </w:t>
+      </w:r>
+      <w:r>
+        <w:rPr>
+          <w:rFonts w:ascii="Baskerville" w:hAnsi="Baskerville"/>
+          <w:sz w:val="24"/>
+          <w:szCs w:val="24"/>
+        </w:rPr>
+        <w:lastRenderedPageBreak/>
+        <w:t>proyecto es una herramienta de inteligencia operativa que busca eliminar los errores de transcripción y optimizar la comunicación interna.</w:t>
       </w:r>
     </w:p>
     <w:p>
@@ -5397,7 +6149,6 @@
           <w:sz w:val="24"/>
           <w:szCs w:val="24"/>
         </w:rPr>
-        <w:lastRenderedPageBreak/>
         <w:t>Por su parte, los drivers constituyen el brazo ejecutor en ruta, encargándose de la entrega y recolección física de los activos. Su interacción con el proyecto es crítica, ya que la transición del papel a la plataforma web busca proporcionarles rutas optimizadas y una sincronización inmediata con la oficina. Su adopción tecnológica es el factor determinante para lograr la agilidad logística y mantener el estándar de excelencia de la compañía.</w:t>
       </w:r>
     </w:p>
@@ -5514,7 +6265,7 @@
         </mc:AlternateContent>
       </w:r>
     </w:p>
-    <w:bookmarkStart w:id="10" w:name="_Toc229638661"/>
+    <w:bookmarkStart w:id="10" w:name="_Toc230112842"/>
     <w:p>
       <w:pPr>
         <w:pStyle w:val="Heading1"/>
@@ -5635,7 +6386,7 @@
         </w:rPr>
       </w:pPr>
     </w:p>
-    <w:bookmarkStart w:id="11" w:name="_Toc229638662"/>
+    <w:bookmarkStart w:id="11" w:name="_Toc230112843"/>
     <w:p>
       <w:pPr>
         <w:pStyle w:val="Heading2"/>
@@ -5754,15 +6505,13 @@
           <w:rFonts w:ascii="Baskerville" w:hAnsi="Baskerville"/>
           <w:sz w:val="24"/>
           <w:szCs w:val="24"/>
-          <w:lang/>
-        </w:rPr>
-      </w:pPr>
-      <w:r>
-        <w:rPr>
-          <w:rFonts w:ascii="Baskerville" w:hAnsi="Baskerville"/>
-          <w:sz w:val="24"/>
-          <w:szCs w:val="24"/>
-          <w:lang/>
+        </w:rPr>
+      </w:pPr>
+      <w:r>
+        <w:rPr>
+          <w:rFonts w:ascii="Baskerville" w:hAnsi="Baskerville"/>
+          <w:sz w:val="24"/>
+          <w:szCs w:val="24"/>
         </w:rPr>
         <w:t>El mercado de la logística de eventos en Norteamérica, y específicamente en el corredor tecnológico de Utah (Silicon Slopes), está experimentando una transformación acelerada hacia la digitalización. Se estima que el mercado global de software para gestión de eventos alcanzará los 34.7 billones de USD para el año 2029, con una tasa de crecimiento anual compuesta (CAGR) del 17.4%.</w:t>
       </w:r>
@@ -5774,15 +6523,13 @@
           <w:rFonts w:ascii="Baskerville" w:hAnsi="Baskerville"/>
           <w:sz w:val="24"/>
           <w:szCs w:val="24"/>
-          <w:lang/>
-        </w:rPr>
-      </w:pPr>
-      <w:r>
-        <w:rPr>
-          <w:rFonts w:ascii="Baskerville" w:hAnsi="Baskerville"/>
-          <w:sz w:val="24"/>
-          <w:szCs w:val="24"/>
-          <w:lang/>
+        </w:rPr>
+      </w:pPr>
+      <w:r>
+        <w:rPr>
+          <w:rFonts w:ascii="Baskerville" w:hAnsi="Baskerville"/>
+          <w:sz w:val="24"/>
+          <w:szCs w:val="24"/>
         </w:rPr>
         <w:t>Tendencias Clave:</w:t>
       </w:r>
@@ -5798,7 +6545,6 @@
           <w:rFonts w:ascii="Baskerville" w:hAnsi="Baskerville"/>
           <w:sz w:val="24"/>
           <w:szCs w:val="24"/>
-          <w:lang/>
         </w:rPr>
       </w:pPr>
       <w:r>
@@ -5807,7 +6553,6 @@
           <w:i/>
           <w:sz w:val="24"/>
           <w:szCs w:val="24"/>
-          <w:lang/>
         </w:rPr>
         <w:t>Sostenibilidad Operativa</w:t>
       </w:r>
@@ -5816,7 +6561,6 @@
           <w:rFonts w:ascii="Baskerville" w:hAnsi="Baskerville"/>
           <w:sz w:val="24"/>
           <w:szCs w:val="24"/>
-          <w:lang/>
         </w:rPr>
         <w:t>: Existe una presión creciente por reducir la huella de carbono. La eliminación del papel no solo ahorra costos directos, sino que alinea a Diamond Event &amp; Tent con las políticas de "Logística Verde" que demandan los grandes clientes corporativos en Salt Lake City y Park City.</w:t>
       </w:r>
@@ -5832,7 +6576,6 @@
           <w:rFonts w:ascii="Baskerville" w:hAnsi="Baskerville"/>
           <w:sz w:val="24"/>
           <w:szCs w:val="24"/>
-          <w:lang/>
         </w:rPr>
       </w:pPr>
       <w:r>
@@ -5841,7 +6584,6 @@
           <w:i/>
           <w:sz w:val="24"/>
           <w:szCs w:val="24"/>
-          <w:lang/>
         </w:rPr>
         <w:t>Visibilidad en Tiempo Real</w:t>
       </w:r>
@@ -5850,7 +6592,6 @@
           <w:rFonts w:ascii="Baskerville" w:hAnsi="Baskerville"/>
           <w:sz w:val="24"/>
           <w:szCs w:val="24"/>
-          <w:lang/>
         </w:rPr>
         <w:t>: La demanda de los clientes ya no se limita a la entrega; ahora exigen confirmaciones instantáneas y trazabilidad. En Utah, el volumen de eventos corporativos y bodas de destino ha crecido un 1</w:t>
       </w:r>
@@ -5859,7 +6600,6 @@
           <w:rFonts w:ascii="Baskerville" w:hAnsi="Baskerville"/>
           <w:sz w:val="24"/>
           <w:szCs w:val="24"/>
-          <w:lang/>
         </w:rPr>
         <w:t>5</w:t>
       </w:r>
@@ -5868,7 +6608,6 @@
           <w:rFonts w:ascii="Baskerville" w:hAnsi="Baskerville"/>
           <w:sz w:val="24"/>
           <w:szCs w:val="24"/>
-          <w:lang/>
         </w:rPr>
         <w:t>% post-pandemia, saturando las capacidades de las empresas que aún operan manualmente.</w:t>
       </w:r>
@@ -5884,7 +6623,6 @@
           <w:rFonts w:ascii="Baskerville" w:hAnsi="Baskerville"/>
           <w:sz w:val="24"/>
           <w:szCs w:val="24"/>
-          <w:lang/>
         </w:rPr>
       </w:pPr>
       <w:r>
@@ -5893,7 +6631,6 @@
           <w:i/>
           <w:sz w:val="24"/>
           <w:szCs w:val="24"/>
-          <w:lang/>
         </w:rPr>
         <w:t xml:space="preserve">Reducción de la Brecha Digital: </w:t>
       </w:r>
@@ -5902,7 +6639,6 @@
           <w:rFonts w:ascii="Baskerville" w:hAnsi="Baskerville"/>
           <w:sz w:val="24"/>
           <w:szCs w:val="24"/>
-          <w:lang/>
         </w:rPr>
         <w:t>Actualmente, el 45.5% de las empresas logísticas siguen dependiendo del papel para procesos críticos. Aquellas que adoptan soluciones móviles logran reducir los errores de entrada de datos en un 80% y los tiempos de procesamiento en un $50%.</w:t>
       </w:r>
@@ -5914,19 +6650,18 @@
           <w:rFonts w:ascii="Baskerville" w:hAnsi="Baskerville"/>
           <w:sz w:val="24"/>
           <w:szCs w:val="24"/>
-          <w:lang/>
-        </w:rPr>
-      </w:pPr>
-      <w:r>
-        <w:rPr>
-          <w:rFonts w:ascii="Baskerville" w:hAnsi="Baskerville"/>
-          <w:sz w:val="24"/>
-          <w:szCs w:val="24"/>
-          <w:lang/>
+        </w:rPr>
+      </w:pPr>
+      <w:r>
+        <w:rPr>
+          <w:rFonts w:ascii="Baskerville" w:hAnsi="Baskerville"/>
+          <w:noProof/>
+          <w:sz w:val="24"/>
+          <w:szCs w:val="24"/>
         </w:rPr>
         <w:lastRenderedPageBreak/>
         <w:drawing>
-          <wp:anchor distT="0" distB="0" distL="114300" distR="114300" simplePos="0" relativeHeight="251658283" behindDoc="0" locked="0" layoutInCell="1" allowOverlap="1" wp14:anchorId="71FAF70C" wp14:editId="027DB5E4">
+          <wp:anchor distT="0" distB="0" distL="114300" distR="114300" simplePos="0" relativeHeight="251658303" behindDoc="0" locked="0" layoutInCell="1" allowOverlap="1" wp14:anchorId="71FAF70C" wp14:editId="109996A1">
             <wp:simplePos x="0" y="0"/>
             <wp:positionH relativeFrom="column">
               <wp:posOffset>515853</wp:posOffset>
@@ -5935,7 +6670,7 @@
               <wp:posOffset>233</wp:posOffset>
             </wp:positionV>
             <wp:extent cx="4676775" cy="2517775"/>
-            <wp:effectExtent l="0" t="0" r="0" b="0"/>
+            <wp:effectExtent l="19050" t="19050" r="28575" b="15875"/>
             <wp:wrapTopAndBottom/>
             <wp:docPr id="168833035" name="Picture 56"/>
             <wp:cNvGraphicFramePr>
@@ -5949,7 +6684,7 @@
                     <pic:cNvPicPr/>
                   </pic:nvPicPr>
                   <pic:blipFill>
-                    <a:blip r:embed="rId13" cstate="print">
+                    <a:blip r:embed="rId15" cstate="print">
                       <a:extLst>
                         <a:ext uri="{28A0092B-C50C-407E-A947-70E740481C1C}">
                           <a14:useLocalDpi xmlns:a14="http://schemas.microsoft.com/office/drawing/2010/main" val="0"/>
@@ -5968,6 +6703,14 @@
                     <a:prstGeom prst="rect">
                       <a:avLst/>
                     </a:prstGeom>
+                    <a:ln w="12700">
+                      <a:solidFill>
+                        <a:schemeClr val="accent1">
+                          <a:lumMod val="60000"/>
+                          <a:lumOff val="40000"/>
+                        </a:schemeClr>
+                      </a:solidFill>
+                    </a:ln>
                   </pic:spPr>
                 </pic:pic>
               </a:graphicData>
@@ -5989,7 +6732,7 @@
         </w:rPr>
       </w:pPr>
     </w:p>
-    <w:bookmarkStart w:id="12" w:name="_Toc229638663"/>
+    <w:bookmarkStart w:id="12" w:name="_Toc230112844"/>
     <w:p>
       <w:pPr>
         <w:pStyle w:val="Heading2"/>
@@ -6108,15 +6851,13 @@
           <w:rFonts w:ascii="Baskerville" w:hAnsi="Baskerville"/>
           <w:sz w:val="24"/>
           <w:szCs w:val="24"/>
-          <w:lang/>
-        </w:rPr>
-      </w:pPr>
-      <w:r>
-        <w:rPr>
-          <w:rFonts w:ascii="Baskerville" w:hAnsi="Baskerville"/>
-          <w:sz w:val="24"/>
-          <w:szCs w:val="24"/>
-          <w:lang/>
+        </w:rPr>
+      </w:pPr>
+      <w:r>
+        <w:rPr>
+          <w:rFonts w:ascii="Baskerville" w:hAnsi="Baskerville"/>
+          <w:sz w:val="24"/>
+          <w:szCs w:val="24"/>
         </w:rPr>
         <w:t>La competencia de Diamond Event &amp; Tent en el estado de Utah se puede clasificar en tres categorías principales, frente a las cuales nuestra solución personalizada presenta ventajas competitivas claras:</w:t>
       </w:r>
@@ -6133,7 +6874,7 @@
           <w:i/>
           <w:sz w:val="24"/>
           <w:szCs w:val="24"/>
-          <w:lang/>
+          <w:lang w:val="en-US"/>
         </w:rPr>
       </w:pPr>
       <w:r>
@@ -6142,7 +6883,7 @@
           <w:i/>
           <w:sz w:val="24"/>
           <w:szCs w:val="24"/>
-          <w:lang/>
+          <w:lang w:val="en-US"/>
         </w:rPr>
         <w:t>Sistemas TMS Genéricos (Transport Management Systems):</w:t>
       </w:r>
@@ -6158,15 +6899,13 @@
           <w:rFonts w:ascii="Baskerville" w:hAnsi="Baskerville"/>
           <w:sz w:val="24"/>
           <w:szCs w:val="24"/>
-          <w:lang/>
-        </w:rPr>
-      </w:pPr>
-      <w:r>
-        <w:rPr>
-          <w:rFonts w:ascii="Baskerville" w:hAnsi="Baskerville"/>
-          <w:sz w:val="24"/>
-          <w:szCs w:val="24"/>
-          <w:lang/>
+        </w:rPr>
+      </w:pPr>
+      <w:r>
+        <w:rPr>
+          <w:rFonts w:ascii="Baskerville" w:hAnsi="Baskerville"/>
+          <w:sz w:val="24"/>
+          <w:szCs w:val="24"/>
         </w:rPr>
         <w:t>Ejemplos: Soluciones como Samsara o Fleetio.</w:t>
       </w:r>
@@ -6182,15 +6921,13 @@
           <w:rFonts w:ascii="Baskerville" w:hAnsi="Baskerville"/>
           <w:sz w:val="24"/>
           <w:szCs w:val="24"/>
-          <w:lang/>
-        </w:rPr>
-      </w:pPr>
-      <w:r>
-        <w:rPr>
-          <w:rFonts w:ascii="Baskerville" w:hAnsi="Baskerville"/>
-          <w:sz w:val="24"/>
-          <w:szCs w:val="24"/>
-          <w:lang/>
+        </w:rPr>
+      </w:pPr>
+      <w:r>
+        <w:rPr>
+          <w:rFonts w:ascii="Baskerville" w:hAnsi="Baskerville"/>
+          <w:sz w:val="24"/>
+          <w:szCs w:val="24"/>
         </w:rPr>
         <w:t>Limitaciones: Están diseñados para logística de "punto A a punto B". Carecen de la lógica de "retorno de activos" (Pick-up) que es vital para el inventario de Diamond. No permiten segmentar fácilmente entre materiales de "Events" (estructuras pesadas) y "Party" (detalles delicados).</w:t>
       </w:r>
@@ -6206,15 +6943,13 @@
           <w:rFonts w:ascii="Baskerville" w:hAnsi="Baskerville"/>
           <w:sz w:val="24"/>
           <w:szCs w:val="24"/>
-          <w:lang/>
-        </w:rPr>
-      </w:pPr>
-      <w:r>
-        <w:rPr>
-          <w:rFonts w:ascii="Baskerville" w:hAnsi="Baskerville"/>
-          <w:sz w:val="24"/>
-          <w:szCs w:val="24"/>
-          <w:lang/>
+        </w:rPr>
+      </w:pPr>
+      <w:r>
+        <w:rPr>
+          <w:rFonts w:ascii="Baskerville" w:hAnsi="Baskerville"/>
+          <w:sz w:val="24"/>
+          <w:szCs w:val="24"/>
         </w:rPr>
         <w:t>Nuestra Ventaja: Flujo de trabajo bidireccional específico (Delivery + Pick-up) integrado en una sola orden.</w:t>
       </w:r>
@@ -6231,7 +6966,6 @@
           <w:i/>
           <w:sz w:val="24"/>
           <w:szCs w:val="24"/>
-          <w:lang/>
         </w:rPr>
       </w:pPr>
       <w:r>
@@ -6240,7 +6974,6 @@
           <w:i/>
           <w:sz w:val="24"/>
           <w:szCs w:val="24"/>
-          <w:lang/>
         </w:rPr>
         <w:t>Software Comercial de Alquiler (SaaS):</w:t>
       </w:r>
@@ -6256,15 +6989,15 @@
           <w:rFonts w:ascii="Baskerville" w:hAnsi="Baskerville"/>
           <w:sz w:val="24"/>
           <w:szCs w:val="24"/>
-          <w:lang/>
-        </w:rPr>
-      </w:pPr>
-      <w:r>
-        <w:rPr>
-          <w:rFonts w:ascii="Baskerville" w:hAnsi="Baskerville"/>
-          <w:sz w:val="24"/>
-          <w:szCs w:val="24"/>
-          <w:lang/>
+          <w:lang w:val="en-US"/>
+        </w:rPr>
+      </w:pPr>
+      <w:r>
+        <w:rPr>
+          <w:rFonts w:ascii="Baskerville" w:hAnsi="Baskerville"/>
+          <w:sz w:val="24"/>
+          <w:szCs w:val="24"/>
+          <w:lang w:val="en-US"/>
         </w:rPr>
         <w:t>Ejemplos: Point of Rental, Goodshuffle Pro.</w:t>
       </w:r>
@@ -6280,15 +7013,13 @@
           <w:rFonts w:ascii="Baskerville" w:hAnsi="Baskerville"/>
           <w:sz w:val="24"/>
           <w:szCs w:val="24"/>
-          <w:lang/>
-        </w:rPr>
-      </w:pPr>
-      <w:r>
-        <w:rPr>
-          <w:rFonts w:ascii="Baskerville" w:hAnsi="Baskerville"/>
-          <w:sz w:val="24"/>
-          <w:szCs w:val="24"/>
-          <w:lang/>
+        </w:rPr>
+      </w:pPr>
+      <w:r>
+        <w:rPr>
+          <w:rFonts w:ascii="Baskerville" w:hAnsi="Baskerville"/>
+          <w:sz w:val="24"/>
+          <w:szCs w:val="24"/>
         </w:rPr>
         <w:t>Limitaciones: Aunque son potentes, suelen ser costosos ($US$ 200-500 mensuales por usuario) y presentan una "rigidez de proceso". Obligan a la empresa a adaptar su forma de trabajar al software, y no al revés. Además, la curva de aprendizaje para los repartidores (drivers) suele ser elevada debido a interfaces sobrecargadas de funciones innecesarias.</w:t>
       </w:r>
@@ -6304,15 +7035,13 @@
           <w:rFonts w:ascii="Baskerville" w:hAnsi="Baskerville"/>
           <w:sz w:val="24"/>
           <w:szCs w:val="24"/>
-          <w:lang/>
-        </w:rPr>
-      </w:pPr>
-      <w:r>
-        <w:rPr>
-          <w:rFonts w:ascii="Baskerville" w:hAnsi="Baskerville"/>
-          <w:sz w:val="24"/>
-          <w:szCs w:val="24"/>
-          <w:lang/>
+        </w:rPr>
+      </w:pPr>
+      <w:r>
+        <w:rPr>
+          <w:rFonts w:ascii="Baskerville" w:hAnsi="Baskerville"/>
+          <w:sz w:val="24"/>
+          <w:szCs w:val="24"/>
         </w:rPr>
         <w:t>Nuestra Ventaja: Interfaz simplificada y optimizada para móviles ("Mobile-First") que atiende únicamente los requerimientos detectados en Diamond, eliminando el ruido visual y mejorando la adopción tecnológica.</w:t>
       </w:r>
@@ -6329,7 +7058,6 @@
           <w:i/>
           <w:sz w:val="24"/>
           <w:szCs w:val="24"/>
-          <w:lang/>
         </w:rPr>
       </w:pPr>
       <w:r>
@@ -6338,7 +7066,6 @@
           <w:i/>
           <w:sz w:val="24"/>
           <w:szCs w:val="24"/>
-          <w:lang/>
         </w:rPr>
         <w:lastRenderedPageBreak/>
         <w:t>Competidores Locales con Procesos Manuales:</w:t>
@@ -6355,15 +7082,13 @@
           <w:rFonts w:ascii="Baskerville" w:hAnsi="Baskerville"/>
           <w:sz w:val="24"/>
           <w:szCs w:val="24"/>
-          <w:lang/>
-        </w:rPr>
-      </w:pPr>
-      <w:r>
-        <w:rPr>
-          <w:rFonts w:ascii="Baskerville" w:hAnsi="Baskerville"/>
-          <w:sz w:val="24"/>
-          <w:szCs w:val="24"/>
-          <w:lang/>
+        </w:rPr>
+      </w:pPr>
+      <w:r>
+        <w:rPr>
+          <w:rFonts w:ascii="Baskerville" w:hAnsi="Baskerville"/>
+          <w:sz w:val="24"/>
+          <w:szCs w:val="24"/>
         </w:rPr>
         <w:t>Contexto</w:t>
       </w:r>
@@ -6373,7 +7098,6 @@
           <w:b/>
           <w:sz w:val="24"/>
           <w:szCs w:val="24"/>
-          <w:lang/>
         </w:rPr>
         <w:t>:</w:t>
       </w:r>
@@ -6382,7 +7106,6 @@
           <w:rFonts w:ascii="Baskerville" w:hAnsi="Baskerville"/>
           <w:sz w:val="24"/>
           <w:szCs w:val="24"/>
-          <w:lang/>
         </w:rPr>
         <w:t xml:space="preserve"> Pequeñas casas de renta en la zona metropolitana de SLC.</w:t>
       </w:r>
@@ -6398,15 +7121,13 @@
           <w:rFonts w:ascii="Baskerville" w:hAnsi="Baskerville"/>
           <w:sz w:val="24"/>
           <w:szCs w:val="24"/>
-          <w:lang/>
-        </w:rPr>
-      </w:pPr>
-      <w:r>
-        <w:rPr>
-          <w:rFonts w:ascii="Baskerville" w:hAnsi="Baskerville"/>
-          <w:sz w:val="24"/>
-          <w:szCs w:val="24"/>
-          <w:lang/>
+        </w:rPr>
+      </w:pPr>
+      <w:r>
+        <w:rPr>
+          <w:rFonts w:ascii="Baskerville" w:hAnsi="Baskerville"/>
+          <w:sz w:val="24"/>
+          <w:szCs w:val="24"/>
         </w:rPr>
         <w:t>Riesgos: Su incapacidad de respuesta rápida ante cambios de último minuto les hace perder contratos grandes.</w:t>
       </w:r>
@@ -6422,15 +7143,13 @@
           <w:rFonts w:ascii="Baskerville" w:hAnsi="Baskerville"/>
           <w:sz w:val="24"/>
           <w:szCs w:val="24"/>
-          <w:lang/>
-        </w:rPr>
-      </w:pPr>
-      <w:r>
-        <w:rPr>
-          <w:rFonts w:ascii="Baskerville" w:hAnsi="Baskerville"/>
-          <w:sz w:val="24"/>
-          <w:szCs w:val="24"/>
-          <w:lang/>
+        </w:rPr>
+      </w:pPr>
+      <w:r>
+        <w:rPr>
+          <w:rFonts w:ascii="Baskerville" w:hAnsi="Baskerville"/>
+          <w:sz w:val="24"/>
+          <w:szCs w:val="24"/>
         </w:rPr>
         <w:t>Nuestra Ventaja: Agilidad operativa extrema. Mientras un competidor manual debe llamar por teléfono al driver para avisar de un cambio, nuestro sistema sincroniza la orden instantáneamente.</w:t>
       </w:r>
@@ -6443,7 +7162,7 @@
         </w:rPr>
       </w:pPr>
     </w:p>
-    <w:bookmarkStart w:id="13" w:name="_Toc229638664"/>
+    <w:bookmarkStart w:id="13" w:name="_Toc230112845"/>
     <w:p>
       <w:pPr>
         <w:pStyle w:val="Heading2"/>
@@ -6925,7 +7644,7 @@
         </mc:AlternateContent>
       </w:r>
     </w:p>
-    <w:bookmarkStart w:id="14" w:name="_Toc229638665"/>
+    <w:bookmarkStart w:id="14" w:name="_Toc230112846"/>
     <w:p>
       <w:pPr>
         <w:pStyle w:val="Heading1"/>
@@ -7039,7 +7758,7 @@
         </w:rPr>
       </w:pPr>
     </w:p>
-    <w:bookmarkStart w:id="15" w:name="_Toc229638666"/>
+    <w:bookmarkStart w:id="15" w:name="_Toc230112847"/>
     <w:p>
       <w:pPr>
         <w:pStyle w:val="Heading2"/>
@@ -7175,7 +7894,7 @@
         <w:jc w:val="both"/>
       </w:pPr>
     </w:p>
-    <w:bookmarkStart w:id="16" w:name="_Toc229638667"/>
+    <w:bookmarkStart w:id="16" w:name="_Toc230112848"/>
     <w:p>
       <w:pPr>
         <w:pStyle w:val="Heading2"/>
@@ -7315,7 +8034,7 @@
       </w:r>
     </w:p>
     <w:p/>
-    <w:bookmarkStart w:id="17" w:name="_Toc229638668"/>
+    <w:bookmarkStart w:id="17" w:name="_Toc230112849"/>
     <w:p>
       <w:pPr>
         <w:pStyle w:val="Heading2"/>
@@ -7632,7 +8351,7 @@
         </mc:AlternateContent>
       </w:r>
     </w:p>
-    <w:bookmarkStart w:id="18" w:name="_Toc229638669"/>
+    <w:bookmarkStart w:id="18" w:name="_Toc230112850"/>
     <w:p>
       <w:pPr>
         <w:pStyle w:val="Heading1"/>
@@ -7746,7 +8465,7 @@
         </w:rPr>
       </w:pPr>
     </w:p>
-    <w:bookmarkStart w:id="19" w:name="_Toc229638670"/>
+    <w:bookmarkStart w:id="19" w:name="_Toc230112851"/>
     <w:p>
       <w:pPr>
         <w:pStyle w:val="Heading2"/>
@@ -7866,7 +8585,7 @@
         <w:jc w:val="center"/>
         <w:rPr>
           <w:rFonts w:ascii="Baskerville" w:hAnsi="Baskerville"/>
-          <w:lang w:val="en-US"/>
+          <w:lang w:val="es-MX"/>
         </w:rPr>
       </w:pPr>
       <w:r>
@@ -7875,7 +8594,7 @@
           <w:noProof/>
         </w:rPr>
         <w:drawing>
-          <wp:anchor distT="0" distB="0" distL="114300" distR="114300" simplePos="0" relativeHeight="251658284" behindDoc="0" locked="0" layoutInCell="1" allowOverlap="1" wp14:anchorId="5965AF9F" wp14:editId="64DC41CE">
+          <wp:anchor distT="0" distB="0" distL="114300" distR="114300" simplePos="0" relativeHeight="251658283" behindDoc="0" locked="0" layoutInCell="1" allowOverlap="1" wp14:anchorId="5965AF9F" wp14:editId="64DC41CE">
             <wp:simplePos x="0" y="0"/>
             <wp:positionH relativeFrom="column">
               <wp:posOffset>66040</wp:posOffset>
@@ -7898,7 +8617,7 @@
                     <pic:cNvPicPr/>
                   </pic:nvPicPr>
                   <pic:blipFill>
-                    <a:blip r:embed="rId14">
+                    <a:blip r:embed="rId16">
                       <a:extLst>
                         <a:ext uri="{28A0092B-C50C-407E-A947-70E740481C1C}">
                           <a14:useLocalDpi xmlns:a14="http://schemas.microsoft.com/office/drawing/2010/main" val="0"/>
@@ -8059,7 +8778,7 @@
         </mc:AlternateContent>
       </w:r>
     </w:p>
-    <w:bookmarkStart w:id="20" w:name="_Toc229638671"/>
+    <w:bookmarkStart w:id="20" w:name="_Toc230112852"/>
     <w:p>
       <w:pPr>
         <w:pStyle w:val="Heading1"/>
@@ -8180,7 +8899,7 @@
         </w:rPr>
       </w:pPr>
     </w:p>
-    <w:bookmarkStart w:id="21" w:name="_Toc229638672"/>
+    <w:bookmarkStart w:id="21" w:name="_Toc230112853"/>
     <w:p>
       <w:pPr>
         <w:pStyle w:val="Heading2"/>
@@ -8477,7 +9196,7 @@
         </w:rPr>
       </w:pPr>
     </w:p>
-    <w:bookmarkStart w:id="22" w:name="_Toc229638673"/>
+    <w:bookmarkStart w:id="22" w:name="_Toc230112854"/>
     <w:p>
       <w:pPr>
         <w:pStyle w:val="Heading2"/>
@@ -9037,7 +9756,7 @@
         </w:rPr>
       </w:pPr>
     </w:p>
-    <w:bookmarkStart w:id="23" w:name="_Toc229638674"/>
+    <w:bookmarkStart w:id="23" w:name="_Toc230112855"/>
     <w:p>
       <w:pPr>
         <w:pStyle w:val="Heading2"/>
@@ -11024,7 +11743,7 @@
         <mc:AlternateContent>
           <mc:Choice Requires="wps">
             <w:drawing>
-              <wp:anchor distT="0" distB="0" distL="114300" distR="114300" simplePos="0" relativeHeight="251658286" behindDoc="0" locked="0" layoutInCell="1" allowOverlap="1" wp14:anchorId="3DF728A8" wp14:editId="4DDF78FE">
+              <wp:anchor distT="0" distB="0" distL="114300" distR="114300" simplePos="0" relativeHeight="251658285" behindDoc="0" locked="0" layoutInCell="1" allowOverlap="1" wp14:anchorId="3DF728A8" wp14:editId="4DDF78FE">
                 <wp:simplePos x="0" y="0"/>
                 <wp:positionH relativeFrom="column">
                   <wp:posOffset>-1094740</wp:posOffset>
@@ -11097,7 +11816,7 @@
           </mc:Choice>
           <mc:Fallback>
             <w:pict>
-              <v:shape w14:anchorId="569C1859" id="Equal 21" o:spid="_x0000_s1026" style="position:absolute;margin-left:-86.2pt;margin-top:12.4pt;width:609.9pt;height:10.1pt;z-index:251658286;visibility:visible;mso-wrap-style:square;mso-width-percent:0;mso-height-percent:0;mso-wrap-distance-left:9pt;mso-wrap-distance-top:0;mso-wrap-distance-right:9pt;mso-wrap-distance-bottom:0;mso-position-horizontal:absolute;mso-position-horizontal-relative:text;mso-position-vertical:absolute;mso-position-vertical-relative:text;mso-width-percent:0;mso-height-percent:0;mso-width-relative:margin;mso-height-relative:margin;v-text-anchor:middle" coordsize="7745656,128239" o:gfxdata="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" path="m1026687,21828r5692282,l6718969,51989r-5692282,l1026687,21828xm1026687,76250r5692282,l6718969,106411r-5692282,l1026687,76250xe" fillcolor="#d8d8d8 [2732]" stroked="f" strokeweight="1pt">
+              <v:shape w14:anchorId="39A55CDA" id="Equal 21" o:spid="_x0000_s1026" style="position:absolute;margin-left:-86.2pt;margin-top:12.4pt;width:609.9pt;height:10.1pt;z-index:251658286;visibility:visible;mso-wrap-style:square;mso-width-percent:0;mso-height-percent:0;mso-wrap-distance-left:9pt;mso-wrap-distance-top:0;mso-wrap-distance-right:9pt;mso-wrap-distance-bottom:0;mso-position-horizontal:absolute;mso-position-horizontal-relative:text;mso-position-vertical:absolute;mso-position-vertical-relative:text;mso-width-percent:0;mso-height-percent:0;mso-width-relative:margin;mso-height-relative:margin;v-text-anchor:middle" coordsize="7745656,128239" o:gfxdata="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" path="m1026687,21828r5692282,l6718969,51989r-5692282,l1026687,21828xm1026687,76250r5692282,l6718969,106411r-5692282,l1026687,76250xe" fillcolor="#d8d8d8 [2732]" stroked="f" strokeweight="1pt">
                 <v:stroke joinstyle="miter"/>
                 <v:path arrowok="t" o:connecttype="custom" o:connectlocs="1026687,21828;6718969,21828;6718969,51989;1026687,51989;1026687,21828;1026687,76250;6718969,76250;6718969,106411;1026687,106411;1026687,76250" o:connectangles="0,0,0,0,0,0,0,0,0,0"/>
               </v:shape>
@@ -11106,6 +11825,7 @@
         </mc:AlternateContent>
       </w:r>
     </w:p>
+    <w:bookmarkStart w:id="24" w:name="_Toc230112856"/>
     <w:p>
       <w:pPr>
         <w:pStyle w:val="Heading1"/>
@@ -11122,7 +11842,7 @@
         <mc:AlternateContent>
           <mc:Choice Requires="wps">
             <w:drawing>
-              <wp:anchor distT="0" distB="0" distL="114300" distR="114300" simplePos="0" relativeHeight="251658285" behindDoc="0" locked="0" layoutInCell="1" allowOverlap="1" wp14:anchorId="11317873" wp14:editId="31E694E4">
+              <wp:anchor distT="0" distB="0" distL="114300" distR="114300" simplePos="0" relativeHeight="251658284" behindDoc="0" locked="0" layoutInCell="1" allowOverlap="1" wp14:anchorId="11317873" wp14:editId="31E694E4">
                 <wp:simplePos x="0" y="0"/>
                 <wp:positionH relativeFrom="column">
                   <wp:posOffset>-1090930</wp:posOffset>
@@ -11195,7 +11915,7 @@
           </mc:Choice>
           <mc:Fallback>
             <w:pict>
-              <v:shape w14:anchorId="208B49F7" id="Equal 21" o:spid="_x0000_s1026" style="position:absolute;margin-left:-85.9pt;margin-top:23.8pt;width:609.9pt;height:10.1pt;z-index:251658285;visibility:visible;mso-wrap-style:square;mso-width-percent:0;mso-height-percent:0;mso-wrap-distance-left:9pt;mso-wrap-distance-top:0;mso-wrap-distance-right:9pt;mso-wrap-distance-bottom:0;mso-position-horizontal:absolute;mso-position-horizontal-relative:text;mso-position-vertical:absolute;mso-position-vertical-relative:text;mso-width-percent:0;mso-height-percent:0;mso-width-relative:margin;mso-height-relative:margin;v-text-anchor:middle" coordsize="7745656,128239" o:gfxdata="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" path="m1026687,21828r5692282,l6718969,51989r-5692282,l1026687,21828xm1026687,76250r5692282,l6718969,106411r-5692282,l1026687,76250xe" fillcolor="#d8d8d8 [2732]" stroked="f" strokeweight="1pt">
+              <v:shape w14:anchorId="40E34DB6" id="Equal 21" o:spid="_x0000_s1026" style="position:absolute;margin-left:-85.9pt;margin-top:23.8pt;width:609.9pt;height:10.1pt;z-index:251658285;visibility:visible;mso-wrap-style:square;mso-width-percent:0;mso-height-percent:0;mso-wrap-distance-left:9pt;mso-wrap-distance-top:0;mso-wrap-distance-right:9pt;mso-wrap-distance-bottom:0;mso-position-horizontal:absolute;mso-position-horizontal-relative:text;mso-position-vertical:absolute;mso-position-vertical-relative:text;mso-width-percent:0;mso-height-percent:0;mso-width-relative:margin;mso-height-relative:margin;v-text-anchor:middle" coordsize="7745656,128239" o:gfxdata="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" path="m1026687,21828r5692282,l6718969,51989r-5692282,l1026687,21828xm1026687,76250r5692282,l6718969,106411r-5692282,l1026687,76250xe" fillcolor="#d8d8d8 [2732]" stroked="f" strokeweight="1pt">
                 <v:stroke joinstyle="miter"/>
                 <v:path arrowok="t" o:connecttype="custom" o:connectlocs="1026687,21828;6718969,21828;6718969,51989;1026687,51989;1026687,21828;1026687,76250;6718969,76250;6718969,106411;1026687,106411;1026687,76250" o:connectangles="0,0,0,0,0,0,0,0,0,0"/>
               </v:shape>
@@ -11208,22 +11928,9 @@
           <w:sz w:val="44"/>
           <w:szCs w:val="40"/>
         </w:rPr>
-        <w:t>7.</w:t>
-      </w:r>
-      <w:r>
-        <w:rPr>
-          <w:sz w:val="44"/>
-          <w:szCs w:val="40"/>
-        </w:rPr>
-        <w:t xml:space="preserve"> </w:t>
-      </w:r>
-      <w:r>
-        <w:rPr>
-          <w:sz w:val="44"/>
-          <w:szCs w:val="40"/>
-        </w:rPr>
-        <w:t>Puntos de Función</w:t>
-      </w:r>
+        <w:t>7. Puntos de Función</w:t>
+      </w:r>
+      <w:bookmarkEnd w:id="24"/>
     </w:p>
     <w:p>
       <w:pPr>
@@ -11240,6 +11947,7 @@
       <w:pPr>
         <w:pStyle w:val="Heading2"/>
       </w:pPr>
+      <w:bookmarkStart w:id="25" w:name="_Toc230112857"/>
       <w:r>
         <w:rPr>
           <w:noProof/>
@@ -11247,7 +11955,7 @@
           <w:szCs w:val="32"/>
         </w:rPr>
         <w:drawing>
-          <wp:anchor distT="0" distB="0" distL="114300" distR="114300" simplePos="0" relativeHeight="251658288" behindDoc="0" locked="0" layoutInCell="1" allowOverlap="1" wp14:anchorId="6C837166" wp14:editId="1D013690">
+          <wp:anchor distT="0" distB="0" distL="114300" distR="114300" simplePos="0" relativeHeight="251658287" behindDoc="0" locked="0" layoutInCell="1" allowOverlap="1" wp14:anchorId="6C837166" wp14:editId="1D013690">
             <wp:simplePos x="0" y="0"/>
             <wp:positionH relativeFrom="column">
               <wp:posOffset>-616585</wp:posOffset>
@@ -11270,7 +11978,7 @@
                     <pic:cNvPicPr/>
                   </pic:nvPicPr>
                   <pic:blipFill>
-                    <a:blip r:embed="rId15" cstate="print">
+                    <a:blip r:embed="rId17" cstate="print">
                       <a:extLst>
                         <a:ext uri="{28A0092B-C50C-407E-A947-70E740481C1C}">
                           <a14:useLocalDpi xmlns:a14="http://schemas.microsoft.com/office/drawing/2010/main" val="0"/>
@@ -11311,7 +12019,7 @@
         <mc:AlternateContent>
           <mc:Choice Requires="wps">
             <w:drawing>
-              <wp:anchor distT="0" distB="0" distL="114300" distR="114300" simplePos="0" relativeHeight="251658287" behindDoc="0" locked="0" layoutInCell="1" allowOverlap="1" wp14:anchorId="46CDC45F" wp14:editId="27642EFB">
+              <wp:anchor distT="0" distB="0" distL="114300" distR="114300" simplePos="0" relativeHeight="251658286" behindDoc="0" locked="0" layoutInCell="1" allowOverlap="1" wp14:anchorId="46CDC45F" wp14:editId="27642EFB">
                 <wp:simplePos x="0" y="0"/>
                 <wp:positionH relativeFrom="column">
                   <wp:posOffset>-840510</wp:posOffset>
@@ -11384,7 +12092,7 @@
           </mc:Choice>
           <mc:Fallback>
             <w:pict>
-              <v:shape w14:anchorId="3502B85F" id="Equal 21" o:spid="_x0000_s1026" style="position:absolute;margin-left:-66.2pt;margin-top:16.7pt;width:492.75pt;height:10.05pt;z-index:251658287;visibility:visible;mso-wrap-style:square;mso-width-percent:0;mso-height-percent:0;mso-wrap-distance-left:9pt;mso-wrap-distance-top:0;mso-wrap-distance-right:9pt;mso-wrap-distance-bottom:0;mso-position-horizontal:absolute;mso-position-horizontal-relative:text;mso-position-vertical:absolute;mso-position-vertical-relative:text;mso-width-percent:0;mso-height-percent:0;mso-width-relative:margin;mso-height-relative:margin;v-text-anchor:middle" coordsize="6257925,127635" o:gfxdata="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" path="m829488,42448r4598949,l5428437,51745r-4598949,l829488,42448xm829488,75890r4598949,l5428437,85187r-4598949,l829488,75890xe" fillcolor="#d8d8d8 [2732]" stroked="f" strokeweight="1pt">
+              <v:shape w14:anchorId="4C8646F6" id="Equal 21" o:spid="_x0000_s1026" style="position:absolute;margin-left:-66.2pt;margin-top:16.7pt;width:492.75pt;height:10.05pt;z-index:251658287;visibility:visible;mso-wrap-style:square;mso-width-percent:0;mso-height-percent:0;mso-wrap-distance-left:9pt;mso-wrap-distance-top:0;mso-wrap-distance-right:9pt;mso-wrap-distance-bottom:0;mso-position-horizontal:absolute;mso-position-horizontal-relative:text;mso-position-vertical:absolute;mso-position-vertical-relative:text;mso-width-percent:0;mso-height-percent:0;mso-width-relative:margin;mso-height-relative:margin;v-text-anchor:middle" coordsize="6257925,127635" o:gfxdata="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" path="m829488,42448r4598949,l5428437,51745r-4598949,l829488,42448xm829488,75890r4598949,l5428437,85187r-4598949,l829488,75890xe" fillcolor="#d8d8d8 [2732]" stroked="f" strokeweight="1pt">
                 <v:stroke joinstyle="miter"/>
                 <v:path arrowok="t" o:connecttype="custom" o:connectlocs="829488,42448;5428437,42448;5428437,51745;829488,51745;829488,42448;829488,75890;5428437,75890;5428437,85187;829488,85187;829488,75890" o:connectangles="0,0,0,0,0,0,0,0,0,0"/>
               </v:shape>
@@ -11407,6 +12115,7 @@
       <w:r>
         <w:t>Detalle de Componentes del Sistema</w:t>
       </w:r>
+      <w:bookmarkEnd w:id="25"/>
     </w:p>
     <w:p>
       <w:pPr>
@@ -11434,6 +12143,7 @@
       <w:pPr>
         <w:pStyle w:val="Heading2"/>
       </w:pPr>
+      <w:bookmarkStart w:id="26" w:name="_Toc230112858"/>
       <w:r>
         <w:rPr>
           <w:noProof/>
@@ -11441,7 +12151,7 @@
           <w:szCs w:val="32"/>
         </w:rPr>
         <w:drawing>
-          <wp:anchor distT="0" distB="0" distL="114300" distR="114300" simplePos="0" relativeHeight="251658293" behindDoc="0" locked="0" layoutInCell="1" allowOverlap="1" wp14:anchorId="559DD7F5" wp14:editId="00681A00">
+          <wp:anchor distT="0" distB="0" distL="114300" distR="114300" simplePos="0" relativeHeight="251658292" behindDoc="0" locked="0" layoutInCell="1" allowOverlap="1" wp14:anchorId="559DD7F5" wp14:editId="00681A00">
             <wp:simplePos x="0" y="0"/>
             <wp:positionH relativeFrom="column">
               <wp:posOffset>-248861</wp:posOffset>
@@ -11464,7 +12174,7 @@
                     <pic:cNvPicPr/>
                   </pic:nvPicPr>
                   <pic:blipFill>
-                    <a:blip r:embed="rId16">
+                    <a:blip r:embed="rId18">
                       <a:extLst>
                         <a:ext uri="{28A0092B-C50C-407E-A947-70E740481C1C}">
                           <a14:useLocalDpi xmlns:a14="http://schemas.microsoft.com/office/drawing/2010/main" val="0"/>
@@ -11505,7 +12215,7 @@
         <mc:AlternateContent>
           <mc:Choice Requires="wps">
             <w:drawing>
-              <wp:anchor distT="0" distB="0" distL="114300" distR="114300" simplePos="0" relativeHeight="251658289" behindDoc="0" locked="0" layoutInCell="1" allowOverlap="1" wp14:anchorId="0DB37543" wp14:editId="38A63D65">
+              <wp:anchor distT="0" distB="0" distL="114300" distR="114300" simplePos="0" relativeHeight="251658288" behindDoc="0" locked="0" layoutInCell="1" allowOverlap="1" wp14:anchorId="0DB37543" wp14:editId="38A63D65">
                 <wp:simplePos x="0" y="0"/>
                 <wp:positionH relativeFrom="column">
                   <wp:posOffset>-840510</wp:posOffset>
@@ -11578,7 +12288,7 @@
           </mc:Choice>
           <mc:Fallback>
             <w:pict>
-              <v:shape w14:anchorId="566BAF27" id="Equal 21" o:spid="_x0000_s1026" style="position:absolute;margin-left:-66.2pt;margin-top:16.7pt;width:492.75pt;height:10.05pt;z-index:251658289;visibility:visible;mso-wrap-style:square;mso-width-percent:0;mso-height-percent:0;mso-wrap-distance-left:9pt;mso-wrap-distance-top:0;mso-wrap-distance-right:9pt;mso-wrap-distance-bottom:0;mso-position-horizontal:absolute;mso-position-horizontal-relative:text;mso-position-vertical:absolute;mso-position-vertical-relative:text;mso-width-percent:0;mso-height-percent:0;mso-width-relative:margin;mso-height-relative:margin;v-text-anchor:middle" coordsize="6257925,127635" o:gfxdata="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" path="m829488,42448r4598949,l5428437,51745r-4598949,l829488,42448xm829488,75890r4598949,l5428437,85187r-4598949,l829488,75890xe" fillcolor="#d8d8d8 [2732]" stroked="f" strokeweight="1pt">
+              <v:shape w14:anchorId="25E4A319" id="Equal 21" o:spid="_x0000_s1026" style="position:absolute;margin-left:-66.2pt;margin-top:16.7pt;width:492.75pt;height:10.05pt;z-index:251658289;visibility:visible;mso-wrap-style:square;mso-width-percent:0;mso-height-percent:0;mso-wrap-distance-left:9pt;mso-wrap-distance-top:0;mso-wrap-distance-right:9pt;mso-wrap-distance-bottom:0;mso-position-horizontal:absolute;mso-position-horizontal-relative:text;mso-position-vertical:absolute;mso-position-vertical-relative:text;mso-width-percent:0;mso-height-percent:0;mso-width-relative:margin;mso-height-relative:margin;v-text-anchor:middle" coordsize="6257925,127635" o:gfxdata="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" path="m829488,42448r4598949,l5428437,51745r-4598949,l829488,42448xm829488,75890r4598949,l5428437,85187r-4598949,l829488,75890xe" fillcolor="#d8d8d8 [2732]" stroked="f" strokeweight="1pt">
                 <v:stroke joinstyle="miter"/>
                 <v:path arrowok="t" o:connecttype="custom" o:connectlocs="829488,42448;5428437,42448;5428437,51745;829488,51745;829488,42448;829488,75890;5428437,75890;5428437,85187;829488,85187;829488,75890" o:connectangles="0,0,0,0,0,0,0,0,0,0"/>
               </v:shape>
@@ -11587,10 +12297,7 @@
         </mc:AlternateContent>
       </w:r>
       <w:r>
-        <w:t>7</w:t>
-      </w:r>
-      <w:r>
-        <w:t>.2</w:t>
+        <w:t>7.2</w:t>
       </w:r>
       <w:r>
         <w:t xml:space="preserve"> </w:t>
@@ -11598,6 +12305,7 @@
       <w:r>
         <w:t>Puntos de Función sin Ajustar</w:t>
       </w:r>
+      <w:bookmarkEnd w:id="26"/>
     </w:p>
     <w:p>
       <w:pPr>
@@ -11620,6 +12328,7 @@
       <w:pPr>
         <w:pStyle w:val="Heading2"/>
       </w:pPr>
+      <w:bookmarkStart w:id="27" w:name="_Toc230112859"/>
       <w:r>
         <w:rPr>
           <w:noProof/>
@@ -11628,7 +12337,7 @@
         </w:rPr>
         <w:lastRenderedPageBreak/>
         <w:drawing>
-          <wp:anchor distT="0" distB="0" distL="114300" distR="114300" simplePos="0" relativeHeight="251658294" behindDoc="0" locked="0" layoutInCell="1" allowOverlap="1" wp14:anchorId="39B7E406" wp14:editId="15459A07">
+          <wp:anchor distT="0" distB="0" distL="114300" distR="114300" simplePos="0" relativeHeight="251658293" behindDoc="0" locked="0" layoutInCell="1" allowOverlap="1" wp14:anchorId="39B7E406" wp14:editId="15459A07">
             <wp:simplePos x="0" y="0"/>
             <wp:positionH relativeFrom="column">
               <wp:posOffset>3810</wp:posOffset>
@@ -11651,7 +12360,7 @@
                     <pic:cNvPicPr/>
                   </pic:nvPicPr>
                   <pic:blipFill>
-                    <a:blip r:embed="rId17" cstate="print">
+                    <a:blip r:embed="rId19" cstate="print">
                       <a:extLst>
                         <a:ext uri="{28A0092B-C50C-407E-A947-70E740481C1C}">
                           <a14:useLocalDpi xmlns:a14="http://schemas.microsoft.com/office/drawing/2010/main" val="0"/>
@@ -11692,7 +12401,7 @@
         <mc:AlternateContent>
           <mc:Choice Requires="wps">
             <w:drawing>
-              <wp:anchor distT="0" distB="0" distL="114300" distR="114300" simplePos="0" relativeHeight="251658290" behindDoc="0" locked="0" layoutInCell="1" allowOverlap="1" wp14:anchorId="21E157BB" wp14:editId="5CEF6019">
+              <wp:anchor distT="0" distB="0" distL="114300" distR="114300" simplePos="0" relativeHeight="251658289" behindDoc="0" locked="0" layoutInCell="1" allowOverlap="1" wp14:anchorId="21E157BB" wp14:editId="5CEF6019">
                 <wp:simplePos x="0" y="0"/>
                 <wp:positionH relativeFrom="column">
                   <wp:posOffset>-840510</wp:posOffset>
@@ -11765,7 +12474,7 @@
           </mc:Choice>
           <mc:Fallback>
             <w:pict>
-              <v:shape w14:anchorId="471DE975" id="Equal 21" o:spid="_x0000_s1026" style="position:absolute;margin-left:-66.2pt;margin-top:16.7pt;width:492.75pt;height:10.05pt;z-index:251658290;visibility:visible;mso-wrap-style:square;mso-width-percent:0;mso-height-percent:0;mso-wrap-distance-left:9pt;mso-wrap-distance-top:0;mso-wrap-distance-right:9pt;mso-wrap-distance-bottom:0;mso-position-horizontal:absolute;mso-position-horizontal-relative:text;mso-position-vertical:absolute;mso-position-vertical-relative:text;mso-width-percent:0;mso-height-percent:0;mso-width-relative:margin;mso-height-relative:margin;v-text-anchor:middle" coordsize="6257925,127635" o:gfxdata="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" path="m829488,42448r4598949,l5428437,51745r-4598949,l829488,42448xm829488,75890r4598949,l5428437,85187r-4598949,l829488,75890xe" fillcolor="#d8d8d8 [2732]" stroked="f" strokeweight="1pt">
+              <v:shape w14:anchorId="62E3E2D8" id="Equal 21" o:spid="_x0000_s1026" style="position:absolute;margin-left:-66.2pt;margin-top:16.7pt;width:492.75pt;height:10.05pt;z-index:251658290;visibility:visible;mso-wrap-style:square;mso-width-percent:0;mso-height-percent:0;mso-wrap-distance-left:9pt;mso-wrap-distance-top:0;mso-wrap-distance-right:9pt;mso-wrap-distance-bottom:0;mso-position-horizontal:absolute;mso-position-horizontal-relative:text;mso-position-vertical:absolute;mso-position-vertical-relative:text;mso-width-percent:0;mso-height-percent:0;mso-width-relative:margin;mso-height-relative:margin;v-text-anchor:middle" coordsize="6257925,127635" o:gfxdata="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" path="m829488,42448r4598949,l5428437,51745r-4598949,l829488,42448xm829488,75890r4598949,l5428437,85187r-4598949,l829488,75890xe" fillcolor="#d8d8d8 [2732]" stroked="f" strokeweight="1pt">
                 <v:stroke joinstyle="miter"/>
                 <v:path arrowok="t" o:connecttype="custom" o:connectlocs="829488,42448;5428437,42448;5428437,51745;829488,51745;829488,42448;829488,75890;5428437,75890;5428437,85187;829488,85187;829488,75890" o:connectangles="0,0,0,0,0,0,0,0,0,0"/>
               </v:shape>
@@ -11774,10 +12483,7 @@
         </mc:AlternateContent>
       </w:r>
       <w:r>
-        <w:t>7.</w:t>
-      </w:r>
-      <w:r>
-        <w:t>3</w:t>
+        <w:t>7.3</w:t>
       </w:r>
       <w:r>
         <w:t xml:space="preserve"> </w:t>
@@ -11785,6 +12491,7 @@
       <w:r>
         <w:t>Evaluación del Grado de Influencia</w:t>
       </w:r>
+      <w:bookmarkEnd w:id="27"/>
     </w:p>
     <w:p>
       <w:pPr>
@@ -11812,6 +12519,7 @@
       <w:pPr>
         <w:pStyle w:val="Heading2"/>
       </w:pPr>
+      <w:bookmarkStart w:id="28" w:name="_Toc230112860"/>
       <w:r>
         <w:rPr>
           <w:noProof/>
@@ -11819,7 +12527,7 @@
           <w:szCs w:val="32"/>
         </w:rPr>
         <w:drawing>
-          <wp:anchor distT="0" distB="0" distL="114300" distR="114300" simplePos="0" relativeHeight="251658295" behindDoc="0" locked="0" layoutInCell="1" allowOverlap="1" wp14:anchorId="506AF235" wp14:editId="24D92581">
+          <wp:anchor distT="0" distB="0" distL="114300" distR="114300" simplePos="0" relativeHeight="251658294" behindDoc="0" locked="0" layoutInCell="1" allowOverlap="1" wp14:anchorId="506AF235" wp14:editId="24D92581">
             <wp:simplePos x="0" y="0"/>
             <wp:positionH relativeFrom="column">
               <wp:posOffset>3810</wp:posOffset>
@@ -11842,7 +12550,7 @@
                     <pic:cNvPicPr/>
                   </pic:nvPicPr>
                   <pic:blipFill>
-                    <a:blip r:embed="rId18">
+                    <a:blip r:embed="rId20">
                       <a:extLst>
                         <a:ext uri="{28A0092B-C50C-407E-A947-70E740481C1C}">
                           <a14:useLocalDpi xmlns:a14="http://schemas.microsoft.com/office/drawing/2010/main" val="0"/>
@@ -11883,7 +12591,7 @@
         <mc:AlternateContent>
           <mc:Choice Requires="wps">
             <w:drawing>
-              <wp:anchor distT="0" distB="0" distL="114300" distR="114300" simplePos="0" relativeHeight="251658291" behindDoc="0" locked="0" layoutInCell="1" allowOverlap="1" wp14:anchorId="2FE0A1BB" wp14:editId="57A95474">
+              <wp:anchor distT="0" distB="0" distL="114300" distR="114300" simplePos="0" relativeHeight="251658290" behindDoc="0" locked="0" layoutInCell="1" allowOverlap="1" wp14:anchorId="2FE0A1BB" wp14:editId="57A95474">
                 <wp:simplePos x="0" y="0"/>
                 <wp:positionH relativeFrom="column">
                   <wp:posOffset>-840510</wp:posOffset>
@@ -11956,7 +12664,7 @@
           </mc:Choice>
           <mc:Fallback>
             <w:pict>
-              <v:shape w14:anchorId="60674E09" id="Equal 21" o:spid="_x0000_s1026" style="position:absolute;margin-left:-66.2pt;margin-top:16.7pt;width:492.75pt;height:10.05pt;z-index:251658291;visibility:visible;mso-wrap-style:square;mso-width-percent:0;mso-height-percent:0;mso-wrap-distance-left:9pt;mso-wrap-distance-top:0;mso-wrap-distance-right:9pt;mso-wrap-distance-bottom:0;mso-position-horizontal:absolute;mso-position-horizontal-relative:text;mso-position-vertical:absolute;mso-position-vertical-relative:text;mso-width-percent:0;mso-height-percent:0;mso-width-relative:margin;mso-height-relative:margin;v-text-anchor:middle" coordsize="6257925,127635" o:gfxdata="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" path="m829488,42448r4598949,l5428437,51745r-4598949,l829488,42448xm829488,75890r4598949,l5428437,85187r-4598949,l829488,75890xe" fillcolor="#d8d8d8 [2732]" stroked="f" strokeweight="1pt">
+              <v:shape w14:anchorId="516E123E" id="Equal 21" o:spid="_x0000_s1026" style="position:absolute;margin-left:-66.2pt;margin-top:16.7pt;width:492.75pt;height:10.05pt;z-index:251658291;visibility:visible;mso-wrap-style:square;mso-width-percent:0;mso-height-percent:0;mso-wrap-distance-left:9pt;mso-wrap-distance-top:0;mso-wrap-distance-right:9pt;mso-wrap-distance-bottom:0;mso-position-horizontal:absolute;mso-position-horizontal-relative:text;mso-position-vertical:absolute;mso-position-vertical-relative:text;mso-width-percent:0;mso-height-percent:0;mso-width-relative:margin;mso-height-relative:margin;v-text-anchor:middle" coordsize="6257925,127635" o:gfxdata="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" path="m829488,42448r4598949,l5428437,51745r-4598949,l829488,42448xm829488,75890r4598949,l5428437,85187r-4598949,l829488,75890xe" fillcolor="#d8d8d8 [2732]" stroked="f" strokeweight="1pt">
                 <v:stroke joinstyle="miter"/>
                 <v:path arrowok="t" o:connecttype="custom" o:connectlocs="829488,42448;5428437,42448;5428437,51745;829488,51745;829488,42448;829488,75890;5428437,75890;5428437,85187;829488,85187;829488,75890" o:connectangles="0,0,0,0,0,0,0,0,0,0"/>
               </v:shape>
@@ -11976,6 +12684,7 @@
       <w:r>
         <w:t>Puntos de Función Ajustados</w:t>
       </w:r>
+      <w:bookmarkEnd w:id="28"/>
     </w:p>
     <w:p>
       <w:pPr>
@@ -11999,6 +12708,7 @@
         </w:rPr>
       </w:pPr>
     </w:p>
+    <w:bookmarkStart w:id="29" w:name="_Toc230112861"/>
     <w:p>
       <w:pPr>
         <w:pStyle w:val="Heading2"/>
@@ -12012,7 +12722,7 @@
         <mc:AlternateContent>
           <mc:Choice Requires="wps">
             <w:drawing>
-              <wp:anchor distT="0" distB="0" distL="114300" distR="114300" simplePos="0" relativeHeight="251658292" behindDoc="0" locked="0" layoutInCell="1" allowOverlap="1" wp14:anchorId="2B2BB519" wp14:editId="46CF5C65">
+              <wp:anchor distT="0" distB="0" distL="114300" distR="114300" simplePos="0" relativeHeight="251658291" behindDoc="0" locked="0" layoutInCell="1" allowOverlap="1" wp14:anchorId="2B2BB519" wp14:editId="46CF5C65">
                 <wp:simplePos x="0" y="0"/>
                 <wp:positionH relativeFrom="column">
                   <wp:posOffset>-840510</wp:posOffset>
@@ -12085,7 +12795,7 @@
           </mc:Choice>
           <mc:Fallback>
             <w:pict>
-              <v:shape w14:anchorId="0D7F0381" id="Equal 21" o:spid="_x0000_s1026" style="position:absolute;margin-left:-66.2pt;margin-top:16.7pt;width:492.75pt;height:10.05pt;z-index:251658292;visibility:visible;mso-wrap-style:square;mso-width-percent:0;mso-height-percent:0;mso-wrap-distance-left:9pt;mso-wrap-distance-top:0;mso-wrap-distance-right:9pt;mso-wrap-distance-bottom:0;mso-position-horizontal:absolute;mso-position-horizontal-relative:text;mso-position-vertical:absolute;mso-position-vertical-relative:text;mso-width-percent:0;mso-height-percent:0;mso-width-relative:margin;mso-height-relative:margin;v-text-anchor:middle" coordsize="6257925,127635" o:gfxdata="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" path="m829488,42448r4598949,l5428437,51745r-4598949,l829488,42448xm829488,75890r4598949,l5428437,85187r-4598949,l829488,75890xe" fillcolor="#d8d8d8 [2732]" stroked="f" strokeweight="1pt">
+              <v:shape w14:anchorId="0E091C4E" id="Equal 21" o:spid="_x0000_s1026" style="position:absolute;margin-left:-66.2pt;margin-top:16.7pt;width:492.75pt;height:10.05pt;z-index:251658292;visibility:visible;mso-wrap-style:square;mso-width-percent:0;mso-height-percent:0;mso-wrap-distance-left:9pt;mso-wrap-distance-top:0;mso-wrap-distance-right:9pt;mso-wrap-distance-bottom:0;mso-position-horizontal:absolute;mso-position-horizontal-relative:text;mso-position-vertical:absolute;mso-position-vertical-relative:text;mso-width-percent:0;mso-height-percent:0;mso-width-relative:margin;mso-height-relative:margin;v-text-anchor:middle" coordsize="6257925,127635" o:gfxdata="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" path="m829488,42448r4598949,l5428437,51745r-4598949,l829488,42448xm829488,75890r4598949,l5428437,85187r-4598949,l829488,75890xe" fillcolor="#d8d8d8 [2732]" stroked="f" strokeweight="1pt">
                 <v:stroke joinstyle="miter"/>
                 <v:path arrowok="t" o:connecttype="custom" o:connectlocs="829488,42448;5428437,42448;5428437,51745;829488,51745;829488,42448;829488,75890;5428437,75890;5428437,85187;829488,85187;829488,75890" o:connectangles="0,0,0,0,0,0,0,0,0,0"/>
               </v:shape>
@@ -12094,10 +12804,7 @@
         </mc:AlternateContent>
       </w:r>
       <w:r>
-        <w:t>7.</w:t>
-      </w:r>
-      <w:r>
-        <w:t>5</w:t>
+        <w:t>7.5</w:t>
       </w:r>
       <w:r>
         <w:t xml:space="preserve"> </w:t>
@@ -12105,6 +12812,7 @@
       <w:r>
         <w:t>Estimación de Tiempo</w:t>
       </w:r>
+      <w:bookmarkEnd w:id="29"/>
     </w:p>
     <w:p>
       <w:pPr>
@@ -12293,6 +13001,84 @@
           <w:szCs w:val="24"/>
         </w:rPr>
       </w:pPr>
+      <w:r>
+        <w:rPr>
+          <w:rFonts w:ascii="Baskerville" w:hAnsi="Baskerville"/>
+          <w:noProof/>
+          <w:sz w:val="24"/>
+          <w:szCs w:val="24"/>
+        </w:rPr>
+        <mc:AlternateContent>
+          <mc:Choice Requires="wps">
+            <w:drawing>
+              <wp:anchor distT="0" distB="0" distL="114300" distR="114300" simplePos="0" relativeHeight="251658297" behindDoc="1" locked="0" layoutInCell="1" allowOverlap="1" wp14:anchorId="04723AF0" wp14:editId="7BEAF7B7">
+                <wp:simplePos x="0" y="0"/>
+                <wp:positionH relativeFrom="column">
+                  <wp:posOffset>112064</wp:posOffset>
+                </wp:positionH>
+                <wp:positionV relativeFrom="paragraph">
+                  <wp:posOffset>-557806</wp:posOffset>
+                </wp:positionV>
+                <wp:extent cx="5542307" cy="765865"/>
+                <wp:effectExtent l="0" t="0" r="0" b="0"/>
+                <wp:wrapNone/>
+                <wp:docPr id="609548439" name="Text Box 64"/>
+                <wp:cNvGraphicFramePr/>
+                <a:graphic xmlns:a="http://schemas.openxmlformats.org/drawingml/2006/main">
+                  <a:graphicData uri="http://schemas.microsoft.com/office/word/2010/wordprocessingShape">
+                    <wps:wsp>
+                      <wps:cNvSpPr txBox="1"/>
+                      <wps:spPr>
+                        <a:xfrm>
+                          <a:off x="0" y="0"/>
+                          <a:ext cx="5542307" cy="765865"/>
+                        </a:xfrm>
+                        <a:prstGeom prst="rect">
+                          <a:avLst/>
+                        </a:prstGeom>
+                        <a:solidFill>
+                          <a:schemeClr val="bg1">
+                            <a:lumMod val="95000"/>
+                          </a:schemeClr>
+                        </a:solidFill>
+                        <a:ln w="6350">
+                          <a:noFill/>
+                        </a:ln>
+                      </wps:spPr>
+                      <wps:txbx>
+                        <w:txbxContent>
+                          <w:p/>
+                        </w:txbxContent>
+                      </wps:txbx>
+                      <wps:bodyPr rot="0" spcFirstLastPara="0" vertOverflow="overflow" horzOverflow="overflow" vert="horz" wrap="square" lIns="91440" tIns="45720" rIns="91440" bIns="45720" numCol="1" spcCol="0" rtlCol="0" fromWordArt="0" anchor="t" anchorCtr="0" forceAA="0" compatLnSpc="1">
+                        <a:prstTxWarp prst="textNoShape">
+                          <a:avLst/>
+                        </a:prstTxWarp>
+                        <a:noAutofit/>
+                      </wps:bodyPr>
+                    </wps:wsp>
+                  </a:graphicData>
+                </a:graphic>
+              </wp:anchor>
+            </w:drawing>
+          </mc:Choice>
+          <mc:Fallback>
+            <w:pict>
+              <v:shapetype w14:anchorId="04723AF0" id="_x0000_t202" coordsize="21600,21600" o:spt="202" path="m,l,21600r21600,l21600,xe">
+                <v:stroke joinstyle="miter"/>
+                <v:path gradientshapeok="t" o:connecttype="rect"/>
+              </v:shapetype>
+              <v:shape id="Text Box 64" o:spid="_x0000_s1029" type="#_x0000_t202" style="position:absolute;left:0;text-align:left;margin-left:8.8pt;margin-top:-43.9pt;width:436.4pt;height:60.3pt;z-index:-251658183;visibility:visible;mso-wrap-style:square;mso-wrap-distance-left:9pt;mso-wrap-distance-top:0;mso-wrap-distance-right:9pt;mso-wrap-distance-bottom:0;mso-position-horizontal:absolute;mso-position-horizontal-relative:text;mso-position-vertical:absolute;mso-position-vertical-relative:text;v-text-anchor:top" o:gfxdata="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" fillcolor="#f2f2f2 [3052]" stroked="f" strokeweight=".5pt">
+                <v:textbox>
+                  <w:txbxContent>
+                    <w:p/>
+                  </w:txbxContent>
+                </v:textbox>
+              </v:shape>
+            </w:pict>
+          </mc:Fallback>
+        </mc:AlternateContent>
+      </w:r>
     </w:p>
     <w:p>
       <w:pPr>
@@ -12329,6 +13115,80 @@
           <w:szCs w:val="24"/>
         </w:rPr>
       </w:pPr>
+      <w:r>
+        <w:rPr>
+          <w:rFonts w:ascii="Baskerville" w:hAnsi="Baskerville"/>
+          <w:noProof/>
+          <w:sz w:val="24"/>
+          <w:szCs w:val="24"/>
+        </w:rPr>
+        <mc:AlternateContent>
+          <mc:Choice Requires="wps">
+            <w:drawing>
+              <wp:anchor distT="0" distB="0" distL="114300" distR="114300" simplePos="0" relativeHeight="251658298" behindDoc="1" locked="0" layoutInCell="1" allowOverlap="1" wp14:anchorId="5FDE7B27" wp14:editId="1C8E00AA">
+                <wp:simplePos x="0" y="0"/>
+                <wp:positionH relativeFrom="column">
+                  <wp:posOffset>109331</wp:posOffset>
+                </wp:positionH>
+                <wp:positionV relativeFrom="paragraph">
+                  <wp:posOffset>77553</wp:posOffset>
+                </wp:positionV>
+                <wp:extent cx="5542307" cy="765865"/>
+                <wp:effectExtent l="0" t="0" r="0" b="0"/>
+                <wp:wrapNone/>
+                <wp:docPr id="112763212" name="Text Box 64"/>
+                <wp:cNvGraphicFramePr/>
+                <a:graphic xmlns:a="http://schemas.openxmlformats.org/drawingml/2006/main">
+                  <a:graphicData uri="http://schemas.microsoft.com/office/word/2010/wordprocessingShape">
+                    <wps:wsp>
+                      <wps:cNvSpPr txBox="1"/>
+                      <wps:spPr>
+                        <a:xfrm>
+                          <a:off x="0" y="0"/>
+                          <a:ext cx="5542307" cy="765865"/>
+                        </a:xfrm>
+                        <a:prstGeom prst="rect">
+                          <a:avLst/>
+                        </a:prstGeom>
+                        <a:solidFill>
+                          <a:schemeClr val="bg1">
+                            <a:lumMod val="95000"/>
+                          </a:schemeClr>
+                        </a:solidFill>
+                        <a:ln w="6350">
+                          <a:noFill/>
+                        </a:ln>
+                      </wps:spPr>
+                      <wps:txbx>
+                        <w:txbxContent>
+                          <w:p/>
+                        </w:txbxContent>
+                      </wps:txbx>
+                      <wps:bodyPr rot="0" spcFirstLastPara="0" vertOverflow="overflow" horzOverflow="overflow" vert="horz" wrap="square" lIns="91440" tIns="45720" rIns="91440" bIns="45720" numCol="1" spcCol="0" rtlCol="0" fromWordArt="0" anchor="t" anchorCtr="0" forceAA="0" compatLnSpc="1">
+                        <a:prstTxWarp prst="textNoShape">
+                          <a:avLst/>
+                        </a:prstTxWarp>
+                        <a:noAutofit/>
+                      </wps:bodyPr>
+                    </wps:wsp>
+                  </a:graphicData>
+                </a:graphic>
+              </wp:anchor>
+            </w:drawing>
+          </mc:Choice>
+          <mc:Fallback>
+            <w:pict>
+              <v:shape w14:anchorId="5FDE7B27" id="_x0000_s1030" type="#_x0000_t202" style="position:absolute;left:0;text-align:left;margin-left:8.6pt;margin-top:6.1pt;width:436.4pt;height:60.3pt;z-index:-251658182;visibility:visible;mso-wrap-style:square;mso-wrap-distance-left:9pt;mso-wrap-distance-top:0;mso-wrap-distance-right:9pt;mso-wrap-distance-bottom:0;mso-position-horizontal:absolute;mso-position-horizontal-relative:text;mso-position-vertical:absolute;mso-position-vertical-relative:text;v-text-anchor:top" o:gfxdata="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" fillcolor="#f2f2f2 [3052]" stroked="f" strokeweight=".5pt">
+                <v:textbox>
+                  <w:txbxContent>
+                    <w:p/>
+                  </w:txbxContent>
+                </v:textbox>
+              </v:shape>
+            </w:pict>
+          </mc:Fallback>
+        </mc:AlternateContent>
+      </w:r>
     </w:p>
     <w:p>
       <w:pPr>
@@ -12347,15 +13207,7 @@
               <w:sz w:val="24"/>
               <w:szCs w:val="24"/>
             </w:rPr>
-            <m:t>Horas</m:t>
-          </m:r>
-          <m:r>
-            <w:rPr>
-              <w:rFonts w:ascii="Cambria Math" w:hAnsi="Cambria Math"/>
-              <w:sz w:val="24"/>
-              <w:szCs w:val="24"/>
-            </w:rPr>
-            <m:t>=</m:t>
+            <m:t>Horas=</m:t>
           </m:r>
           <m:f>
             <m:fPr>
@@ -12395,7 +13247,7 @@
               <w:sz w:val="24"/>
               <w:szCs w:val="24"/>
             </w:rPr>
-            <m:t>=</m:t>
+            <m:t xml:space="preserve">=308 </m:t>
           </m:r>
           <m:r>
             <w:rPr>
@@ -12403,31 +13255,7 @@
               <w:sz w:val="24"/>
               <w:szCs w:val="24"/>
             </w:rPr>
-            <m:t xml:space="preserve">308 </m:t>
-          </m:r>
-          <m:r>
-            <w:rPr>
-              <w:rFonts w:ascii="Cambria Math" w:eastAsiaTheme="minorEastAsia" w:hAnsi="Cambria Math"/>
-              <w:sz w:val="24"/>
-              <w:szCs w:val="24"/>
-            </w:rPr>
-            <m:t>hora</m:t>
-          </m:r>
-          <m:r>
-            <w:rPr>
-              <w:rFonts w:ascii="Cambria Math" w:eastAsiaTheme="minorEastAsia" w:hAnsi="Cambria Math"/>
-              <w:sz w:val="24"/>
-              <w:szCs w:val="24"/>
-            </w:rPr>
-            <m:t>s*</m:t>
-          </m:r>
-          <m:r>
-            <w:rPr>
-              <w:rFonts w:ascii="Cambria Math" w:eastAsiaTheme="minorEastAsia" w:hAnsi="Cambria Math"/>
-              <w:sz w:val="24"/>
-              <w:szCs w:val="24"/>
-            </w:rPr>
-            <m:t>persona</m:t>
+            <m:t>horas*persona</m:t>
           </m:r>
         </m:oMath>
       </m:oMathPara>
@@ -12444,6 +13272,7 @@
     </w:p>
     <w:p>
       <w:pPr>
+        <w:spacing w:line="276" w:lineRule="auto"/>
         <w:jc w:val="both"/>
         <w:rPr>
           <w:rFonts w:ascii="Baskerville" w:hAnsi="Baskerville"/>
@@ -12454,6 +13283,80 @@
       <w:r>
         <w:rPr>
           <w:rFonts w:ascii="Baskerville" w:hAnsi="Baskerville"/>
+          <w:noProof/>
+          <w:sz w:val="24"/>
+          <w:szCs w:val="24"/>
+        </w:rPr>
+        <mc:AlternateContent>
+          <mc:Choice Requires="wps">
+            <w:drawing>
+              <wp:anchor distT="0" distB="0" distL="114300" distR="114300" simplePos="0" relativeHeight="251658299" behindDoc="1" locked="0" layoutInCell="1" allowOverlap="1" wp14:anchorId="7475580B" wp14:editId="2CADF429">
+                <wp:simplePos x="0" y="0"/>
+                <wp:positionH relativeFrom="column">
+                  <wp:posOffset>115708</wp:posOffset>
+                </wp:positionH>
+                <wp:positionV relativeFrom="paragraph">
+                  <wp:posOffset>461948</wp:posOffset>
+                </wp:positionV>
+                <wp:extent cx="5542307" cy="765865"/>
+                <wp:effectExtent l="0" t="0" r="0" b="0"/>
+                <wp:wrapNone/>
+                <wp:docPr id="1074433312" name="Text Box 64"/>
+                <wp:cNvGraphicFramePr/>
+                <a:graphic xmlns:a="http://schemas.openxmlformats.org/drawingml/2006/main">
+                  <a:graphicData uri="http://schemas.microsoft.com/office/word/2010/wordprocessingShape">
+                    <wps:wsp>
+                      <wps:cNvSpPr txBox="1"/>
+                      <wps:spPr>
+                        <a:xfrm>
+                          <a:off x="0" y="0"/>
+                          <a:ext cx="5542307" cy="765865"/>
+                        </a:xfrm>
+                        <a:prstGeom prst="rect">
+                          <a:avLst/>
+                        </a:prstGeom>
+                        <a:solidFill>
+                          <a:schemeClr val="bg1">
+                            <a:lumMod val="95000"/>
+                          </a:schemeClr>
+                        </a:solidFill>
+                        <a:ln w="6350">
+                          <a:noFill/>
+                        </a:ln>
+                      </wps:spPr>
+                      <wps:txbx>
+                        <w:txbxContent>
+                          <w:p/>
+                        </w:txbxContent>
+                      </wps:txbx>
+                      <wps:bodyPr rot="0" spcFirstLastPara="0" vertOverflow="overflow" horzOverflow="overflow" vert="horz" wrap="square" lIns="91440" tIns="45720" rIns="91440" bIns="45720" numCol="1" spcCol="0" rtlCol="0" fromWordArt="0" anchor="t" anchorCtr="0" forceAA="0" compatLnSpc="1">
+                        <a:prstTxWarp prst="textNoShape">
+                          <a:avLst/>
+                        </a:prstTxWarp>
+                        <a:noAutofit/>
+                      </wps:bodyPr>
+                    </wps:wsp>
+                  </a:graphicData>
+                </a:graphic>
+              </wp:anchor>
+            </w:drawing>
+          </mc:Choice>
+          <mc:Fallback>
+            <w:pict>
+              <v:shape w14:anchorId="7475580B" id="_x0000_s1031" type="#_x0000_t202" style="position:absolute;left:0;text-align:left;margin-left:9.1pt;margin-top:36.35pt;width:436.4pt;height:60.3pt;z-index:-251658181;visibility:visible;mso-wrap-style:square;mso-wrap-distance-left:9pt;mso-wrap-distance-top:0;mso-wrap-distance-right:9pt;mso-wrap-distance-bottom:0;mso-position-horizontal:absolute;mso-position-horizontal-relative:text;mso-position-vertical:absolute;mso-position-vertical-relative:text;v-text-anchor:top" o:gfxdata="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" fillcolor="#f2f2f2 [3052]" stroked="f" strokeweight=".5pt">
+                <v:textbox>
+                  <w:txbxContent>
+                    <w:p/>
+                  </w:txbxContent>
+                </v:textbox>
+              </v:shape>
+            </w:pict>
+          </mc:Fallback>
+        </mc:AlternateContent>
+      </w:r>
+      <w:r>
+        <w:rPr>
+          <w:rFonts w:ascii="Baskerville" w:hAnsi="Baskerville"/>
           <w:sz w:val="24"/>
           <w:szCs w:val="24"/>
         </w:rPr>
@@ -12465,7 +13368,31 @@
           <w:sz w:val="24"/>
           <w:szCs w:val="24"/>
         </w:rPr>
-        <w:t>solo cuentan con 5 horas efectivas de trabajo sin interrupción:</w:t>
+        <w:t>solo cuentan con 5 horas efectivas de trabajo sin interrupción</w:t>
+      </w:r>
+      <w:r>
+        <w:rPr>
+          <w:rFonts w:ascii="Baskerville" w:hAnsi="Baskerville"/>
+          <w:sz w:val="24"/>
+          <w:szCs w:val="24"/>
+        </w:rPr>
+        <w:t xml:space="preserve">, </w:t>
+      </w:r>
+      <w:r>
+        <w:rPr>
+          <w:rFonts w:ascii="Baskerville" w:hAnsi="Baskerville"/>
+          <w:sz w:val="24"/>
+          <w:szCs w:val="24"/>
+        </w:rPr>
+        <w:t>de esta forma calcularemos una estimación de las horas efectivas por semana</w:t>
+      </w:r>
+      <w:r>
+        <w:rPr>
+          <w:rFonts w:ascii="Baskerville" w:hAnsi="Baskerville"/>
+          <w:sz w:val="24"/>
+          <w:szCs w:val="24"/>
+        </w:rPr>
+        <w:t>:</w:t>
       </w:r>
     </w:p>
     <w:p>
@@ -12497,31 +13424,7 @@
               <w:sz w:val="24"/>
               <w:szCs w:val="24"/>
             </w:rPr>
-            <m:t>Horas</m:t>
-          </m:r>
-          <m:r>
-            <w:rPr>
-              <w:rFonts w:ascii="Cambria Math" w:hAnsi="Cambria Math"/>
-              <w:sz w:val="24"/>
-              <w:szCs w:val="24"/>
-            </w:rPr>
-            <m:t>Semanales</m:t>
-          </m:r>
-          <m:r>
-            <w:rPr>
-              <w:rFonts w:ascii="Cambria Math" w:hAnsi="Cambria Math"/>
-              <w:sz w:val="24"/>
-              <w:szCs w:val="24"/>
-            </w:rPr>
-            <m:t>=</m:t>
-          </m:r>
-          <m:r>
-            <w:rPr>
-              <w:rFonts w:ascii="Cambria Math" w:hAnsi="Cambria Math"/>
-              <w:sz w:val="24"/>
-              <w:szCs w:val="24"/>
-            </w:rPr>
-            <m:t>5</m:t>
+            <m:t>HorasSemanales=5</m:t>
           </m:r>
           <m:r>
             <w:rPr>
@@ -12529,7 +13432,7 @@
               <w:sz w:val="24"/>
               <w:szCs w:val="24"/>
             </w:rPr>
-            <m:t xml:space="preserve"> ho</m:t>
+            <m:t xml:space="preserve"> horas*5 dias=25 </m:t>
           </m:r>
           <m:r>
             <w:rPr>
@@ -12537,23 +13440,7 @@
               <w:sz w:val="24"/>
               <w:szCs w:val="24"/>
             </w:rPr>
-            <m:t xml:space="preserve">ras*5 dias=25 </m:t>
-          </m:r>
-          <m:r>
-            <w:rPr>
-              <w:rFonts w:ascii="Cambria Math" w:eastAsiaTheme="minorEastAsia" w:hAnsi="Cambria Math"/>
-              <w:sz w:val="24"/>
-              <w:szCs w:val="24"/>
-            </w:rPr>
-            <m:t xml:space="preserve">hrs*semana </m:t>
-          </m:r>
-          <m:r>
-            <w:rPr>
-              <w:rFonts w:ascii="Cambria Math" w:eastAsiaTheme="minorEastAsia" w:hAnsi="Cambria Math"/>
-              <w:sz w:val="24"/>
-              <w:szCs w:val="24"/>
-            </w:rPr>
-            <m:t xml:space="preserve"> </m:t>
+            <m:t xml:space="preserve">hrs*semana  </m:t>
           </m:r>
         </m:oMath>
       </m:oMathPara>
@@ -12594,6 +13481,80 @@
           <w:szCs w:val="24"/>
         </w:rPr>
       </w:pPr>
+      <w:r>
+        <w:rPr>
+          <w:rFonts w:ascii="Baskerville" w:hAnsi="Baskerville"/>
+          <w:noProof/>
+          <w:sz w:val="24"/>
+          <w:szCs w:val="24"/>
+        </w:rPr>
+        <mc:AlternateContent>
+          <mc:Choice Requires="wps">
+            <w:drawing>
+              <wp:anchor distT="0" distB="0" distL="114300" distR="114300" simplePos="0" relativeHeight="251658300" behindDoc="1" locked="0" layoutInCell="1" allowOverlap="1" wp14:anchorId="2089EDB3" wp14:editId="7D754BFC">
+                <wp:simplePos x="0" y="0"/>
+                <wp:positionH relativeFrom="column">
+                  <wp:posOffset>0</wp:posOffset>
+                </wp:positionH>
+                <wp:positionV relativeFrom="paragraph">
+                  <wp:posOffset>91440</wp:posOffset>
+                </wp:positionV>
+                <wp:extent cx="5542307" cy="765865"/>
+                <wp:effectExtent l="0" t="0" r="0" b="0"/>
+                <wp:wrapNone/>
+                <wp:docPr id="716820410" name="Text Box 64"/>
+                <wp:cNvGraphicFramePr/>
+                <a:graphic xmlns:a="http://schemas.openxmlformats.org/drawingml/2006/main">
+                  <a:graphicData uri="http://schemas.microsoft.com/office/word/2010/wordprocessingShape">
+                    <wps:wsp>
+                      <wps:cNvSpPr txBox="1"/>
+                      <wps:spPr>
+                        <a:xfrm>
+                          <a:off x="0" y="0"/>
+                          <a:ext cx="5542307" cy="765865"/>
+                        </a:xfrm>
+                        <a:prstGeom prst="rect">
+                          <a:avLst/>
+                        </a:prstGeom>
+                        <a:solidFill>
+                          <a:schemeClr val="bg1">
+                            <a:lumMod val="95000"/>
+                          </a:schemeClr>
+                        </a:solidFill>
+                        <a:ln w="6350">
+                          <a:noFill/>
+                        </a:ln>
+                      </wps:spPr>
+                      <wps:txbx>
+                        <w:txbxContent>
+                          <w:p/>
+                        </w:txbxContent>
+                      </wps:txbx>
+                      <wps:bodyPr rot="0" spcFirstLastPara="0" vertOverflow="overflow" horzOverflow="overflow" vert="horz" wrap="square" lIns="91440" tIns="45720" rIns="91440" bIns="45720" numCol="1" spcCol="0" rtlCol="0" fromWordArt="0" anchor="t" anchorCtr="0" forceAA="0" compatLnSpc="1">
+                        <a:prstTxWarp prst="textNoShape">
+                          <a:avLst/>
+                        </a:prstTxWarp>
+                        <a:noAutofit/>
+                      </wps:bodyPr>
+                    </wps:wsp>
+                  </a:graphicData>
+                </a:graphic>
+              </wp:anchor>
+            </w:drawing>
+          </mc:Choice>
+          <mc:Fallback>
+            <w:pict>
+              <v:shape w14:anchorId="2089EDB3" id="_x0000_s1032" type="#_x0000_t202" style="position:absolute;margin-left:0;margin-top:7.2pt;width:436.4pt;height:60.3pt;z-index:-251658180;visibility:visible;mso-wrap-style:square;mso-wrap-distance-left:9pt;mso-wrap-distance-top:0;mso-wrap-distance-right:9pt;mso-wrap-distance-bottom:0;mso-position-horizontal:absolute;mso-position-horizontal-relative:text;mso-position-vertical:absolute;mso-position-vertical-relative:text;v-text-anchor:top" o:gfxdata="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" fillcolor="#f2f2f2 [3052]" stroked="f" strokeweight=".5pt">
+                <v:textbox>
+                  <w:txbxContent>
+                    <w:p/>
+                  </w:txbxContent>
+                </v:textbox>
+              </v:shape>
+            </w:pict>
+          </mc:Fallback>
+        </mc:AlternateContent>
+      </w:r>
     </w:p>
     <w:p>
       <w:pPr>
@@ -12612,15 +13573,7 @@
               <w:sz w:val="24"/>
               <w:szCs w:val="24"/>
             </w:rPr>
-            <m:t>duracionIdeal</m:t>
-          </m:r>
-          <m:r>
-            <w:rPr>
-              <w:rFonts w:ascii="Cambria Math" w:hAnsi="Cambria Math"/>
-              <w:sz w:val="24"/>
-              <w:szCs w:val="24"/>
-            </w:rPr>
-            <m:t>=</m:t>
+            <m:t>duracionIdeal=</m:t>
           </m:r>
           <m:f>
             <m:fPr>
@@ -12679,6 +13632,8 @@
     </w:p>
     <w:p>
       <w:pPr>
+        <w:spacing w:line="276" w:lineRule="auto"/>
+        <w:jc w:val="both"/>
         <w:rPr>
           <w:rFonts w:ascii="Baskerville" w:hAnsi="Baskerville"/>
           <w:sz w:val="24"/>
@@ -12727,7 +13682,23 @@
           <w:sz w:val="24"/>
           <w:szCs w:val="24"/>
         </w:rPr>
-        <w:t>, debido a que es probable que se presenten inconvenientes que retrasen el desarrollo del proyecto, agregaremos un margen del 30%</w:t>
+        <w:t xml:space="preserve">, </w:t>
+      </w:r>
+      <w:r>
+        <w:rPr>
+          <w:rFonts w:ascii="Baskerville" w:hAnsi="Baskerville"/>
+          <w:sz w:val="24"/>
+          <w:szCs w:val="24"/>
+        </w:rPr>
+        <w:t xml:space="preserve">sin embargo, </w:t>
+      </w:r>
+      <w:r>
+        <w:rPr>
+          <w:rFonts w:ascii="Baskerville" w:hAnsi="Baskerville"/>
+          <w:sz w:val="24"/>
+          <w:szCs w:val="24"/>
+        </w:rPr>
+        <w:t>debido a que es probable que se presenten inconvenientes que retrasen el desarrollo del proyecto, agregaremos un margen del 30%</w:t>
       </w:r>
       <w:r>
         <w:rPr>
@@ -12746,6 +13717,80 @@
           <w:szCs w:val="24"/>
         </w:rPr>
       </w:pPr>
+      <w:r>
+        <w:rPr>
+          <w:rFonts w:ascii="Baskerville" w:hAnsi="Baskerville"/>
+          <w:noProof/>
+          <w:sz w:val="24"/>
+          <w:szCs w:val="24"/>
+        </w:rPr>
+        <mc:AlternateContent>
+          <mc:Choice Requires="wps">
+            <w:drawing>
+              <wp:anchor distT="0" distB="0" distL="114300" distR="114300" simplePos="0" relativeHeight="251658301" behindDoc="1" locked="0" layoutInCell="1" allowOverlap="1" wp14:anchorId="1E9D3854" wp14:editId="3B5B6A65">
+                <wp:simplePos x="0" y="0"/>
+                <wp:positionH relativeFrom="column">
+                  <wp:posOffset>6488</wp:posOffset>
+                </wp:positionH>
+                <wp:positionV relativeFrom="paragraph">
+                  <wp:posOffset>26476</wp:posOffset>
+                </wp:positionV>
+                <wp:extent cx="5542307" cy="765865"/>
+                <wp:effectExtent l="0" t="0" r="0" b="0"/>
+                <wp:wrapNone/>
+                <wp:docPr id="640484069" name="Text Box 64"/>
+                <wp:cNvGraphicFramePr/>
+                <a:graphic xmlns:a="http://schemas.openxmlformats.org/drawingml/2006/main">
+                  <a:graphicData uri="http://schemas.microsoft.com/office/word/2010/wordprocessingShape">
+                    <wps:wsp>
+                      <wps:cNvSpPr txBox="1"/>
+                      <wps:spPr>
+                        <a:xfrm>
+                          <a:off x="0" y="0"/>
+                          <a:ext cx="5542307" cy="765865"/>
+                        </a:xfrm>
+                        <a:prstGeom prst="rect">
+                          <a:avLst/>
+                        </a:prstGeom>
+                        <a:solidFill>
+                          <a:schemeClr val="bg1">
+                            <a:lumMod val="95000"/>
+                          </a:schemeClr>
+                        </a:solidFill>
+                        <a:ln w="6350">
+                          <a:noFill/>
+                        </a:ln>
+                      </wps:spPr>
+                      <wps:txbx>
+                        <w:txbxContent>
+                          <w:p/>
+                        </w:txbxContent>
+                      </wps:txbx>
+                      <wps:bodyPr rot="0" spcFirstLastPara="0" vertOverflow="overflow" horzOverflow="overflow" vert="horz" wrap="square" lIns="91440" tIns="45720" rIns="91440" bIns="45720" numCol="1" spcCol="0" rtlCol="0" fromWordArt="0" anchor="t" anchorCtr="0" forceAA="0" compatLnSpc="1">
+                        <a:prstTxWarp prst="textNoShape">
+                          <a:avLst/>
+                        </a:prstTxWarp>
+                        <a:noAutofit/>
+                      </wps:bodyPr>
+                    </wps:wsp>
+                  </a:graphicData>
+                </a:graphic>
+              </wp:anchor>
+            </w:drawing>
+          </mc:Choice>
+          <mc:Fallback>
+            <w:pict>
+              <v:shape w14:anchorId="1E9D3854" id="_x0000_s1033" type="#_x0000_t202" style="position:absolute;margin-left:.5pt;margin-top:2.1pt;width:436.4pt;height:60.3pt;z-index:-251658179;visibility:visible;mso-wrap-style:square;mso-wrap-distance-left:9pt;mso-wrap-distance-top:0;mso-wrap-distance-right:9pt;mso-wrap-distance-bottom:0;mso-position-horizontal:absolute;mso-position-horizontal-relative:text;mso-position-vertical:absolute;mso-position-vertical-relative:text;v-text-anchor:top" o:gfxdata="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" fillcolor="#f2f2f2 [3052]" stroked="f" strokeweight=".5pt">
+                <v:textbox>
+                  <w:txbxContent>
+                    <w:p/>
+                  </w:txbxContent>
+                </v:textbox>
+              </v:shape>
+            </w:pict>
+          </mc:Fallback>
+        </mc:AlternateContent>
+      </w:r>
     </w:p>
     <w:p>
       <w:pPr>
@@ -12764,31 +13809,7 @@
               <w:sz w:val="24"/>
               <w:szCs w:val="24"/>
             </w:rPr>
-            <m:t>duracion</m:t>
-          </m:r>
-          <m:r>
-            <w:rPr>
-              <w:rFonts w:ascii="Cambria Math" w:hAnsi="Cambria Math"/>
-              <w:sz w:val="24"/>
-              <w:szCs w:val="24"/>
-            </w:rPr>
-            <m:t>Real</m:t>
-          </m:r>
-          <m:r>
-            <w:rPr>
-              <w:rFonts w:ascii="Cambria Math" w:hAnsi="Cambria Math"/>
-              <w:sz w:val="24"/>
-              <w:szCs w:val="24"/>
-            </w:rPr>
-            <m:t>=12.32</m:t>
-          </m:r>
-          <m:r>
-            <w:rPr>
-              <w:rFonts w:ascii="Cambria Math" w:hAnsi="Cambria Math"/>
-              <w:sz w:val="24"/>
-              <w:szCs w:val="24"/>
-            </w:rPr>
-            <m:t>*1.3=16.01 semas</m:t>
+            <m:t>duracionReal=12.32*1.3=16.01 semas</m:t>
           </m:r>
         </m:oMath>
       </m:oMathPara>
@@ -12865,6 +13886,31 @@
     </w:p>
     <w:p>
       <w:pPr>
+        <w:jc w:val="center"/>
+        <w:rPr>
+          <w:rFonts w:ascii="Baskerville" w:eastAsiaTheme="majorEastAsia" w:hAnsi="Baskerville" w:cstheme="majorBidi"/>
+          <w:color w:val="595959" w:themeColor="text1" w:themeTint="A6"/>
+          <w:spacing w:val="15"/>
+          <w:sz w:val="36"/>
+          <w:szCs w:val="32"/>
+        </w:rPr>
+      </w:pPr>
+    </w:p>
+    <w:p>
+      <w:pPr>
+        <w:jc w:val="center"/>
+        <w:rPr>
+          <w:rFonts w:ascii="Baskerville" w:eastAsiaTheme="majorEastAsia" w:hAnsi="Baskerville" w:cstheme="majorBidi"/>
+          <w:color w:val="595959" w:themeColor="text1" w:themeTint="A6"/>
+          <w:spacing w:val="15"/>
+          <w:sz w:val="36"/>
+          <w:szCs w:val="32"/>
+        </w:rPr>
+      </w:pPr>
+    </w:p>
+    <w:bookmarkStart w:id="30" w:name="_Toc230112862"/>
+    <w:p>
+      <w:pPr>
         <w:pStyle w:val="Heading2"/>
       </w:pPr>
       <w:r>
@@ -12873,10 +13919,11 @@
           <w:sz w:val="36"/>
           <w:szCs w:val="32"/>
         </w:rPr>
+        <w:lastRenderedPageBreak/>
         <mc:AlternateContent>
           <mc:Choice Requires="wps">
             <w:drawing>
-              <wp:anchor distT="0" distB="0" distL="114300" distR="114300" simplePos="0" relativeHeight="251658296" behindDoc="0" locked="0" layoutInCell="1" allowOverlap="1" wp14:anchorId="72376584" wp14:editId="523E67D9">
+              <wp:anchor distT="0" distB="0" distL="114300" distR="114300" simplePos="0" relativeHeight="251658295" behindDoc="0" locked="0" layoutInCell="1" allowOverlap="1" wp14:anchorId="72376584" wp14:editId="523E67D9">
                 <wp:simplePos x="0" y="0"/>
                 <wp:positionH relativeFrom="column">
                   <wp:posOffset>-840510</wp:posOffset>
@@ -12949,7 +13996,7 @@
           </mc:Choice>
           <mc:Fallback>
             <w:pict>
-              <v:shape w14:anchorId="7F78E82C" id="Equal 21" o:spid="_x0000_s1026" style="position:absolute;margin-left:-66.2pt;margin-top:16.7pt;width:492.75pt;height:10.05pt;z-index:251658296;visibility:visible;mso-wrap-style:square;mso-width-percent:0;mso-height-percent:0;mso-wrap-distance-left:9pt;mso-wrap-distance-top:0;mso-wrap-distance-right:9pt;mso-wrap-distance-bottom:0;mso-position-horizontal:absolute;mso-position-horizontal-relative:text;mso-position-vertical:absolute;mso-position-vertical-relative:text;mso-width-percent:0;mso-height-percent:0;mso-width-relative:margin;mso-height-relative:margin;v-text-anchor:middle" coordsize="6257925,127635" o:gfxdata="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" path="m829488,42448r4598949,l5428437,51745r-4598949,l829488,42448xm829488,75890r4598949,l5428437,85187r-4598949,l829488,75890xe" fillcolor="#d8d8d8 [2732]" stroked="f" strokeweight="1pt">
+              <v:shape w14:anchorId="370E0232" id="Equal 21" o:spid="_x0000_s1026" style="position:absolute;margin-left:-66.2pt;margin-top:16.7pt;width:492.75pt;height:10.05pt;z-index:251658296;visibility:visible;mso-wrap-style:square;mso-width-percent:0;mso-height-percent:0;mso-wrap-distance-left:9pt;mso-wrap-distance-top:0;mso-wrap-distance-right:9pt;mso-wrap-distance-bottom:0;mso-position-horizontal:absolute;mso-position-horizontal-relative:text;mso-position-vertical:absolute;mso-position-vertical-relative:text;mso-width-percent:0;mso-height-percent:0;mso-width-relative:margin;mso-height-relative:margin;v-text-anchor:middle" coordsize="6257925,127635" o:gfxdata="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" path="m829488,42448r4598949,l5428437,51745r-4598949,l829488,42448xm829488,75890r4598949,l5428437,85187r-4598949,l829488,75890xe" fillcolor="#d8d8d8 [2732]" stroked="f" strokeweight="1pt">
                 <v:stroke joinstyle="miter"/>
                 <v:path arrowok="t" o:connecttype="custom" o:connectlocs="829488,42448;5428437,42448;5428437,51745;829488,51745;829488,42448;829488,75890;5428437,75890;5428437,85187;829488,85187;829488,75890" o:connectangles="0,0,0,0,0,0,0,0,0,0"/>
               </v:shape>
@@ -12958,10 +14005,7 @@
         </mc:AlternateContent>
       </w:r>
       <w:r>
-        <w:t>7.</w:t>
-      </w:r>
-      <w:r>
-        <w:t>6</w:t>
+        <w:t>7.6</w:t>
       </w:r>
       <w:r>
         <w:t xml:space="preserve"> </w:t>
@@ -12972,18 +14016,24 @@
       <w:r>
         <w:t>Costos</w:t>
       </w:r>
+      <w:r>
+        <w:t xml:space="preserve"> (Presupuesto)</w:t>
+      </w:r>
+      <w:bookmarkEnd w:id="30"/>
     </w:p>
     <w:p>
       <w:pPr>
         <w:pStyle w:val="Subtitle"/>
+      </w:pPr>
+    </w:p>
+    <w:p>
+      <w:pPr>
+        <w:pStyle w:val="Subtitle"/>
         <w:rPr>
           <w:rStyle w:val="Emphasis"/>
         </w:rPr>
       </w:pPr>
       <w:r>
-        <w:tab/>
-      </w:r>
-      <w:r>
         <w:rPr>
           <w:rStyle w:val="Emphasis"/>
         </w:rPr>
@@ -13001,24 +14051,104 @@
       <w:r>
         <w:rPr>
           <w:rFonts w:ascii="Baskerville" w:hAnsi="Baskerville"/>
+          <w:sz w:val="24"/>
+          <w:szCs w:val="24"/>
+        </w:rPr>
+        <w:t xml:space="preserve">Asignaremos un </w:t>
+      </w:r>
+      <w:r>
+        <w:rPr>
+          <w:rFonts w:ascii="Baskerville" w:hAnsi="Baskerville"/>
+          <w:sz w:val="24"/>
+          <w:szCs w:val="24"/>
+        </w:rPr>
+        <w:t>sueldo</w:t>
+      </w:r>
+      <w:r>
+        <w:rPr>
+          <w:rFonts w:ascii="Baskerville" w:hAnsi="Baskerville"/>
+          <w:sz w:val="24"/>
+          <w:szCs w:val="24"/>
+        </w:rPr>
+        <w:t xml:space="preserve"> mensual de $</w:t>
+      </w:r>
+      <w:r>
+        <w:rPr>
+          <w:rFonts w:ascii="Baskerville" w:hAnsi="Baskerville"/>
+          <w:sz w:val="24"/>
+          <w:szCs w:val="24"/>
+        </w:rPr>
+        <w:t>1,800 USD</w:t>
+      </w:r>
+      <w:r>
+        <w:rPr>
+          <w:rFonts w:ascii="Baskerville" w:hAnsi="Baskerville"/>
+          <w:sz w:val="24"/>
+          <w:szCs w:val="24"/>
+        </w:rPr>
+        <w:t>(</w:t>
+      </w:r>
+      <w:r>
+        <w:rPr>
+          <w:rFonts w:ascii="Baskerville" w:hAnsi="Baskerville"/>
+          <w:sz w:val="24"/>
+          <w:szCs w:val="24"/>
+        </w:rPr>
+        <w:t>$</w:t>
+      </w:r>
+      <w:r>
+        <w:rPr>
+          <w:rFonts w:ascii="Baskerville" w:hAnsi="Baskerville"/>
+          <w:sz w:val="24"/>
+          <w:szCs w:val="24"/>
+        </w:rPr>
+        <w:t>36,000MXN</w:t>
+      </w:r>
+      <w:r>
+        <w:rPr>
+          <w:rFonts w:ascii="Baskerville" w:hAnsi="Baskerville"/>
+          <w:sz w:val="24"/>
+          <w:szCs w:val="24"/>
+        </w:rPr>
+        <w:t>)</w:t>
+      </w:r>
+      <w:r>
+        <w:rPr>
+          <w:rFonts w:ascii="Baskerville" w:hAnsi="Baskerville"/>
+          <w:sz w:val="24"/>
+          <w:szCs w:val="24"/>
+        </w:rPr>
+        <w:t xml:space="preserve"> mensuales por desarrollador:</w:t>
+      </w:r>
+    </w:p>
+    <w:p>
+      <w:pPr>
+        <w:rPr>
+          <w:rFonts w:ascii="Baskerville" w:hAnsi="Baskerville"/>
+          <w:sz w:val="24"/>
+          <w:szCs w:val="24"/>
+        </w:rPr>
+      </w:pPr>
+      <w:r>
+        <w:rPr>
+          <w:rFonts w:ascii="Baskerville" w:hAnsi="Baskerville"/>
           <w:noProof/>
           <w:sz w:val="24"/>
           <w:szCs w:val="24"/>
         </w:rPr>
-        <w:lastRenderedPageBreak/>
         <mc:AlternateContent>
           <mc:Choice Requires="wps">
             <w:drawing>
-              <wp:anchor distT="0" distB="0" distL="114300" distR="114300" simplePos="0" relativeHeight="251658298" behindDoc="0" locked="0" layoutInCell="1" allowOverlap="1" wp14:anchorId="673B1B89" wp14:editId="77D80198">
+              <wp:anchor distT="0" distB="0" distL="114300" distR="114300" simplePos="0" relativeHeight="251658296" behindDoc="0" locked="0" layoutInCell="1" allowOverlap="1" wp14:anchorId="673B1B89" wp14:editId="5A86BB2E">
                 <wp:simplePos x="0" y="0"/>
                 <wp:positionH relativeFrom="column">
-                  <wp:posOffset>257175</wp:posOffset>
+                  <wp:posOffset>53340</wp:posOffset>
                 </wp:positionH>
                 <wp:positionV relativeFrom="paragraph">
-                  <wp:posOffset>604887</wp:posOffset>
+                  <wp:posOffset>323850</wp:posOffset>
                 </wp:positionV>
-                <wp:extent cx="5177790" cy="1405255"/>
-                <wp:effectExtent l="0" t="0" r="3810" b="4445"/>
+                <wp:extent cx="5437505" cy="1405255"/>
+                <wp:effectExtent l="0" t="0" r="0" b="4445"/>
                 <wp:wrapTopAndBottom/>
                 <wp:docPr id="1208752847" name="Text Box 58"/>
                 <wp:cNvGraphicFramePr/>
@@ -13029,7 +14159,7 @@
                       <wps:spPr>
                         <a:xfrm>
                           <a:off x="0" y="0"/>
-                          <a:ext cx="5177790" cy="1405255"/>
+                          <a:ext cx="5437505" cy="1405255"/>
                         </a:xfrm>
                         <a:prstGeom prst="rect">
                           <a:avLst/>
@@ -13075,15 +14205,7 @@
                                 <w:sz w:val="28"/>
                                 <w:szCs w:val="28"/>
                               </w:rPr>
-                              <w:t>D</w:t>
-                            </w:r>
-                            <w:r>
-                              <w:rPr>
-                                <w:rFonts w:ascii="Baskerville" w:hAnsi="Baskerville"/>
-                                <w:sz w:val="28"/>
-                                <w:szCs w:val="28"/>
-                              </w:rPr>
-                              <w:t>esarrollador</w:t>
+                              <w:t>Desarrollador</w:t>
                             </w:r>
                             <w:r>
                               <w:rPr>
@@ -13137,39 +14259,7 @@
                                     <w:sz w:val="24"/>
                                     <w:szCs w:val="24"/>
                                   </w:rPr>
-                                  <m:t>sueldos</m:t>
-                                </m:r>
-                                <m:r>
-                                  <w:rPr>
-                                    <w:rFonts w:ascii="Cambria Math" w:hAnsi="Cambria Math"/>
-                                    <w:sz w:val="24"/>
-                                    <w:szCs w:val="24"/>
-                                  </w:rPr>
-                                  <m:t>=</m:t>
-                                </m:r>
-                                <m:r>
-                                  <w:rPr>
-                                    <w:rFonts w:ascii="Cambria Math" w:hAnsi="Cambria Math"/>
-                                    <w:sz w:val="24"/>
-                                    <w:szCs w:val="24"/>
-                                  </w:rPr>
-                                  <m:t>1,800 USD*2 desarrolladores*4 meses=</m:t>
-                                </m:r>
-                                <m:r>
-                                  <w:rPr>
-                                    <w:rFonts w:ascii="Cambria Math" w:hAnsi="Cambria Math"/>
-                                    <w:sz w:val="24"/>
-                                    <w:szCs w:val="24"/>
-                                  </w:rPr>
-                                  <m:t>$14,400 USD</m:t>
-                                </m:r>
-                                <m:r>
-                                  <w:rPr>
-                                    <w:rFonts w:ascii="Cambria Math" w:hAnsi="Cambria Math"/>
-                                    <w:sz w:val="24"/>
-                                    <w:szCs w:val="24"/>
-                                  </w:rPr>
-                                  <m:t xml:space="preserve"> </m:t>
+                                  <m:t xml:space="preserve">sueldos=1,800 USD*2 desarrolladores*4 meses=$14,400 USD </m:t>
                                 </m:r>
                               </m:oMath>
                             </m:oMathPara>
@@ -13201,11 +14291,7 @@
           </mc:Choice>
           <mc:Fallback>
             <w:pict>
-              <v:shapetype w14:anchorId="673B1B89" id="_x0000_t202" coordsize="21600,21600" o:spt="202" path="m,l,21600r21600,l21600,xe">
-                <v:stroke joinstyle="miter"/>
-                <v:path gradientshapeok="t" o:connecttype="rect"/>
-              </v:shapetype>
-              <v:shape id="Text Box 58" o:spid="_x0000_s1029" type="#_x0000_t202" style="position:absolute;margin-left:20.25pt;margin-top:47.65pt;width:407.7pt;height:110.65pt;z-index:251658298;visibility:visible;mso-wrap-style:square;mso-width-percent:0;mso-height-percent:0;mso-wrap-distance-left:9pt;mso-wrap-distance-top:0;mso-wrap-distance-right:9pt;mso-wrap-distance-bottom:0;mso-position-horizontal:absolute;mso-position-horizontal-relative:text;mso-position-vertical:absolute;mso-position-vertical-relative:text;mso-width-percent:0;mso-height-percent:0;mso-width-relative:margin;mso-height-relative:margin;v-text-anchor:top" o:gfxdata="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" fillcolor="#f2f2f2 [3052]" stroked="f" strokeweight=".5pt">
+              <v:shape w14:anchorId="673B1B89" id="Text Box 58" o:spid="_x0000_s1034" type="#_x0000_t202" style="position:absolute;margin-left:4.2pt;margin-top:25.5pt;width:428.15pt;height:110.65pt;z-index:251658296;visibility:visible;mso-wrap-style:square;mso-width-percent:0;mso-height-percent:0;mso-wrap-distance-left:9pt;mso-wrap-distance-top:0;mso-wrap-distance-right:9pt;mso-wrap-distance-bottom:0;mso-position-horizontal:absolute;mso-position-horizontal-relative:text;mso-position-vertical:absolute;mso-position-vertical-relative:text;mso-width-percent:0;mso-height-percent:0;mso-width-relative:margin;mso-height-relative:margin;v-text-anchor:top" o:gfxdata="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" fillcolor="#f2f2f2 [3052]" stroked="f" strokeweight=".5pt">
                 <v:textbox>
                   <w:txbxContent>
                     <w:p>
@@ -13238,15 +14324,7 @@
                           <w:sz w:val="28"/>
                           <w:szCs w:val="28"/>
                         </w:rPr>
-                        <w:t>D</w:t>
-                      </w:r>
-                      <w:r>
-                        <w:rPr>
-                          <w:rFonts w:ascii="Baskerville" w:hAnsi="Baskerville"/>
-                          <w:sz w:val="28"/>
-                          <w:szCs w:val="28"/>
-                        </w:rPr>
-                        <w:t>esarrollador</w:t>
+                        <w:t>Desarrollador</w:t>
                       </w:r>
                       <w:r>
                         <w:rPr>
@@ -13300,39 +14378,7 @@
                               <w:sz w:val="24"/>
                               <w:szCs w:val="24"/>
                             </w:rPr>
-                            <m:t>sueldos</m:t>
-                          </m:r>
-                          <m:r>
-                            <w:rPr>
-                              <w:rFonts w:ascii="Cambria Math" w:hAnsi="Cambria Math"/>
-                              <w:sz w:val="24"/>
-                              <w:szCs w:val="24"/>
-                            </w:rPr>
-                            <m:t>=</m:t>
-                          </m:r>
-                          <m:r>
-                            <w:rPr>
-                              <w:rFonts w:ascii="Cambria Math" w:hAnsi="Cambria Math"/>
-                              <w:sz w:val="24"/>
-                              <w:szCs w:val="24"/>
-                            </w:rPr>
-                            <m:t>1,800 USD*2 desarrolladores*4 meses=</m:t>
-                          </m:r>
-                          <m:r>
-                            <w:rPr>
-                              <w:rFonts w:ascii="Cambria Math" w:hAnsi="Cambria Math"/>
-                              <w:sz w:val="24"/>
-                              <w:szCs w:val="24"/>
-                            </w:rPr>
-                            <m:t>$14,400 USD</m:t>
-                          </m:r>
-                          <m:r>
-                            <w:rPr>
-                              <w:rFonts w:ascii="Cambria Math" w:hAnsi="Cambria Math"/>
-                              <w:sz w:val="24"/>
-                              <w:szCs w:val="24"/>
-                            </w:rPr>
-                            <m:t xml:space="preserve"> </m:t>
+                            <m:t xml:space="preserve">sueldos=1,800 USD*2 desarrolladores*4 meses=$14,400 USD </m:t>
                           </m:r>
                         </m:oMath>
                       </m:oMathPara>
@@ -13350,78 +14396,6 @@
           </mc:Fallback>
         </mc:AlternateContent>
       </w:r>
-      <w:r>
-        <w:rPr>
-          <w:rFonts w:ascii="Baskerville" w:hAnsi="Baskerville"/>
-          <w:sz w:val="24"/>
-          <w:szCs w:val="24"/>
-        </w:rPr>
-        <w:t xml:space="preserve">Asignaremos un </w:t>
-      </w:r>
-      <w:r>
-        <w:rPr>
-          <w:rFonts w:ascii="Baskerville" w:hAnsi="Baskerville"/>
-          <w:sz w:val="24"/>
-          <w:szCs w:val="24"/>
-        </w:rPr>
-        <w:t>sueldo</w:t>
-      </w:r>
-      <w:r>
-        <w:rPr>
-          <w:rFonts w:ascii="Baskerville" w:hAnsi="Baskerville"/>
-          <w:sz w:val="24"/>
-          <w:szCs w:val="24"/>
-        </w:rPr>
-        <w:t xml:space="preserve"> mensual de $</w:t>
-      </w:r>
-      <w:r>
-        <w:rPr>
-          <w:rFonts w:ascii="Baskerville" w:hAnsi="Baskerville"/>
-          <w:sz w:val="24"/>
-          <w:szCs w:val="24"/>
-        </w:rPr>
-        <w:t>1,800 USD</w:t>
-      </w:r>
-      <w:r>
-        <w:rPr>
-          <w:rFonts w:ascii="Baskerville" w:hAnsi="Baskerville"/>
-          <w:sz w:val="24"/>
-          <w:szCs w:val="24"/>
-        </w:rPr>
-        <w:t>(</w:t>
-      </w:r>
-      <w:r>
-        <w:rPr>
-          <w:rFonts w:ascii="Baskerville" w:hAnsi="Baskerville"/>
-          <w:sz w:val="24"/>
-          <w:szCs w:val="24"/>
-        </w:rPr>
-        <w:t>$</w:t>
-      </w:r>
-      <w:r>
-        <w:rPr>
-          <w:rFonts w:ascii="Baskerville" w:hAnsi="Baskerville"/>
-          <w:sz w:val="24"/>
-          <w:szCs w:val="24"/>
-        </w:rPr>
-        <w:t>36,000MXN</w:t>
-      </w:r>
-      <w:r>
-        <w:rPr>
-          <w:rFonts w:ascii="Baskerville" w:hAnsi="Baskerville"/>
-          <w:sz w:val="24"/>
-          <w:szCs w:val="24"/>
-        </w:rPr>
-        <w:t>)</w:t>
-      </w:r>
-      <w:r>
-        <w:rPr>
-          <w:rFonts w:ascii="Baskerville" w:hAnsi="Baskerville"/>
-          <w:sz w:val="24"/>
-          <w:szCs w:val="24"/>
-        </w:rPr>
-        <w:t xml:space="preserve"> mensuales por desarrollador:</w:t>
-      </w:r>
     </w:p>
     <w:p>
       <w:pPr>
@@ -13447,861 +14421,2303 @@
       </w:r>
     </w:p>
     <w:p>
-      <w:pPr>
-        <w:rPr>
-          <w:rFonts w:ascii="Baskerville" w:hAnsi="Baskerville"/>
-          <w:sz w:val="24"/>
-          <w:szCs w:val="24"/>
-        </w:rPr>
-      </w:pPr>
-      <w:del w:id="24" w:author="Microsoft Word" w:date="2026-05-19T08:47:00Z" w16du:dateUtc="2026-05-19T14:47:00Z">
-        <w:r>
-          <w:rPr>
-            <w:rFonts w:ascii="Baskerville" w:hAnsi="Baskerville"/>
-            <w:noProof/>
-            <w:sz w:val="24"/>
-            <w:szCs w:val="24"/>
-          </w:rPr>
-          <mc:AlternateContent>
-            <mc:Choice Requires="wps">
-              <w:drawing>
-                <wp:anchor distT="0" distB="0" distL="114300" distR="114300" simplePos="0" relativeHeight="251658297" behindDoc="0" locked="0" layoutInCell="1" allowOverlap="1" wp14:anchorId="673B1B89" wp14:editId="6695F70F">
-                  <wp:simplePos x="0" y="0"/>
-                  <wp:positionH relativeFrom="column">
-                    <wp:posOffset>260985</wp:posOffset>
-                  </wp:positionH>
-                  <wp:positionV relativeFrom="paragraph">
-                    <wp:posOffset>2540</wp:posOffset>
-                  </wp:positionV>
-                  <wp:extent cx="5177790" cy="2956560"/>
-                  <wp:effectExtent l="0" t="0" r="22860" b="15240"/>
-                  <wp:wrapTopAndBottom/>
-                  <wp:docPr id="518043903" name="Text Box 58"/>
-                  <wp:cNvGraphicFramePr/>
-                  <a:graphic xmlns:a="http://schemas.openxmlformats.org/drawingml/2006/main">
-                    <a:graphicData uri="http://schemas.microsoft.com/office/word/2010/wordprocessingShape">
-                      <wps:wsp>
-                        <wps:cNvSpPr txBox="1"/>
-                        <wps:spPr>
-                          <a:xfrm>
-                            <a:off x="0" y="0"/>
-                            <a:ext cx="5177790" cy="2956560"/>
-                          </a:xfrm>
-                          <a:prstGeom prst="rect">
-                            <a:avLst/>
-                          </a:prstGeom>
+      <w:r>
+        <w:t>Se detecto una variedad de gastos operativos dentro d</w:t>
+      </w:r>
+      <w:r>
+        <w:t>el proyecto, consistentes en lo siguiente:</w:t>
+      </w:r>
+    </w:p>
+    <w:tbl>
+      <w:tblPr>
+        <w:tblStyle w:val="GridTable5Dark-Accent1"/>
+        <w:tblW w:w="0" w:type="auto"/>
+        <w:tblLook w:val="04A0" w:firstRow="1" w:lastRow="0" w:firstColumn="1" w:lastColumn="0" w:noHBand="0" w:noVBand="1"/>
+      </w:tblPr>
+      <w:tblGrid>
+        <w:gridCol w:w="2629"/>
+        <w:gridCol w:w="2633"/>
+        <w:gridCol w:w="1801"/>
+        <w:gridCol w:w="1765"/>
+      </w:tblGrid>
+      <w:tr>
+        <w:trPr>
+          <w:cnfStyle w:val="100000000000" w:firstRow="1" w:lastRow="0" w:firstColumn="0" w:lastColumn="0" w:oddVBand="0" w:evenVBand="0" w:oddHBand="0" w:evenHBand="0" w:firstRowFirstColumn="0" w:firstRowLastColumn="0" w:lastRowFirstColumn="0" w:lastRowLastColumn="0"/>
+        </w:trPr>
+        <w:tc>
+          <w:tcPr>
+            <w:cnfStyle w:val="001000000000" w:firstRow="0" w:lastRow="0" w:firstColumn="1" w:lastColumn="0" w:oddVBand="0" w:evenVBand="0" w:oddHBand="0" w:evenHBand="0" w:firstRowFirstColumn="0" w:firstRowLastColumn="0" w:lastRowFirstColumn="0" w:lastRowLastColumn="0"/>
+            <w:tcW w:w="2538" w:type="dxa"/>
+          </w:tcPr>
+          <w:p>
+            <w:pPr>
+              <w:jc w:val="center"/>
+            </w:pPr>
+            <w:r>
+              <w:t>TECNOLOGIA/SERVICIO</w:t>
+            </w:r>
+          </w:p>
+        </w:tc>
+        <w:tc>
+          <w:tcPr>
+            <w:tcW w:w="2633" w:type="dxa"/>
+          </w:tcPr>
+          <w:p>
+            <w:pPr>
+              <w:jc w:val="center"/>
+              <w:cnfStyle w:val="100000000000" w:firstRow="1" w:lastRow="0" w:firstColumn="0" w:lastColumn="0" w:oddVBand="0" w:evenVBand="0" w:oddHBand="0" w:evenHBand="0" w:firstRowFirstColumn="0" w:firstRowLastColumn="0" w:lastRowFirstColumn="0" w:lastRowLastColumn="0"/>
+            </w:pPr>
+            <w:r>
+              <w:t>Justificación/Plan elegido</w:t>
+            </w:r>
+          </w:p>
+        </w:tc>
+        <w:tc>
+          <w:tcPr>
+            <w:tcW w:w="1844" w:type="dxa"/>
+          </w:tcPr>
+          <w:p>
+            <w:pPr>
+              <w:jc w:val="center"/>
+              <w:cnfStyle w:val="100000000000" w:firstRow="1" w:lastRow="0" w:firstColumn="0" w:lastColumn="0" w:oddVBand="0" w:evenVBand="0" w:oddHBand="0" w:evenHBand="0" w:firstRowFirstColumn="0" w:firstRowLastColumn="0" w:lastRowFirstColumn="0" w:lastRowLastColumn="0"/>
+            </w:pPr>
+            <w:r>
+              <w:t>Costo mensual</w:t>
+            </w:r>
+          </w:p>
+        </w:tc>
+        <w:tc>
+          <w:tcPr>
+            <w:tcW w:w="1813" w:type="dxa"/>
+          </w:tcPr>
+          <w:p>
+            <w:pPr>
+              <w:jc w:val="center"/>
+              <w:cnfStyle w:val="100000000000" w:firstRow="1" w:lastRow="0" w:firstColumn="0" w:lastColumn="0" w:oddVBand="0" w:evenVBand="0" w:oddHBand="0" w:evenHBand="0" w:firstRowFirstColumn="0" w:firstRowLastColumn="0" w:lastRowFirstColumn="0" w:lastRowLastColumn="0"/>
+            </w:pPr>
+            <w:r>
+              <w:t xml:space="preserve">COSTO TOTAL    </w:t>
+            </w:r>
+            <w:proofErr w:type="gramStart"/>
+            <w:r>
+              <w:t xml:space="preserve">   (</w:t>
+            </w:r>
+            <w:proofErr w:type="gramEnd"/>
+            <w:r>
+              <w:t>4 MESES)</w:t>
+            </w:r>
+          </w:p>
+        </w:tc>
+      </w:tr>
+      <w:tr>
+        <w:trPr>
+          <w:cnfStyle w:val="000000100000" w:firstRow="0" w:lastRow="0" w:firstColumn="0" w:lastColumn="0" w:oddVBand="0" w:evenVBand="0" w:oddHBand="1" w:evenHBand="0" w:firstRowFirstColumn="0" w:firstRowLastColumn="0" w:lastRowFirstColumn="0" w:lastRowLastColumn="0"/>
+        </w:trPr>
+        <w:tc>
+          <w:tcPr>
+            <w:cnfStyle w:val="001000000000" w:firstRow="0" w:lastRow="0" w:firstColumn="1" w:lastColumn="0" w:oddVBand="0" w:evenVBand="0" w:oddHBand="0" w:evenHBand="0" w:firstRowFirstColumn="0" w:firstRowLastColumn="0" w:lastRowFirstColumn="0" w:lastRowLastColumn="0"/>
+            <w:tcW w:w="2538" w:type="dxa"/>
+          </w:tcPr>
+          <w:p>
+            <w:pPr>
+              <w:rPr>
+                <w:lang w:val="en-US"/>
+              </w:rPr>
+            </w:pPr>
+            <w:r>
+              <w:rPr>
+                <w:lang w:val="en-US"/>
+              </w:rPr>
+              <w:t>AWS Hosting</w:t>
+            </w:r>
+          </w:p>
+          <w:p>
+            <w:pPr>
+              <w:rPr>
+                <w:lang w:val="en-US"/>
+              </w:rPr>
+            </w:pPr>
+            <w:r>
+              <w:rPr>
+                <w:lang w:val="en-US"/>
+              </w:rPr>
+              <w:t>(Next.js +</w:t>
+            </w:r>
+          </w:p>
+          <w:p>
+            <w:pPr>
+              <w:rPr>
+                <w:lang w:val="en-US"/>
+              </w:rPr>
+            </w:pPr>
+            <w:r>
+              <w:rPr>
+                <w:lang w:val="en-US"/>
+              </w:rPr>
+              <w:t>Docker)</w:t>
+            </w:r>
+          </w:p>
+        </w:tc>
+        <w:tc>
+          <w:tcPr>
+            <w:tcW w:w="2633" w:type="dxa"/>
+          </w:tcPr>
+          <w:p>
+            <w:pPr>
+              <w:cnfStyle w:val="000000100000" w:firstRow="0" w:lastRow="0" w:firstColumn="0" w:lastColumn="0" w:oddVBand="0" w:evenVBand="0" w:oddHBand="1" w:evenHBand="0" w:firstRowFirstColumn="0" w:firstRowLastColumn="0" w:lastRowFirstColumn="0" w:lastRowLastColumn="0"/>
+              <w:rPr>
+                <w:lang w:val="es-MX"/>
+              </w:rPr>
+            </w:pPr>
+            <w:r>
+              <w:rPr>
+                <w:lang w:val="es-MX"/>
+              </w:rPr>
+              <w:t>Uso de AWS ECS (Fargate) o</w:t>
+            </w:r>
+          </w:p>
+          <w:p>
+            <w:pPr>
+              <w:cnfStyle w:val="000000100000" w:firstRow="0" w:lastRow="0" w:firstColumn="0" w:lastColumn="0" w:oddVBand="0" w:evenVBand="0" w:oddHBand="1" w:evenHBand="0" w:firstRowFirstColumn="0" w:firstRowLastColumn="0" w:lastRowFirstColumn="0" w:lastRowLastColumn="0"/>
+              <w:rPr>
+                <w:lang w:val="es-MX"/>
+              </w:rPr>
+            </w:pPr>
+            <w:r>
+              <w:rPr>
+                <w:lang w:val="es-MX"/>
+              </w:rPr>
+              <w:t>instancias EC2 (t3.medium) para</w:t>
+            </w:r>
+          </w:p>
+          <w:p>
+            <w:pPr>
+              <w:cnfStyle w:val="000000100000" w:firstRow="0" w:lastRow="0" w:firstColumn="0" w:lastColumn="0" w:oddVBand="0" w:evenVBand="0" w:oddHBand="1" w:evenHBand="0" w:firstRowFirstColumn="0" w:firstRowLastColumn="0" w:lastRowFirstColumn="0" w:lastRowLastColumn="0"/>
+              <w:rPr>
+                <w:lang w:val="es-MX"/>
+              </w:rPr>
+            </w:pPr>
+            <w:r>
+              <w:rPr>
+                <w:lang w:val="es-MX"/>
+              </w:rPr>
+              <w:t>correr los contenedores Docker del</w:t>
+            </w:r>
+          </w:p>
+          <w:p>
+            <w:pPr>
+              <w:cnfStyle w:val="000000100000" w:firstRow="0" w:lastRow="0" w:firstColumn="0" w:lastColumn="0" w:oddVBand="0" w:evenVBand="0" w:oddHBand="1" w:evenHBand="0" w:firstRowFirstColumn="0" w:firstRowLastColumn="0" w:lastRowFirstColumn="0" w:lastRowLastColumn="0"/>
+              <w:rPr>
+                <w:lang w:val="es-MX"/>
+              </w:rPr>
+            </w:pPr>
+            <w:r>
+              <w:rPr>
+                <w:lang w:val="es-MX"/>
+              </w:rPr>
+              <w:t>frontend y backend sin preocuparte</w:t>
+            </w:r>
+          </w:p>
+          <w:p>
+            <w:pPr>
+              <w:cnfStyle w:val="000000100000" w:firstRow="0" w:lastRow="0" w:firstColumn="0" w:lastColumn="0" w:oddVBand="0" w:evenVBand="0" w:oddHBand="1" w:evenHBand="0" w:firstRowFirstColumn="0" w:firstRowLastColumn="0" w:lastRowFirstColumn="0" w:lastRowLastColumn="0"/>
+              <w:rPr>
+                <w:lang w:val="es-MX"/>
+              </w:rPr>
+            </w:pPr>
+            <w:r>
+              <w:rPr>
+                <w:lang w:val="es-MX"/>
+              </w:rPr>
+              <w:t>por la infraestructura subyacente.</w:t>
+            </w:r>
+          </w:p>
+        </w:tc>
+        <w:tc>
+          <w:tcPr>
+            <w:tcW w:w="1844" w:type="dxa"/>
+          </w:tcPr>
+          <w:p>
+            <w:pPr>
+              <w:jc w:val="center"/>
+              <w:cnfStyle w:val="000000100000" w:firstRow="0" w:lastRow="0" w:firstColumn="0" w:lastColumn="0" w:oddVBand="0" w:evenVBand="0" w:oddHBand="1" w:evenHBand="0" w:firstRowFirstColumn="0" w:firstRowLastColumn="0" w:lastRowFirstColumn="0" w:lastRowLastColumn="0"/>
+              <w:rPr>
+                <w:lang w:val="es-MX"/>
+              </w:rPr>
+            </w:pPr>
+            <w:r>
+              <w:rPr>
+                <w:lang w:val="es-MX"/>
+              </w:rPr>
+              <w:t>$50 USD</w:t>
+            </w:r>
+          </w:p>
+        </w:tc>
+        <w:tc>
+          <w:tcPr>
+            <w:tcW w:w="1813" w:type="dxa"/>
+          </w:tcPr>
+          <w:p>
+            <w:pPr>
+              <w:jc w:val="center"/>
+              <w:cnfStyle w:val="000000100000" w:firstRow="0" w:lastRow="0" w:firstColumn="0" w:lastColumn="0" w:oddVBand="0" w:evenVBand="0" w:oddHBand="1" w:evenHBand="0" w:firstRowFirstColumn="0" w:firstRowLastColumn="0" w:lastRowFirstColumn="0" w:lastRowLastColumn="0"/>
+              <w:rPr>
+                <w:lang w:val="es-MX"/>
+              </w:rPr>
+            </w:pPr>
+            <w:r>
+              <w:rPr>
+                <w:lang w:val="es-MX"/>
+              </w:rPr>
+              <w:t>$200</w:t>
+            </w:r>
+          </w:p>
+          <w:p>
+            <w:pPr>
+              <w:jc w:val="center"/>
+              <w:cnfStyle w:val="000000100000" w:firstRow="0" w:lastRow="0" w:firstColumn="0" w:lastColumn="0" w:oddVBand="0" w:evenVBand="0" w:oddHBand="1" w:evenHBand="0" w:firstRowFirstColumn="0" w:firstRowLastColumn="0" w:lastRowFirstColumn="0" w:lastRowLastColumn="0"/>
+              <w:rPr>
+                <w:lang w:val="es-MX"/>
+              </w:rPr>
+            </w:pPr>
+            <w:r>
+              <w:rPr>
+                <w:lang w:val="es-MX"/>
+              </w:rPr>
+              <w:t>USD</w:t>
+            </w:r>
+          </w:p>
+        </w:tc>
+      </w:tr>
+      <w:tr>
+        <w:tc>
+          <w:tcPr>
+            <w:cnfStyle w:val="001000000000" w:firstRow="0" w:lastRow="0" w:firstColumn="1" w:lastColumn="0" w:oddVBand="0" w:evenVBand="0" w:oddHBand="0" w:evenHBand="0" w:firstRowFirstColumn="0" w:firstRowLastColumn="0" w:lastRowFirstColumn="0" w:lastRowLastColumn="0"/>
+            <w:tcW w:w="2538" w:type="dxa"/>
+          </w:tcPr>
+          <w:p>
+            <w:pPr>
+              <w:rPr>
+                <w:lang w:val="es-MX"/>
+              </w:rPr>
+            </w:pPr>
+            <w:r>
+              <w:rPr>
+                <w:lang w:val="es-MX"/>
+              </w:rPr>
+              <w:t>PostgresDB</w:t>
+            </w:r>
+          </w:p>
+          <w:p>
+            <w:pPr>
+              <w:rPr>
+                <w:lang w:val="es-MX"/>
+              </w:rPr>
+            </w:pPr>
+            <w:r>
+              <w:rPr>
+                <w:lang w:val="es-MX"/>
+              </w:rPr>
+              <w:t>(AWS RDS)</w:t>
+            </w:r>
+          </w:p>
+        </w:tc>
+        <w:tc>
+          <w:tcPr>
+            <w:tcW w:w="2633" w:type="dxa"/>
+          </w:tcPr>
+          <w:p>
+            <w:pPr>
+              <w:cnfStyle w:val="000000000000" w:firstRow="0" w:lastRow="0" w:firstColumn="0" w:lastColumn="0" w:oddVBand="0" w:evenVBand="0" w:oddHBand="0" w:evenHBand="0" w:firstRowFirstColumn="0" w:firstRowLastColumn="0" w:lastRowFirstColumn="0" w:lastRowLastColumn="0"/>
+              <w:rPr>
+                <w:lang w:val="es-MX"/>
+              </w:rPr>
+            </w:pPr>
+            <w:r>
+              <w:rPr>
+                <w:lang w:val="es-MX"/>
+              </w:rPr>
+              <w:t>Base de datos relacional administrada</w:t>
+            </w:r>
+          </w:p>
+          <w:p>
+            <w:pPr>
+              <w:cnfStyle w:val="000000000000" w:firstRow="0" w:lastRow="0" w:firstColumn="0" w:lastColumn="0" w:oddVBand="0" w:evenVBand="0" w:oddHBand="0" w:evenHBand="0" w:firstRowFirstColumn="0" w:firstRowLastColumn="0" w:lastRowFirstColumn="0" w:lastRowLastColumn="0"/>
+              <w:rPr>
+                <w:lang w:val="es-MX"/>
+              </w:rPr>
+            </w:pPr>
+            <w:r>
+              <w:rPr>
+                <w:lang w:val="es-MX"/>
+              </w:rPr>
+              <w:t>(Amazon RDS t3.micro/medium).</w:t>
+            </w:r>
+          </w:p>
+          <w:p>
+            <w:pPr>
+              <w:cnfStyle w:val="000000000000" w:firstRow="0" w:lastRow="0" w:firstColumn="0" w:lastColumn="0" w:oddVBand="0" w:evenVBand="0" w:oddHBand="0" w:evenHBand="0" w:firstRowFirstColumn="0" w:firstRowLastColumn="0" w:lastRowFirstColumn="0" w:lastRowLastColumn="0"/>
+              <w:rPr>
+                <w:lang w:val="es-MX"/>
+              </w:rPr>
+            </w:pPr>
+            <w:r>
+              <w:rPr>
+                <w:lang w:val="es-MX"/>
+              </w:rPr>
+              <w:t>Incluye copias de seguridad</w:t>
+            </w:r>
+          </w:p>
+          <w:p>
+            <w:pPr>
+              <w:cnfStyle w:val="000000000000" w:firstRow="0" w:lastRow="0" w:firstColumn="0" w:lastColumn="0" w:oddVBand="0" w:evenVBand="0" w:oddHBand="0" w:evenHBand="0" w:firstRowFirstColumn="0" w:firstRowLastColumn="0" w:lastRowFirstColumn="0" w:lastRowLastColumn="0"/>
+              <w:rPr>
+                <w:lang w:val="es-MX"/>
+              </w:rPr>
+            </w:pPr>
+            <w:r>
+              <w:rPr>
+                <w:lang w:val="es-MX"/>
+              </w:rPr>
+              <w:t>automáticas y alta disponibilidad, vital</w:t>
+            </w:r>
+          </w:p>
+          <w:p>
+            <w:pPr>
+              <w:cnfStyle w:val="000000000000" w:firstRow="0" w:lastRow="0" w:firstColumn="0" w:lastColumn="0" w:oddVBand="0" w:evenVBand="0" w:oddHBand="0" w:evenHBand="0" w:firstRowFirstColumn="0" w:firstRowLastColumn="0" w:lastRowFirstColumn="0" w:lastRowLastColumn="0"/>
+              <w:rPr>
+                <w:lang w:val="es-MX"/>
+              </w:rPr>
+            </w:pPr>
+            <w:r>
+              <w:rPr>
+                <w:lang w:val="es-MX"/>
+              </w:rPr>
+              <w:t>para no perder contratos.</w:t>
+            </w:r>
+          </w:p>
+        </w:tc>
+        <w:tc>
+          <w:tcPr>
+            <w:tcW w:w="1844" w:type="dxa"/>
+          </w:tcPr>
+          <w:p>
+            <w:pPr>
+              <w:jc w:val="center"/>
+              <w:cnfStyle w:val="000000000000" w:firstRow="0" w:lastRow="0" w:firstColumn="0" w:lastColumn="0" w:oddVBand="0" w:evenVBand="0" w:oddHBand="0" w:evenHBand="0" w:firstRowFirstColumn="0" w:firstRowLastColumn="0" w:lastRowFirstColumn="0" w:lastRowLastColumn="0"/>
+              <w:rPr>
+                <w:lang w:val="es-MX"/>
+              </w:rPr>
+            </w:pPr>
+            <w:r>
+              <w:rPr>
+                <w:lang w:val="es-MX"/>
+              </w:rPr>
+              <w:t>$60 USD</w:t>
+            </w:r>
+          </w:p>
+        </w:tc>
+        <w:tc>
+          <w:tcPr>
+            <w:tcW w:w="1813" w:type="dxa"/>
+          </w:tcPr>
+          <w:p>
+            <w:pPr>
+              <w:jc w:val="center"/>
+              <w:cnfStyle w:val="000000000000" w:firstRow="0" w:lastRow="0" w:firstColumn="0" w:lastColumn="0" w:oddVBand="0" w:evenVBand="0" w:oddHBand="0" w:evenHBand="0" w:firstRowFirstColumn="0" w:firstRowLastColumn="0" w:lastRowFirstColumn="0" w:lastRowLastColumn="0"/>
+              <w:rPr>
+                <w:lang w:val="es-MX"/>
+              </w:rPr>
+            </w:pPr>
+            <w:r>
+              <w:rPr>
+                <w:lang w:val="es-MX"/>
+              </w:rPr>
+              <w:t>$240</w:t>
+            </w:r>
+          </w:p>
+          <w:p>
+            <w:pPr>
+              <w:jc w:val="center"/>
+              <w:cnfStyle w:val="000000000000" w:firstRow="0" w:lastRow="0" w:firstColumn="0" w:lastColumn="0" w:oddVBand="0" w:evenVBand="0" w:oddHBand="0" w:evenHBand="0" w:firstRowFirstColumn="0" w:firstRowLastColumn="0" w:lastRowFirstColumn="0" w:lastRowLastColumn="0"/>
+              <w:rPr>
+                <w:lang w:val="es-MX"/>
+              </w:rPr>
+            </w:pPr>
+            <w:r>
+              <w:rPr>
+                <w:lang w:val="es-MX"/>
+              </w:rPr>
+              <w:t>USD</w:t>
+            </w:r>
+          </w:p>
+        </w:tc>
+      </w:tr>
+      <w:tr>
+        <w:trPr>
+          <w:cnfStyle w:val="000000100000" w:firstRow="0" w:lastRow="0" w:firstColumn="0" w:lastColumn="0" w:oddVBand="0" w:evenVBand="0" w:oddHBand="1" w:evenHBand="0" w:firstRowFirstColumn="0" w:firstRowLastColumn="0" w:lastRowFirstColumn="0" w:lastRowLastColumn="0"/>
+        </w:trPr>
+        <w:tc>
+          <w:tcPr>
+            <w:cnfStyle w:val="001000000000" w:firstRow="0" w:lastRow="0" w:firstColumn="1" w:lastColumn="0" w:oddVBand="0" w:evenVBand="0" w:oddHBand="0" w:evenHBand="0" w:firstRowFirstColumn="0" w:firstRowLastColumn="0" w:lastRowFirstColumn="0" w:lastRowLastColumn="0"/>
+            <w:tcW w:w="2538" w:type="dxa"/>
+          </w:tcPr>
+          <w:p>
+            <w:pPr>
+              <w:rPr>
+                <w:lang w:val="es-MX"/>
+              </w:rPr>
+            </w:pPr>
+            <w:r>
+              <w:rPr>
+                <w:lang w:val="es-MX"/>
+              </w:rPr>
+              <w:lastRenderedPageBreak/>
+              <w:t>Apache Kafka</w:t>
+            </w:r>
+          </w:p>
+          <w:p>
+            <w:pPr>
+              <w:rPr>
+                <w:lang w:val="es-MX"/>
+              </w:rPr>
+            </w:pPr>
+            <w:r>
+              <w:rPr>
+                <w:lang w:val="es-MX"/>
+              </w:rPr>
+              <w:t>(Managed)</w:t>
+            </w:r>
+          </w:p>
+        </w:tc>
+        <w:tc>
+          <w:tcPr>
+            <w:tcW w:w="2633" w:type="dxa"/>
+          </w:tcPr>
+          <w:p>
+            <w:pPr>
+              <w:cnfStyle w:val="000000100000" w:firstRow="0" w:lastRow="0" w:firstColumn="0" w:lastColumn="0" w:oddVBand="0" w:evenVBand="0" w:oddHBand="1" w:evenHBand="0" w:firstRowFirstColumn="0" w:firstRowLastColumn="0" w:lastRowFirstColumn="0" w:lastRowLastColumn="0"/>
+              <w:rPr>
+                <w:lang w:val="es-MX"/>
+              </w:rPr>
+            </w:pPr>
+            <w:r>
+              <w:rPr>
+                <w:lang w:val="es-MX"/>
+              </w:rPr>
+              <w:t>Levantar Kafka nativo en AWS (MSK)</w:t>
+            </w:r>
+            <w:r>
+              <w:rPr>
+                <w:lang w:val="es-MX"/>
+              </w:rPr>
+              <w:t xml:space="preserve"> e</w:t>
+            </w:r>
+            <w:r>
+              <w:rPr>
+                <w:lang w:val="es-MX"/>
+              </w:rPr>
+              <w:t>s costoso para un MVP (+$500/mes).</w:t>
+            </w:r>
+            <w:r>
+              <w:rPr>
+                <w:lang w:val="es-MX"/>
+              </w:rPr>
+              <w:t xml:space="preserve"> </w:t>
+            </w:r>
+            <w:r>
+              <w:rPr>
+                <w:lang w:val="es-MX"/>
+              </w:rPr>
+              <w:t>Lo ideal es usar un servicio Serverless</w:t>
+            </w:r>
+            <w:r>
+              <w:rPr>
+                <w:lang w:val="es-MX"/>
+              </w:rPr>
+              <w:t xml:space="preserve"> </w:t>
+            </w:r>
+            <w:r>
+              <w:rPr>
+                <w:lang w:val="es-MX"/>
+              </w:rPr>
+              <w:t>administrado como Confluent Cloud</w:t>
+            </w:r>
+            <w:r>
+              <w:rPr>
+                <w:lang w:val="es-MX"/>
+              </w:rPr>
+              <w:t xml:space="preserve"> </w:t>
+            </w:r>
+            <w:r>
+              <w:rPr>
+                <w:lang w:val="es-MX"/>
+              </w:rPr>
+              <w:t>o Upstash Kafka, donde pagas solo</w:t>
+            </w:r>
+            <w:r>
+              <w:rPr>
+                <w:lang w:val="es-MX"/>
+              </w:rPr>
+              <w:t xml:space="preserve"> </w:t>
+            </w:r>
+            <w:r>
+              <w:rPr>
+                <w:lang w:val="es-MX"/>
+              </w:rPr>
+              <w:t>por el tráfico de eventos.</w:t>
+            </w:r>
+          </w:p>
+        </w:tc>
+        <w:tc>
+          <w:tcPr>
+            <w:tcW w:w="1844" w:type="dxa"/>
+          </w:tcPr>
+          <w:p>
+            <w:pPr>
+              <w:jc w:val="center"/>
+              <w:cnfStyle w:val="000000100000" w:firstRow="0" w:lastRow="0" w:firstColumn="0" w:lastColumn="0" w:oddVBand="0" w:evenVBand="0" w:oddHBand="1" w:evenHBand="0" w:firstRowFirstColumn="0" w:firstRowLastColumn="0" w:lastRowFirstColumn="0" w:lastRowLastColumn="0"/>
+              <w:rPr>
+                <w:lang w:val="es-MX"/>
+              </w:rPr>
+            </w:pPr>
+            <w:r>
+              <w:rPr>
+                <w:lang w:val="es-MX"/>
+              </w:rPr>
+              <w:t>$30 USD</w:t>
+            </w:r>
+          </w:p>
+        </w:tc>
+        <w:tc>
+          <w:tcPr>
+            <w:tcW w:w="1813" w:type="dxa"/>
+          </w:tcPr>
+          <w:p>
+            <w:pPr>
+              <w:jc w:val="center"/>
+              <w:cnfStyle w:val="000000100000" w:firstRow="0" w:lastRow="0" w:firstColumn="0" w:lastColumn="0" w:oddVBand="0" w:evenVBand="0" w:oddHBand="1" w:evenHBand="0" w:firstRowFirstColumn="0" w:firstRowLastColumn="0" w:lastRowFirstColumn="0" w:lastRowLastColumn="0"/>
+              <w:rPr>
+                <w:lang w:val="es-MX"/>
+              </w:rPr>
+            </w:pPr>
+            <w:r>
+              <w:rPr>
+                <w:lang w:val="es-MX"/>
+              </w:rPr>
+              <w:t>$120</w:t>
+            </w:r>
+          </w:p>
+          <w:p>
+            <w:pPr>
+              <w:jc w:val="center"/>
+              <w:cnfStyle w:val="000000100000" w:firstRow="0" w:lastRow="0" w:firstColumn="0" w:lastColumn="0" w:oddVBand="0" w:evenVBand="0" w:oddHBand="1" w:evenHBand="0" w:firstRowFirstColumn="0" w:firstRowLastColumn="0" w:lastRowFirstColumn="0" w:lastRowLastColumn="0"/>
+              <w:rPr>
+                <w:lang w:val="es-MX"/>
+              </w:rPr>
+            </w:pPr>
+            <w:r>
+              <w:rPr>
+                <w:lang w:val="es-MX"/>
+              </w:rPr>
+              <w:t>USD</w:t>
+            </w:r>
+          </w:p>
+        </w:tc>
+      </w:tr>
+      <w:tr>
+        <w:tc>
+          <w:tcPr>
+            <w:cnfStyle w:val="001000000000" w:firstRow="0" w:lastRow="0" w:firstColumn="1" w:lastColumn="0" w:oddVBand="0" w:evenVBand="0" w:oddHBand="0" w:evenHBand="0" w:firstRowFirstColumn="0" w:firstRowLastColumn="0" w:lastRowFirstColumn="0" w:lastRowLastColumn="0"/>
+            <w:tcW w:w="2538" w:type="dxa"/>
+          </w:tcPr>
+          <w:p>
+            <w:pPr>
+              <w:rPr>
+                <w:lang w:val="es-MX"/>
+              </w:rPr>
+            </w:pPr>
+            <w:r>
+              <w:rPr>
+                <w:lang w:val="es-MX"/>
+              </w:rPr>
+              <w:t>Clerk</w:t>
+            </w:r>
+          </w:p>
+          <w:p>
+            <w:pPr>
+              <w:rPr>
+                <w:lang w:val="es-MX"/>
+              </w:rPr>
+            </w:pPr>
+            <w:r>
+              <w:rPr>
+                <w:lang w:val="es-MX"/>
+              </w:rPr>
+              <w:t>(Autenticación)</w:t>
+            </w:r>
+          </w:p>
+        </w:tc>
+        <w:tc>
+          <w:tcPr>
+            <w:tcW w:w="2633" w:type="dxa"/>
+          </w:tcPr>
+          <w:p>
+            <w:pPr>
+              <w:cnfStyle w:val="000000000000" w:firstRow="0" w:lastRow="0" w:firstColumn="0" w:lastColumn="0" w:oddVBand="0" w:evenVBand="0" w:oddHBand="0" w:evenHBand="0" w:firstRowFirstColumn="0" w:firstRowLastColumn="0" w:lastRowFirstColumn="0" w:lastRowLastColumn="0"/>
+              <w:rPr>
+                <w:lang w:val="es-MX"/>
+              </w:rPr>
+            </w:pPr>
+            <w:r>
+              <w:rPr>
+                <w:lang w:val="es-MX"/>
+              </w:rPr>
+              <w:t>Clerk cuenta con un nivel gratuito muy</w:t>
+            </w:r>
+          </w:p>
+          <w:p>
+            <w:pPr>
+              <w:cnfStyle w:val="000000000000" w:firstRow="0" w:lastRow="0" w:firstColumn="0" w:lastColumn="0" w:oddVBand="0" w:evenVBand="0" w:oddHBand="0" w:evenHBand="0" w:firstRowFirstColumn="0" w:firstRowLastColumn="0" w:lastRowFirstColumn="0" w:lastRowLastColumn="0"/>
+              <w:rPr>
+                <w:lang w:val="es-MX"/>
+              </w:rPr>
+            </w:pPr>
+            <w:r>
+              <w:rPr>
+                <w:lang w:val="es-MX"/>
+              </w:rPr>
+              <w:t>generoso (hasta 10,000 usuarios). Sin</w:t>
+            </w:r>
+          </w:p>
+          <w:p>
+            <w:pPr>
+              <w:cnfStyle w:val="000000000000" w:firstRow="0" w:lastRow="0" w:firstColumn="0" w:lastColumn="0" w:oddVBand="0" w:evenVBand="0" w:oddHBand="0" w:evenHBand="0" w:firstRowFirstColumn="0" w:firstRowLastColumn="0" w:lastRowFirstColumn="0" w:lastRowLastColumn="0"/>
+              <w:rPr>
+                <w:lang w:val="es-MX"/>
+              </w:rPr>
+            </w:pPr>
+            <w:r>
+              <w:rPr>
+                <w:lang w:val="es-MX"/>
+              </w:rPr>
+              <w:t>embargo, para usar dominios</w:t>
+            </w:r>
+          </w:p>
+          <w:p>
+            <w:pPr>
+              <w:cnfStyle w:val="000000000000" w:firstRow="0" w:lastRow="0" w:firstColumn="0" w:lastColumn="0" w:oddVBand="0" w:evenVBand="0" w:oddHBand="0" w:evenHBand="0" w:firstRowFirstColumn="0" w:firstRowLastColumn="0" w:lastRowFirstColumn="0" w:lastRowLastColumn="0"/>
+              <w:rPr>
+                <w:lang w:val="es-MX"/>
+              </w:rPr>
+            </w:pPr>
+            <w:r>
+              <w:rPr>
+                <w:lang w:val="es-MX"/>
+              </w:rPr>
+              <w:t>personalizados (ej.</w:t>
+            </w:r>
+          </w:p>
+          <w:p>
+            <w:pPr>
+              <w:cnfStyle w:val="000000000000" w:firstRow="0" w:lastRow="0" w:firstColumn="0" w:lastColumn="0" w:oddVBand="0" w:evenVBand="0" w:oddHBand="0" w:evenHBand="0" w:firstRowFirstColumn="0" w:firstRowLastColumn="0" w:lastRowFirstColumn="0" w:lastRowLastColumn="0"/>
+              <w:rPr>
+                <w:lang w:val="es-MX"/>
+              </w:rPr>
+            </w:pPr>
+            <w:r>
+              <w:rPr>
+                <w:lang w:val="es-MX"/>
+              </w:rPr>
+              <w:t>auth.diamondevent.com) y roles</w:t>
+            </w:r>
+          </w:p>
+          <w:p>
+            <w:pPr>
+              <w:cnfStyle w:val="000000000000" w:firstRow="0" w:lastRow="0" w:firstColumn="0" w:lastColumn="0" w:oddVBand="0" w:evenVBand="0" w:oddHBand="0" w:evenHBand="0" w:firstRowFirstColumn="0" w:firstRowLastColumn="0" w:lastRowFirstColumn="0" w:lastRowLastColumn="0"/>
+              <w:rPr>
+                <w:lang w:val="es-MX"/>
+              </w:rPr>
+            </w:pPr>
+            <w:r>
+              <w:rPr>
+                <w:lang w:val="es-MX"/>
+              </w:rPr>
+              <w:t>avanzados, ocupas el Plan Pro.</w:t>
+            </w:r>
+          </w:p>
+        </w:tc>
+        <w:tc>
+          <w:tcPr>
+            <w:tcW w:w="1844" w:type="dxa"/>
+          </w:tcPr>
+          <w:p>
+            <w:pPr>
+              <w:jc w:val="center"/>
+              <w:cnfStyle w:val="000000000000" w:firstRow="0" w:lastRow="0" w:firstColumn="0" w:lastColumn="0" w:oddVBand="0" w:evenVBand="0" w:oddHBand="0" w:evenHBand="0" w:firstRowFirstColumn="0" w:firstRowLastColumn="0" w:lastRowFirstColumn="0" w:lastRowLastColumn="0"/>
+              <w:rPr>
+                <w:lang w:val="es-MX"/>
+              </w:rPr>
+            </w:pPr>
+            <w:r>
+              <w:rPr>
+                <w:lang w:val="es-MX"/>
+              </w:rPr>
+              <w:t>$25 USD</w:t>
+            </w:r>
+          </w:p>
+        </w:tc>
+        <w:tc>
+          <w:tcPr>
+            <w:tcW w:w="1813" w:type="dxa"/>
+          </w:tcPr>
+          <w:p>
+            <w:pPr>
+              <w:jc w:val="center"/>
+              <w:cnfStyle w:val="000000000000" w:firstRow="0" w:lastRow="0" w:firstColumn="0" w:lastColumn="0" w:oddVBand="0" w:evenVBand="0" w:oddHBand="0" w:evenHBand="0" w:firstRowFirstColumn="0" w:firstRowLastColumn="0" w:lastRowFirstColumn="0" w:lastRowLastColumn="0"/>
+              <w:rPr>
+                <w:lang w:val="es-MX"/>
+              </w:rPr>
+            </w:pPr>
+            <w:r>
+              <w:rPr>
+                <w:lang w:val="es-MX"/>
+              </w:rPr>
+              <w:t>$100</w:t>
+            </w:r>
+          </w:p>
+          <w:p>
+            <w:pPr>
+              <w:jc w:val="center"/>
+              <w:cnfStyle w:val="000000000000" w:firstRow="0" w:lastRow="0" w:firstColumn="0" w:lastColumn="0" w:oddVBand="0" w:evenVBand="0" w:oddHBand="0" w:evenHBand="0" w:firstRowFirstColumn="0" w:firstRowLastColumn="0" w:lastRowFirstColumn="0" w:lastRowLastColumn="0"/>
+              <w:rPr>
+                <w:lang w:val="es-MX"/>
+              </w:rPr>
+            </w:pPr>
+            <w:r>
+              <w:rPr>
+                <w:lang w:val="es-MX"/>
+              </w:rPr>
+              <w:t>USD</w:t>
+            </w:r>
+          </w:p>
+        </w:tc>
+      </w:tr>
+      <w:tr>
+        <w:trPr>
+          <w:cnfStyle w:val="000000100000" w:firstRow="0" w:lastRow="0" w:firstColumn="0" w:lastColumn="0" w:oddVBand="0" w:evenVBand="0" w:oddHBand="1" w:evenHBand="0" w:firstRowFirstColumn="0" w:firstRowLastColumn="0" w:lastRowFirstColumn="0" w:lastRowLastColumn="0"/>
+        </w:trPr>
+        <w:tc>
+          <w:tcPr>
+            <w:cnfStyle w:val="001000000000" w:firstRow="0" w:lastRow="0" w:firstColumn="1" w:lastColumn="0" w:oddVBand="0" w:evenVBand="0" w:oddHBand="0" w:evenHBand="0" w:firstRowFirstColumn="0" w:firstRowLastColumn="0" w:lastRowFirstColumn="0" w:lastRowLastColumn="0"/>
+            <w:tcW w:w="2538" w:type="dxa"/>
+          </w:tcPr>
+          <w:p>
+            <w:pPr>
+              <w:rPr>
+                <w:lang w:val="en-US"/>
+              </w:rPr>
+            </w:pPr>
+            <w:r>
+              <w:rPr>
+                <w:lang w:val="en-US"/>
+              </w:rPr>
+              <w:t>Redes, Load</w:t>
+            </w:r>
+          </w:p>
+          <w:p>
+            <w:pPr>
+              <w:rPr>
+                <w:lang w:val="en-US"/>
+              </w:rPr>
+            </w:pPr>
+            <w:r>
+              <w:rPr>
+                <w:lang w:val="en-US"/>
+              </w:rPr>
+              <w:t>Balancers y</w:t>
+            </w:r>
+          </w:p>
+          <w:p>
+            <w:pPr>
+              <w:rPr>
+                <w:lang w:val="en-US"/>
+              </w:rPr>
+            </w:pPr>
+            <w:r>
+              <w:rPr>
+                <w:lang w:val="en-US"/>
+              </w:rPr>
+              <w:t>DNS</w:t>
+            </w:r>
+          </w:p>
+        </w:tc>
+        <w:tc>
+          <w:tcPr>
+            <w:tcW w:w="2633" w:type="dxa"/>
+          </w:tcPr>
+          <w:p>
+            <w:pPr>
+              <w:cnfStyle w:val="000000100000" w:firstRow="0" w:lastRow="0" w:firstColumn="0" w:lastColumn="0" w:oddVBand="0" w:evenVBand="0" w:oddHBand="1" w:evenHBand="0" w:firstRowFirstColumn="0" w:firstRowLastColumn="0" w:lastRowFirstColumn="0" w:lastRowLastColumn="0"/>
+              <w:rPr>
+                <w:lang w:val="es-MX"/>
+              </w:rPr>
+            </w:pPr>
+            <w:r>
+              <w:rPr>
+                <w:lang w:val="es-MX"/>
+              </w:rPr>
+              <w:t>En AWS, servicios como Application</w:t>
+            </w:r>
+          </w:p>
+          <w:p>
+            <w:pPr>
+              <w:cnfStyle w:val="000000100000" w:firstRow="0" w:lastRow="0" w:firstColumn="0" w:lastColumn="0" w:oddVBand="0" w:evenVBand="0" w:oddHBand="1" w:evenHBand="0" w:firstRowFirstColumn="0" w:firstRowLastColumn="0" w:lastRowFirstColumn="0" w:lastRowLastColumn="0"/>
+              <w:rPr>
+                <w:lang w:val="es-MX"/>
+              </w:rPr>
+            </w:pPr>
+            <w:r>
+              <w:rPr>
+                <w:lang w:val="es-MX"/>
+              </w:rPr>
+              <w:t>Load Balancer (ALB), transferencia de</w:t>
+            </w:r>
+          </w:p>
+          <w:p>
+            <w:pPr>
+              <w:cnfStyle w:val="000000100000" w:firstRow="0" w:lastRow="0" w:firstColumn="0" w:lastColumn="0" w:oddVBand="0" w:evenVBand="0" w:oddHBand="1" w:evenHBand="0" w:firstRowFirstColumn="0" w:firstRowLastColumn="0" w:lastRowFirstColumn="0" w:lastRowLastColumn="0"/>
+              <w:rPr>
+                <w:lang w:val="es-MX"/>
+              </w:rPr>
+            </w:pPr>
+            <w:r>
+              <w:rPr>
+                <w:lang w:val="es-MX"/>
+              </w:rPr>
+              <w:t>datos de salida y la gestión del</w:t>
+            </w:r>
+          </w:p>
+          <w:p>
+            <w:pPr>
+              <w:cnfStyle w:val="000000100000" w:firstRow="0" w:lastRow="0" w:firstColumn="0" w:lastColumn="0" w:oddVBand="0" w:evenVBand="0" w:oddHBand="1" w:evenHBand="0" w:firstRowFirstColumn="0" w:firstRowLastColumn="0" w:lastRowFirstColumn="0" w:lastRowLastColumn="0"/>
+              <w:rPr>
+                <w:lang w:val="es-MX"/>
+              </w:rPr>
+            </w:pPr>
+            <w:r>
+              <w:rPr>
+                <w:lang w:val="es-MX"/>
+              </w:rPr>
+              <w:t>dominio mediante Route 53 tienen</w:t>
+            </w:r>
+          </w:p>
+          <w:p>
+            <w:pPr>
+              <w:cnfStyle w:val="000000100000" w:firstRow="0" w:lastRow="0" w:firstColumn="0" w:lastColumn="0" w:oddVBand="0" w:evenVBand="0" w:oddHBand="1" w:evenHBand="0" w:firstRowFirstColumn="0" w:firstRowLastColumn="0" w:lastRowFirstColumn="0" w:lastRowLastColumn="0"/>
+              <w:rPr>
+                <w:lang w:val="es-MX"/>
+              </w:rPr>
+            </w:pPr>
+            <w:r>
+              <w:rPr>
+                <w:lang w:val="es-MX"/>
+              </w:rPr>
+              <w:t>costos fijos y variables.</w:t>
+            </w:r>
+          </w:p>
+        </w:tc>
+        <w:tc>
+          <w:tcPr>
+            <w:tcW w:w="1844" w:type="dxa"/>
+          </w:tcPr>
+          <w:p>
+            <w:pPr>
+              <w:jc w:val="center"/>
+              <w:cnfStyle w:val="000000100000" w:firstRow="0" w:lastRow="0" w:firstColumn="0" w:lastColumn="0" w:oddVBand="0" w:evenVBand="0" w:oddHBand="1" w:evenHBand="0" w:firstRowFirstColumn="0" w:firstRowLastColumn="0" w:lastRowFirstColumn="0" w:lastRowLastColumn="0"/>
+              <w:rPr>
+                <w:lang w:val="es-MX"/>
+              </w:rPr>
+            </w:pPr>
+            <w:r>
+              <w:rPr>
+                <w:lang w:val="es-MX"/>
+              </w:rPr>
+              <w:t>$45 USD</w:t>
+            </w:r>
+          </w:p>
+        </w:tc>
+        <w:tc>
+          <w:tcPr>
+            <w:tcW w:w="1813" w:type="dxa"/>
+          </w:tcPr>
+          <w:p>
+            <w:pPr>
+              <w:jc w:val="center"/>
+              <w:cnfStyle w:val="000000100000" w:firstRow="0" w:lastRow="0" w:firstColumn="0" w:lastColumn="0" w:oddVBand="0" w:evenVBand="0" w:oddHBand="1" w:evenHBand="0" w:firstRowFirstColumn="0" w:firstRowLastColumn="0" w:lastRowFirstColumn="0" w:lastRowLastColumn="0"/>
+              <w:rPr>
+                <w:lang w:val="es-MX"/>
+              </w:rPr>
+            </w:pPr>
+            <w:r>
+              <w:rPr>
+                <w:lang w:val="es-MX"/>
+              </w:rPr>
+              <w:t>$180</w:t>
+            </w:r>
+          </w:p>
+          <w:p>
+            <w:pPr>
+              <w:jc w:val="center"/>
+              <w:cnfStyle w:val="000000100000" w:firstRow="0" w:lastRow="0" w:firstColumn="0" w:lastColumn="0" w:oddVBand="0" w:evenVBand="0" w:oddHBand="1" w:evenHBand="0" w:firstRowFirstColumn="0" w:firstRowLastColumn="0" w:lastRowFirstColumn="0" w:lastRowLastColumn="0"/>
+              <w:rPr>
+                <w:lang w:val="es-MX"/>
+              </w:rPr>
+            </w:pPr>
+            <w:r>
+              <w:rPr>
+                <w:lang w:val="es-MX"/>
+              </w:rPr>
+              <w:t>USD</w:t>
+            </w:r>
+          </w:p>
+          <w:p>
+            <w:pPr>
+              <w:cnfStyle w:val="000000100000" w:firstRow="0" w:lastRow="0" w:firstColumn="0" w:lastColumn="0" w:oddVBand="0" w:evenVBand="0" w:oddHBand="1" w:evenHBand="0" w:firstRowFirstColumn="0" w:firstRowLastColumn="0" w:lastRowFirstColumn="0" w:lastRowLastColumn="0"/>
+              <w:rPr>
+                <w:lang w:val="es-MX"/>
+              </w:rPr>
+            </w:pPr>
+          </w:p>
+          <w:p>
+            <w:pPr>
+              <w:cnfStyle w:val="000000100000" w:firstRow="0" w:lastRow="0" w:firstColumn="0" w:lastColumn="0" w:oddVBand="0" w:evenVBand="0" w:oddHBand="1" w:evenHBand="0" w:firstRowFirstColumn="0" w:firstRowLastColumn="0" w:lastRowFirstColumn="0" w:lastRowLastColumn="0"/>
+              <w:rPr>
+                <w:lang w:val="es-MX"/>
+              </w:rPr>
+            </w:pPr>
+          </w:p>
+          <w:p>
+            <w:pPr>
+              <w:jc w:val="center"/>
+              <w:cnfStyle w:val="000000100000" w:firstRow="0" w:lastRow="0" w:firstColumn="0" w:lastColumn="0" w:oddVBand="0" w:evenVBand="0" w:oddHBand="1" w:evenHBand="0" w:firstRowFirstColumn="0" w:firstRowLastColumn="0" w:lastRowFirstColumn="0" w:lastRowLastColumn="0"/>
+              <w:rPr>
+                <w:lang w:val="es-MX"/>
+              </w:rPr>
+            </w:pPr>
+          </w:p>
+        </w:tc>
+      </w:tr>
+      <w:tr>
+        <w:tc>
+          <w:tcPr>
+            <w:cnfStyle w:val="001000000000" w:firstRow="0" w:lastRow="0" w:firstColumn="1" w:lastColumn="0" w:oddVBand="0" w:evenVBand="0" w:oddHBand="0" w:evenHBand="0" w:firstRowFirstColumn="0" w:firstRowLastColumn="0" w:lastRowFirstColumn="0" w:lastRowLastColumn="0"/>
+            <w:tcW w:w="2538" w:type="dxa"/>
+          </w:tcPr>
+          <w:p>
+            <w:pPr>
+              <w:rPr>
+                <w:lang w:val="es-MX"/>
+              </w:rPr>
+            </w:pPr>
+            <w:r>
+              <w:rPr>
+                <w:lang w:val="es-MX"/>
+              </w:rPr>
+              <w:t>Herramientas de</w:t>
+            </w:r>
+          </w:p>
+          <w:p>
+            <w:pPr>
+              <w:rPr>
+                <w:lang w:val="es-MX"/>
+              </w:rPr>
+            </w:pPr>
+            <w:r>
+              <w:rPr>
+                <w:lang w:val="es-MX"/>
+              </w:rPr>
+              <w:t>Colaboración</w:t>
+            </w:r>
+          </w:p>
+        </w:tc>
+        <w:tc>
+          <w:tcPr>
+            <w:tcW w:w="2633" w:type="dxa"/>
+          </w:tcPr>
+          <w:p>
+            <w:pPr>
+              <w:cnfStyle w:val="000000000000" w:firstRow="0" w:lastRow="0" w:firstColumn="0" w:lastColumn="0" w:oddVBand="0" w:evenVBand="0" w:oddHBand="0" w:evenHBand="0" w:firstRowFirstColumn="0" w:firstRowLastColumn="0" w:lastRowFirstColumn="0" w:lastRowLastColumn="0"/>
+              <w:rPr>
+                <w:lang w:val="es-MX"/>
+              </w:rPr>
+            </w:pPr>
+            <w:r>
+              <w:rPr>
+                <w:lang w:val="es-MX"/>
+              </w:rPr>
+              <w:t>Licencias para los 2 Desarrolladores:</w:t>
+            </w:r>
+          </w:p>
+          <w:p>
+            <w:pPr>
+              <w:cnfStyle w:val="000000000000" w:firstRow="0" w:lastRow="0" w:firstColumn="0" w:lastColumn="0" w:oddVBand="0" w:evenVBand="0" w:oddHBand="0" w:evenHBand="0" w:firstRowFirstColumn="0" w:firstRowLastColumn="0" w:lastRowFirstColumn="0" w:lastRowLastColumn="0"/>
+              <w:rPr>
+                <w:lang w:val="es-MX"/>
+              </w:rPr>
+            </w:pPr>
+            <w:r>
+              <w:rPr>
+                <w:lang w:val="es-MX"/>
+              </w:rPr>
+              <w:t>GitHub Team ($8/mes) para</w:t>
+            </w:r>
+            <w:r>
+              <w:rPr>
+                <w:lang w:val="es-MX"/>
+              </w:rPr>
+              <w:t xml:space="preserve"> </w:t>
+            </w:r>
+            <w:r>
+              <w:rPr>
+                <w:lang w:val="es-MX"/>
+              </w:rPr>
+              <w:t>repositorios privados y CI/CD, y</w:t>
+            </w:r>
+            <w:r>
+              <w:rPr>
+                <w:lang w:val="es-MX"/>
+              </w:rPr>
+              <w:t xml:space="preserve"> </w:t>
+            </w:r>
+            <w:r>
+              <w:rPr>
+                <w:lang w:val="es-MX"/>
+              </w:rPr>
+              <w:t>Figma Professional ($30/mes) para</w:t>
+            </w:r>
+            <w:r>
+              <w:rPr>
+                <w:lang w:val="es-MX"/>
+              </w:rPr>
+              <w:t xml:space="preserve"> </w:t>
+            </w:r>
+            <w:r>
+              <w:rPr>
+                <w:lang w:val="es-MX"/>
+              </w:rPr>
+              <w:t>los prototipos UI de Next.js.</w:t>
+            </w:r>
+          </w:p>
+        </w:tc>
+        <w:tc>
+          <w:tcPr>
+            <w:tcW w:w="1844" w:type="dxa"/>
+          </w:tcPr>
+          <w:p>
+            <w:pPr>
+              <w:jc w:val="center"/>
+              <w:cnfStyle w:val="000000000000" w:firstRow="0" w:lastRow="0" w:firstColumn="0" w:lastColumn="0" w:oddVBand="0" w:evenVBand="0" w:oddHBand="0" w:evenHBand="0" w:firstRowFirstColumn="0" w:firstRowLastColumn="0" w:lastRowFirstColumn="0" w:lastRowLastColumn="0"/>
+              <w:rPr>
+                <w:lang w:val="es-MX"/>
+              </w:rPr>
+            </w:pPr>
+            <w:r>
+              <w:rPr>
+                <w:lang w:val="es-MX"/>
+              </w:rPr>
+              <w:t>$38 USD</w:t>
+            </w:r>
+          </w:p>
+        </w:tc>
+        <w:tc>
+          <w:tcPr>
+            <w:tcW w:w="1813" w:type="dxa"/>
+          </w:tcPr>
+          <w:p>
+            <w:pPr>
+              <w:jc w:val="center"/>
+              <w:cnfStyle w:val="000000000000" w:firstRow="0" w:lastRow="0" w:firstColumn="0" w:lastColumn="0" w:oddVBand="0" w:evenVBand="0" w:oddHBand="0" w:evenHBand="0" w:firstRowFirstColumn="0" w:firstRowLastColumn="0" w:lastRowFirstColumn="0" w:lastRowLastColumn="0"/>
+              <w:rPr>
+                <w:lang w:val="es-MX"/>
+              </w:rPr>
+            </w:pPr>
+            <w:r>
+              <w:rPr>
+                <w:lang w:val="es-MX"/>
+              </w:rPr>
+              <w:t>$152</w:t>
+            </w:r>
+          </w:p>
+          <w:p>
+            <w:pPr>
+              <w:jc w:val="center"/>
+              <w:cnfStyle w:val="000000000000" w:firstRow="0" w:lastRow="0" w:firstColumn="0" w:lastColumn="0" w:oddVBand="0" w:evenVBand="0" w:oddHBand="0" w:evenHBand="0" w:firstRowFirstColumn="0" w:firstRowLastColumn="0" w:lastRowFirstColumn="0" w:lastRowLastColumn="0"/>
+              <w:rPr>
+                <w:lang w:val="es-MX"/>
+              </w:rPr>
+            </w:pPr>
+            <w:r>
+              <w:rPr>
+                <w:lang w:val="es-MX"/>
+              </w:rPr>
+              <w:t>USD</w:t>
+            </w:r>
+          </w:p>
+        </w:tc>
+      </w:tr>
+      <w:tr>
+        <w:trPr>
+          <w:cnfStyle w:val="000000100000" w:firstRow="0" w:lastRow="0" w:firstColumn="0" w:lastColumn="0" w:oddVBand="0" w:evenVBand="0" w:oddHBand="1" w:evenHBand="0" w:firstRowFirstColumn="0" w:firstRowLastColumn="0" w:lastRowFirstColumn="0" w:lastRowLastColumn="0"/>
+        </w:trPr>
+        <w:tc>
+          <w:tcPr>
+            <w:cnfStyle w:val="001000000000" w:firstRow="0" w:lastRow="0" w:firstColumn="1" w:lastColumn="0" w:oddVBand="0" w:evenVBand="0" w:oddHBand="0" w:evenHBand="0" w:firstRowFirstColumn="0" w:firstRowLastColumn="0" w:lastRowFirstColumn="0" w:lastRowLastColumn="0"/>
+            <w:tcW w:w="2538" w:type="dxa"/>
+          </w:tcPr>
+          <w:p>
+            <w:pPr>
+              <w:rPr>
+                <w:lang w:val="es-MX"/>
+              </w:rPr>
+            </w:pPr>
+            <w:r>
+              <w:rPr>
+                <w:lang w:val="es-MX"/>
+              </w:rPr>
+              <w:t>Registro de</w:t>
+            </w:r>
+          </w:p>
+          <w:p>
+            <w:pPr>
+              <w:rPr>
+                <w:lang w:val="es-MX"/>
+              </w:rPr>
+            </w:pPr>
+            <w:r>
+              <w:rPr>
+                <w:lang w:val="es-MX"/>
+              </w:rPr>
+              <w:t>Dominio</w:t>
+            </w:r>
+          </w:p>
+        </w:tc>
+        <w:tc>
+          <w:tcPr>
+            <w:tcW w:w="2633" w:type="dxa"/>
+          </w:tcPr>
+          <w:p>
+            <w:pPr>
+              <w:cnfStyle w:val="000000100000" w:firstRow="0" w:lastRow="0" w:firstColumn="0" w:lastColumn="0" w:oddVBand="0" w:evenVBand="0" w:oddHBand="1" w:evenHBand="0" w:firstRowFirstColumn="0" w:firstRowLastColumn="0" w:lastRowFirstColumn="0" w:lastRowLastColumn="0"/>
+              <w:rPr>
+                <w:lang w:val="es-MX"/>
+              </w:rPr>
+            </w:pPr>
+            <w:r>
+              <w:rPr>
+                <w:lang w:val="es-MX"/>
+              </w:rPr>
+              <w:t>Compra del dominio</w:t>
+            </w:r>
+            <w:r>
+              <w:rPr>
+                <w:lang w:val="es-MX"/>
+              </w:rPr>
+              <w:t xml:space="preserve"> </w:t>
+            </w:r>
+            <w:r>
+              <w:rPr>
+                <w:lang w:val="es-MX"/>
+              </w:rPr>
+              <w:t>anual (.com o</w:t>
+            </w:r>
+            <w:r>
+              <w:rPr>
+                <w:lang w:val="es-MX"/>
+              </w:rPr>
+              <w:t xml:space="preserve"> </w:t>
+            </w:r>
+            <w:r>
+              <w:rPr>
+                <w:lang w:val="es-MX"/>
+              </w:rPr>
+              <w:t>.net) mediante Route 53 o Namecheap.</w:t>
+            </w:r>
+          </w:p>
+        </w:tc>
+        <w:tc>
+          <w:tcPr>
+            <w:tcW w:w="1844" w:type="dxa"/>
+          </w:tcPr>
+          <w:p>
+            <w:pPr>
+              <w:jc w:val="center"/>
+              <w:cnfStyle w:val="000000100000" w:firstRow="0" w:lastRow="0" w:firstColumn="0" w:lastColumn="0" w:oddVBand="0" w:evenVBand="0" w:oddHBand="1" w:evenHBand="0" w:firstRowFirstColumn="0" w:firstRowLastColumn="0" w:lastRowFirstColumn="0" w:lastRowLastColumn="0"/>
+              <w:rPr>
+                <w:lang w:val="es-MX"/>
+              </w:rPr>
+            </w:pPr>
+            <w:r>
+              <w:rPr>
+                <w:lang w:val="es-MX"/>
+              </w:rPr>
+              <w:t>Pago</w:t>
+            </w:r>
+          </w:p>
+          <w:p>
+            <w:pPr>
+              <w:jc w:val="center"/>
+              <w:cnfStyle w:val="000000100000" w:firstRow="0" w:lastRow="0" w:firstColumn="0" w:lastColumn="0" w:oddVBand="0" w:evenVBand="0" w:oddHBand="1" w:evenHBand="0" w:firstRowFirstColumn="0" w:firstRowLastColumn="0" w:lastRowFirstColumn="0" w:lastRowLastColumn="0"/>
+              <w:rPr>
+                <w:lang w:val="es-MX"/>
+              </w:rPr>
+            </w:pPr>
+            <w:r>
+              <w:rPr>
+                <w:lang w:val="es-MX"/>
+              </w:rPr>
+              <w:t>Único</w:t>
+            </w:r>
+          </w:p>
+        </w:tc>
+        <w:tc>
+          <w:tcPr>
+            <w:tcW w:w="1813" w:type="dxa"/>
+          </w:tcPr>
+          <w:p>
+            <w:pPr>
+              <w:jc w:val="center"/>
+              <w:cnfStyle w:val="000000100000" w:firstRow="0" w:lastRow="0" w:firstColumn="0" w:lastColumn="0" w:oddVBand="0" w:evenVBand="0" w:oddHBand="1" w:evenHBand="0" w:firstRowFirstColumn="0" w:firstRowLastColumn="0" w:lastRowFirstColumn="0" w:lastRowLastColumn="0"/>
+              <w:rPr>
+                <w:lang w:val="es-MX"/>
+              </w:rPr>
+            </w:pPr>
+            <w:r>
+              <w:rPr>
+                <w:lang w:val="es-MX"/>
+              </w:rPr>
+              <w:t>$15</w:t>
+            </w:r>
+          </w:p>
+          <w:p>
+            <w:pPr>
+              <w:jc w:val="center"/>
+              <w:cnfStyle w:val="000000100000" w:firstRow="0" w:lastRow="0" w:firstColumn="0" w:lastColumn="0" w:oddVBand="0" w:evenVBand="0" w:oddHBand="1" w:evenHBand="0" w:firstRowFirstColumn="0" w:firstRowLastColumn="0" w:lastRowFirstColumn="0" w:lastRowLastColumn="0"/>
+              <w:rPr>
+                <w:lang w:val="es-MX"/>
+              </w:rPr>
+            </w:pPr>
+            <w:r>
+              <w:rPr>
+                <w:lang w:val="es-MX"/>
+              </w:rPr>
+              <w:t>USD</w:t>
+            </w:r>
+          </w:p>
+        </w:tc>
+      </w:tr>
+      <w:tr>
+        <w:tc>
+          <w:tcPr>
+            <w:cnfStyle w:val="001000000000" w:firstRow="0" w:lastRow="0" w:firstColumn="1" w:lastColumn="0" w:oddVBand="0" w:evenVBand="0" w:oddHBand="0" w:evenHBand="0" w:firstRowFirstColumn="0" w:firstRowLastColumn="0" w:lastRowFirstColumn="0" w:lastRowLastColumn="0"/>
+            <w:tcW w:w="2538" w:type="dxa"/>
+          </w:tcPr>
+          <w:p>
+            <w:pPr>
+              <w:rPr>
+                <w:lang w:val="es-MX"/>
+              </w:rPr>
+            </w:pPr>
+            <w:r>
+              <w:rPr>
+                <w:lang w:val="es-MX"/>
+              </w:rPr>
+              <w:t>Fondo de</w:t>
+            </w:r>
+          </w:p>
+          <w:p>
+            <w:pPr>
+              <w:rPr>
+                <w:lang w:val="es-MX"/>
+              </w:rPr>
+            </w:pPr>
+            <w:r>
+              <w:rPr>
+                <w:lang w:val="es-MX"/>
+              </w:rPr>
+              <w:t>Contingencia</w:t>
+            </w:r>
+          </w:p>
+          <w:p>
+            <w:pPr>
+              <w:rPr>
+                <w:lang w:val="es-MX"/>
+              </w:rPr>
+            </w:pPr>
+            <w:r>
+              <w:rPr>
+                <w:lang w:val="es-MX"/>
+              </w:rPr>
+              <w:t>AWS</w:t>
+            </w:r>
+          </w:p>
+        </w:tc>
+        <w:tc>
+          <w:tcPr>
+            <w:tcW w:w="2633" w:type="dxa"/>
+          </w:tcPr>
+          <w:p>
+            <w:pPr>
+              <w:cnfStyle w:val="000000000000" w:firstRow="0" w:lastRow="0" w:firstColumn="0" w:lastColumn="0" w:oddVBand="0" w:evenVBand="0" w:oddHBand="0" w:evenHBand="0" w:firstRowFirstColumn="0" w:firstRowLastColumn="0" w:lastRowFirstColumn="0" w:lastRowLastColumn="0"/>
+              <w:rPr>
+                <w:lang w:val="es-MX"/>
+              </w:rPr>
+            </w:pPr>
+            <w:r>
+              <w:rPr>
+                <w:lang w:val="es-MX"/>
+              </w:rPr>
+              <w:t>AWS tiene costos "ocultos" (Data</w:t>
+            </w:r>
+          </w:p>
+          <w:p>
+            <w:pPr>
+              <w:cnfStyle w:val="000000000000" w:firstRow="0" w:lastRow="0" w:firstColumn="0" w:lastColumn="0" w:oddVBand="0" w:evenVBand="0" w:oddHBand="0" w:evenHBand="0" w:firstRowFirstColumn="0" w:firstRowLastColumn="0" w:lastRowFirstColumn="0" w:lastRowLastColumn="0"/>
+              <w:rPr>
+                <w:lang w:val="es-MX"/>
+              </w:rPr>
+            </w:pPr>
+            <w:r>
+              <w:rPr>
+                <w:lang w:val="es-MX"/>
+              </w:rPr>
+              <w:t>Transfer, NAT Gateways, picos de</w:t>
+            </w:r>
+          </w:p>
+          <w:p>
+            <w:pPr>
+              <w:cnfStyle w:val="000000000000" w:firstRow="0" w:lastRow="0" w:firstColumn="0" w:lastColumn="0" w:oddVBand="0" w:evenVBand="0" w:oddHBand="0" w:evenHBand="0" w:firstRowFirstColumn="0" w:firstRowLastColumn="0" w:lastRowFirstColumn="0" w:lastRowLastColumn="0"/>
+              <w:rPr>
+                <w:lang w:val="es-MX"/>
+              </w:rPr>
+            </w:pPr>
+            <w:r>
+              <w:rPr>
+                <w:lang w:val="es-MX"/>
+              </w:rPr>
+              <w:t>peticiones, almacenamiento S3).</w:t>
+            </w:r>
+          </w:p>
+          <w:p>
+            <w:pPr>
+              <w:cnfStyle w:val="000000000000" w:firstRow="0" w:lastRow="0" w:firstColumn="0" w:lastColumn="0" w:oddVBand="0" w:evenVBand="0" w:oddHBand="0" w:evenHBand="0" w:firstRowFirstColumn="0" w:firstRowLastColumn="0" w:lastRowFirstColumn="0" w:lastRowLastColumn="0"/>
+              <w:rPr>
+                <w:lang w:val="es-MX"/>
+              </w:rPr>
+            </w:pPr>
+            <w:r>
+              <w:rPr>
+                <w:lang w:val="es-MX"/>
+              </w:rPr>
+              <w:lastRenderedPageBreak/>
+              <w:t>Tener un margen del 35% es una</w:t>
+            </w:r>
+          </w:p>
+          <w:p>
+            <w:pPr>
+              <w:cnfStyle w:val="000000000000" w:firstRow="0" w:lastRow="0" w:firstColumn="0" w:lastColumn="0" w:oddVBand="0" w:evenVBand="0" w:oddHBand="0" w:evenHBand="0" w:firstRowFirstColumn="0" w:firstRowLastColumn="0" w:lastRowFirstColumn="0" w:lastRowLastColumn="0"/>
+              <w:rPr>
+                <w:lang w:val="es-MX"/>
+              </w:rPr>
+            </w:pPr>
+            <w:r>
+              <w:rPr>
+                <w:lang w:val="es-MX"/>
+              </w:rPr>
+              <w:t>regla de oro para no detener el</w:t>
+            </w:r>
+          </w:p>
+          <w:p>
+            <w:pPr>
+              <w:cnfStyle w:val="000000000000" w:firstRow="0" w:lastRow="0" w:firstColumn="0" w:lastColumn="0" w:oddVBand="0" w:evenVBand="0" w:oddHBand="0" w:evenHBand="0" w:firstRowFirstColumn="0" w:firstRowLastColumn="0" w:lastRowFirstColumn="0" w:lastRowLastColumn="0"/>
+              <w:rPr>
+                <w:lang w:val="es-MX"/>
+              </w:rPr>
+            </w:pPr>
+            <w:r>
+              <w:rPr>
+                <w:lang w:val="es-MX"/>
+              </w:rPr>
+              <w:t>proyecto.</w:t>
+            </w:r>
+          </w:p>
+        </w:tc>
+        <w:tc>
+          <w:tcPr>
+            <w:tcW w:w="1844" w:type="dxa"/>
+          </w:tcPr>
+          <w:p>
+            <w:pPr>
+              <w:jc w:val="center"/>
+              <w:cnfStyle w:val="000000000000" w:firstRow="0" w:lastRow="0" w:firstColumn="0" w:lastColumn="0" w:oddVBand="0" w:evenVBand="0" w:oddHBand="0" w:evenHBand="0" w:firstRowFirstColumn="0" w:firstRowLastColumn="0" w:lastRowFirstColumn="0" w:lastRowLastColumn="0"/>
+              <w:rPr>
+                <w:lang w:val="es-MX"/>
+              </w:rPr>
+            </w:pPr>
+            <w:r>
+              <w:rPr>
+                <w:lang w:val="es-MX"/>
+              </w:rPr>
+              <w:lastRenderedPageBreak/>
+              <w:t>Variable</w:t>
+            </w:r>
+          </w:p>
+        </w:tc>
+        <w:tc>
+          <w:tcPr>
+            <w:tcW w:w="1813" w:type="dxa"/>
+          </w:tcPr>
+          <w:p>
+            <w:pPr>
+              <w:jc w:val="center"/>
+              <w:cnfStyle w:val="000000000000" w:firstRow="0" w:lastRow="0" w:firstColumn="0" w:lastColumn="0" w:oddVBand="0" w:evenVBand="0" w:oddHBand="0" w:evenHBand="0" w:firstRowFirstColumn="0" w:firstRowLastColumn="0" w:lastRowFirstColumn="0" w:lastRowLastColumn="0"/>
+              <w:rPr>
+                <w:lang w:val="es-MX"/>
+              </w:rPr>
+            </w:pPr>
+            <w:r>
+              <w:rPr>
+                <w:lang w:val="es-MX"/>
+              </w:rPr>
+              <w:t>$593</w:t>
+            </w:r>
+          </w:p>
+          <w:p>
+            <w:pPr>
+              <w:jc w:val="center"/>
+              <w:cnfStyle w:val="000000000000" w:firstRow="0" w:lastRow="0" w:firstColumn="0" w:lastColumn="0" w:oddVBand="0" w:evenVBand="0" w:oddHBand="0" w:evenHBand="0" w:firstRowFirstColumn="0" w:firstRowLastColumn="0" w:lastRowFirstColumn="0" w:lastRowLastColumn="0"/>
+              <w:rPr>
+                <w:lang w:val="es-MX"/>
+              </w:rPr>
+            </w:pPr>
+            <w:r>
+              <w:rPr>
+                <w:lang w:val="es-MX"/>
+              </w:rPr>
+              <w:t>USD</w:t>
+            </w:r>
+          </w:p>
+        </w:tc>
+      </w:tr>
+      <w:tr>
+        <w:trPr>
+          <w:cnfStyle w:val="000000100000" w:firstRow="0" w:lastRow="0" w:firstColumn="0" w:lastColumn="0" w:oddVBand="0" w:evenVBand="0" w:oddHBand="1" w:evenHBand="0" w:firstRowFirstColumn="0" w:firstRowLastColumn="0" w:lastRowFirstColumn="0" w:lastRowLastColumn="0"/>
+        </w:trPr>
+        <w:tc>
+          <w:tcPr>
+            <w:cnfStyle w:val="001000000000" w:firstRow="0" w:lastRow="0" w:firstColumn="1" w:lastColumn="0" w:oddVBand="0" w:evenVBand="0" w:oddHBand="0" w:evenHBand="0" w:firstRowFirstColumn="0" w:firstRowLastColumn="0" w:lastRowFirstColumn="0" w:lastRowLastColumn="0"/>
+            <w:tcW w:w="2538" w:type="dxa"/>
+          </w:tcPr>
+          <w:p>
+            <w:pPr>
+              <w:rPr>
+                <w:lang w:val="es-MX"/>
+              </w:rPr>
+            </w:pPr>
+            <w:r>
+              <w:rPr>
+                <w:lang w:val="es-MX"/>
+              </w:rPr>
+              <w:t>TOTAL</w:t>
+            </w:r>
+          </w:p>
+          <w:p>
+            <w:pPr>
+              <w:rPr>
+                <w:lang w:val="es-MX"/>
+              </w:rPr>
+            </w:pPr>
+            <w:r>
+              <w:rPr>
+                <w:lang w:val="es-MX"/>
+              </w:rPr>
+              <w:t>ESTIMADO</w:t>
+            </w:r>
+          </w:p>
+        </w:tc>
+        <w:tc>
+          <w:tcPr>
+            <w:tcW w:w="2633" w:type="dxa"/>
+          </w:tcPr>
+          <w:p>
+            <w:pPr>
+              <w:cnfStyle w:val="000000100000" w:firstRow="0" w:lastRow="0" w:firstColumn="0" w:lastColumn="0" w:oddVBand="0" w:evenVBand="0" w:oddHBand="1" w:evenHBand="0" w:firstRowFirstColumn="0" w:firstRowLastColumn="0" w:lastRowFirstColumn="0" w:lastRowLastColumn="0"/>
+              <w:rPr>
+                <w:lang w:val="es-MX"/>
+              </w:rPr>
+            </w:pPr>
+          </w:p>
+        </w:tc>
+        <w:tc>
+          <w:tcPr>
+            <w:tcW w:w="1844" w:type="dxa"/>
+          </w:tcPr>
+          <w:p>
+            <w:pPr>
+              <w:jc w:val="center"/>
+              <w:cnfStyle w:val="000000100000" w:firstRow="0" w:lastRow="0" w:firstColumn="0" w:lastColumn="0" w:oddVBand="0" w:evenVBand="0" w:oddHBand="1" w:evenHBand="0" w:firstRowFirstColumn="0" w:firstRowLastColumn="0" w:lastRowFirstColumn="0" w:lastRowLastColumn="0"/>
+              <w:rPr>
+                <w:lang w:val="es-MX"/>
+              </w:rPr>
+            </w:pPr>
+          </w:p>
+        </w:tc>
+        <w:tc>
+          <w:tcPr>
+            <w:tcW w:w="1813" w:type="dxa"/>
+          </w:tcPr>
+          <w:p>
+            <w:pPr>
+              <w:jc w:val="center"/>
+              <w:cnfStyle w:val="000000100000" w:firstRow="0" w:lastRow="0" w:firstColumn="0" w:lastColumn="0" w:oddVBand="0" w:evenVBand="0" w:oddHBand="1" w:evenHBand="0" w:firstRowFirstColumn="0" w:firstRowLastColumn="0" w:lastRowFirstColumn="0" w:lastRowLastColumn="0"/>
+              <w:rPr>
+                <w:lang w:val="es-MX"/>
+              </w:rPr>
+            </w:pPr>
+            <w:r>
+              <w:rPr>
+                <w:lang w:val="es-MX"/>
+              </w:rPr>
+              <w:t>$1,600</w:t>
+            </w:r>
+          </w:p>
+          <w:p>
+            <w:pPr>
+              <w:jc w:val="center"/>
+              <w:cnfStyle w:val="000000100000" w:firstRow="0" w:lastRow="0" w:firstColumn="0" w:lastColumn="0" w:oddVBand="0" w:evenVBand="0" w:oddHBand="1" w:evenHBand="0" w:firstRowFirstColumn="0" w:firstRowLastColumn="0" w:lastRowFirstColumn="0" w:lastRowLastColumn="0"/>
+              <w:rPr>
+                <w:lang w:val="es-MX"/>
+              </w:rPr>
+            </w:pPr>
+            <w:r>
+              <w:rPr>
+                <w:lang w:val="es-MX"/>
+              </w:rPr>
+              <w:t>USD</w:t>
+            </w:r>
+          </w:p>
+        </w:tc>
+      </w:tr>
+    </w:tbl>
+    <w:p>
+      <w:pPr>
+        <w:rPr>
+          <w:lang w:val="es-MX"/>
+        </w:rPr>
+      </w:pPr>
+    </w:p>
+    <w:p>
+      <w:pPr>
+        <w:rPr>
+          <w:lang w:val="es-MX"/>
+        </w:rPr>
+      </w:pPr>
+    </w:p>
+    <w:p>
+      <w:pPr>
+        <w:pStyle w:val="Subtitle"/>
+        <w:rPr>
+          <w:rStyle w:val="Emphasis"/>
+        </w:rPr>
+      </w:pPr>
+      <w:r>
+        <w:rPr>
+          <w:rStyle w:val="Emphasis"/>
+        </w:rPr>
+        <w:t>Total</w:t>
+      </w:r>
+    </w:p>
+    <w:p>
+      <w:pPr>
+        <w:spacing w:line="276" w:lineRule="auto"/>
+        <w:jc w:val="both"/>
+        <w:rPr>
+          <w:rFonts w:ascii="Baskerville" w:hAnsi="Baskerville"/>
+          <w:sz w:val="24"/>
+          <w:szCs w:val="24"/>
+        </w:rPr>
+      </w:pPr>
+      <w:r>
+        <w:rPr>
+          <w:rFonts w:ascii="Baskerville" w:hAnsi="Baskerville"/>
+          <w:sz w:val="24"/>
+          <w:szCs w:val="24"/>
+        </w:rPr>
+        <w:t>Finalmente</w:t>
+      </w:r>
+      <w:r>
+        <w:rPr>
+          <w:rFonts w:ascii="Baskerville" w:hAnsi="Baskerville"/>
+          <w:sz w:val="24"/>
+          <w:szCs w:val="24"/>
+        </w:rPr>
+        <w:t>, el costo total del proyecto</w:t>
+      </w:r>
+      <w:r>
+        <w:rPr>
+          <w:rFonts w:ascii="Baskerville" w:hAnsi="Baskerville"/>
+          <w:sz w:val="24"/>
+          <w:szCs w:val="24"/>
+        </w:rPr>
+        <w:t xml:space="preserve"> constara de los gastos </w:t>
+      </w:r>
+      <w:r>
+        <w:rPr>
+          <w:rFonts w:ascii="Baskerville" w:hAnsi="Baskerville"/>
+          <w:sz w:val="24"/>
+          <w:szCs w:val="24"/>
+        </w:rPr>
+        <w:t>totales tomando en cuenta tanto los sueldos de nuestros desarrolladores como gastos variados que serán indispensables para el desarrollo</w:t>
+      </w:r>
+      <w:r>
+        <w:rPr>
+          <w:rFonts w:ascii="Baskerville" w:hAnsi="Baskerville"/>
+          <w:sz w:val="24"/>
+          <w:szCs w:val="24"/>
+        </w:rPr>
+        <w:t xml:space="preserve"> y despliegue del sistema</w:t>
+      </w:r>
+      <w:r>
+        <w:rPr>
+          <w:rFonts w:ascii="Baskerville" w:hAnsi="Baskerville"/>
+          <w:sz w:val="24"/>
+          <w:szCs w:val="24"/>
+        </w:rPr>
+        <w:t>.</w:t>
+      </w:r>
+    </w:p>
+    <w:p>
+      <w:pPr>
+        <w:spacing w:line="276" w:lineRule="auto"/>
+        <w:jc w:val="both"/>
+        <w:rPr>
+          <w:rFonts w:ascii="Baskerville" w:hAnsi="Baskerville"/>
+          <w:sz w:val="24"/>
+          <w:szCs w:val="24"/>
+        </w:rPr>
+      </w:pPr>
+    </w:p>
+    <w:tbl>
+      <w:tblPr>
+        <w:tblStyle w:val="GridTable4-Accent1"/>
+        <w:tblW w:w="0" w:type="auto"/>
+        <w:tblLook w:val="04A0" w:firstRow="1" w:lastRow="0" w:firstColumn="1" w:lastColumn="0" w:noHBand="0" w:noVBand="1"/>
+      </w:tblPr>
+      <w:tblGrid>
+        <w:gridCol w:w="4414"/>
+        <w:gridCol w:w="4414"/>
+      </w:tblGrid>
+      <w:tr>
+        <w:trPr>
+          <w:cnfStyle w:val="100000000000" w:firstRow="1" w:lastRow="0" w:firstColumn="0" w:lastColumn="0" w:oddVBand="0" w:evenVBand="0" w:oddHBand="0" w:evenHBand="0" w:firstRowFirstColumn="0" w:firstRowLastColumn="0" w:lastRowFirstColumn="0" w:lastRowLastColumn="0"/>
+        </w:trPr>
+        <w:tc>
+          <w:tcPr>
+            <w:cnfStyle w:val="001000000000" w:firstRow="0" w:lastRow="0" w:firstColumn="1" w:lastColumn="0" w:oddVBand="0" w:evenVBand="0" w:oddHBand="0" w:evenHBand="0" w:firstRowFirstColumn="0" w:firstRowLastColumn="0" w:lastRowFirstColumn="0" w:lastRowLastColumn="0"/>
+            <w:tcW w:w="4414" w:type="dxa"/>
+          </w:tcPr>
+          <w:p>
+            <w:pPr>
+              <w:spacing w:line="276" w:lineRule="auto"/>
+              <w:jc w:val="center"/>
+              <w:rPr>
+                <w:rFonts w:ascii="Baskerville" w:hAnsi="Baskerville"/>
+                <w:b w:val="0"/>
+                <w:bCs w:val="0"/>
+                <w:sz w:val="24"/>
+                <w:szCs w:val="24"/>
+              </w:rPr>
+            </w:pPr>
+            <w:r>
+              <w:rPr>
+                <w:rFonts w:ascii="Baskerville" w:hAnsi="Baskerville"/>
+                <w:b w:val="0"/>
+                <w:bCs w:val="0"/>
+                <w:sz w:val="24"/>
+                <w:szCs w:val="24"/>
+              </w:rPr>
+              <w:t>Gasto</w:t>
+            </w:r>
+          </w:p>
+          <w:p>
+            <w:pPr>
+              <w:spacing w:line="276" w:lineRule="auto"/>
+              <w:jc w:val="center"/>
+              <w:rPr>
+                <w:rFonts w:ascii="Baskerville" w:hAnsi="Baskerville"/>
+                <w:b w:val="0"/>
+                <w:bCs w:val="0"/>
+                <w:sz w:val="24"/>
+                <w:szCs w:val="24"/>
+              </w:rPr>
+            </w:pPr>
+          </w:p>
+        </w:tc>
+        <w:tc>
+          <w:tcPr>
+            <w:tcW w:w="4414" w:type="dxa"/>
+          </w:tcPr>
+          <w:p>
+            <w:pPr>
+              <w:spacing w:line="276" w:lineRule="auto"/>
+              <w:jc w:val="center"/>
+              <w:cnfStyle w:val="100000000000" w:firstRow="1" w:lastRow="0" w:firstColumn="0" w:lastColumn="0" w:oddVBand="0" w:evenVBand="0" w:oddHBand="0" w:evenHBand="0" w:firstRowFirstColumn="0" w:firstRowLastColumn="0" w:lastRowFirstColumn="0" w:lastRowLastColumn="0"/>
+              <w:rPr>
+                <w:rFonts w:ascii="Baskerville" w:hAnsi="Baskerville"/>
+                <w:b w:val="0"/>
+                <w:bCs w:val="0"/>
+                <w:sz w:val="24"/>
+                <w:szCs w:val="24"/>
+              </w:rPr>
+            </w:pPr>
+            <w:r>
+              <w:rPr>
+                <w:rFonts w:ascii="Baskerville" w:hAnsi="Baskerville"/>
+                <w:b w:val="0"/>
+                <w:bCs w:val="0"/>
+                <w:sz w:val="24"/>
+                <w:szCs w:val="24"/>
+              </w:rPr>
+              <w:t>Costo</w:t>
+            </w:r>
+            <w:r>
+              <w:rPr>
+                <w:rFonts w:ascii="Baskerville" w:hAnsi="Baskerville"/>
+                <w:b w:val="0"/>
+                <w:bCs w:val="0"/>
+                <w:sz w:val="24"/>
+                <w:szCs w:val="24"/>
+              </w:rPr>
+              <w:t xml:space="preserve"> (USD)</w:t>
+            </w:r>
+          </w:p>
+        </w:tc>
+      </w:tr>
+      <w:tr>
+        <w:trPr>
+          <w:cnfStyle w:val="000000100000" w:firstRow="0" w:lastRow="0" w:firstColumn="0" w:lastColumn="0" w:oddVBand="0" w:evenVBand="0" w:oddHBand="1" w:evenHBand="0" w:firstRowFirstColumn="0" w:firstRowLastColumn="0" w:lastRowFirstColumn="0" w:lastRowLastColumn="0"/>
+        </w:trPr>
+        <w:tc>
+          <w:tcPr>
+            <w:cnfStyle w:val="001000000000" w:firstRow="0" w:lastRow="0" w:firstColumn="1" w:lastColumn="0" w:oddVBand="0" w:evenVBand="0" w:oddHBand="0" w:evenHBand="0" w:firstRowFirstColumn="0" w:firstRowLastColumn="0" w:lastRowFirstColumn="0" w:lastRowLastColumn="0"/>
+            <w:tcW w:w="4414" w:type="dxa"/>
+          </w:tcPr>
+          <w:p>
+            <w:pPr>
+              <w:spacing w:line="276" w:lineRule="auto"/>
+              <w:jc w:val="both"/>
+              <w:rPr>
+                <w:rFonts w:ascii="Baskerville" w:hAnsi="Baskerville"/>
+                <w:b w:val="0"/>
+                <w:bCs w:val="0"/>
+                <w:sz w:val="24"/>
+                <w:szCs w:val="24"/>
+              </w:rPr>
+            </w:pPr>
+            <w:r>
+              <w:rPr>
+                <w:rFonts w:ascii="Baskerville" w:hAnsi="Baskerville"/>
+                <w:b w:val="0"/>
+                <w:bCs w:val="0"/>
+                <w:sz w:val="24"/>
+                <w:szCs w:val="24"/>
+              </w:rPr>
+              <w:t>Sueldos</w:t>
+            </w:r>
+            <w:r>
+              <w:rPr>
+                <w:rFonts w:ascii="Baskerville" w:hAnsi="Baskerville"/>
+                <w:b w:val="0"/>
+                <w:bCs w:val="0"/>
+                <w:sz w:val="24"/>
+                <w:szCs w:val="24"/>
+              </w:rPr>
+              <w:t xml:space="preserve"> para Desarrolladores</w:t>
+            </w:r>
+          </w:p>
+          <w:p>
+            <w:pPr>
+              <w:spacing w:line="276" w:lineRule="auto"/>
+              <w:jc w:val="both"/>
+              <w:rPr>
+                <w:rFonts w:ascii="Baskerville" w:hAnsi="Baskerville"/>
+                <w:b w:val="0"/>
+                <w:bCs w:val="0"/>
+                <w:sz w:val="24"/>
+                <w:szCs w:val="24"/>
+              </w:rPr>
+            </w:pPr>
+          </w:p>
+        </w:tc>
+        <w:tc>
+          <w:tcPr>
+            <w:tcW w:w="4414" w:type="dxa"/>
+          </w:tcPr>
+          <w:p>
+            <w:pPr>
+              <w:spacing w:line="276" w:lineRule="auto"/>
+              <w:jc w:val="center"/>
+              <w:cnfStyle w:val="000000100000" w:firstRow="0" w:lastRow="0" w:firstColumn="0" w:lastColumn="0" w:oddVBand="0" w:evenVBand="0" w:oddHBand="1" w:evenHBand="0" w:firstRowFirstColumn="0" w:firstRowLastColumn="0" w:lastRowFirstColumn="0" w:lastRowLastColumn="0"/>
+              <w:rPr>
+                <w:rFonts w:ascii="Baskerville" w:hAnsi="Baskerville"/>
+                <w:sz w:val="24"/>
+                <w:szCs w:val="24"/>
+              </w:rPr>
+            </w:pPr>
+            <w:r>
+              <w:rPr>
+                <w:rFonts w:ascii="Baskerville" w:hAnsi="Baskerville"/>
+                <w:sz w:val="24"/>
+                <w:szCs w:val="24"/>
+              </w:rPr>
+              <w:t>14,400 USD</w:t>
+            </w:r>
+          </w:p>
+        </w:tc>
+      </w:tr>
+      <w:tr>
+        <w:tc>
+          <w:tcPr>
+            <w:cnfStyle w:val="001000000000" w:firstRow="0" w:lastRow="0" w:firstColumn="1" w:lastColumn="0" w:oddVBand="0" w:evenVBand="0" w:oddHBand="0" w:evenHBand="0" w:firstRowFirstColumn="0" w:firstRowLastColumn="0" w:lastRowFirstColumn="0" w:lastRowLastColumn="0"/>
+            <w:tcW w:w="4414" w:type="dxa"/>
+          </w:tcPr>
+          <w:p>
+            <w:pPr>
+              <w:spacing w:line="276" w:lineRule="auto"/>
+              <w:jc w:val="both"/>
+              <w:rPr>
+                <w:rFonts w:ascii="Baskerville" w:hAnsi="Baskerville"/>
+                <w:b w:val="0"/>
+                <w:bCs w:val="0"/>
+                <w:sz w:val="24"/>
+                <w:szCs w:val="24"/>
+              </w:rPr>
+            </w:pPr>
+            <w:r>
+              <w:rPr>
+                <w:rFonts w:ascii="Baskerville" w:hAnsi="Baskerville"/>
+                <w:b w:val="0"/>
+                <w:bCs w:val="0"/>
+                <w:sz w:val="24"/>
+                <w:szCs w:val="24"/>
+              </w:rPr>
+              <w:t>Otros gastos</w:t>
+            </w:r>
+          </w:p>
+          <w:p>
+            <w:pPr>
+              <w:spacing w:line="276" w:lineRule="auto"/>
+              <w:jc w:val="both"/>
+              <w:rPr>
+                <w:rFonts w:ascii="Baskerville" w:hAnsi="Baskerville"/>
+                <w:b w:val="0"/>
+                <w:bCs w:val="0"/>
+                <w:sz w:val="24"/>
+                <w:szCs w:val="24"/>
+              </w:rPr>
+            </w:pPr>
+          </w:p>
+        </w:tc>
+        <w:tc>
+          <w:tcPr>
+            <w:tcW w:w="4414" w:type="dxa"/>
+          </w:tcPr>
+          <w:p>
+            <w:pPr>
+              <w:spacing w:line="276" w:lineRule="auto"/>
+              <w:jc w:val="center"/>
+              <w:cnfStyle w:val="000000000000" w:firstRow="0" w:lastRow="0" w:firstColumn="0" w:lastColumn="0" w:oddVBand="0" w:evenVBand="0" w:oddHBand="0" w:evenHBand="0" w:firstRowFirstColumn="0" w:firstRowLastColumn="0" w:lastRowFirstColumn="0" w:lastRowLastColumn="0"/>
+              <w:rPr>
+                <w:rFonts w:ascii="Baskerville" w:hAnsi="Baskerville"/>
+                <w:sz w:val="24"/>
+                <w:szCs w:val="24"/>
+              </w:rPr>
+            </w:pPr>
+            <w:r>
+              <w:rPr>
+                <w:rFonts w:ascii="Baskerville" w:hAnsi="Baskerville"/>
+                <w:sz w:val="24"/>
+                <w:szCs w:val="24"/>
+              </w:rPr>
+              <w:t>1,600 USD</w:t>
+            </w:r>
+          </w:p>
+        </w:tc>
+      </w:tr>
+      <w:tr>
+        <w:trPr>
+          <w:cnfStyle w:val="000000100000" w:firstRow="0" w:lastRow="0" w:firstColumn="0" w:lastColumn="0" w:oddVBand="0" w:evenVBand="0" w:oddHBand="1" w:evenHBand="0" w:firstRowFirstColumn="0" w:firstRowLastColumn="0" w:lastRowFirstColumn="0" w:lastRowLastColumn="0"/>
+        </w:trPr>
+        <w:tc>
+          <w:tcPr>
+            <w:cnfStyle w:val="001000000000" w:firstRow="0" w:lastRow="0" w:firstColumn="1" w:lastColumn="0" w:oddVBand="0" w:evenVBand="0" w:oddHBand="0" w:evenHBand="0" w:firstRowFirstColumn="0" w:firstRowLastColumn="0" w:lastRowFirstColumn="0" w:lastRowLastColumn="0"/>
+            <w:tcW w:w="4414" w:type="dxa"/>
+          </w:tcPr>
+          <w:p>
+            <w:pPr>
+              <w:spacing w:line="276" w:lineRule="auto"/>
+              <w:jc w:val="center"/>
+              <w:rPr>
+                <w:rFonts w:ascii="Baskerville" w:hAnsi="Baskerville"/>
+                <w:b w:val="0"/>
+                <w:bCs w:val="0"/>
+                <w:sz w:val="24"/>
+                <w:szCs w:val="24"/>
+              </w:rPr>
+            </w:pPr>
+          </w:p>
+          <w:p>
+            <w:pPr>
+              <w:spacing w:line="276" w:lineRule="auto"/>
+              <w:jc w:val="center"/>
+              <w:rPr>
+                <w:rFonts w:ascii="Baskerville" w:hAnsi="Baskerville"/>
+                <w:sz w:val="24"/>
+                <w:szCs w:val="24"/>
+              </w:rPr>
+            </w:pPr>
+            <w:r>
+              <w:rPr>
+                <w:rFonts w:ascii="Baskerville" w:hAnsi="Baskerville"/>
+                <w:sz w:val="24"/>
+                <w:szCs w:val="24"/>
+              </w:rPr>
+              <w:t>Total</w:t>
+            </w:r>
+          </w:p>
+        </w:tc>
+        <w:tc>
+          <w:tcPr>
+            <w:tcW w:w="4414" w:type="dxa"/>
+          </w:tcPr>
+          <w:p>
+            <w:pPr>
+              <w:spacing w:line="276" w:lineRule="auto"/>
+              <w:jc w:val="center"/>
+              <w:cnfStyle w:val="000000100000" w:firstRow="0" w:lastRow="0" w:firstColumn="0" w:lastColumn="0" w:oddVBand="0" w:evenVBand="0" w:oddHBand="1" w:evenHBand="0" w:firstRowFirstColumn="0" w:firstRowLastColumn="0" w:lastRowFirstColumn="0" w:lastRowLastColumn="0"/>
+              <w:rPr>
+                <w:rFonts w:ascii="Baskerville" w:hAnsi="Baskerville"/>
+                <w:sz w:val="24"/>
+                <w:szCs w:val="24"/>
+              </w:rPr>
+            </w:pPr>
+          </w:p>
+          <w:p>
+            <w:pPr>
+              <w:spacing w:line="276" w:lineRule="auto"/>
+              <w:jc w:val="center"/>
+              <w:cnfStyle w:val="000000100000" w:firstRow="0" w:lastRow="0" w:firstColumn="0" w:lastColumn="0" w:oddVBand="0" w:evenVBand="0" w:oddHBand="1" w:evenHBand="0" w:firstRowFirstColumn="0" w:firstRowLastColumn="0" w:lastRowFirstColumn="0" w:lastRowLastColumn="0"/>
+              <w:rPr>
+                <w:rFonts w:ascii="Baskerville" w:hAnsi="Baskerville"/>
+                <w:sz w:val="24"/>
+                <w:szCs w:val="24"/>
+              </w:rPr>
+            </w:pPr>
+            <w:r>
+              <w:rPr>
+                <w:rFonts w:ascii="Baskerville" w:hAnsi="Baskerville"/>
+                <w:sz w:val="24"/>
+                <w:szCs w:val="24"/>
+              </w:rPr>
+              <w:t>16,000</w:t>
+            </w:r>
+            <w:r>
+              <w:rPr>
+                <w:rFonts w:ascii="Baskerville" w:hAnsi="Baskerville"/>
+                <w:sz w:val="24"/>
+                <w:szCs w:val="24"/>
+              </w:rPr>
+              <w:t xml:space="preserve"> USD</w:t>
+            </w:r>
+          </w:p>
+          <w:p>
+            <w:pPr>
+              <w:spacing w:line="276" w:lineRule="auto"/>
+              <w:jc w:val="center"/>
+              <w:cnfStyle w:val="000000100000" w:firstRow="0" w:lastRow="0" w:firstColumn="0" w:lastColumn="0" w:oddVBand="0" w:evenVBand="0" w:oddHBand="1" w:evenHBand="0" w:firstRowFirstColumn="0" w:firstRowLastColumn="0" w:lastRowFirstColumn="0" w:lastRowLastColumn="0"/>
+              <w:rPr>
+                <w:rFonts w:ascii="Baskerville" w:hAnsi="Baskerville"/>
+                <w:sz w:val="24"/>
+                <w:szCs w:val="24"/>
+              </w:rPr>
+            </w:pPr>
+          </w:p>
+        </w:tc>
+      </w:tr>
+    </w:tbl>
+    <w:p>
+      <w:pPr>
+        <w:spacing w:line="276" w:lineRule="auto"/>
+        <w:jc w:val="both"/>
+        <w:rPr>
+          <w:rFonts w:ascii="Baskerville" w:hAnsi="Baskerville"/>
+          <w:sz w:val="24"/>
+          <w:szCs w:val="24"/>
+        </w:rPr>
+      </w:pPr>
+    </w:p>
+    <w:p>
+      <w:pPr>
+        <w:spacing w:line="276" w:lineRule="auto"/>
+        <w:jc w:val="both"/>
+        <w:rPr>
+          <w:rFonts w:ascii="Baskerville" w:hAnsi="Baskerville"/>
+          <w:sz w:val="24"/>
+          <w:szCs w:val="24"/>
+        </w:rPr>
+      </w:pPr>
+      <w:r>
+        <w:rPr>
+          <w:rFonts w:ascii="Baskerville" w:hAnsi="Baskerville"/>
+          <w:sz w:val="24"/>
+          <w:szCs w:val="24"/>
+        </w:rPr>
+        <w:t>Con esto podemos concluir que nuestro proyecto tomara aproximadamente 4 meses</w:t>
+      </w:r>
+      <w:r>
+        <w:rPr>
+          <w:rFonts w:ascii="Baskerville" w:hAnsi="Baskerville"/>
+          <w:sz w:val="24"/>
+          <w:szCs w:val="24"/>
+        </w:rPr>
+        <w:t xml:space="preserve"> </w:t>
+      </w:r>
+      <w:r>
+        <w:rPr>
+          <w:rFonts w:ascii="Baskerville" w:hAnsi="Baskerville"/>
+          <w:sz w:val="24"/>
+          <w:szCs w:val="24"/>
+        </w:rPr>
+        <w:t>de desarrollo con un costo total de $16,000 USD.</w:t>
+      </w:r>
+    </w:p>
+    <w:p>
+      <w:pPr>
+        <w:spacing w:line="276" w:lineRule="auto"/>
+        <w:jc w:val="both"/>
+        <w:rPr>
+          <w:rFonts w:ascii="Baskerville" w:hAnsi="Baskerville"/>
+          <w:sz w:val="24"/>
+          <w:szCs w:val="24"/>
+        </w:rPr>
+      </w:pPr>
+      <w:r>
+        <w:rPr>
+          <w:rFonts w:ascii="Baskerville" w:hAnsi="Baskerville"/>
+          <w:noProof/>
+          <w:sz w:val="24"/>
+          <w:szCs w:val="24"/>
+        </w:rPr>
+        <mc:AlternateContent>
+          <mc:Choice Requires="wps">
+            <w:drawing>
+              <wp:anchor distT="0" distB="0" distL="114300" distR="114300" simplePos="0" relativeHeight="251658302" behindDoc="1" locked="0" layoutInCell="1" allowOverlap="1" wp14:anchorId="16AC24A6" wp14:editId="2A3FC4F6">
+                <wp:simplePos x="0" y="0"/>
+                <wp:positionH relativeFrom="column">
+                  <wp:posOffset>0</wp:posOffset>
+                </wp:positionH>
+                <wp:positionV relativeFrom="paragraph">
+                  <wp:posOffset>194811</wp:posOffset>
+                </wp:positionV>
+                <wp:extent cx="5542307" cy="765865"/>
+                <wp:effectExtent l="0" t="0" r="20320" b="15240"/>
+                <wp:wrapNone/>
+                <wp:docPr id="1631449614" name="Text Box 64"/>
+                <wp:cNvGraphicFramePr/>
+                <a:graphic xmlns:a="http://schemas.openxmlformats.org/drawingml/2006/main">
+                  <a:graphicData uri="http://schemas.microsoft.com/office/word/2010/wordprocessingShape">
+                    <wps:wsp>
+                      <wps:cNvSpPr txBox="1"/>
+                      <wps:spPr>
+                        <a:xfrm>
+                          <a:off x="0" y="0"/>
+                          <a:ext cx="5542307" cy="765865"/>
+                        </a:xfrm>
+                        <a:prstGeom prst="rect">
+                          <a:avLst/>
+                        </a:prstGeom>
+                        <a:solidFill>
+                          <a:schemeClr val="accent1">
+                            <a:lumMod val="20000"/>
+                            <a:lumOff val="80000"/>
+                          </a:schemeClr>
+                        </a:solidFill>
+                        <a:ln w="12700">
                           <a:solidFill>
-                            <a:schemeClr val="bg1">
-                              <a:lumMod val="95000"/>
+                            <a:schemeClr val="accent1">
+                              <a:lumMod val="75000"/>
                             </a:schemeClr>
                           </a:solidFill>
-                          <a:ln w="6350">
-                            <a:solidFill>
-                              <a:prstClr val="black"/>
-                            </a:solidFill>
-                          </a:ln>
-                        </wps:spPr>
-                        <wps:txbx>
-                          <w:txbxContent>
-                            <w:p>
-                              <w:pPr>
-                                <w:rPr>
-                                  <w:rFonts w:ascii="Baskerville" w:hAnsi="Baskerville"/>
-                                  <w:sz w:val="28"/>
-                                  <w:szCs w:val="28"/>
-                                </w:rPr>
-                              </w:pPr>
-                              <w:r>
-                                <w:rPr>
-                                  <w:rFonts w:ascii="Baskerville" w:hAnsi="Baskerville"/>
-                                  <w:sz w:val="28"/>
-                                  <w:szCs w:val="28"/>
-                                </w:rPr>
-                                <w:t>Sueld</w:t>
-                              </w:r>
-                              <w:r>
-                                <w:rPr>
-                                  <w:rFonts w:ascii="Baskerville" w:hAnsi="Baskerville"/>
-                                  <w:sz w:val="28"/>
-                                  <w:szCs w:val="28"/>
-                                </w:rPr>
-                                <w:t xml:space="preserve">o por </w:t>
-                              </w:r>
-                              <w:r>
-                                <w:rPr>
-                                  <w:rFonts w:ascii="Baskerville" w:hAnsi="Baskerville"/>
-                                  <w:sz w:val="28"/>
-                                  <w:szCs w:val="28"/>
-                                </w:rPr>
-                                <w:t>Desarrollador</w:t>
-                              </w:r>
-                              <w:r>
-                                <w:rPr>
-                                  <w:rFonts w:ascii="Baskerville" w:hAnsi="Baskerville"/>
-                                  <w:sz w:val="28"/>
-                                  <w:szCs w:val="28"/>
-                                </w:rPr>
-                                <w:t xml:space="preserve"> Mensual </w:t>
-                              </w:r>
-                              <w:r>
-                                <w:rPr>
-                                  <w:rFonts w:ascii="Baskerville" w:hAnsi="Baskerville"/>
-                                  <w:sz w:val="28"/>
-                                  <w:szCs w:val="28"/>
-                                </w:rPr>
-                                <w:tab/>
-                                <w:t xml:space="preserve">$1,800 </w:t>
-                              </w:r>
-                              <w:r>
-                                <w:rPr>
-                                  <w:rFonts w:ascii="Baskerville" w:hAnsi="Baskerville"/>
-                                  <w:sz w:val="28"/>
-                                  <w:szCs w:val="28"/>
-                                </w:rPr>
-                                <w:t>USD</w:t>
-                              </w:r>
-                            </w:p>
-                            <w:p>
-                              <w:pPr>
-                                <w:rPr>
-                                  <w:rFonts w:ascii="Baskerville" w:hAnsi="Baskerville"/>
-                                  <w:sz w:val="24"/>
-                                  <w:szCs w:val="24"/>
-                                </w:rPr>
-                              </w:pPr>
-                            </w:p>
-                            <w:p>
-                              <w:pPr>
-                                <w:jc w:val="both"/>
-                                <w:rPr>
-                                  <w:rFonts w:eastAsiaTheme="minorEastAsia"/>
-                                  <w:sz w:val="24"/>
-                                  <w:szCs w:val="24"/>
-                                </w:rPr>
-                              </w:pPr>
-                              <m:oMathPara>
-                                <m:oMath>
-                                  <m:r>
-                                    <w:rPr>
-                                      <w:rFonts w:ascii="Cambria Math" w:hAnsi="Cambria Math"/>
-                                      <w:sz w:val="24"/>
-                                      <w:szCs w:val="24"/>
-                                    </w:rPr>
-                                    <m:t xml:space="preserve">sueldos=1,800 USD*2 desarrolladores*4 meses=$14,400 USD </m:t>
-                                  </m:r>
-                                </m:oMath>
-                              </m:oMathPara>
-                            </w:p>
-                            <w:tbl>
-                              <w:tblPr>
-                                <w:tblStyle w:val="TableGrid"/>
-                                <w:tblW w:w="0" w:type="auto"/>
-                                <w:tblLook w:val="04A0" w:firstRow="1" w:lastRow="0" w:firstColumn="1" w:lastColumn="0" w:noHBand="0" w:noVBand="1"/>
-                              </w:tblPr>
-                              <w:tblGrid>
-                                <w:gridCol w:w="1965"/>
-                                <w:gridCol w:w="1965"/>
-                                <w:gridCol w:w="1965"/>
-                                <w:gridCol w:w="1966"/>
-                              </w:tblGrid>
-                              <w:tr>
-                                <w:tc>
-                                  <w:tcPr>
-                                    <w:tcW w:w="1965" w:type="dxa"/>
-                                  </w:tcPr>
-                                  <w:p>
-                                    <w:pPr>
-                                      <w:jc w:val="both"/>
-                                    </w:pPr>
-                                  </w:p>
-                                </w:tc>
-                                <w:tc>
-                                  <w:tcPr>
-                                    <w:tcW w:w="1965" w:type="dxa"/>
-                                  </w:tcPr>
-                                  <w:p>
-                                    <w:pPr>
-                                      <w:jc w:val="both"/>
-                                    </w:pPr>
-                                  </w:p>
-                                </w:tc>
-                                <w:tc>
-                                  <w:tcPr>
-                                    <w:tcW w:w="1965" w:type="dxa"/>
-                                  </w:tcPr>
-                                  <w:p>
-                                    <w:pPr>
-                                      <w:jc w:val="both"/>
-                                    </w:pPr>
-                                  </w:p>
-                                </w:tc>
-                                <w:tc>
-                                  <w:tcPr>
-                                    <w:tcW w:w="1966" w:type="dxa"/>
-                                  </w:tcPr>
-                                  <w:p>
-                                    <w:pPr>
-                                      <w:jc w:val="both"/>
-                                    </w:pPr>
-                                  </w:p>
-                                </w:tc>
-                              </w:tr>
-                              <w:tr>
-                                <w:tc>
-                                  <w:tcPr>
-                                    <w:tcW w:w="1965" w:type="dxa"/>
-                                  </w:tcPr>
-                                  <w:p>
-                                    <w:pPr>
-                                      <w:jc w:val="both"/>
-                                    </w:pPr>
-                                  </w:p>
-                                </w:tc>
-                                <w:tc>
-                                  <w:tcPr>
-                                    <w:tcW w:w="1965" w:type="dxa"/>
-                                  </w:tcPr>
-                                  <w:p>
-                                    <w:pPr>
-                                      <w:jc w:val="both"/>
-                                    </w:pPr>
-                                  </w:p>
-                                </w:tc>
-                                <w:tc>
-                                  <w:tcPr>
-                                    <w:tcW w:w="1965" w:type="dxa"/>
-                                  </w:tcPr>
-                                  <w:p>
-                                    <w:pPr>
-                                      <w:jc w:val="both"/>
-                                    </w:pPr>
-                                  </w:p>
-                                </w:tc>
-                                <w:tc>
-                                  <w:tcPr>
-                                    <w:tcW w:w="1966" w:type="dxa"/>
-                                  </w:tcPr>
-                                  <w:p>
-                                    <w:pPr>
-                                      <w:jc w:val="both"/>
-                                    </w:pPr>
-                                  </w:p>
-                                </w:tc>
-                              </w:tr>
-                              <w:tr>
-                                <w:tc>
-                                  <w:tcPr>
-                                    <w:tcW w:w="1965" w:type="dxa"/>
-                                  </w:tcPr>
-                                  <w:p>
-                                    <w:pPr>
-                                      <w:jc w:val="both"/>
-                                    </w:pPr>
-                                  </w:p>
-                                </w:tc>
-                                <w:tc>
-                                  <w:tcPr>
-                                    <w:tcW w:w="1965" w:type="dxa"/>
-                                  </w:tcPr>
-                                  <w:p>
-                                    <w:pPr>
-                                      <w:jc w:val="both"/>
-                                    </w:pPr>
-                                  </w:p>
-                                </w:tc>
-                                <w:tc>
-                                  <w:tcPr>
-                                    <w:tcW w:w="1965" w:type="dxa"/>
-                                  </w:tcPr>
-                                  <w:p>
-                                    <w:pPr>
-                                      <w:jc w:val="both"/>
-                                    </w:pPr>
-                                  </w:p>
-                                </w:tc>
-                                <w:tc>
-                                  <w:tcPr>
-                                    <w:tcW w:w="1966" w:type="dxa"/>
-                                  </w:tcPr>
-                                  <w:p>
-                                    <w:pPr>
-                                      <w:jc w:val="both"/>
-                                    </w:pPr>
-                                  </w:p>
-                                </w:tc>
-                              </w:tr>
-                              <w:tr>
-                                <w:tc>
-                                  <w:tcPr>
-                                    <w:tcW w:w="1965" w:type="dxa"/>
-                                  </w:tcPr>
-                                  <w:p>
-                                    <w:pPr>
-                                      <w:jc w:val="both"/>
-                                    </w:pPr>
-                                  </w:p>
-                                </w:tc>
-                                <w:tc>
-                                  <w:tcPr>
-                                    <w:tcW w:w="1965" w:type="dxa"/>
-                                  </w:tcPr>
-                                  <w:p>
-                                    <w:pPr>
-                                      <w:jc w:val="both"/>
-                                    </w:pPr>
-                                  </w:p>
-                                </w:tc>
-                                <w:tc>
-                                  <w:tcPr>
-                                    <w:tcW w:w="1965" w:type="dxa"/>
-                                  </w:tcPr>
-                                  <w:p>
-                                    <w:pPr>
-                                      <w:jc w:val="both"/>
-                                    </w:pPr>
-                                  </w:p>
-                                </w:tc>
-                                <w:tc>
-                                  <w:tcPr>
-                                    <w:tcW w:w="1966" w:type="dxa"/>
-                                  </w:tcPr>
-                                  <w:p>
-                                    <w:pPr>
-                                      <w:jc w:val="both"/>
-                                    </w:pPr>
-                                  </w:p>
-                                </w:tc>
-                              </w:tr>
-                              <w:tr>
-                                <w:tc>
-                                  <w:tcPr>
-                                    <w:tcW w:w="1965" w:type="dxa"/>
-                                  </w:tcPr>
-                                  <w:p>
-                                    <w:pPr>
-                                      <w:jc w:val="both"/>
-                                    </w:pPr>
-                                  </w:p>
-                                </w:tc>
-                                <w:tc>
-                                  <w:tcPr>
-                                    <w:tcW w:w="1965" w:type="dxa"/>
-                                  </w:tcPr>
-                                  <w:p>
-                                    <w:pPr>
-                                      <w:jc w:val="both"/>
-                                    </w:pPr>
-                                  </w:p>
-                                </w:tc>
-                                <w:tc>
-                                  <w:tcPr>
-                                    <w:tcW w:w="1965" w:type="dxa"/>
-                                  </w:tcPr>
-                                  <w:p>
-                                    <w:pPr>
-                                      <w:jc w:val="both"/>
-                                    </w:pPr>
-                                  </w:p>
-                                </w:tc>
-                                <w:tc>
-                                  <w:tcPr>
-                                    <w:tcW w:w="1966" w:type="dxa"/>
-                                  </w:tcPr>
-                                  <w:p>
-                                    <w:pPr>
-                                      <w:jc w:val="both"/>
-                                    </w:pPr>
-                                  </w:p>
-                                </w:tc>
-                              </w:tr>
-                              <w:tr>
-                                <w:tc>
-                                  <w:tcPr>
-                                    <w:tcW w:w="1965" w:type="dxa"/>
-                                  </w:tcPr>
-                                  <w:p>
-                                    <w:pPr>
-                                      <w:jc w:val="both"/>
-                                    </w:pPr>
-                                  </w:p>
-                                </w:tc>
-                                <w:tc>
-                                  <w:tcPr>
-                                    <w:tcW w:w="1965" w:type="dxa"/>
-                                  </w:tcPr>
-                                  <w:p>
-                                    <w:pPr>
-                                      <w:jc w:val="both"/>
-                                    </w:pPr>
-                                  </w:p>
-                                </w:tc>
-                                <w:tc>
-                                  <w:tcPr>
-                                    <w:tcW w:w="1965" w:type="dxa"/>
-                                  </w:tcPr>
-                                  <w:p>
-                                    <w:pPr>
-                                      <w:jc w:val="both"/>
-                                    </w:pPr>
-                                  </w:p>
-                                </w:tc>
-                                <w:tc>
-                                  <w:tcPr>
-                                    <w:tcW w:w="1966" w:type="dxa"/>
-                                  </w:tcPr>
-                                  <w:p>
-                                    <w:pPr>
-                                      <w:jc w:val="both"/>
-                                    </w:pPr>
-                                  </w:p>
-                                </w:tc>
-                              </w:tr>
-                            </w:tbl>
-                            <w:p>
-                              <w:pPr>
-                                <w:jc w:val="both"/>
-                              </w:pPr>
-                            </w:p>
-                          </w:txbxContent>
-                        </wps:txbx>
-                        <wps:bodyPr rot="0" spcFirstLastPara="0" vertOverflow="overflow" horzOverflow="overflow" vert="horz" wrap="square" lIns="91440" tIns="45720" rIns="91440" bIns="45720" numCol="1" spcCol="0" rtlCol="0" fromWordArt="0" anchor="t" anchorCtr="0" forceAA="0" compatLnSpc="1">
-                          <a:prstTxWarp prst="textNoShape">
-                            <a:avLst/>
-                          </a:prstTxWarp>
-                          <a:noAutofit/>
-                        </wps:bodyPr>
-                      </wps:wsp>
-                    </a:graphicData>
-                  </a:graphic>
-                  <wp14:sizeRelH relativeFrom="margin">
-                    <wp14:pctWidth>0</wp14:pctWidth>
-                  </wp14:sizeRelH>
-                  <wp14:sizeRelV relativeFrom="margin">
-                    <wp14:pctHeight>0</wp14:pctHeight>
-                  </wp14:sizeRelV>
-                </wp:anchor>
-              </w:drawing>
-            </mc:Choice>
-            <mc:Fallback>
-              <w:pict>
-                <v:shape w14:anchorId="673B1B89" id="_x0000_s1030" type="#_x0000_t202" style="position:absolute;margin-left:20.55pt;margin-top:.2pt;width:407.7pt;height:232.8pt;z-index:251658297;visibility:visible;mso-wrap-style:square;mso-width-percent:0;mso-height-percent:0;mso-wrap-distance-left:9pt;mso-wrap-distance-top:0;mso-wrap-distance-right:9pt;mso-wrap-distance-bottom:0;mso-position-horizontal:absolute;mso-position-horizontal-relative:text;mso-position-vertical:absolute;mso-position-vertical-relative:text;mso-width-percent:0;mso-height-percent:0;mso-width-relative:margin;mso-height-relative:margin;v-text-anchor:top" o:gfxdata="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" fillcolor="#f2f2f2 [3052]" strokeweight=".5pt">
-                  <v:textbox>
-                    <w:txbxContent>
-                      <w:p>
-                        <w:pPr>
-                          <w:rPr>
-                            <w:rFonts w:ascii="Baskerville" w:hAnsi="Baskerville"/>
-                            <w:sz w:val="28"/>
-                            <w:szCs w:val="28"/>
-                          </w:rPr>
-                        </w:pPr>
-                        <w:r>
-                          <w:rPr>
-                            <w:rFonts w:ascii="Baskerville" w:hAnsi="Baskerville"/>
-                            <w:sz w:val="28"/>
-                            <w:szCs w:val="28"/>
-                          </w:rPr>
-                          <w:t>Sueld</w:t>
-                        </w:r>
-                        <w:r>
-                          <w:rPr>
-                            <w:rFonts w:ascii="Baskerville" w:hAnsi="Baskerville"/>
-                            <w:sz w:val="28"/>
-                            <w:szCs w:val="28"/>
-                          </w:rPr>
-                          <w:t xml:space="preserve">o por </w:t>
-                        </w:r>
-                        <w:r>
-                          <w:rPr>
-                            <w:rFonts w:ascii="Baskerville" w:hAnsi="Baskerville"/>
-                            <w:sz w:val="28"/>
-                            <w:szCs w:val="28"/>
-                          </w:rPr>
-                          <w:t>Desarrollador</w:t>
-                        </w:r>
-                        <w:r>
-                          <w:rPr>
-                            <w:rFonts w:ascii="Baskerville" w:hAnsi="Baskerville"/>
-                            <w:sz w:val="28"/>
-                            <w:szCs w:val="28"/>
-                          </w:rPr>
-                          <w:t xml:space="preserve"> Mensual </w:t>
-                        </w:r>
-                        <w:r>
-                          <w:rPr>
-                            <w:rFonts w:ascii="Baskerville" w:hAnsi="Baskerville"/>
-                            <w:sz w:val="28"/>
-                            <w:szCs w:val="28"/>
-                          </w:rPr>
-                          <w:tab/>
-                          <w:t xml:space="preserve">$1,800 </w:t>
-                        </w:r>
-                        <w:r>
-                          <w:rPr>
-                            <w:rFonts w:ascii="Baskerville" w:hAnsi="Baskerville"/>
-                            <w:sz w:val="28"/>
-                            <w:szCs w:val="28"/>
-                          </w:rPr>
-                          <w:t>USD</w:t>
-                        </w:r>
-                      </w:p>
-                      <w:p>
-                        <w:pPr>
-                          <w:rPr>
-                            <w:rFonts w:ascii="Baskerville" w:hAnsi="Baskerville"/>
-                            <w:sz w:val="24"/>
-                            <w:szCs w:val="24"/>
-                          </w:rPr>
-                        </w:pPr>
-                      </w:p>
-                      <w:p>
-                        <w:pPr>
-                          <w:jc w:val="both"/>
-                          <w:rPr>
-                            <w:rFonts w:eastAsiaTheme="minorEastAsia"/>
-                            <w:sz w:val="24"/>
-                            <w:szCs w:val="24"/>
-                          </w:rPr>
-                        </w:pPr>
-                        <m:oMathPara>
-                          <m:oMath>
-                            <m:r>
-                              <w:rPr>
-                                <w:rFonts w:ascii="Cambria Math" w:hAnsi="Cambria Math"/>
-                                <w:sz w:val="24"/>
-                                <w:szCs w:val="24"/>
-                              </w:rPr>
-                              <m:t xml:space="preserve">sueldos=1,800 USD*2 desarrolladores*4 meses=$14,400 USD </m:t>
-                            </m:r>
-                          </m:oMath>
-                        </m:oMathPara>
-                      </w:p>
-                      <w:tbl>
-                        <w:tblPr>
-                          <w:tblStyle w:val="TableGrid"/>
-                          <w:tblW w:w="0" w:type="auto"/>
-                          <w:tblLook w:val="04A0" w:firstRow="1" w:lastRow="0" w:firstColumn="1" w:lastColumn="0" w:noHBand="0" w:noVBand="1"/>
-                        </w:tblPr>
-                        <w:tblGrid>
-                          <w:gridCol w:w="1965"/>
-                          <w:gridCol w:w="1965"/>
-                          <w:gridCol w:w="1965"/>
-                          <w:gridCol w:w="1966"/>
-                        </w:tblGrid>
-                        <w:tr>
-                          <w:tc>
-                            <w:tcPr>
-                              <w:tcW w:w="1965" w:type="dxa"/>
-                            </w:tcPr>
-                            <w:p>
-                              <w:pPr>
-                                <w:jc w:val="both"/>
-                              </w:pPr>
-                            </w:p>
-                          </w:tc>
-                          <w:tc>
-                            <w:tcPr>
-                              <w:tcW w:w="1965" w:type="dxa"/>
-                            </w:tcPr>
-                            <w:p>
-                              <w:pPr>
-                                <w:jc w:val="both"/>
-                              </w:pPr>
-                            </w:p>
-                          </w:tc>
-                          <w:tc>
-                            <w:tcPr>
-                              <w:tcW w:w="1965" w:type="dxa"/>
-                            </w:tcPr>
-                            <w:p>
-                              <w:pPr>
-                                <w:jc w:val="both"/>
-                              </w:pPr>
-                            </w:p>
-                          </w:tc>
-                          <w:tc>
-                            <w:tcPr>
-                              <w:tcW w:w="1966" w:type="dxa"/>
-                            </w:tcPr>
-                            <w:p>
-                              <w:pPr>
-                                <w:jc w:val="both"/>
-                              </w:pPr>
-                            </w:p>
-                          </w:tc>
-                        </w:tr>
-                        <w:tr>
-                          <w:tc>
-                            <w:tcPr>
-                              <w:tcW w:w="1965" w:type="dxa"/>
-                            </w:tcPr>
-                            <w:p>
-                              <w:pPr>
-                                <w:jc w:val="both"/>
-                              </w:pPr>
-                            </w:p>
-                          </w:tc>
-                          <w:tc>
-                            <w:tcPr>
-                              <w:tcW w:w="1965" w:type="dxa"/>
-                            </w:tcPr>
-                            <w:p>
-                              <w:pPr>
-                                <w:jc w:val="both"/>
-                              </w:pPr>
-                            </w:p>
-                          </w:tc>
-                          <w:tc>
-                            <w:tcPr>
-                              <w:tcW w:w="1965" w:type="dxa"/>
-                            </w:tcPr>
-                            <w:p>
-                              <w:pPr>
-                                <w:jc w:val="both"/>
-                              </w:pPr>
-                            </w:p>
-                          </w:tc>
-                          <w:tc>
-                            <w:tcPr>
-                              <w:tcW w:w="1966" w:type="dxa"/>
-                            </w:tcPr>
-                            <w:p>
-                              <w:pPr>
-                                <w:jc w:val="both"/>
-                              </w:pPr>
-                            </w:p>
-                          </w:tc>
-                        </w:tr>
-                        <w:tr>
-                          <w:tc>
-                            <w:tcPr>
-                              <w:tcW w:w="1965" w:type="dxa"/>
-                            </w:tcPr>
-                            <w:p>
-                              <w:pPr>
-                                <w:jc w:val="both"/>
-                              </w:pPr>
-                            </w:p>
-                          </w:tc>
-                          <w:tc>
-                            <w:tcPr>
-                              <w:tcW w:w="1965" w:type="dxa"/>
-                            </w:tcPr>
-                            <w:p>
-                              <w:pPr>
-                                <w:jc w:val="both"/>
-                              </w:pPr>
-                            </w:p>
-                          </w:tc>
-                          <w:tc>
-                            <w:tcPr>
-                              <w:tcW w:w="1965" w:type="dxa"/>
-                            </w:tcPr>
-                            <w:p>
-                              <w:pPr>
-                                <w:jc w:val="both"/>
-                              </w:pPr>
-                            </w:p>
-                          </w:tc>
-                          <w:tc>
-                            <w:tcPr>
-                              <w:tcW w:w="1966" w:type="dxa"/>
-                            </w:tcPr>
-                            <w:p>
-                              <w:pPr>
-                                <w:jc w:val="both"/>
-                              </w:pPr>
-                            </w:p>
-                          </w:tc>
-                        </w:tr>
-                        <w:tr>
-                          <w:tc>
-                            <w:tcPr>
-                              <w:tcW w:w="1965" w:type="dxa"/>
-                            </w:tcPr>
-                            <w:p>
-                              <w:pPr>
-                                <w:jc w:val="both"/>
-                              </w:pPr>
-                            </w:p>
-                          </w:tc>
-                          <w:tc>
-                            <w:tcPr>
-                              <w:tcW w:w="1965" w:type="dxa"/>
-                            </w:tcPr>
-                            <w:p>
-                              <w:pPr>
-                                <w:jc w:val="both"/>
-                              </w:pPr>
-                            </w:p>
-                          </w:tc>
-                          <w:tc>
-                            <w:tcPr>
-                              <w:tcW w:w="1965" w:type="dxa"/>
-                            </w:tcPr>
-                            <w:p>
-                              <w:pPr>
-                                <w:jc w:val="both"/>
-                              </w:pPr>
-                            </w:p>
-                          </w:tc>
-                          <w:tc>
-                            <w:tcPr>
-                              <w:tcW w:w="1966" w:type="dxa"/>
-                            </w:tcPr>
-                            <w:p>
-                              <w:pPr>
-                                <w:jc w:val="both"/>
-                              </w:pPr>
-                            </w:p>
-                          </w:tc>
-                        </w:tr>
-                        <w:tr>
-                          <w:tc>
-                            <w:tcPr>
-                              <w:tcW w:w="1965" w:type="dxa"/>
-                            </w:tcPr>
-                            <w:p>
-                              <w:pPr>
-                                <w:jc w:val="both"/>
-                              </w:pPr>
-                            </w:p>
-                          </w:tc>
-                          <w:tc>
-                            <w:tcPr>
-                              <w:tcW w:w="1965" w:type="dxa"/>
-                            </w:tcPr>
-                            <w:p>
-                              <w:pPr>
-                                <w:jc w:val="both"/>
-                              </w:pPr>
-                            </w:p>
-                          </w:tc>
-                          <w:tc>
-                            <w:tcPr>
-                              <w:tcW w:w="1965" w:type="dxa"/>
-                            </w:tcPr>
-                            <w:p>
-                              <w:pPr>
-                                <w:jc w:val="both"/>
-                              </w:pPr>
-                            </w:p>
-                          </w:tc>
-                          <w:tc>
-                            <w:tcPr>
-                              <w:tcW w:w="1966" w:type="dxa"/>
-                            </w:tcPr>
-                            <w:p>
-                              <w:pPr>
-                                <w:jc w:val="both"/>
-                              </w:pPr>
-                            </w:p>
-                          </w:tc>
-                        </w:tr>
-                        <w:tr>
-                          <w:tc>
-                            <w:tcPr>
-                              <w:tcW w:w="1965" w:type="dxa"/>
-                            </w:tcPr>
-                            <w:p>
-                              <w:pPr>
-                                <w:jc w:val="both"/>
-                              </w:pPr>
-                            </w:p>
-                          </w:tc>
-                          <w:tc>
-                            <w:tcPr>
-                              <w:tcW w:w="1965" w:type="dxa"/>
-                            </w:tcPr>
-                            <w:p>
-                              <w:pPr>
-                                <w:jc w:val="both"/>
-                              </w:pPr>
-                            </w:p>
-                          </w:tc>
-                          <w:tc>
-                            <w:tcPr>
-                              <w:tcW w:w="1965" w:type="dxa"/>
-                            </w:tcPr>
-                            <w:p>
-                              <w:pPr>
-                                <w:jc w:val="both"/>
-                              </w:pPr>
-                            </w:p>
-                          </w:tc>
-                          <w:tc>
-                            <w:tcPr>
-                              <w:tcW w:w="1966" w:type="dxa"/>
-                            </w:tcPr>
-                            <w:p>
-                              <w:pPr>
-                                <w:jc w:val="both"/>
-                              </w:pPr>
-                            </w:p>
-                          </w:tc>
-                        </w:tr>
-                      </w:tbl>
-                      <w:p>
-                        <w:pPr>
-                          <w:jc w:val="both"/>
-                        </w:pPr>
-                      </w:p>
-                    </w:txbxContent>
-                  </v:textbox>
-                  <w10:wrap type="topAndBottom"/>
-                </v:shape>
-              </w:pict>
-            </mc:Fallback>
-          </mc:AlternateContent>
-        </w:r>
-      </w:del>
-    </w:p>
-    <w:p>
-      <w:pPr>
-        <w:rPr>
-          <w:rFonts w:ascii="Baskerville" w:eastAsiaTheme="majorEastAsia" w:hAnsi="Baskerville" w:cstheme="majorBidi"/>
-          <w:color w:val="595959" w:themeColor="text1" w:themeTint="A6"/>
-          <w:spacing w:val="15"/>
-          <w:sz w:val="36"/>
-          <w:szCs w:val="32"/>
-        </w:rPr>
-      </w:pPr>
-    </w:p>
-    <w:p>
-      <w:pPr>
-        <w:jc w:val="center"/>
-        <w:rPr>
-          <w:rFonts w:ascii="Baskerville" w:eastAsiaTheme="majorEastAsia" w:hAnsi="Baskerville" w:cstheme="majorBidi"/>
-          <w:color w:val="595959" w:themeColor="text1" w:themeTint="A6"/>
-          <w:spacing w:val="15"/>
-          <w:sz w:val="36"/>
-          <w:szCs w:val="32"/>
-        </w:rPr>
-      </w:pPr>
-    </w:p>
-    <w:p>
-      <w:pPr>
-        <w:jc w:val="center"/>
-        <w:rPr>
-          <w:rFonts w:ascii="Baskerville" w:eastAsiaTheme="majorEastAsia" w:hAnsi="Baskerville" w:cstheme="majorBidi"/>
-          <w:color w:val="595959" w:themeColor="text1" w:themeTint="A6"/>
-          <w:spacing w:val="15"/>
-          <w:sz w:val="36"/>
-          <w:szCs w:val="32"/>
-        </w:rPr>
-      </w:pPr>
-    </w:p>
-    <w:p>
-      <w:pPr>
-        <w:jc w:val="center"/>
-        <w:rPr>
-          <w:rFonts w:ascii="Baskerville" w:eastAsiaTheme="majorEastAsia" w:hAnsi="Baskerville" w:cstheme="majorBidi"/>
-          <w:color w:val="595959" w:themeColor="text1" w:themeTint="A6"/>
-          <w:spacing w:val="15"/>
-          <w:sz w:val="36"/>
-          <w:szCs w:val="32"/>
-        </w:rPr>
-      </w:pPr>
+                        </a:ln>
+                      </wps:spPr>
+                      <wps:txbx>
+                        <w:txbxContent>
+                          <w:p/>
+                        </w:txbxContent>
+                      </wps:txbx>
+                      <wps:bodyPr rot="0" spcFirstLastPara="0" vertOverflow="overflow" horzOverflow="overflow" vert="horz" wrap="square" lIns="91440" tIns="45720" rIns="91440" bIns="45720" numCol="1" spcCol="0" rtlCol="0" fromWordArt="0" anchor="t" anchorCtr="0" forceAA="0" compatLnSpc="1">
+                        <a:prstTxWarp prst="textNoShape">
+                          <a:avLst/>
+                        </a:prstTxWarp>
+                        <a:noAutofit/>
+                      </wps:bodyPr>
+                    </wps:wsp>
+                  </a:graphicData>
+                </a:graphic>
+              </wp:anchor>
+            </w:drawing>
+          </mc:Choice>
+          <mc:Fallback>
+            <w:pict>
+              <v:shape w14:anchorId="16AC24A6" id="_x0000_s1035" type="#_x0000_t202" style="position:absolute;left:0;text-align:left;margin-left:0;margin-top:15.35pt;width:436.4pt;height:60.3pt;z-index:-251658178;visibility:visible;mso-wrap-style:square;mso-wrap-distance-left:9pt;mso-wrap-distance-top:0;mso-wrap-distance-right:9pt;mso-wrap-distance-bottom:0;mso-position-horizontal:absolute;mso-position-horizontal-relative:text;mso-position-vertical:absolute;mso-position-vertical-relative:text;v-text-anchor:top" o:gfxdata="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" fillcolor="#deeaf6 [660]" strokecolor="#2e74b5 [2404]" strokeweight="1pt">
+                <v:textbox>
+                  <w:txbxContent>
+                    <w:p/>
+                  </w:txbxContent>
+                </v:textbox>
+              </v:shape>
+            </w:pict>
+          </mc:Fallback>
+        </mc:AlternateContent>
+      </w:r>
+    </w:p>
+    <w:p>
+      <w:pPr>
+        <w:spacing w:line="276" w:lineRule="auto"/>
+        <w:ind w:firstLine="708"/>
+        <w:rPr>
+          <w:rFonts w:ascii="Baskerville" w:hAnsi="Baskerville"/>
+          <w:sz w:val="24"/>
+          <w:szCs w:val="24"/>
+        </w:rPr>
+      </w:pPr>
+      <w:r>
+        <w:rPr>
+          <w:rFonts w:ascii="Baskerville" w:hAnsi="Baskerville"/>
+          <w:sz w:val="24"/>
+          <w:szCs w:val="24"/>
+        </w:rPr>
+        <w:t>Tiempo estimado de desarrollo.</w:t>
+      </w:r>
+      <w:r>
+        <w:rPr>
+          <w:rFonts w:ascii="Baskerville" w:hAnsi="Baskerville"/>
+          <w:sz w:val="24"/>
+          <w:szCs w:val="24"/>
+        </w:rPr>
+        <w:tab/>
+      </w:r>
+      <w:r>
+        <w:rPr>
+          <w:rFonts w:ascii="Baskerville" w:hAnsi="Baskerville"/>
+          <w:sz w:val="24"/>
+          <w:szCs w:val="24"/>
+        </w:rPr>
+        <w:tab/>
+      </w:r>
+      <w:r>
+        <w:rPr>
+          <w:rFonts w:ascii="Baskerville" w:hAnsi="Baskerville"/>
+          <w:sz w:val="24"/>
+          <w:szCs w:val="24"/>
+        </w:rPr>
+        <w:t>4</w:t>
+      </w:r>
+      <w:r>
+        <w:rPr>
+          <w:rFonts w:ascii="Baskerville" w:hAnsi="Baskerville"/>
+          <w:sz w:val="24"/>
+          <w:szCs w:val="24"/>
+        </w:rPr>
+        <w:t xml:space="preserve"> meses</w:t>
+      </w:r>
+    </w:p>
+    <w:p>
+      <w:pPr>
+        <w:spacing w:line="276" w:lineRule="auto"/>
+        <w:ind w:firstLine="708"/>
+        <w:rPr>
+          <w:rFonts w:ascii="Baskerville" w:hAnsi="Baskerville"/>
+          <w:sz w:val="24"/>
+          <w:szCs w:val="24"/>
+        </w:rPr>
+      </w:pPr>
+      <w:r>
+        <w:rPr>
+          <w:rFonts w:ascii="Baskerville" w:hAnsi="Baskerville"/>
+          <w:sz w:val="24"/>
+          <w:szCs w:val="24"/>
+        </w:rPr>
+        <w:t>Costo Estimado Total.</w:t>
+      </w:r>
+      <w:r>
+        <w:rPr>
+          <w:rFonts w:ascii="Baskerville" w:hAnsi="Baskerville"/>
+          <w:sz w:val="24"/>
+          <w:szCs w:val="24"/>
+        </w:rPr>
+        <w:tab/>
+      </w:r>
+      <w:r>
+        <w:rPr>
+          <w:rFonts w:ascii="Baskerville" w:hAnsi="Baskerville"/>
+          <w:sz w:val="24"/>
+          <w:szCs w:val="24"/>
+        </w:rPr>
+        <w:tab/>
+      </w:r>
+      <w:r>
+        <w:rPr>
+          <w:rFonts w:ascii="Baskerville" w:hAnsi="Baskerville"/>
+          <w:sz w:val="24"/>
+          <w:szCs w:val="24"/>
+        </w:rPr>
+        <w:tab/>
+        <w:t>16,000 USD</w:t>
+      </w:r>
+    </w:p>
+    <w:p>
+      <w:pPr>
+        <w:spacing w:line="276" w:lineRule="auto"/>
+        <w:jc w:val="both"/>
+        <w:rPr>
+          <w:rFonts w:ascii="Baskerville" w:hAnsi="Baskerville"/>
+          <w:sz w:val="24"/>
+          <w:szCs w:val="24"/>
+        </w:rPr>
+      </w:pPr>
+    </w:p>
+    <w:p>
+      <w:pPr>
+        <w:spacing w:line="276" w:lineRule="auto"/>
+        <w:jc w:val="both"/>
+        <w:rPr>
+          <w:rFonts w:ascii="Baskerville" w:hAnsi="Baskerville"/>
+        </w:rPr>
+      </w:pPr>
+    </w:p>
+    <w:p>
+      <w:pPr>
+        <w:rPr>
+          <w:rFonts w:ascii="Baskerville" w:hAnsi="Baskerville"/>
+        </w:rPr>
+      </w:pPr>
+      <w:r>
+        <w:rPr>
+          <w:rFonts w:ascii="Baskerville" w:hAnsi="Baskerville"/>
+        </w:rPr>
+        <w:br w:type="page"/>
+      </w:r>
     </w:p>
     <w:p>
       <w:pPr>
@@ -14317,6 +16733,7 @@
           <w:sz w:val="36"/>
           <w:szCs w:val="32"/>
         </w:rPr>
+        <w:lastRenderedPageBreak/>
         <mc:AlternateContent>
           <mc:Choice Requires="wps">
             <w:drawing>
@@ -14402,7 +16819,7 @@
         </mc:AlternateContent>
       </w:r>
     </w:p>
-    <w:bookmarkStart w:id="25" w:name="_Toc229638675"/>
+    <w:bookmarkStart w:id="31" w:name="_Toc230112863"/>
     <w:p>
       <w:pPr>
         <w:pStyle w:val="Heading1"/>
@@ -14507,7 +16924,7 @@
         </w:rPr>
         <w:t>14. Anexos</w:t>
       </w:r>
-      <w:bookmarkEnd w:id="25"/>
+      <w:bookmarkEnd w:id="31"/>
     </w:p>
     <w:p>
       <w:pPr>
@@ -14559,7 +16976,7 @@
                     </pic:cNvPicPr>
                   </pic:nvPicPr>
                   <pic:blipFill>
-                    <a:blip r:embed="rId19" cstate="print">
+                    <a:blip r:embed="rId21" cstate="print">
                       <a:extLst>
                         <a:ext uri="{28A0092B-C50C-407E-A947-70E740481C1C}">
                           <a14:useLocalDpi xmlns:a14="http://schemas.microsoft.com/office/drawing/2010/main" val="0"/>
@@ -14630,7 +17047,7 @@
           <w:noProof/>
         </w:rPr>
         <w:drawing>
-          <wp:anchor distT="0" distB="0" distL="114300" distR="114300" simplePos="0" relativeHeight="251658245" behindDoc="0" locked="0" layoutInCell="1" allowOverlap="1" wp14:anchorId="3DBA43CC" wp14:editId="16548D94">
+          <wp:anchor distT="0" distB="0" distL="114300" distR="114300" simplePos="0" relativeHeight="251658245" behindDoc="0" locked="0" layoutInCell="1" allowOverlap="1" wp14:anchorId="3DBA43CC" wp14:editId="6A94E204">
             <wp:simplePos x="0" y="0"/>
             <wp:positionH relativeFrom="margin">
               <wp:posOffset>3204845</wp:posOffset>
@@ -14653,7 +17070,7 @@
                     <pic:cNvPicPr/>
                   </pic:nvPicPr>
                   <pic:blipFill>
-                    <a:blip r:embed="rId20" cstate="print">
+                    <a:blip r:embed="rId22" cstate="print">
                       <a:extLst>
                         <a:ext uri="{28A0092B-C50C-407E-A947-70E740481C1C}">
                           <a14:useLocalDpi xmlns:a14="http://schemas.microsoft.com/office/drawing/2010/main" val="0"/>
@@ -14807,7 +17224,6 @@
           <w:b/>
           <w:bCs/>
         </w:rPr>
-        <w:lastRenderedPageBreak/>
         <w:t xml:space="preserve">Anexo B. </w:t>
       </w:r>
       <w:r>
@@ -15012,7 +17428,7 @@
           <w:highlight w:val="black"/>
         </w:rPr>
         <w:drawing>
-          <wp:anchor distT="0" distB="0" distL="114300" distR="114300" simplePos="0" relativeHeight="251658282" behindDoc="0" locked="0" layoutInCell="1" allowOverlap="1" wp14:anchorId="7E843AAA" wp14:editId="118AD686">
+          <wp:anchor distT="0" distB="0" distL="114300" distR="114300" simplePos="0" relativeHeight="251658282" behindDoc="0" locked="0" layoutInCell="1" allowOverlap="1" wp14:anchorId="7E843AAA" wp14:editId="7B1B8A48">
             <wp:simplePos x="0" y="0"/>
             <wp:positionH relativeFrom="margin">
               <wp:posOffset>-242570</wp:posOffset>
@@ -15037,7 +17453,7 @@
                     </pic:cNvPicPr>
                   </pic:nvPicPr>
                   <pic:blipFill>
-                    <a:blip r:embed="rId21" cstate="print">
+                    <a:blip r:embed="rId23" cstate="print">
                       <a:extLst>
                         <a:ext uri="{28A0092B-C50C-407E-A947-70E740481C1C}">
                           <a14:useLocalDpi xmlns:a14="http://schemas.microsoft.com/office/drawing/2010/main" val="0"/>
@@ -15132,7 +17548,7 @@
                     </pic:cNvPicPr>
                   </pic:nvPicPr>
                   <pic:blipFill rotWithShape="1">
-                    <a:blip r:embed="rId22" cstate="print">
+                    <a:blip r:embed="rId24" cstate="print">
                       <a:extLst>
                         <a:ext uri="{28A0092B-C50C-407E-A947-70E740481C1C}">
                           <a14:useLocalDpi xmlns:a14="http://schemas.microsoft.com/office/drawing/2010/main" val="0"/>
@@ -15311,6 +17727,7 @@
           <w:b/>
           <w:bCs/>
         </w:rPr>
+        <w:lastRenderedPageBreak/>
         <w:t xml:space="preserve">Anexo C. </w:t>
       </w:r>
       <w:r>
@@ -15334,7 +17751,7 @@
         <mc:AlternateContent>
           <mc:Choice Requires="wpg">
             <w:drawing>
-              <wp:anchor distT="0" distB="0" distL="114300" distR="114300" simplePos="0" relativeHeight="251658299" behindDoc="0" locked="0" layoutInCell="1" allowOverlap="1" wp14:anchorId="4842BF2B" wp14:editId="7A38DCD3">
+              <wp:anchor distT="0" distB="0" distL="114300" distR="114300" simplePos="0" relativeHeight="251658304" behindDoc="0" locked="0" layoutInCell="1" allowOverlap="1" wp14:anchorId="4842BF2B" wp14:editId="67D98CC9">
                 <wp:simplePos x="0" y="0"/>
                 <wp:positionH relativeFrom="column">
                   <wp:posOffset>-640864</wp:posOffset>
@@ -15343,7 +17760,7 @@
                   <wp:posOffset>20955</wp:posOffset>
                 </wp:positionV>
                 <wp:extent cx="7006963" cy="3474777"/>
-                <wp:effectExtent l="12700" t="12700" r="16510" b="17780"/>
+                <wp:effectExtent l="0" t="19050" r="22860" b="11430"/>
                 <wp:wrapNone/>
                 <wp:docPr id="1931657639" name="Group 4"/>
                 <wp:cNvGraphicFramePr/>
@@ -15382,7 +17799,11 @@
                               <a:avLst/>
                             </a:prstGeom>
                             <a:noFill/>
-                            <a:ln w="19050"/>
+                            <a:ln w="19050">
+                              <a:solidFill>
+                                <a:schemeClr val="accent1"/>
+                              </a:solidFill>
+                            </a:ln>
                           </wps:spPr>
                           <wps:style>
                             <a:lnRef idx="2">
@@ -15430,10 +17851,10 @@
                             </pic:cNvPicPr>
                           </pic:nvPicPr>
                           <pic:blipFill>
-                            <a:blip r:embed="rId23">
+                            <a:blip r:embed="rId25">
                               <a:extLst>
                                 <a:ext uri="{96DAC541-7B7A-43D3-8B79-37D633B846F1}">
-                                  <asvg:svgBlip xmlns:asvg="http://schemas.microsoft.com/office/drawing/2016/SVG/main" r:embed="rId24"/>
+                                  <asvg:svgBlip xmlns:asvg="http://schemas.microsoft.com/office/drawing/2016/SVG/main" r:embed="rId26"/>
                                 </a:ext>
                               </a:extLst>
                             </a:blip>
@@ -15922,7 +18343,11 @@
                               <a:avLst/>
                             </a:prstGeom>
                             <a:noFill/>
-                            <a:ln w="19050"/>
+                            <a:ln w="19050">
+                              <a:solidFill>
+                                <a:schemeClr val="accent1"/>
+                              </a:solidFill>
+                            </a:ln>
                           </wps:spPr>
                           <wps:style>
                             <a:lnRef idx="2">
@@ -16297,10 +18722,10 @@
                             </pic:cNvPicPr>
                           </pic:nvPicPr>
                           <pic:blipFill>
-                            <a:blip r:embed="rId23">
+                            <a:blip r:embed="rId25">
                               <a:extLst>
                                 <a:ext uri="{96DAC541-7B7A-43D3-8B79-37D633B846F1}">
-                                  <asvg:svgBlip xmlns:asvg="http://schemas.microsoft.com/office/drawing/2016/SVG/main" r:embed="rId24"/>
+                                  <asvg:svgBlip xmlns:asvg="http://schemas.microsoft.com/office/drawing/2016/SVG/main" r:embed="rId26"/>
                                 </a:ext>
                               </a:extLst>
                             </a:blip>
@@ -16975,9 +19400,9 @@
           </mc:Choice>
           <mc:Fallback>
             <w:pict>
-              <v:group w14:anchorId="4842BF2B" id="Group 4" o:spid="_x0000_s1031" style="position:absolute;margin-left:-50.45pt;margin-top:1.65pt;width:551.75pt;height:273.6pt;z-index:251658299" coordsize="70069,34747" o:gfxdata="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">
-                <v:group id="Grupo 24" o:spid="_x0000_s1032" style="position:absolute;top:6633;width:26954;height:23352" coordsize="26954,23351" o:gfxdata="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">
-                  <v:roundrect id="Rectángulo: esquinas redondeadas 18" o:spid="_x0000_s1033" style="position:absolute;top:2470;width:26954;height:20881;visibility:visible;mso-wrap-style:square;v-text-anchor:middle" arcsize="10923f" o:gfxdata="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" filled="f" strokecolor="#091723 [484]" strokeweight="1.5pt">
+              <v:group w14:anchorId="4842BF2B" id="Group 4" o:spid="_x0000_s1036" style="position:absolute;margin-left:-50.45pt;margin-top:1.65pt;width:551.75pt;height:273.6pt;z-index:251658304" coordsize="70069,34747" o:gfxdata="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">
+                <v:group id="Grupo 24" o:spid="_x0000_s1037" style="position:absolute;top:6633;width:26954;height:23352" coordsize="26954,23351" o:gfxdata="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">
+                  <v:roundrect id="Rectángulo: esquinas redondeadas 18" o:spid="_x0000_s1038" style="position:absolute;top:2470;width:26954;height:20881;visibility:visible;mso-wrap-style:square;v-text-anchor:middle" arcsize="10923f" o:gfxdata="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" filled="f" strokecolor="#5b9bd5 [3204]" strokeweight="1.5pt">
                     <v:stroke joinstyle="miter"/>
                     <v:textbox>
                       <w:txbxContent>
@@ -17014,10 +19439,10 @@
                     <v:path o:extrusionok="f" gradientshapeok="t" o:connecttype="rect"/>
                     <o:lock v:ext="edit" aspectratio="t"/>
                   </v:shapetype>
-                  <v:shape id="Gráfico 11" o:spid="_x0000_s1034" type="#_x0000_t75" alt="Base de datos con relleno sólido" style="position:absolute;left:10508;top:14958;width:5868;height:5867;visibility:visible;mso-wrap-style:square" o:gfxdata="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">
-                    <v:imagedata r:id="rId25" o:title="Base de datos con relleno sólido"/>
+                  <v:shape id="Gráfico 11" o:spid="_x0000_s1039" type="#_x0000_t75" alt="Base de datos con relleno sólido" style="position:absolute;left:10508;top:14958;width:5868;height:5867;visibility:visible;mso-wrap-style:square" o:gfxdata="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">
+                    <v:imagedata r:id="rId27" o:title="Base de datos con relleno sólido"/>
                   </v:shape>
-                  <v:roundrect id="Rectángulo: esquinas redondeadas 18" o:spid="_x0000_s1035" style="position:absolute;left:1091;top:4927;width:9758;height:4504;visibility:visible;mso-wrap-style:square;v-text-anchor:middle" arcsize="10923f" o:gfxdata="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" filled="f" strokecolor="#091723 [484]" strokeweight="1.5pt">
+                  <v:roundrect id="Rectángulo: esquinas redondeadas 18" o:spid="_x0000_s1040" style="position:absolute;left:1091;top:4927;width:9758;height:4504;visibility:visible;mso-wrap-style:square;v-text-anchor:middle" arcsize="10923f" o:gfxdata="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" filled="f" strokecolor="#091723 [484]" strokeweight="1.5pt">
                     <v:stroke joinstyle="miter"/>
                     <v:textbox>
                       <w:txbxContent>
@@ -17055,7 +19480,7 @@
                       </w:txbxContent>
                     </v:textbox>
                   </v:roundrect>
-                  <v:roundrect id="Rectángulo: esquinas redondeadas 18" o:spid="_x0000_s1036" style="position:absolute;left:15080;top:5063;width:10168;height:4163;visibility:visible;mso-wrap-style:square;v-text-anchor:middle" arcsize="10923f" o:gfxdata="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" filled="f" strokecolor="#091723 [484]" strokeweight="1.5pt">
+                  <v:roundrect id="Rectángulo: esquinas redondeadas 18" o:spid="_x0000_s1041" style="position:absolute;left:15080;top:5063;width:10168;height:4163;visibility:visible;mso-wrap-style:square;v-text-anchor:middle" arcsize="10923f" o:gfxdata="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" filled="f" strokecolor="#091723 [484]" strokeweight="1.5pt">
                     <v:stroke joinstyle="miter"/>
                     <v:textbox>
                       <w:txbxContent>
@@ -17117,13 +19542,13 @@
                     <v:path arrowok="t" fillok="f" o:connecttype="none"/>
                     <o:lock v:ext="edit" shapetype="t"/>
                   </v:shapetype>
-                  <v:shape id="Conector recto de flecha 19" o:spid="_x0000_s1037" type="#_x0000_t32" style="position:absolute;left:5663;top:10181;width:4092;height:4090;visibility:visible;mso-wrap-style:square" o:connectortype="straight" o:gfxdata="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" strokecolor="black [3200]" strokeweight="1.5pt">
+                  <v:shape id="Conector recto de flecha 19" o:spid="_x0000_s1042" type="#_x0000_t32" style="position:absolute;left:5663;top:10181;width:4092;height:4090;visibility:visible;mso-wrap-style:square" o:connectortype="straight" o:gfxdata="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" strokecolor="black [3200]" strokeweight="1.5pt">
                     <v:stroke endarrow="block" joinstyle="miter"/>
                   </v:shape>
-                  <v:shape id="Conector recto de flecha 19" o:spid="_x0000_s1038" type="#_x0000_t32" style="position:absolute;left:16348;top:9977;width:3655;height:4287;flip:x;visibility:visible;mso-wrap-style:square" o:connectortype="straight" o:gfxdata="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" strokecolor="black [3200]" strokeweight="1.5pt">
+                  <v:shape id="Conector recto de flecha 19" o:spid="_x0000_s1043" type="#_x0000_t32" style="position:absolute;left:16348;top:9977;width:3655;height:4287;flip:x;visibility:visible;mso-wrap-style:square" o:connectortype="straight" o:gfxdata="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" strokecolor="black [3200]" strokeweight="1.5pt">
                     <v:stroke endarrow="block" joinstyle="miter"/>
                   </v:shape>
-                  <v:shape id="Cuadro de texto 20" o:spid="_x0000_s1039" type="#_x0000_t202" style="position:absolute;left:5786;width:16036;height:4230;visibility:visible;mso-wrap-style:square;v-text-anchor:top" o:gfxdata="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" fillcolor="white [3212]" strokeweight="1pt">
+                  <v:shape id="Cuadro de texto 20" o:spid="_x0000_s1044" type="#_x0000_t202" style="position:absolute;left:5786;width:16036;height:4230;visibility:visible;mso-wrap-style:square;v-text-anchor:top" o:gfxdata="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" fillcolor="white [3212]" strokeweight="1pt">
                     <v:textbox>
                       <w:txbxContent>
                         <w:p>
@@ -17163,8 +19588,8 @@
                     </v:textbox>
                   </v:shape>
                 </v:group>
-                <v:group id="Grupo 22" o:spid="_x0000_s1040" style="position:absolute;left:43120;width:26949;height:34747" coordsize="26949,34747" o:gfxdata="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">
-                  <v:roundrect id="Rectángulo: esquinas redondeadas 18" o:spid="_x0000_s1041" style="position:absolute;top:2743;width:26949;height:32004;visibility:visible;mso-wrap-style:square;v-text-anchor:middle" arcsize="10923f" o:gfxdata="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" filled="f" strokecolor="#091723 [484]" strokeweight="1.5pt">
+                <v:group id="Grupo 22" o:spid="_x0000_s1045" style="position:absolute;left:43120;width:26949;height:34747" coordsize="26949,34747" o:gfxdata="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">
+                  <v:roundrect id="Rectángulo: esquinas redondeadas 18" o:spid="_x0000_s1046" style="position:absolute;top:2743;width:26949;height:32004;visibility:visible;mso-wrap-style:square;v-text-anchor:middle" arcsize="10923f" o:gfxdata="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" filled="f" strokecolor="#5b9bd5 [3204]" strokeweight="1.5pt">
                     <v:stroke joinstyle="miter"/>
                     <v:textbox>
                       <w:txbxContent>
@@ -17182,7 +19607,7 @@
                       </w:txbxContent>
                     </v:textbox>
                   </v:roundrect>
-                  <v:shape id="Cuadro de texto 20" o:spid="_x0000_s1042" type="#_x0000_t202" style="position:absolute;left:5990;width:16036;height:4230;visibility:visible;mso-wrap-style:square;v-text-anchor:top" o:gfxdata="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" fillcolor="white [3212]" strokeweight="1pt">
+                  <v:shape id="Cuadro de texto 20" o:spid="_x0000_s1047" type="#_x0000_t202" style="position:absolute;left:5990;width:16036;height:4230;visibility:visible;mso-wrap-style:square;v-text-anchor:top" o:gfxdata="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" fillcolor="white [3212]" strokeweight="1pt">
                     <v:textbox>
                       <w:txbxContent>
                         <w:p>
@@ -17204,7 +19629,7 @@
                       </w:txbxContent>
                     </v:textbox>
                   </v:shape>
-                  <v:roundrect id="Rectángulo: esquinas redondeadas 18" o:spid="_x0000_s1043" style="position:absolute;left:1160;top:8475;width:13101;height:4502;visibility:visible;mso-wrap-style:square;v-text-anchor:middle" arcsize="10923f" o:gfxdata="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" filled="f" strokecolor="#091723 [484]" strokeweight="1.5pt">
+                  <v:roundrect id="Rectángulo: esquinas redondeadas 18" o:spid="_x0000_s1048" style="position:absolute;left:1160;top:8475;width:13101;height:4502;visibility:visible;mso-wrap-style:square;v-text-anchor:middle" arcsize="10923f" o:gfxdata="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" filled="f" strokecolor="#091723 [484]" strokeweight="1.5pt">
                     <v:stroke joinstyle="miter"/>
                     <v:textbox>
                       <w:txbxContent>
@@ -17293,10 +19718,10 @@
                       </w:txbxContent>
                     </v:textbox>
                   </v:roundrect>
-                  <v:shape id="Gráfico 11" o:spid="_x0000_s1044" type="#_x0000_t75" alt="Base de datos con relleno sólido" style="position:absolute;left:10645;top:28333;width:5867;height:5867;visibility:visible;mso-wrap-style:square" o:gfxdata="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">
-                    <v:imagedata r:id="rId25" o:title="Base de datos con relleno sólido"/>
+                  <v:shape id="Gráfico 11" o:spid="_x0000_s1049" type="#_x0000_t75" alt="Base de datos con relleno sólido" style="position:absolute;left:10645;top:28333;width:5867;height:5867;visibility:visible;mso-wrap-style:square" o:gfxdata="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">
+                    <v:imagedata r:id="rId27" o:title="Base de datos con relleno sólido"/>
                   </v:shape>
-                  <v:roundrect id="Rectángulo: esquinas redondeadas 18" o:spid="_x0000_s1045" style="position:absolute;left:15831;top:8680;width:10166;height:4159;visibility:visible;mso-wrap-style:square;v-text-anchor:middle" arcsize="10923f" o:gfxdata="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" filled="f" strokecolor="#091723 [484]" strokeweight="1.5pt">
+                  <v:roundrect id="Rectángulo: esquinas redondeadas 18" o:spid="_x0000_s1050" style="position:absolute;left:15831;top:8680;width:10166;height:4159;visibility:visible;mso-wrap-style:square;v-text-anchor:middle" arcsize="10923f" o:gfxdata="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" filled="f" strokecolor="#091723 [484]" strokeweight="1.5pt">
                     <v:stroke joinstyle="miter"/>
                     <v:textbox>
                       <w:txbxContent>
@@ -17343,10 +19768,10 @@
                       </w:txbxContent>
                     </v:textbox>
                   </v:roundrect>
-                  <v:line id="Conector recto 21" o:spid="_x0000_s1046" style="position:absolute;visibility:visible;mso-wrap-style:square" from="1501,14890" to="25732,14958" o:connectortype="straight" o:gfxdata="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" strokecolor="black [3200]" strokeweight="1.5pt">
+                  <v:line id="Conector recto 21" o:spid="_x0000_s1051" style="position:absolute;visibility:visible;mso-wrap-style:square" from="1501,14890" to="25732,14958" o:connectortype="straight" o:gfxdata="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" strokecolor="black [3200]" strokeweight="1.5pt">
                     <v:stroke joinstyle="miter"/>
                   </v:line>
-                  <v:shape id="Cuadro de texto 20" o:spid="_x0000_s1047" type="#_x0000_t202" style="position:absolute;left:1487;top:5117;width:13457;height:1994;visibility:visible;mso-wrap-style:square;v-text-anchor:top" o:gfxdata="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" fillcolor="white [3212]" strokeweight="1pt">
+                  <v:shape id="Cuadro de texto 20" o:spid="_x0000_s1052" type="#_x0000_t202" style="position:absolute;left:1487;top:5117;width:13457;height:1994;visibility:visible;mso-wrap-style:square;v-text-anchor:top" o:gfxdata="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" fillcolor="white [3212]" strokeweight="1pt">
                     <v:textbox>
                       <w:txbxContent>
                         <w:p>
@@ -17376,7 +19801,7 @@
                       </w:txbxContent>
                     </v:textbox>
                   </v:shape>
-                  <v:shape id="Cuadro de texto 20" o:spid="_x0000_s1048" type="#_x0000_t202" style="position:absolute;left:1691;top:16513;width:13458;height:1993;visibility:visible;mso-wrap-style:square;v-text-anchor:top" o:gfxdata="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" fillcolor="white [3212]" strokeweight="1pt">
+                  <v:shape id="Cuadro de texto 20" o:spid="_x0000_s1053" type="#_x0000_t202" style="position:absolute;left:1691;top:16513;width:13458;height:1993;visibility:visible;mso-wrap-style:square;v-text-anchor:top" o:gfxdata="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" fillcolor="white [3212]" strokeweight="1pt">
                     <v:textbox>
                       <w:txbxContent>
                         <w:p>
@@ -17406,7 +19831,7 @@
                       </w:txbxContent>
                     </v:textbox>
                   </v:shape>
-                  <v:roundrect id="Rectángulo: esquinas redondeadas 18" o:spid="_x0000_s1049" style="position:absolute;left:8529;top:20485;width:13102;height:4503;visibility:visible;mso-wrap-style:square;v-text-anchor:middle" arcsize="10923f" o:gfxdata="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" filled="f" strokecolor="#091723 [484]" strokeweight="1.5pt">
+                  <v:roundrect id="Rectángulo: esquinas redondeadas 18" o:spid="_x0000_s1054" style="position:absolute;left:8529;top:20485;width:13102;height:4503;visibility:visible;mso-wrap-style:square;v-text-anchor:middle" arcsize="10923f" o:gfxdata="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" filled="f" strokecolor="#091723 [484]" strokeweight="1.5pt">
                     <v:stroke joinstyle="miter"/>
                     <v:textbox>
                       <w:txbxContent>
@@ -17449,7 +19874,7 @@
                   <v:stroke joinstyle="miter"/>
                   <v:path o:extrusionok="f" gradientshapeok="t" o:connecttype="rect" textboxrect="5400,5400,16200,16200"/>
                 </v:shapetype>
-                <v:shape id="Diagrama de flujo: ordenar 25" o:spid="_x0000_s1050" type="#_x0000_t126" style="position:absolute;left:32853;top:13987;width:4144;height:9771;rotation:90;visibility:visible;mso-wrap-style:square;v-text-anchor:middle" o:gfxdata="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" fillcolor="black [3213]" strokecolor="white [3212]" strokeweight="1pt"/>
+                <v:shape id="Diagrama de flujo: ordenar 25" o:spid="_x0000_s1055" type="#_x0000_t126" style="position:absolute;left:32853;top:13987;width:4144;height:9771;rotation:90;visibility:visible;mso-wrap-style:square;v-text-anchor:middle" o:gfxdata="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" fillcolor="black [3213]" strokecolor="white [3212]" strokeweight="1pt"/>
               </v:group>
             </w:pict>
           </mc:Fallback>
@@ -17478,9 +19903,11 @@
       </w:pPr>
     </w:p>
     <w:sectPr>
-      <w:headerReference w:type="default" r:id="rId26"/>
+      <w:headerReference w:type="default" r:id="rId28"/>
+      <w:footerReference w:type="default" r:id="rId29"/>
       <w:pgSz w:w="12240" w:h="15840"/>
       <w:pgMar w:top="1417" w:right="1701" w:bottom="1417" w:left="1701" w:header="708" w:footer="708" w:gutter="0"/>
+      <w:pgNumType w:start="1" w:chapStyle="1"/>
       <w:cols w:space="708"/>
       <w:docGrid w:linePitch="360"/>
     </w:sectPr>
@@ -17578,65 +20005,6 @@
 
 <file path=word/footer2.xml><?xml version="1.0" encoding="utf-8"?>
 <w:ftr xmlns:wpc="http://schemas.microsoft.com/office/word/2010/wordprocessingCanvas" xmlns:cx="http://schemas.microsoft.com/office/drawing/2014/chartex" xmlns:cx1="http://schemas.microsoft.com/office/drawing/2015/9/8/chartex" xmlns:cx2="http://schemas.microsoft.com/office/drawing/2015/10/21/chartex" xmlns:cx3="http://schemas.microsoft.com/office/drawing/2016/5/9/chartex" xmlns:cx4="http://schemas.microsoft.com/office/drawing/2016/5/10/chartex" xmlns:cx5="http://schemas.microsoft.com/office/drawing/2016/5/11/chartex" xmlns:cx6="http://schemas.microsoft.com/office/drawing/2016/5/12/chartex" xmlns:cx7="http://schemas.microsoft.com/office/drawing/2016/5/13/chartex" xmlns:cx8="http://schemas.microsoft.com/office/drawing/2016/5/14/chartex" xmlns:mc="http://schemas.openxmlformats.org/markup-compatibility/2006" xmlns:aink="http://schemas.microsoft.com/office/drawing/2016/ink" xmlns:am3d="http://schemas.microsoft.com/office/drawing/2017/model3d" xmlns:o="urn:schemas-microsoft-com:office:office" xmlns:oel="http://schemas.microsoft.com/office/2019/extlst" xmlns:r="http://schemas.openxmlformats.org/officeDocument/2006/relationships" xmlns:m="http://schemas.openxmlformats.org/officeDocument/2006/math" xmlns:v="urn:schemas-microsoft-com:vml" xmlns:wp14="http://schemas.microsoft.com/office/word/2010/wordprocessingDrawing" xmlns:wp="http://schemas.openxmlformats.org/drawingml/2006/wordprocessingDrawing" xmlns:w10="urn:schemas-microsoft-com:office:word" xmlns:w="http://schemas.openxmlformats.org/wordprocessingml/2006/main" xmlns:w14="http://schemas.microsoft.com/office/word/2010/wordml" xmlns:w15="http://schemas.microsoft.com/office/word/2012/wordml" xmlns:w16cex="http://schemas.microsoft.com/office/word/2018/wordml/cex" xmlns:w16cid="http://schemas.microsoft.com/office/word/2016/wordml/cid" xmlns:w16="http://schemas.microsoft.com/office/word/2018/wordml" xmlns:w16du="http://schemas.microsoft.com/office/word/2023/wordml/word16du" xmlns:w16sdtdh="http://schemas.microsoft.com/office/word/2020/wordml/sdtdatahash" xmlns:w16sdtfl="http://schemas.microsoft.com/office/word/2024/wordml/sdtformatlock" xmlns:w16se="http://schemas.microsoft.com/office/word/2015/wordml/symex" xmlns:wpg="http://schemas.microsoft.com/office/word/2010/wordprocessingGroup" xmlns:wpi="http://schemas.microsoft.com/office/word/2010/wordprocessingInk" xmlns:wne="http://schemas.microsoft.com/office/word/2006/wordml" xmlns:wps="http://schemas.microsoft.com/office/word/2010/wordprocessingShape" mc:Ignorable="w14 w15 w16se w16cid w16 w16cex w16sdtdh w16sdtfl w16du wp14">
-  <w:sdt>
-    <w:sdtPr>
-      <w:rPr>
-        <w:rStyle w:val="PageNumber"/>
-      </w:rPr>
-      <w:id w:val="-1236924474"/>
-      <w:docPartObj>
-        <w:docPartGallery w:val="Page Numbers (Bottom of Page)"/>
-        <w:docPartUnique/>
-      </w:docPartObj>
-    </w:sdtPr>
-    <w:sdtEndPr>
-      <w:rPr>
-        <w:rStyle w:val="PageNumber"/>
-      </w:rPr>
-    </w:sdtEndPr>
-    <w:sdtContent>
-      <w:p>
-        <w:pPr>
-          <w:pStyle w:val="Footer"/>
-          <w:framePr w:wrap="none" w:vAnchor="text" w:hAnchor="margin" w:xAlign="right" w:y="1"/>
-          <w:rPr>
-            <w:rStyle w:val="PageNumber"/>
-          </w:rPr>
-        </w:pPr>
-        <w:r>
-          <w:rPr>
-            <w:rStyle w:val="PageNumber"/>
-          </w:rPr>
-          <w:fldChar w:fldCharType="begin"/>
-        </w:r>
-        <w:r>
-          <w:rPr>
-            <w:rStyle w:val="PageNumber"/>
-          </w:rPr>
-          <w:instrText xml:space="preserve"> PAGE </w:instrText>
-        </w:r>
-        <w:r>
-          <w:rPr>
-            <w:rStyle w:val="PageNumber"/>
-          </w:rPr>
-          <w:fldChar w:fldCharType="separate"/>
-        </w:r>
-        <w:r>
-          <w:rPr>
-            <w:rStyle w:val="PageNumber"/>
-            <w:noProof/>
-          </w:rPr>
-          <w:t>4</w:t>
-        </w:r>
-        <w:r>
-          <w:rPr>
-            <w:rStyle w:val="PageNumber"/>
-          </w:rPr>
-          <w:fldChar w:fldCharType="end"/>
-        </w:r>
-      </w:p>
-    </w:sdtContent>
-  </w:sdt>
   <w:tbl>
     <w:tblPr>
       <w:tblW w:w="0" w:type="auto"/>
@@ -17691,6 +20059,132 @@
   <w:p>
     <w:pPr>
       <w:pStyle w:val="Footer"/>
+    </w:pPr>
+  </w:p>
+</w:ftr>
+</file>
+
+<file path=word/footer3.xml><?xml version="1.0" encoding="utf-8"?>
+<w:ftr xmlns:wpc="http://schemas.microsoft.com/office/word/2010/wordprocessingCanvas" xmlns:cx="http://schemas.microsoft.com/office/drawing/2014/chartex" xmlns:cx1="http://schemas.microsoft.com/office/drawing/2015/9/8/chartex" xmlns:cx2="http://schemas.microsoft.com/office/drawing/2015/10/21/chartex" xmlns:cx3="http://schemas.microsoft.com/office/drawing/2016/5/9/chartex" xmlns:cx4="http://schemas.microsoft.com/office/drawing/2016/5/10/chartex" xmlns:cx5="http://schemas.microsoft.com/office/drawing/2016/5/11/chartex" xmlns:cx6="http://schemas.microsoft.com/office/drawing/2016/5/12/chartex" xmlns:cx7="http://schemas.microsoft.com/office/drawing/2016/5/13/chartex" xmlns:cx8="http://schemas.microsoft.com/office/drawing/2016/5/14/chartex" xmlns:mc="http://schemas.openxmlformats.org/markup-compatibility/2006" xmlns:aink="http://schemas.microsoft.com/office/drawing/2016/ink" xmlns:am3d="http://schemas.microsoft.com/office/drawing/2017/model3d" xmlns:o="urn:schemas-microsoft-com:office:office" xmlns:oel="http://schemas.microsoft.com/office/2019/extlst" xmlns:r="http://schemas.openxmlformats.org/officeDocument/2006/relationships" xmlns:m="http://schemas.openxmlformats.org/officeDocument/2006/math" xmlns:v="urn:schemas-microsoft-com:vml" xmlns:wp14="http://schemas.microsoft.com/office/word/2010/wordprocessingDrawing" xmlns:wp="http://schemas.openxmlformats.org/drawingml/2006/wordprocessingDrawing" xmlns:w10="urn:schemas-microsoft-com:office:word" xmlns:w="http://schemas.openxmlformats.org/wordprocessingml/2006/main" xmlns:w14="http://schemas.microsoft.com/office/word/2010/wordml" xmlns:w15="http://schemas.microsoft.com/office/word/2012/wordml" xmlns:w16cex="http://schemas.microsoft.com/office/word/2018/wordml/cex" xmlns:w16cid="http://schemas.microsoft.com/office/word/2016/wordml/cid" xmlns:w16="http://schemas.microsoft.com/office/word/2018/wordml" xmlns:w16du="http://schemas.microsoft.com/office/word/2023/wordml/word16du" xmlns:w16sdtdh="http://schemas.microsoft.com/office/word/2020/wordml/sdtdatahash" xmlns:w16sdtfl="http://schemas.microsoft.com/office/word/2024/wordml/sdtformatlock" xmlns:w16se="http://schemas.microsoft.com/office/word/2015/wordml/symex" xmlns:wpg="http://schemas.microsoft.com/office/word/2010/wordprocessingGroup" xmlns:wpi="http://schemas.microsoft.com/office/word/2010/wordprocessingInk" xmlns:wne="http://schemas.microsoft.com/office/word/2006/wordml" xmlns:wps="http://schemas.microsoft.com/office/word/2010/wordprocessingShape" mc:Ignorable="w14 w15 w16se w16cid w16 w16cex w16sdtdh w16sdtfl w16du wp14">
+  <w:tbl>
+    <w:tblPr>
+      <w:tblW w:w="0" w:type="auto"/>
+      <w:tblLayout w:type="fixed"/>
+      <w:tblLook w:val="06A0" w:firstRow="1" w:lastRow="0" w:firstColumn="1" w:lastColumn="0" w:noHBand="1" w:noVBand="1"/>
+    </w:tblPr>
+    <w:tblGrid>
+      <w:gridCol w:w="2945"/>
+      <w:gridCol w:w="2945"/>
+      <w:gridCol w:w="2945"/>
+    </w:tblGrid>
+    <w:tr>
+      <w:trPr>
+        <w:trHeight w:val="300"/>
+      </w:trPr>
+      <w:tc>
+        <w:tcPr>
+          <w:tcW w:w="2945" w:type="dxa"/>
+        </w:tcPr>
+        <w:p>
+          <w:pPr>
+            <w:pStyle w:val="Header"/>
+            <w:ind w:left="-115" w:right="360"/>
+          </w:pPr>
+        </w:p>
+      </w:tc>
+      <w:tc>
+        <w:tcPr>
+          <w:tcW w:w="2945" w:type="dxa"/>
+        </w:tcPr>
+        <w:p>
+          <w:pPr>
+            <w:pStyle w:val="Header"/>
+            <w:jc w:val="center"/>
+          </w:pPr>
+        </w:p>
+      </w:tc>
+      <w:tc>
+        <w:tcPr>
+          <w:tcW w:w="2945" w:type="dxa"/>
+        </w:tcPr>
+        <w:p>
+          <w:pPr>
+            <w:pStyle w:val="Header"/>
+            <w:ind w:right="-115"/>
+            <w:jc w:val="right"/>
+          </w:pPr>
+        </w:p>
+      </w:tc>
+    </w:tr>
+  </w:tbl>
+  <w:p>
+    <w:pPr>
+      <w:pStyle w:val="Footer"/>
+    </w:pPr>
+  </w:p>
+</w:ftr>
+</file>
+
+<file path=word/footer4.xml><?xml version="1.0" encoding="utf-8"?>
+<w:ftr xmlns:wpc="http://schemas.microsoft.com/office/word/2010/wordprocessingCanvas" xmlns:cx="http://schemas.microsoft.com/office/drawing/2014/chartex" xmlns:cx1="http://schemas.microsoft.com/office/drawing/2015/9/8/chartex" xmlns:cx2="http://schemas.microsoft.com/office/drawing/2015/10/21/chartex" xmlns:cx3="http://schemas.microsoft.com/office/drawing/2016/5/9/chartex" xmlns:cx4="http://schemas.microsoft.com/office/drawing/2016/5/10/chartex" xmlns:cx5="http://schemas.microsoft.com/office/drawing/2016/5/11/chartex" xmlns:cx6="http://schemas.microsoft.com/office/drawing/2016/5/12/chartex" xmlns:cx7="http://schemas.microsoft.com/office/drawing/2016/5/13/chartex" xmlns:cx8="http://schemas.microsoft.com/office/drawing/2016/5/14/chartex" xmlns:mc="http://schemas.openxmlformats.org/markup-compatibility/2006" xmlns:aink="http://schemas.microsoft.com/office/drawing/2016/ink" xmlns:am3d="http://schemas.microsoft.com/office/drawing/2017/model3d" xmlns:o="urn:schemas-microsoft-com:office:office" xmlns:oel="http://schemas.microsoft.com/office/2019/extlst" xmlns:r="http://schemas.openxmlformats.org/officeDocument/2006/relationships" xmlns:m="http://schemas.openxmlformats.org/officeDocument/2006/math" xmlns:v="urn:schemas-microsoft-com:vml" xmlns:wp14="http://schemas.microsoft.com/office/word/2010/wordprocessingDrawing" xmlns:wp="http://schemas.openxmlformats.org/drawingml/2006/wordprocessingDrawing" xmlns:w10="urn:schemas-microsoft-com:office:word" xmlns:w="http://schemas.openxmlformats.org/wordprocessingml/2006/main" xmlns:w14="http://schemas.microsoft.com/office/word/2010/wordml" xmlns:w15="http://schemas.microsoft.com/office/word/2012/wordml" xmlns:w16cex="http://schemas.microsoft.com/office/word/2018/wordml/cex" xmlns:w16cid="http://schemas.microsoft.com/office/word/2016/wordml/cid" xmlns:w16="http://schemas.microsoft.com/office/word/2018/wordml" xmlns:w16du="http://schemas.microsoft.com/office/word/2023/wordml/word16du" xmlns:w16sdtdh="http://schemas.microsoft.com/office/word/2020/wordml/sdtdatahash" xmlns:w16sdtfl="http://schemas.microsoft.com/office/word/2024/wordml/sdtformatlock" xmlns:w16se="http://schemas.microsoft.com/office/word/2015/wordml/symex" xmlns:wpg="http://schemas.microsoft.com/office/word/2010/wordprocessingGroup" xmlns:wpi="http://schemas.microsoft.com/office/word/2010/wordprocessingInk" xmlns:wne="http://schemas.microsoft.com/office/word/2006/wordml" xmlns:wps="http://schemas.microsoft.com/office/word/2010/wordprocessingShape" mc:Ignorable="w14 w15 w16se w16cid w16 w16cex w16sdtdh w16sdtfl w16du wp14">
+  <w:sdt>
+    <w:sdtPr>
+      <w:rPr>
+        <w:rStyle w:val="PageNumber"/>
+      </w:rPr>
+      <w:id w:val="1409733244"/>
+      <w:docPartObj>
+        <w:docPartGallery w:val="Page Numbers (Bottom of Page)"/>
+        <w:docPartUnique/>
+      </w:docPartObj>
+    </w:sdtPr>
+    <w:sdtContent>
+      <w:p>
+        <w:pPr>
+          <w:pStyle w:val="Footer"/>
+          <w:framePr w:wrap="none" w:vAnchor="text" w:hAnchor="margin" w:xAlign="right" w:y="1"/>
+          <w:rPr>
+            <w:rStyle w:val="PageNumber"/>
+          </w:rPr>
+        </w:pPr>
+        <w:r>
+          <w:rPr>
+            <w:rStyle w:val="PageNumber"/>
+          </w:rPr>
+          <w:fldChar w:fldCharType="begin"/>
+        </w:r>
+        <w:r>
+          <w:rPr>
+            <w:rStyle w:val="PageNumber"/>
+          </w:rPr>
+          <w:instrText xml:space="preserve"> PAGE </w:instrText>
+        </w:r>
+        <w:r>
+          <w:rPr>
+            <w:rStyle w:val="PageNumber"/>
+          </w:rPr>
+          <w:fldChar w:fldCharType="separate"/>
+        </w:r>
+        <w:r>
+          <w:rPr>
+            <w:rStyle w:val="PageNumber"/>
+            <w:noProof/>
+          </w:rPr>
+          <w:t>1</w:t>
+        </w:r>
+        <w:r>
+          <w:rPr>
+            <w:rStyle w:val="PageNumber"/>
+          </w:rPr>
+          <w:fldChar w:fldCharType="end"/>
+        </w:r>
+      </w:p>
+    </w:sdtContent>
+  </w:sdt>
+  <w:p>
+    <w:pPr>
+      <w:pStyle w:val="Footer"/>
+      <w:ind w:right="360"/>
     </w:pPr>
   </w:p>
 </w:ftr>
@@ -17859,65 +20353,79 @@
 
 <file path=word/header3.xml><?xml version="1.0" encoding="utf-8"?>
 <w:hdr xmlns:wpc="http://schemas.microsoft.com/office/word/2010/wordprocessingCanvas" xmlns:cx="http://schemas.microsoft.com/office/drawing/2014/chartex" xmlns:cx1="http://schemas.microsoft.com/office/drawing/2015/9/8/chartex" xmlns:cx2="http://schemas.microsoft.com/office/drawing/2015/10/21/chartex" xmlns:cx3="http://schemas.microsoft.com/office/drawing/2016/5/9/chartex" xmlns:cx4="http://schemas.microsoft.com/office/drawing/2016/5/10/chartex" xmlns:cx5="http://schemas.microsoft.com/office/drawing/2016/5/11/chartex" xmlns:cx6="http://schemas.microsoft.com/office/drawing/2016/5/12/chartex" xmlns:cx7="http://schemas.microsoft.com/office/drawing/2016/5/13/chartex" xmlns:cx8="http://schemas.microsoft.com/office/drawing/2016/5/14/chartex" xmlns:mc="http://schemas.openxmlformats.org/markup-compatibility/2006" xmlns:aink="http://schemas.microsoft.com/office/drawing/2016/ink" xmlns:am3d="http://schemas.microsoft.com/office/drawing/2017/model3d" xmlns:o="urn:schemas-microsoft-com:office:office" xmlns:oel="http://schemas.microsoft.com/office/2019/extlst" xmlns:r="http://schemas.openxmlformats.org/officeDocument/2006/relationships" xmlns:m="http://schemas.openxmlformats.org/officeDocument/2006/math" xmlns:v="urn:schemas-microsoft-com:vml" xmlns:wp14="http://schemas.microsoft.com/office/word/2010/wordprocessingDrawing" xmlns:wp="http://schemas.openxmlformats.org/drawingml/2006/wordprocessingDrawing" xmlns:w10="urn:schemas-microsoft-com:office:word" xmlns:w="http://schemas.openxmlformats.org/wordprocessingml/2006/main" xmlns:w14="http://schemas.microsoft.com/office/word/2010/wordml" xmlns:w15="http://schemas.microsoft.com/office/word/2012/wordml" xmlns:w16cex="http://schemas.microsoft.com/office/word/2018/wordml/cex" xmlns:w16cid="http://schemas.microsoft.com/office/word/2016/wordml/cid" xmlns:w16="http://schemas.microsoft.com/office/word/2018/wordml" xmlns:w16du="http://schemas.microsoft.com/office/word/2023/wordml/word16du" xmlns:w16sdtdh="http://schemas.microsoft.com/office/word/2020/wordml/sdtdatahash" xmlns:w16sdtfl="http://schemas.microsoft.com/office/word/2024/wordml/sdtformatlock" xmlns:w16se="http://schemas.microsoft.com/office/word/2015/wordml/symex" xmlns:wpg="http://schemas.microsoft.com/office/word/2010/wordprocessingGroup" xmlns:wpi="http://schemas.microsoft.com/office/word/2010/wordprocessingInk" xmlns:wne="http://schemas.microsoft.com/office/word/2006/wordml" xmlns:wps="http://schemas.microsoft.com/office/word/2010/wordprocessingShape" mc:Ignorable="w14 w15 w16se w16cid w16 w16cex w16sdtdh w16sdtfl w16du wp14">
-  <w:sdt>
-    <w:sdtPr>
-      <w:rPr>
-        <w:rStyle w:val="PageNumber"/>
-      </w:rPr>
-      <w:id w:val="667065726"/>
-      <w:docPartObj>
-        <w:docPartGallery w:val="Page Numbers (Top of Page)"/>
-        <w:docPartUnique/>
-      </w:docPartObj>
-    </w:sdtPr>
-    <w:sdtEndPr>
-      <w:rPr>
-        <w:rStyle w:val="PageNumber"/>
-      </w:rPr>
-    </w:sdtEndPr>
-    <w:sdtContent>
-      <w:p>
-        <w:pPr>
-          <w:pStyle w:val="Header"/>
-          <w:framePr w:wrap="none" w:vAnchor="text" w:hAnchor="margin" w:xAlign="right" w:y="1"/>
-          <w:rPr>
-            <w:rStyle w:val="PageNumber"/>
-          </w:rPr>
-        </w:pPr>
-        <w:r>
-          <w:rPr>
-            <w:rStyle w:val="PageNumber"/>
-          </w:rPr>
-          <w:fldChar w:fldCharType="begin"/>
-        </w:r>
-        <w:r>
-          <w:rPr>
-            <w:rStyle w:val="PageNumber"/>
-          </w:rPr>
-          <w:instrText xml:space="preserve"> PAGE </w:instrText>
-        </w:r>
-        <w:r>
-          <w:rPr>
-            <w:rStyle w:val="PageNumber"/>
-          </w:rPr>
-          <w:fldChar w:fldCharType="separate"/>
-        </w:r>
-        <w:r>
-          <w:rPr>
-            <w:rStyle w:val="PageNumber"/>
-            <w:noProof/>
-          </w:rPr>
-          <w:t>4</w:t>
-        </w:r>
-        <w:r>
-          <w:rPr>
-            <w:rStyle w:val="PageNumber"/>
-          </w:rPr>
-          <w:fldChar w:fldCharType="end"/>
-        </w:r>
-      </w:p>
-    </w:sdtContent>
-  </w:sdt>
+  <w:tbl>
+    <w:tblPr>
+      <w:tblW w:w="0" w:type="auto"/>
+      <w:tblLayout w:type="fixed"/>
+      <w:tblLook w:val="06A0" w:firstRow="1" w:lastRow="0" w:firstColumn="1" w:lastColumn="0" w:noHBand="1" w:noVBand="1"/>
+    </w:tblPr>
+    <w:tblGrid>
+      <w:gridCol w:w="2945"/>
+      <w:gridCol w:w="2945"/>
+      <w:gridCol w:w="2945"/>
+    </w:tblGrid>
+    <w:tr>
+      <w:trPr>
+        <w:trHeight w:val="300"/>
+      </w:trPr>
+      <w:tc>
+        <w:tcPr>
+          <w:tcW w:w="2945" w:type="dxa"/>
+        </w:tcPr>
+        <w:p>
+          <w:pPr>
+            <w:pStyle w:val="Header"/>
+            <w:ind w:left="-115"/>
+          </w:pPr>
+        </w:p>
+      </w:tc>
+      <w:tc>
+        <w:tcPr>
+          <w:tcW w:w="2945" w:type="dxa"/>
+        </w:tcPr>
+        <w:p>
+          <w:pPr>
+            <w:pStyle w:val="Header"/>
+            <w:jc w:val="center"/>
+          </w:pPr>
+        </w:p>
+      </w:tc>
+      <w:tc>
+        <w:tcPr>
+          <w:tcW w:w="2945" w:type="dxa"/>
+        </w:tcPr>
+        <w:p>
+          <w:pPr>
+            <w:pStyle w:val="Header"/>
+            <w:ind w:right="-115"/>
+            <w:jc w:val="right"/>
+          </w:pPr>
+          <w:r>
+            <w:fldChar w:fldCharType="begin"/>
+          </w:r>
+          <w:r>
+            <w:instrText xml:space="preserve"> INCLUDEPICTURE "https://www.rockymountainbride.com/wp-content/uploads/2021/12/diamond_logo_smaller_1.jpg" \* MERGEFORMATINET </w:instrText>
+          </w:r>
+          <w:r>
+            <w:fldChar w:fldCharType="separate"/>
+          </w:r>
+          <w:r>
+            <w:fldChar w:fldCharType="end"/>
+          </w:r>
+        </w:p>
+      </w:tc>
+    </w:tr>
+  </w:tbl>
+  <w:p>
+    <w:pPr>
+      <w:pStyle w:val="Header"/>
+    </w:pPr>
+  </w:p>
+</w:hdr>
+</file>
+
+<file path=word/header4.xml><?xml version="1.0" encoding="utf-8"?>
+<w:hdr xmlns:wpc="http://schemas.microsoft.com/office/word/2010/wordprocessingCanvas" xmlns:cx="http://schemas.microsoft.com/office/drawing/2014/chartex" xmlns:cx1="http://schemas.microsoft.com/office/drawing/2015/9/8/chartex" xmlns:cx2="http://schemas.microsoft.com/office/drawing/2015/10/21/chartex" xmlns:cx3="http://schemas.microsoft.com/office/drawing/2016/5/9/chartex" xmlns:cx4="http://schemas.microsoft.com/office/drawing/2016/5/10/chartex" xmlns:cx5="http://schemas.microsoft.com/office/drawing/2016/5/11/chartex" xmlns:cx6="http://schemas.microsoft.com/office/drawing/2016/5/12/chartex" xmlns:cx7="http://schemas.microsoft.com/office/drawing/2016/5/13/chartex" xmlns:cx8="http://schemas.microsoft.com/office/drawing/2016/5/14/chartex" xmlns:mc="http://schemas.openxmlformats.org/markup-compatibility/2006" xmlns:aink="http://schemas.microsoft.com/office/drawing/2016/ink" xmlns:am3d="http://schemas.microsoft.com/office/drawing/2017/model3d" xmlns:o="urn:schemas-microsoft-com:office:office" xmlns:oel="http://schemas.microsoft.com/office/2019/extlst" xmlns:r="http://schemas.openxmlformats.org/officeDocument/2006/relationships" xmlns:m="http://schemas.openxmlformats.org/officeDocument/2006/math" xmlns:v="urn:schemas-microsoft-com:vml" xmlns:wp14="http://schemas.microsoft.com/office/word/2010/wordprocessingDrawing" xmlns:wp="http://schemas.openxmlformats.org/drawingml/2006/wordprocessingDrawing" xmlns:w10="urn:schemas-microsoft-com:office:word" xmlns:w="http://schemas.openxmlformats.org/wordprocessingml/2006/main" xmlns:w14="http://schemas.microsoft.com/office/word/2010/wordml" xmlns:w15="http://schemas.microsoft.com/office/word/2012/wordml" xmlns:w16cex="http://schemas.microsoft.com/office/word/2018/wordml/cex" xmlns:w16cid="http://schemas.microsoft.com/office/word/2016/wordml/cid" xmlns:w16="http://schemas.microsoft.com/office/word/2018/wordml" xmlns:w16du="http://schemas.microsoft.com/office/word/2023/wordml/word16du" xmlns:w16sdtdh="http://schemas.microsoft.com/office/word/2020/wordml/sdtdatahash" xmlns:w16sdtfl="http://schemas.microsoft.com/office/word/2024/wordml/sdtformatlock" xmlns:w16se="http://schemas.microsoft.com/office/word/2015/wordml/symex" xmlns:wpg="http://schemas.microsoft.com/office/word/2010/wordprocessingGroup" xmlns:wpi="http://schemas.microsoft.com/office/word/2010/wordprocessingInk" xmlns:wne="http://schemas.microsoft.com/office/word/2006/wordml" xmlns:wps="http://schemas.microsoft.com/office/word/2010/wordprocessingShape" mc:Ignorable="w14 w15 w16se w16cid w16 w16cex w16sdtdh w16sdtfl w16du wp14">
   <w:tbl>
     <w:tblPr>
       <w:tblW w:w="0" w:type="auto"/>
@@ -21901,6 +24409,7 @@
   <w:style w:type="paragraph" w:styleId="Header">
     <w:name w:val="header"/>
     <w:basedOn w:val="Normal"/>
+    <w:link w:val="HeaderChar"/>
     <w:uiPriority w:val="99"/>
     <w:unhideWhenUsed/>
     <w:rsid w:val="5A95EEE2"/>
@@ -21915,6 +24424,7 @@
   <w:style w:type="paragraph" w:styleId="Footer">
     <w:name w:val="footer"/>
     <w:basedOn w:val="Normal"/>
+    <w:link w:val="FooterChar"/>
     <w:uiPriority w:val="99"/>
     <w:unhideWhenUsed/>
     <w:rsid w:val="5A95EEE2"/>
@@ -22452,6 +24962,462 @@
       <w:iCs/>
     </w:rPr>
   </w:style>
+  <w:style w:type="table" w:styleId="ListTable5Dark-Accent3">
+    <w:name w:val="List Table 5 Dark Accent 3"/>
+    <w:basedOn w:val="TableNormal"/>
+    <w:uiPriority w:val="50"/>
+    <w:rsid w:val="00522279"/>
+    <w:pPr>
+      <w:spacing w:after="0" w:line="240" w:lineRule="auto"/>
+    </w:pPr>
+    <w:rPr>
+      <w:color w:val="FFFFFF" w:themeColor="background1"/>
+    </w:rPr>
+    <w:tblPr>
+      <w:tblStyleRowBandSize w:val="1"/>
+      <w:tblStyleColBandSize w:val="1"/>
+      <w:tblBorders>
+        <w:top w:val="single" w:sz="24" w:space="0" w:color="A5A5A5" w:themeColor="accent3"/>
+        <w:left w:val="single" w:sz="24" w:space="0" w:color="A5A5A5" w:themeColor="accent3"/>
+        <w:bottom w:val="single" w:sz="24" w:space="0" w:color="A5A5A5" w:themeColor="accent3"/>
+        <w:right w:val="single" w:sz="24" w:space="0" w:color="A5A5A5" w:themeColor="accent3"/>
+      </w:tblBorders>
+    </w:tblPr>
+    <w:tcPr>
+      <w:shd w:val="clear" w:color="auto" w:fill="A5A5A5" w:themeFill="accent3"/>
+    </w:tcPr>
+    <w:tblStylePr w:type="firstRow">
+      <w:rPr>
+        <w:b/>
+        <w:bCs/>
+      </w:rPr>
+      <w:tblPr/>
+      <w:tcPr>
+        <w:tcBorders>
+          <w:bottom w:val="single" w:sz="18" w:space="0" w:color="FFFFFF" w:themeColor="background1"/>
+        </w:tcBorders>
+      </w:tcPr>
+    </w:tblStylePr>
+    <w:tblStylePr w:type="lastRow">
+      <w:rPr>
+        <w:b/>
+        <w:bCs/>
+      </w:rPr>
+      <w:tblPr/>
+      <w:tcPr>
+        <w:tcBorders>
+          <w:top w:val="single" w:sz="4" w:space="0" w:color="FFFFFF" w:themeColor="background1"/>
+        </w:tcBorders>
+      </w:tcPr>
+    </w:tblStylePr>
+    <w:tblStylePr w:type="firstCol">
+      <w:rPr>
+        <w:b/>
+        <w:bCs/>
+      </w:rPr>
+      <w:tblPr/>
+      <w:tcPr>
+        <w:tcBorders>
+          <w:right w:val="single" w:sz="4" w:space="0" w:color="FFFFFF" w:themeColor="background1"/>
+        </w:tcBorders>
+      </w:tcPr>
+    </w:tblStylePr>
+    <w:tblStylePr w:type="lastCol">
+      <w:rPr>
+        <w:b/>
+        <w:bCs/>
+      </w:rPr>
+      <w:tblPr/>
+      <w:tcPr>
+        <w:tcBorders>
+          <w:left w:val="single" w:sz="4" w:space="0" w:color="FFFFFF" w:themeColor="background1"/>
+        </w:tcBorders>
+      </w:tcPr>
+    </w:tblStylePr>
+    <w:tblStylePr w:type="band1Vert">
+      <w:tblPr/>
+      <w:tcPr>
+        <w:tcBorders>
+          <w:left w:val="single" w:sz="4" w:space="0" w:color="FFFFFF" w:themeColor="background1"/>
+          <w:right w:val="single" w:sz="4" w:space="0" w:color="FFFFFF" w:themeColor="background1"/>
+        </w:tcBorders>
+      </w:tcPr>
+    </w:tblStylePr>
+    <w:tblStylePr w:type="band2Vert">
+      <w:tblPr/>
+      <w:tcPr>
+        <w:tcBorders>
+          <w:left w:val="single" w:sz="4" w:space="0" w:color="FFFFFF" w:themeColor="background1"/>
+          <w:right w:val="single" w:sz="4" w:space="0" w:color="FFFFFF" w:themeColor="background1"/>
+        </w:tcBorders>
+      </w:tcPr>
+    </w:tblStylePr>
+    <w:tblStylePr w:type="band1Horz">
+      <w:tblPr/>
+      <w:tcPr>
+        <w:tcBorders>
+          <w:top w:val="single" w:sz="4" w:space="0" w:color="FFFFFF" w:themeColor="background1"/>
+          <w:bottom w:val="single" w:sz="4" w:space="0" w:color="FFFFFF" w:themeColor="background1"/>
+        </w:tcBorders>
+      </w:tcPr>
+    </w:tblStylePr>
+    <w:tblStylePr w:type="neCell">
+      <w:tblPr/>
+      <w:tcPr>
+        <w:tcBorders>
+          <w:left w:val="nil"/>
+        </w:tcBorders>
+      </w:tcPr>
+    </w:tblStylePr>
+    <w:tblStylePr w:type="nwCell">
+      <w:tblPr/>
+      <w:tcPr>
+        <w:tcBorders>
+          <w:right w:val="nil"/>
+        </w:tcBorders>
+      </w:tcPr>
+    </w:tblStylePr>
+    <w:tblStylePr w:type="seCell">
+      <w:tblPr/>
+      <w:tcPr>
+        <w:tcBorders>
+          <w:top w:val="nil"/>
+          <w:left w:val="nil"/>
+        </w:tcBorders>
+      </w:tcPr>
+    </w:tblStylePr>
+    <w:tblStylePr w:type="swCell">
+      <w:tblPr/>
+      <w:tcPr>
+        <w:tcBorders>
+          <w:top w:val="nil"/>
+          <w:right w:val="nil"/>
+        </w:tcBorders>
+      </w:tcPr>
+    </w:tblStylePr>
+  </w:style>
+  <w:style w:type="table" w:styleId="GridTable5Dark">
+    <w:name w:val="Grid Table 5 Dark"/>
+    <w:basedOn w:val="TableNormal"/>
+    <w:uiPriority w:val="50"/>
+    <w:rsid w:val="00522279"/>
+    <w:pPr>
+      <w:spacing w:after="0" w:line="240" w:lineRule="auto"/>
+    </w:pPr>
+    <w:tblPr>
+      <w:tblStyleRowBandSize w:val="1"/>
+      <w:tblStyleColBandSize w:val="1"/>
+      <w:tblBorders>
+        <w:top w:val="single" w:sz="4" w:space="0" w:color="FFFFFF" w:themeColor="background1"/>
+        <w:left w:val="single" w:sz="4" w:space="0" w:color="FFFFFF" w:themeColor="background1"/>
+        <w:bottom w:val="single" w:sz="4" w:space="0" w:color="FFFFFF" w:themeColor="background1"/>
+        <w:right w:val="single" w:sz="4" w:space="0" w:color="FFFFFF" w:themeColor="background1"/>
+        <w:insideH w:val="single" w:sz="4" w:space="0" w:color="FFFFFF" w:themeColor="background1"/>
+        <w:insideV w:val="single" w:sz="4" w:space="0" w:color="FFFFFF" w:themeColor="background1"/>
+      </w:tblBorders>
+    </w:tblPr>
+    <w:tcPr>
+      <w:shd w:val="clear" w:color="auto" w:fill="CCCCCC" w:themeFill="text1" w:themeFillTint="33"/>
+    </w:tcPr>
+    <w:tblStylePr w:type="firstRow">
+      <w:rPr>
+        <w:b/>
+        <w:bCs/>
+        <w:color w:val="FFFFFF" w:themeColor="background1"/>
+      </w:rPr>
+      <w:tblPr/>
+      <w:tcPr>
+        <w:tcBorders>
+          <w:top w:val="single" w:sz="4" w:space="0" w:color="FFFFFF" w:themeColor="background1"/>
+          <w:left w:val="single" w:sz="4" w:space="0" w:color="FFFFFF" w:themeColor="background1"/>
+          <w:right w:val="single" w:sz="4" w:space="0" w:color="FFFFFF" w:themeColor="background1"/>
+          <w:insideH w:val="nil"/>
+          <w:insideV w:val="nil"/>
+        </w:tcBorders>
+        <w:shd w:val="clear" w:color="auto" w:fill="000000" w:themeFill="text1"/>
+      </w:tcPr>
+    </w:tblStylePr>
+    <w:tblStylePr w:type="lastRow">
+      <w:rPr>
+        <w:b/>
+        <w:bCs/>
+        <w:color w:val="FFFFFF" w:themeColor="background1"/>
+      </w:rPr>
+      <w:tblPr/>
+      <w:tcPr>
+        <w:tcBorders>
+          <w:left w:val="single" w:sz="4" w:space="0" w:color="FFFFFF" w:themeColor="background1"/>
+          <w:bottom w:val="single" w:sz="4" w:space="0" w:color="FFFFFF" w:themeColor="background1"/>
+          <w:right w:val="single" w:sz="4" w:space="0" w:color="FFFFFF" w:themeColor="background1"/>
+          <w:insideH w:val="nil"/>
+          <w:insideV w:val="nil"/>
+        </w:tcBorders>
+        <w:shd w:val="clear" w:color="auto" w:fill="000000" w:themeFill="text1"/>
+      </w:tcPr>
+    </w:tblStylePr>
+    <w:tblStylePr w:type="firstCol">
+      <w:rPr>
+        <w:b/>
+        <w:bCs/>
+        <w:color w:val="FFFFFF" w:themeColor="background1"/>
+      </w:rPr>
+      <w:tblPr/>
+      <w:tcPr>
+        <w:tcBorders>
+          <w:top w:val="single" w:sz="4" w:space="0" w:color="FFFFFF" w:themeColor="background1"/>
+          <w:left w:val="single" w:sz="4" w:space="0" w:color="FFFFFF" w:themeColor="background1"/>
+          <w:bottom w:val="single" w:sz="4" w:space="0" w:color="FFFFFF" w:themeColor="background1"/>
+          <w:insideV w:val="nil"/>
+        </w:tcBorders>
+        <w:shd w:val="clear" w:color="auto" w:fill="000000" w:themeFill="text1"/>
+      </w:tcPr>
+    </w:tblStylePr>
+    <w:tblStylePr w:type="lastCol">
+      <w:rPr>
+        <w:b/>
+        <w:bCs/>
+        <w:color w:val="FFFFFF" w:themeColor="background1"/>
+      </w:rPr>
+      <w:tblPr/>
+      <w:tcPr>
+        <w:tcBorders>
+          <w:top w:val="single" w:sz="4" w:space="0" w:color="FFFFFF" w:themeColor="background1"/>
+          <w:bottom w:val="single" w:sz="4" w:space="0" w:color="FFFFFF" w:themeColor="background1"/>
+          <w:right w:val="single" w:sz="4" w:space="0" w:color="FFFFFF" w:themeColor="background1"/>
+          <w:insideV w:val="nil"/>
+        </w:tcBorders>
+        <w:shd w:val="clear" w:color="auto" w:fill="000000" w:themeFill="text1"/>
+      </w:tcPr>
+    </w:tblStylePr>
+    <w:tblStylePr w:type="band1Vert">
+      <w:tblPr/>
+      <w:tcPr>
+        <w:shd w:val="clear" w:color="auto" w:fill="999999" w:themeFill="text1" w:themeFillTint="66"/>
+      </w:tcPr>
+    </w:tblStylePr>
+    <w:tblStylePr w:type="band1Horz">
+      <w:tblPr/>
+      <w:tcPr>
+        <w:shd w:val="clear" w:color="auto" w:fill="999999" w:themeFill="text1" w:themeFillTint="66"/>
+      </w:tcPr>
+    </w:tblStylePr>
+  </w:style>
+  <w:style w:type="table" w:styleId="GridTable5Dark-Accent1">
+    <w:name w:val="Grid Table 5 Dark Accent 1"/>
+    <w:basedOn w:val="TableNormal"/>
+    <w:uiPriority w:val="50"/>
+    <w:rsid w:val="00522279"/>
+    <w:pPr>
+      <w:spacing w:after="0" w:line="240" w:lineRule="auto"/>
+    </w:pPr>
+    <w:tblPr>
+      <w:tblStyleRowBandSize w:val="1"/>
+      <w:tblStyleColBandSize w:val="1"/>
+      <w:tblBorders>
+        <w:top w:val="single" w:sz="4" w:space="0" w:color="FFFFFF" w:themeColor="background1"/>
+        <w:left w:val="single" w:sz="4" w:space="0" w:color="FFFFFF" w:themeColor="background1"/>
+        <w:bottom w:val="single" w:sz="4" w:space="0" w:color="FFFFFF" w:themeColor="background1"/>
+        <w:right w:val="single" w:sz="4" w:space="0" w:color="FFFFFF" w:themeColor="background1"/>
+        <w:insideH w:val="single" w:sz="4" w:space="0" w:color="FFFFFF" w:themeColor="background1"/>
+        <w:insideV w:val="single" w:sz="4" w:space="0" w:color="FFFFFF" w:themeColor="background1"/>
+      </w:tblBorders>
+    </w:tblPr>
+    <w:tcPr>
+      <w:shd w:val="clear" w:color="auto" w:fill="DEEAF6" w:themeFill="accent1" w:themeFillTint="33"/>
+    </w:tcPr>
+    <w:tblStylePr w:type="firstRow">
+      <w:rPr>
+        <w:b/>
+        <w:bCs/>
+        <w:color w:val="FFFFFF" w:themeColor="background1"/>
+      </w:rPr>
+      <w:tblPr/>
+      <w:tcPr>
+        <w:tcBorders>
+          <w:top w:val="single" w:sz="4" w:space="0" w:color="FFFFFF" w:themeColor="background1"/>
+          <w:left w:val="single" w:sz="4" w:space="0" w:color="FFFFFF" w:themeColor="background1"/>
+          <w:right w:val="single" w:sz="4" w:space="0" w:color="FFFFFF" w:themeColor="background1"/>
+          <w:insideH w:val="nil"/>
+          <w:insideV w:val="nil"/>
+        </w:tcBorders>
+        <w:shd w:val="clear" w:color="auto" w:fill="5B9BD5" w:themeFill="accent1"/>
+      </w:tcPr>
+    </w:tblStylePr>
+    <w:tblStylePr w:type="lastRow">
+      <w:rPr>
+        <w:b/>
+        <w:bCs/>
+        <w:color w:val="FFFFFF" w:themeColor="background1"/>
+      </w:rPr>
+      <w:tblPr/>
+      <w:tcPr>
+        <w:tcBorders>
+          <w:left w:val="single" w:sz="4" w:space="0" w:color="FFFFFF" w:themeColor="background1"/>
+          <w:bottom w:val="single" w:sz="4" w:space="0" w:color="FFFFFF" w:themeColor="background1"/>
+          <w:right w:val="single" w:sz="4" w:space="0" w:color="FFFFFF" w:themeColor="background1"/>
+          <w:insideH w:val="nil"/>
+          <w:insideV w:val="nil"/>
+        </w:tcBorders>
+        <w:shd w:val="clear" w:color="auto" w:fill="5B9BD5" w:themeFill="accent1"/>
+      </w:tcPr>
+    </w:tblStylePr>
+    <w:tblStylePr w:type="firstCol">
+      <w:rPr>
+        <w:b/>
+        <w:bCs/>
+        <w:color w:val="FFFFFF" w:themeColor="background1"/>
+      </w:rPr>
+      <w:tblPr/>
+      <w:tcPr>
+        <w:tcBorders>
+          <w:top w:val="single" w:sz="4" w:space="0" w:color="FFFFFF" w:themeColor="background1"/>
+          <w:left w:val="single" w:sz="4" w:space="0" w:color="FFFFFF" w:themeColor="background1"/>
+          <w:bottom w:val="single" w:sz="4" w:space="0" w:color="FFFFFF" w:themeColor="background1"/>
+          <w:insideV w:val="nil"/>
+        </w:tcBorders>
+        <w:shd w:val="clear" w:color="auto" w:fill="5B9BD5" w:themeFill="accent1"/>
+      </w:tcPr>
+    </w:tblStylePr>
+    <w:tblStylePr w:type="lastCol">
+      <w:rPr>
+        <w:b/>
+        <w:bCs/>
+        <w:color w:val="FFFFFF" w:themeColor="background1"/>
+      </w:rPr>
+      <w:tblPr/>
+      <w:tcPr>
+        <w:tcBorders>
+          <w:top w:val="single" w:sz="4" w:space="0" w:color="FFFFFF" w:themeColor="background1"/>
+          <w:bottom w:val="single" w:sz="4" w:space="0" w:color="FFFFFF" w:themeColor="background1"/>
+          <w:right w:val="single" w:sz="4" w:space="0" w:color="FFFFFF" w:themeColor="background1"/>
+          <w:insideV w:val="nil"/>
+        </w:tcBorders>
+        <w:shd w:val="clear" w:color="auto" w:fill="5B9BD5" w:themeFill="accent1"/>
+      </w:tcPr>
+    </w:tblStylePr>
+    <w:tblStylePr w:type="band1Vert">
+      <w:tblPr/>
+      <w:tcPr>
+        <w:shd w:val="clear" w:color="auto" w:fill="BDD6EE" w:themeFill="accent1" w:themeFillTint="66"/>
+      </w:tcPr>
+    </w:tblStylePr>
+    <w:tblStylePr w:type="band1Horz">
+      <w:tblPr/>
+      <w:tcPr>
+        <w:shd w:val="clear" w:color="auto" w:fill="BDD6EE" w:themeFill="accent1" w:themeFillTint="66"/>
+      </w:tcPr>
+    </w:tblStylePr>
+  </w:style>
+  <w:style w:type="table" w:styleId="GridTable4-Accent1">
+    <w:name w:val="Grid Table 4 Accent 1"/>
+    <w:basedOn w:val="TableNormal"/>
+    <w:uiPriority w:val="49"/>
+    <w:rsid w:val="00522279"/>
+    <w:pPr>
+      <w:spacing w:after="0" w:line="240" w:lineRule="auto"/>
+    </w:pPr>
+    <w:tblPr>
+      <w:tblStyleRowBandSize w:val="1"/>
+      <w:tblStyleColBandSize w:val="1"/>
+      <w:tblBorders>
+        <w:top w:val="single" w:sz="4" w:space="0" w:color="9CC2E5" w:themeColor="accent1" w:themeTint="99"/>
+        <w:left w:val="single" w:sz="4" w:space="0" w:color="9CC2E5" w:themeColor="accent1" w:themeTint="99"/>
+        <w:bottom w:val="single" w:sz="4" w:space="0" w:color="9CC2E5" w:themeColor="accent1" w:themeTint="99"/>
+        <w:right w:val="single" w:sz="4" w:space="0" w:color="9CC2E5" w:themeColor="accent1" w:themeTint="99"/>
+        <w:insideH w:val="single" w:sz="4" w:space="0" w:color="9CC2E5" w:themeColor="accent1" w:themeTint="99"/>
+        <w:insideV w:val="single" w:sz="4" w:space="0" w:color="9CC2E5" w:themeColor="accent1" w:themeTint="99"/>
+      </w:tblBorders>
+    </w:tblPr>
+    <w:tblStylePr w:type="firstRow">
+      <w:rPr>
+        <w:b/>
+        <w:bCs/>
+        <w:color w:val="FFFFFF" w:themeColor="background1"/>
+      </w:rPr>
+      <w:tblPr/>
+      <w:tcPr>
+        <w:tcBorders>
+          <w:top w:val="single" w:sz="4" w:space="0" w:color="5B9BD5" w:themeColor="accent1"/>
+          <w:left w:val="single" w:sz="4" w:space="0" w:color="5B9BD5" w:themeColor="accent1"/>
+          <w:bottom w:val="single" w:sz="4" w:space="0" w:color="5B9BD5" w:themeColor="accent1"/>
+          <w:right w:val="single" w:sz="4" w:space="0" w:color="5B9BD5" w:themeColor="accent1"/>
+          <w:insideH w:val="nil"/>
+          <w:insideV w:val="nil"/>
+        </w:tcBorders>
+        <w:shd w:val="clear" w:color="auto" w:fill="5B9BD5" w:themeFill="accent1"/>
+      </w:tcPr>
+    </w:tblStylePr>
+    <w:tblStylePr w:type="lastRow">
+      <w:rPr>
+        <w:b/>
+        <w:bCs/>
+      </w:rPr>
+      <w:tblPr/>
+      <w:tcPr>
+        <w:tcBorders>
+          <w:top w:val="double" w:sz="4" w:space="0" w:color="5B9BD5" w:themeColor="accent1"/>
+        </w:tcBorders>
+      </w:tcPr>
+    </w:tblStylePr>
+    <w:tblStylePr w:type="firstCol">
+      <w:rPr>
+        <w:b/>
+        <w:bCs/>
+      </w:rPr>
+    </w:tblStylePr>
+    <w:tblStylePr w:type="lastCol">
+      <w:rPr>
+        <w:b/>
+        <w:bCs/>
+      </w:rPr>
+    </w:tblStylePr>
+    <w:tblStylePr w:type="band1Vert">
+      <w:tblPr/>
+      <w:tcPr>
+        <w:shd w:val="clear" w:color="auto" w:fill="DEEAF6" w:themeFill="accent1" w:themeFillTint="33"/>
+      </w:tcPr>
+    </w:tblStylePr>
+    <w:tblStylePr w:type="band1Horz">
+      <w:tblPr/>
+      <w:tcPr>
+        <w:shd w:val="clear" w:color="auto" w:fill="DEEAF6" w:themeFill="accent1" w:themeFillTint="33"/>
+      </w:tcPr>
+    </w:tblStylePr>
+  </w:style>
+  <w:style w:type="character" w:customStyle="1" w:styleId="HeaderChar">
+    <w:name w:val="Header Char"/>
+    <w:basedOn w:val="DefaultParagraphFont"/>
+    <w:link w:val="Header"/>
+    <w:uiPriority w:val="99"/>
+    <w:rsid w:val="00C96609"/>
+    <w:rPr>
+      <w:lang w:val="es-ES"/>
+    </w:rPr>
+  </w:style>
+  <w:style w:type="character" w:customStyle="1" w:styleId="FooterChar">
+    <w:name w:val="Footer Char"/>
+    <w:basedOn w:val="DefaultParagraphFont"/>
+    <w:link w:val="Footer"/>
+    <w:uiPriority w:val="99"/>
+    <w:rsid w:val="00040899"/>
+    <w:rPr>
+      <w:lang w:val="es-ES"/>
+    </w:rPr>
+  </w:style>
+  <w:style w:type="paragraph" w:styleId="NoSpacing">
+    <w:name w:val="No Spacing"/>
+    <w:uiPriority w:val="1"/>
+    <w:qFormat/>
+    <w:rsid w:val="00307906"/>
+    <w:pPr>
+      <w:spacing w:after="0" w:line="240" w:lineRule="auto"/>
+    </w:pPr>
+    <w:rPr>
+      <w:rFonts w:eastAsiaTheme="minorEastAsia"/>
+      <w:lang w:val="en-US" w:eastAsia="zh-CN"/>
+      <w14:ligatures w14:val="none"/>
+    </w:rPr>
+  </w:style>
 </w:styles>
 </file>
 
